--- a/latest/POL.docx
+++ b/latest/POL.docx
@@ -117,7 +117,7 @@
         <w:pStyle w:val="FirstParagraph"/>
       </w:pPr>
       <w:r>
-        <w:t xml:space="preserve">Not available yet</w:t>
+        <w:t xml:space="preserve">Not available, see previous versions of the document for its history.</w:t>
       </w:r>
     </w:p>
     <w:bookmarkEnd w:id="25"/>
@@ -151,7 +151,7 @@
         </w:numPr>
       </w:pPr>
       <w:r>
-        <w:t xml:space="preserve">Ake Rosenqvist, soloEO / Japan Aerospace Exploration Agency (JAXA), Japan</w:t>
+        <w:t xml:space="preserve">Ake Rosenqvist, soloEO / Japan Aerospace Exploration Agency, Japan</w:t>
       </w:r>
     </w:p>
     <w:p>
@@ -235,6 +235,18 @@
         </w:numPr>
       </w:pPr>
       <w:r>
+        <w:t xml:space="preserve">David Bekaert, Jet Propulsion Laboratory, USA</w:t>
+      </w:r>
+    </w:p>
+    <w:p>
+      <w:pPr>
+        <w:pStyle w:val="Compact"/>
+        <w:numPr>
+          <w:ilvl w:val="0"/>
+          <w:numId w:val="1001"/>
+        </w:numPr>
+      </w:pPr>
+      <w:r>
         <w:t xml:space="preserve">Virginia Brancato, Jet Propulsion Laboratory, USA</w:t>
       </w:r>
     </w:p>
@@ -271,6 +283,18 @@
         </w:numPr>
       </w:pPr>
       <w:r>
+        <w:t xml:space="preserve">Matt Garthwaite, CSIRO, Australia</w:t>
+      </w:r>
+    </w:p>
+    <w:p>
+      <w:pPr>
+        <w:pStyle w:val="Compact"/>
+        <w:numPr>
+          <w:ilvl w:val="0"/>
+          <w:numId w:val="1001"/>
+        </w:numPr>
+      </w:pPr>
+      <w:r>
         <w:t xml:space="preserve">Guillaume Hajduch, Collecte Localisation Satellites, France</w:t>
       </w:r>
     </w:p>
@@ -283,6 +307,18 @@
         </w:numPr>
       </w:pPr>
       <w:r>
+        <w:t xml:space="preserve">P.V. Jayasri, ISRO, India</w:t>
+      </w:r>
+    </w:p>
+    <w:p>
+      <w:pPr>
+        <w:pStyle w:val="Compact"/>
+        <w:numPr>
+          <w:ilvl w:val="0"/>
+          <w:numId w:val="1001"/>
+        </w:numPr>
+      </w:pPr>
+      <w:r>
         <w:t xml:space="preserve">Josef Kellndorfer, Earth Big Data, USA</w:t>
       </w:r>
     </w:p>
@@ -307,7 +343,7 @@
         </w:numPr>
       </w:pPr>
       <w:r>
-        <w:t xml:space="preserve">Adam Lewis, Geoscience Australia, Australia</w:t>
+        <w:t xml:space="preserve">Thomas Logan, Alaska Satellite Facility, USA</w:t>
       </w:r>
     </w:p>
     <w:p>
@@ -319,7 +355,7 @@
         </w:numPr>
       </w:pPr>
       <w:r>
-        <w:t xml:space="preserve">Thomas Logan, Alaska Satellite Facility, USA</w:t>
+        <w:t xml:space="preserve">Franz Meyer, Alaska Satellite Facility, USA</w:t>
       </w:r>
     </w:p>
     <w:p>
@@ -331,7 +367,7 @@
         </w:numPr>
       </w:pPr>
       <w:r>
-        <w:t xml:space="preserve">Franz Meyer, Alaska Satellite Facility, USA</w:t>
+        <w:t xml:space="preserve">Nuno Miranda, European Space Agency (ESA), Italy</w:t>
       </w:r>
     </w:p>
     <w:p>
@@ -343,7 +379,7 @@
         </w:numPr>
       </w:pPr>
       <w:r>
-        <w:t xml:space="preserve">Nuno Miranda, European Space Agency (ESA), Italy</w:t>
+        <w:t xml:space="preserve">Muriel Pinheiro, European Space Agency (ESA), Italy</w:t>
       </w:r>
     </w:p>
     <w:p>
@@ -355,7 +391,7 @@
         </w:numPr>
       </w:pPr>
       <w:r>
-        <w:t xml:space="preserve">Muriel Pinheiro, European Space Agency (ESA), Italy</w:t>
+        <w:t xml:space="preserve">Marko Repse, Sinergise, Slovenia</w:t>
       </w:r>
     </w:p>
     <w:p>
@@ -367,7 +403,7 @@
         </w:numPr>
       </w:pPr>
       <w:r>
-        <w:t xml:space="preserve">Marko Repse, Sinergise, Slovenia</w:t>
+        <w:t xml:space="preserve">HariPriya Sakethapuram, ISRO, India</w:t>
       </w:r>
     </w:p>
     <w:p>
@@ -379,7 +415,7 @@
         </w:numPr>
       </w:pPr>
       <w:r>
-        <w:t xml:space="preserve">HariPriya Sakethapuram, ISRO, India</w:t>
+        <w:t xml:space="preserve">Gustavo H. X. Shiroma, Jet Propulsion Laboratory, USA</w:t>
       </w:r>
     </w:p>
     <w:p>
@@ -403,7 +439,7 @@
         </w:numPr>
       </w:pPr>
       <w:r>
-        <w:t xml:space="preserve">Gustavo Shiroma, Jet Propulsion Laboratory, USA</w:t>
+        <w:t xml:space="preserve">Scott Staniewicz, Jet Propulsion Laboratory, USA</w:t>
       </w:r>
     </w:p>
     <w:p>
@@ -439,7 +475,7 @@
         </w:numPr>
       </w:pPr>
       <w:r>
-        <w:t xml:space="preserve">Antonio Valentino, RHEA for European Space Agency (ESA), Italy</w:t>
+        <w:t xml:space="preserve">Antonio Valentino, Starion for European Space Agency (ESA), Italy</w:t>
       </w:r>
     </w:p>
     <w:p>
@@ -464,6 +500,18 @@
       </w:pPr>
       <w:r>
         <w:t xml:space="preserve">Fang Yuan, Digital Earth Africa, Australia</w:t>
+      </w:r>
+    </w:p>
+    <w:p>
+      <w:pPr>
+        <w:pStyle w:val="Compact"/>
+        <w:numPr>
+          <w:ilvl w:val="0"/>
+          <w:numId w:val="1001"/>
+        </w:numPr>
+      </w:pPr>
+      <w:r>
+        <w:t xml:space="preserve">Francesco De Zan, Delta-Phi Remote Sensing GmbH, Germany</w:t>
       </w:r>
     </w:p>
     <w:p>
@@ -1494,7 +1542,7 @@
         <w:t xml:space="preserve">suitability of the dataset, and must meet the requirements listed below.</w:t>
       </w:r>
     </w:p>
-    <w:bookmarkStart w:id="35" w:name="sec:meta.metadata-traceability-sar"/>
+    <w:bookmarkStart w:id="35" w:name="sec:meta-trcsar"/>
     <w:p>
       <w:pPr>
         <w:pStyle w:val="berschrift4"/>
@@ -1526,7 +1574,7 @@
         <w:rPr>
           <w:rStyle w:val="VerbatimChar"/>
         </w:rPr>
-        <w:t xml:space="preserve">meta.metadata-traceability-sar</w:t>
+        <w:t xml:space="preserve">meta-trcsar</w:t>
       </w:r>
     </w:p>
     <w:bookmarkStart w:id="32" w:name="threshold-requirements"/>
@@ -1589,7 +1637,7 @@
       <w:r>
         <w:t xml:space="preserve">“</w:t>
       </w:r>
-      <w:hyperlink w:anchor="X96f5cf0495ba802547027bd915355aff9549cc2">
+      <w:hyperlink w:anchor="sec:rcm-rmasar">
         <w:r>
           <w:rPr>
             <w:rStyle w:val="Hyperlink"/>
@@ -1683,7 +1731,7 @@
     </w:p>
     <w:bookmarkEnd w:id="34"/>
     <w:bookmarkEnd w:id="35"/>
-    <w:bookmarkStart w:id="39" w:name="X395b65d2d68dbeeea9cb452c7d813188d36eeff"/>
+    <w:bookmarkStart w:id="39" w:name="sec:meta-mrdsar"/>
     <w:p>
       <w:pPr>
         <w:pStyle w:val="berschrift4"/>
@@ -1715,7 +1763,7 @@
         <w:rPr>
           <w:rStyle w:val="VerbatimChar"/>
         </w:rPr>
-        <w:t xml:space="preserve">meta.metadata-machine-readability-sar</w:t>
+        <w:t xml:space="preserve">meta-mrdsar</w:t>
       </w:r>
     </w:p>
     <w:bookmarkStart w:id="36" w:name="threshold-requirements-1"/>
@@ -1820,7 +1868,7 @@
     </w:p>
     <w:bookmarkEnd w:id="38"/>
     <w:bookmarkEnd w:id="39"/>
-    <w:bookmarkStart w:id="43" w:name="sec:meta.metadata-product-type-sar"/>
+    <w:bookmarkStart w:id="43" w:name="sec:meta-prdtyp"/>
     <w:p>
       <w:pPr>
         <w:pStyle w:val="berschrift4"/>
@@ -1852,7 +1900,7 @@
         <w:rPr>
           <w:rStyle w:val="VerbatimChar"/>
         </w:rPr>
-        <w:t xml:space="preserve">meta.metadata-product-type-sar</w:t>
+        <w:t xml:space="preserve">meta-prdtyp</w:t>
       </w:r>
     </w:p>
     <w:bookmarkStart w:id="40" w:name="threshold-requirements-2"/>
@@ -1960,7 +2008,7 @@
     </w:p>
     <w:bookmarkEnd w:id="42"/>
     <w:bookmarkEnd w:id="43"/>
-    <w:bookmarkStart w:id="47" w:name="sec:meta.metadata-pfs-url"/>
+    <w:bookmarkStart w:id="47" w:name="sec:meta-pfsurl"/>
     <w:p>
       <w:pPr>
         <w:pStyle w:val="berschrift4"/>
@@ -1992,7 +2040,7 @@
         <w:rPr>
           <w:rStyle w:val="VerbatimChar"/>
         </w:rPr>
-        <w:t xml:space="preserve">meta.metadata-pfs-url</w:t>
+        <w:t xml:space="preserve">meta-pfsurl</w:t>
       </w:r>
     </w:p>
     <w:bookmarkStart w:id="44" w:name="threshold-requirements-3"/>
@@ -2100,7 +2148,7 @@
     </w:p>
     <w:bookmarkEnd w:id="46"/>
     <w:bookmarkEnd w:id="47"/>
-    <w:bookmarkStart w:id="51" w:name="sec:meta.metadata-time-sar"/>
+    <w:bookmarkStart w:id="51" w:name="sec:meta-timsar"/>
     <w:p>
       <w:pPr>
         <w:pStyle w:val="berschrift4"/>
@@ -2132,7 +2180,7 @@
         <w:rPr>
           <w:rStyle w:val="VerbatimChar"/>
         </w:rPr>
-        <w:t xml:space="preserve">meta.metadata-time-sar</w:t>
+        <w:t xml:space="preserve">meta-timsar</w:t>
       </w:r>
     </w:p>
     <w:bookmarkStart w:id="48" w:name="threshold-requirements-4"/>
@@ -2166,7 +2214,7 @@
       <w:r>
         <w:t xml:space="preserve">“</w:t>
       </w:r>
-      <w:hyperlink w:anchor="sec:pxl.per-pixel-acquisition-id">
+      <w:hyperlink w:anchor="sec:pxl-ppacqd">
         <w:r>
           <w:rPr>
             <w:rStyle w:val="Hyperlink"/>
@@ -2314,7 +2362,7 @@
         <w:t xml:space="preserve">This may be one or mutliple acquisitions.</w:t>
       </w:r>
     </w:p>
-    <w:bookmarkStart w:id="56" w:name="sec:src.metadata-acquisition-id"/>
+    <w:bookmarkStart w:id="56" w:name="sec:src-acqid"/>
     <w:p>
       <w:pPr>
         <w:pStyle w:val="berschrift4"/>
@@ -2346,7 +2394,7 @@
         <w:rPr>
           <w:rStyle w:val="VerbatimChar"/>
         </w:rPr>
-        <w:t xml:space="preserve">src.metadata-acquisition-id</w:t>
+        <w:t xml:space="preserve">src-acqid</w:t>
       </w:r>
     </w:p>
     <w:bookmarkStart w:id="53" w:name="threshold-requirements-5"/>
@@ -2454,7 +2502,7 @@
     </w:p>
     <w:bookmarkEnd w:id="55"/>
     <w:bookmarkEnd w:id="56"/>
-    <w:bookmarkStart w:id="60" w:name="sec:src.metadata-data-access-source"/>
+    <w:bookmarkStart w:id="60" w:name="sec:src-dacsrc"/>
     <w:p>
       <w:pPr>
         <w:pStyle w:val="berschrift4"/>
@@ -2486,7 +2534,7 @@
         <w:rPr>
           <w:rStyle w:val="VerbatimChar"/>
         </w:rPr>
-        <w:t xml:space="preserve">src.metadata-data-access-source</w:t>
+        <w:t xml:space="preserve">src-dacsrc</w:t>
       </w:r>
     </w:p>
     <w:bookmarkStart w:id="57" w:name="threshold-requirements-6"/>
@@ -2591,7 +2639,7 @@
     </w:p>
     <w:bookmarkEnd w:id="59"/>
     <w:bookmarkEnd w:id="60"/>
-    <w:bookmarkStart w:id="65" w:name="sec:src.metadata-instrument-sar"/>
+    <w:bookmarkStart w:id="65" w:name="sec:src-inssar"/>
     <w:p>
       <w:pPr>
         <w:pStyle w:val="berschrift4"/>
@@ -2623,7 +2671,7 @@
         <w:rPr>
           <w:rStyle w:val="VerbatimChar"/>
         </w:rPr>
-        <w:t xml:space="preserve">src.metadata-instrument-sar</w:t>
+        <w:t xml:space="preserve">src-inssar</w:t>
       </w:r>
     </w:p>
     <w:bookmarkStart w:id="61" w:name="threshold-requirements-7"/>
@@ -2769,7 +2817,7 @@
     </w:p>
     <w:bookmarkEnd w:id="64"/>
     <w:bookmarkEnd w:id="65"/>
-    <w:bookmarkStart w:id="69" w:name="sec:src.metadata-time-source"/>
+    <w:bookmarkStart w:id="69" w:name="sec:src-timsrc"/>
     <w:p>
       <w:pPr>
         <w:pStyle w:val="berschrift4"/>
@@ -2801,7 +2849,7 @@
         <w:rPr>
           <w:rStyle w:val="VerbatimChar"/>
         </w:rPr>
-        <w:t xml:space="preserve">src.metadata-time-source</w:t>
+        <w:t xml:space="preserve">src-timsrc</w:t>
       </w:r>
     </w:p>
     <w:bookmarkStart w:id="66" w:name="threshold-requirements-8"/>
@@ -2909,7 +2957,7 @@
     </w:p>
     <w:bookmarkEnd w:id="68"/>
     <w:bookmarkEnd w:id="69"/>
-    <w:bookmarkStart w:id="73" w:name="X388564888c1c6fa2a0a60a2518ddf0e462cce33"/>
+    <w:bookmarkStart w:id="73" w:name="sec:src-acqpar"/>
     <w:p>
       <w:pPr>
         <w:pStyle w:val="berschrift4"/>
@@ -2941,7 +2989,7 @@
         <w:rPr>
           <w:rStyle w:val="VerbatimChar"/>
         </w:rPr>
-        <w:t xml:space="preserve">src.metadata-acquisition-parameters-sar</w:t>
+        <w:t xml:space="preserve">src-acqpar</w:t>
       </w:r>
     </w:p>
     <w:bookmarkStart w:id="70" w:name="threshold-requirements-9"/>
@@ -3121,7 +3169,7 @@
     </w:p>
     <w:bookmarkEnd w:id="72"/>
     <w:bookmarkEnd w:id="73"/>
-    <w:bookmarkStart w:id="78" w:name="sec:src.metadata-orbit"/>
+    <w:bookmarkStart w:id="78" w:name="sec:src-orbit"/>
     <w:p>
       <w:pPr>
         <w:pStyle w:val="berschrift4"/>
@@ -3153,7 +3201,7 @@
         <w:rPr>
           <w:rStyle w:val="VerbatimChar"/>
         </w:rPr>
-        <w:t xml:space="preserve">src.metadata-orbit</w:t>
+        <w:t xml:space="preserve">src-orbit</w:t>
       </w:r>
     </w:p>
     <w:bookmarkStart w:id="75" w:name="threshold-requirements-10"/>
@@ -3324,7 +3372,7 @@
     </w:p>
     <w:bookmarkEnd w:id="77"/>
     <w:bookmarkEnd w:id="78"/>
-    <w:bookmarkStart w:id="82" w:name="sec:src.metadata-processing-parameters"/>
+    <w:bookmarkStart w:id="82" w:name="sec:src-prcpar"/>
     <w:p>
       <w:pPr>
         <w:pStyle w:val="berschrift4"/>
@@ -3356,7 +3404,7 @@
         <w:rPr>
           <w:rStyle w:val="VerbatimChar"/>
         </w:rPr>
-        <w:t xml:space="preserve">src.metadata-processing-parameters</w:t>
+        <w:t xml:space="preserve">src-prcpar</w:t>
       </w:r>
     </w:p>
     <w:bookmarkStart w:id="79" w:name="threshold-requirements-11"/>
@@ -3545,7 +3593,7 @@
     </w:p>
     <w:bookmarkEnd w:id="81"/>
     <w:bookmarkEnd w:id="82"/>
-    <w:bookmarkStart w:id="86" w:name="sec:src.metadata-image-attributes-sar"/>
+    <w:bookmarkStart w:id="86" w:name="sec:src-imgatt"/>
     <w:p>
       <w:pPr>
         <w:pStyle w:val="berschrift4"/>
@@ -3577,7 +3625,7 @@
         <w:rPr>
           <w:rStyle w:val="VerbatimChar"/>
         </w:rPr>
-        <w:t xml:space="preserve">src.metadata-image-attributes-sar</w:t>
+        <w:t xml:space="preserve">src-imgatt</w:t>
       </w:r>
     </w:p>
     <w:bookmarkStart w:id="83" w:name="threshold-requirements-12"/>
@@ -3766,7 +3814,7 @@
     </w:p>
     <w:bookmarkEnd w:id="85"/>
     <w:bookmarkEnd w:id="86"/>
-    <w:bookmarkStart w:id="90" w:name="sec:src.metadata-sensor-calibration-sar"/>
+    <w:bookmarkStart w:id="90" w:name="sec:src-scasar"/>
     <w:p>
       <w:pPr>
         <w:pStyle w:val="berschrift4"/>
@@ -3798,7 +3846,7 @@
         <w:rPr>
           <w:rStyle w:val="VerbatimChar"/>
         </w:rPr>
-        <w:t xml:space="preserve">src.metadata-sensor-calibration-sar</w:t>
+        <w:t xml:space="preserve">src-scasar</w:t>
       </w:r>
     </w:p>
     <w:bookmarkStart w:id="87" w:name="threshold-requirements-13"/>
@@ -3912,7 +3960,7 @@
     </w:p>
     <w:bookmarkEnd w:id="89"/>
     <w:bookmarkEnd w:id="90"/>
-    <w:bookmarkStart w:id="94" w:name="sec:src.metadata-performance-indicators"/>
+    <w:bookmarkStart w:id="94" w:name="sec:src-prfind"/>
     <w:p>
       <w:pPr>
         <w:pStyle w:val="berschrift4"/>
@@ -3944,7 +3992,7 @@
         <w:rPr>
           <w:rStyle w:val="VerbatimChar"/>
         </w:rPr>
-        <w:t xml:space="preserve">src.metadata-performance-indicators</w:t>
+        <w:t xml:space="preserve">src-prfind</w:t>
       </w:r>
     </w:p>
     <w:bookmarkStart w:id="91" w:name="threshold-requirements-14"/>
@@ -4155,7 +4203,7 @@
     </w:p>
     <w:bookmarkEnd w:id="93"/>
     <w:bookmarkEnd w:id="94"/>
-    <w:bookmarkStart w:id="98" w:name="Xfba7a12354a19b5faae5bafbe3d48cff22204af"/>
+    <w:bookmarkStart w:id="98" w:name="sec:src-polcal"/>
     <w:p>
       <w:pPr>
         <w:pStyle w:val="berschrift4"/>
@@ -4187,7 +4235,7 @@
         <w:rPr>
           <w:rStyle w:val="VerbatimChar"/>
         </w:rPr>
-        <w:t xml:space="preserve">src.metadata-polarimetric-calibration-matrices</w:t>
+        <w:t xml:space="preserve">src-polcal</w:t>
       </w:r>
     </w:p>
     <w:bookmarkStart w:id="95" w:name="threshold-requirements-15"/>
@@ -4295,7 +4343,7 @@
     </w:p>
     <w:bookmarkEnd w:id="97"/>
     <w:bookmarkEnd w:id="98"/>
-    <w:bookmarkStart w:id="102" w:name="X5b1ceaf4a0f14a39998a160329b697f4fdfe671"/>
+    <w:bookmarkStart w:id="102" w:name="sec:src-mfrang"/>
     <w:p>
       <w:pPr>
         <w:pStyle w:val="berschrift4"/>
@@ -4327,7 +4375,7 @@
         <w:rPr>
           <w:rStyle w:val="VerbatimChar"/>
         </w:rPr>
-        <w:t xml:space="preserve">src.metadata-mean-faraday-rotation-angle</w:t>
+        <w:t xml:space="preserve">src-mfrang</w:t>
       </w:r>
     </w:p>
     <w:bookmarkStart w:id="99" w:name="threshold-requirements-16"/>
@@ -4435,7 +4483,7 @@
     </w:p>
     <w:bookmarkEnd w:id="101"/>
     <w:bookmarkEnd w:id="102"/>
-    <w:bookmarkStart w:id="106" w:name="sec:src.metadata-ionosphere-indicator"/>
+    <w:bookmarkStart w:id="106" w:name="sec:src-ionind"/>
     <w:p>
       <w:pPr>
         <w:pStyle w:val="berschrift4"/>
@@ -4467,7 +4515,7 @@
         <w:rPr>
           <w:rStyle w:val="VerbatimChar"/>
         </w:rPr>
-        <w:t xml:space="preserve">src.metadata-ionosphere-indicator</w:t>
+        <w:t xml:space="preserve">src-ionind</w:t>
       </w:r>
     </w:p>
     <w:bookmarkStart w:id="103" w:name="threshold-requirements-17"/>
@@ -4613,7 +4661,7 @@
         <w:t xml:space="preserve">Information related to the CEOS-ARD product generation procedure and geographic parameters.</w:t>
       </w:r>
     </w:p>
-    <w:bookmarkStart w:id="111" w:name="sec:prd.metadata-data-access-product"/>
+    <w:bookmarkStart w:id="111" w:name="sec:prd-dacprd"/>
     <w:p>
       <w:pPr>
         <w:pStyle w:val="berschrift4"/>
@@ -4645,7 +4693,7 @@
         <w:rPr>
           <w:rStyle w:val="VerbatimChar"/>
         </w:rPr>
-        <w:t xml:space="preserve">prd.metadata-data-access-product</w:t>
+        <w:t xml:space="preserve">prd-dacprd</w:t>
       </w:r>
     </w:p>
     <w:bookmarkStart w:id="108" w:name="threshold-requirements-18"/>
@@ -4798,7 +4846,7 @@
     </w:p>
     <w:bookmarkEnd w:id="110"/>
     <w:bookmarkEnd w:id="111"/>
-    <w:bookmarkStart w:id="115" w:name="sec:prd.metadata-auxiliary-data"/>
+    <w:bookmarkStart w:id="115" w:name="sec:prd-auxdat"/>
     <w:p>
       <w:pPr>
         <w:pStyle w:val="berschrift4"/>
@@ -4830,7 +4878,7 @@
         <w:rPr>
           <w:rStyle w:val="VerbatimChar"/>
         </w:rPr>
-        <w:t xml:space="preserve">prd.metadata-auxiliary-data</w:t>
+        <w:t xml:space="preserve">prd-auxdat</w:t>
       </w:r>
     </w:p>
     <w:bookmarkStart w:id="112" w:name="threshold-requirements-19"/>
@@ -4958,7 +5006,7 @@
     </w:p>
     <w:bookmarkEnd w:id="114"/>
     <w:bookmarkEnd w:id="115"/>
-    <w:bookmarkStart w:id="119" w:name="sec:prd.metadata-sample-spacing"/>
+    <w:bookmarkStart w:id="119" w:name="sec:prd-smpspc"/>
     <w:p>
       <w:pPr>
         <w:pStyle w:val="berschrift4"/>
@@ -4990,7 +5038,7 @@
         <w:rPr>
           <w:rStyle w:val="VerbatimChar"/>
         </w:rPr>
-        <w:t xml:space="preserve">prd.metadata-sample-spacing</w:t>
+        <w:t xml:space="preserve">prd-smpspc</w:t>
       </w:r>
     </w:p>
     <w:bookmarkStart w:id="116" w:name="threshold-requirements-20"/>
@@ -5122,7 +5170,7 @@
     </w:p>
     <w:bookmarkEnd w:id="118"/>
     <w:bookmarkEnd w:id="119"/>
-    <w:bookmarkStart w:id="123" w:name="sec:prd.metadata-enl"/>
+    <w:bookmarkStart w:id="123" w:name="sec:prd-enl"/>
     <w:p>
       <w:pPr>
         <w:pStyle w:val="berschrift4"/>
@@ -5154,7 +5202,7 @@
         <w:rPr>
           <w:rStyle w:val="VerbatimChar"/>
         </w:rPr>
-        <w:t xml:space="preserve">prd.metadata-enl</w:t>
+        <w:t xml:space="preserve">prd-enl</w:t>
       </w:r>
     </w:p>
     <w:bookmarkStart w:id="120" w:name="threshold-requirements-21"/>
@@ -5262,7 +5310,7 @@
     </w:p>
     <w:bookmarkEnd w:id="122"/>
     <w:bookmarkEnd w:id="123"/>
-    <w:bookmarkStart w:id="127" w:name="sec:prd.metadata-resolution"/>
+    <w:bookmarkStart w:id="127" w:name="sec:prd-resol"/>
     <w:p>
       <w:pPr>
         <w:pStyle w:val="berschrift4"/>
@@ -5294,7 +5342,7 @@
         <w:rPr>
           <w:rStyle w:val="VerbatimChar"/>
         </w:rPr>
-        <w:t xml:space="preserve">prd.metadata-resolution</w:t>
+        <w:t xml:space="preserve">prd-resol</w:t>
       </w:r>
     </w:p>
     <w:bookmarkStart w:id="124" w:name="threshold-requirements-22"/>
@@ -5426,7 +5474,7 @@
     </w:p>
     <w:bookmarkEnd w:id="126"/>
     <w:bookmarkEnd w:id="127"/>
-    <w:bookmarkStart w:id="131" w:name="sec:prd.metadata-speckle-filtering-pol"/>
+    <w:bookmarkStart w:id="131" w:name="sec:prd-spkpol"/>
     <w:p>
       <w:pPr>
         <w:pStyle w:val="berschrift4"/>
@@ -5458,7 +5506,7 @@
         <w:rPr>
           <w:rStyle w:val="VerbatimChar"/>
         </w:rPr>
-        <w:t xml:space="preserve">prd.metadata-speckle-filtering-pol</w:t>
+        <w:t xml:space="preserve">prd-spkpol</w:t>
       </w:r>
     </w:p>
     <w:bookmarkStart w:id="128" w:name="threshold-requirements-23"/>
@@ -5642,7 +5690,7 @@
     </w:p>
     <w:bookmarkEnd w:id="130"/>
     <w:bookmarkEnd w:id="131"/>
-    <w:bookmarkStart w:id="135" w:name="sec:prd.metadata-geo-bbox"/>
+    <w:bookmarkStart w:id="135" w:name="sec:prd-geobx"/>
     <w:p>
       <w:pPr>
         <w:pStyle w:val="berschrift4"/>
@@ -5674,7 +5722,7 @@
         <w:rPr>
           <w:rStyle w:val="VerbatimChar"/>
         </w:rPr>
-        <w:t xml:space="preserve">prd.metadata-geo-bbox</w:t>
+        <w:t xml:space="preserve">prd-geobx</w:t>
       </w:r>
     </w:p>
     <w:bookmarkStart w:id="132" w:name="threshold-requirements-24"/>
@@ -5702,7 +5750,7 @@
       <w:r>
         <w:t xml:space="preserve">“</w:t>
       </w:r>
-      <w:hyperlink w:anchor="sec:prd.metadata-crs">
+      <w:hyperlink w:anchor="sec:prd-crs">
         <w:r>
           <w:rPr>
             <w:rStyle w:val="Hyperlink"/>
@@ -5825,7 +5873,7 @@
     </w:p>
     <w:bookmarkEnd w:id="134"/>
     <w:bookmarkEnd w:id="135"/>
-    <w:bookmarkStart w:id="139" w:name="sec:prd.metadata-geo-area"/>
+    <w:bookmarkStart w:id="139" w:name="sec:prd-geoare"/>
     <w:p>
       <w:pPr>
         <w:pStyle w:val="berschrift4"/>
@@ -5857,7 +5905,7 @@
         <w:rPr>
           <w:rStyle w:val="VerbatimChar"/>
         </w:rPr>
-        <w:t xml:space="preserve">prd.metadata-geo-area</w:t>
+        <w:t xml:space="preserve">prd-geoare</w:t>
       </w:r>
     </w:p>
     <w:bookmarkStart w:id="136" w:name="threshold-requirements-25"/>
@@ -5965,7 +6013,7 @@
     </w:p>
     <w:bookmarkEnd w:id="138"/>
     <w:bookmarkEnd w:id="139"/>
-    <w:bookmarkStart w:id="143" w:name="sec:prd.metadata-image-size"/>
+    <w:bookmarkStart w:id="143" w:name="sec:prd-imgsiz"/>
     <w:p>
       <w:pPr>
         <w:pStyle w:val="berschrift4"/>
@@ -5997,7 +6045,7 @@
         <w:rPr>
           <w:rStyle w:val="VerbatimChar"/>
         </w:rPr>
-        <w:t xml:space="preserve">prd.metadata-image-size</w:t>
+        <w:t xml:space="preserve">prd-imgsiz</w:t>
       </w:r>
     </w:p>
     <w:bookmarkStart w:id="140" w:name="threshold-requirements-26"/>
@@ -6153,7 +6201,7 @@
     </w:p>
     <w:bookmarkEnd w:id="142"/>
     <w:bookmarkEnd w:id="143"/>
-    <w:bookmarkStart w:id="147" w:name="Xec46cf7db597e44ff2abc275345728e361b06e7"/>
+    <w:bookmarkStart w:id="147" w:name="sec:prd-pxconv"/>
     <w:p>
       <w:pPr>
         <w:pStyle w:val="berschrift4"/>
@@ -6185,7 +6233,7 @@
         <w:rPr>
           <w:rStyle w:val="VerbatimChar"/>
         </w:rPr>
-        <w:t xml:space="preserve">prd.metadata-pixel-coordinate-convention</w:t>
+        <w:t xml:space="preserve">prd-pxconv</w:t>
       </w:r>
     </w:p>
     <w:bookmarkStart w:id="144" w:name="threshold-requirements-27"/>
@@ -6299,7 +6347,7 @@
     </w:p>
     <w:bookmarkEnd w:id="146"/>
     <w:bookmarkEnd w:id="147"/>
-    <w:bookmarkStart w:id="151" w:name="sec:prd.metadata-crs"/>
+    <w:bookmarkStart w:id="151" w:name="sec:prd-crs"/>
     <w:p>
       <w:pPr>
         <w:pStyle w:val="berschrift4"/>
@@ -6331,7 +6379,7 @@
         <w:rPr>
           <w:rStyle w:val="VerbatimChar"/>
         </w:rPr>
-        <w:t xml:space="preserve">prd.metadata-crs</w:t>
+        <w:t xml:space="preserve">prd-crs</w:t>
       </w:r>
     </w:p>
     <w:bookmarkStart w:id="148" w:name="threshold-requirements-28"/>
@@ -6445,7 +6493,7 @@
     </w:p>
     <w:bookmarkEnd w:id="150"/>
     <w:bookmarkEnd w:id="151"/>
-    <w:bookmarkStart w:id="155" w:name="sec:prd.metadata-orbit-reference-nrb-pol"/>
+    <w:bookmarkStart w:id="155" w:name="sec:prd-orbnrp"/>
     <w:p>
       <w:pPr>
         <w:pStyle w:val="berschrift4"/>
@@ -6477,7 +6525,7 @@
         <w:rPr>
           <w:rStyle w:val="VerbatimChar"/>
         </w:rPr>
-        <w:t xml:space="preserve">prd.metadata-orbit-reference-nrb-pol</w:t>
+        <w:t xml:space="preserve">prd-orbnrp</w:t>
       </w:r>
     </w:p>
     <w:p>
@@ -6498,7 +6546,7 @@
         </w:rPr>
         <w:t xml:space="preserve">“</w:t>
       </w:r>
-      <w:hyperlink w:anchor="sec:rcm.measurements-flattened-phase">
+      <w:hyperlink w:anchor="sec:rcm-fltphs">
         <w:r>
           <w:rPr>
             <w:rStyle w:val="Hyperlink"/>
@@ -6674,7 +6722,7 @@
         <w:t xml:space="preserve">Per-pixel metadata should allow users to discriminate between (choose) observations on the basis of their individual suitability for applications.</w:t>
       </w:r>
     </w:p>
-    <w:bookmarkStart w:id="160" w:name="sec:pxl.cloud-optimized-formats"/>
+    <w:bookmarkStart w:id="160" w:name="sec:pxl-cldopt"/>
     <w:p>
       <w:pPr>
         <w:pStyle w:val="berschrift4"/>
@@ -6706,7 +6754,7 @@
         <w:rPr>
           <w:rStyle w:val="VerbatimChar"/>
         </w:rPr>
-        <w:t xml:space="preserve">pxl.cloud-optimized-formats</w:t>
+        <w:t xml:space="preserve">pxl-cldopt</w:t>
       </w:r>
     </w:p>
     <w:bookmarkStart w:id="157" w:name="threshold-requirements-30"/>
@@ -6814,7 +6862,7 @@
     </w:p>
     <w:bookmarkEnd w:id="159"/>
     <w:bookmarkEnd w:id="160"/>
-    <w:bookmarkStart w:id="164" w:name="sec:pxl.metadata-machine-readability-sar"/>
+    <w:bookmarkStart w:id="164" w:name="sec:pxl-mrdsar"/>
     <w:p>
       <w:pPr>
         <w:pStyle w:val="berschrift4"/>
@@ -6846,7 +6894,7 @@
         <w:rPr>
           <w:rStyle w:val="VerbatimChar"/>
         </w:rPr>
-        <w:t xml:space="preserve">pxl.metadata-machine-readability-sar</w:t>
+        <w:t xml:space="preserve">pxl-mrdsar</w:t>
       </w:r>
     </w:p>
     <w:bookmarkStart w:id="161" w:name="threshold-requirements-31"/>
@@ -6951,7 +6999,7 @@
     </w:p>
     <w:bookmarkEnd w:id="163"/>
     <w:bookmarkEnd w:id="164"/>
-    <w:bookmarkStart w:id="168" w:name="sec:pxl.per-pixel-data-mask"/>
+    <w:bookmarkStart w:id="168" w:name="sec:pxl-ppmask"/>
     <w:p>
       <w:pPr>
         <w:pStyle w:val="berschrift4"/>
@@ -6983,7 +7031,7 @@
         <w:rPr>
           <w:rStyle w:val="VerbatimChar"/>
         </w:rPr>
-        <w:t xml:space="preserve">pxl.per-pixel-data-mask</w:t>
+        <w:t xml:space="preserve">pxl-ppmask</w:t>
       </w:r>
     </w:p>
     <w:bookmarkStart w:id="165" w:name="threshold-requirements-32"/>
@@ -7276,7 +7324,7 @@
     </w:p>
     <w:bookmarkEnd w:id="167"/>
     <w:bookmarkEnd w:id="168"/>
-    <w:bookmarkStart w:id="172" w:name="sec:pxl.per-pixel-scattering-area"/>
+    <w:bookmarkStart w:id="172" w:name="sec:pxl-ppscta"/>
     <w:p>
       <w:pPr>
         <w:pStyle w:val="berschrift4"/>
@@ -7308,7 +7356,7 @@
         <w:rPr>
           <w:rStyle w:val="VerbatimChar"/>
         </w:rPr>
-        <w:t xml:space="preserve">pxl.per-pixel-scattering-area</w:t>
+        <w:t xml:space="preserve">pxl-ppscta</w:t>
       </w:r>
     </w:p>
     <w:p>
@@ -7582,7 +7630,7 @@
     </w:p>
     <w:bookmarkEnd w:id="171"/>
     <w:bookmarkEnd w:id="172"/>
-    <w:bookmarkStart w:id="176" w:name="sec:pxl.per-pixel-local-incident-angle"/>
+    <w:bookmarkStart w:id="176" w:name="sec:pxl-pplia"/>
     <w:p>
       <w:pPr>
         <w:pStyle w:val="berschrift4"/>
@@ -7614,7 +7662,7 @@
         <w:rPr>
           <w:rStyle w:val="VerbatimChar"/>
         </w:rPr>
-        <w:t xml:space="preserve">pxl.per-pixel-local-incident-angle</w:t>
+        <w:t xml:space="preserve">pxl-pplia</w:t>
       </w:r>
     </w:p>
     <w:bookmarkStart w:id="173" w:name="threshold-requirements-34"/>
@@ -7810,7 +7858,7 @@
     </w:p>
     <w:bookmarkEnd w:id="175"/>
     <w:bookmarkEnd w:id="176"/>
-    <w:bookmarkStart w:id="180" w:name="X42862d8fb19a6b32ebc3398b92b86f6abe50bf3"/>
+    <w:bookmarkStart w:id="180" w:name="sec:pxl-ppelia"/>
     <w:p>
       <w:pPr>
         <w:pStyle w:val="berschrift4"/>
@@ -7842,7 +7890,7 @@
         <w:rPr>
           <w:rStyle w:val="VerbatimChar"/>
         </w:rPr>
-        <w:t xml:space="preserve">pxl.per-pixel-ellipsoidal-incident-angle</w:t>
+        <w:t xml:space="preserve">pxl-ppelia</w:t>
       </w:r>
     </w:p>
     <w:bookmarkStart w:id="177" w:name="threshold-requirements-35"/>
@@ -8050,7 +8098,7 @@
     </w:p>
     <w:bookmarkEnd w:id="179"/>
     <w:bookmarkEnd w:id="180"/>
-    <w:bookmarkStart w:id="184" w:name="sec:pxl.per-pixel-noise-power"/>
+    <w:bookmarkStart w:id="184" w:name="sec:pxl-ppnspw"/>
     <w:p>
       <w:pPr>
         <w:pStyle w:val="berschrift4"/>
@@ -8082,7 +8130,7 @@
         <w:rPr>
           <w:rStyle w:val="VerbatimChar"/>
         </w:rPr>
-        <w:t xml:space="preserve">pxl.per-pixel-noise-power</w:t>
+        <w:t xml:space="preserve">pxl-ppnspw</w:t>
       </w:r>
     </w:p>
     <w:bookmarkStart w:id="181" w:name="threshold-requirements-36"/>
@@ -8384,7 +8432,7 @@
     </w:p>
     <w:bookmarkEnd w:id="183"/>
     <w:bookmarkEnd w:id="184"/>
-    <w:bookmarkStart w:id="188" w:name="sec:pxl.per-pixel-gamma-sigma-ratio"/>
+    <w:bookmarkStart w:id="188" w:name="sec:pxl-ppgmsg"/>
     <w:p>
       <w:pPr>
         <w:pStyle w:val="berschrift4"/>
@@ -8416,7 +8464,7 @@
         <w:rPr>
           <w:rStyle w:val="VerbatimChar"/>
         </w:rPr>
-        <w:t xml:space="preserve">pxl.per-pixel-gamma-sigma-ratio</w:t>
+        <w:t xml:space="preserve">pxl-ppgmsg</w:t>
       </w:r>
     </w:p>
     <w:bookmarkStart w:id="185" w:name="threshold-requirements-37"/>
@@ -8657,7 +8705,7 @@
     </w:p>
     <w:bookmarkEnd w:id="187"/>
     <w:bookmarkEnd w:id="188"/>
-    <w:bookmarkStart w:id="192" w:name="sec:pxl.per-pixel-acquisition-id"/>
+    <w:bookmarkStart w:id="192" w:name="sec:pxl-ppacqd"/>
     <w:p>
       <w:pPr>
         <w:pStyle w:val="berschrift4"/>
@@ -8689,7 +8737,7 @@
         <w:rPr>
           <w:rStyle w:val="VerbatimChar"/>
         </w:rPr>
-        <w:t xml:space="preserve">pxl.per-pixel-acquisition-id</w:t>
+        <w:t xml:space="preserve">pxl-ppacqd</w:t>
       </w:r>
     </w:p>
     <w:bookmarkStart w:id="189" w:name="threshold-requirements-38"/>
@@ -8731,7 +8779,7 @@
       <w:r>
         <w:t xml:space="preserve">“</w:t>
       </w:r>
-      <w:hyperlink w:anchor="sec:src.metadata-acquisition-id">
+      <w:hyperlink w:anchor="sec:src-acqid">
         <w:r>
           <w:rPr>
             <w:rStyle w:val="Hyperlink"/>
@@ -8921,7 +8969,7 @@
     </w:p>
     <w:bookmarkEnd w:id="191"/>
     <w:bookmarkEnd w:id="192"/>
-    <w:bookmarkStart w:id="196" w:name="sec:pxl.per-pixel-dem"/>
+    <w:bookmarkStart w:id="196" w:name="sec:pxl-ppdem"/>
     <w:p>
       <w:pPr>
         <w:pStyle w:val="berschrift4"/>
@@ -8953,7 +9001,7 @@
         <w:rPr>
           <w:rStyle w:val="VerbatimChar"/>
         </w:rPr>
-        <w:t xml:space="preserve">pxl.per-pixel-dem</w:t>
+        <w:t xml:space="preserve">pxl-ppdem</w:t>
       </w:r>
     </w:p>
     <w:bookmarkStart w:id="193" w:name="threshold-requirements-39"/>
@@ -9175,7 +9223,7 @@
         <w:t xml:space="preserve">The requirements below must be met for all pixels/samples/observations in a collection.</w:t>
       </w:r>
     </w:p>
-    <w:bookmarkStart w:id="201" w:name="sec:rcm.cloud-optimized-formats"/>
+    <w:bookmarkStart w:id="201" w:name="sec:rcm-cldopt"/>
     <w:p>
       <w:pPr>
         <w:pStyle w:val="berschrift4"/>
@@ -9207,7 +9255,7 @@
         <w:rPr>
           <w:rStyle w:val="VerbatimChar"/>
         </w:rPr>
-        <w:t xml:space="preserve">rcm.cloud-optimized-formats</w:t>
+        <w:t xml:space="preserve">rcm-cldopt</w:t>
       </w:r>
     </w:p>
     <w:bookmarkStart w:id="198" w:name="threshold-requirements-40"/>
@@ -9315,7 +9363,7 @@
     </w:p>
     <w:bookmarkEnd w:id="200"/>
     <w:bookmarkEnd w:id="201"/>
-    <w:bookmarkStart w:id="205" w:name="sec:rcm.measurements-backscatter-pol"/>
+    <w:bookmarkStart w:id="205" w:name="sec:rcm-bspol"/>
     <w:p>
       <w:pPr>
         <w:pStyle w:val="berschrift4"/>
@@ -9347,7 +9395,7 @@
         <w:rPr>
           <w:rStyle w:val="VerbatimChar"/>
         </w:rPr>
-        <w:t xml:space="preserve">rcm.measurements-backscatter-pol</w:t>
+        <w:t xml:space="preserve">rcm-bspol</w:t>
       </w:r>
     </w:p>
     <w:bookmarkStart w:id="202" w:name="threshold-requirements-41"/>
@@ -9549,23 +9597,27 @@
       <w:r>
         <w:t xml:space="preserve">Byte Order</w:t>
       </w:r>
-    </w:p>
-    <w:p>
-      <w:pPr>
-        <w:pStyle w:val="FirstParagraph"/>
-      </w:pPr>
-      <w:r>
-        <w:t xml:space="preserve">Notes:</w:t>
-      </w:r>
-    </w:p>
-    <w:p>
-      <w:pPr>
-        <w:pStyle w:val="Compact"/>
-        <w:numPr>
-          <w:ilvl w:val="0"/>
-          <w:numId w:val="1072"/>
-        </w:numPr>
-      </w:pPr>
+      <w:r>
+        <w:t xml:space="preserve"> </w:t>
+      </w:r>
+      <w:r>
+        <w:t xml:space="preserve"># todo: add glossary entries for BIP, BIL, BSQ?</w:t>
+      </w:r>
+    </w:p>
+    <w:p>
+      <w:pPr>
+        <w:pStyle w:val="Compact"/>
+        <w:numPr>
+          <w:ilvl w:val="0"/>
+          <w:numId w:val="1071"/>
+        </w:numPr>
+      </w:pPr>
+      <w:r>
+        <w:t xml:space="preserve">|-</w:t>
+      </w:r>
+      <w:r>
+        <w:t xml:space="preserve"> </w:t>
+      </w:r>
       <w:r>
         <w:t xml:space="preserve">It is recommended to keep CovMat or PRD measurement files separated.</w:t>
       </w:r>
@@ -9612,7 +9664,7 @@
         <w:pStyle w:val="Compact"/>
         <w:numPr>
           <w:ilvl w:val="0"/>
-          <w:numId w:val="1073"/>
+          <w:numId w:val="1072"/>
         </w:numPr>
       </w:pPr>
       <w:r>
@@ -9624,7 +9676,7 @@
         <w:pStyle w:val="Compact"/>
         <w:numPr>
           <w:ilvl w:val="0"/>
-          <w:numId w:val="1073"/>
+          <w:numId w:val="1072"/>
         </w:numPr>
       </w:pPr>
       <w:r>
@@ -9636,7 +9688,7 @@
         <w:pStyle w:val="Compact"/>
         <w:numPr>
           <w:ilvl w:val="0"/>
-          <w:numId w:val="1073"/>
+          <w:numId w:val="1072"/>
         </w:numPr>
       </w:pPr>
       <w:r>
@@ -9648,7 +9700,7 @@
         <w:pStyle w:val="Compact"/>
         <w:numPr>
           <w:ilvl w:val="0"/>
-          <w:numId w:val="1073"/>
+          <w:numId w:val="1072"/>
         </w:numPr>
       </w:pPr>
       <w:r>
@@ -9664,7 +9716,7 @@
     </w:p>
     <w:bookmarkEnd w:id="204"/>
     <w:bookmarkEnd w:id="205"/>
-    <w:bookmarkStart w:id="209" w:name="sec:rcm.metadata-scaling-conversion"/>
+    <w:bookmarkStart w:id="209" w:name="sec:rcm-sclcnv"/>
     <w:p>
       <w:pPr>
         <w:pStyle w:val="berschrift4"/>
@@ -9696,7 +9748,7 @@
         <w:rPr>
           <w:rStyle w:val="VerbatimChar"/>
         </w:rPr>
-        <w:t xml:space="preserve">rcm.metadata-scaling-conversion</w:t>
+        <w:t xml:space="preserve">rcm-sclcnv</w:t>
       </w:r>
     </w:p>
     <w:bookmarkStart w:id="206" w:name="threshold-requirements-42"/>
@@ -9749,7 +9801,7 @@
         <w:pStyle w:val="Compact"/>
         <w:numPr>
           <w:ilvl w:val="0"/>
-          <w:numId w:val="1074"/>
+          <w:numId w:val="1073"/>
         </w:numPr>
       </w:pPr>
       <w:r>
@@ -9761,7 +9813,7 @@
         <w:pStyle w:val="Compact"/>
         <w:numPr>
           <w:ilvl w:val="0"/>
-          <w:numId w:val="1074"/>
+          <w:numId w:val="1073"/>
         </w:numPr>
       </w:pPr>
       <w:r>
@@ -9773,7 +9825,7 @@
         <w:pStyle w:val="Compact"/>
         <w:numPr>
           <w:ilvl w:val="0"/>
-          <w:numId w:val="1074"/>
+          <w:numId w:val="1073"/>
         </w:numPr>
       </w:pPr>
       <w:r>
@@ -9785,7 +9837,7 @@
         <w:pStyle w:val="Compact"/>
         <w:numPr>
           <w:ilvl w:val="0"/>
-          <w:numId w:val="1074"/>
+          <w:numId w:val="1073"/>
         </w:numPr>
       </w:pPr>
       <w:r>
@@ -9801,7 +9853,7 @@
     </w:p>
     <w:bookmarkEnd w:id="208"/>
     <w:bookmarkEnd w:id="209"/>
-    <w:bookmarkStart w:id="213" w:name="sec:rcm.metadata-noise-removal"/>
+    <w:bookmarkStart w:id="213" w:name="sec:rcm-nzrmvl"/>
     <w:p>
       <w:pPr>
         <w:pStyle w:val="berschrift4"/>
@@ -9833,7 +9885,7 @@
         <w:rPr>
           <w:rStyle w:val="VerbatimChar"/>
         </w:rPr>
-        <w:t xml:space="preserve">rcm.metadata-noise-removal</w:t>
+        <w:t xml:space="preserve">rcm-nzrmvl</w:t>
       </w:r>
     </w:p>
     <w:bookmarkStart w:id="210" w:name="threshold-requirements-43"/>
@@ -9872,7 +9924,7 @@
         <w:pStyle w:val="Compact"/>
         <w:numPr>
           <w:ilvl w:val="0"/>
-          <w:numId w:val="1075"/>
+          <w:numId w:val="1074"/>
         </w:numPr>
       </w:pPr>
       <w:r>
@@ -9915,7 +9967,7 @@
         <w:pStyle w:val="Compact"/>
         <w:numPr>
           <w:ilvl w:val="0"/>
-          <w:numId w:val="1076"/>
+          <w:numId w:val="1075"/>
         </w:numPr>
       </w:pPr>
       <w:r>
@@ -9927,7 +9979,7 @@
         <w:pStyle w:val="Compact"/>
         <w:numPr>
           <w:ilvl w:val="0"/>
-          <w:numId w:val="1076"/>
+          <w:numId w:val="1075"/>
         </w:numPr>
       </w:pPr>
       <w:r>
@@ -9939,7 +9991,7 @@
         <w:pStyle w:val="Compact"/>
         <w:numPr>
           <w:ilvl w:val="0"/>
-          <w:numId w:val="1076"/>
+          <w:numId w:val="1075"/>
         </w:numPr>
       </w:pPr>
       <w:r>
@@ -9951,7 +10003,7 @@
         <w:pStyle w:val="Compact"/>
         <w:numPr>
           <w:ilvl w:val="0"/>
-          <w:numId w:val="1076"/>
+          <w:numId w:val="1075"/>
         </w:numPr>
       </w:pPr>
       <w:r>
@@ -9967,7 +10019,7 @@
     </w:p>
     <w:bookmarkEnd w:id="212"/>
     <w:bookmarkEnd w:id="213"/>
-    <w:bookmarkStart w:id="217" w:name="Xb88bc7c96e2b484b86bc3560a2c054b7bf2b073"/>
+    <w:bookmarkStart w:id="217" w:name="sec:rcm-rtalgo"/>
     <w:p>
       <w:pPr>
         <w:pStyle w:val="berschrift4"/>
@@ -9999,7 +10051,7 @@
         <w:rPr>
           <w:rStyle w:val="VerbatimChar"/>
         </w:rPr>
-        <w:t xml:space="preserve">rcm.corrections-radiometric-terrain-algo</w:t>
+        <w:t xml:space="preserve">rcm-rtalgo</w:t>
       </w:r>
     </w:p>
     <w:bookmarkStart w:id="214" w:name="threshold-requirements-44"/>
@@ -10060,51 +10112,51 @@
         <w:pStyle w:val="Compact"/>
         <w:numPr>
           <w:ilvl w:val="0"/>
+          <w:numId w:val="1076"/>
+        </w:numPr>
+      </w:pPr>
+      <w:r>
+        <w:t xml:space="preserve">a citable peer-reviewed algorithm</w:t>
+      </w:r>
+    </w:p>
+    <w:p>
+      <w:pPr>
+        <w:pStyle w:val="Compact"/>
+        <w:numPr>
+          <w:ilvl w:val="0"/>
+          <w:numId w:val="1076"/>
+        </w:numPr>
+      </w:pPr>
+      <w:r>
+        <w:t xml:space="preserve">technical documentation regarding the algorithm used to generate the backscatter estimates is expressed as URLs or DOIs</w:t>
+      </w:r>
+    </w:p>
+    <w:p>
+      <w:pPr>
+        <w:pStyle w:val="Compact"/>
+        <w:numPr>
+          <w:ilvl w:val="0"/>
+          <w:numId w:val="1076"/>
+        </w:numPr>
+      </w:pPr>
+      <w:r>
+        <w:t xml:space="preserve">the sources of auxiliary data used to make corrections</w:t>
+      </w:r>
+    </w:p>
+    <w:p>
+      <w:pPr>
+        <w:pStyle w:val="FirstParagraph"/>
+      </w:pPr>
+      <w:r>
+        <w:t xml:space="preserve">Notes:</w:t>
+      </w:r>
+    </w:p>
+    <w:p>
+      <w:pPr>
+        <w:pStyle w:val="Compact"/>
+        <w:numPr>
+          <w:ilvl w:val="0"/>
           <w:numId w:val="1077"/>
-        </w:numPr>
-      </w:pPr>
-      <w:r>
-        <w:t xml:space="preserve">a citable peer-reviewed algorithm</w:t>
-      </w:r>
-    </w:p>
-    <w:p>
-      <w:pPr>
-        <w:pStyle w:val="Compact"/>
-        <w:numPr>
-          <w:ilvl w:val="0"/>
-          <w:numId w:val="1077"/>
-        </w:numPr>
-      </w:pPr>
-      <w:r>
-        <w:t xml:space="preserve">technical documentation regarding the algorithm used to generate the backscatter estimates is expressed as URLs or DOIs</w:t>
-      </w:r>
-    </w:p>
-    <w:p>
-      <w:pPr>
-        <w:pStyle w:val="Compact"/>
-        <w:numPr>
-          <w:ilvl w:val="0"/>
-          <w:numId w:val="1077"/>
-        </w:numPr>
-      </w:pPr>
-      <w:r>
-        <w:t xml:space="preserve">the sources of auxiliary data used to make corrections</w:t>
-      </w:r>
-    </w:p>
-    <w:p>
-      <w:pPr>
-        <w:pStyle w:val="FirstParagraph"/>
-      </w:pPr>
-      <w:r>
-        <w:t xml:space="preserve">Notes:</w:t>
-      </w:r>
-    </w:p>
-    <w:p>
-      <w:pPr>
-        <w:pStyle w:val="Compact"/>
-        <w:numPr>
-          <w:ilvl w:val="0"/>
-          <w:numId w:val="1078"/>
         </w:numPr>
       </w:pPr>
       <w:r>
@@ -10147,7 +10199,7 @@
         <w:pStyle w:val="Compact"/>
         <w:numPr>
           <w:ilvl w:val="0"/>
-          <w:numId w:val="1079"/>
+          <w:numId w:val="1078"/>
         </w:numPr>
       </w:pPr>
       <w:r>
@@ -10159,7 +10211,7 @@
         <w:pStyle w:val="Compact"/>
         <w:numPr>
           <w:ilvl w:val="0"/>
-          <w:numId w:val="1079"/>
+          <w:numId w:val="1078"/>
         </w:numPr>
       </w:pPr>
       <w:r>
@@ -10171,7 +10223,7 @@
         <w:pStyle w:val="Compact"/>
         <w:numPr>
           <w:ilvl w:val="0"/>
-          <w:numId w:val="1079"/>
+          <w:numId w:val="1078"/>
         </w:numPr>
       </w:pPr>
       <w:r>
@@ -10183,7 +10235,7 @@
         <w:pStyle w:val="Compact"/>
         <w:numPr>
           <w:ilvl w:val="0"/>
-          <w:numId w:val="1079"/>
+          <w:numId w:val="1078"/>
         </w:numPr>
       </w:pPr>
       <w:r>
@@ -10199,7 +10251,7 @@
     </w:p>
     <w:bookmarkEnd w:id="216"/>
     <w:bookmarkEnd w:id="217"/>
-    <w:bookmarkStart w:id="221" w:name="X96f5cf0495ba802547027bd915355aff9549cc2"/>
+    <w:bookmarkStart w:id="221" w:name="sec:rcm-rmasar"/>
     <w:p>
       <w:pPr>
         <w:pStyle w:val="berschrift4"/>
@@ -10231,7 +10283,7 @@
         <w:rPr>
           <w:rStyle w:val="VerbatimChar"/>
         </w:rPr>
-        <w:t xml:space="preserve">rcm.metadata-radiometric-accuracy-sar</w:t>
+        <w:t xml:space="preserve">rcm-rmasar</w:t>
       </w:r>
     </w:p>
     <w:bookmarkStart w:id="218" w:name="threshold-requirements-45"/>
@@ -10336,7 +10388,7 @@
         <w:pStyle w:val="Compact"/>
         <w:numPr>
           <w:ilvl w:val="0"/>
-          <w:numId w:val="1080"/>
+          <w:numId w:val="1079"/>
         </w:numPr>
       </w:pPr>
       <w:r>
@@ -10348,7 +10400,7 @@
         <w:pStyle w:val="Compact"/>
         <w:numPr>
           <w:ilvl w:val="0"/>
-          <w:numId w:val="1080"/>
+          <w:numId w:val="1079"/>
         </w:numPr>
       </w:pPr>
       <w:r>
@@ -10360,7 +10412,7 @@
         <w:pStyle w:val="Compact"/>
         <w:numPr>
           <w:ilvl w:val="0"/>
-          <w:numId w:val="1080"/>
+          <w:numId w:val="1079"/>
         </w:numPr>
       </w:pPr>
       <w:r>
@@ -10372,7 +10424,7 @@
         <w:pStyle w:val="Compact"/>
         <w:numPr>
           <w:ilvl w:val="0"/>
-          <w:numId w:val="1080"/>
+          <w:numId w:val="1079"/>
         </w:numPr>
       </w:pPr>
       <w:r>
@@ -10388,7 +10440,7 @@
     </w:p>
     <w:bookmarkEnd w:id="220"/>
     <w:bookmarkEnd w:id="221"/>
-    <w:bookmarkStart w:id="225" w:name="sec:rcm.measurements-flattened-phase"/>
+    <w:bookmarkStart w:id="225" w:name="sec:rcm-fltphs"/>
     <w:p>
       <w:pPr>
         <w:pStyle w:val="berschrift4"/>
@@ -10420,7 +10472,7 @@
         <w:rPr>
           <w:rStyle w:val="VerbatimChar"/>
         </w:rPr>
-        <w:t xml:space="preserve">rcm.measurements-flattened-phase</w:t>
+        <w:t xml:space="preserve">rcm-fltphs</w:t>
       </w:r>
     </w:p>
     <w:p>
@@ -10612,7 +10664,7 @@
         <w:pStyle w:val="Compact"/>
         <w:numPr>
           <w:ilvl w:val="0"/>
-          <w:numId w:val="1081"/>
+          <w:numId w:val="1080"/>
         </w:numPr>
       </w:pPr>
       <w:r>
@@ -10624,7 +10676,7 @@
         <w:pStyle w:val="Compact"/>
         <w:numPr>
           <w:ilvl w:val="0"/>
-          <w:numId w:val="1081"/>
+          <w:numId w:val="1080"/>
         </w:numPr>
       </w:pPr>
       <w:r>
@@ -10636,7 +10688,7 @@
         <w:pStyle w:val="Compact"/>
         <w:numPr>
           <w:ilvl w:val="0"/>
-          <w:numId w:val="1081"/>
+          <w:numId w:val="1080"/>
         </w:numPr>
       </w:pPr>
       <w:r>
@@ -10648,7 +10700,7 @@
         <w:pStyle w:val="Compact"/>
         <w:numPr>
           <w:ilvl w:val="0"/>
-          <w:numId w:val="1081"/>
+          <w:numId w:val="1080"/>
         </w:numPr>
       </w:pPr>
       <w:r>
@@ -10660,7 +10712,7 @@
         <w:pStyle w:val="Compact"/>
         <w:numPr>
           <w:ilvl w:val="0"/>
-          <w:numId w:val="1081"/>
+          <w:numId w:val="1080"/>
         </w:numPr>
       </w:pPr>
       <w:r>
@@ -10672,7 +10724,7 @@
         <w:pStyle w:val="Compact"/>
         <w:numPr>
           <w:ilvl w:val="0"/>
-          <w:numId w:val="1081"/>
+          <w:numId w:val="1080"/>
         </w:numPr>
       </w:pPr>
       <w:r>
@@ -10702,7 +10754,7 @@
         <w:pStyle w:val="Compact"/>
         <w:numPr>
           <w:ilvl w:val="0"/>
-          <w:numId w:val="1082"/>
+          <w:numId w:val="1081"/>
         </w:numPr>
       </w:pPr>
       <w:r>
@@ -10714,7 +10766,7 @@
         <w:pStyle w:val="Compact"/>
         <w:numPr>
           <w:ilvl w:val="0"/>
-          <w:numId w:val="1082"/>
+          <w:numId w:val="1081"/>
         </w:numPr>
       </w:pPr>
       <w:r>
@@ -10726,7 +10778,7 @@
         <w:pStyle w:val="Compact"/>
         <w:numPr>
           <w:ilvl w:val="0"/>
-          <w:numId w:val="1082"/>
+          <w:numId w:val="1081"/>
         </w:numPr>
       </w:pPr>
       <w:r>
@@ -10738,7 +10790,7 @@
         <w:pStyle w:val="Compact"/>
         <w:numPr>
           <w:ilvl w:val="0"/>
-          <w:numId w:val="1082"/>
+          <w:numId w:val="1081"/>
         </w:numPr>
       </w:pPr>
       <w:r>
@@ -10780,7 +10832,7 @@
         <w:t xml:space="preserve">This section specifies any geometric correction requirements that must be met in order for the data to be analysis ready.</w:t>
       </w:r>
     </w:p>
-    <w:bookmarkStart w:id="230" w:name="X20bf532dfcc73429023dc2f9b692bfe29adce2f"/>
+    <w:bookmarkStart w:id="230" w:name="sec:gcor-gmcalg"/>
     <w:p>
       <w:pPr>
         <w:pStyle w:val="berschrift4"/>
@@ -10812,7 +10864,7 @@
         <w:rPr>
           <w:rStyle w:val="VerbatimChar"/>
         </w:rPr>
-        <w:t xml:space="preserve">gcor.metadata-geometric-correction-algorithm</w:t>
+        <w:t xml:space="preserve">gcor-gmcalg</w:t>
       </w:r>
     </w:p>
     <w:bookmarkStart w:id="227" w:name="threshold-requirements-47"/>
@@ -10858,63 +10910,63 @@
         <w:pStyle w:val="Compact"/>
         <w:numPr>
           <w:ilvl w:val="0"/>
+          <w:numId w:val="1082"/>
+        </w:numPr>
+      </w:pPr>
+      <w:r>
+        <w:t xml:space="preserve">A metadata citable peer-reviewed algorithm</w:t>
+      </w:r>
+    </w:p>
+    <w:p>
+      <w:pPr>
+        <w:pStyle w:val="Compact"/>
+        <w:numPr>
+          <w:ilvl w:val="0"/>
+          <w:numId w:val="1082"/>
+        </w:numPr>
+      </w:pPr>
+      <w:r>
+        <w:t xml:space="preserve">Technical documentation regarding the implementation of that algorithm expressed as URLs or DOIs</w:t>
+      </w:r>
+    </w:p>
+    <w:p>
+      <w:pPr>
+        <w:pStyle w:val="Compact"/>
+        <w:numPr>
+          <w:ilvl w:val="0"/>
+          <w:numId w:val="1082"/>
+        </w:numPr>
+      </w:pPr>
+      <w:r>
+        <w:t xml:space="preserve">The sources of auxiliary data used to make corrections</w:t>
+      </w:r>
+    </w:p>
+    <w:p>
+      <w:pPr>
+        <w:pStyle w:val="Compact"/>
+        <w:numPr>
+          <w:ilvl w:val="0"/>
+          <w:numId w:val="1082"/>
+        </w:numPr>
+      </w:pPr>
+      <w:r>
+        <w:t xml:space="preserve">Resampling method used for geometric processing of the source data</w:t>
+      </w:r>
+    </w:p>
+    <w:p>
+      <w:pPr>
+        <w:pStyle w:val="FirstParagraph"/>
+      </w:pPr>
+      <w:r>
+        <w:t xml:space="preserve">Notes:</w:t>
+      </w:r>
+    </w:p>
+    <w:p>
+      <w:pPr>
+        <w:pStyle w:val="Compact"/>
+        <w:numPr>
+          <w:ilvl w:val="0"/>
           <w:numId w:val="1083"/>
-        </w:numPr>
-      </w:pPr>
-      <w:r>
-        <w:t xml:space="preserve">A metadata citable peer-reviewed algorithm</w:t>
-      </w:r>
-    </w:p>
-    <w:p>
-      <w:pPr>
-        <w:pStyle w:val="Compact"/>
-        <w:numPr>
-          <w:ilvl w:val="0"/>
-          <w:numId w:val="1083"/>
-        </w:numPr>
-      </w:pPr>
-      <w:r>
-        <w:t xml:space="preserve">Technical documentation regarding the implementation of that algorithm expressed as URLs or DOIs</w:t>
-      </w:r>
-    </w:p>
-    <w:p>
-      <w:pPr>
-        <w:pStyle w:val="Compact"/>
-        <w:numPr>
-          <w:ilvl w:val="0"/>
-          <w:numId w:val="1083"/>
-        </w:numPr>
-      </w:pPr>
-      <w:r>
-        <w:t xml:space="preserve">The sources of auxiliary data used to make corrections</w:t>
-      </w:r>
-    </w:p>
-    <w:p>
-      <w:pPr>
-        <w:pStyle w:val="Compact"/>
-        <w:numPr>
-          <w:ilvl w:val="0"/>
-          <w:numId w:val="1083"/>
-        </w:numPr>
-      </w:pPr>
-      <w:r>
-        <w:t xml:space="preserve">Resampling method used for geometric processing of the source data</w:t>
-      </w:r>
-    </w:p>
-    <w:p>
-      <w:pPr>
-        <w:pStyle w:val="FirstParagraph"/>
-      </w:pPr>
-      <w:r>
-        <w:t xml:space="preserve">Notes:</w:t>
-      </w:r>
-    </w:p>
-    <w:p>
-      <w:pPr>
-        <w:pStyle w:val="Compact"/>
-        <w:numPr>
-          <w:ilvl w:val="0"/>
-          <w:numId w:val="1084"/>
         </w:numPr>
       </w:pPr>
       <w:r>
@@ -10936,7 +10988,7 @@
         <w:pStyle w:val="Compact"/>
         <w:numPr>
           <w:ilvl w:val="0"/>
-          <w:numId w:val="1085"/>
+          <w:numId w:val="1084"/>
         </w:numPr>
       </w:pPr>
       <w:r>
@@ -10948,7 +11000,7 @@
         <w:pStyle w:val="Compact"/>
         <w:numPr>
           <w:ilvl w:val="0"/>
-          <w:numId w:val="1085"/>
+          <w:numId w:val="1084"/>
         </w:numPr>
       </w:pPr>
       <w:r>
@@ -10960,7 +11012,7 @@
         <w:pStyle w:val="Compact"/>
         <w:numPr>
           <w:ilvl w:val="0"/>
-          <w:numId w:val="1085"/>
+          <w:numId w:val="1084"/>
         </w:numPr>
       </w:pPr>
       <w:r>
@@ -10972,7 +11024,7 @@
         <w:pStyle w:val="Compact"/>
         <w:numPr>
           <w:ilvl w:val="0"/>
-          <w:numId w:val="1085"/>
+          <w:numId w:val="1084"/>
         </w:numPr>
       </w:pPr>
       <w:r>
@@ -10988,7 +11040,7 @@
     </w:p>
     <w:bookmarkEnd w:id="229"/>
     <w:bookmarkEnd w:id="230"/>
-    <w:bookmarkStart w:id="234" w:name="sec:gcor.corrections-dem"/>
+    <w:bookmarkStart w:id="234" w:name="sec:gcor-cordem"/>
     <w:p>
       <w:pPr>
         <w:pStyle w:val="berschrift4"/>
@@ -11020,7 +11072,7 @@
         <w:rPr>
           <w:rStyle w:val="VerbatimChar"/>
         </w:rPr>
-        <w:t xml:space="preserve">gcor.corrections-dem</w:t>
+        <w:t xml:space="preserve">gcor-cordem</w:t>
       </w:r>
     </w:p>
     <w:p>
@@ -11049,7 +11101,7 @@
         <w:pStyle w:val="Compact"/>
         <w:numPr>
           <w:ilvl w:val="0"/>
-          <w:numId w:val="1086"/>
+          <w:numId w:val="1085"/>
         </w:numPr>
       </w:pPr>
       <w:r>
@@ -11061,7 +11113,7 @@
         <w:pStyle w:val="Compact"/>
         <w:numPr>
           <w:ilvl w:val="0"/>
-          <w:numId w:val="1086"/>
+          <w:numId w:val="1085"/>
         </w:numPr>
       </w:pPr>
       <w:r>
@@ -11073,7 +11125,7 @@
         <w:pStyle w:val="Compact"/>
         <w:numPr>
           <w:ilvl w:val="0"/>
-          <w:numId w:val="1086"/>
+          <w:numId w:val="1085"/>
         </w:numPr>
       </w:pPr>
       <w:r>
@@ -11095,7 +11147,7 @@
         <w:pStyle w:val="Compact"/>
         <w:numPr>
           <w:ilvl w:val="0"/>
-          <w:numId w:val="1087"/>
+          <w:numId w:val="1086"/>
         </w:numPr>
       </w:pPr>
       <w:r>
@@ -11113,7 +11165,7 @@
         <w:pStyle w:val="Compact"/>
         <w:numPr>
           <w:ilvl w:val="0"/>
-          <w:numId w:val="1087"/>
+          <w:numId w:val="1086"/>
         </w:numPr>
       </w:pPr>
       <w:r>
@@ -11125,7 +11177,7 @@
         <w:pStyle w:val="Compact"/>
         <w:numPr>
           <w:ilvl w:val="0"/>
-          <w:numId w:val="1087"/>
+          <w:numId w:val="1086"/>
         </w:numPr>
       </w:pPr>
       <w:r>
@@ -11147,7 +11199,7 @@
         <w:pStyle w:val="Compact"/>
         <w:numPr>
           <w:ilvl w:val="0"/>
-          <w:numId w:val="1088"/>
+          <w:numId w:val="1087"/>
         </w:numPr>
       </w:pPr>
       <w:r>
@@ -11159,7 +11211,7 @@
         <w:pStyle w:val="Compact"/>
         <w:numPr>
           <w:ilvl w:val="0"/>
-          <w:numId w:val="1088"/>
+          <w:numId w:val="1087"/>
         </w:numPr>
       </w:pPr>
       <w:r>
@@ -11171,7 +11223,7 @@
         <w:pStyle w:val="Compact"/>
         <w:numPr>
           <w:ilvl w:val="0"/>
-          <w:numId w:val="1088"/>
+          <w:numId w:val="1087"/>
         </w:numPr>
       </w:pPr>
       <w:r>
@@ -11183,7 +11235,7 @@
         <w:pStyle w:val="Compact"/>
         <w:numPr>
           <w:ilvl w:val="0"/>
-          <w:numId w:val="1088"/>
+          <w:numId w:val="1087"/>
         </w:numPr>
       </w:pPr>
       <w:r>
@@ -11199,7 +11251,7 @@
     </w:p>
     <w:bookmarkEnd w:id="233"/>
     <w:bookmarkEnd w:id="234"/>
-    <w:bookmarkStart w:id="238" w:name="X46df8ce20020c0edaf0af6f0a3dbcb83bfe4482"/>
+    <w:bookmarkStart w:id="238" w:name="sec:gcor-geoacr"/>
     <w:p>
       <w:pPr>
         <w:pStyle w:val="berschrift4"/>
@@ -11231,7 +11283,7 @@
         <w:rPr>
           <w:rStyle w:val="VerbatimChar"/>
         </w:rPr>
-        <w:t xml:space="preserve">gcor.corrections-geometric-accuracy-radar</w:t>
+        <w:t xml:space="preserve">gcor-geoacr</w:t>
       </w:r>
     </w:p>
     <w:bookmarkStart w:id="235" w:name="threshold-requirements-49"/>
@@ -11308,7 +11360,7 @@
         <w:pStyle w:val="Compact"/>
         <w:numPr>
           <w:ilvl w:val="0"/>
-          <w:numId w:val="1089"/>
+          <w:numId w:val="1088"/>
         </w:numPr>
       </w:pPr>
       <w:r>
@@ -11320,7 +11372,7 @@
         <w:pStyle w:val="Compact"/>
         <w:numPr>
           <w:ilvl w:val="0"/>
-          <w:numId w:val="1089"/>
+          <w:numId w:val="1088"/>
         </w:numPr>
       </w:pPr>
       <w:r>
@@ -11368,7 +11420,7 @@
         <w:pStyle w:val="Compact"/>
         <w:numPr>
           <w:ilvl w:val="0"/>
-          <w:numId w:val="1090"/>
+          <w:numId w:val="1089"/>
         </w:numPr>
       </w:pPr>
       <w:r>
@@ -11380,7 +11432,7 @@
         <w:pStyle w:val="Compact"/>
         <w:numPr>
           <w:ilvl w:val="0"/>
-          <w:numId w:val="1090"/>
+          <w:numId w:val="1089"/>
         </w:numPr>
       </w:pPr>
       <w:r>
@@ -11392,7 +11444,7 @@
         <w:pStyle w:val="Compact"/>
         <w:numPr>
           <w:ilvl w:val="0"/>
-          <w:numId w:val="1090"/>
+          <w:numId w:val="1089"/>
         </w:numPr>
       </w:pPr>
       <w:r>
@@ -11404,7 +11456,7 @@
         <w:pStyle w:val="Compact"/>
         <w:numPr>
           <w:ilvl w:val="0"/>
-          <w:numId w:val="1090"/>
+          <w:numId w:val="1089"/>
         </w:numPr>
       </w:pPr>
       <w:r>
@@ -11420,7 +11472,7 @@
     </w:p>
     <w:bookmarkEnd w:id="237"/>
     <w:bookmarkEnd w:id="238"/>
-    <w:bookmarkStart w:id="242" w:name="Xb9d365b28d724b5a0f0e58b4c1a94a1d3251d14"/>
+    <w:bookmarkStart w:id="242" w:name="sec:gcor-georfa"/>
     <w:p>
       <w:pPr>
         <w:pStyle w:val="berschrift4"/>
@@ -11452,7 +11504,7 @@
         <w:rPr>
           <w:rStyle w:val="VerbatimChar"/>
         </w:rPr>
-        <w:t xml:space="preserve">gcor.corrections-geometric-refined-accuracy</w:t>
+        <w:t xml:space="preserve">gcor-georfa</w:t>
       </w:r>
     </w:p>
     <w:bookmarkStart w:id="239" w:name="threshold-requirements-50"/>
@@ -11495,7 +11547,7 @@
       <w:r>
         <w:t xml:space="preserve">“</w:t>
       </w:r>
-      <w:hyperlink w:anchor="X46df8ce20020c0edaf0af6f0a3dbcb83bfe4482">
+      <w:hyperlink w:anchor="sec:gcor-geoacr">
         <w:r>
           <w:rPr>
             <w:rStyle w:val="Hyperlink"/>
@@ -11544,7 +11596,7 @@
         <w:pStyle w:val="Compact"/>
         <w:numPr>
           <w:ilvl w:val="0"/>
-          <w:numId w:val="1091"/>
+          <w:numId w:val="1090"/>
         </w:numPr>
       </w:pPr>
       <w:r>
@@ -11556,7 +11608,7 @@
         <w:pStyle w:val="Compact"/>
         <w:numPr>
           <w:ilvl w:val="0"/>
-          <w:numId w:val="1091"/>
+          <w:numId w:val="1090"/>
         </w:numPr>
       </w:pPr>
       <w:r>
@@ -11568,7 +11620,7 @@
         <w:pStyle w:val="Compact"/>
         <w:numPr>
           <w:ilvl w:val="0"/>
-          <w:numId w:val="1091"/>
+          <w:numId w:val="1090"/>
         </w:numPr>
       </w:pPr>
       <w:r>
@@ -11580,7 +11632,7 @@
         <w:pStyle w:val="Compact"/>
         <w:numPr>
           <w:ilvl w:val="0"/>
-          <w:numId w:val="1091"/>
+          <w:numId w:val="1090"/>
         </w:numPr>
       </w:pPr>
       <w:r>
@@ -11596,7 +11648,7 @@
     </w:p>
     <w:bookmarkEnd w:id="241"/>
     <w:bookmarkEnd w:id="242"/>
-    <w:bookmarkStart w:id="246" w:name="sec:gcor.corrections-gridding-convention"/>
+    <w:bookmarkStart w:id="246" w:name="sec:gcor-gridcv"/>
     <w:p>
       <w:pPr>
         <w:pStyle w:val="berschrift4"/>
@@ -11628,7 +11680,7 @@
         <w:rPr>
           <w:rStyle w:val="VerbatimChar"/>
         </w:rPr>
-        <w:t xml:space="preserve">gcor.corrections-gridding-convention</w:t>
+        <w:t xml:space="preserve">gcor-gridcv</w:t>
       </w:r>
     </w:p>
     <w:bookmarkStart w:id="243" w:name="threshold-requirements-51"/>
@@ -11679,7 +11731,7 @@
         <w:pStyle w:val="Compact"/>
         <w:numPr>
           <w:ilvl w:val="0"/>
-          <w:numId w:val="1092"/>
+          <w:numId w:val="1091"/>
         </w:numPr>
       </w:pPr>
       <w:r>
@@ -11749,7 +11801,7 @@
         <w:pStyle w:val="Compact"/>
         <w:numPr>
           <w:ilvl w:val="0"/>
-          <w:numId w:val="1093"/>
+          <w:numId w:val="1092"/>
         </w:numPr>
       </w:pPr>
       <w:r>
@@ -11761,7 +11813,7 @@
         <w:pStyle w:val="Compact"/>
         <w:numPr>
           <w:ilvl w:val="0"/>
-          <w:numId w:val="1093"/>
+          <w:numId w:val="1092"/>
         </w:numPr>
       </w:pPr>
       <w:r>
@@ -11773,7 +11825,7 @@
         <w:pStyle w:val="Compact"/>
         <w:numPr>
           <w:ilvl w:val="0"/>
-          <w:numId w:val="1093"/>
+          <w:numId w:val="1092"/>
         </w:numPr>
       </w:pPr>
       <w:r>
@@ -11785,7 +11837,7 @@
         <w:pStyle w:val="Compact"/>
         <w:numPr>
           <w:ilvl w:val="0"/>
-          <w:numId w:val="1093"/>
+          <w:numId w:val="1092"/>
         </w:numPr>
       </w:pPr>
       <w:r>
@@ -11817,6 +11869,327 @@
       </w:pPr>
       <w:r>
         <w:t xml:space="preserve">General Metadata</w:t>
+      </w:r>
+    </w:p>
+    <w:tbl>
+      <w:tblPr>
+        <w:tblStyle w:val="Table"/>
+        <w:tblW w:type="auto" w:w="0"/>
+        <w:tblLook w:firstRow="1" w:lastRow="0" w:firstColumn="0" w:lastColumn="0" w:noHBand="0" w:noVBand="0" w:val="0020"/>
+      </w:tblPr>
+      <w:tblGrid>
+        <w:gridCol w:w="1980"/>
+        <w:gridCol w:w="1980"/>
+        <w:gridCol w:w="1980"/>
+        <w:gridCol w:w="1980"/>
+      </w:tblGrid>
+      <w:tr>
+        <w:trPr>
+          <w:tblHeader w:val="on"/>
+        </w:trPr>
+        <w:tc>
+          <w:tcPr/>
+          <w:p>
+            <w:pPr>
+              <w:pStyle w:val="Compact"/>
+            </w:pPr>
+            <w:r>
+              <w:t xml:space="preserve">Requirement ID</w:t>
+            </w:r>
+          </w:p>
+        </w:tc>
+        <w:tc>
+          <w:tcPr/>
+          <w:p>
+            <w:pPr>
+              <w:pStyle w:val="Compact"/>
+            </w:pPr>
+            <w:r>
+              <w:t xml:space="preserve">Requirement Title</w:t>
+            </w:r>
+          </w:p>
+        </w:tc>
+        <w:tc>
+          <w:tcPr/>
+          <w:p>
+            <w:pPr>
+              <w:pStyle w:val="Compact"/>
+              <w:jc w:val="center"/>
+            </w:pPr>
+            <w:r>
+              <w:t xml:space="preserve">Threshold</w:t>
+            </w:r>
+          </w:p>
+        </w:tc>
+        <w:tc>
+          <w:tcPr/>
+          <w:p>
+            <w:pPr>
+              <w:pStyle w:val="Compact"/>
+              <w:jc w:val="center"/>
+            </w:pPr>
+            <w:r>
+              <w:t xml:space="preserve">Goal</w:t>
+            </w:r>
+          </w:p>
+        </w:tc>
+      </w:tr>
+      <w:tr>
+        <w:tc>
+          <w:tcPr/>
+          <w:p>
+            <w:pPr>
+              <w:pStyle w:val="Compact"/>
+            </w:pPr>
+            <w:r>
+              <w:rPr>
+                <w:rStyle w:val="VerbatimChar"/>
+              </w:rPr>
+              <w:t xml:space="preserve">meta-trcsar</w:t>
+            </w:r>
+          </w:p>
+        </w:tc>
+        <w:tc>
+          <w:tcPr/>
+          <w:p>
+            <w:pPr>
+              <w:pStyle w:val="Compact"/>
+            </w:pPr>
+            <w:r>
+              <w:t xml:space="preserve">Traceability</w:t>
+            </w:r>
+          </w:p>
+        </w:tc>
+        <w:tc>
+          <w:tcPr/>
+          <w:p>
+            <w:pPr>
+              <w:pStyle w:val="Compact"/>
+              <w:jc w:val="center"/>
+            </w:pPr>
+            <w:r>
+              <w:rPr>
+                <w:i/>
+                <w:iCs/>
+              </w:rPr>
+              <w:t xml:space="preserve">not required</w:t>
+            </w:r>
+          </w:p>
+        </w:tc>
+        <w:tc>
+          <w:tcPr/>
+          <w:p>
+            <w:pPr>
+              <w:pStyle w:val="Compact"/>
+            </w:pPr>
+          </w:p>
+        </w:tc>
+      </w:tr>
+      <w:tr>
+        <w:tc>
+          <w:tcPr/>
+          <w:p>
+            <w:pPr>
+              <w:pStyle w:val="Compact"/>
+            </w:pPr>
+            <w:r>
+              <w:rPr>
+                <w:rStyle w:val="VerbatimChar"/>
+              </w:rPr>
+              <w:t xml:space="preserve">meta-mrdsar</w:t>
+            </w:r>
+          </w:p>
+        </w:tc>
+        <w:tc>
+          <w:tcPr/>
+          <w:p>
+            <w:pPr>
+              <w:pStyle w:val="Compact"/>
+            </w:pPr>
+            <w:r>
+              <w:t xml:space="preserve">Metadata Machine Readability</w:t>
+            </w:r>
+          </w:p>
+        </w:tc>
+        <w:tc>
+          <w:tcPr/>
+          <w:p>
+            <w:pPr>
+              <w:pStyle w:val="Compact"/>
+            </w:pPr>
+          </w:p>
+        </w:tc>
+        <w:tc>
+          <w:tcPr/>
+          <w:p>
+            <w:pPr>
+              <w:pStyle w:val="Compact"/>
+            </w:pPr>
+          </w:p>
+        </w:tc>
+      </w:tr>
+      <w:tr>
+        <w:tc>
+          <w:tcPr/>
+          <w:p>
+            <w:pPr>
+              <w:pStyle w:val="Compact"/>
+            </w:pPr>
+            <w:r>
+              <w:rPr>
+                <w:rStyle w:val="VerbatimChar"/>
+              </w:rPr>
+              <w:t xml:space="preserve">meta-prdtyp</w:t>
+            </w:r>
+          </w:p>
+        </w:tc>
+        <w:tc>
+          <w:tcPr/>
+          <w:p>
+            <w:pPr>
+              <w:pStyle w:val="Compact"/>
+            </w:pPr>
+            <w:r>
+              <w:t xml:space="preserve">Product Type</w:t>
+            </w:r>
+          </w:p>
+        </w:tc>
+        <w:tc>
+          <w:tcPr/>
+          <w:p>
+            <w:pPr>
+              <w:pStyle w:val="Compact"/>
+            </w:pPr>
+          </w:p>
+        </w:tc>
+        <w:tc>
+          <w:tcPr/>
+          <w:p>
+            <w:pPr>
+              <w:pStyle w:val="Compact"/>
+              <w:jc w:val="center"/>
+            </w:pPr>
+            <w:r>
+              <w:rPr>
+                <w:i/>
+                <w:iCs/>
+              </w:rPr>
+              <w:t xml:space="preserve">as threshold</w:t>
+            </w:r>
+          </w:p>
+        </w:tc>
+      </w:tr>
+      <w:tr>
+        <w:tc>
+          <w:tcPr/>
+          <w:p>
+            <w:pPr>
+              <w:pStyle w:val="Compact"/>
+            </w:pPr>
+            <w:r>
+              <w:rPr>
+                <w:rStyle w:val="VerbatimChar"/>
+              </w:rPr>
+              <w:t xml:space="preserve">meta-pfsurl</w:t>
+            </w:r>
+          </w:p>
+        </w:tc>
+        <w:tc>
+          <w:tcPr/>
+          <w:p>
+            <w:pPr>
+              <w:pStyle w:val="Compact"/>
+            </w:pPr>
+            <w:r>
+              <w:t xml:space="preserve">Document Identifier</w:t>
+            </w:r>
+          </w:p>
+        </w:tc>
+        <w:tc>
+          <w:tcPr/>
+          <w:p>
+            <w:pPr>
+              <w:pStyle w:val="Compact"/>
+            </w:pPr>
+          </w:p>
+        </w:tc>
+        <w:tc>
+          <w:tcPr/>
+          <w:p>
+            <w:pPr>
+              <w:pStyle w:val="Compact"/>
+              <w:jc w:val="center"/>
+            </w:pPr>
+            <w:r>
+              <w:rPr>
+                <w:i/>
+                <w:iCs/>
+              </w:rPr>
+              <w:t xml:space="preserve">as threshold</w:t>
+            </w:r>
+          </w:p>
+        </w:tc>
+      </w:tr>
+      <w:tr>
+        <w:tc>
+          <w:tcPr/>
+          <w:p>
+            <w:pPr>
+              <w:pStyle w:val="Compact"/>
+            </w:pPr>
+            <w:r>
+              <w:rPr>
+                <w:rStyle w:val="VerbatimChar"/>
+              </w:rPr>
+              <w:t xml:space="preserve">meta-timsar</w:t>
+            </w:r>
+          </w:p>
+        </w:tc>
+        <w:tc>
+          <w:tcPr/>
+          <w:p>
+            <w:pPr>
+              <w:pStyle w:val="Compact"/>
+            </w:pPr>
+            <w:r>
+              <w:t xml:space="preserve">Data Collection Time</w:t>
+            </w:r>
+          </w:p>
+        </w:tc>
+        <w:tc>
+          <w:tcPr/>
+          <w:p>
+            <w:pPr>
+              <w:pStyle w:val="Compact"/>
+            </w:pPr>
+          </w:p>
+        </w:tc>
+        <w:tc>
+          <w:tcPr/>
+          <w:p>
+            <w:pPr>
+              <w:pStyle w:val="Compact"/>
+              <w:jc w:val="center"/>
+            </w:pPr>
+            <w:r>
+              <w:rPr>
+                <w:i/>
+                <w:iCs/>
+              </w:rPr>
+              <w:t xml:space="preserve">as threshold</w:t>
+            </w:r>
+          </w:p>
+        </w:tc>
+      </w:tr>
+    </w:tbl>
+    <w:bookmarkEnd w:id="249"/>
+    <w:bookmarkStart w:id="250" w:name="source-metadata"/>
+    <w:p>
+      <w:pPr>
+        <w:pStyle w:val="berschrift3"/>
+      </w:pPr>
+      <w:r>
+        <w:t xml:space="preserve">Source Metadata</w:t>
       </w:r>
     </w:p>
     <w:tbl>
@@ -11894,7 +12267,7 @@
               <w:rPr>
                 <w:rStyle w:val="VerbatimChar"/>
               </w:rPr>
-              <w:t xml:space="preserve">meta.metadata-traceability-sar</w:t>
+              <w:t xml:space="preserve">src-acqid</w:t>
             </w:r>
           </w:p>
         </w:tc>
@@ -11905,7 +12278,375 @@
               <w:pStyle w:val="Compact"/>
             </w:pPr>
             <w:r>
-              <w:t xml:space="preserve">Traceability</w:t>
+              <w:t xml:space="preserve">Acquisition ID</w:t>
+            </w:r>
+          </w:p>
+        </w:tc>
+        <w:tc>
+          <w:tcPr/>
+          <w:p>
+            <w:pPr>
+              <w:pStyle w:val="Compact"/>
+            </w:pPr>
+          </w:p>
+        </w:tc>
+        <w:tc>
+          <w:tcPr/>
+          <w:p>
+            <w:pPr>
+              <w:pStyle w:val="Compact"/>
+              <w:jc w:val="center"/>
+            </w:pPr>
+            <w:r>
+              <w:rPr>
+                <w:i/>
+                <w:iCs/>
+              </w:rPr>
+              <w:t xml:space="preserve">as threshold</w:t>
+            </w:r>
+          </w:p>
+        </w:tc>
+      </w:tr>
+      <w:tr>
+        <w:tc>
+          <w:tcPr/>
+          <w:p>
+            <w:pPr>
+              <w:pStyle w:val="Compact"/>
+            </w:pPr>
+            <w:r>
+              <w:rPr>
+                <w:rStyle w:val="VerbatimChar"/>
+              </w:rPr>
+              <w:t xml:space="preserve">src-dacsrc</w:t>
+            </w:r>
+          </w:p>
+        </w:tc>
+        <w:tc>
+          <w:tcPr/>
+          <w:p>
+            <w:pPr>
+              <w:pStyle w:val="Compact"/>
+            </w:pPr>
+            <w:r>
+              <w:t xml:space="preserve">Source Data Access</w:t>
+            </w:r>
+          </w:p>
+        </w:tc>
+        <w:tc>
+          <w:tcPr/>
+          <w:p>
+            <w:pPr>
+              <w:pStyle w:val="Compact"/>
+            </w:pPr>
+          </w:p>
+        </w:tc>
+        <w:tc>
+          <w:tcPr/>
+          <w:p>
+            <w:pPr>
+              <w:pStyle w:val="Compact"/>
+            </w:pPr>
+          </w:p>
+        </w:tc>
+      </w:tr>
+      <w:tr>
+        <w:tc>
+          <w:tcPr/>
+          <w:p>
+            <w:pPr>
+              <w:pStyle w:val="Compact"/>
+            </w:pPr>
+            <w:r>
+              <w:rPr>
+                <w:rStyle w:val="VerbatimChar"/>
+              </w:rPr>
+              <w:t xml:space="preserve">src-inssar</w:t>
+            </w:r>
+          </w:p>
+        </w:tc>
+        <w:tc>
+          <w:tcPr/>
+          <w:p>
+            <w:pPr>
+              <w:pStyle w:val="Compact"/>
+            </w:pPr>
+            <w:r>
+              <w:t xml:space="preserve">Instrument</w:t>
+            </w:r>
+          </w:p>
+        </w:tc>
+        <w:tc>
+          <w:tcPr/>
+          <w:p>
+            <w:pPr>
+              <w:pStyle w:val="Compact"/>
+            </w:pPr>
+          </w:p>
+        </w:tc>
+        <w:tc>
+          <w:tcPr/>
+          <w:p>
+            <w:pPr>
+              <w:pStyle w:val="Compact"/>
+            </w:pPr>
+          </w:p>
+        </w:tc>
+      </w:tr>
+      <w:tr>
+        <w:tc>
+          <w:tcPr/>
+          <w:p>
+            <w:pPr>
+              <w:pStyle w:val="Compact"/>
+            </w:pPr>
+            <w:r>
+              <w:rPr>
+                <w:rStyle w:val="VerbatimChar"/>
+              </w:rPr>
+              <w:t xml:space="preserve">src-timsrc</w:t>
+            </w:r>
+          </w:p>
+        </w:tc>
+        <w:tc>
+          <w:tcPr/>
+          <w:p>
+            <w:pPr>
+              <w:pStyle w:val="Compact"/>
+            </w:pPr>
+            <w:r>
+              <w:t xml:space="preserve">Source Data Acquisition Time</w:t>
+            </w:r>
+          </w:p>
+        </w:tc>
+        <w:tc>
+          <w:tcPr/>
+          <w:p>
+            <w:pPr>
+              <w:pStyle w:val="Compact"/>
+            </w:pPr>
+          </w:p>
+        </w:tc>
+        <w:tc>
+          <w:tcPr/>
+          <w:p>
+            <w:pPr>
+              <w:pStyle w:val="Compact"/>
+              <w:jc w:val="center"/>
+            </w:pPr>
+            <w:r>
+              <w:rPr>
+                <w:i/>
+                <w:iCs/>
+              </w:rPr>
+              <w:t xml:space="preserve">as threshold</w:t>
+            </w:r>
+          </w:p>
+        </w:tc>
+      </w:tr>
+      <w:tr>
+        <w:tc>
+          <w:tcPr/>
+          <w:p>
+            <w:pPr>
+              <w:pStyle w:val="Compact"/>
+            </w:pPr>
+            <w:r>
+              <w:rPr>
+                <w:rStyle w:val="VerbatimChar"/>
+              </w:rPr>
+              <w:t xml:space="preserve">src-acqpar</w:t>
+            </w:r>
+          </w:p>
+        </w:tc>
+        <w:tc>
+          <w:tcPr/>
+          <w:p>
+            <w:pPr>
+              <w:pStyle w:val="Compact"/>
+            </w:pPr>
+            <w:r>
+              <w:t xml:space="preserve">Source Data Acquisition Parameters</w:t>
+            </w:r>
+          </w:p>
+        </w:tc>
+        <w:tc>
+          <w:tcPr/>
+          <w:p>
+            <w:pPr>
+              <w:pStyle w:val="Compact"/>
+            </w:pPr>
+          </w:p>
+        </w:tc>
+        <w:tc>
+          <w:tcPr/>
+          <w:p>
+            <w:pPr>
+              <w:pStyle w:val="Compact"/>
+              <w:jc w:val="center"/>
+            </w:pPr>
+            <w:r>
+              <w:rPr>
+                <w:i/>
+                <w:iCs/>
+              </w:rPr>
+              <w:t xml:space="preserve">as threshold</w:t>
+            </w:r>
+          </w:p>
+        </w:tc>
+      </w:tr>
+      <w:tr>
+        <w:tc>
+          <w:tcPr/>
+          <w:p>
+            <w:pPr>
+              <w:pStyle w:val="Compact"/>
+            </w:pPr>
+            <w:r>
+              <w:rPr>
+                <w:rStyle w:val="VerbatimChar"/>
+              </w:rPr>
+              <w:t xml:space="preserve">src-orbit</w:t>
+            </w:r>
+          </w:p>
+        </w:tc>
+        <w:tc>
+          <w:tcPr/>
+          <w:p>
+            <w:pPr>
+              <w:pStyle w:val="Compact"/>
+            </w:pPr>
+            <w:r>
+              <w:t xml:space="preserve">Source Data Orbit Information</w:t>
+            </w:r>
+          </w:p>
+        </w:tc>
+        <w:tc>
+          <w:tcPr/>
+          <w:p>
+            <w:pPr>
+              <w:pStyle w:val="Compact"/>
+            </w:pPr>
+          </w:p>
+        </w:tc>
+        <w:tc>
+          <w:tcPr/>
+          <w:p>
+            <w:pPr>
+              <w:pStyle w:val="Compact"/>
+            </w:pPr>
+          </w:p>
+        </w:tc>
+      </w:tr>
+      <w:tr>
+        <w:tc>
+          <w:tcPr/>
+          <w:p>
+            <w:pPr>
+              <w:pStyle w:val="Compact"/>
+            </w:pPr>
+            <w:r>
+              <w:rPr>
+                <w:rStyle w:val="VerbatimChar"/>
+              </w:rPr>
+              <w:t xml:space="preserve">src-prcpar</w:t>
+            </w:r>
+          </w:p>
+        </w:tc>
+        <w:tc>
+          <w:tcPr/>
+          <w:p>
+            <w:pPr>
+              <w:pStyle w:val="Compact"/>
+            </w:pPr>
+            <w:r>
+              <w:t xml:space="preserve">Source Data Processing Parameters</w:t>
+            </w:r>
+          </w:p>
+        </w:tc>
+        <w:tc>
+          <w:tcPr/>
+          <w:p>
+            <w:pPr>
+              <w:pStyle w:val="Compact"/>
+            </w:pPr>
+          </w:p>
+        </w:tc>
+        <w:tc>
+          <w:tcPr/>
+          <w:p>
+            <w:pPr>
+              <w:pStyle w:val="Compact"/>
+            </w:pPr>
+          </w:p>
+        </w:tc>
+      </w:tr>
+      <w:tr>
+        <w:tc>
+          <w:tcPr/>
+          <w:p>
+            <w:pPr>
+              <w:pStyle w:val="Compact"/>
+            </w:pPr>
+            <w:r>
+              <w:rPr>
+                <w:rStyle w:val="VerbatimChar"/>
+              </w:rPr>
+              <w:t xml:space="preserve">src-imgatt</w:t>
+            </w:r>
+          </w:p>
+        </w:tc>
+        <w:tc>
+          <w:tcPr/>
+          <w:p>
+            <w:pPr>
+              <w:pStyle w:val="Compact"/>
+            </w:pPr>
+            <w:r>
+              <w:t xml:space="preserve">Source Data Image Attributes</w:t>
+            </w:r>
+          </w:p>
+        </w:tc>
+        <w:tc>
+          <w:tcPr/>
+          <w:p>
+            <w:pPr>
+              <w:pStyle w:val="Compact"/>
+            </w:pPr>
+          </w:p>
+        </w:tc>
+        <w:tc>
+          <w:tcPr/>
+          <w:p>
+            <w:pPr>
+              <w:pStyle w:val="Compact"/>
+            </w:pPr>
+          </w:p>
+        </w:tc>
+      </w:tr>
+      <w:tr>
+        <w:tc>
+          <w:tcPr/>
+          <w:p>
+            <w:pPr>
+              <w:pStyle w:val="Compact"/>
+            </w:pPr>
+            <w:r>
+              <w:rPr>
+                <w:rStyle w:val="VerbatimChar"/>
+              </w:rPr>
+              <w:t xml:space="preserve">src-scasar</w:t>
+            </w:r>
+          </w:p>
+        </w:tc>
+        <w:tc>
+          <w:tcPr/>
+          <w:p>
+            <w:pPr>
+              <w:pStyle w:val="Compact"/>
+            </w:pPr>
+            <w:r>
+              <w:t xml:space="preserve">Sensor Calibration</w:t>
             </w:r>
           </w:p>
         </w:tc>
@@ -11945,7 +12686,7 @@
               <w:rPr>
                 <w:rStyle w:val="VerbatimChar"/>
               </w:rPr>
-              <w:t xml:space="preserve">meta.metadata-machine-readability-sar</w:t>
+              <w:t xml:space="preserve">src-prfind</w:t>
             </w:r>
           </w:p>
         </w:tc>
@@ -11956,7 +12697,7 @@
               <w:pStyle w:val="Compact"/>
             </w:pPr>
             <w:r>
-              <w:t xml:space="preserve">Metadata Machine Readability</w:t>
+              <w:t xml:space="preserve">Performance Indicators</w:t>
             </w:r>
           </w:p>
         </w:tc>
@@ -11988,7 +12729,7 @@
               <w:rPr>
                 <w:rStyle w:val="VerbatimChar"/>
               </w:rPr>
-              <w:t xml:space="preserve">meta.metadata-product-type-sar</w:t>
+              <w:t xml:space="preserve">src-polcal</w:t>
             </w:r>
           </w:p>
         </w:tc>
@@ -11999,16 +12740,8 @@
               <w:pStyle w:val="Compact"/>
             </w:pPr>
             <w:r>
-              <w:t xml:space="preserve">Product Type</w:t>
+              <w:t xml:space="preserve">Polarimetric Calibration Matrices</w:t>
             </w:r>
-          </w:p>
-        </w:tc>
-        <w:tc>
-          <w:tcPr/>
-          <w:p>
-            <w:pPr>
-              <w:pStyle w:val="Compact"/>
-            </w:pPr>
           </w:p>
         </w:tc>
         <w:tc>
@@ -12023,8 +12756,16 @@
                 <w:i/>
                 <w:iCs/>
               </w:rPr>
-              <w:t xml:space="preserve">as threshold</w:t>
+              <w:t xml:space="preserve">not required</w:t>
             </w:r>
+          </w:p>
+        </w:tc>
+        <w:tc>
+          <w:tcPr/>
+          <w:p>
+            <w:pPr>
+              <w:pStyle w:val="Compact"/>
+            </w:pPr>
           </w:p>
         </w:tc>
       </w:tr>
@@ -12039,7 +12780,7 @@
               <w:rPr>
                 <w:rStyle w:val="VerbatimChar"/>
               </w:rPr>
-              <w:t xml:space="preserve">meta.metadata-pfs-url</w:t>
+              <w:t xml:space="preserve">src-mfrang</w:t>
             </w:r>
           </w:p>
         </w:tc>
@@ -12050,16 +12791,8 @@
               <w:pStyle w:val="Compact"/>
             </w:pPr>
             <w:r>
-              <w:t xml:space="preserve">Document Identifier</w:t>
+              <w:t xml:space="preserve">Mean Faraday Rotation Angle</w:t>
             </w:r>
-          </w:p>
-        </w:tc>
-        <w:tc>
-          <w:tcPr/>
-          <w:p>
-            <w:pPr>
-              <w:pStyle w:val="Compact"/>
-            </w:pPr>
           </w:p>
         </w:tc>
         <w:tc>
@@ -12074,8 +12807,16 @@
                 <w:i/>
                 <w:iCs/>
               </w:rPr>
-              <w:t xml:space="preserve">as threshold</w:t>
+              <w:t xml:space="preserve">not required</w:t>
             </w:r>
+          </w:p>
+        </w:tc>
+        <w:tc>
+          <w:tcPr/>
+          <w:p>
+            <w:pPr>
+              <w:pStyle w:val="Compact"/>
+            </w:pPr>
           </w:p>
         </w:tc>
       </w:tr>
@@ -12090,7 +12831,7 @@
               <w:rPr>
                 <w:rStyle w:val="VerbatimChar"/>
               </w:rPr>
-              <w:t xml:space="preserve">meta.metadata-time-sar</w:t>
+              <w:t xml:space="preserve">src-ionind</w:t>
             </w:r>
           </w:p>
         </w:tc>
@@ -12101,16 +12842,8 @@
               <w:pStyle w:val="Compact"/>
             </w:pPr>
             <w:r>
-              <w:t xml:space="preserve">Data Collection Time</w:t>
+              <w:t xml:space="preserve">Ionosphere Indicator</w:t>
             </w:r>
-          </w:p>
-        </w:tc>
-        <w:tc>
-          <w:tcPr/>
-          <w:p>
-            <w:pPr>
-              <w:pStyle w:val="Compact"/>
-            </w:pPr>
           </w:p>
         </w:tc>
         <w:tc>
@@ -12125,20 +12858,28 @@
                 <w:i/>
                 <w:iCs/>
               </w:rPr>
-              <w:t xml:space="preserve">as threshold</w:t>
+              <w:t xml:space="preserve">not required</w:t>
             </w:r>
+          </w:p>
+        </w:tc>
+        <w:tc>
+          <w:tcPr/>
+          <w:p>
+            <w:pPr>
+              <w:pStyle w:val="Compact"/>
+            </w:pPr>
           </w:p>
         </w:tc>
       </w:tr>
     </w:tbl>
-    <w:bookmarkEnd w:id="249"/>
-    <w:bookmarkStart w:id="250" w:name="source-metadata"/>
+    <w:bookmarkEnd w:id="250"/>
+    <w:bookmarkStart w:id="251" w:name="product-metadata"/>
     <w:p>
       <w:pPr>
         <w:pStyle w:val="berschrift3"/>
       </w:pPr>
       <w:r>
-        <w:t xml:space="preserve">Source Metadata</w:t>
+        <w:t xml:space="preserve">Product Metadata</w:t>
       </w:r>
     </w:p>
     <w:tbl>
@@ -12216,7 +12957,7 @@
               <w:rPr>
                 <w:rStyle w:val="VerbatimChar"/>
               </w:rPr>
-              <w:t xml:space="preserve">src.metadata-acquisition-id</w:t>
+              <w:t xml:space="preserve">prd-dacprd</w:t>
             </w:r>
           </w:p>
         </w:tc>
@@ -12227,7 +12968,101 @@
               <w:pStyle w:val="Compact"/>
             </w:pPr>
             <w:r>
-              <w:t xml:space="preserve">Acquisition ID</w:t>
+              <w:t xml:space="preserve">Product Data Access</w:t>
+            </w:r>
+          </w:p>
+        </w:tc>
+        <w:tc>
+          <w:tcPr/>
+          <w:p>
+            <w:pPr>
+              <w:pStyle w:val="Compact"/>
+            </w:pPr>
+          </w:p>
+        </w:tc>
+        <w:tc>
+          <w:tcPr/>
+          <w:p>
+            <w:pPr>
+              <w:pStyle w:val="Compact"/>
+            </w:pPr>
+          </w:p>
+        </w:tc>
+      </w:tr>
+      <w:tr>
+        <w:tc>
+          <w:tcPr/>
+          <w:p>
+            <w:pPr>
+              <w:pStyle w:val="Compact"/>
+            </w:pPr>
+            <w:r>
+              <w:rPr>
+                <w:rStyle w:val="VerbatimChar"/>
+              </w:rPr>
+              <w:t xml:space="preserve">prd-auxdat</w:t>
+            </w:r>
+          </w:p>
+        </w:tc>
+        <w:tc>
+          <w:tcPr/>
+          <w:p>
+            <w:pPr>
+              <w:pStyle w:val="Compact"/>
+            </w:pPr>
+            <w:r>
+              <w:t xml:space="preserve">Auxiliary Data</w:t>
+            </w:r>
+          </w:p>
+        </w:tc>
+        <w:tc>
+          <w:tcPr/>
+          <w:p>
+            <w:pPr>
+              <w:pStyle w:val="Compact"/>
+              <w:jc w:val="center"/>
+            </w:pPr>
+            <w:r>
+              <w:rPr>
+                <w:i/>
+                <w:iCs/>
+              </w:rPr>
+              <w:t xml:space="preserve">not required</w:t>
+            </w:r>
+          </w:p>
+        </w:tc>
+        <w:tc>
+          <w:tcPr/>
+          <w:p>
+            <w:pPr>
+              <w:pStyle w:val="Compact"/>
+            </w:pPr>
+          </w:p>
+        </w:tc>
+      </w:tr>
+      <w:tr>
+        <w:tc>
+          <w:tcPr/>
+          <w:p>
+            <w:pPr>
+              <w:pStyle w:val="Compact"/>
+            </w:pPr>
+            <w:r>
+              <w:rPr>
+                <w:rStyle w:val="VerbatimChar"/>
+              </w:rPr>
+              <w:t xml:space="preserve">prd-smpspc</w:t>
+            </w:r>
+          </w:p>
+        </w:tc>
+        <w:tc>
+          <w:tcPr/>
+          <w:p>
+            <w:pPr>
+              <w:pStyle w:val="Compact"/>
+            </w:pPr>
+            <w:r>
+              <w:t xml:space="preserve">Product Sample Spacing</w:t>
             </w:r>
           </w:p>
         </w:tc>
@@ -12267,7 +13102,7 @@
               <w:rPr>
                 <w:rStyle w:val="VerbatimChar"/>
               </w:rPr>
-              <w:t xml:space="preserve">src.metadata-data-access-source</w:t>
+              <w:t xml:space="preserve">prd-enl</w:t>
             </w:r>
           </w:p>
         </w:tc>
@@ -12278,7 +13113,7 @@
               <w:pStyle w:val="Compact"/>
             </w:pPr>
             <w:r>
-              <w:t xml:space="preserve">Source Data Access</w:t>
+              <w:t xml:space="preserve">Product Equivalent Number of Looks</w:t>
             </w:r>
           </w:p>
         </w:tc>
@@ -12287,7 +13122,15 @@
           <w:p>
             <w:pPr>
               <w:pStyle w:val="Compact"/>
-            </w:pPr>
+              <w:jc w:val="center"/>
+            </w:pPr>
+            <w:r>
+              <w:rPr>
+                <w:i/>
+                <w:iCs/>
+              </w:rPr>
+              <w:t xml:space="preserve">not required</w:t>
+            </w:r>
           </w:p>
         </w:tc>
         <w:tc>
@@ -12310,7 +13153,7 @@
               <w:rPr>
                 <w:rStyle w:val="VerbatimChar"/>
               </w:rPr>
-              <w:t xml:space="preserve">src.metadata-instrument-sar</w:t>
+              <w:t xml:space="preserve">prd-resol</w:t>
             </w:r>
           </w:p>
         </w:tc>
@@ -12321,7 +13164,7 @@
               <w:pStyle w:val="Compact"/>
             </w:pPr>
             <w:r>
-              <w:t xml:space="preserve">Instrument</w:t>
+              <w:t xml:space="preserve">Product Resolution</w:t>
             </w:r>
           </w:p>
         </w:tc>
@@ -12330,7 +13173,15 @@
           <w:p>
             <w:pPr>
               <w:pStyle w:val="Compact"/>
-            </w:pPr>
+              <w:jc w:val="center"/>
+            </w:pPr>
+            <w:r>
+              <w:rPr>
+                <w:i/>
+                <w:iCs/>
+              </w:rPr>
+              <w:t xml:space="preserve">not required</w:t>
+            </w:r>
           </w:p>
         </w:tc>
         <w:tc>
@@ -12353,7 +13204,7 @@
               <w:rPr>
                 <w:rStyle w:val="VerbatimChar"/>
               </w:rPr>
-              <w:t xml:space="preserve">src.metadata-time-source</w:t>
+              <w:t xml:space="preserve">prd-spkpol</w:t>
             </w:r>
           </w:p>
         </w:tc>
@@ -12364,7 +13215,7 @@
               <w:pStyle w:val="Compact"/>
             </w:pPr>
             <w:r>
-              <w:t xml:space="preserve">Source Data Acquisition Time</w:t>
+              <w:t xml:space="preserve">Product Filtering</w:t>
             </w:r>
           </w:p>
         </w:tc>
@@ -12404,7 +13255,7 @@
               <w:rPr>
                 <w:rStyle w:val="VerbatimChar"/>
               </w:rPr>
-              <w:t xml:space="preserve">src.metadata-acquisition-parameters-sar</w:t>
+              <w:t xml:space="preserve">prd-geobx</w:t>
             </w:r>
           </w:p>
         </w:tc>
@@ -12415,7 +13266,7 @@
               <w:pStyle w:val="Compact"/>
             </w:pPr>
             <w:r>
-              <w:t xml:space="preserve">Source Data Acquisition Parameters</w:t>
+              <w:t xml:space="preserve">Product Bounding Box</w:t>
             </w:r>
           </w:p>
         </w:tc>
@@ -12455,7 +13306,7 @@
               <w:rPr>
                 <w:rStyle w:val="VerbatimChar"/>
               </w:rPr>
-              <w:t xml:space="preserve">src.metadata-orbit</w:t>
+              <w:t xml:space="preserve">prd-geoare</w:t>
             </w:r>
           </w:p>
         </w:tc>
@@ -12466,7 +13317,7 @@
               <w:pStyle w:val="Compact"/>
             </w:pPr>
             <w:r>
-              <w:t xml:space="preserve">Source Data Orbit Information</w:t>
+              <w:t xml:space="preserve">Product Geographical Extent</w:t>
             </w:r>
           </w:p>
         </w:tc>
@@ -12483,7 +13334,15 @@
           <w:p>
             <w:pPr>
               <w:pStyle w:val="Compact"/>
-            </w:pPr>
+              <w:jc w:val="center"/>
+            </w:pPr>
+            <w:r>
+              <w:rPr>
+                <w:i/>
+                <w:iCs/>
+              </w:rPr>
+              <w:t xml:space="preserve">as threshold</w:t>
+            </w:r>
           </w:p>
         </w:tc>
       </w:tr>
@@ -12498,7 +13357,7 @@
               <w:rPr>
                 <w:rStyle w:val="VerbatimChar"/>
               </w:rPr>
-              <w:t xml:space="preserve">src.metadata-processing-parameters</w:t>
+              <w:t xml:space="preserve">prd-imgsiz</w:t>
             </w:r>
           </w:p>
         </w:tc>
@@ -12509,7 +13368,7 @@
               <w:pStyle w:val="Compact"/>
             </w:pPr>
             <w:r>
-              <w:t xml:space="preserve">Source Data Processing Parameters</w:t>
+              <w:t xml:space="preserve">Product Image Size</w:t>
             </w:r>
           </w:p>
         </w:tc>
@@ -12526,7 +13385,15 @@
           <w:p>
             <w:pPr>
               <w:pStyle w:val="Compact"/>
-            </w:pPr>
+              <w:jc w:val="center"/>
+            </w:pPr>
+            <w:r>
+              <w:rPr>
+                <w:i/>
+                <w:iCs/>
+              </w:rPr>
+              <w:t xml:space="preserve">as threshold</w:t>
+            </w:r>
           </w:p>
         </w:tc>
       </w:tr>
@@ -12541,7 +13408,7 @@
               <w:rPr>
                 <w:rStyle w:val="VerbatimChar"/>
               </w:rPr>
-              <w:t xml:space="preserve">src.metadata-image-attributes-sar</w:t>
+              <w:t xml:space="preserve">prd-pxconv</w:t>
             </w:r>
           </w:p>
         </w:tc>
@@ -12552,7 +13419,7 @@
               <w:pStyle w:val="Compact"/>
             </w:pPr>
             <w:r>
-              <w:t xml:space="preserve">Source Data Image Attributes</w:t>
+              <w:t xml:space="preserve">Product Pixel Coordinate Convention</w:t>
             </w:r>
           </w:p>
         </w:tc>
@@ -12569,7 +13436,15 @@
           <w:p>
             <w:pPr>
               <w:pStyle w:val="Compact"/>
-            </w:pPr>
+              <w:jc w:val="center"/>
+            </w:pPr>
+            <w:r>
+              <w:rPr>
+                <w:i/>
+                <w:iCs/>
+              </w:rPr>
+              <w:t xml:space="preserve">as threshold</w:t>
+            </w:r>
           </w:p>
         </w:tc>
       </w:tr>
@@ -12584,7 +13459,7 @@
               <w:rPr>
                 <w:rStyle w:val="VerbatimChar"/>
               </w:rPr>
-              <w:t xml:space="preserve">src.metadata-sensor-calibration-sar</w:t>
+              <w:t xml:space="preserve">prd-crs</w:t>
             </w:r>
           </w:p>
         </w:tc>
@@ -12595,7 +13470,58 @@
               <w:pStyle w:val="Compact"/>
             </w:pPr>
             <w:r>
-              <w:t xml:space="preserve">Sensor Calibration</w:t>
+              <w:t xml:space="preserve">Product Coordinate Reference System</w:t>
+            </w:r>
+          </w:p>
+        </w:tc>
+        <w:tc>
+          <w:tcPr/>
+          <w:p>
+            <w:pPr>
+              <w:pStyle w:val="Compact"/>
+            </w:pPr>
+          </w:p>
+        </w:tc>
+        <w:tc>
+          <w:tcPr/>
+          <w:p>
+            <w:pPr>
+              <w:pStyle w:val="Compact"/>
+              <w:jc w:val="center"/>
+            </w:pPr>
+            <w:r>
+              <w:rPr>
+                <w:i/>
+                <w:iCs/>
+              </w:rPr>
+              <w:t xml:space="preserve">as threshold</w:t>
+            </w:r>
+          </w:p>
+        </w:tc>
+      </w:tr>
+      <w:tr>
+        <w:tc>
+          <w:tcPr/>
+          <w:p>
+            <w:pPr>
+              <w:pStyle w:val="Compact"/>
+            </w:pPr>
+            <w:r>
+              <w:rPr>
+                <w:rStyle w:val="VerbatimChar"/>
+              </w:rPr>
+              <w:t xml:space="preserve">prd-orbnrp</w:t>
+            </w:r>
+          </w:p>
+        </w:tc>
+        <w:tc>
+          <w:tcPr/>
+          <w:p>
+            <w:pPr>
+              <w:pStyle w:val="Compact"/>
+            </w:pPr>
+            <w:r>
+              <w:t xml:space="preserve">Reference Orbit</w:t>
             </w:r>
           </w:p>
         </w:tc>
@@ -12624,6 +13550,80 @@
           </w:p>
         </w:tc>
       </w:tr>
+    </w:tbl>
+    <w:bookmarkEnd w:id="251"/>
+    <w:bookmarkStart w:id="252" w:name="per-pixel-metadata"/>
+    <w:p>
+      <w:pPr>
+        <w:pStyle w:val="berschrift3"/>
+      </w:pPr>
+      <w:r>
+        <w:t xml:space="preserve">Per-Pixel Metadata</w:t>
+      </w:r>
+    </w:p>
+    <w:tbl>
+      <w:tblPr>
+        <w:tblStyle w:val="Table"/>
+        <w:tblW w:type="auto" w:w="0"/>
+        <w:tblLook w:firstRow="1" w:lastRow="0" w:firstColumn="0" w:lastColumn="0" w:noHBand="0" w:noVBand="0" w:val="0020"/>
+      </w:tblPr>
+      <w:tblGrid>
+        <w:gridCol w:w="1980"/>
+        <w:gridCol w:w="1980"/>
+        <w:gridCol w:w="1980"/>
+        <w:gridCol w:w="1980"/>
+      </w:tblGrid>
+      <w:tr>
+        <w:trPr>
+          <w:tblHeader w:val="on"/>
+        </w:trPr>
+        <w:tc>
+          <w:tcPr/>
+          <w:p>
+            <w:pPr>
+              <w:pStyle w:val="Compact"/>
+            </w:pPr>
+            <w:r>
+              <w:t xml:space="preserve">Requirement ID</w:t>
+            </w:r>
+          </w:p>
+        </w:tc>
+        <w:tc>
+          <w:tcPr/>
+          <w:p>
+            <w:pPr>
+              <w:pStyle w:val="Compact"/>
+            </w:pPr>
+            <w:r>
+              <w:t xml:space="preserve">Requirement Title</w:t>
+            </w:r>
+          </w:p>
+        </w:tc>
+        <w:tc>
+          <w:tcPr/>
+          <w:p>
+            <w:pPr>
+              <w:pStyle w:val="Compact"/>
+              <w:jc w:val="center"/>
+            </w:pPr>
+            <w:r>
+              <w:t xml:space="preserve">Threshold</w:t>
+            </w:r>
+          </w:p>
+        </w:tc>
+        <w:tc>
+          <w:tcPr/>
+          <w:p>
+            <w:pPr>
+              <w:pStyle w:val="Compact"/>
+              <w:jc w:val="center"/>
+            </w:pPr>
+            <w:r>
+              <w:t xml:space="preserve">Goal</w:t>
+            </w:r>
+          </w:p>
+        </w:tc>
+      </w:tr>
       <w:tr>
         <w:tc>
           <w:tcPr/>
@@ -12635,7 +13635,7 @@
               <w:rPr>
                 <w:rStyle w:val="VerbatimChar"/>
               </w:rPr>
-              <w:t xml:space="preserve">src.metadata-performance-indicators</w:t>
+              <w:t xml:space="preserve">pxl-cldopt</w:t>
             </w:r>
           </w:p>
         </w:tc>
@@ -12646,50 +13646,7 @@
               <w:pStyle w:val="Compact"/>
             </w:pPr>
             <w:r>
-              <w:t xml:space="preserve">Performance Indicators</w:t>
-            </w:r>
-          </w:p>
-        </w:tc>
-        <w:tc>
-          <w:tcPr/>
-          <w:p>
-            <w:pPr>
-              <w:pStyle w:val="Compact"/>
-            </w:pPr>
-          </w:p>
-        </w:tc>
-        <w:tc>
-          <w:tcPr/>
-          <w:p>
-            <w:pPr>
-              <w:pStyle w:val="Compact"/>
-            </w:pPr>
-          </w:p>
-        </w:tc>
-      </w:tr>
-      <w:tr>
-        <w:tc>
-          <w:tcPr/>
-          <w:p>
-            <w:pPr>
-              <w:pStyle w:val="Compact"/>
-            </w:pPr>
-            <w:r>
-              <w:rPr>
-                <w:rStyle w:val="VerbatimChar"/>
-              </w:rPr>
-              <w:t xml:space="preserve">src.metadata-polarimetric-calibration-matrices</w:t>
-            </w:r>
-          </w:p>
-        </w:tc>
-        <w:tc>
-          <w:tcPr/>
-          <w:p>
-            <w:pPr>
-              <w:pStyle w:val="Compact"/>
-            </w:pPr>
-            <w:r>
-              <w:t xml:space="preserve">Polarimetric Calibration Matrices</w:t>
+              <w:t xml:space="preserve">Cloud Optimized Formats</w:t>
             </w:r>
           </w:p>
         </w:tc>
@@ -12729,7 +13686,7 @@
               <w:rPr>
                 <w:rStyle w:val="VerbatimChar"/>
               </w:rPr>
-              <w:t xml:space="preserve">src.metadata-mean-faraday-rotation-angle</w:t>
+              <w:t xml:space="preserve">pxl-mrdsar</w:t>
             </w:r>
           </w:p>
         </w:tc>
@@ -12740,7 +13697,93 @@
               <w:pStyle w:val="Compact"/>
             </w:pPr>
             <w:r>
-              <w:t xml:space="preserve">Mean Faraday Rotation Angle</w:t>
+              <w:t xml:space="preserve">Metadata Machine Readability</w:t>
+            </w:r>
+          </w:p>
+        </w:tc>
+        <w:tc>
+          <w:tcPr/>
+          <w:p>
+            <w:pPr>
+              <w:pStyle w:val="Compact"/>
+            </w:pPr>
+          </w:p>
+        </w:tc>
+        <w:tc>
+          <w:tcPr/>
+          <w:p>
+            <w:pPr>
+              <w:pStyle w:val="Compact"/>
+            </w:pPr>
+          </w:p>
+        </w:tc>
+      </w:tr>
+      <w:tr>
+        <w:tc>
+          <w:tcPr/>
+          <w:p>
+            <w:pPr>
+              <w:pStyle w:val="Compact"/>
+            </w:pPr>
+            <w:r>
+              <w:rPr>
+                <w:rStyle w:val="VerbatimChar"/>
+              </w:rPr>
+              <w:t xml:space="preserve">pxl-ppmask</w:t>
+            </w:r>
+          </w:p>
+        </w:tc>
+        <w:tc>
+          <w:tcPr/>
+          <w:p>
+            <w:pPr>
+              <w:pStyle w:val="Compact"/>
+            </w:pPr>
+            <w:r>
+              <w:t xml:space="preserve">Data Mask Image</w:t>
+            </w:r>
+          </w:p>
+        </w:tc>
+        <w:tc>
+          <w:tcPr/>
+          <w:p>
+            <w:pPr>
+              <w:pStyle w:val="Compact"/>
+            </w:pPr>
+          </w:p>
+        </w:tc>
+        <w:tc>
+          <w:tcPr/>
+          <w:p>
+            <w:pPr>
+              <w:pStyle w:val="Compact"/>
+            </w:pPr>
+          </w:p>
+        </w:tc>
+      </w:tr>
+      <w:tr>
+        <w:tc>
+          <w:tcPr/>
+          <w:p>
+            <w:pPr>
+              <w:pStyle w:val="Compact"/>
+            </w:pPr>
+            <w:r>
+              <w:rPr>
+                <w:rStyle w:val="VerbatimChar"/>
+              </w:rPr>
+              <w:t xml:space="preserve">pxl-ppscta</w:t>
+            </w:r>
+          </w:p>
+        </w:tc>
+        <w:tc>
+          <w:tcPr/>
+          <w:p>
+            <w:pPr>
+              <w:pStyle w:val="Compact"/>
+            </w:pPr>
+            <w:r>
+              <w:t xml:space="preserve">Scattering Area Image</w:t>
             </w:r>
           </w:p>
         </w:tc>
@@ -12780,7 +13823,7 @@
               <w:rPr>
                 <w:rStyle w:val="VerbatimChar"/>
               </w:rPr>
-              <w:t xml:space="preserve">src.metadata-ionosphere-indicator</w:t>
+              <w:t xml:space="preserve">pxl-pplia</w:t>
             </w:r>
           </w:p>
         </w:tc>
@@ -12791,7 +13834,58 @@
               <w:pStyle w:val="Compact"/>
             </w:pPr>
             <w:r>
-              <w:t xml:space="preserve">Ionosphere Indicator</w:t>
+              <w:t xml:space="preserve">Local Incident Angle Image</w:t>
+            </w:r>
+          </w:p>
+        </w:tc>
+        <w:tc>
+          <w:tcPr/>
+          <w:p>
+            <w:pPr>
+              <w:pStyle w:val="Compact"/>
+            </w:pPr>
+          </w:p>
+        </w:tc>
+        <w:tc>
+          <w:tcPr/>
+          <w:p>
+            <w:pPr>
+              <w:pStyle w:val="Compact"/>
+              <w:jc w:val="center"/>
+            </w:pPr>
+            <w:r>
+              <w:rPr>
+                <w:i/>
+                <w:iCs/>
+              </w:rPr>
+              <w:t xml:space="preserve">as threshold</w:t>
+            </w:r>
+          </w:p>
+        </w:tc>
+      </w:tr>
+      <w:tr>
+        <w:tc>
+          <w:tcPr/>
+          <w:p>
+            <w:pPr>
+              <w:pStyle w:val="Compact"/>
+            </w:pPr>
+            <w:r>
+              <w:rPr>
+                <w:rStyle w:val="VerbatimChar"/>
+              </w:rPr>
+              <w:t xml:space="preserve">pxl-ppelia</w:t>
+            </w:r>
+          </w:p>
+        </w:tc>
+        <w:tc>
+          <w:tcPr/>
+          <w:p>
+            <w:pPr>
+              <w:pStyle w:val="Compact"/>
+            </w:pPr>
+            <w:r>
+              <w:t xml:space="preserve">Ellipsoidal Incident Angle Image</w:t>
             </w:r>
           </w:p>
         </w:tc>
@@ -12820,15 +13914,211 @@
           </w:p>
         </w:tc>
       </w:tr>
+      <w:tr>
+        <w:tc>
+          <w:tcPr/>
+          <w:p>
+            <w:pPr>
+              <w:pStyle w:val="Compact"/>
+            </w:pPr>
+            <w:r>
+              <w:rPr>
+                <w:rStyle w:val="VerbatimChar"/>
+              </w:rPr>
+              <w:t xml:space="preserve">pxl-ppnspw</w:t>
+            </w:r>
+          </w:p>
+        </w:tc>
+        <w:tc>
+          <w:tcPr/>
+          <w:p>
+            <w:pPr>
+              <w:pStyle w:val="Compact"/>
+            </w:pPr>
+            <w:r>
+              <w:t xml:space="preserve">Noise Power Image</w:t>
+            </w:r>
+          </w:p>
+        </w:tc>
+        <w:tc>
+          <w:tcPr/>
+          <w:p>
+            <w:pPr>
+              <w:pStyle w:val="Compact"/>
+              <w:jc w:val="center"/>
+            </w:pPr>
+            <w:r>
+              <w:rPr>
+                <w:i/>
+                <w:iCs/>
+              </w:rPr>
+              <w:t xml:space="preserve">not required</w:t>
+            </w:r>
+          </w:p>
+        </w:tc>
+        <w:tc>
+          <w:tcPr/>
+          <w:p>
+            <w:pPr>
+              <w:pStyle w:val="Compact"/>
+            </w:pPr>
+          </w:p>
+        </w:tc>
+      </w:tr>
+      <w:tr>
+        <w:tc>
+          <w:tcPr/>
+          <w:p>
+            <w:pPr>
+              <w:pStyle w:val="Compact"/>
+            </w:pPr>
+            <w:r>
+              <w:rPr>
+                <w:rStyle w:val="VerbatimChar"/>
+              </w:rPr>
+              <w:t xml:space="preserve">pxl-ppgmsg</w:t>
+            </w:r>
+          </w:p>
+        </w:tc>
+        <w:tc>
+          <w:tcPr/>
+          <w:p>
+            <w:pPr>
+              <w:pStyle w:val="Compact"/>
+            </w:pPr>
+            <w:r>
+              <w:t xml:space="preserve">Gamma-to-Sigma Ratio Image</w:t>
+            </w:r>
+          </w:p>
+        </w:tc>
+        <w:tc>
+          <w:tcPr/>
+          <w:p>
+            <w:pPr>
+              <w:pStyle w:val="Compact"/>
+              <w:jc w:val="center"/>
+            </w:pPr>
+            <w:r>
+              <w:rPr>
+                <w:i/>
+                <w:iCs/>
+              </w:rPr>
+              <w:t xml:space="preserve">not required</w:t>
+            </w:r>
+          </w:p>
+        </w:tc>
+        <w:tc>
+          <w:tcPr/>
+          <w:p>
+            <w:pPr>
+              <w:pStyle w:val="Compact"/>
+            </w:pPr>
+          </w:p>
+        </w:tc>
+      </w:tr>
+      <w:tr>
+        <w:tc>
+          <w:tcPr/>
+          <w:p>
+            <w:pPr>
+              <w:pStyle w:val="Compact"/>
+            </w:pPr>
+            <w:r>
+              <w:rPr>
+                <w:rStyle w:val="VerbatimChar"/>
+              </w:rPr>
+              <w:t xml:space="preserve">pxl-ppacqd</w:t>
+            </w:r>
+          </w:p>
+        </w:tc>
+        <w:tc>
+          <w:tcPr/>
+          <w:p>
+            <w:pPr>
+              <w:pStyle w:val="Compact"/>
+            </w:pPr>
+            <w:r>
+              <w:t xml:space="preserve">Acquisition ID Image</w:t>
+            </w:r>
+          </w:p>
+        </w:tc>
+        <w:tc>
+          <w:tcPr/>
+          <w:p>
+            <w:pPr>
+              <w:pStyle w:val="Compact"/>
+            </w:pPr>
+          </w:p>
+        </w:tc>
+        <w:tc>
+          <w:tcPr/>
+          <w:p>
+            <w:pPr>
+              <w:pStyle w:val="Compact"/>
+            </w:pPr>
+          </w:p>
+        </w:tc>
+      </w:tr>
+      <w:tr>
+        <w:tc>
+          <w:tcPr/>
+          <w:p>
+            <w:pPr>
+              <w:pStyle w:val="Compact"/>
+            </w:pPr>
+            <w:r>
+              <w:rPr>
+                <w:rStyle w:val="VerbatimChar"/>
+              </w:rPr>
+              <w:t xml:space="preserve">pxl-ppdem</w:t>
+            </w:r>
+          </w:p>
+        </w:tc>
+        <w:tc>
+          <w:tcPr/>
+          <w:p>
+            <w:pPr>
+              <w:pStyle w:val="Compact"/>
+            </w:pPr>
+            <w:r>
+              <w:t xml:space="preserve">Per-Pixel DEM</w:t>
+            </w:r>
+          </w:p>
+        </w:tc>
+        <w:tc>
+          <w:tcPr/>
+          <w:p>
+            <w:pPr>
+              <w:pStyle w:val="Compact"/>
+              <w:jc w:val="center"/>
+            </w:pPr>
+            <w:r>
+              <w:rPr>
+                <w:i/>
+                <w:iCs/>
+              </w:rPr>
+              <w:t xml:space="preserve">not required</w:t>
+            </w:r>
+          </w:p>
+        </w:tc>
+        <w:tc>
+          <w:tcPr/>
+          <w:p>
+            <w:pPr>
+              <w:pStyle w:val="Compact"/>
+            </w:pPr>
+          </w:p>
+        </w:tc>
+      </w:tr>
     </w:tbl>
-    <w:bookmarkEnd w:id="250"/>
-    <w:bookmarkStart w:id="251" w:name="product-metadata"/>
+    <w:bookmarkEnd w:id="252"/>
+    <w:bookmarkStart w:id="253" w:name="radiometrically-corrected-measurements"/>
     <w:p>
       <w:pPr>
         <w:pStyle w:val="berschrift3"/>
       </w:pPr>
       <w:r>
-        <w:t xml:space="preserve">Product Metadata</w:t>
+        <w:t xml:space="preserve">Radiometrically Corrected Measurements</w:t>
       </w:r>
     </w:p>
     <w:tbl>
@@ -12906,7 +14196,7 @@
               <w:rPr>
                 <w:rStyle w:val="VerbatimChar"/>
               </w:rPr>
-              <w:t xml:space="preserve">prd.metadata-data-access-product</w:t>
+              <w:t xml:space="preserve">rcm-cldopt</w:t>
             </w:r>
           </w:p>
         </w:tc>
@@ -12917,50 +14207,7 @@
               <w:pStyle w:val="Compact"/>
             </w:pPr>
             <w:r>
-              <w:t xml:space="preserve">Product Data Access</w:t>
-            </w:r>
-          </w:p>
-        </w:tc>
-        <w:tc>
-          <w:tcPr/>
-          <w:p>
-            <w:pPr>
-              <w:pStyle w:val="Compact"/>
-            </w:pPr>
-          </w:p>
-        </w:tc>
-        <w:tc>
-          <w:tcPr/>
-          <w:p>
-            <w:pPr>
-              <w:pStyle w:val="Compact"/>
-            </w:pPr>
-          </w:p>
-        </w:tc>
-      </w:tr>
-      <w:tr>
-        <w:tc>
-          <w:tcPr/>
-          <w:p>
-            <w:pPr>
-              <w:pStyle w:val="Compact"/>
-            </w:pPr>
-            <w:r>
-              <w:rPr>
-                <w:rStyle w:val="VerbatimChar"/>
-              </w:rPr>
-              <w:t xml:space="preserve">prd.metadata-auxiliary-data</w:t>
-            </w:r>
-          </w:p>
-        </w:tc>
-        <w:tc>
-          <w:tcPr/>
-          <w:p>
-            <w:pPr>
-              <w:pStyle w:val="Compact"/>
-            </w:pPr>
-            <w:r>
-              <w:t xml:space="preserve">Auxiliary Data</w:t>
+              <w:t xml:space="preserve">Cloud Optimized Formats</w:t>
             </w:r>
           </w:p>
         </w:tc>
@@ -13000,7 +14247,7 @@
               <w:rPr>
                 <w:rStyle w:val="VerbatimChar"/>
               </w:rPr>
-              <w:t xml:space="preserve">prd.metadata-sample-spacing</w:t>
+              <w:t xml:space="preserve">rcm-bspol</w:t>
             </w:r>
           </w:p>
         </w:tc>
@@ -13011,7 +14258,7 @@
               <w:pStyle w:val="Compact"/>
             </w:pPr>
             <w:r>
-              <w:t xml:space="preserve">Product Sample Spacing</w:t>
+              <w:t xml:space="preserve">Backscatter Measurements (POL)</w:t>
             </w:r>
           </w:p>
         </w:tc>
@@ -13051,7 +14298,7 @@
               <w:rPr>
                 <w:rStyle w:val="VerbatimChar"/>
               </w:rPr>
-              <w:t xml:space="preserve">prd.metadata-enl</w:t>
+              <w:t xml:space="preserve">rcm-sclcnv</w:t>
             </w:r>
           </w:p>
         </w:tc>
@@ -13062,7 +14309,152 @@
               <w:pStyle w:val="Compact"/>
             </w:pPr>
             <w:r>
-              <w:t xml:space="preserve">Product Equivalent Number of Looks</w:t>
+              <w:t xml:space="preserve">Scaling Conversion</w:t>
+            </w:r>
+          </w:p>
+        </w:tc>
+        <w:tc>
+          <w:tcPr/>
+          <w:p>
+            <w:pPr>
+              <w:pStyle w:val="Compact"/>
+            </w:pPr>
+          </w:p>
+        </w:tc>
+        <w:tc>
+          <w:tcPr/>
+          <w:p>
+            <w:pPr>
+              <w:pStyle w:val="Compact"/>
+            </w:pPr>
+          </w:p>
+        </w:tc>
+      </w:tr>
+      <w:tr>
+        <w:tc>
+          <w:tcPr/>
+          <w:p>
+            <w:pPr>
+              <w:pStyle w:val="Compact"/>
+            </w:pPr>
+            <w:r>
+              <w:rPr>
+                <w:rStyle w:val="VerbatimChar"/>
+              </w:rPr>
+              <w:t xml:space="preserve">rcm-nzrmvl</w:t>
+            </w:r>
+          </w:p>
+        </w:tc>
+        <w:tc>
+          <w:tcPr/>
+          <w:p>
+            <w:pPr>
+              <w:pStyle w:val="Compact"/>
+            </w:pPr>
+            <w:r>
+              <w:t xml:space="preserve">Noise Removal</w:t>
+            </w:r>
+          </w:p>
+        </w:tc>
+        <w:tc>
+          <w:tcPr/>
+          <w:p>
+            <w:pPr>
+              <w:pStyle w:val="Compact"/>
+            </w:pPr>
+          </w:p>
+        </w:tc>
+        <w:tc>
+          <w:tcPr/>
+          <w:p>
+            <w:pPr>
+              <w:pStyle w:val="Compact"/>
+              <w:jc w:val="center"/>
+            </w:pPr>
+            <w:r>
+              <w:rPr>
+                <w:i/>
+                <w:iCs/>
+              </w:rPr>
+              <w:t xml:space="preserve">as threshold</w:t>
+            </w:r>
+          </w:p>
+        </w:tc>
+      </w:tr>
+      <w:tr>
+        <w:tc>
+          <w:tcPr/>
+          <w:p>
+            <w:pPr>
+              <w:pStyle w:val="Compact"/>
+            </w:pPr>
+            <w:r>
+              <w:rPr>
+                <w:rStyle w:val="VerbatimChar"/>
+              </w:rPr>
+              <w:t xml:space="preserve">rcm-rtalgo</w:t>
+            </w:r>
+          </w:p>
+        </w:tc>
+        <w:tc>
+          <w:tcPr/>
+          <w:p>
+            <w:pPr>
+              <w:pStyle w:val="Compact"/>
+            </w:pPr>
+            <w:r>
+              <w:t xml:space="preserve">Radiometric Terrain Correction Algorithm</w:t>
+            </w:r>
+          </w:p>
+        </w:tc>
+        <w:tc>
+          <w:tcPr/>
+          <w:p>
+            <w:pPr>
+              <w:pStyle w:val="Compact"/>
+            </w:pPr>
+          </w:p>
+        </w:tc>
+        <w:tc>
+          <w:tcPr/>
+          <w:p>
+            <w:pPr>
+              <w:pStyle w:val="Compact"/>
+              <w:jc w:val="center"/>
+            </w:pPr>
+            <w:r>
+              <w:rPr>
+                <w:i/>
+                <w:iCs/>
+              </w:rPr>
+              <w:t xml:space="preserve">as threshold</w:t>
+            </w:r>
+          </w:p>
+        </w:tc>
+      </w:tr>
+      <w:tr>
+        <w:tc>
+          <w:tcPr/>
+          <w:p>
+            <w:pPr>
+              <w:pStyle w:val="Compact"/>
+            </w:pPr>
+            <w:r>
+              <w:rPr>
+                <w:rStyle w:val="VerbatimChar"/>
+              </w:rPr>
+              <w:t xml:space="preserve">rcm-rmasar</w:t>
+            </w:r>
+          </w:p>
+        </w:tc>
+        <w:tc>
+          <w:tcPr/>
+          <w:p>
+            <w:pPr>
+              <w:pStyle w:val="Compact"/>
+            </w:pPr>
+            <w:r>
+              <w:t xml:space="preserve">Radiometric Accuracy</w:t>
             </w:r>
           </w:p>
         </w:tc>
@@ -13102,7 +14494,7 @@
               <w:rPr>
                 <w:rStyle w:val="VerbatimChar"/>
               </w:rPr>
-              <w:t xml:space="preserve">prd.metadata-resolution</w:t>
+              <w:t xml:space="preserve">rcm-fltphs</w:t>
             </w:r>
           </w:p>
         </w:tc>
@@ -13113,7 +14505,7 @@
               <w:pStyle w:val="Compact"/>
             </w:pPr>
             <w:r>
-              <w:t xml:space="preserve">Product Resolution</w:t>
+              <w:t xml:space="preserve">Flattened Phase</w:t>
             </w:r>
           </w:p>
         </w:tc>
@@ -13142,6 +14534,80 @@
           </w:p>
         </w:tc>
       </w:tr>
+    </w:tbl>
+    <w:bookmarkEnd w:id="253"/>
+    <w:bookmarkStart w:id="254" w:name="geometric-corrections"/>
+    <w:p>
+      <w:pPr>
+        <w:pStyle w:val="berschrift3"/>
+      </w:pPr>
+      <w:r>
+        <w:t xml:space="preserve">Geometric Corrections</w:t>
+      </w:r>
+    </w:p>
+    <w:tbl>
+      <w:tblPr>
+        <w:tblStyle w:val="Table"/>
+        <w:tblW w:type="auto" w:w="0"/>
+        <w:tblLook w:firstRow="1" w:lastRow="0" w:firstColumn="0" w:lastColumn="0" w:noHBand="0" w:noVBand="0" w:val="0020"/>
+      </w:tblPr>
+      <w:tblGrid>
+        <w:gridCol w:w="1980"/>
+        <w:gridCol w:w="1980"/>
+        <w:gridCol w:w="1980"/>
+        <w:gridCol w:w="1980"/>
+      </w:tblGrid>
+      <w:tr>
+        <w:trPr>
+          <w:tblHeader w:val="on"/>
+        </w:trPr>
+        <w:tc>
+          <w:tcPr/>
+          <w:p>
+            <w:pPr>
+              <w:pStyle w:val="Compact"/>
+            </w:pPr>
+            <w:r>
+              <w:t xml:space="preserve">Requirement ID</w:t>
+            </w:r>
+          </w:p>
+        </w:tc>
+        <w:tc>
+          <w:tcPr/>
+          <w:p>
+            <w:pPr>
+              <w:pStyle w:val="Compact"/>
+            </w:pPr>
+            <w:r>
+              <w:t xml:space="preserve">Requirement Title</w:t>
+            </w:r>
+          </w:p>
+        </w:tc>
+        <w:tc>
+          <w:tcPr/>
+          <w:p>
+            <w:pPr>
+              <w:pStyle w:val="Compact"/>
+              <w:jc w:val="center"/>
+            </w:pPr>
+            <w:r>
+              <w:t xml:space="preserve">Threshold</w:t>
+            </w:r>
+          </w:p>
+        </w:tc>
+        <w:tc>
+          <w:tcPr/>
+          <w:p>
+            <w:pPr>
+              <w:pStyle w:val="Compact"/>
+              <w:jc w:val="center"/>
+            </w:pPr>
+            <w:r>
+              <w:t xml:space="preserve">Goal</w:t>
+            </w:r>
+          </w:p>
+        </w:tc>
+      </w:tr>
       <w:tr>
         <w:tc>
           <w:tcPr/>
@@ -13153,7 +14619,7 @@
               <w:rPr>
                 <w:rStyle w:val="VerbatimChar"/>
               </w:rPr>
-              <w:t xml:space="preserve">prd.metadata-speckle-filtering-pol</w:t>
+              <w:t xml:space="preserve">gcor-gmcalg</w:t>
             </w:r>
           </w:p>
         </w:tc>
@@ -13164,313 +14630,7 @@
               <w:pStyle w:val="Compact"/>
             </w:pPr>
             <w:r>
-              <w:t xml:space="preserve">Product Filtering</w:t>
-            </w:r>
-          </w:p>
-        </w:tc>
-        <w:tc>
-          <w:tcPr/>
-          <w:p>
-            <w:pPr>
-              <w:pStyle w:val="Compact"/>
-            </w:pPr>
-          </w:p>
-        </w:tc>
-        <w:tc>
-          <w:tcPr/>
-          <w:p>
-            <w:pPr>
-              <w:pStyle w:val="Compact"/>
-              <w:jc w:val="center"/>
-            </w:pPr>
-            <w:r>
-              <w:rPr>
-                <w:i/>
-                <w:iCs/>
-              </w:rPr>
-              <w:t xml:space="preserve">as threshold</w:t>
-            </w:r>
-          </w:p>
-        </w:tc>
-      </w:tr>
-      <w:tr>
-        <w:tc>
-          <w:tcPr/>
-          <w:p>
-            <w:pPr>
-              <w:pStyle w:val="Compact"/>
-            </w:pPr>
-            <w:r>
-              <w:rPr>
-                <w:rStyle w:val="VerbatimChar"/>
-              </w:rPr>
-              <w:t xml:space="preserve">prd.metadata-geo-bbox</w:t>
-            </w:r>
-          </w:p>
-        </w:tc>
-        <w:tc>
-          <w:tcPr/>
-          <w:p>
-            <w:pPr>
-              <w:pStyle w:val="Compact"/>
-            </w:pPr>
-            <w:r>
-              <w:t xml:space="preserve">Product Bounding Box</w:t>
-            </w:r>
-          </w:p>
-        </w:tc>
-        <w:tc>
-          <w:tcPr/>
-          <w:p>
-            <w:pPr>
-              <w:pStyle w:val="Compact"/>
-            </w:pPr>
-          </w:p>
-        </w:tc>
-        <w:tc>
-          <w:tcPr/>
-          <w:p>
-            <w:pPr>
-              <w:pStyle w:val="Compact"/>
-              <w:jc w:val="center"/>
-            </w:pPr>
-            <w:r>
-              <w:rPr>
-                <w:i/>
-                <w:iCs/>
-              </w:rPr>
-              <w:t xml:space="preserve">as threshold</w:t>
-            </w:r>
-          </w:p>
-        </w:tc>
-      </w:tr>
-      <w:tr>
-        <w:tc>
-          <w:tcPr/>
-          <w:p>
-            <w:pPr>
-              <w:pStyle w:val="Compact"/>
-            </w:pPr>
-            <w:r>
-              <w:rPr>
-                <w:rStyle w:val="VerbatimChar"/>
-              </w:rPr>
-              <w:t xml:space="preserve">prd.metadata-geo-area</w:t>
-            </w:r>
-          </w:p>
-        </w:tc>
-        <w:tc>
-          <w:tcPr/>
-          <w:p>
-            <w:pPr>
-              <w:pStyle w:val="Compact"/>
-            </w:pPr>
-            <w:r>
-              <w:t xml:space="preserve">Product Geographical Extent</w:t>
-            </w:r>
-          </w:p>
-        </w:tc>
-        <w:tc>
-          <w:tcPr/>
-          <w:p>
-            <w:pPr>
-              <w:pStyle w:val="Compact"/>
-            </w:pPr>
-          </w:p>
-        </w:tc>
-        <w:tc>
-          <w:tcPr/>
-          <w:p>
-            <w:pPr>
-              <w:pStyle w:val="Compact"/>
-              <w:jc w:val="center"/>
-            </w:pPr>
-            <w:r>
-              <w:rPr>
-                <w:i/>
-                <w:iCs/>
-              </w:rPr>
-              <w:t xml:space="preserve">as threshold</w:t>
-            </w:r>
-          </w:p>
-        </w:tc>
-      </w:tr>
-      <w:tr>
-        <w:tc>
-          <w:tcPr/>
-          <w:p>
-            <w:pPr>
-              <w:pStyle w:val="Compact"/>
-            </w:pPr>
-            <w:r>
-              <w:rPr>
-                <w:rStyle w:val="VerbatimChar"/>
-              </w:rPr>
-              <w:t xml:space="preserve">prd.metadata-image-size</w:t>
-            </w:r>
-          </w:p>
-        </w:tc>
-        <w:tc>
-          <w:tcPr/>
-          <w:p>
-            <w:pPr>
-              <w:pStyle w:val="Compact"/>
-            </w:pPr>
-            <w:r>
-              <w:t xml:space="preserve">Product Image Size</w:t>
-            </w:r>
-          </w:p>
-        </w:tc>
-        <w:tc>
-          <w:tcPr/>
-          <w:p>
-            <w:pPr>
-              <w:pStyle w:val="Compact"/>
-            </w:pPr>
-          </w:p>
-        </w:tc>
-        <w:tc>
-          <w:tcPr/>
-          <w:p>
-            <w:pPr>
-              <w:pStyle w:val="Compact"/>
-              <w:jc w:val="center"/>
-            </w:pPr>
-            <w:r>
-              <w:rPr>
-                <w:i/>
-                <w:iCs/>
-              </w:rPr>
-              <w:t xml:space="preserve">as threshold</w:t>
-            </w:r>
-          </w:p>
-        </w:tc>
-      </w:tr>
-      <w:tr>
-        <w:tc>
-          <w:tcPr/>
-          <w:p>
-            <w:pPr>
-              <w:pStyle w:val="Compact"/>
-            </w:pPr>
-            <w:r>
-              <w:rPr>
-                <w:rStyle w:val="VerbatimChar"/>
-              </w:rPr>
-              <w:t xml:space="preserve">prd.metadata-pixel-coordinate-convention</w:t>
-            </w:r>
-          </w:p>
-        </w:tc>
-        <w:tc>
-          <w:tcPr/>
-          <w:p>
-            <w:pPr>
-              <w:pStyle w:val="Compact"/>
-            </w:pPr>
-            <w:r>
-              <w:t xml:space="preserve">Product Pixel Coordinate Convention</w:t>
-            </w:r>
-          </w:p>
-        </w:tc>
-        <w:tc>
-          <w:tcPr/>
-          <w:p>
-            <w:pPr>
-              <w:pStyle w:val="Compact"/>
-            </w:pPr>
-          </w:p>
-        </w:tc>
-        <w:tc>
-          <w:tcPr/>
-          <w:p>
-            <w:pPr>
-              <w:pStyle w:val="Compact"/>
-              <w:jc w:val="center"/>
-            </w:pPr>
-            <w:r>
-              <w:rPr>
-                <w:i/>
-                <w:iCs/>
-              </w:rPr>
-              <w:t xml:space="preserve">as threshold</w:t>
-            </w:r>
-          </w:p>
-        </w:tc>
-      </w:tr>
-      <w:tr>
-        <w:tc>
-          <w:tcPr/>
-          <w:p>
-            <w:pPr>
-              <w:pStyle w:val="Compact"/>
-            </w:pPr>
-            <w:r>
-              <w:rPr>
-                <w:rStyle w:val="VerbatimChar"/>
-              </w:rPr>
-              <w:t xml:space="preserve">prd.metadata-crs</w:t>
-            </w:r>
-          </w:p>
-        </w:tc>
-        <w:tc>
-          <w:tcPr/>
-          <w:p>
-            <w:pPr>
-              <w:pStyle w:val="Compact"/>
-            </w:pPr>
-            <w:r>
-              <w:t xml:space="preserve">Product Coordinate Reference System</w:t>
-            </w:r>
-          </w:p>
-        </w:tc>
-        <w:tc>
-          <w:tcPr/>
-          <w:p>
-            <w:pPr>
-              <w:pStyle w:val="Compact"/>
-            </w:pPr>
-          </w:p>
-        </w:tc>
-        <w:tc>
-          <w:tcPr/>
-          <w:p>
-            <w:pPr>
-              <w:pStyle w:val="Compact"/>
-              <w:jc w:val="center"/>
-            </w:pPr>
-            <w:r>
-              <w:rPr>
-                <w:i/>
-                <w:iCs/>
-              </w:rPr>
-              <w:t xml:space="preserve">as threshold</w:t>
-            </w:r>
-          </w:p>
-        </w:tc>
-      </w:tr>
-      <w:tr>
-        <w:tc>
-          <w:tcPr/>
-          <w:p>
-            <w:pPr>
-              <w:pStyle w:val="Compact"/>
-            </w:pPr>
-            <w:r>
-              <w:rPr>
-                <w:rStyle w:val="VerbatimChar"/>
-              </w:rPr>
-              <w:t xml:space="preserve">prd.metadata-orbit-reference-nrb-pol</w:t>
-            </w:r>
-          </w:p>
-        </w:tc>
-        <w:tc>
-          <w:tcPr/>
-          <w:p>
-            <w:pPr>
-              <w:pStyle w:val="Compact"/>
-            </w:pPr>
-            <w:r>
-              <w:t xml:space="preserve">Reference Orbit</w:t>
+              <w:t xml:space="preserve">Geometric Correction Algorithm</w:t>
             </w:r>
           </w:p>
         </w:tc>
@@ -13499,81 +14659,6 @@
           </w:p>
         </w:tc>
       </w:tr>
-    </w:tbl>
-    <w:bookmarkEnd w:id="251"/>
-    <w:bookmarkStart w:id="252" w:name="per-pixel-metadata"/>
-    <w:p>
-      <w:pPr>
-        <w:pStyle w:val="berschrift3"/>
-      </w:pPr>
-      <w:r>
-        <w:t xml:space="preserve">Per-Pixel Metadata</w:t>
-      </w:r>
-    </w:p>
-    <w:tbl>
-      <w:tblPr>
-        <w:tblStyle w:val="Table"/>
-        <w:tblW w:type="pct" w:w="5000"/>
-        <w:tblLayout w:type="fixed"/>
-        <w:tblLook w:firstRow="1" w:lastRow="0" w:firstColumn="0" w:lastColumn="0" w:noHBand="0" w:noVBand="0" w:val="0020"/>
-      </w:tblPr>
-      <w:tblGrid>
-        <w:gridCol w:w="2520"/>
-        <w:gridCol w:w="3060"/>
-        <w:gridCol w:w="1620"/>
-        <w:gridCol w:w="720"/>
-      </w:tblGrid>
-      <w:tr>
-        <w:trPr>
-          <w:tblHeader w:val="on"/>
-        </w:trPr>
-        <w:tc>
-          <w:tcPr/>
-          <w:p>
-            <w:pPr>
-              <w:pStyle w:val="Compact"/>
-            </w:pPr>
-            <w:r>
-              <w:t xml:space="preserve">Requirement ID</w:t>
-            </w:r>
-          </w:p>
-        </w:tc>
-        <w:tc>
-          <w:tcPr/>
-          <w:p>
-            <w:pPr>
-              <w:pStyle w:val="Compact"/>
-            </w:pPr>
-            <w:r>
-              <w:t xml:space="preserve">Requirement Title</w:t>
-            </w:r>
-          </w:p>
-        </w:tc>
-        <w:tc>
-          <w:tcPr/>
-          <w:p>
-            <w:pPr>
-              <w:pStyle w:val="Compact"/>
-              <w:jc w:val="center"/>
-            </w:pPr>
-            <w:r>
-              <w:t xml:space="preserve">Threshold</w:t>
-            </w:r>
-          </w:p>
-        </w:tc>
-        <w:tc>
-          <w:tcPr/>
-          <w:p>
-            <w:pPr>
-              <w:pStyle w:val="Compact"/>
-              <w:jc w:val="center"/>
-            </w:pPr>
-            <w:r>
-              <w:t xml:space="preserve">Goal</w:t>
-            </w:r>
-          </w:p>
-        </w:tc>
-      </w:tr>
       <w:tr>
         <w:tc>
           <w:tcPr/>
@@ -13585,7 +14670,7 @@
               <w:rPr>
                 <w:rStyle w:val="VerbatimChar"/>
               </w:rPr>
-              <w:t xml:space="preserve">pxl.cloud-optimized-formats</w:t>
+              <w:t xml:space="preserve">gcor-cordem</w:t>
             </w:r>
           </w:p>
         </w:tc>
@@ -13596,7 +14681,93 @@
               <w:pStyle w:val="Compact"/>
             </w:pPr>
             <w:r>
-              <w:t xml:space="preserve">Cloud Optimized Formats</w:t>
+              <w:t xml:space="preserve">Digital Elevation Model</w:t>
+            </w:r>
+          </w:p>
+        </w:tc>
+        <w:tc>
+          <w:tcPr/>
+          <w:p>
+            <w:pPr>
+              <w:pStyle w:val="Compact"/>
+            </w:pPr>
+          </w:p>
+        </w:tc>
+        <w:tc>
+          <w:tcPr/>
+          <w:p>
+            <w:pPr>
+              <w:pStyle w:val="Compact"/>
+            </w:pPr>
+          </w:p>
+        </w:tc>
+      </w:tr>
+      <w:tr>
+        <w:tc>
+          <w:tcPr/>
+          <w:p>
+            <w:pPr>
+              <w:pStyle w:val="Compact"/>
+            </w:pPr>
+            <w:r>
+              <w:rPr>
+                <w:rStyle w:val="VerbatimChar"/>
+              </w:rPr>
+              <w:t xml:space="preserve">gcor-geoacr</w:t>
+            </w:r>
+          </w:p>
+        </w:tc>
+        <w:tc>
+          <w:tcPr/>
+          <w:p>
+            <w:pPr>
+              <w:pStyle w:val="Compact"/>
+            </w:pPr>
+            <w:r>
+              <w:t xml:space="preserve">Geometric Accuracy</w:t>
+            </w:r>
+          </w:p>
+        </w:tc>
+        <w:tc>
+          <w:tcPr/>
+          <w:p>
+            <w:pPr>
+              <w:pStyle w:val="Compact"/>
+            </w:pPr>
+          </w:p>
+        </w:tc>
+        <w:tc>
+          <w:tcPr/>
+          <w:p>
+            <w:pPr>
+              <w:pStyle w:val="Compact"/>
+            </w:pPr>
+          </w:p>
+        </w:tc>
+      </w:tr>
+      <w:tr>
+        <w:tc>
+          <w:tcPr/>
+          <w:p>
+            <w:pPr>
+              <w:pStyle w:val="Compact"/>
+            </w:pPr>
+            <w:r>
+              <w:rPr>
+                <w:rStyle w:val="VerbatimChar"/>
+              </w:rPr>
+              <w:t xml:space="preserve">gcor-georfa</w:t>
+            </w:r>
+          </w:p>
+        </w:tc>
+        <w:tc>
+          <w:tcPr/>
+          <w:p>
+            <w:pPr>
+              <w:pStyle w:val="Compact"/>
+            </w:pPr>
+            <w:r>
+              <w:t xml:space="preserve">Geometric Refined Accuracy</w:t>
             </w:r>
           </w:p>
         </w:tc>
@@ -13636,1129 +14807,7 @@
               <w:rPr>
                 <w:rStyle w:val="VerbatimChar"/>
               </w:rPr>
-              <w:t xml:space="preserve">pxl.metadata-machine-readability-sar</w:t>
-            </w:r>
-          </w:p>
-        </w:tc>
-        <w:tc>
-          <w:tcPr/>
-          <w:p>
-            <w:pPr>
-              <w:pStyle w:val="Compact"/>
-            </w:pPr>
-            <w:r>
-              <w:t xml:space="preserve">Metadata Machine Readability</w:t>
-            </w:r>
-          </w:p>
-        </w:tc>
-        <w:tc>
-          <w:tcPr/>
-          <w:p>
-            <w:pPr>
-              <w:pStyle w:val="Compact"/>
-            </w:pPr>
-          </w:p>
-        </w:tc>
-        <w:tc>
-          <w:tcPr/>
-          <w:p>
-            <w:pPr>
-              <w:pStyle w:val="Compact"/>
-            </w:pPr>
-          </w:p>
-        </w:tc>
-      </w:tr>
-      <w:tr>
-        <w:tc>
-          <w:tcPr/>
-          <w:p>
-            <w:pPr>
-              <w:pStyle w:val="Compact"/>
-            </w:pPr>
-            <w:r>
-              <w:rPr>
-                <w:rStyle w:val="VerbatimChar"/>
-              </w:rPr>
-              <w:t xml:space="preserve">pxl.per-pixel-data-mask</w:t>
-            </w:r>
-          </w:p>
-        </w:tc>
-        <w:tc>
-          <w:tcPr/>
-          <w:p>
-            <w:pPr>
-              <w:pStyle w:val="Compact"/>
-            </w:pPr>
-            <w:r>
-              <w:t xml:space="preserve">Data Mask Image</w:t>
-            </w:r>
-          </w:p>
-        </w:tc>
-        <w:tc>
-          <w:tcPr/>
-          <w:p>
-            <w:pPr>
-              <w:pStyle w:val="Compact"/>
-            </w:pPr>
-          </w:p>
-        </w:tc>
-        <w:tc>
-          <w:tcPr/>
-          <w:p>
-            <w:pPr>
-              <w:pStyle w:val="Compact"/>
-            </w:pPr>
-          </w:p>
-        </w:tc>
-      </w:tr>
-      <w:tr>
-        <w:tc>
-          <w:tcPr/>
-          <w:p>
-            <w:pPr>
-              <w:pStyle w:val="Compact"/>
-            </w:pPr>
-            <w:r>
-              <w:rPr>
-                <w:rStyle w:val="VerbatimChar"/>
-              </w:rPr>
-              <w:t xml:space="preserve">pxl.per-pixel-scattering-area</w:t>
-            </w:r>
-          </w:p>
-        </w:tc>
-        <w:tc>
-          <w:tcPr/>
-          <w:p>
-            <w:pPr>
-              <w:pStyle w:val="Compact"/>
-            </w:pPr>
-            <w:r>
-              <w:t xml:space="preserve">Scattering Area Image</w:t>
-            </w:r>
-          </w:p>
-        </w:tc>
-        <w:tc>
-          <w:tcPr/>
-          <w:p>
-            <w:pPr>
-              <w:pStyle w:val="Compact"/>
-              <w:jc w:val="center"/>
-            </w:pPr>
-            <w:r>
-              <w:rPr>
-                <w:i/>
-                <w:iCs/>
-              </w:rPr>
-              <w:t xml:space="preserve">not required</w:t>
-            </w:r>
-          </w:p>
-        </w:tc>
-        <w:tc>
-          <w:tcPr/>
-          <w:p>
-            <w:pPr>
-              <w:pStyle w:val="Compact"/>
-            </w:pPr>
-          </w:p>
-        </w:tc>
-      </w:tr>
-      <w:tr>
-        <w:tc>
-          <w:tcPr/>
-          <w:p>
-            <w:pPr>
-              <w:pStyle w:val="Compact"/>
-            </w:pPr>
-            <w:r>
-              <w:rPr>
-                <w:rStyle w:val="VerbatimChar"/>
-              </w:rPr>
-              <w:t xml:space="preserve">pxl.per-pixel-local-incident-angle</w:t>
-            </w:r>
-          </w:p>
-        </w:tc>
-        <w:tc>
-          <w:tcPr/>
-          <w:p>
-            <w:pPr>
-              <w:pStyle w:val="Compact"/>
-            </w:pPr>
-            <w:r>
-              <w:t xml:space="preserve">Local Incident Angle Image</w:t>
-            </w:r>
-          </w:p>
-        </w:tc>
-        <w:tc>
-          <w:tcPr/>
-          <w:p>
-            <w:pPr>
-              <w:pStyle w:val="Compact"/>
-            </w:pPr>
-          </w:p>
-        </w:tc>
-        <w:tc>
-          <w:tcPr/>
-          <w:p>
-            <w:pPr>
-              <w:pStyle w:val="Compact"/>
-              <w:jc w:val="center"/>
-            </w:pPr>
-            <w:r>
-              <w:rPr>
-                <w:i/>
-                <w:iCs/>
-              </w:rPr>
-              <w:t xml:space="preserve">as threshold</w:t>
-            </w:r>
-          </w:p>
-        </w:tc>
-      </w:tr>
-      <w:tr>
-        <w:tc>
-          <w:tcPr/>
-          <w:p>
-            <w:pPr>
-              <w:pStyle w:val="Compact"/>
-            </w:pPr>
-            <w:r>
-              <w:rPr>
-                <w:rStyle w:val="VerbatimChar"/>
-              </w:rPr>
-              <w:t xml:space="preserve">pxl.per-pixel-ellipsoidal-incident-angle</w:t>
-            </w:r>
-          </w:p>
-        </w:tc>
-        <w:tc>
-          <w:tcPr/>
-          <w:p>
-            <w:pPr>
-              <w:pStyle w:val="Compact"/>
-            </w:pPr>
-            <w:r>
-              <w:t xml:space="preserve">Ellipsoidal Incident Angle Image</w:t>
-            </w:r>
-          </w:p>
-        </w:tc>
-        <w:tc>
-          <w:tcPr/>
-          <w:p>
-            <w:pPr>
-              <w:pStyle w:val="Compact"/>
-              <w:jc w:val="center"/>
-            </w:pPr>
-            <w:r>
-              <w:rPr>
-                <w:i/>
-                <w:iCs/>
-              </w:rPr>
-              <w:t xml:space="preserve">not required</w:t>
-            </w:r>
-          </w:p>
-        </w:tc>
-        <w:tc>
-          <w:tcPr/>
-          <w:p>
-            <w:pPr>
-              <w:pStyle w:val="Compact"/>
-            </w:pPr>
-          </w:p>
-        </w:tc>
-      </w:tr>
-      <w:tr>
-        <w:tc>
-          <w:tcPr/>
-          <w:p>
-            <w:pPr>
-              <w:pStyle w:val="Compact"/>
-            </w:pPr>
-            <w:r>
-              <w:rPr>
-                <w:rStyle w:val="VerbatimChar"/>
-              </w:rPr>
-              <w:t xml:space="preserve">pxl.per-pixel-noise-power</w:t>
-            </w:r>
-          </w:p>
-        </w:tc>
-        <w:tc>
-          <w:tcPr/>
-          <w:p>
-            <w:pPr>
-              <w:pStyle w:val="Compact"/>
-            </w:pPr>
-            <w:r>
-              <w:t xml:space="preserve">Noise Power Image</w:t>
-            </w:r>
-          </w:p>
-        </w:tc>
-        <w:tc>
-          <w:tcPr/>
-          <w:p>
-            <w:pPr>
-              <w:pStyle w:val="Compact"/>
-              <w:jc w:val="center"/>
-            </w:pPr>
-            <w:r>
-              <w:rPr>
-                <w:i/>
-                <w:iCs/>
-              </w:rPr>
-              <w:t xml:space="preserve">not required</w:t>
-            </w:r>
-          </w:p>
-        </w:tc>
-        <w:tc>
-          <w:tcPr/>
-          <w:p>
-            <w:pPr>
-              <w:pStyle w:val="Compact"/>
-            </w:pPr>
-          </w:p>
-        </w:tc>
-      </w:tr>
-      <w:tr>
-        <w:tc>
-          <w:tcPr/>
-          <w:p>
-            <w:pPr>
-              <w:pStyle w:val="Compact"/>
-            </w:pPr>
-            <w:r>
-              <w:rPr>
-                <w:rStyle w:val="VerbatimChar"/>
-              </w:rPr>
-              <w:t xml:space="preserve">pxl.per-pixel-gamma-sigma-ratio</w:t>
-            </w:r>
-          </w:p>
-        </w:tc>
-        <w:tc>
-          <w:tcPr/>
-          <w:p>
-            <w:pPr>
-              <w:pStyle w:val="Compact"/>
-            </w:pPr>
-            <w:r>
-              <w:t xml:space="preserve">Gamma-to-Sigma Ratio Image</w:t>
-            </w:r>
-          </w:p>
-        </w:tc>
-        <w:tc>
-          <w:tcPr/>
-          <w:p>
-            <w:pPr>
-              <w:pStyle w:val="Compact"/>
-              <w:jc w:val="center"/>
-            </w:pPr>
-            <w:r>
-              <w:rPr>
-                <w:i/>
-                <w:iCs/>
-              </w:rPr>
-              <w:t xml:space="preserve">not required</w:t>
-            </w:r>
-          </w:p>
-        </w:tc>
-        <w:tc>
-          <w:tcPr/>
-          <w:p>
-            <w:pPr>
-              <w:pStyle w:val="Compact"/>
-            </w:pPr>
-          </w:p>
-        </w:tc>
-      </w:tr>
-      <w:tr>
-        <w:tc>
-          <w:tcPr/>
-          <w:p>
-            <w:pPr>
-              <w:pStyle w:val="Compact"/>
-            </w:pPr>
-            <w:r>
-              <w:rPr>
-                <w:rStyle w:val="VerbatimChar"/>
-              </w:rPr>
-              <w:t xml:space="preserve">pxl.per-pixel-acquisition-id</w:t>
-            </w:r>
-          </w:p>
-        </w:tc>
-        <w:tc>
-          <w:tcPr/>
-          <w:p>
-            <w:pPr>
-              <w:pStyle w:val="Compact"/>
-            </w:pPr>
-            <w:r>
-              <w:t xml:space="preserve">Acquisition ID Image</w:t>
-            </w:r>
-          </w:p>
-        </w:tc>
-        <w:tc>
-          <w:tcPr/>
-          <w:p>
-            <w:pPr>
-              <w:pStyle w:val="Compact"/>
-            </w:pPr>
-          </w:p>
-        </w:tc>
-        <w:tc>
-          <w:tcPr/>
-          <w:p>
-            <w:pPr>
-              <w:pStyle w:val="Compact"/>
-            </w:pPr>
-          </w:p>
-        </w:tc>
-      </w:tr>
-      <w:tr>
-        <w:tc>
-          <w:tcPr/>
-          <w:p>
-            <w:pPr>
-              <w:pStyle w:val="Compact"/>
-            </w:pPr>
-            <w:r>
-              <w:rPr>
-                <w:rStyle w:val="VerbatimChar"/>
-              </w:rPr>
-              <w:t xml:space="preserve">pxl.per-pixel-dem</w:t>
-            </w:r>
-          </w:p>
-        </w:tc>
-        <w:tc>
-          <w:tcPr/>
-          <w:p>
-            <w:pPr>
-              <w:pStyle w:val="Compact"/>
-            </w:pPr>
-            <w:r>
-              <w:t xml:space="preserve">Per-Pixel DEM</w:t>
-            </w:r>
-          </w:p>
-        </w:tc>
-        <w:tc>
-          <w:tcPr/>
-          <w:p>
-            <w:pPr>
-              <w:pStyle w:val="Compact"/>
-              <w:jc w:val="center"/>
-            </w:pPr>
-            <w:r>
-              <w:rPr>
-                <w:i/>
-                <w:iCs/>
-              </w:rPr>
-              <w:t xml:space="preserve">not required</w:t>
-            </w:r>
-          </w:p>
-        </w:tc>
-        <w:tc>
-          <w:tcPr/>
-          <w:p>
-            <w:pPr>
-              <w:pStyle w:val="Compact"/>
-            </w:pPr>
-          </w:p>
-        </w:tc>
-      </w:tr>
-    </w:tbl>
-    <w:bookmarkEnd w:id="252"/>
-    <w:bookmarkStart w:id="253" w:name="radiometrically-corrected-measurements"/>
-    <w:p>
-      <w:pPr>
-        <w:pStyle w:val="berschrift3"/>
-      </w:pPr>
-      <w:r>
-        <w:t xml:space="preserve">Radiometrically Corrected Measurements</w:t>
-      </w:r>
-    </w:p>
-    <w:tbl>
-      <w:tblPr>
-        <w:tblStyle w:val="Table"/>
-        <w:tblW w:type="pct" w:w="5000"/>
-        <w:tblLayout w:type="fixed"/>
-        <w:tblLook w:firstRow="1" w:lastRow="0" w:firstColumn="0" w:lastColumn="0" w:noHBand="0" w:noVBand="0" w:val="0020"/>
-      </w:tblPr>
-      <w:tblGrid>
-        <w:gridCol w:w="2520"/>
-        <w:gridCol w:w="3060"/>
-        <w:gridCol w:w="1620"/>
-        <w:gridCol w:w="720"/>
-      </w:tblGrid>
-      <w:tr>
-        <w:trPr>
-          <w:tblHeader w:val="on"/>
-        </w:trPr>
-        <w:tc>
-          <w:tcPr/>
-          <w:p>
-            <w:pPr>
-              <w:pStyle w:val="Compact"/>
-            </w:pPr>
-            <w:r>
-              <w:t xml:space="preserve">Requirement ID</w:t>
-            </w:r>
-          </w:p>
-        </w:tc>
-        <w:tc>
-          <w:tcPr/>
-          <w:p>
-            <w:pPr>
-              <w:pStyle w:val="Compact"/>
-            </w:pPr>
-            <w:r>
-              <w:t xml:space="preserve">Requirement Title</w:t>
-            </w:r>
-          </w:p>
-        </w:tc>
-        <w:tc>
-          <w:tcPr/>
-          <w:p>
-            <w:pPr>
-              <w:pStyle w:val="Compact"/>
-              <w:jc w:val="center"/>
-            </w:pPr>
-            <w:r>
-              <w:t xml:space="preserve">Threshold</w:t>
-            </w:r>
-          </w:p>
-        </w:tc>
-        <w:tc>
-          <w:tcPr/>
-          <w:p>
-            <w:pPr>
-              <w:pStyle w:val="Compact"/>
-              <w:jc w:val="center"/>
-            </w:pPr>
-            <w:r>
-              <w:t xml:space="preserve">Goal</w:t>
-            </w:r>
-          </w:p>
-        </w:tc>
-      </w:tr>
-      <w:tr>
-        <w:tc>
-          <w:tcPr/>
-          <w:p>
-            <w:pPr>
-              <w:pStyle w:val="Compact"/>
-            </w:pPr>
-            <w:r>
-              <w:rPr>
-                <w:rStyle w:val="VerbatimChar"/>
-              </w:rPr>
-              <w:t xml:space="preserve">rcm.cloud-optimized-formats</w:t>
-            </w:r>
-          </w:p>
-        </w:tc>
-        <w:tc>
-          <w:tcPr/>
-          <w:p>
-            <w:pPr>
-              <w:pStyle w:val="Compact"/>
-            </w:pPr>
-            <w:r>
-              <w:t xml:space="preserve">Cloud Optimized Formats</w:t>
-            </w:r>
-          </w:p>
-        </w:tc>
-        <w:tc>
-          <w:tcPr/>
-          <w:p>
-            <w:pPr>
-              <w:pStyle w:val="Compact"/>
-              <w:jc w:val="center"/>
-            </w:pPr>
-            <w:r>
-              <w:rPr>
-                <w:i/>
-                <w:iCs/>
-              </w:rPr>
-              <w:t xml:space="preserve">not required</w:t>
-            </w:r>
-          </w:p>
-        </w:tc>
-        <w:tc>
-          <w:tcPr/>
-          <w:p>
-            <w:pPr>
-              <w:pStyle w:val="Compact"/>
-            </w:pPr>
-          </w:p>
-        </w:tc>
-      </w:tr>
-      <w:tr>
-        <w:tc>
-          <w:tcPr/>
-          <w:p>
-            <w:pPr>
-              <w:pStyle w:val="Compact"/>
-            </w:pPr>
-            <w:r>
-              <w:rPr>
-                <w:rStyle w:val="VerbatimChar"/>
-              </w:rPr>
-              <w:t xml:space="preserve">rcm.measurements-backscatter-pol</w:t>
-            </w:r>
-          </w:p>
-        </w:tc>
-        <w:tc>
-          <w:tcPr/>
-          <w:p>
-            <w:pPr>
-              <w:pStyle w:val="Compact"/>
-            </w:pPr>
-            <w:r>
-              <w:t xml:space="preserve">Backscatter Measurements (POL)</w:t>
-            </w:r>
-          </w:p>
-        </w:tc>
-        <w:tc>
-          <w:tcPr/>
-          <w:p>
-            <w:pPr>
-              <w:pStyle w:val="Compact"/>
-            </w:pPr>
-          </w:p>
-        </w:tc>
-        <w:tc>
-          <w:tcPr/>
-          <w:p>
-            <w:pPr>
-              <w:pStyle w:val="Compact"/>
-              <w:jc w:val="center"/>
-            </w:pPr>
-            <w:r>
-              <w:rPr>
-                <w:i/>
-                <w:iCs/>
-              </w:rPr>
-              <w:t xml:space="preserve">as threshold</w:t>
-            </w:r>
-          </w:p>
-        </w:tc>
-      </w:tr>
-      <w:tr>
-        <w:tc>
-          <w:tcPr/>
-          <w:p>
-            <w:pPr>
-              <w:pStyle w:val="Compact"/>
-            </w:pPr>
-            <w:r>
-              <w:rPr>
-                <w:rStyle w:val="VerbatimChar"/>
-              </w:rPr>
-              <w:t xml:space="preserve">rcm.metadata-scaling-conversion</w:t>
-            </w:r>
-          </w:p>
-        </w:tc>
-        <w:tc>
-          <w:tcPr/>
-          <w:p>
-            <w:pPr>
-              <w:pStyle w:val="Compact"/>
-            </w:pPr>
-            <w:r>
-              <w:t xml:space="preserve">Scaling Conversion</w:t>
-            </w:r>
-          </w:p>
-        </w:tc>
-        <w:tc>
-          <w:tcPr/>
-          <w:p>
-            <w:pPr>
-              <w:pStyle w:val="Compact"/>
-            </w:pPr>
-          </w:p>
-        </w:tc>
-        <w:tc>
-          <w:tcPr/>
-          <w:p>
-            <w:pPr>
-              <w:pStyle w:val="Compact"/>
-            </w:pPr>
-          </w:p>
-        </w:tc>
-      </w:tr>
-      <w:tr>
-        <w:tc>
-          <w:tcPr/>
-          <w:p>
-            <w:pPr>
-              <w:pStyle w:val="Compact"/>
-            </w:pPr>
-            <w:r>
-              <w:rPr>
-                <w:rStyle w:val="VerbatimChar"/>
-              </w:rPr>
-              <w:t xml:space="preserve">rcm.metadata-noise-removal</w:t>
-            </w:r>
-          </w:p>
-        </w:tc>
-        <w:tc>
-          <w:tcPr/>
-          <w:p>
-            <w:pPr>
-              <w:pStyle w:val="Compact"/>
-            </w:pPr>
-            <w:r>
-              <w:t xml:space="preserve">Noise Removal</w:t>
-            </w:r>
-          </w:p>
-        </w:tc>
-        <w:tc>
-          <w:tcPr/>
-          <w:p>
-            <w:pPr>
-              <w:pStyle w:val="Compact"/>
-            </w:pPr>
-          </w:p>
-        </w:tc>
-        <w:tc>
-          <w:tcPr/>
-          <w:p>
-            <w:pPr>
-              <w:pStyle w:val="Compact"/>
-              <w:jc w:val="center"/>
-            </w:pPr>
-            <w:r>
-              <w:rPr>
-                <w:i/>
-                <w:iCs/>
-              </w:rPr>
-              <w:t xml:space="preserve">as threshold</w:t>
-            </w:r>
-          </w:p>
-        </w:tc>
-      </w:tr>
-      <w:tr>
-        <w:tc>
-          <w:tcPr/>
-          <w:p>
-            <w:pPr>
-              <w:pStyle w:val="Compact"/>
-            </w:pPr>
-            <w:r>
-              <w:rPr>
-                <w:rStyle w:val="VerbatimChar"/>
-              </w:rPr>
-              <w:t xml:space="preserve">rcm.corrections-radiometric-terrain-algo</w:t>
-            </w:r>
-          </w:p>
-        </w:tc>
-        <w:tc>
-          <w:tcPr/>
-          <w:p>
-            <w:pPr>
-              <w:pStyle w:val="Compact"/>
-            </w:pPr>
-            <w:r>
-              <w:t xml:space="preserve">Radiometric Terrain Correction Algorithm</w:t>
-            </w:r>
-          </w:p>
-        </w:tc>
-        <w:tc>
-          <w:tcPr/>
-          <w:p>
-            <w:pPr>
-              <w:pStyle w:val="Compact"/>
-            </w:pPr>
-          </w:p>
-        </w:tc>
-        <w:tc>
-          <w:tcPr/>
-          <w:p>
-            <w:pPr>
-              <w:pStyle w:val="Compact"/>
-              <w:jc w:val="center"/>
-            </w:pPr>
-            <w:r>
-              <w:rPr>
-                <w:i/>
-                <w:iCs/>
-              </w:rPr>
-              <w:t xml:space="preserve">as threshold</w:t>
-            </w:r>
-          </w:p>
-        </w:tc>
-      </w:tr>
-      <w:tr>
-        <w:tc>
-          <w:tcPr/>
-          <w:p>
-            <w:pPr>
-              <w:pStyle w:val="Compact"/>
-            </w:pPr>
-            <w:r>
-              <w:rPr>
-                <w:rStyle w:val="VerbatimChar"/>
-              </w:rPr>
-              <w:t xml:space="preserve">rcm.metadata-radiometric-accuracy-sar</w:t>
-            </w:r>
-          </w:p>
-        </w:tc>
-        <w:tc>
-          <w:tcPr/>
-          <w:p>
-            <w:pPr>
-              <w:pStyle w:val="Compact"/>
-            </w:pPr>
-            <w:r>
-              <w:t xml:space="preserve">Radiometric Accuracy</w:t>
-            </w:r>
-          </w:p>
-        </w:tc>
-        <w:tc>
-          <w:tcPr/>
-          <w:p>
-            <w:pPr>
-              <w:pStyle w:val="Compact"/>
-              <w:jc w:val="center"/>
-            </w:pPr>
-            <w:r>
-              <w:rPr>
-                <w:i/>
-                <w:iCs/>
-              </w:rPr>
-              <w:t xml:space="preserve">not required</w:t>
-            </w:r>
-          </w:p>
-        </w:tc>
-        <w:tc>
-          <w:tcPr/>
-          <w:p>
-            <w:pPr>
-              <w:pStyle w:val="Compact"/>
-            </w:pPr>
-          </w:p>
-        </w:tc>
-      </w:tr>
-      <w:tr>
-        <w:tc>
-          <w:tcPr/>
-          <w:p>
-            <w:pPr>
-              <w:pStyle w:val="Compact"/>
-            </w:pPr>
-            <w:r>
-              <w:rPr>
-                <w:rStyle w:val="VerbatimChar"/>
-              </w:rPr>
-              <w:t xml:space="preserve">rcm.measurements-flattened-phase</w:t>
-            </w:r>
-          </w:p>
-        </w:tc>
-        <w:tc>
-          <w:tcPr/>
-          <w:p>
-            <w:pPr>
-              <w:pStyle w:val="Compact"/>
-            </w:pPr>
-            <w:r>
-              <w:t xml:space="preserve">Flattened Phase</w:t>
-            </w:r>
-          </w:p>
-        </w:tc>
-        <w:tc>
-          <w:tcPr/>
-          <w:p>
-            <w:pPr>
-              <w:pStyle w:val="Compact"/>
-              <w:jc w:val="center"/>
-            </w:pPr>
-            <w:r>
-              <w:rPr>
-                <w:i/>
-                <w:iCs/>
-              </w:rPr>
-              <w:t xml:space="preserve">not required</w:t>
-            </w:r>
-          </w:p>
-        </w:tc>
-        <w:tc>
-          <w:tcPr/>
-          <w:p>
-            <w:pPr>
-              <w:pStyle w:val="Compact"/>
-            </w:pPr>
-          </w:p>
-        </w:tc>
-      </w:tr>
-    </w:tbl>
-    <w:bookmarkEnd w:id="253"/>
-    <w:bookmarkStart w:id="254" w:name="geometric-corrections"/>
-    <w:p>
-      <w:pPr>
-        <w:pStyle w:val="berschrift3"/>
-      </w:pPr>
-      <w:r>
-        <w:t xml:space="preserve">Geometric Corrections</w:t>
-      </w:r>
-    </w:p>
-    <w:tbl>
-      <w:tblPr>
-        <w:tblStyle w:val="Table"/>
-        <w:tblW w:type="pct" w:w="5000"/>
-        <w:tblLayout w:type="fixed"/>
-        <w:tblLook w:firstRow="1" w:lastRow="0" w:firstColumn="0" w:lastColumn="0" w:noHBand="0" w:noVBand="0" w:val="0020"/>
-      </w:tblPr>
-      <w:tblGrid>
-        <w:gridCol w:w="2520"/>
-        <w:gridCol w:w="3060"/>
-        <w:gridCol w:w="1620"/>
-        <w:gridCol w:w="720"/>
-      </w:tblGrid>
-      <w:tr>
-        <w:trPr>
-          <w:tblHeader w:val="on"/>
-        </w:trPr>
-        <w:tc>
-          <w:tcPr/>
-          <w:p>
-            <w:pPr>
-              <w:pStyle w:val="Compact"/>
-            </w:pPr>
-            <w:r>
-              <w:t xml:space="preserve">Requirement ID</w:t>
-            </w:r>
-          </w:p>
-        </w:tc>
-        <w:tc>
-          <w:tcPr/>
-          <w:p>
-            <w:pPr>
-              <w:pStyle w:val="Compact"/>
-            </w:pPr>
-            <w:r>
-              <w:t xml:space="preserve">Requirement Title</w:t>
-            </w:r>
-          </w:p>
-        </w:tc>
-        <w:tc>
-          <w:tcPr/>
-          <w:p>
-            <w:pPr>
-              <w:pStyle w:val="Compact"/>
-              <w:jc w:val="center"/>
-            </w:pPr>
-            <w:r>
-              <w:t xml:space="preserve">Threshold</w:t>
-            </w:r>
-          </w:p>
-        </w:tc>
-        <w:tc>
-          <w:tcPr/>
-          <w:p>
-            <w:pPr>
-              <w:pStyle w:val="Compact"/>
-              <w:jc w:val="center"/>
-            </w:pPr>
-            <w:r>
-              <w:t xml:space="preserve">Goal</w:t>
-            </w:r>
-          </w:p>
-        </w:tc>
-      </w:tr>
-      <w:tr>
-        <w:tc>
-          <w:tcPr/>
-          <w:p>
-            <w:pPr>
-              <w:pStyle w:val="Compact"/>
-            </w:pPr>
-            <w:r>
-              <w:rPr>
-                <w:rStyle w:val="VerbatimChar"/>
-              </w:rPr>
-              <w:t xml:space="preserve">gcor.metadata-geometric-correction-algorithm</w:t>
-            </w:r>
-          </w:p>
-        </w:tc>
-        <w:tc>
-          <w:tcPr/>
-          <w:p>
-            <w:pPr>
-              <w:pStyle w:val="Compact"/>
-            </w:pPr>
-            <w:r>
-              <w:t xml:space="preserve">Geometric Correction Algorithm</w:t>
-            </w:r>
-          </w:p>
-        </w:tc>
-        <w:tc>
-          <w:tcPr/>
-          <w:p>
-            <w:pPr>
-              <w:pStyle w:val="Compact"/>
-              <w:jc w:val="center"/>
-            </w:pPr>
-            <w:r>
-              <w:rPr>
-                <w:i/>
-                <w:iCs/>
-              </w:rPr>
-              <w:t xml:space="preserve">not required</w:t>
-            </w:r>
-          </w:p>
-        </w:tc>
-        <w:tc>
-          <w:tcPr/>
-          <w:p>
-            <w:pPr>
-              <w:pStyle w:val="Compact"/>
-            </w:pPr>
-          </w:p>
-        </w:tc>
-      </w:tr>
-      <w:tr>
-        <w:tc>
-          <w:tcPr/>
-          <w:p>
-            <w:pPr>
-              <w:pStyle w:val="Compact"/>
-            </w:pPr>
-            <w:r>
-              <w:rPr>
-                <w:rStyle w:val="VerbatimChar"/>
-              </w:rPr>
-              <w:t xml:space="preserve">gcor.corrections-dem</w:t>
-            </w:r>
-          </w:p>
-        </w:tc>
-        <w:tc>
-          <w:tcPr/>
-          <w:p>
-            <w:pPr>
-              <w:pStyle w:val="Compact"/>
-            </w:pPr>
-            <w:r>
-              <w:t xml:space="preserve">Digital Elevation Model</w:t>
-            </w:r>
-          </w:p>
-        </w:tc>
-        <w:tc>
-          <w:tcPr/>
-          <w:p>
-            <w:pPr>
-              <w:pStyle w:val="Compact"/>
-            </w:pPr>
-          </w:p>
-        </w:tc>
-        <w:tc>
-          <w:tcPr/>
-          <w:p>
-            <w:pPr>
-              <w:pStyle w:val="Compact"/>
-            </w:pPr>
-          </w:p>
-        </w:tc>
-      </w:tr>
-      <w:tr>
-        <w:tc>
-          <w:tcPr/>
-          <w:p>
-            <w:pPr>
-              <w:pStyle w:val="Compact"/>
-            </w:pPr>
-            <w:r>
-              <w:rPr>
-                <w:rStyle w:val="VerbatimChar"/>
-              </w:rPr>
-              <w:t xml:space="preserve">gcor.corrections-geometric-accuracy-radar</w:t>
-            </w:r>
-          </w:p>
-        </w:tc>
-        <w:tc>
-          <w:tcPr/>
-          <w:p>
-            <w:pPr>
-              <w:pStyle w:val="Compact"/>
-            </w:pPr>
-            <w:r>
-              <w:t xml:space="preserve">Geometric Accuracy</w:t>
-            </w:r>
-          </w:p>
-        </w:tc>
-        <w:tc>
-          <w:tcPr/>
-          <w:p>
-            <w:pPr>
-              <w:pStyle w:val="Compact"/>
-            </w:pPr>
-          </w:p>
-        </w:tc>
-        <w:tc>
-          <w:tcPr/>
-          <w:p>
-            <w:pPr>
-              <w:pStyle w:val="Compact"/>
-            </w:pPr>
-          </w:p>
-        </w:tc>
-      </w:tr>
-      <w:tr>
-        <w:tc>
-          <w:tcPr/>
-          <w:p>
-            <w:pPr>
-              <w:pStyle w:val="Compact"/>
-            </w:pPr>
-            <w:r>
-              <w:rPr>
-                <w:rStyle w:val="VerbatimChar"/>
-              </w:rPr>
-              <w:t xml:space="preserve">gcor.corrections-geometric-refined-accuracy</w:t>
-            </w:r>
-          </w:p>
-        </w:tc>
-        <w:tc>
-          <w:tcPr/>
-          <w:p>
-            <w:pPr>
-              <w:pStyle w:val="Compact"/>
-            </w:pPr>
-            <w:r>
-              <w:t xml:space="preserve">Geometric Refined Accuracy</w:t>
-            </w:r>
-          </w:p>
-        </w:tc>
-        <w:tc>
-          <w:tcPr/>
-          <w:p>
-            <w:pPr>
-              <w:pStyle w:val="Compact"/>
-              <w:jc w:val="center"/>
-            </w:pPr>
-            <w:r>
-              <w:rPr>
-                <w:i/>
-                <w:iCs/>
-              </w:rPr>
-              <w:t xml:space="preserve">not required</w:t>
-            </w:r>
-          </w:p>
-        </w:tc>
-        <w:tc>
-          <w:tcPr/>
-          <w:p>
-            <w:pPr>
-              <w:pStyle w:val="Compact"/>
-            </w:pPr>
-          </w:p>
-        </w:tc>
-      </w:tr>
-      <w:tr>
-        <w:tc>
-          <w:tcPr/>
-          <w:p>
-            <w:pPr>
-              <w:pStyle w:val="Compact"/>
-            </w:pPr>
-            <w:r>
-              <w:rPr>
-                <w:rStyle w:val="VerbatimChar"/>
-              </w:rPr>
-              <w:t xml:space="preserve">gcor.corrections-gridding-convention</w:t>
+              <w:t xml:space="preserve">gcor-gridcv</w:t>
             </w:r>
           </w:p>
         </w:tc>
@@ -14909,7 +14958,7 @@
         <w:pStyle w:val="Compact"/>
         <w:numPr>
           <w:ilvl w:val="0"/>
-          <w:numId w:val="1094"/>
+          <w:numId w:val="1093"/>
         </w:numPr>
       </w:pPr>
       <w:r>
@@ -14921,7 +14970,7 @@
         <w:pStyle w:val="Compact"/>
         <w:numPr>
           <w:ilvl w:val="0"/>
-          <w:numId w:val="1094"/>
+          <w:numId w:val="1093"/>
         </w:numPr>
       </w:pPr>
       <w:r>
@@ -15815,7 +15864,7 @@
         <w:pStyle w:val="Compact"/>
         <w:numPr>
           <w:ilvl w:val="0"/>
-          <w:numId w:val="1095"/>
+          <w:numId w:val="1094"/>
         </w:numPr>
       </w:pPr>
       <w:r>
@@ -15827,7 +15876,7 @@
         <w:pStyle w:val="Compact"/>
         <w:numPr>
           <w:ilvl w:val="0"/>
-          <w:numId w:val="1095"/>
+          <w:numId w:val="1094"/>
         </w:numPr>
       </w:pPr>
       <w:r>
@@ -15839,7 +15888,7 @@
         <w:pStyle w:val="Compact"/>
         <w:numPr>
           <w:ilvl w:val="0"/>
-          <w:numId w:val="1095"/>
+          <w:numId w:val="1094"/>
         </w:numPr>
       </w:pPr>
       <w:r>
@@ -15868,7 +15917,7 @@
         <w:pStyle w:val="Compact"/>
         <w:numPr>
           <w:ilvl w:val="0"/>
-          <w:numId w:val="1095"/>
+          <w:numId w:val="1094"/>
         </w:numPr>
       </w:pPr>
       <w:r>
@@ -15914,7 +15963,7 @@
         <w:pStyle w:val="Compact"/>
         <w:numPr>
           <w:ilvl w:val="0"/>
-          <w:numId w:val="1095"/>
+          <w:numId w:val="1094"/>
         </w:numPr>
       </w:pPr>
       <w:r>
@@ -15946,7 +15995,7 @@
         <w:pStyle w:val="Compact"/>
         <w:numPr>
           <w:ilvl w:val="0"/>
-          <w:numId w:val="1095"/>
+          <w:numId w:val="1094"/>
         </w:numPr>
       </w:pPr>
       <w:r>
@@ -16012,7 +16061,7 @@
         <w:pStyle w:val="Compact"/>
         <w:numPr>
           <w:ilvl w:val="0"/>
-          <w:numId w:val="1095"/>
+          <w:numId w:val="1094"/>
         </w:numPr>
       </w:pPr>
       <w:r>
@@ -16024,7 +16073,7 @@
         <w:pStyle w:val="Compact"/>
         <w:numPr>
           <w:ilvl w:val="0"/>
-          <w:numId w:val="1095"/>
+          <w:numId w:val="1094"/>
         </w:numPr>
       </w:pPr>
       <w:r>
@@ -16036,7 +16085,7 @@
         <w:pStyle w:val="Compact"/>
         <w:numPr>
           <w:ilvl w:val="0"/>
-          <w:numId w:val="1095"/>
+          <w:numId w:val="1094"/>
         </w:numPr>
       </w:pPr>
       <w:r>
@@ -16324,24 +16373,7 @@
         <w:pStyle w:val="FirstParagraph"/>
       </w:pPr>
       <w:r>
-        <w:t xml:space="preserve">InSAR analysis capabilities from CEOS-ARD SAR products are enabled with GSLC products, which is also the case when the Flattened Phase per-pixel data (Section </w:t>
-      </w:r>
-      <w:r>
-        <w:t xml:space="preserve">“</w:t>
-      </w:r>
-      <w:hyperlink w:anchor="sec:rcm.measurements-flattened-phase">
-        <w:r>
-          <w:rPr>
-            <w:rStyle w:val="Hyperlink"/>
-          </w:rPr>
-          <w:t xml:space="preserve">Radiometrically Corrected Measurements: Flattened Phase</w:t>
-        </w:r>
-      </w:hyperlink>
-      <w:r>
-        <w:t xml:space="preserve">”</w:t>
-      </w:r>
-      <w:r>
-        <w:t xml:space="preserve">) are included in the NRB or POL products. This is made possible since the simulated topographic phase relative to a given reference orbit has been subtracted.</w:t>
+        <w:t xml:space="preserve">InSAR analysis capabilities from CEOS-ARD SAR products are enabled with GSLC products, which is also the case when the Flattened Phase per-pixel data are included in the NRB or POL products. This is made possible since the simulated topographic phase relative to a given reference orbit has been subtracted.</w:t>
       </w:r>
     </w:p>
     <w:p>
@@ -16994,7 +17026,7 @@
         <w:pStyle w:val="Compact"/>
         <w:numPr>
           <w:ilvl w:val="0"/>
-          <w:numId w:val="1096"/>
+          <w:numId w:val="1095"/>
         </w:numPr>
       </w:pPr>
       <w:r>
@@ -17023,7 +17055,7 @@
         <w:pStyle w:val="Compact"/>
         <w:numPr>
           <w:ilvl w:val="0"/>
-          <w:numId w:val="1096"/>
+          <w:numId w:val="1095"/>
         </w:numPr>
       </w:pPr>
       <w:r>
@@ -17403,24 +17435,7 @@
         <w:pStyle w:val="Textkrper"/>
       </w:pPr>
       <w:r>
-        <w:t xml:space="preserve">GSLC can also be saved as a NRB product by including the Flattened Phase per-pixel data (Section </w:t>
-      </w:r>
-      <w:r>
-        <w:t xml:space="preserve">“</w:t>
-      </w:r>
-      <w:hyperlink w:anchor="sec:rcm.measurements-flattened-phase">
-        <w:r>
-          <w:rPr>
-            <w:rStyle w:val="Hyperlink"/>
-          </w:rPr>
-          <w:t xml:space="preserve">Radiometrically Corrected Measurements: Flattened Phase</w:t>
-        </w:r>
-      </w:hyperlink>
-      <w:r>
-        <w:t xml:space="preserve">”</w:t>
-      </w:r>
-      <w:r>
-        <w:t xml:space="preserve">) as follows:</w:t>
+        <w:t xml:space="preserve">GSLC can also be saved as a NRB product by including the Flattened Phase per-pixel data as follows:</w:t>
       </w:r>
     </w:p>
     <w:p>
@@ -21829,21 +21844,22 @@
     </w:p>
     <w:p>
       <w:pPr>
+        <w:pStyle w:val="Compact"/>
+        <w:numPr>
+          <w:ilvl w:val="0"/>
+          <w:numId w:val="1096"/>
+        </w:numPr>
+      </w:pPr>
+      <w:r>
+        <w:t xml:space="preserve">Pauli decomposition (3 layers)</w:t>
+      </w:r>
+    </w:p>
+    <w:p>
+      <w:pPr>
+        <w:pStyle w:val="Compact"/>
         <w:numPr>
           <w:ilvl w:val="0"/>
           <w:numId w:val="1097"/>
-        </w:numPr>
-      </w:pPr>
-      <w:r>
-        <w:t xml:space="preserve">Pauli decomposition (3 layers)</w:t>
-      </w:r>
-    </w:p>
-    <w:p>
-      <w:pPr>
-        <w:pStyle w:val="Compact"/>
-        <w:numPr>
-          <w:ilvl w:val="1"/>
-          <w:numId w:val="1098"/>
         </w:numPr>
       </w:pPr>
       <m:oMath>
@@ -21878,8 +21894,8 @@
       <w:pPr>
         <w:pStyle w:val="Compact"/>
         <w:numPr>
-          <w:ilvl w:val="1"/>
-          <w:numId w:val="1098"/>
+          <w:ilvl w:val="0"/>
+          <w:numId w:val="1097"/>
         </w:numPr>
       </w:pPr>
       <m:oMath>
@@ -21914,8 +21930,8 @@
       <w:pPr>
         <w:pStyle w:val="Compact"/>
         <w:numPr>
-          <w:ilvl w:val="1"/>
-          <w:numId w:val="1098"/>
+          <w:ilvl w:val="0"/>
+          <w:numId w:val="1097"/>
         </w:numPr>
       </w:pPr>
       <m:oMath>
@@ -21948,9 +21964,10 @@
     </w:p>
     <w:p>
       <w:pPr>
-        <w:numPr>
-          <w:ilvl w:val="0"/>
-          <w:numId w:val="1097"/>
+        <w:pStyle w:val="Compact"/>
+        <w:numPr>
+          <w:ilvl w:val="0"/>
+          <w:numId w:val="1098"/>
         </w:numPr>
       </w:pPr>
       <w:r>
@@ -21978,7 +21995,7 @@
       <w:pPr>
         <w:pStyle w:val="Compact"/>
         <w:numPr>
-          <w:ilvl w:val="1"/>
+          <w:ilvl w:val="0"/>
           <w:numId w:val="1099"/>
         </w:numPr>
       </w:pPr>
@@ -22026,7 +22043,7 @@
       <w:pPr>
         <w:pStyle w:val="Compact"/>
         <w:numPr>
-          <w:ilvl w:val="1"/>
+          <w:ilvl w:val="0"/>
           <w:numId w:val="1099"/>
         </w:numPr>
       </w:pPr>
@@ -22074,7 +22091,7 @@
       <w:pPr>
         <w:pStyle w:val="Compact"/>
         <w:numPr>
-          <w:ilvl w:val="1"/>
+          <w:ilvl w:val="0"/>
           <w:numId w:val="1099"/>
         </w:numPr>
       </w:pPr>
@@ -22122,7 +22139,7 @@
       <w:pPr>
         <w:pStyle w:val="Compact"/>
         <w:numPr>
-          <w:ilvl w:val="1"/>
+          <w:ilvl w:val="0"/>
           <w:numId w:val="1099"/>
         </w:numPr>
       </w:pPr>
@@ -22139,7 +22156,7 @@
       <w:pPr>
         <w:pStyle w:val="Compact"/>
         <w:numPr>
-          <w:ilvl w:val="1"/>
+          <w:ilvl w:val="0"/>
           <w:numId w:val="1099"/>
         </w:numPr>
       </w:pPr>
@@ -22163,9 +22180,10 @@
     </w:p>
     <w:p>
       <w:pPr>
-        <w:numPr>
-          <w:ilvl w:val="0"/>
-          <w:numId w:val="1097"/>
+        <w:pStyle w:val="Compact"/>
+        <w:numPr>
+          <w:ilvl w:val="0"/>
+          <w:numId w:val="1100"/>
         </w:numPr>
       </w:pPr>
       <w:r>
@@ -22192,7 +22210,7 @@
     <w:bookmarkStart w:id="310" w:name="tbl:sar-pol-prd-tbl1"/>
     <w:p>
       <w:pPr>
-        <w:pStyle w:val="Compact"/>
+        <w:pStyle w:val="TableCaption"/>
       </w:pPr>
       <w:r>
         <w:t xml:space="preserve">Table 2: Elementary objects of known scattering signature</w:t>
@@ -22202,8 +22220,6 @@
       <w:tblPr>
         <w:tblStyle w:val="Table"/>
         <w:tblW w:type="auto" w:w="0"/>
-        <w:jc w:val="left"/>
-        <w:tblInd w:w="720" w:type="dxa"/>
         <w:tblLook w:firstRow="1" w:lastRow="0" w:firstColumn="0" w:lastColumn="0" w:noHBand="0" w:noVBand="0" w:val="0020"/>
         <w:tblCaption w:val="Table 2: Elementary objects of known scattering signature"/>
       </w:tblPr>
@@ -22496,9 +22512,10 @@
     </w:p>
     <w:p>
       <w:pPr>
-        <w:numPr>
-          <w:ilvl w:val="0"/>
-          <w:numId w:val="1100"/>
+        <w:pStyle w:val="Compact"/>
+        <w:numPr>
+          <w:ilvl w:val="0"/>
+          <w:numId w:val="1101"/>
         </w:numPr>
       </w:pPr>
       <w:r>
@@ -22553,7 +22570,7 @@
     <w:bookmarkStart w:id="312" w:name="tbl:sar-pol-prd-tbl2"/>
     <w:p>
       <w:pPr>
-        <w:pStyle w:val="Compact"/>
+        <w:pStyle w:val="TableCaption"/>
       </w:pPr>
       <w:r>
         <w:t xml:space="preserve">Table 3: Incoherent Decompositions: Freeman-Durden, Yamaguchi, m-chi</w:t>
@@ -22563,8 +22580,6 @@
       <w:tblPr>
         <w:tblStyle w:val="Table"/>
         <w:tblW w:type="auto" w:w="0"/>
-        <w:jc w:val="left"/>
-        <w:tblInd w:w="720" w:type="dxa"/>
         <w:tblLook w:firstRow="1" w:lastRow="0" w:firstColumn="0" w:lastColumn="0" w:noHBand="0" w:noVBand="0" w:val="0020"/>
         <w:tblCaption w:val="Table 3: Incoherent Decompositions: Freeman-Durden, Yamaguchi, m-chi"/>
       </w:tblPr>
@@ -22823,9 +22838,10 @@
     <w:bookmarkEnd w:id="312"/>
     <w:p>
       <w:pPr>
-        <w:numPr>
-          <w:ilvl w:val="0"/>
-          <w:numId w:val="1100"/>
+        <w:pStyle w:val="Compact"/>
+        <w:numPr>
+          <w:ilvl w:val="0"/>
+          <w:numId w:val="1102"/>
         </w:numPr>
       </w:pPr>
       <w:r>
@@ -22859,8 +22875,8 @@
       <w:pPr>
         <w:pStyle w:val="Compact"/>
         <w:numPr>
-          <w:ilvl w:val="1"/>
-          <w:numId w:val="1101"/>
+          <w:ilvl w:val="0"/>
+          <w:numId w:val="1103"/>
         </w:numPr>
       </w:pPr>
       <m:oMath>
@@ -22879,8 +22895,8 @@
       <w:pPr>
         <w:pStyle w:val="Compact"/>
         <w:numPr>
-          <w:ilvl w:val="1"/>
-          <w:numId w:val="1101"/>
+          <w:ilvl w:val="0"/>
+          <w:numId w:val="1103"/>
         </w:numPr>
       </w:pPr>
       <m:oMath>
@@ -22899,8 +22915,8 @@
       <w:pPr>
         <w:pStyle w:val="Compact"/>
         <w:numPr>
-          <w:ilvl w:val="1"/>
-          <w:numId w:val="1101"/>
+          <w:ilvl w:val="0"/>
+          <w:numId w:val="1103"/>
         </w:numPr>
       </w:pPr>
       <m:oMath>
@@ -22919,8 +22935,8 @@
       <w:pPr>
         <w:pStyle w:val="Compact"/>
         <w:numPr>
-          <w:ilvl w:val="1"/>
-          <w:numId w:val="1101"/>
+          <w:ilvl w:val="0"/>
+          <w:numId w:val="1103"/>
         </w:numPr>
       </w:pPr>
       <m:oMath>
@@ -23794,6 +23810,176 @@
     </w:lvl>
     <w:lvl w:ilvl="8">
       <w:start w:val="1"/>
+      <w:numFmt w:val="decimal"/>
+      <w:lvlText w:val="%9."/>
+      <w:lvlJc w:val="left"/>
+      <w:pPr>
+        <w:ind w:left="6480" w:hanging="360"/>
+      </w:pPr>
+    </w:lvl>
+  </w:abstractNum>
+  <w:abstractNum w:abstractNumId="99412">
+    <w:nsid w:val="00A99412"/>
+    <w:multiLevelType w:val="multilevel"/>
+    <w:lvl w:ilvl="0">
+      <w:start w:val="2"/>
+      <w:numFmt w:val="decimal"/>
+      <w:lvlText w:val="%1."/>
+      <w:lvlJc w:val="left"/>
+      <w:pPr>
+        <w:ind w:left="720" w:hanging="360"/>
+      </w:pPr>
+    </w:lvl>
+    <w:lvl w:ilvl="1">
+      <w:start w:val="2"/>
+      <w:numFmt w:val="decimal"/>
+      <w:lvlText w:val="%2."/>
+      <w:lvlJc w:val="left"/>
+      <w:pPr>
+        <w:ind w:left="1440" w:hanging="360"/>
+      </w:pPr>
+    </w:lvl>
+    <w:lvl w:ilvl="2">
+      <w:start w:val="2"/>
+      <w:numFmt w:val="decimal"/>
+      <w:lvlText w:val="%3."/>
+      <w:lvlJc w:val="left"/>
+      <w:pPr>
+        <w:ind w:left="2160" w:hanging="360"/>
+      </w:pPr>
+    </w:lvl>
+    <w:lvl w:ilvl="3">
+      <w:start w:val="2"/>
+      <w:numFmt w:val="decimal"/>
+      <w:lvlText w:val="%4."/>
+      <w:lvlJc w:val="left"/>
+      <w:pPr>
+        <w:ind w:left="2880" w:hanging="360"/>
+      </w:pPr>
+    </w:lvl>
+    <w:lvl w:ilvl="4">
+      <w:start w:val="2"/>
+      <w:numFmt w:val="decimal"/>
+      <w:lvlText w:val="%5."/>
+      <w:lvlJc w:val="left"/>
+      <w:pPr>
+        <w:ind w:left="3600" w:hanging="360"/>
+      </w:pPr>
+    </w:lvl>
+    <w:lvl w:ilvl="5">
+      <w:start w:val="2"/>
+      <w:numFmt w:val="decimal"/>
+      <w:lvlText w:val="%6."/>
+      <w:lvlJc w:val="left"/>
+      <w:pPr>
+        <w:ind w:left="4320" w:hanging="360"/>
+      </w:pPr>
+    </w:lvl>
+    <w:lvl w:ilvl="6">
+      <w:start w:val="2"/>
+      <w:numFmt w:val="decimal"/>
+      <w:lvlText w:val="%7."/>
+      <w:lvlJc w:val="left"/>
+      <w:pPr>
+        <w:ind w:left="5040" w:hanging="360"/>
+      </w:pPr>
+    </w:lvl>
+    <w:lvl w:ilvl="7">
+      <w:start w:val="2"/>
+      <w:numFmt w:val="decimal"/>
+      <w:lvlText w:val="%8."/>
+      <w:lvlJc w:val="left"/>
+      <w:pPr>
+        <w:ind w:left="5760" w:hanging="360"/>
+      </w:pPr>
+    </w:lvl>
+    <w:lvl w:ilvl="8">
+      <w:start w:val="2"/>
+      <w:numFmt w:val="decimal"/>
+      <w:lvlText w:val="%9."/>
+      <w:lvlJc w:val="left"/>
+      <w:pPr>
+        <w:ind w:left="6480" w:hanging="360"/>
+      </w:pPr>
+    </w:lvl>
+  </w:abstractNum>
+  <w:abstractNum w:abstractNumId="99413">
+    <w:nsid w:val="00A99413"/>
+    <w:multiLevelType w:val="multilevel"/>
+    <w:lvl w:ilvl="0">
+      <w:start w:val="3"/>
+      <w:numFmt w:val="decimal"/>
+      <w:lvlText w:val="%1."/>
+      <w:lvlJc w:val="left"/>
+      <w:pPr>
+        <w:ind w:left="720" w:hanging="360"/>
+      </w:pPr>
+    </w:lvl>
+    <w:lvl w:ilvl="1">
+      <w:start w:val="3"/>
+      <w:numFmt w:val="decimal"/>
+      <w:lvlText w:val="%2."/>
+      <w:lvlJc w:val="left"/>
+      <w:pPr>
+        <w:ind w:left="1440" w:hanging="360"/>
+      </w:pPr>
+    </w:lvl>
+    <w:lvl w:ilvl="2">
+      <w:start w:val="3"/>
+      <w:numFmt w:val="decimal"/>
+      <w:lvlText w:val="%3."/>
+      <w:lvlJc w:val="left"/>
+      <w:pPr>
+        <w:ind w:left="2160" w:hanging="360"/>
+      </w:pPr>
+    </w:lvl>
+    <w:lvl w:ilvl="3">
+      <w:start w:val="3"/>
+      <w:numFmt w:val="decimal"/>
+      <w:lvlText w:val="%4."/>
+      <w:lvlJc w:val="left"/>
+      <w:pPr>
+        <w:ind w:left="2880" w:hanging="360"/>
+      </w:pPr>
+    </w:lvl>
+    <w:lvl w:ilvl="4">
+      <w:start w:val="3"/>
+      <w:numFmt w:val="decimal"/>
+      <w:lvlText w:val="%5."/>
+      <w:lvlJc w:val="left"/>
+      <w:pPr>
+        <w:ind w:left="3600" w:hanging="360"/>
+      </w:pPr>
+    </w:lvl>
+    <w:lvl w:ilvl="5">
+      <w:start w:val="3"/>
+      <w:numFmt w:val="decimal"/>
+      <w:lvlText w:val="%6."/>
+      <w:lvlJc w:val="left"/>
+      <w:pPr>
+        <w:ind w:left="4320" w:hanging="360"/>
+      </w:pPr>
+    </w:lvl>
+    <w:lvl w:ilvl="6">
+      <w:start w:val="3"/>
+      <w:numFmt w:val="decimal"/>
+      <w:lvlText w:val="%7."/>
+      <w:lvlJc w:val="left"/>
+      <w:pPr>
+        <w:ind w:left="5040" w:hanging="360"/>
+      </w:pPr>
+    </w:lvl>
+    <w:lvl w:ilvl="7">
+      <w:start w:val="3"/>
+      <w:numFmt w:val="decimal"/>
+      <w:lvlText w:val="%8."/>
+      <w:lvlJc w:val="left"/>
+      <w:pPr>
+        <w:ind w:left="5760" w:hanging="360"/>
+      </w:pPr>
+    </w:lvl>
+    <w:lvl w:ilvl="8">
+      <w:start w:val="3"/>
       <w:numFmt w:val="decimal"/>
       <w:lvlText w:val="%9."/>
       <w:lvlJc w:val="left"/>
@@ -24157,6 +24343,12 @@
     <w:abstractNumId w:val="991"/>
   </w:num>
   <w:num w:numId="1072">
+    <w:abstractNumId w:val="991"/>
+  </w:num>
+  <w:num w:numId="1073">
+    <w:abstractNumId w:val="991"/>
+  </w:num>
+  <w:num w:numId="1074">
     <w:abstractNumId w:val="99411"/>
     <w:lvlOverride w:ilvl="0">
       <w:startOverride w:val="1"/>
@@ -24186,13 +24378,13 @@
       <w:startOverride w:val="1"/>
     </w:lvlOverride>
   </w:num>
-  <w:num w:numId="1073">
+  <w:num w:numId="1075">
     <w:abstractNumId w:val="991"/>
   </w:num>
-  <w:num w:numId="1074">
+  <w:num w:numId="1076">
     <w:abstractNumId w:val="991"/>
   </w:num>
-  <w:num w:numId="1075">
+  <w:num w:numId="1077">
     <w:abstractNumId w:val="99411"/>
     <w:lvlOverride w:ilvl="0">
       <w:startOverride w:val="1"/>
@@ -24222,13 +24414,22 @@
       <w:startOverride w:val="1"/>
     </w:lvlOverride>
   </w:num>
-  <w:num w:numId="1076">
+  <w:num w:numId="1078">
     <w:abstractNumId w:val="991"/>
   </w:num>
-  <w:num w:numId="1077">
+  <w:num w:numId="1079">
     <w:abstractNumId w:val="991"/>
   </w:num>
-  <w:num w:numId="1078">
+  <w:num w:numId="1080">
+    <w:abstractNumId w:val="991"/>
+  </w:num>
+  <w:num w:numId="1081">
+    <w:abstractNumId w:val="991"/>
+  </w:num>
+  <w:num w:numId="1082">
+    <w:abstractNumId w:val="991"/>
+  </w:num>
+  <w:num w:numId="1083">
     <w:abstractNumId w:val="99411"/>
     <w:lvlOverride w:ilvl="0">
       <w:startOverride w:val="1"/>
@@ -24258,22 +24459,19 @@
       <w:startOverride w:val="1"/>
     </w:lvlOverride>
   </w:num>
-  <w:num w:numId="1079">
+  <w:num w:numId="1084">
     <w:abstractNumId w:val="991"/>
   </w:num>
-  <w:num w:numId="1080">
+  <w:num w:numId="1085">
     <w:abstractNumId w:val="991"/>
   </w:num>
-  <w:num w:numId="1081">
+  <w:num w:numId="1086">
     <w:abstractNumId w:val="991"/>
   </w:num>
-  <w:num w:numId="1082">
+  <w:num w:numId="1087">
     <w:abstractNumId w:val="991"/>
   </w:num>
-  <w:num w:numId="1083">
-    <w:abstractNumId w:val="991"/>
-  </w:num>
-  <w:num w:numId="1084">
+  <w:num w:numId="1088">
     <w:abstractNumId w:val="99411"/>
     <w:lvlOverride w:ilvl="0">
       <w:startOverride w:val="1"/>
@@ -24303,19 +24501,13 @@
       <w:startOverride w:val="1"/>
     </w:lvlOverride>
   </w:num>
-  <w:num w:numId="1085">
+  <w:num w:numId="1089">
     <w:abstractNumId w:val="991"/>
   </w:num>
-  <w:num w:numId="1086">
+  <w:num w:numId="1090">
     <w:abstractNumId w:val="991"/>
   </w:num>
-  <w:num w:numId="1087">
-    <w:abstractNumId w:val="991"/>
-  </w:num>
-  <w:num w:numId="1088">
-    <w:abstractNumId w:val="991"/>
-  </w:num>
-  <w:num w:numId="1089">
+  <w:num w:numId="1091">
     <w:abstractNumId w:val="99411"/>
     <w:lvlOverride w:ilvl="0">
       <w:startOverride w:val="1"/>
@@ -24345,13 +24537,16 @@
       <w:startOverride w:val="1"/>
     </w:lvlOverride>
   </w:num>
-  <w:num w:numId="1090">
+  <w:num w:numId="1092">
     <w:abstractNumId w:val="991"/>
   </w:num>
-  <w:num w:numId="1091">
+  <w:num w:numId="1093">
     <w:abstractNumId w:val="991"/>
   </w:num>
-  <w:num w:numId="1092">
+  <w:num w:numId="1094">
+    <w:abstractNumId w:val="991"/>
+  </w:num>
+  <w:num w:numId="1095">
     <w:abstractNumId w:val="99411"/>
     <w:lvlOverride w:ilvl="0">
       <w:startOverride w:val="1"/>
@@ -24380,15 +24575,6 @@
     <w:lvlOverride w:ilvl="8">
       <w:startOverride w:val="1"/>
     </w:lvlOverride>
-  </w:num>
-  <w:num w:numId="1093">
-    <w:abstractNumId w:val="991"/>
-  </w:num>
-  <w:num w:numId="1094">
-    <w:abstractNumId w:val="991"/>
-  </w:num>
-  <w:num w:numId="1095">
-    <w:abstractNumId w:val="991"/>
   </w:num>
   <w:num w:numId="1096">
     <w:abstractNumId w:val="99411"/>
@@ -24421,6 +24607,72 @@
     </w:lvlOverride>
   </w:num>
   <w:num w:numId="1097">
+    <w:abstractNumId w:val="991"/>
+  </w:num>
+  <w:num w:numId="1098">
+    <w:abstractNumId w:val="99412"/>
+    <w:lvlOverride w:ilvl="0">
+      <w:startOverride w:val="2"/>
+    </w:lvlOverride>
+    <w:lvlOverride w:ilvl="1">
+      <w:startOverride w:val="2"/>
+    </w:lvlOverride>
+    <w:lvlOverride w:ilvl="2">
+      <w:startOverride w:val="2"/>
+    </w:lvlOverride>
+    <w:lvlOverride w:ilvl="3">
+      <w:startOverride w:val="2"/>
+    </w:lvlOverride>
+    <w:lvlOverride w:ilvl="4">
+      <w:startOverride w:val="2"/>
+    </w:lvlOverride>
+    <w:lvlOverride w:ilvl="5">
+      <w:startOverride w:val="2"/>
+    </w:lvlOverride>
+    <w:lvlOverride w:ilvl="6">
+      <w:startOverride w:val="2"/>
+    </w:lvlOverride>
+    <w:lvlOverride w:ilvl="7">
+      <w:startOverride w:val="2"/>
+    </w:lvlOverride>
+    <w:lvlOverride w:ilvl="8">
+      <w:startOverride w:val="2"/>
+    </w:lvlOverride>
+  </w:num>
+  <w:num w:numId="1099">
+    <w:abstractNumId w:val="991"/>
+  </w:num>
+  <w:num w:numId="1100">
+    <w:abstractNumId w:val="99413"/>
+    <w:lvlOverride w:ilvl="0">
+      <w:startOverride w:val="3"/>
+    </w:lvlOverride>
+    <w:lvlOverride w:ilvl="1">
+      <w:startOverride w:val="3"/>
+    </w:lvlOverride>
+    <w:lvlOverride w:ilvl="2">
+      <w:startOverride w:val="3"/>
+    </w:lvlOverride>
+    <w:lvlOverride w:ilvl="3">
+      <w:startOverride w:val="3"/>
+    </w:lvlOverride>
+    <w:lvlOverride w:ilvl="4">
+      <w:startOverride w:val="3"/>
+    </w:lvlOverride>
+    <w:lvlOverride w:ilvl="5">
+      <w:startOverride w:val="3"/>
+    </w:lvlOverride>
+    <w:lvlOverride w:ilvl="6">
+      <w:startOverride w:val="3"/>
+    </w:lvlOverride>
+    <w:lvlOverride w:ilvl="7">
+      <w:startOverride w:val="3"/>
+    </w:lvlOverride>
+    <w:lvlOverride w:ilvl="8">
+      <w:startOverride w:val="3"/>
+    </w:lvlOverride>
+  </w:num>
+  <w:num w:numId="1101">
     <w:abstractNumId w:val="99411"/>
     <w:lvlOverride w:ilvl="0">
       <w:startOverride w:val="1"/>
@@ -24450,43 +24702,37 @@
       <w:startOverride w:val="1"/>
     </w:lvlOverride>
   </w:num>
-  <w:num w:numId="1098">
-    <w:abstractNumId w:val="991"/>
-  </w:num>
-  <w:num w:numId="1099">
-    <w:abstractNumId w:val="991"/>
-  </w:num>
-  <w:num w:numId="1100">
-    <w:abstractNumId w:val="99411"/>
+  <w:num w:numId="1102">
+    <w:abstractNumId w:val="99412"/>
     <w:lvlOverride w:ilvl="0">
-      <w:startOverride w:val="1"/>
+      <w:startOverride w:val="2"/>
     </w:lvlOverride>
     <w:lvlOverride w:ilvl="1">
-      <w:startOverride w:val="1"/>
+      <w:startOverride w:val="2"/>
     </w:lvlOverride>
     <w:lvlOverride w:ilvl="2">
-      <w:startOverride w:val="1"/>
+      <w:startOverride w:val="2"/>
     </w:lvlOverride>
     <w:lvlOverride w:ilvl="3">
-      <w:startOverride w:val="1"/>
+      <w:startOverride w:val="2"/>
     </w:lvlOverride>
     <w:lvlOverride w:ilvl="4">
-      <w:startOverride w:val="1"/>
+      <w:startOverride w:val="2"/>
     </w:lvlOverride>
     <w:lvlOverride w:ilvl="5">
-      <w:startOverride w:val="1"/>
+      <w:startOverride w:val="2"/>
     </w:lvlOverride>
     <w:lvlOverride w:ilvl="6">
-      <w:startOverride w:val="1"/>
+      <w:startOverride w:val="2"/>
     </w:lvlOverride>
     <w:lvlOverride w:ilvl="7">
-      <w:startOverride w:val="1"/>
+      <w:startOverride w:val="2"/>
     </w:lvlOverride>
     <w:lvlOverride w:ilvl="8">
-      <w:startOverride w:val="1"/>
+      <w:startOverride w:val="2"/>
     </w:lvlOverride>
   </w:num>
-  <w:num w:numId="1101">
+  <w:num w:numId="1103">
     <w:abstractNumId w:val="991"/>
   </w:num>
 </w:numbering>

--- a/latest/POL.docx
+++ b/latest/POL.docx
@@ -49,7 +49,7 @@
         </w:drawing>
       </w:r>
     </w:p>
-    <w:bookmarkStart w:id="325" w:name="X585353d8aec71e32101508c22c1e4e52b36bb22"/>
+    <w:bookmarkStart w:id="326" w:name="X585353d8aec71e32101508c22c1e4e52b36bb22"/>
     <w:p>
       <w:pPr>
         <w:pStyle w:val="berschrift1"/>
@@ -103,7 +103,7 @@
       </w:hyperlink>
     </w:p>
     <w:bookmarkEnd w:id="24"/>
-    <w:bookmarkStart w:id="25" w:name="document-history"/>
+    <w:bookmarkStart w:id="26" w:name="document-history"/>
     <w:p>
       <w:pPr>
         <w:pStyle w:val="berschrift2"/>
@@ -112,16 +112,264 @@
         <w:t xml:space="preserve">Document History</w:t>
       </w:r>
     </w:p>
+    <w:bookmarkStart w:id="25" w:name="patch"/>
+    <w:p>
+      <w:pPr>
+        <w:pStyle w:val="berschrift3"/>
+      </w:pPr>
+      <w:r>
+        <w:t xml:space="preserve">2026-03-26 (PATCH)</w:t>
+      </w:r>
+    </w:p>
+    <w:p>
+      <w:pPr>
+        <w:pStyle w:val="Compact"/>
+        <w:numPr>
+          <w:ilvl w:val="0"/>
+          <w:numId w:val="1001"/>
+        </w:numPr>
+      </w:pPr>
+      <w:r>
+        <w:t xml:space="preserve">The Combined SAR PFS has been split into separate PFS per product type</w:t>
+      </w:r>
+    </w:p>
+    <w:p>
+      <w:pPr>
+        <w:pStyle w:val="Compact"/>
+        <w:numPr>
+          <w:ilvl w:val="0"/>
+          <w:numId w:val="1001"/>
+        </w:numPr>
+      </w:pPr>
+      <w:r>
+        <w:t xml:space="preserve">Restructured the document; various minor editorial changes; removed empty, irrelevant, or unused parts - many of the changes resulted from the split</w:t>
+      </w:r>
+    </w:p>
+    <w:p>
+      <w:pPr>
+        <w:pStyle w:val="Compact"/>
+        <w:numPr>
+          <w:ilvl w:val="0"/>
+          <w:numId w:val="1001"/>
+        </w:numPr>
+      </w:pPr>
+      <w:r>
+        <w:t xml:space="preserve">Document history has ben reset. Check the previous versions for details</w:t>
+      </w:r>
+    </w:p>
+    <w:p>
+      <w:pPr>
+        <w:pStyle w:val="Compact"/>
+        <w:numPr>
+          <w:ilvl w:val="0"/>
+          <w:numId w:val="1001"/>
+        </w:numPr>
+      </w:pPr>
+      <w:r>
+        <w:t xml:space="preserve">Numerical identifiers were rotated and are deprecated; new textual identifiers have been added</w:t>
+      </w:r>
+    </w:p>
+    <w:p>
+      <w:pPr>
+        <w:pStyle w:val="Compact"/>
+        <w:numPr>
+          <w:ilvl w:val="0"/>
+          <w:numId w:val="1001"/>
+        </w:numPr>
+      </w:pPr>
+      <w:r>
+        <w:t xml:space="preserve">The requirement</w:t>
+      </w:r>
+      <w:r>
+        <w:t xml:space="preserve"> </w:t>
+      </w:r>
+      <w:r>
+        <w:t xml:space="preserve">“Cloud optimized file formats are recommended.”</w:t>
+      </w:r>
+      <w:r>
+        <w:t xml:space="preserve"> </w:t>
+      </w:r>
+      <w:r>
+        <w:t xml:space="preserve">has been moved from the category description to a separate requirement.</w:t>
+      </w:r>
+    </w:p>
+    <w:p>
+      <w:pPr>
+        <w:pStyle w:val="Compact"/>
+        <w:numPr>
+          <w:ilvl w:val="0"/>
+          <w:numId w:val="1001"/>
+        </w:numPr>
+      </w:pPr>
+      <w:r>
+        <w:t xml:space="preserve">Requirement</w:t>
+      </w:r>
+      <w:r>
+        <w:t xml:space="preserve"> </w:t>
+      </w:r>
+      <w:r>
+        <w:t xml:space="preserve">“Document identifier”</w:t>
+      </w:r>
+      <w:r>
+        <w:t xml:space="preserve">: Removed the trailing</w:t>
+      </w:r>
+      <w:r>
+        <w:t xml:space="preserve"> </w:t>
+      </w:r>
+      <w:r>
+        <w:t xml:space="preserve">“for Synthetic Aperture Radar”</w:t>
+      </w:r>
+      <w:r>
+        <w:t xml:space="preserve">.</w:t>
+      </w:r>
+    </w:p>
+    <w:p>
+      <w:pPr>
+        <w:pStyle w:val="Compact"/>
+        <w:numPr>
+          <w:ilvl w:val="0"/>
+          <w:numId w:val="1001"/>
+        </w:numPr>
+      </w:pPr>
+      <w:r>
+        <w:t xml:space="preserve">The subcategories for Source and Product metadata have been flattened into top-level categories</w:t>
+      </w:r>
+    </w:p>
+    <w:p>
+      <w:pPr>
+        <w:pStyle w:val="Compact"/>
+        <w:numPr>
+          <w:ilvl w:val="0"/>
+          <w:numId w:val="1001"/>
+        </w:numPr>
+      </w:pPr>
+      <w:r>
+        <w:t xml:space="preserve">Requirement</w:t>
+      </w:r>
+      <w:r>
+        <w:t xml:space="preserve"> </w:t>
+      </w:r>
+      <w:r>
+        <w:t xml:space="preserve">“CEOS-ARD Product Data Attributes”</w:t>
+      </w:r>
+      <w:r>
+        <w:t xml:space="preserve"> </w:t>
+      </w:r>
+      <w:r>
+        <w:t xml:space="preserve">renamed to</w:t>
+      </w:r>
+      <w:r>
+        <w:t xml:space="preserve"> </w:t>
+      </w:r>
+      <w:r>
+        <w:t xml:space="preserve">“Product Metadata”</w:t>
+      </w:r>
+      <w:r>
+        <w:t xml:space="preserve">; Requirement</w:t>
+      </w:r>
+      <w:r>
+        <w:t xml:space="preserve"> </w:t>
+      </w:r>
+      <w:r>
+        <w:t xml:space="preserve">“Source Data Attributes”</w:t>
+      </w:r>
+      <w:r>
+        <w:t xml:space="preserve"> </w:t>
+      </w:r>
+      <w:r>
+        <w:t xml:space="preserve">renamed to</w:t>
+      </w:r>
+      <w:r>
+        <w:t xml:space="preserve"> </w:t>
+      </w:r>
+      <w:r>
+        <w:t xml:space="preserve">“Source Metadata”</w:t>
+      </w:r>
+      <w:r>
+        <w:t xml:space="preserve">. Adapted descriptions accordingly.</w:t>
+      </w:r>
+    </w:p>
+    <w:p>
+      <w:pPr>
+        <w:pStyle w:val="Compact"/>
+        <w:numPr>
+          <w:ilvl w:val="0"/>
+          <w:numId w:val="1001"/>
+        </w:numPr>
+      </w:pPr>
+      <w:r>
+        <w:t xml:space="preserve">Requirement</w:t>
+      </w:r>
+      <w:r>
+        <w:t xml:space="preserve"> </w:t>
+      </w:r>
+      <w:r>
+        <w:t xml:space="preserve">“Source Data Attributes”</w:t>
+      </w:r>
+      <w:r>
+        <w:t xml:space="preserve">: Moved the information about sequential acquisition identifiers to a new threshold requirement</w:t>
+      </w:r>
+      <w:r>
+        <w:t xml:space="preserve"> </w:t>
+      </w:r>
+      <w:r>
+        <w:t xml:space="preserve">“Acquisition ID”</w:t>
+      </w:r>
+      <w:r>
+        <w:t xml:space="preserve">. Adapted category description accordingly.</w:t>
+      </w:r>
+    </w:p>
+    <w:p>
+      <w:pPr>
+        <w:pStyle w:val="Compact"/>
+        <w:numPr>
+          <w:ilvl w:val="0"/>
+          <w:numId w:val="1001"/>
+        </w:numPr>
+      </w:pPr>
+      <w:r>
+        <w:t xml:space="preserve">Annex has been reformatted and updated as required by the split</w:t>
+      </w:r>
+    </w:p>
     <w:p>
       <w:pPr>
         <w:pStyle w:val="FirstParagraph"/>
       </w:pPr>
       <w:r>
-        <w:t xml:space="preserve">Not available, see previous versions of the document for its history.</w:t>
+        <w:rPr>
+          <w:b/>
+          <w:bCs/>
+        </w:rPr>
+        <w:t xml:space="preserve">Justification:</w:t>
+      </w:r>
+      <w:r>
+        <w:t xml:space="preserve"> </w:t>
+      </w:r>
+      <w:r>
+        <w:t xml:space="preserve">Migration to the new CEOS-ARD building block.</w:t>
+      </w:r>
+    </w:p>
+    <w:p>
+      <w:pPr>
+        <w:pStyle w:val="Textkrper"/>
+      </w:pPr>
+      <w:r>
+        <w:rPr>
+          <w:b/>
+          <w:bCs/>
+        </w:rPr>
+        <w:t xml:space="preserve">Editor:</w:t>
+      </w:r>
+      <w:r>
+        <w:t xml:space="preserve"> </w:t>
+      </w:r>
+      <w:r>
+        <w:t xml:space="preserve">Matthias Mohr</w:t>
       </w:r>
     </w:p>
     <w:bookmarkEnd w:id="25"/>
-    <w:bookmarkStart w:id="26" w:name="contributing-authors"/>
+    <w:bookmarkEnd w:id="26"/>
+    <w:bookmarkStart w:id="27" w:name="contributing-authors"/>
     <w:p>
       <w:pPr>
         <w:pStyle w:val="berschrift2"/>
@@ -135,7 +383,7 @@
         <w:pStyle w:val="Compact"/>
         <w:numPr>
           <w:ilvl w:val="0"/>
-          <w:numId w:val="1001"/>
+          <w:numId w:val="1002"/>
         </w:numPr>
       </w:pPr>
       <w:r>
@@ -147,7 +395,7 @@
         <w:pStyle w:val="Compact"/>
         <w:numPr>
           <w:ilvl w:val="0"/>
-          <w:numId w:val="1001"/>
+          <w:numId w:val="1002"/>
         </w:numPr>
       </w:pPr>
       <w:r>
@@ -159,7 +407,7 @@
         <w:pStyle w:val="Compact"/>
         <w:numPr>
           <w:ilvl w:val="0"/>
-          <w:numId w:val="1001"/>
+          <w:numId w:val="1002"/>
         </w:numPr>
       </w:pPr>
       <w:r>
@@ -171,7 +419,7 @@
         <w:pStyle w:val="Compact"/>
         <w:numPr>
           <w:ilvl w:val="0"/>
-          <w:numId w:val="1001"/>
+          <w:numId w:val="1002"/>
         </w:numPr>
       </w:pPr>
       <w:r>
@@ -183,7 +431,7 @@
         <w:pStyle w:val="Compact"/>
         <w:numPr>
           <w:ilvl w:val="0"/>
-          <w:numId w:val="1001"/>
+          <w:numId w:val="1002"/>
         </w:numPr>
       </w:pPr>
       <w:r>
@@ -195,7 +443,7 @@
         <w:pStyle w:val="Compact"/>
         <w:numPr>
           <w:ilvl w:val="0"/>
-          <w:numId w:val="1001"/>
+          <w:numId w:val="1002"/>
         </w:numPr>
       </w:pPr>
       <w:r>
@@ -207,7 +455,7 @@
         <w:pStyle w:val="Compact"/>
         <w:numPr>
           <w:ilvl w:val="0"/>
-          <w:numId w:val="1001"/>
+          <w:numId w:val="1002"/>
         </w:numPr>
       </w:pPr>
       <w:r>
@@ -219,7 +467,7 @@
         <w:pStyle w:val="Compact"/>
         <w:numPr>
           <w:ilvl w:val="0"/>
-          <w:numId w:val="1001"/>
+          <w:numId w:val="1002"/>
         </w:numPr>
       </w:pPr>
       <w:r>
@@ -231,7 +479,7 @@
         <w:pStyle w:val="Compact"/>
         <w:numPr>
           <w:ilvl w:val="0"/>
-          <w:numId w:val="1001"/>
+          <w:numId w:val="1002"/>
         </w:numPr>
       </w:pPr>
       <w:r>
@@ -243,7 +491,7 @@
         <w:pStyle w:val="Compact"/>
         <w:numPr>
           <w:ilvl w:val="0"/>
-          <w:numId w:val="1001"/>
+          <w:numId w:val="1002"/>
         </w:numPr>
       </w:pPr>
       <w:r>
@@ -255,7 +503,7 @@
         <w:pStyle w:val="Compact"/>
         <w:numPr>
           <w:ilvl w:val="0"/>
-          <w:numId w:val="1001"/>
+          <w:numId w:val="1002"/>
         </w:numPr>
       </w:pPr>
       <w:r>
@@ -267,7 +515,7 @@
         <w:pStyle w:val="Compact"/>
         <w:numPr>
           <w:ilvl w:val="0"/>
-          <w:numId w:val="1001"/>
+          <w:numId w:val="1002"/>
         </w:numPr>
       </w:pPr>
       <w:r>
@@ -279,7 +527,7 @@
         <w:pStyle w:val="Compact"/>
         <w:numPr>
           <w:ilvl w:val="0"/>
-          <w:numId w:val="1001"/>
+          <w:numId w:val="1002"/>
         </w:numPr>
       </w:pPr>
       <w:r>
@@ -291,7 +539,7 @@
         <w:pStyle w:val="Compact"/>
         <w:numPr>
           <w:ilvl w:val="0"/>
-          <w:numId w:val="1001"/>
+          <w:numId w:val="1002"/>
         </w:numPr>
       </w:pPr>
       <w:r>
@@ -303,7 +551,7 @@
         <w:pStyle w:val="Compact"/>
         <w:numPr>
           <w:ilvl w:val="0"/>
-          <w:numId w:val="1001"/>
+          <w:numId w:val="1002"/>
         </w:numPr>
       </w:pPr>
       <w:r>
@@ -315,7 +563,7 @@
         <w:pStyle w:val="Compact"/>
         <w:numPr>
           <w:ilvl w:val="0"/>
-          <w:numId w:val="1001"/>
+          <w:numId w:val="1002"/>
         </w:numPr>
       </w:pPr>
       <w:r>
@@ -327,7 +575,7 @@
         <w:pStyle w:val="Compact"/>
         <w:numPr>
           <w:ilvl w:val="0"/>
-          <w:numId w:val="1001"/>
+          <w:numId w:val="1002"/>
         </w:numPr>
       </w:pPr>
       <w:r>
@@ -339,7 +587,7 @@
         <w:pStyle w:val="Compact"/>
         <w:numPr>
           <w:ilvl w:val="0"/>
-          <w:numId w:val="1001"/>
+          <w:numId w:val="1002"/>
         </w:numPr>
       </w:pPr>
       <w:r>
@@ -351,7 +599,7 @@
         <w:pStyle w:val="Compact"/>
         <w:numPr>
           <w:ilvl w:val="0"/>
-          <w:numId w:val="1001"/>
+          <w:numId w:val="1002"/>
         </w:numPr>
       </w:pPr>
       <w:r>
@@ -363,7 +611,7 @@
         <w:pStyle w:val="Compact"/>
         <w:numPr>
           <w:ilvl w:val="0"/>
-          <w:numId w:val="1001"/>
+          <w:numId w:val="1002"/>
         </w:numPr>
       </w:pPr>
       <w:r>
@@ -375,7 +623,7 @@
         <w:pStyle w:val="Compact"/>
         <w:numPr>
           <w:ilvl w:val="0"/>
-          <w:numId w:val="1001"/>
+          <w:numId w:val="1002"/>
         </w:numPr>
       </w:pPr>
       <w:r>
@@ -387,7 +635,7 @@
         <w:pStyle w:val="Compact"/>
         <w:numPr>
           <w:ilvl w:val="0"/>
-          <w:numId w:val="1001"/>
+          <w:numId w:val="1002"/>
         </w:numPr>
       </w:pPr>
       <w:r>
@@ -399,7 +647,7 @@
         <w:pStyle w:val="Compact"/>
         <w:numPr>
           <w:ilvl w:val="0"/>
-          <w:numId w:val="1001"/>
+          <w:numId w:val="1002"/>
         </w:numPr>
       </w:pPr>
       <w:r>
@@ -411,7 +659,7 @@
         <w:pStyle w:val="Compact"/>
         <w:numPr>
           <w:ilvl w:val="0"/>
-          <w:numId w:val="1001"/>
+          <w:numId w:val="1002"/>
         </w:numPr>
       </w:pPr>
       <w:r>
@@ -423,7 +671,7 @@
         <w:pStyle w:val="Compact"/>
         <w:numPr>
           <w:ilvl w:val="0"/>
-          <w:numId w:val="1001"/>
+          <w:numId w:val="1002"/>
         </w:numPr>
       </w:pPr>
       <w:r>
@@ -435,7 +683,7 @@
         <w:pStyle w:val="Compact"/>
         <w:numPr>
           <w:ilvl w:val="0"/>
-          <w:numId w:val="1001"/>
+          <w:numId w:val="1002"/>
         </w:numPr>
       </w:pPr>
       <w:r>
@@ -447,7 +695,7 @@
         <w:pStyle w:val="Compact"/>
         <w:numPr>
           <w:ilvl w:val="0"/>
-          <w:numId w:val="1001"/>
+          <w:numId w:val="1002"/>
         </w:numPr>
       </w:pPr>
       <w:r>
@@ -459,7 +707,7 @@
         <w:pStyle w:val="Compact"/>
         <w:numPr>
           <w:ilvl w:val="0"/>
-          <w:numId w:val="1001"/>
+          <w:numId w:val="1002"/>
         </w:numPr>
       </w:pPr>
       <w:r>
@@ -471,7 +719,7 @@
         <w:pStyle w:val="Compact"/>
         <w:numPr>
           <w:ilvl w:val="0"/>
-          <w:numId w:val="1001"/>
+          <w:numId w:val="1002"/>
         </w:numPr>
       </w:pPr>
       <w:r>
@@ -483,7 +731,7 @@
         <w:pStyle w:val="Compact"/>
         <w:numPr>
           <w:ilvl w:val="0"/>
-          <w:numId w:val="1001"/>
+          <w:numId w:val="1002"/>
         </w:numPr>
       </w:pPr>
       <w:r>
@@ -495,7 +743,7 @@
         <w:pStyle w:val="Compact"/>
         <w:numPr>
           <w:ilvl w:val="0"/>
-          <w:numId w:val="1001"/>
+          <w:numId w:val="1002"/>
         </w:numPr>
       </w:pPr>
       <w:r>
@@ -507,7 +755,7 @@
         <w:pStyle w:val="Compact"/>
         <w:numPr>
           <w:ilvl w:val="0"/>
-          <w:numId w:val="1001"/>
+          <w:numId w:val="1002"/>
         </w:numPr>
       </w:pPr>
       <w:r>
@@ -519,8 +767,8 @@
         <w:br w:type="page"/>
       </w:r>
     </w:p>
-    <w:bookmarkEnd w:id="26"/>
-    <w:bookmarkStart w:id="27" w:name="ceos-analysis-ready-data-definition"/>
+    <w:bookmarkEnd w:id="27"/>
+    <w:bookmarkStart w:id="28" w:name="ceos-analysis-ready-data-definition"/>
     <w:p>
       <w:pPr>
         <w:pStyle w:val="berschrift2"/>
@@ -537,8 +785,8 @@
         <w:t xml:space="preserve">CEOS Analysis Ready Data (CEOS-ARD) are satellite data that have been processed to a minimum set of requirements and organized into a form that allows immediate analysis with a minimum of additional user effort and interoperability both through time and with other datasets.</w:t>
       </w:r>
     </w:p>
-    <w:bookmarkEnd w:id="27"/>
-    <w:bookmarkStart w:id="28" w:name="description"/>
+    <w:bookmarkEnd w:id="28"/>
+    <w:bookmarkStart w:id="29" w:name="description"/>
     <w:p>
       <w:pPr>
         <w:pStyle w:val="berschrift2"/>
@@ -601,8 +849,8 @@
         <w:t xml:space="preserve">Data collected by Synthetic Aperture Radar sensors</w:t>
       </w:r>
     </w:p>
-    <w:bookmarkEnd w:id="28"/>
-    <w:bookmarkStart w:id="30" w:name="background"/>
+    <w:bookmarkEnd w:id="29"/>
+    <w:bookmarkStart w:id="31" w:name="background"/>
     <w:p>
       <w:pPr>
         <w:pStyle w:val="berschrift2"/>
@@ -693,7 +941,7 @@
         <w:t xml:space="preserve">They are derived from coherent or incoherent polarimetric decomposition techniques.</w:t>
       </w:r>
     </w:p>
-    <w:bookmarkStart w:id="29" w:name="notice-and-limitations"/>
+    <w:bookmarkStart w:id="30" w:name="notice-and-limitations"/>
     <w:p>
       <w:pPr>
         <w:pStyle w:val="berschrift3"/>
@@ -882,9 +1130,9 @@
         <w:br w:type="page"/>
       </w:r>
     </w:p>
-    <w:bookmarkEnd w:id="29"/>
     <w:bookmarkEnd w:id="30"/>
-    <w:bookmarkStart w:id="31" w:name="definitions-and-abbreviations"/>
+    <w:bookmarkEnd w:id="31"/>
+    <w:bookmarkStart w:id="32" w:name="definitions-and-abbreviations"/>
     <w:p>
       <w:pPr>
         <w:pStyle w:val="berschrift2"/>
@@ -1432,8 +1680,8 @@
         <w:br w:type="page"/>
       </w:r>
     </w:p>
-    <w:bookmarkEnd w:id="31"/>
-    <w:bookmarkStart w:id="248" w:name="requirements"/>
+    <w:bookmarkEnd w:id="32"/>
+    <w:bookmarkStart w:id="249" w:name="requirements"/>
     <w:p>
       <w:pPr>
         <w:pStyle w:val="berschrift2"/>
@@ -1488,7 +1736,7 @@
         <w:t xml:space="preserve">Instead, use the textual identifier that is provided below the title.</w:t>
       </w:r>
     </w:p>
-    <w:bookmarkStart w:id="52" w:name="sec:meta"/>
+    <w:bookmarkStart w:id="53" w:name="sec:meta"/>
     <w:p>
       <w:pPr>
         <w:pStyle w:val="berschrift3"/>
@@ -1542,7 +1790,7 @@
         <w:t xml:space="preserve">suitability of the dataset, and must meet the requirements listed below.</w:t>
       </w:r>
     </w:p>
-    <w:bookmarkStart w:id="35" w:name="sec:meta-trcsar"/>
+    <w:bookmarkStart w:id="36" w:name="sec:meta-trcsar"/>
     <w:p>
       <w:pPr>
         <w:pStyle w:val="berschrift4"/>
@@ -1577,7 +1825,7 @@
         <w:t xml:space="preserve">meta-trcsar</w:t>
       </w:r>
     </w:p>
-    <w:bookmarkStart w:id="32" w:name="threshold-requirements"/>
+    <w:bookmarkStart w:id="33" w:name="threshold-requirements"/>
     <w:p>
       <w:pPr>
         <w:pStyle w:val="berschrift5"/>
@@ -1597,8 +1845,8 @@
         <w:t xml:space="preserve"> </w:t>
       </w:r>
     </w:p>
-    <w:bookmarkEnd w:id="32"/>
-    <w:bookmarkStart w:id="33" w:name="goal-requirements"/>
+    <w:bookmarkEnd w:id="33"/>
+    <w:bookmarkStart w:id="34" w:name="goal-requirements"/>
     <w:p>
       <w:pPr>
         <w:pStyle w:val="berschrift5"/>
@@ -1628,7 +1876,7 @@
         <w:pStyle w:val="Compact"/>
         <w:numPr>
           <w:ilvl w:val="0"/>
-          <w:numId w:val="1002"/>
+          <w:numId w:val="1003"/>
         </w:numPr>
       </w:pPr>
       <w:r>
@@ -1657,15 +1905,15 @@
         <w:pStyle w:val="Compact"/>
         <w:numPr>
           <w:ilvl w:val="0"/>
-          <w:numId w:val="1002"/>
+          <w:numId w:val="1003"/>
         </w:numPr>
       </w:pPr>
       <w:r>
         <w:t xml:space="preserve">Information on traceability should be available in the metadata as a single DOI landing page.</w:t>
       </w:r>
     </w:p>
-    <w:bookmarkEnd w:id="33"/>
-    <w:bookmarkStart w:id="34" w:name="assessment"/>
+    <w:bookmarkEnd w:id="34"/>
+    <w:bookmarkStart w:id="35" w:name="assessment"/>
     <w:p>
       <w:pPr>
         <w:pStyle w:val="berschrift5"/>
@@ -1679,7 +1927,7 @@
         <w:pStyle w:val="Compact"/>
         <w:numPr>
           <w:ilvl w:val="0"/>
-          <w:numId w:val="1003"/>
+          <w:numId w:val="1004"/>
         </w:numPr>
       </w:pPr>
       <w:r>
@@ -1691,7 +1939,7 @@
         <w:pStyle w:val="Compact"/>
         <w:numPr>
           <w:ilvl w:val="0"/>
-          <w:numId w:val="1003"/>
+          <w:numId w:val="1004"/>
         </w:numPr>
       </w:pPr>
       <w:r>
@@ -1703,7 +1951,7 @@
         <w:pStyle w:val="Compact"/>
         <w:numPr>
           <w:ilvl w:val="0"/>
-          <w:numId w:val="1003"/>
+          <w:numId w:val="1004"/>
         </w:numPr>
       </w:pPr>
       <w:r>
@@ -1715,7 +1963,7 @@
         <w:pStyle w:val="Compact"/>
         <w:numPr>
           <w:ilvl w:val="0"/>
-          <w:numId w:val="1003"/>
+          <w:numId w:val="1004"/>
         </w:numPr>
       </w:pPr>
       <w:r>
@@ -1729,9 +1977,9 @@
         </w:pict>
       </w:r>
     </w:p>
-    <w:bookmarkEnd w:id="34"/>
     <w:bookmarkEnd w:id="35"/>
-    <w:bookmarkStart w:id="39" w:name="sec:meta-mrdsar"/>
+    <w:bookmarkEnd w:id="36"/>
+    <w:bookmarkStart w:id="40" w:name="sec:meta-mrdsar"/>
     <w:p>
       <w:pPr>
         <w:pStyle w:val="berschrift4"/>
@@ -1766,7 +2014,7 @@
         <w:t xml:space="preserve">meta-mrdsar</w:t>
       </w:r>
     </w:p>
-    <w:bookmarkStart w:id="36" w:name="threshold-requirements-1"/>
+    <w:bookmarkStart w:id="37" w:name="threshold-requirements-1"/>
     <w:p>
       <w:pPr>
         <w:pStyle w:val="berschrift5"/>
@@ -1783,8 +2031,8 @@
         <w:t xml:space="preserve">Metadata is provided in a structure that enables a computer algorithm to be used to consistently and automatically identify and extract each component/variable/layer for further use.</w:t>
       </w:r>
     </w:p>
-    <w:bookmarkEnd w:id="36"/>
-    <w:bookmarkStart w:id="37" w:name="goal-requirements-1"/>
+    <w:bookmarkEnd w:id="37"/>
+    <w:bookmarkStart w:id="38" w:name="goal-requirements-1"/>
     <w:p>
       <w:pPr>
         <w:pStyle w:val="berschrift5"/>
@@ -1801,8 +2049,8 @@
         <w:t xml:space="preserve">As threshold, but metadata is formatted in accordance with CEOS-ARD SAR Metadata Specifications, v.1.1, or in a community endorsed standard that facilitates machine-readability, such as ISO 19115-2, Climate and Forecast (CF) convention, the Attribute Convention for Data Discovery (ACDD), etc.</w:t>
       </w:r>
     </w:p>
-    <w:bookmarkEnd w:id="37"/>
-    <w:bookmarkStart w:id="38" w:name="assessment-1"/>
+    <w:bookmarkEnd w:id="38"/>
+    <w:bookmarkStart w:id="39" w:name="assessment-1"/>
     <w:p>
       <w:pPr>
         <w:pStyle w:val="berschrift5"/>
@@ -1816,7 +2064,7 @@
         <w:pStyle w:val="Compact"/>
         <w:numPr>
           <w:ilvl w:val="0"/>
-          <w:numId w:val="1004"/>
+          <w:numId w:val="1005"/>
         </w:numPr>
       </w:pPr>
       <w:r>
@@ -1828,7 +2076,7 @@
         <w:pStyle w:val="Compact"/>
         <w:numPr>
           <w:ilvl w:val="0"/>
-          <w:numId w:val="1004"/>
+          <w:numId w:val="1005"/>
         </w:numPr>
       </w:pPr>
       <w:r>
@@ -1840,7 +2088,7 @@
         <w:pStyle w:val="Compact"/>
         <w:numPr>
           <w:ilvl w:val="0"/>
-          <w:numId w:val="1004"/>
+          <w:numId w:val="1005"/>
         </w:numPr>
       </w:pPr>
       <w:r>
@@ -1852,7 +2100,7 @@
         <w:pStyle w:val="Compact"/>
         <w:numPr>
           <w:ilvl w:val="0"/>
-          <w:numId w:val="1004"/>
+          <w:numId w:val="1005"/>
         </w:numPr>
       </w:pPr>
       <w:r>
@@ -1866,9 +2114,9 @@
         </w:pict>
       </w:r>
     </w:p>
-    <w:bookmarkEnd w:id="38"/>
     <w:bookmarkEnd w:id="39"/>
-    <w:bookmarkStart w:id="43" w:name="sec:meta-prdtyp"/>
+    <w:bookmarkEnd w:id="40"/>
+    <w:bookmarkStart w:id="44" w:name="sec:meta-prdtyp"/>
     <w:p>
       <w:pPr>
         <w:pStyle w:val="berschrift4"/>
@@ -1903,7 +2151,7 @@
         <w:t xml:space="preserve">meta-prdtyp</w:t>
       </w:r>
     </w:p>
-    <w:bookmarkStart w:id="40" w:name="threshold-requirements-2"/>
+    <w:bookmarkStart w:id="41" w:name="threshold-requirements-2"/>
     <w:p>
       <w:pPr>
         <w:pStyle w:val="berschrift5"/>
@@ -1920,8 +2168,8 @@
         <w:t xml:space="preserve">CEOS-ARD product type name – or names in case of compliance with more than one product type – and, if required by the data provider, copyright.</w:t>
       </w:r>
     </w:p>
-    <w:bookmarkEnd w:id="40"/>
-    <w:bookmarkStart w:id="41" w:name="goal-requirements-2"/>
+    <w:bookmarkEnd w:id="41"/>
+    <w:bookmarkStart w:id="42" w:name="goal-requirements-2"/>
     <w:p>
       <w:pPr>
         <w:pStyle w:val="berschrift5"/>
@@ -1941,8 +2189,8 @@
         <w:t xml:space="preserve"> </w:t>
       </w:r>
     </w:p>
-    <w:bookmarkEnd w:id="41"/>
-    <w:bookmarkStart w:id="42" w:name="assessment-2"/>
+    <w:bookmarkEnd w:id="42"/>
+    <w:bookmarkStart w:id="43" w:name="assessment-2"/>
     <w:p>
       <w:pPr>
         <w:pStyle w:val="berschrift5"/>
@@ -1956,7 +2204,7 @@
         <w:pStyle w:val="Compact"/>
         <w:numPr>
           <w:ilvl w:val="0"/>
-          <w:numId w:val="1005"/>
+          <w:numId w:val="1006"/>
         </w:numPr>
       </w:pPr>
       <w:r>
@@ -1968,7 +2216,7 @@
         <w:pStyle w:val="Compact"/>
         <w:numPr>
           <w:ilvl w:val="0"/>
-          <w:numId w:val="1005"/>
+          <w:numId w:val="1006"/>
         </w:numPr>
       </w:pPr>
       <w:r>
@@ -1980,7 +2228,7 @@
         <w:pStyle w:val="Compact"/>
         <w:numPr>
           <w:ilvl w:val="0"/>
-          <w:numId w:val="1005"/>
+          <w:numId w:val="1006"/>
         </w:numPr>
       </w:pPr>
       <w:r>
@@ -1992,7 +2240,7 @@
         <w:pStyle w:val="Compact"/>
         <w:numPr>
           <w:ilvl w:val="0"/>
-          <w:numId w:val="1005"/>
+          <w:numId w:val="1006"/>
         </w:numPr>
       </w:pPr>
       <w:r>
@@ -2006,9 +2254,9 @@
         </w:pict>
       </w:r>
     </w:p>
-    <w:bookmarkEnd w:id="42"/>
     <w:bookmarkEnd w:id="43"/>
-    <w:bookmarkStart w:id="47" w:name="sec:meta-pfsurl"/>
+    <w:bookmarkEnd w:id="44"/>
+    <w:bookmarkStart w:id="48" w:name="sec:meta-pfsurl"/>
     <w:p>
       <w:pPr>
         <w:pStyle w:val="berschrift4"/>
@@ -2043,7 +2291,7 @@
         <w:t xml:space="preserve">meta-pfsurl</w:t>
       </w:r>
     </w:p>
-    <w:bookmarkStart w:id="44" w:name="threshold-requirements-3"/>
+    <w:bookmarkStart w:id="45" w:name="threshold-requirements-3"/>
     <w:p>
       <w:pPr>
         <w:pStyle w:val="berschrift5"/>
@@ -2060,8 +2308,8 @@
         <w:t xml:space="preserve">Reference to CEOS-ARD PFS document as URL.</w:t>
       </w:r>
     </w:p>
-    <w:bookmarkEnd w:id="44"/>
-    <w:bookmarkStart w:id="45" w:name="goal-requirements-3"/>
+    <w:bookmarkEnd w:id="45"/>
+    <w:bookmarkStart w:id="46" w:name="goal-requirements-3"/>
     <w:p>
       <w:pPr>
         <w:pStyle w:val="berschrift5"/>
@@ -2081,8 +2329,8 @@
         <w:t xml:space="preserve"> </w:t>
       </w:r>
     </w:p>
-    <w:bookmarkEnd w:id="45"/>
-    <w:bookmarkStart w:id="46" w:name="assessment-3"/>
+    <w:bookmarkEnd w:id="46"/>
+    <w:bookmarkStart w:id="47" w:name="assessment-3"/>
     <w:p>
       <w:pPr>
         <w:pStyle w:val="berschrift5"/>
@@ -2096,7 +2344,7 @@
         <w:pStyle w:val="Compact"/>
         <w:numPr>
           <w:ilvl w:val="0"/>
-          <w:numId w:val="1006"/>
+          <w:numId w:val="1007"/>
         </w:numPr>
       </w:pPr>
       <w:r>
@@ -2108,7 +2356,7 @@
         <w:pStyle w:val="Compact"/>
         <w:numPr>
           <w:ilvl w:val="0"/>
-          <w:numId w:val="1006"/>
+          <w:numId w:val="1007"/>
         </w:numPr>
       </w:pPr>
       <w:r>
@@ -2120,7 +2368,7 @@
         <w:pStyle w:val="Compact"/>
         <w:numPr>
           <w:ilvl w:val="0"/>
-          <w:numId w:val="1006"/>
+          <w:numId w:val="1007"/>
         </w:numPr>
       </w:pPr>
       <w:r>
@@ -2132,7 +2380,7 @@
         <w:pStyle w:val="Compact"/>
         <w:numPr>
           <w:ilvl w:val="0"/>
-          <w:numId w:val="1006"/>
+          <w:numId w:val="1007"/>
         </w:numPr>
       </w:pPr>
       <w:r>
@@ -2146,9 +2394,9 @@
         </w:pict>
       </w:r>
     </w:p>
-    <w:bookmarkEnd w:id="46"/>
     <w:bookmarkEnd w:id="47"/>
-    <w:bookmarkStart w:id="51" w:name="sec:meta-timsar"/>
+    <w:bookmarkEnd w:id="48"/>
+    <w:bookmarkStart w:id="52" w:name="sec:meta-timsar"/>
     <w:p>
       <w:pPr>
         <w:pStyle w:val="berschrift4"/>
@@ -2183,7 +2431,7 @@
         <w:t xml:space="preserve">meta-timsar</w:t>
       </w:r>
     </w:p>
-    <w:bookmarkStart w:id="48" w:name="threshold-requirements-4"/>
+    <w:bookmarkStart w:id="49" w:name="threshold-requirements-4"/>
     <w:p>
       <w:pPr>
         <w:pStyle w:val="berschrift5"/>
@@ -2232,8 +2480,8 @@
         <w:t xml:space="preserve">is provided with the product.</w:t>
       </w:r>
     </w:p>
-    <w:bookmarkEnd w:id="48"/>
-    <w:bookmarkStart w:id="49" w:name="goal-requirements-4"/>
+    <w:bookmarkEnd w:id="49"/>
+    <w:bookmarkStart w:id="50" w:name="goal-requirements-4"/>
     <w:p>
       <w:pPr>
         <w:pStyle w:val="berschrift5"/>
@@ -2253,8 +2501,8 @@
         <w:t xml:space="preserve"> </w:t>
       </w:r>
     </w:p>
-    <w:bookmarkEnd w:id="49"/>
-    <w:bookmarkStart w:id="50" w:name="assessment-4"/>
+    <w:bookmarkEnd w:id="50"/>
+    <w:bookmarkStart w:id="51" w:name="assessment-4"/>
     <w:p>
       <w:pPr>
         <w:pStyle w:val="berschrift5"/>
@@ -2268,7 +2516,7 @@
         <w:pStyle w:val="Compact"/>
         <w:numPr>
           <w:ilvl w:val="0"/>
-          <w:numId w:val="1007"/>
+          <w:numId w:val="1008"/>
         </w:numPr>
       </w:pPr>
       <w:r>
@@ -2280,7 +2528,7 @@
         <w:pStyle w:val="Compact"/>
         <w:numPr>
           <w:ilvl w:val="0"/>
-          <w:numId w:val="1007"/>
+          <w:numId w:val="1008"/>
         </w:numPr>
       </w:pPr>
       <w:r>
@@ -2292,7 +2540,7 @@
         <w:pStyle w:val="Compact"/>
         <w:numPr>
           <w:ilvl w:val="0"/>
-          <w:numId w:val="1007"/>
+          <w:numId w:val="1008"/>
         </w:numPr>
       </w:pPr>
       <w:r>
@@ -2304,17 +2552,17 @@
         <w:pStyle w:val="Compact"/>
         <w:numPr>
           <w:ilvl w:val="0"/>
-          <w:numId w:val="1007"/>
+          <w:numId w:val="1008"/>
         </w:numPr>
       </w:pPr>
       <w:r>
         <w:t xml:space="preserve">Recommended Requirement Modification:</w:t>
       </w:r>
     </w:p>
-    <w:bookmarkEnd w:id="50"/>
     <w:bookmarkEnd w:id="51"/>
     <w:bookmarkEnd w:id="52"/>
-    <w:bookmarkStart w:id="107" w:name="sec:src"/>
+    <w:bookmarkEnd w:id="53"/>
+    <w:bookmarkStart w:id="108" w:name="sec:src"/>
     <w:p>
       <w:pPr>
         <w:pStyle w:val="berschrift3"/>
@@ -2362,7 +2610,7 @@
         <w:t xml:space="preserve">This may be one or mutliple acquisitions.</w:t>
       </w:r>
     </w:p>
-    <w:bookmarkStart w:id="56" w:name="sec:src-acqid"/>
+    <w:bookmarkStart w:id="57" w:name="sec:src-acqid"/>
     <w:p>
       <w:pPr>
         <w:pStyle w:val="berschrift4"/>
@@ -2397,7 +2645,7 @@
         <w:t xml:space="preserve">src-acqid</w:t>
       </w:r>
     </w:p>
-    <w:bookmarkStart w:id="53" w:name="threshold-requirements-5"/>
+    <w:bookmarkStart w:id="54" w:name="threshold-requirements-5"/>
     <w:p>
       <w:pPr>
         <w:pStyle w:val="berschrift5"/>
@@ -2414,8 +2662,8 @@
         <w:t xml:space="preserve">Each acquisition is identified through a sequential identifier in the metadata, e.g. acqID = 1, 2, 3.</w:t>
       </w:r>
     </w:p>
-    <w:bookmarkEnd w:id="53"/>
-    <w:bookmarkStart w:id="54" w:name="goal-requirements-5"/>
+    <w:bookmarkEnd w:id="54"/>
+    <w:bookmarkStart w:id="55" w:name="goal-requirements-5"/>
     <w:p>
       <w:pPr>
         <w:pStyle w:val="berschrift5"/>
@@ -2435,8 +2683,8 @@
         <w:t xml:space="preserve"> </w:t>
       </w:r>
     </w:p>
-    <w:bookmarkEnd w:id="54"/>
-    <w:bookmarkStart w:id="55" w:name="assessment-5"/>
+    <w:bookmarkEnd w:id="55"/>
+    <w:bookmarkStart w:id="56" w:name="assessment-5"/>
     <w:p>
       <w:pPr>
         <w:pStyle w:val="berschrift5"/>
@@ -2450,7 +2698,7 @@
         <w:pStyle w:val="Compact"/>
         <w:numPr>
           <w:ilvl w:val="0"/>
-          <w:numId w:val="1008"/>
+          <w:numId w:val="1009"/>
         </w:numPr>
       </w:pPr>
       <w:r>
@@ -2462,7 +2710,7 @@
         <w:pStyle w:val="Compact"/>
         <w:numPr>
           <w:ilvl w:val="0"/>
-          <w:numId w:val="1008"/>
+          <w:numId w:val="1009"/>
         </w:numPr>
       </w:pPr>
       <w:r>
@@ -2474,7 +2722,7 @@
         <w:pStyle w:val="Compact"/>
         <w:numPr>
           <w:ilvl w:val="0"/>
-          <w:numId w:val="1008"/>
+          <w:numId w:val="1009"/>
         </w:numPr>
       </w:pPr>
       <w:r>
@@ -2486,7 +2734,7 @@
         <w:pStyle w:val="Compact"/>
         <w:numPr>
           <w:ilvl w:val="0"/>
-          <w:numId w:val="1008"/>
+          <w:numId w:val="1009"/>
         </w:numPr>
       </w:pPr>
       <w:r>
@@ -2500,9 +2748,9 @@
         </w:pict>
       </w:r>
     </w:p>
-    <w:bookmarkEnd w:id="55"/>
     <w:bookmarkEnd w:id="56"/>
-    <w:bookmarkStart w:id="60" w:name="sec:src-dacsrc"/>
+    <w:bookmarkEnd w:id="57"/>
+    <w:bookmarkStart w:id="61" w:name="sec:src-dacsrc"/>
     <w:p>
       <w:pPr>
         <w:pStyle w:val="berschrift4"/>
@@ -2537,7 +2785,7 @@
         <w:t xml:space="preserve">src-dacsrc</w:t>
       </w:r>
     </w:p>
-    <w:bookmarkStart w:id="57" w:name="threshold-requirements-6"/>
+    <w:bookmarkStart w:id="58" w:name="threshold-requirements-6"/>
     <w:p>
       <w:pPr>
         <w:pStyle w:val="berschrift5"/>
@@ -2554,8 +2802,8 @@
         <w:t xml:space="preserve">The metadata identifies the location from where the source data can be retrieved, expressed as a URL or DOI.</w:t>
       </w:r>
     </w:p>
-    <w:bookmarkEnd w:id="57"/>
-    <w:bookmarkStart w:id="58" w:name="goal-requirements-6"/>
+    <w:bookmarkEnd w:id="58"/>
+    <w:bookmarkStart w:id="59" w:name="goal-requirements-6"/>
     <w:p>
       <w:pPr>
         <w:pStyle w:val="berschrift5"/>
@@ -2572,8 +2820,8 @@
         <w:t xml:space="preserve">The metadata identifies an online location from where the data can be consistently and reliably retrieved by a computer algorithm without any manual intervention being required.</w:t>
       </w:r>
     </w:p>
-    <w:bookmarkEnd w:id="58"/>
-    <w:bookmarkStart w:id="59" w:name="assessment-6"/>
+    <w:bookmarkEnd w:id="59"/>
+    <w:bookmarkStart w:id="60" w:name="assessment-6"/>
     <w:p>
       <w:pPr>
         <w:pStyle w:val="berschrift5"/>
@@ -2587,7 +2835,7 @@
         <w:pStyle w:val="Compact"/>
         <w:numPr>
           <w:ilvl w:val="0"/>
-          <w:numId w:val="1009"/>
+          <w:numId w:val="1010"/>
         </w:numPr>
       </w:pPr>
       <w:r>
@@ -2599,7 +2847,7 @@
         <w:pStyle w:val="Compact"/>
         <w:numPr>
           <w:ilvl w:val="0"/>
-          <w:numId w:val="1009"/>
+          <w:numId w:val="1010"/>
         </w:numPr>
       </w:pPr>
       <w:r>
@@ -2611,7 +2859,7 @@
         <w:pStyle w:val="Compact"/>
         <w:numPr>
           <w:ilvl w:val="0"/>
-          <w:numId w:val="1009"/>
+          <w:numId w:val="1010"/>
         </w:numPr>
       </w:pPr>
       <w:r>
@@ -2623,7 +2871,7 @@
         <w:pStyle w:val="Compact"/>
         <w:numPr>
           <w:ilvl w:val="0"/>
-          <w:numId w:val="1009"/>
+          <w:numId w:val="1010"/>
         </w:numPr>
       </w:pPr>
       <w:r>
@@ -2637,9 +2885,9 @@
         </w:pict>
       </w:r>
     </w:p>
-    <w:bookmarkEnd w:id="59"/>
     <w:bookmarkEnd w:id="60"/>
-    <w:bookmarkStart w:id="65" w:name="sec:src-inssar"/>
+    <w:bookmarkEnd w:id="61"/>
+    <w:bookmarkStart w:id="66" w:name="sec:src-inssar"/>
     <w:p>
       <w:pPr>
         <w:pStyle w:val="berschrift4"/>
@@ -2674,7 +2922,7 @@
         <w:t xml:space="preserve">src-inssar</w:t>
       </w:r>
     </w:p>
-    <w:bookmarkStart w:id="61" w:name="threshold-requirements-7"/>
+    <w:bookmarkStart w:id="62" w:name="threshold-requirements-7"/>
     <w:p>
       <w:pPr>
         <w:pStyle w:val="berschrift5"/>
@@ -2696,7 +2944,7 @@
         <w:pStyle w:val="Compact"/>
         <w:numPr>
           <w:ilvl w:val="0"/>
-          <w:numId w:val="1010"/>
+          <w:numId w:val="1011"/>
         </w:numPr>
       </w:pPr>
       <w:r>
@@ -2708,15 +2956,15 @@
         <w:pStyle w:val="Compact"/>
         <w:numPr>
           <w:ilvl w:val="0"/>
-          <w:numId w:val="1010"/>
+          <w:numId w:val="1011"/>
         </w:numPr>
       </w:pPr>
       <w:r>
         <w:t xml:space="preserve">Instrument name</w:t>
       </w:r>
     </w:p>
-    <w:bookmarkEnd w:id="61"/>
-    <w:bookmarkStart w:id="63" w:name="goal-requirements-7"/>
+    <w:bookmarkEnd w:id="62"/>
+    <w:bookmarkStart w:id="64" w:name="goal-requirements-7"/>
     <w:p>
       <w:pPr>
         <w:pStyle w:val="berschrift5"/>
@@ -2735,7 +2983,7 @@
       <w:r>
         <w:t xml:space="preserve"> </w:t>
       </w:r>
-      <w:hyperlink r:id="rId62">
+      <w:hyperlink r:id="rId63">
         <w:r>
           <w:rPr>
             <w:rStyle w:val="Hyperlink"/>
@@ -2750,8 +2998,8 @@
         <w:t xml:space="preserve">record.</w:t>
       </w:r>
     </w:p>
-    <w:bookmarkEnd w:id="63"/>
-    <w:bookmarkStart w:id="64" w:name="assessment-7"/>
+    <w:bookmarkEnd w:id="64"/>
+    <w:bookmarkStart w:id="65" w:name="assessment-7"/>
     <w:p>
       <w:pPr>
         <w:pStyle w:val="berschrift5"/>
@@ -2765,7 +3013,7 @@
         <w:pStyle w:val="Compact"/>
         <w:numPr>
           <w:ilvl w:val="0"/>
-          <w:numId w:val="1011"/>
+          <w:numId w:val="1012"/>
         </w:numPr>
       </w:pPr>
       <w:r>
@@ -2777,7 +3025,7 @@
         <w:pStyle w:val="Compact"/>
         <w:numPr>
           <w:ilvl w:val="0"/>
-          <w:numId w:val="1011"/>
+          <w:numId w:val="1012"/>
         </w:numPr>
       </w:pPr>
       <w:r>
@@ -2789,7 +3037,7 @@
         <w:pStyle w:val="Compact"/>
         <w:numPr>
           <w:ilvl w:val="0"/>
-          <w:numId w:val="1011"/>
+          <w:numId w:val="1012"/>
         </w:numPr>
       </w:pPr>
       <w:r>
@@ -2801,7 +3049,7 @@
         <w:pStyle w:val="Compact"/>
         <w:numPr>
           <w:ilvl w:val="0"/>
-          <w:numId w:val="1011"/>
+          <w:numId w:val="1012"/>
         </w:numPr>
       </w:pPr>
       <w:r>
@@ -2815,9 +3063,9 @@
         </w:pict>
       </w:r>
     </w:p>
-    <w:bookmarkEnd w:id="64"/>
     <w:bookmarkEnd w:id="65"/>
-    <w:bookmarkStart w:id="69" w:name="sec:src-timsrc"/>
+    <w:bookmarkEnd w:id="66"/>
+    <w:bookmarkStart w:id="70" w:name="sec:src-timsrc"/>
     <w:p>
       <w:pPr>
         <w:pStyle w:val="berschrift4"/>
@@ -2852,7 +3100,7 @@
         <w:t xml:space="preserve">src-timsrc</w:t>
       </w:r>
     </w:p>
-    <w:bookmarkStart w:id="66" w:name="threshold-requirements-8"/>
+    <w:bookmarkStart w:id="67" w:name="threshold-requirements-8"/>
     <w:p>
       <w:pPr>
         <w:pStyle w:val="berschrift5"/>
@@ -2869,8 +3117,8 @@
         <w:t xml:space="preserve">The start date and time of source data is identified in the metadata, expressed in UTC in date and time, at least to the second.</w:t>
       </w:r>
     </w:p>
-    <w:bookmarkEnd w:id="66"/>
-    <w:bookmarkStart w:id="67" w:name="goal-requirements-8"/>
+    <w:bookmarkEnd w:id="67"/>
+    <w:bookmarkStart w:id="68" w:name="goal-requirements-8"/>
     <w:p>
       <w:pPr>
         <w:pStyle w:val="berschrift5"/>
@@ -2890,8 +3138,8 @@
         <w:t xml:space="preserve"> </w:t>
       </w:r>
     </w:p>
-    <w:bookmarkEnd w:id="67"/>
-    <w:bookmarkStart w:id="68" w:name="assessment-8"/>
+    <w:bookmarkEnd w:id="68"/>
+    <w:bookmarkStart w:id="69" w:name="assessment-8"/>
     <w:p>
       <w:pPr>
         <w:pStyle w:val="berschrift5"/>
@@ -2905,7 +3153,7 @@
         <w:pStyle w:val="Compact"/>
         <w:numPr>
           <w:ilvl w:val="0"/>
-          <w:numId w:val="1012"/>
+          <w:numId w:val="1013"/>
         </w:numPr>
       </w:pPr>
       <w:r>
@@ -2917,7 +3165,7 @@
         <w:pStyle w:val="Compact"/>
         <w:numPr>
           <w:ilvl w:val="0"/>
-          <w:numId w:val="1012"/>
+          <w:numId w:val="1013"/>
         </w:numPr>
       </w:pPr>
       <w:r>
@@ -2929,7 +3177,7 @@
         <w:pStyle w:val="Compact"/>
         <w:numPr>
           <w:ilvl w:val="0"/>
-          <w:numId w:val="1012"/>
+          <w:numId w:val="1013"/>
         </w:numPr>
       </w:pPr>
       <w:r>
@@ -2941,7 +3189,7 @@
         <w:pStyle w:val="Compact"/>
         <w:numPr>
           <w:ilvl w:val="0"/>
-          <w:numId w:val="1012"/>
+          <w:numId w:val="1013"/>
         </w:numPr>
       </w:pPr>
       <w:r>
@@ -2955,9 +3203,9 @@
         </w:pict>
       </w:r>
     </w:p>
-    <w:bookmarkEnd w:id="68"/>
     <w:bookmarkEnd w:id="69"/>
-    <w:bookmarkStart w:id="73" w:name="sec:src-acqpar"/>
+    <w:bookmarkEnd w:id="70"/>
+    <w:bookmarkStart w:id="74" w:name="sec:src-acqpar"/>
     <w:p>
       <w:pPr>
         <w:pStyle w:val="berschrift4"/>
@@ -2992,7 +3240,7 @@
         <w:t xml:space="preserve">src-acqpar</w:t>
       </w:r>
     </w:p>
-    <w:bookmarkStart w:id="70" w:name="threshold-requirements-9"/>
+    <w:bookmarkStart w:id="71" w:name="threshold-requirements-9"/>
     <w:p>
       <w:pPr>
         <w:pStyle w:val="berschrift5"/>
@@ -3014,7 +3262,7 @@
         <w:pStyle w:val="Compact"/>
         <w:numPr>
           <w:ilvl w:val="0"/>
-          <w:numId w:val="1013"/>
+          <w:numId w:val="1014"/>
         </w:numPr>
       </w:pPr>
       <w:r>
@@ -3026,7 +3274,7 @@
         <w:pStyle w:val="Compact"/>
         <w:numPr>
           <w:ilvl w:val="0"/>
-          <w:numId w:val="1013"/>
+          <w:numId w:val="1014"/>
         </w:numPr>
       </w:pPr>
       <w:r>
@@ -3038,7 +3286,7 @@
         <w:pStyle w:val="Compact"/>
         <w:numPr>
           <w:ilvl w:val="0"/>
-          <w:numId w:val="1013"/>
+          <w:numId w:val="1014"/>
         </w:numPr>
       </w:pPr>
       <w:r>
@@ -3050,7 +3298,7 @@
         <w:pStyle w:val="Compact"/>
         <w:numPr>
           <w:ilvl w:val="0"/>
-          <w:numId w:val="1013"/>
+          <w:numId w:val="1014"/>
         </w:numPr>
       </w:pPr>
       <w:r>
@@ -3062,7 +3310,7 @@
         <w:pStyle w:val="Compact"/>
         <w:numPr>
           <w:ilvl w:val="0"/>
-          <w:numId w:val="1013"/>
+          <w:numId w:val="1014"/>
         </w:numPr>
       </w:pPr>
       <w:r>
@@ -3074,15 +3322,15 @@
         <w:pStyle w:val="Compact"/>
         <w:numPr>
           <w:ilvl w:val="0"/>
-          <w:numId w:val="1013"/>
+          <w:numId w:val="1014"/>
         </w:numPr>
       </w:pPr>
       <w:r>
         <w:t xml:space="preserve">Beam ID (i.e., beam mode mnemonic)</w:t>
       </w:r>
     </w:p>
-    <w:bookmarkEnd w:id="70"/>
-    <w:bookmarkStart w:id="71" w:name="goal-requirements-9"/>
+    <w:bookmarkEnd w:id="71"/>
+    <w:bookmarkStart w:id="72" w:name="goal-requirements-9"/>
     <w:p>
       <w:pPr>
         <w:pStyle w:val="berschrift5"/>
@@ -3102,8 +3350,8 @@
         <w:t xml:space="preserve"> </w:t>
       </w:r>
     </w:p>
-    <w:bookmarkEnd w:id="71"/>
-    <w:bookmarkStart w:id="72" w:name="assessment-9"/>
+    <w:bookmarkEnd w:id="72"/>
+    <w:bookmarkStart w:id="73" w:name="assessment-9"/>
     <w:p>
       <w:pPr>
         <w:pStyle w:val="berschrift5"/>
@@ -3117,7 +3365,7 @@
         <w:pStyle w:val="Compact"/>
         <w:numPr>
           <w:ilvl w:val="0"/>
-          <w:numId w:val="1014"/>
+          <w:numId w:val="1015"/>
         </w:numPr>
       </w:pPr>
       <w:r>
@@ -3129,7 +3377,7 @@
         <w:pStyle w:val="Compact"/>
         <w:numPr>
           <w:ilvl w:val="0"/>
-          <w:numId w:val="1014"/>
+          <w:numId w:val="1015"/>
         </w:numPr>
       </w:pPr>
       <w:r>
@@ -3141,7 +3389,7 @@
         <w:pStyle w:val="Compact"/>
         <w:numPr>
           <w:ilvl w:val="0"/>
-          <w:numId w:val="1014"/>
+          <w:numId w:val="1015"/>
         </w:numPr>
       </w:pPr>
       <w:r>
@@ -3153,7 +3401,7 @@
         <w:pStyle w:val="Compact"/>
         <w:numPr>
           <w:ilvl w:val="0"/>
-          <w:numId w:val="1014"/>
+          <w:numId w:val="1015"/>
         </w:numPr>
       </w:pPr>
       <w:r>
@@ -3167,9 +3415,9 @@
         </w:pict>
       </w:r>
     </w:p>
-    <w:bookmarkEnd w:id="72"/>
     <w:bookmarkEnd w:id="73"/>
-    <w:bookmarkStart w:id="78" w:name="sec:src-orbit"/>
+    <w:bookmarkEnd w:id="74"/>
+    <w:bookmarkStart w:id="79" w:name="sec:src-orbit"/>
     <w:p>
       <w:pPr>
         <w:pStyle w:val="berschrift4"/>
@@ -3204,7 +3452,7 @@
         <w:t xml:space="preserve">src-orbit</w:t>
       </w:r>
     </w:p>
-    <w:bookmarkStart w:id="75" w:name="threshold-requirements-10"/>
+    <w:bookmarkStart w:id="76" w:name="threshold-requirements-10"/>
     <w:p>
       <w:pPr>
         <w:pStyle w:val="berschrift5"/>
@@ -3226,7 +3474,7 @@
         <w:pStyle w:val="Compact"/>
         <w:numPr>
           <w:ilvl w:val="0"/>
-          <w:numId w:val="1015"/>
+          <w:numId w:val="1016"/>
         </w:numPr>
       </w:pPr>
       <w:r>
@@ -3236,23 +3484,23 @@
         <w:rPr>
           <w:rStyle w:val="Funotenzeichen"/>
         </w:rPr>
-        <w:footnoteReference w:id="74"/>
-      </w:r>
-    </w:p>
-    <w:p>
-      <w:pPr>
-        <w:pStyle w:val="Compact"/>
-        <w:numPr>
-          <w:ilvl w:val="0"/>
-          <w:numId w:val="1015"/>
+        <w:footnoteReference w:id="75"/>
+      </w:r>
+    </w:p>
+    <w:p>
+      <w:pPr>
+        <w:pStyle w:val="Compact"/>
+        <w:numPr>
+          <w:ilvl w:val="0"/>
+          <w:numId w:val="1016"/>
         </w:numPr>
       </w:pPr>
       <w:r>
         <w:t xml:space="preserve">Orbit data source (e.g., predicted, definite, precise, downlinked, etc.)</w:t>
       </w:r>
     </w:p>
-    <w:bookmarkEnd w:id="75"/>
-    <w:bookmarkStart w:id="76" w:name="goal-requirements-10"/>
+    <w:bookmarkEnd w:id="76"/>
+    <w:bookmarkStart w:id="77" w:name="goal-requirements-10"/>
     <w:p>
       <w:pPr>
         <w:pStyle w:val="berschrift5"/>
@@ -3274,7 +3522,7 @@
         <w:pStyle w:val="Compact"/>
         <w:numPr>
           <w:ilvl w:val="0"/>
-          <w:numId w:val="1016"/>
+          <w:numId w:val="1017"/>
         </w:numPr>
       </w:pPr>
       <w:r>
@@ -3286,7 +3534,7 @@
         <w:pStyle w:val="Compact"/>
         <w:numPr>
           <w:ilvl w:val="0"/>
-          <w:numId w:val="1016"/>
+          <w:numId w:val="1017"/>
         </w:numPr>
       </w:pPr>
       <w:r>
@@ -3298,15 +3546,15 @@
         <w:pStyle w:val="Compact"/>
         <w:numPr>
           <w:ilvl w:val="0"/>
-          <w:numId w:val="1016"/>
+          <w:numId w:val="1017"/>
         </w:numPr>
       </w:pPr>
       <w:r>
         <w:t xml:space="preserve">Platform (mean) altitude</w:t>
       </w:r>
     </w:p>
-    <w:bookmarkEnd w:id="76"/>
-    <w:bookmarkStart w:id="77" w:name="assessment-10"/>
+    <w:bookmarkEnd w:id="77"/>
+    <w:bookmarkStart w:id="78" w:name="assessment-10"/>
     <w:p>
       <w:pPr>
         <w:pStyle w:val="berschrift5"/>
@@ -3320,7 +3568,7 @@
         <w:pStyle w:val="Compact"/>
         <w:numPr>
           <w:ilvl w:val="0"/>
-          <w:numId w:val="1017"/>
+          <w:numId w:val="1018"/>
         </w:numPr>
       </w:pPr>
       <w:r>
@@ -3332,7 +3580,7 @@
         <w:pStyle w:val="Compact"/>
         <w:numPr>
           <w:ilvl w:val="0"/>
-          <w:numId w:val="1017"/>
+          <w:numId w:val="1018"/>
         </w:numPr>
       </w:pPr>
       <w:r>
@@ -3344,7 +3592,7 @@
         <w:pStyle w:val="Compact"/>
         <w:numPr>
           <w:ilvl w:val="0"/>
-          <w:numId w:val="1017"/>
+          <w:numId w:val="1018"/>
         </w:numPr>
       </w:pPr>
       <w:r>
@@ -3356,7 +3604,7 @@
         <w:pStyle w:val="Compact"/>
         <w:numPr>
           <w:ilvl w:val="0"/>
-          <w:numId w:val="1017"/>
+          <w:numId w:val="1018"/>
         </w:numPr>
       </w:pPr>
       <w:r>
@@ -3370,9 +3618,9 @@
         </w:pict>
       </w:r>
     </w:p>
-    <w:bookmarkEnd w:id="77"/>
     <w:bookmarkEnd w:id="78"/>
-    <w:bookmarkStart w:id="82" w:name="sec:src-prcpar"/>
+    <w:bookmarkEnd w:id="79"/>
+    <w:bookmarkStart w:id="83" w:name="sec:src-prcpar"/>
     <w:p>
       <w:pPr>
         <w:pStyle w:val="berschrift4"/>
@@ -3407,7 +3655,7 @@
         <w:t xml:space="preserve">src-prcpar</w:t>
       </w:r>
     </w:p>
-    <w:bookmarkStart w:id="79" w:name="threshold-requirements-11"/>
+    <w:bookmarkStart w:id="80" w:name="threshold-requirements-11"/>
     <w:p>
       <w:pPr>
         <w:pStyle w:val="berschrift5"/>
@@ -3429,7 +3677,7 @@
         <w:pStyle w:val="Compact"/>
         <w:numPr>
           <w:ilvl w:val="0"/>
-          <w:numId w:val="1018"/>
+          <w:numId w:val="1019"/>
         </w:numPr>
       </w:pPr>
       <w:r>
@@ -3441,7 +3689,7 @@
         <w:pStyle w:val="Compact"/>
         <w:numPr>
           <w:ilvl w:val="0"/>
-          <w:numId w:val="1018"/>
+          <w:numId w:val="1019"/>
         </w:numPr>
       </w:pPr>
       <w:r>
@@ -3453,7 +3701,7 @@
         <w:pStyle w:val="Compact"/>
         <w:numPr>
           <w:ilvl w:val="0"/>
-          <w:numId w:val="1018"/>
+          <w:numId w:val="1019"/>
         </w:numPr>
       </w:pPr>
       <w:r>
@@ -3465,7 +3713,7 @@
         <w:pStyle w:val="Compact"/>
         <w:numPr>
           <w:ilvl w:val="0"/>
-          <w:numId w:val="1018"/>
+          <w:numId w:val="1019"/>
         </w:numPr>
       </w:pPr>
       <w:r>
@@ -3477,7 +3725,7 @@
         <w:pStyle w:val="Compact"/>
         <w:numPr>
           <w:ilvl w:val="0"/>
-          <w:numId w:val="1018"/>
+          <w:numId w:val="1019"/>
         </w:numPr>
       </w:pPr>
       <w:r>
@@ -3489,7 +3737,7 @@
         <w:pStyle w:val="Compact"/>
         <w:numPr>
           <w:ilvl w:val="0"/>
-          <w:numId w:val="1018"/>
+          <w:numId w:val="1019"/>
         </w:numPr>
       </w:pPr>
       <w:r>
@@ -3501,15 +3749,15 @@
         <w:pStyle w:val="Compact"/>
         <w:numPr>
           <w:ilvl w:val="0"/>
-          <w:numId w:val="1018"/>
+          <w:numId w:val="1019"/>
         </w:numPr>
       </w:pPr>
       <w:r>
         <w:t xml:space="preserve">Range number of looks (separate values for each beam, as necessary)</w:t>
       </w:r>
     </w:p>
-    <w:bookmarkEnd w:id="79"/>
-    <w:bookmarkStart w:id="80" w:name="goal-requirements-11"/>
+    <w:bookmarkEnd w:id="80"/>
+    <w:bookmarkStart w:id="81" w:name="goal-requirements-11"/>
     <w:p>
       <w:pPr>
         <w:pStyle w:val="berschrift5"/>
@@ -3526,8 +3774,8 @@
         <w:t xml:space="preserve">As threshold, plus additional relevant processing parameters, e.g., range- and azimuth look bandwidth and LUT applied.</w:t>
       </w:r>
     </w:p>
-    <w:bookmarkEnd w:id="80"/>
-    <w:bookmarkStart w:id="81" w:name="assessment-11"/>
+    <w:bookmarkEnd w:id="81"/>
+    <w:bookmarkStart w:id="82" w:name="assessment-11"/>
     <w:p>
       <w:pPr>
         <w:pStyle w:val="berschrift5"/>
@@ -3541,7 +3789,7 @@
         <w:pStyle w:val="Compact"/>
         <w:numPr>
           <w:ilvl w:val="0"/>
-          <w:numId w:val="1019"/>
+          <w:numId w:val="1020"/>
         </w:numPr>
       </w:pPr>
       <w:r>
@@ -3553,7 +3801,7 @@
         <w:pStyle w:val="Compact"/>
         <w:numPr>
           <w:ilvl w:val="0"/>
-          <w:numId w:val="1019"/>
+          <w:numId w:val="1020"/>
         </w:numPr>
       </w:pPr>
       <w:r>
@@ -3565,7 +3813,7 @@
         <w:pStyle w:val="Compact"/>
         <w:numPr>
           <w:ilvl w:val="0"/>
-          <w:numId w:val="1019"/>
+          <w:numId w:val="1020"/>
         </w:numPr>
       </w:pPr>
       <w:r>
@@ -3577,7 +3825,7 @@
         <w:pStyle w:val="Compact"/>
         <w:numPr>
           <w:ilvl w:val="0"/>
-          <w:numId w:val="1019"/>
+          <w:numId w:val="1020"/>
         </w:numPr>
       </w:pPr>
       <w:r>
@@ -3591,9 +3839,9 @@
         </w:pict>
       </w:r>
     </w:p>
-    <w:bookmarkEnd w:id="81"/>
     <w:bookmarkEnd w:id="82"/>
-    <w:bookmarkStart w:id="86" w:name="sec:src-imgatt"/>
+    <w:bookmarkEnd w:id="83"/>
+    <w:bookmarkStart w:id="87" w:name="sec:src-imgatt"/>
     <w:p>
       <w:pPr>
         <w:pStyle w:val="berschrift4"/>
@@ -3628,7 +3876,7 @@
         <w:t xml:space="preserve">src-imgatt</w:t>
       </w:r>
     </w:p>
-    <w:bookmarkStart w:id="83" w:name="threshold-requirements-12"/>
+    <w:bookmarkStart w:id="84" w:name="threshold-requirements-12"/>
     <w:p>
       <w:pPr>
         <w:pStyle w:val="berschrift5"/>
@@ -3650,7 +3898,7 @@
         <w:pStyle w:val="Compact"/>
         <w:numPr>
           <w:ilvl w:val="0"/>
-          <w:numId w:val="1020"/>
+          <w:numId w:val="1021"/>
         </w:numPr>
       </w:pPr>
       <w:r>
@@ -3662,7 +3910,7 @@
         <w:pStyle w:val="Compact"/>
         <w:numPr>
           <w:ilvl w:val="0"/>
-          <w:numId w:val="1020"/>
+          <w:numId w:val="1021"/>
         </w:numPr>
       </w:pPr>
       <w:r>
@@ -3674,7 +3922,7 @@
         <w:pStyle w:val="Compact"/>
         <w:numPr>
           <w:ilvl w:val="0"/>
-          <w:numId w:val="1020"/>
+          <w:numId w:val="1021"/>
         </w:numPr>
       </w:pPr>
       <w:r>
@@ -3686,7 +3934,7 @@
         <w:pStyle w:val="Compact"/>
         <w:numPr>
           <w:ilvl w:val="0"/>
-          <w:numId w:val="1020"/>
+          <w:numId w:val="1021"/>
         </w:numPr>
       </w:pPr>
       <w:r>
@@ -3698,7 +3946,7 @@
         <w:pStyle w:val="Compact"/>
         <w:numPr>
           <w:ilvl w:val="0"/>
-          <w:numId w:val="1020"/>
+          <w:numId w:val="1021"/>
         </w:numPr>
       </w:pPr>
       <w:r>
@@ -3710,7 +3958,7 @@
         <w:pStyle w:val="Compact"/>
         <w:numPr>
           <w:ilvl w:val="0"/>
-          <w:numId w:val="1020"/>
+          <w:numId w:val="1021"/>
         </w:numPr>
       </w:pPr>
       <w:r>
@@ -3722,15 +3970,15 @@
         <w:pStyle w:val="Compact"/>
         <w:numPr>
           <w:ilvl w:val="0"/>
-          <w:numId w:val="1020"/>
+          <w:numId w:val="1021"/>
         </w:numPr>
       </w:pPr>
       <w:r>
         <w:t xml:space="preserve">Far range incident angle</w:t>
       </w:r>
     </w:p>
-    <w:bookmarkEnd w:id="83"/>
-    <w:bookmarkStart w:id="84" w:name="goal-requirements-12"/>
+    <w:bookmarkEnd w:id="84"/>
+    <w:bookmarkStart w:id="85" w:name="goal-requirements-12"/>
     <w:p>
       <w:pPr>
         <w:pStyle w:val="berschrift5"/>
@@ -3747,8 +3995,8 @@
         <w:t xml:space="preserve">Geometry of the image footprint expressed in WGS84 in a standardised format (e.g., WKT).</w:t>
       </w:r>
     </w:p>
-    <w:bookmarkEnd w:id="84"/>
-    <w:bookmarkStart w:id="85" w:name="assessment-12"/>
+    <w:bookmarkEnd w:id="85"/>
+    <w:bookmarkStart w:id="86" w:name="assessment-12"/>
     <w:p>
       <w:pPr>
         <w:pStyle w:val="berschrift5"/>
@@ -3762,7 +4010,7 @@
         <w:pStyle w:val="Compact"/>
         <w:numPr>
           <w:ilvl w:val="0"/>
-          <w:numId w:val="1021"/>
+          <w:numId w:val="1022"/>
         </w:numPr>
       </w:pPr>
       <w:r>
@@ -3774,7 +4022,7 @@
         <w:pStyle w:val="Compact"/>
         <w:numPr>
           <w:ilvl w:val="0"/>
-          <w:numId w:val="1021"/>
+          <w:numId w:val="1022"/>
         </w:numPr>
       </w:pPr>
       <w:r>
@@ -3786,7 +4034,7 @@
         <w:pStyle w:val="Compact"/>
         <w:numPr>
           <w:ilvl w:val="0"/>
-          <w:numId w:val="1021"/>
+          <w:numId w:val="1022"/>
         </w:numPr>
       </w:pPr>
       <w:r>
@@ -3798,7 +4046,7 @@
         <w:pStyle w:val="Compact"/>
         <w:numPr>
           <w:ilvl w:val="0"/>
-          <w:numId w:val="1021"/>
+          <w:numId w:val="1022"/>
         </w:numPr>
       </w:pPr>
       <w:r>
@@ -3812,9 +4060,9 @@
         </w:pict>
       </w:r>
     </w:p>
-    <w:bookmarkEnd w:id="85"/>
     <w:bookmarkEnd w:id="86"/>
-    <w:bookmarkStart w:id="90" w:name="sec:src-scasar"/>
+    <w:bookmarkEnd w:id="87"/>
+    <w:bookmarkStart w:id="91" w:name="sec:src-scasar"/>
     <w:p>
       <w:pPr>
         <w:pStyle w:val="berschrift4"/>
@@ -3849,7 +4097,7 @@
         <w:t xml:space="preserve">src-scasar</w:t>
       </w:r>
     </w:p>
-    <w:bookmarkStart w:id="87" w:name="threshold-requirements-13"/>
+    <w:bookmarkStart w:id="88" w:name="threshold-requirements-13"/>
     <w:p>
       <w:pPr>
         <w:pStyle w:val="berschrift5"/>
@@ -3869,8 +4117,8 @@
         <w:t xml:space="preserve"> </w:t>
       </w:r>
     </w:p>
-    <w:bookmarkEnd w:id="87"/>
-    <w:bookmarkStart w:id="88" w:name="goal-requirements-13"/>
+    <w:bookmarkEnd w:id="88"/>
+    <w:bookmarkStart w:id="89" w:name="goal-requirements-13"/>
     <w:p>
       <w:pPr>
         <w:pStyle w:val="berschrift5"/>
@@ -3893,8 +4141,8 @@
         <w:t xml:space="preserve">Ideally this would support machine-to-machine access.</w:t>
       </w:r>
     </w:p>
-    <w:bookmarkEnd w:id="88"/>
-    <w:bookmarkStart w:id="89" w:name="assessment-13"/>
+    <w:bookmarkEnd w:id="89"/>
+    <w:bookmarkStart w:id="90" w:name="assessment-13"/>
     <w:p>
       <w:pPr>
         <w:pStyle w:val="berschrift5"/>
@@ -3908,7 +4156,7 @@
         <w:pStyle w:val="Compact"/>
         <w:numPr>
           <w:ilvl w:val="0"/>
-          <w:numId w:val="1022"/>
+          <w:numId w:val="1023"/>
         </w:numPr>
       </w:pPr>
       <w:r>
@@ -3920,7 +4168,7 @@
         <w:pStyle w:val="Compact"/>
         <w:numPr>
           <w:ilvl w:val="0"/>
-          <w:numId w:val="1022"/>
+          <w:numId w:val="1023"/>
         </w:numPr>
       </w:pPr>
       <w:r>
@@ -3932,7 +4180,7 @@
         <w:pStyle w:val="Compact"/>
         <w:numPr>
           <w:ilvl w:val="0"/>
-          <w:numId w:val="1022"/>
+          <w:numId w:val="1023"/>
         </w:numPr>
       </w:pPr>
       <w:r>
@@ -3944,7 +4192,7 @@
         <w:pStyle w:val="Compact"/>
         <w:numPr>
           <w:ilvl w:val="0"/>
-          <w:numId w:val="1022"/>
+          <w:numId w:val="1023"/>
         </w:numPr>
       </w:pPr>
       <w:r>
@@ -3958,9 +4206,9 @@
         </w:pict>
       </w:r>
     </w:p>
-    <w:bookmarkEnd w:id="89"/>
     <w:bookmarkEnd w:id="90"/>
-    <w:bookmarkStart w:id="94" w:name="sec:src-prfind"/>
+    <w:bookmarkEnd w:id="91"/>
+    <w:bookmarkStart w:id="95" w:name="sec:src-prfind"/>
     <w:p>
       <w:pPr>
         <w:pStyle w:val="berschrift4"/>
@@ -3995,7 +4243,7 @@
         <w:t xml:space="preserve">src-prfind</w:t>
       </w:r>
     </w:p>
-    <w:bookmarkStart w:id="91" w:name="threshold-requirements-14"/>
+    <w:bookmarkStart w:id="92" w:name="threshold-requirements-14"/>
     <w:p>
       <w:pPr>
         <w:pStyle w:val="berschrift5"/>
@@ -4118,8 +4366,8 @@
         <w:t xml:space="preserve">Values do not need to be estimated individually for each product, but may be estimated once for each acquisition mode, and annotated on all products.</w:t>
       </w:r>
     </w:p>
-    <w:bookmarkEnd w:id="91"/>
-    <w:bookmarkStart w:id="92" w:name="goal-requirements-14"/>
+    <w:bookmarkEnd w:id="92"/>
+    <w:bookmarkStart w:id="93" w:name="goal-requirements-14"/>
     <w:p>
       <w:pPr>
         <w:pStyle w:val="berschrift5"/>
@@ -4136,8 +4384,8 @@
         <w:t xml:space="preserve">Provide additional relevant performance indicators (e.g., ENL, PSLR, ISLR, and performance reference DOI or URL).</w:t>
       </w:r>
     </w:p>
-    <w:bookmarkEnd w:id="92"/>
-    <w:bookmarkStart w:id="93" w:name="assessment-14"/>
+    <w:bookmarkEnd w:id="93"/>
+    <w:bookmarkStart w:id="94" w:name="assessment-14"/>
     <w:p>
       <w:pPr>
         <w:pStyle w:val="berschrift5"/>
@@ -4151,7 +4399,7 @@
         <w:pStyle w:val="Compact"/>
         <w:numPr>
           <w:ilvl w:val="0"/>
-          <w:numId w:val="1023"/>
+          <w:numId w:val="1024"/>
         </w:numPr>
       </w:pPr>
       <w:r>
@@ -4163,7 +4411,7 @@
         <w:pStyle w:val="Compact"/>
         <w:numPr>
           <w:ilvl w:val="0"/>
-          <w:numId w:val="1023"/>
+          <w:numId w:val="1024"/>
         </w:numPr>
       </w:pPr>
       <w:r>
@@ -4175,7 +4423,7 @@
         <w:pStyle w:val="Compact"/>
         <w:numPr>
           <w:ilvl w:val="0"/>
-          <w:numId w:val="1023"/>
+          <w:numId w:val="1024"/>
         </w:numPr>
       </w:pPr>
       <w:r>
@@ -4187,7 +4435,7 @@
         <w:pStyle w:val="Compact"/>
         <w:numPr>
           <w:ilvl w:val="0"/>
-          <w:numId w:val="1023"/>
+          <w:numId w:val="1024"/>
         </w:numPr>
       </w:pPr>
       <w:r>
@@ -4201,9 +4449,9 @@
         </w:pict>
       </w:r>
     </w:p>
-    <w:bookmarkEnd w:id="93"/>
     <w:bookmarkEnd w:id="94"/>
-    <w:bookmarkStart w:id="98" w:name="sec:src-polcal"/>
+    <w:bookmarkEnd w:id="95"/>
+    <w:bookmarkStart w:id="99" w:name="sec:src-polcal"/>
     <w:p>
       <w:pPr>
         <w:pStyle w:val="berschrift4"/>
@@ -4238,7 +4486,7 @@
         <w:t xml:space="preserve">src-polcal</w:t>
       </w:r>
     </w:p>
-    <w:bookmarkStart w:id="95" w:name="threshold-requirements-15"/>
+    <w:bookmarkStart w:id="96" w:name="threshold-requirements-15"/>
     <w:p>
       <w:pPr>
         <w:pStyle w:val="berschrift5"/>
@@ -4258,8 +4506,8 @@
         <w:t xml:space="preserve"> </w:t>
       </w:r>
     </w:p>
-    <w:bookmarkEnd w:id="95"/>
-    <w:bookmarkStart w:id="96" w:name="goal-requirements-15"/>
+    <w:bookmarkEnd w:id="96"/>
+    <w:bookmarkStart w:id="97" w:name="goal-requirements-15"/>
     <w:p>
       <w:pPr>
         <w:pStyle w:val="berschrift5"/>
@@ -4276,8 +4524,8 @@
         <w:t xml:space="preserve">The complex-valued polarimetric distortion matrices with the channel imbalance and the cross-talk applied for the polarimetric calibration.</w:t>
       </w:r>
     </w:p>
-    <w:bookmarkEnd w:id="96"/>
-    <w:bookmarkStart w:id="97" w:name="assessment-15"/>
+    <w:bookmarkEnd w:id="97"/>
+    <w:bookmarkStart w:id="98" w:name="assessment-15"/>
     <w:p>
       <w:pPr>
         <w:pStyle w:val="berschrift5"/>
@@ -4291,7 +4539,7 @@
         <w:pStyle w:val="Compact"/>
         <w:numPr>
           <w:ilvl w:val="0"/>
-          <w:numId w:val="1024"/>
+          <w:numId w:val="1025"/>
         </w:numPr>
       </w:pPr>
       <w:r>
@@ -4303,7 +4551,7 @@
         <w:pStyle w:val="Compact"/>
         <w:numPr>
           <w:ilvl w:val="0"/>
-          <w:numId w:val="1024"/>
+          <w:numId w:val="1025"/>
         </w:numPr>
       </w:pPr>
       <w:r>
@@ -4315,7 +4563,7 @@
         <w:pStyle w:val="Compact"/>
         <w:numPr>
           <w:ilvl w:val="0"/>
-          <w:numId w:val="1024"/>
+          <w:numId w:val="1025"/>
         </w:numPr>
       </w:pPr>
       <w:r>
@@ -4327,7 +4575,7 @@
         <w:pStyle w:val="Compact"/>
         <w:numPr>
           <w:ilvl w:val="0"/>
-          <w:numId w:val="1024"/>
+          <w:numId w:val="1025"/>
         </w:numPr>
       </w:pPr>
       <w:r>
@@ -4341,9 +4589,9 @@
         </w:pict>
       </w:r>
     </w:p>
-    <w:bookmarkEnd w:id="97"/>
     <w:bookmarkEnd w:id="98"/>
-    <w:bookmarkStart w:id="102" w:name="sec:src-mfrang"/>
+    <w:bookmarkEnd w:id="99"/>
+    <w:bookmarkStart w:id="103" w:name="sec:src-mfrang"/>
     <w:p>
       <w:pPr>
         <w:pStyle w:val="berschrift4"/>
@@ -4378,7 +4626,7 @@
         <w:t xml:space="preserve">src-mfrang</w:t>
       </w:r>
     </w:p>
-    <w:bookmarkStart w:id="99" w:name="threshold-requirements-16"/>
+    <w:bookmarkStart w:id="100" w:name="threshold-requirements-16"/>
     <w:p>
       <w:pPr>
         <w:pStyle w:val="berschrift5"/>
@@ -4398,8 +4646,8 @@
         <w:t xml:space="preserve"> </w:t>
       </w:r>
     </w:p>
-    <w:bookmarkEnd w:id="99"/>
-    <w:bookmarkStart w:id="100" w:name="goal-requirements-16"/>
+    <w:bookmarkEnd w:id="100"/>
+    <w:bookmarkStart w:id="101" w:name="goal-requirements-16"/>
     <w:p>
       <w:pPr>
         <w:pStyle w:val="berschrift5"/>
@@ -4416,8 +4664,8 @@
         <w:t xml:space="preserve">The mean Faraday rotation angle estimated from the polarimetric data and/or from models with reference to the method or paper used to derive the estimate.</w:t>
       </w:r>
     </w:p>
-    <w:bookmarkEnd w:id="100"/>
-    <w:bookmarkStart w:id="101" w:name="assessment-16"/>
+    <w:bookmarkEnd w:id="101"/>
+    <w:bookmarkStart w:id="102" w:name="assessment-16"/>
     <w:p>
       <w:pPr>
         <w:pStyle w:val="berschrift5"/>
@@ -4431,7 +4679,7 @@
         <w:pStyle w:val="Compact"/>
         <w:numPr>
           <w:ilvl w:val="0"/>
-          <w:numId w:val="1025"/>
+          <w:numId w:val="1026"/>
         </w:numPr>
       </w:pPr>
       <w:r>
@@ -4443,7 +4691,7 @@
         <w:pStyle w:val="Compact"/>
         <w:numPr>
           <w:ilvl w:val="0"/>
-          <w:numId w:val="1025"/>
+          <w:numId w:val="1026"/>
         </w:numPr>
       </w:pPr>
       <w:r>
@@ -4455,7 +4703,7 @@
         <w:pStyle w:val="Compact"/>
         <w:numPr>
           <w:ilvl w:val="0"/>
-          <w:numId w:val="1025"/>
+          <w:numId w:val="1026"/>
         </w:numPr>
       </w:pPr>
       <w:r>
@@ -4467,7 +4715,7 @@
         <w:pStyle w:val="Compact"/>
         <w:numPr>
           <w:ilvl w:val="0"/>
-          <w:numId w:val="1025"/>
+          <w:numId w:val="1026"/>
         </w:numPr>
       </w:pPr>
       <w:r>
@@ -4481,9 +4729,9 @@
         </w:pict>
       </w:r>
     </w:p>
-    <w:bookmarkEnd w:id="101"/>
     <w:bookmarkEnd w:id="102"/>
-    <w:bookmarkStart w:id="106" w:name="sec:src-ionind"/>
+    <w:bookmarkEnd w:id="103"/>
+    <w:bookmarkStart w:id="107" w:name="sec:src-ionind"/>
     <w:p>
       <w:pPr>
         <w:pStyle w:val="berschrift4"/>
@@ -4518,7 +4766,7 @@
         <w:t xml:space="preserve">src-ionind</w:t>
       </w:r>
     </w:p>
-    <w:bookmarkStart w:id="103" w:name="threshold-requirements-17"/>
+    <w:bookmarkStart w:id="104" w:name="threshold-requirements-17"/>
     <w:p>
       <w:pPr>
         <w:pStyle w:val="berschrift5"/>
@@ -4538,8 +4786,8 @@
         <w:t xml:space="preserve"> </w:t>
       </w:r>
     </w:p>
-    <w:bookmarkEnd w:id="103"/>
-    <w:bookmarkStart w:id="104" w:name="goal-requirements-17"/>
+    <w:bookmarkEnd w:id="104"/>
+    <w:bookmarkStart w:id="105" w:name="goal-requirements-17"/>
     <w:p>
       <w:pPr>
         <w:pStyle w:val="berschrift5"/>
@@ -4574,8 +4822,8 @@
         <w:t xml:space="preserve">Significant impact would imply that the ionospheric impact on the backscatter exceeds the radiometric calibration requirement or goal for the imagery.</w:t>
       </w:r>
     </w:p>
-    <w:bookmarkEnd w:id="104"/>
-    <w:bookmarkStart w:id="105" w:name="assessment-17"/>
+    <w:bookmarkEnd w:id="105"/>
+    <w:bookmarkStart w:id="106" w:name="assessment-17"/>
     <w:p>
       <w:pPr>
         <w:pStyle w:val="berschrift5"/>
@@ -4589,7 +4837,7 @@
         <w:pStyle w:val="Compact"/>
         <w:numPr>
           <w:ilvl w:val="0"/>
-          <w:numId w:val="1026"/>
+          <w:numId w:val="1027"/>
         </w:numPr>
       </w:pPr>
       <w:r>
@@ -4601,7 +4849,7 @@
         <w:pStyle w:val="Compact"/>
         <w:numPr>
           <w:ilvl w:val="0"/>
-          <w:numId w:val="1026"/>
+          <w:numId w:val="1027"/>
         </w:numPr>
       </w:pPr>
       <w:r>
@@ -4613,7 +4861,7 @@
         <w:pStyle w:val="Compact"/>
         <w:numPr>
           <w:ilvl w:val="0"/>
-          <w:numId w:val="1026"/>
+          <w:numId w:val="1027"/>
         </w:numPr>
       </w:pPr>
       <w:r>
@@ -4625,17 +4873,17 @@
         <w:pStyle w:val="Compact"/>
         <w:numPr>
           <w:ilvl w:val="0"/>
-          <w:numId w:val="1026"/>
+          <w:numId w:val="1027"/>
         </w:numPr>
       </w:pPr>
       <w:r>
         <w:t xml:space="preserve">Recommended Requirement Modification:</w:t>
       </w:r>
     </w:p>
-    <w:bookmarkEnd w:id="105"/>
     <w:bookmarkEnd w:id="106"/>
     <w:bookmarkEnd w:id="107"/>
-    <w:bookmarkStart w:id="156" w:name="sec:prd"/>
+    <w:bookmarkEnd w:id="108"/>
+    <w:bookmarkStart w:id="157" w:name="sec:prd"/>
     <w:p>
       <w:pPr>
         <w:pStyle w:val="berschrift3"/>
@@ -4661,7 +4909,7 @@
         <w:t xml:space="preserve">Information related to the CEOS-ARD product generation procedure and geographic parameters.</w:t>
       </w:r>
     </w:p>
-    <w:bookmarkStart w:id="111" w:name="sec:prd-dacprd"/>
+    <w:bookmarkStart w:id="112" w:name="sec:prd-dacprd"/>
     <w:p>
       <w:pPr>
         <w:pStyle w:val="berschrift4"/>
@@ -4696,7 +4944,7 @@
         <w:t xml:space="preserve">prd-dacprd</w:t>
       </w:r>
     </w:p>
-    <w:bookmarkStart w:id="108" w:name="threshold-requirements-18"/>
+    <w:bookmarkStart w:id="109" w:name="threshold-requirements-18"/>
     <w:p>
       <w:pPr>
         <w:pStyle w:val="berschrift5"/>
@@ -4718,7 +4966,7 @@
         <w:pStyle w:val="Compact"/>
         <w:numPr>
           <w:ilvl w:val="0"/>
-          <w:numId w:val="1027"/>
+          <w:numId w:val="1028"/>
         </w:numPr>
       </w:pPr>
       <w:r>
@@ -4730,7 +4978,7 @@
         <w:pStyle w:val="Compact"/>
         <w:numPr>
           <w:ilvl w:val="0"/>
-          <w:numId w:val="1027"/>
+          <w:numId w:val="1028"/>
         </w:numPr>
       </w:pPr>
       <w:r>
@@ -4742,7 +4990,7 @@
         <w:pStyle w:val="Compact"/>
         <w:numPr>
           <w:ilvl w:val="0"/>
-          <w:numId w:val="1027"/>
+          <w:numId w:val="1028"/>
         </w:numPr>
       </w:pPr>
       <w:r>
@@ -4754,15 +5002,15 @@
         <w:pStyle w:val="Compact"/>
         <w:numPr>
           <w:ilvl w:val="0"/>
-          <w:numId w:val="1027"/>
+          <w:numId w:val="1028"/>
         </w:numPr>
       </w:pPr>
       <w:r>
         <w:t xml:space="preserve">Location from where CEOS-ARD product can be retrieved, expressed as a URL or DOI.</w:t>
       </w:r>
     </w:p>
-    <w:bookmarkEnd w:id="108"/>
-    <w:bookmarkStart w:id="109" w:name="goal-requirements-18"/>
+    <w:bookmarkEnd w:id="109"/>
+    <w:bookmarkStart w:id="110" w:name="goal-requirements-18"/>
     <w:p>
       <w:pPr>
         <w:pStyle w:val="berschrift5"/>
@@ -4779,8 +5027,8 @@
         <w:t xml:space="preserve">The metadata identifies an online location from where the data can be consistently and reliably retrieved by a computer algorithm without any manual intervention being required.</w:t>
       </w:r>
     </w:p>
-    <w:bookmarkEnd w:id="109"/>
-    <w:bookmarkStart w:id="110" w:name="assessment-18"/>
+    <w:bookmarkEnd w:id="110"/>
+    <w:bookmarkStart w:id="111" w:name="assessment-18"/>
     <w:p>
       <w:pPr>
         <w:pStyle w:val="berschrift5"/>
@@ -4794,7 +5042,7 @@
         <w:pStyle w:val="Compact"/>
         <w:numPr>
           <w:ilvl w:val="0"/>
-          <w:numId w:val="1028"/>
+          <w:numId w:val="1029"/>
         </w:numPr>
       </w:pPr>
       <w:r>
@@ -4806,7 +5054,7 @@
         <w:pStyle w:val="Compact"/>
         <w:numPr>
           <w:ilvl w:val="0"/>
-          <w:numId w:val="1028"/>
+          <w:numId w:val="1029"/>
         </w:numPr>
       </w:pPr>
       <w:r>
@@ -4818,7 +5066,7 @@
         <w:pStyle w:val="Compact"/>
         <w:numPr>
           <w:ilvl w:val="0"/>
-          <w:numId w:val="1028"/>
+          <w:numId w:val="1029"/>
         </w:numPr>
       </w:pPr>
       <w:r>
@@ -4830,7 +5078,7 @@
         <w:pStyle w:val="Compact"/>
         <w:numPr>
           <w:ilvl w:val="0"/>
-          <w:numId w:val="1028"/>
+          <w:numId w:val="1029"/>
         </w:numPr>
       </w:pPr>
       <w:r>
@@ -4844,9 +5092,9 @@
         </w:pict>
       </w:r>
     </w:p>
-    <w:bookmarkEnd w:id="110"/>
     <w:bookmarkEnd w:id="111"/>
-    <w:bookmarkStart w:id="115" w:name="sec:prd-auxdat"/>
+    <w:bookmarkEnd w:id="112"/>
+    <w:bookmarkStart w:id="116" w:name="sec:prd-auxdat"/>
     <w:p>
       <w:pPr>
         <w:pStyle w:val="berschrift4"/>
@@ -4881,7 +5129,7 @@
         <w:t xml:space="preserve">prd-auxdat</w:t>
       </w:r>
     </w:p>
-    <w:bookmarkStart w:id="112" w:name="threshold-requirements-19"/>
+    <w:bookmarkStart w:id="113" w:name="threshold-requirements-19"/>
     <w:p>
       <w:pPr>
         <w:pStyle w:val="berschrift5"/>
@@ -4901,8 +5149,8 @@
         <w:t xml:space="preserve"> </w:t>
       </w:r>
     </w:p>
-    <w:bookmarkEnd w:id="112"/>
-    <w:bookmarkStart w:id="113" w:name="goal-requirements-19"/>
+    <w:bookmarkEnd w:id="113"/>
+    <w:bookmarkStart w:id="114" w:name="goal-requirements-19"/>
     <w:p>
       <w:pPr>
         <w:pStyle w:val="berschrift5"/>
@@ -4932,15 +5180,15 @@
         <w:pStyle w:val="Compact"/>
         <w:numPr>
           <w:ilvl w:val="0"/>
-          <w:numId w:val="1029"/>
+          <w:numId w:val="1030"/>
         </w:numPr>
       </w:pPr>
       <w:r>
         <w:t xml:space="preserve">Auxiliary data includes DEMs, etc., and any additional data sources used in the generation of the product.</w:t>
       </w:r>
     </w:p>
-    <w:bookmarkEnd w:id="113"/>
-    <w:bookmarkStart w:id="114" w:name="assessment-19"/>
+    <w:bookmarkEnd w:id="114"/>
+    <w:bookmarkStart w:id="115" w:name="assessment-19"/>
     <w:p>
       <w:pPr>
         <w:pStyle w:val="berschrift5"/>
@@ -4954,7 +5202,7 @@
         <w:pStyle w:val="Compact"/>
         <w:numPr>
           <w:ilvl w:val="0"/>
-          <w:numId w:val="1030"/>
+          <w:numId w:val="1031"/>
         </w:numPr>
       </w:pPr>
       <w:r>
@@ -4966,7 +5214,7 @@
         <w:pStyle w:val="Compact"/>
         <w:numPr>
           <w:ilvl w:val="0"/>
-          <w:numId w:val="1030"/>
+          <w:numId w:val="1031"/>
         </w:numPr>
       </w:pPr>
       <w:r>
@@ -4978,7 +5226,7 @@
         <w:pStyle w:val="Compact"/>
         <w:numPr>
           <w:ilvl w:val="0"/>
-          <w:numId w:val="1030"/>
+          <w:numId w:val="1031"/>
         </w:numPr>
       </w:pPr>
       <w:r>
@@ -4990,7 +5238,7 @@
         <w:pStyle w:val="Compact"/>
         <w:numPr>
           <w:ilvl w:val="0"/>
-          <w:numId w:val="1030"/>
+          <w:numId w:val="1031"/>
         </w:numPr>
       </w:pPr>
       <w:r>
@@ -5004,9 +5252,9 @@
         </w:pict>
       </w:r>
     </w:p>
-    <w:bookmarkEnd w:id="114"/>
     <w:bookmarkEnd w:id="115"/>
-    <w:bookmarkStart w:id="119" w:name="sec:prd-smpspc"/>
+    <w:bookmarkEnd w:id="116"/>
+    <w:bookmarkStart w:id="120" w:name="sec:prd-smpspc"/>
     <w:p>
       <w:pPr>
         <w:pStyle w:val="berschrift4"/>
@@ -5041,7 +5289,7 @@
         <w:t xml:space="preserve">prd-smpspc</w:t>
       </w:r>
     </w:p>
-    <w:bookmarkStart w:id="116" w:name="threshold-requirements-20"/>
+    <w:bookmarkStart w:id="117" w:name="threshold-requirements-20"/>
     <w:p>
       <w:pPr>
         <w:pStyle w:val="berschrift5"/>
@@ -5063,7 +5311,7 @@
         <w:pStyle w:val="Compact"/>
         <w:numPr>
           <w:ilvl w:val="0"/>
-          <w:numId w:val="1031"/>
+          <w:numId w:val="1032"/>
         </w:numPr>
       </w:pPr>
       <w:r>
@@ -5075,15 +5323,15 @@
         <w:pStyle w:val="Compact"/>
         <w:numPr>
           <w:ilvl w:val="0"/>
-          <w:numId w:val="1031"/>
+          <w:numId w:val="1032"/>
         </w:numPr>
       </w:pPr>
       <w:r>
         <w:t xml:space="preserve">Line (row) spacing</w:t>
       </w:r>
     </w:p>
-    <w:bookmarkEnd w:id="116"/>
-    <w:bookmarkStart w:id="117" w:name="goal-requirements-20"/>
+    <w:bookmarkEnd w:id="117"/>
+    <w:bookmarkStart w:id="118" w:name="goal-requirements-20"/>
     <w:p>
       <w:pPr>
         <w:pStyle w:val="berschrift5"/>
@@ -5103,8 +5351,8 @@
         <w:t xml:space="preserve"> </w:t>
       </w:r>
     </w:p>
-    <w:bookmarkEnd w:id="117"/>
-    <w:bookmarkStart w:id="118" w:name="assessment-20"/>
+    <w:bookmarkEnd w:id="118"/>
+    <w:bookmarkStart w:id="119" w:name="assessment-20"/>
     <w:p>
       <w:pPr>
         <w:pStyle w:val="berschrift5"/>
@@ -5118,7 +5366,7 @@
         <w:pStyle w:val="Compact"/>
         <w:numPr>
           <w:ilvl w:val="0"/>
-          <w:numId w:val="1032"/>
+          <w:numId w:val="1033"/>
         </w:numPr>
       </w:pPr>
       <w:r>
@@ -5130,7 +5378,7 @@
         <w:pStyle w:val="Compact"/>
         <w:numPr>
           <w:ilvl w:val="0"/>
-          <w:numId w:val="1032"/>
+          <w:numId w:val="1033"/>
         </w:numPr>
       </w:pPr>
       <w:r>
@@ -5142,7 +5390,7 @@
         <w:pStyle w:val="Compact"/>
         <w:numPr>
           <w:ilvl w:val="0"/>
-          <w:numId w:val="1032"/>
+          <w:numId w:val="1033"/>
         </w:numPr>
       </w:pPr>
       <w:r>
@@ -5154,7 +5402,7 @@
         <w:pStyle w:val="Compact"/>
         <w:numPr>
           <w:ilvl w:val="0"/>
-          <w:numId w:val="1032"/>
+          <w:numId w:val="1033"/>
         </w:numPr>
       </w:pPr>
       <w:r>
@@ -5168,9 +5416,9 @@
         </w:pict>
       </w:r>
     </w:p>
-    <w:bookmarkEnd w:id="118"/>
     <w:bookmarkEnd w:id="119"/>
-    <w:bookmarkStart w:id="123" w:name="sec:prd-enl"/>
+    <w:bookmarkEnd w:id="120"/>
+    <w:bookmarkStart w:id="124" w:name="sec:prd-enl"/>
     <w:p>
       <w:pPr>
         <w:pStyle w:val="berschrift4"/>
@@ -5205,7 +5453,7 @@
         <w:t xml:space="preserve">prd-enl</w:t>
       </w:r>
     </w:p>
-    <w:bookmarkStart w:id="120" w:name="threshold-requirements-21"/>
+    <w:bookmarkStart w:id="121" w:name="threshold-requirements-21"/>
     <w:p>
       <w:pPr>
         <w:pStyle w:val="berschrift5"/>
@@ -5225,8 +5473,8 @@
         <w:t xml:space="preserve"> </w:t>
       </w:r>
     </w:p>
-    <w:bookmarkEnd w:id="120"/>
-    <w:bookmarkStart w:id="121" w:name="goal-requirements-21"/>
+    <w:bookmarkEnd w:id="121"/>
+    <w:bookmarkStart w:id="122" w:name="goal-requirements-21"/>
     <w:p>
       <w:pPr>
         <w:pStyle w:val="berschrift5"/>
@@ -5243,8 +5491,8 @@
         <w:t xml:space="preserve">Equivalent Number of Looks (ENL)</w:t>
       </w:r>
     </w:p>
-    <w:bookmarkEnd w:id="121"/>
-    <w:bookmarkStart w:id="122" w:name="assessment-21"/>
+    <w:bookmarkEnd w:id="122"/>
+    <w:bookmarkStart w:id="123" w:name="assessment-21"/>
     <w:p>
       <w:pPr>
         <w:pStyle w:val="berschrift5"/>
@@ -5258,7 +5506,7 @@
         <w:pStyle w:val="Compact"/>
         <w:numPr>
           <w:ilvl w:val="0"/>
-          <w:numId w:val="1033"/>
+          <w:numId w:val="1034"/>
         </w:numPr>
       </w:pPr>
       <w:r>
@@ -5270,7 +5518,7 @@
         <w:pStyle w:val="Compact"/>
         <w:numPr>
           <w:ilvl w:val="0"/>
-          <w:numId w:val="1033"/>
+          <w:numId w:val="1034"/>
         </w:numPr>
       </w:pPr>
       <w:r>
@@ -5282,7 +5530,7 @@
         <w:pStyle w:val="Compact"/>
         <w:numPr>
           <w:ilvl w:val="0"/>
-          <w:numId w:val="1033"/>
+          <w:numId w:val="1034"/>
         </w:numPr>
       </w:pPr>
       <w:r>
@@ -5294,7 +5542,7 @@
         <w:pStyle w:val="Compact"/>
         <w:numPr>
           <w:ilvl w:val="0"/>
-          <w:numId w:val="1033"/>
+          <w:numId w:val="1034"/>
         </w:numPr>
       </w:pPr>
       <w:r>
@@ -5308,9 +5556,9 @@
         </w:pict>
       </w:r>
     </w:p>
-    <w:bookmarkEnd w:id="122"/>
     <w:bookmarkEnd w:id="123"/>
-    <w:bookmarkStart w:id="127" w:name="sec:prd-resol"/>
+    <w:bookmarkEnd w:id="124"/>
+    <w:bookmarkStart w:id="128" w:name="sec:prd-resol"/>
     <w:p>
       <w:pPr>
         <w:pStyle w:val="berschrift4"/>
@@ -5345,7 +5593,7 @@
         <w:t xml:space="preserve">prd-resol</w:t>
       </w:r>
     </w:p>
-    <w:bookmarkStart w:id="124" w:name="threshold-requirements-22"/>
+    <w:bookmarkStart w:id="125" w:name="threshold-requirements-22"/>
     <w:p>
       <w:pPr>
         <w:pStyle w:val="berschrift5"/>
@@ -5365,8 +5613,8 @@
         <w:t xml:space="preserve"> </w:t>
       </w:r>
     </w:p>
-    <w:bookmarkEnd w:id="124"/>
-    <w:bookmarkStart w:id="125" w:name="goal-requirements-22"/>
+    <w:bookmarkEnd w:id="125"/>
+    <w:bookmarkStart w:id="126" w:name="goal-requirements-22"/>
     <w:p>
       <w:pPr>
         <w:pStyle w:val="berschrift5"/>
@@ -5388,7 +5636,7 @@
         <w:pStyle w:val="Compact"/>
         <w:numPr>
           <w:ilvl w:val="0"/>
-          <w:numId w:val="1034"/>
+          <w:numId w:val="1035"/>
         </w:numPr>
       </w:pPr>
       <w:r>
@@ -5400,15 +5648,15 @@
         <w:pStyle w:val="Compact"/>
         <w:numPr>
           <w:ilvl w:val="0"/>
-          <w:numId w:val="1034"/>
+          <w:numId w:val="1035"/>
         </w:numPr>
       </w:pPr>
       <w:r>
         <w:t xml:space="preserve">Rows</w:t>
       </w:r>
     </w:p>
-    <w:bookmarkEnd w:id="125"/>
-    <w:bookmarkStart w:id="126" w:name="assessment-22"/>
+    <w:bookmarkEnd w:id="126"/>
+    <w:bookmarkStart w:id="127" w:name="assessment-22"/>
     <w:p>
       <w:pPr>
         <w:pStyle w:val="berschrift5"/>
@@ -5422,7 +5670,7 @@
         <w:pStyle w:val="Compact"/>
         <w:numPr>
           <w:ilvl w:val="0"/>
-          <w:numId w:val="1035"/>
+          <w:numId w:val="1036"/>
         </w:numPr>
       </w:pPr>
       <w:r>
@@ -5434,7 +5682,7 @@
         <w:pStyle w:val="Compact"/>
         <w:numPr>
           <w:ilvl w:val="0"/>
-          <w:numId w:val="1035"/>
+          <w:numId w:val="1036"/>
         </w:numPr>
       </w:pPr>
       <w:r>
@@ -5446,7 +5694,7 @@
         <w:pStyle w:val="Compact"/>
         <w:numPr>
           <w:ilvl w:val="0"/>
-          <w:numId w:val="1035"/>
+          <w:numId w:val="1036"/>
         </w:numPr>
       </w:pPr>
       <w:r>
@@ -5458,7 +5706,7 @@
         <w:pStyle w:val="Compact"/>
         <w:numPr>
           <w:ilvl w:val="0"/>
-          <w:numId w:val="1035"/>
+          <w:numId w:val="1036"/>
         </w:numPr>
       </w:pPr>
       <w:r>
@@ -5472,9 +5720,9 @@
         </w:pict>
       </w:r>
     </w:p>
-    <w:bookmarkEnd w:id="126"/>
     <w:bookmarkEnd w:id="127"/>
-    <w:bookmarkStart w:id="131" w:name="sec:prd-spkpol"/>
+    <w:bookmarkEnd w:id="128"/>
+    <w:bookmarkStart w:id="132" w:name="sec:prd-spkpol"/>
     <w:p>
       <w:pPr>
         <w:pStyle w:val="berschrift4"/>
@@ -5509,7 +5757,7 @@
         <w:t xml:space="preserve">prd-spkpol</w:t>
       </w:r>
     </w:p>
-    <w:bookmarkStart w:id="128" w:name="threshold-requirements-23"/>
+    <w:bookmarkStart w:id="129" w:name="threshold-requirements-23"/>
     <w:p>
       <w:pPr>
         <w:pStyle w:val="berschrift5"/>
@@ -5539,7 +5787,7 @@
         <w:pStyle w:val="Compact"/>
         <w:numPr>
           <w:ilvl w:val="0"/>
-          <w:numId w:val="1036"/>
+          <w:numId w:val="1037"/>
         </w:numPr>
       </w:pPr>
       <w:r>
@@ -5551,7 +5799,7 @@
         <w:pStyle w:val="Compact"/>
         <w:numPr>
           <w:ilvl w:val="0"/>
-          <w:numId w:val="1036"/>
+          <w:numId w:val="1037"/>
         </w:numPr>
       </w:pPr>
       <w:r>
@@ -5563,7 +5811,7 @@
         <w:pStyle w:val="Compact"/>
         <w:numPr>
           <w:ilvl w:val="1"/>
-          <w:numId w:val="1037"/>
+          <w:numId w:val="1038"/>
         </w:numPr>
       </w:pPr>
       <w:r>
@@ -5575,7 +5823,7 @@
         <w:pStyle w:val="Compact"/>
         <w:numPr>
           <w:ilvl w:val="1"/>
-          <w:numId w:val="1037"/>
+          <w:numId w:val="1038"/>
         </w:numPr>
       </w:pPr>
       <w:r>
@@ -5587,7 +5835,7 @@
         <w:pStyle w:val="Compact"/>
         <w:numPr>
           <w:ilvl w:val="1"/>
-          <w:numId w:val="1037"/>
+          <w:numId w:val="1038"/>
         </w:numPr>
       </w:pPr>
       <w:r>
@@ -5602,8 +5850,8 @@
         <w:t xml:space="preserve">Advanced polarimetric filter preserving covariance matrix properties should be applied.</w:t>
       </w:r>
     </w:p>
-    <w:bookmarkEnd w:id="128"/>
-    <w:bookmarkStart w:id="129" w:name="goal-requirements-23"/>
+    <w:bookmarkEnd w:id="129"/>
+    <w:bookmarkStart w:id="130" w:name="goal-requirements-23"/>
     <w:p>
       <w:pPr>
         <w:pStyle w:val="berschrift5"/>
@@ -5623,8 +5871,8 @@
         <w:t xml:space="preserve"> </w:t>
       </w:r>
     </w:p>
-    <w:bookmarkEnd w:id="129"/>
-    <w:bookmarkStart w:id="130" w:name="assessment-23"/>
+    <w:bookmarkEnd w:id="130"/>
+    <w:bookmarkStart w:id="131" w:name="assessment-23"/>
     <w:p>
       <w:pPr>
         <w:pStyle w:val="berschrift5"/>
@@ -5638,7 +5886,7 @@
         <w:pStyle w:val="Compact"/>
         <w:numPr>
           <w:ilvl w:val="0"/>
-          <w:numId w:val="1038"/>
+          <w:numId w:val="1039"/>
         </w:numPr>
       </w:pPr>
       <w:r>
@@ -5650,7 +5898,7 @@
         <w:pStyle w:val="Compact"/>
         <w:numPr>
           <w:ilvl w:val="0"/>
-          <w:numId w:val="1038"/>
+          <w:numId w:val="1039"/>
         </w:numPr>
       </w:pPr>
       <w:r>
@@ -5662,7 +5910,7 @@
         <w:pStyle w:val="Compact"/>
         <w:numPr>
           <w:ilvl w:val="0"/>
-          <w:numId w:val="1038"/>
+          <w:numId w:val="1039"/>
         </w:numPr>
       </w:pPr>
       <w:r>
@@ -5674,7 +5922,7 @@
         <w:pStyle w:val="Compact"/>
         <w:numPr>
           <w:ilvl w:val="0"/>
-          <w:numId w:val="1038"/>
+          <w:numId w:val="1039"/>
         </w:numPr>
       </w:pPr>
       <w:r>
@@ -5688,9 +5936,9 @@
         </w:pict>
       </w:r>
     </w:p>
-    <w:bookmarkEnd w:id="130"/>
     <w:bookmarkEnd w:id="131"/>
-    <w:bookmarkStart w:id="135" w:name="sec:prd-geobx"/>
+    <w:bookmarkEnd w:id="132"/>
+    <w:bookmarkStart w:id="136" w:name="sec:prd-geobx"/>
     <w:p>
       <w:pPr>
         <w:pStyle w:val="berschrift4"/>
@@ -5725,7 +5973,7 @@
         <w:t xml:space="preserve">prd-geobx</w:t>
       </w:r>
     </w:p>
-    <w:bookmarkStart w:id="132" w:name="threshold-requirements-24"/>
+    <w:bookmarkStart w:id="133" w:name="threshold-requirements-24"/>
     <w:p>
       <w:pPr>
         <w:pStyle w:val="berschrift5"/>
@@ -5778,15 +6026,15 @@
         <w:pStyle w:val="Compact"/>
         <w:numPr>
           <w:ilvl w:val="0"/>
-          <w:numId w:val="1039"/>
+          <w:numId w:val="1040"/>
         </w:numPr>
       </w:pPr>
       <w:r>
         <w:t xml:space="preserve">Four corners of the product file are recommended for scenes crossing the Antemeridian, or the North or the South Pole.</w:t>
       </w:r>
     </w:p>
-    <w:bookmarkEnd w:id="132"/>
-    <w:bookmarkStart w:id="133" w:name="goal-requirements-24"/>
+    <w:bookmarkEnd w:id="133"/>
+    <w:bookmarkStart w:id="134" w:name="goal-requirements-24"/>
     <w:p>
       <w:pPr>
         <w:pStyle w:val="berschrift5"/>
@@ -5806,8 +6054,8 @@
         <w:t xml:space="preserve"> </w:t>
       </w:r>
     </w:p>
-    <w:bookmarkEnd w:id="133"/>
-    <w:bookmarkStart w:id="134" w:name="assessment-24"/>
+    <w:bookmarkEnd w:id="134"/>
+    <w:bookmarkStart w:id="135" w:name="assessment-24"/>
     <w:p>
       <w:pPr>
         <w:pStyle w:val="berschrift5"/>
@@ -5821,7 +6069,7 @@
         <w:pStyle w:val="Compact"/>
         <w:numPr>
           <w:ilvl w:val="0"/>
-          <w:numId w:val="1040"/>
+          <w:numId w:val="1041"/>
         </w:numPr>
       </w:pPr>
       <w:r>
@@ -5833,7 +6081,7 @@
         <w:pStyle w:val="Compact"/>
         <w:numPr>
           <w:ilvl w:val="0"/>
-          <w:numId w:val="1040"/>
+          <w:numId w:val="1041"/>
         </w:numPr>
       </w:pPr>
       <w:r>
@@ -5845,7 +6093,7 @@
         <w:pStyle w:val="Compact"/>
         <w:numPr>
           <w:ilvl w:val="0"/>
-          <w:numId w:val="1040"/>
+          <w:numId w:val="1041"/>
         </w:numPr>
       </w:pPr>
       <w:r>
@@ -5857,7 +6105,7 @@
         <w:pStyle w:val="Compact"/>
         <w:numPr>
           <w:ilvl w:val="0"/>
-          <w:numId w:val="1040"/>
+          <w:numId w:val="1041"/>
         </w:numPr>
       </w:pPr>
       <w:r>
@@ -5871,9 +6119,9 @@
         </w:pict>
       </w:r>
     </w:p>
-    <w:bookmarkEnd w:id="134"/>
     <w:bookmarkEnd w:id="135"/>
-    <w:bookmarkStart w:id="139" w:name="sec:prd-geoare"/>
+    <w:bookmarkEnd w:id="136"/>
+    <w:bookmarkStart w:id="140" w:name="sec:prd-geoare"/>
     <w:p>
       <w:pPr>
         <w:pStyle w:val="berschrift4"/>
@@ -5908,7 +6156,7 @@
         <w:t xml:space="preserve">prd-geoare</w:t>
       </w:r>
     </w:p>
-    <w:bookmarkStart w:id="136" w:name="threshold-requirements-25"/>
+    <w:bookmarkStart w:id="137" w:name="threshold-requirements-25"/>
     <w:p>
       <w:pPr>
         <w:pStyle w:val="berschrift5"/>
@@ -5925,8 +6173,8 @@
         <w:t xml:space="preserve">The geometry of the SAR image footprint expressed in WGS84, in a standardised format (e.g., WKT Polygon).</w:t>
       </w:r>
     </w:p>
-    <w:bookmarkEnd w:id="136"/>
-    <w:bookmarkStart w:id="137" w:name="goal-requirements-25"/>
+    <w:bookmarkEnd w:id="137"/>
+    <w:bookmarkStart w:id="138" w:name="goal-requirements-25"/>
     <w:p>
       <w:pPr>
         <w:pStyle w:val="berschrift5"/>
@@ -5946,8 +6194,8 @@
         <w:t xml:space="preserve"> </w:t>
       </w:r>
     </w:p>
-    <w:bookmarkEnd w:id="137"/>
-    <w:bookmarkStart w:id="138" w:name="assessment-25"/>
+    <w:bookmarkEnd w:id="138"/>
+    <w:bookmarkStart w:id="139" w:name="assessment-25"/>
     <w:p>
       <w:pPr>
         <w:pStyle w:val="berschrift5"/>
@@ -5961,7 +6209,7 @@
         <w:pStyle w:val="Compact"/>
         <w:numPr>
           <w:ilvl w:val="0"/>
-          <w:numId w:val="1041"/>
+          <w:numId w:val="1042"/>
         </w:numPr>
       </w:pPr>
       <w:r>
@@ -5973,7 +6221,7 @@
         <w:pStyle w:val="Compact"/>
         <w:numPr>
           <w:ilvl w:val="0"/>
-          <w:numId w:val="1041"/>
+          <w:numId w:val="1042"/>
         </w:numPr>
       </w:pPr>
       <w:r>
@@ -5985,7 +6233,7 @@
         <w:pStyle w:val="Compact"/>
         <w:numPr>
           <w:ilvl w:val="0"/>
-          <w:numId w:val="1041"/>
+          <w:numId w:val="1042"/>
         </w:numPr>
       </w:pPr>
       <w:r>
@@ -5997,7 +6245,7 @@
         <w:pStyle w:val="Compact"/>
         <w:numPr>
           <w:ilvl w:val="0"/>
-          <w:numId w:val="1041"/>
+          <w:numId w:val="1042"/>
         </w:numPr>
       </w:pPr>
       <w:r>
@@ -6011,9 +6259,9 @@
         </w:pict>
       </w:r>
     </w:p>
-    <w:bookmarkEnd w:id="138"/>
     <w:bookmarkEnd w:id="139"/>
-    <w:bookmarkStart w:id="143" w:name="sec:prd-imgsiz"/>
+    <w:bookmarkEnd w:id="140"/>
+    <w:bookmarkStart w:id="144" w:name="sec:prd-imgsiz"/>
     <w:p>
       <w:pPr>
         <w:pStyle w:val="berschrift4"/>
@@ -6048,7 +6296,7 @@
         <w:t xml:space="preserve">prd-imgsiz</w:t>
       </w:r>
     </w:p>
-    <w:bookmarkStart w:id="140" w:name="threshold-requirements-26"/>
+    <w:bookmarkStart w:id="141" w:name="threshold-requirements-26"/>
     <w:p>
       <w:pPr>
         <w:pStyle w:val="berschrift5"/>
@@ -6070,7 +6318,7 @@
         <w:pStyle w:val="Compact"/>
         <w:numPr>
           <w:ilvl w:val="0"/>
-          <w:numId w:val="1042"/>
+          <w:numId w:val="1043"/>
         </w:numPr>
       </w:pPr>
       <w:r>
@@ -6082,7 +6330,7 @@
         <w:pStyle w:val="Compact"/>
         <w:numPr>
           <w:ilvl w:val="0"/>
-          <w:numId w:val="1042"/>
+          <w:numId w:val="1043"/>
         </w:numPr>
       </w:pPr>
       <w:r>
@@ -6094,7 +6342,7 @@
         <w:pStyle w:val="Compact"/>
         <w:numPr>
           <w:ilvl w:val="0"/>
-          <w:numId w:val="1042"/>
+          <w:numId w:val="1043"/>
         </w:numPr>
       </w:pPr>
       <w:r>
@@ -6106,15 +6354,15 @@
         <w:pStyle w:val="Compact"/>
         <w:numPr>
           <w:ilvl w:val="0"/>
-          <w:numId w:val="1042"/>
+          <w:numId w:val="1043"/>
         </w:numPr>
       </w:pPr>
       <w:r>
         <w:t xml:space="preserve">Number of no-data border pixels (if applicable)</w:t>
       </w:r>
     </w:p>
-    <w:bookmarkEnd w:id="140"/>
-    <w:bookmarkStart w:id="141" w:name="goal-requirements-26"/>
+    <w:bookmarkEnd w:id="141"/>
+    <w:bookmarkStart w:id="142" w:name="goal-requirements-26"/>
     <w:p>
       <w:pPr>
         <w:pStyle w:val="berschrift5"/>
@@ -6134,8 +6382,8 @@
         <w:t xml:space="preserve"> </w:t>
       </w:r>
     </w:p>
-    <w:bookmarkEnd w:id="141"/>
-    <w:bookmarkStart w:id="142" w:name="assessment-26"/>
+    <w:bookmarkEnd w:id="142"/>
+    <w:bookmarkStart w:id="143" w:name="assessment-26"/>
     <w:p>
       <w:pPr>
         <w:pStyle w:val="berschrift5"/>
@@ -6149,7 +6397,7 @@
         <w:pStyle w:val="Compact"/>
         <w:numPr>
           <w:ilvl w:val="0"/>
-          <w:numId w:val="1043"/>
+          <w:numId w:val="1044"/>
         </w:numPr>
       </w:pPr>
       <w:r>
@@ -6161,7 +6409,7 @@
         <w:pStyle w:val="Compact"/>
         <w:numPr>
           <w:ilvl w:val="0"/>
-          <w:numId w:val="1043"/>
+          <w:numId w:val="1044"/>
         </w:numPr>
       </w:pPr>
       <w:r>
@@ -6173,7 +6421,7 @@
         <w:pStyle w:val="Compact"/>
         <w:numPr>
           <w:ilvl w:val="0"/>
-          <w:numId w:val="1043"/>
+          <w:numId w:val="1044"/>
         </w:numPr>
       </w:pPr>
       <w:r>
@@ -6185,7 +6433,7 @@
         <w:pStyle w:val="Compact"/>
         <w:numPr>
           <w:ilvl w:val="0"/>
-          <w:numId w:val="1043"/>
+          <w:numId w:val="1044"/>
         </w:numPr>
       </w:pPr>
       <w:r>
@@ -6199,9 +6447,9 @@
         </w:pict>
       </w:r>
     </w:p>
-    <w:bookmarkEnd w:id="142"/>
     <w:bookmarkEnd w:id="143"/>
-    <w:bookmarkStart w:id="147" w:name="sec:prd-pxconv"/>
+    <w:bookmarkEnd w:id="144"/>
+    <w:bookmarkStart w:id="148" w:name="sec:prd-pxconv"/>
     <w:p>
       <w:pPr>
         <w:pStyle w:val="berschrift4"/>
@@ -6236,7 +6484,7 @@
         <w:t xml:space="preserve">prd-pxconv</w:t>
       </w:r>
     </w:p>
-    <w:bookmarkStart w:id="144" w:name="threshold-requirements-27"/>
+    <w:bookmarkStart w:id="145" w:name="threshold-requirements-27"/>
     <w:p>
       <w:pPr>
         <w:pStyle w:val="berschrift5"/>
@@ -6259,8 +6507,8 @@
         <w:t xml:space="preserve">Values are [pixel centre, pixel ULC or pixel LLC].</w:t>
       </w:r>
     </w:p>
-    <w:bookmarkEnd w:id="144"/>
-    <w:bookmarkStart w:id="145" w:name="goal-requirements-27"/>
+    <w:bookmarkEnd w:id="145"/>
+    <w:bookmarkStart w:id="146" w:name="goal-requirements-27"/>
     <w:p>
       <w:pPr>
         <w:pStyle w:val="berschrift5"/>
@@ -6280,8 +6528,8 @@
         <w:t xml:space="preserve"> </w:t>
       </w:r>
     </w:p>
-    <w:bookmarkEnd w:id="145"/>
-    <w:bookmarkStart w:id="146" w:name="assessment-27"/>
+    <w:bookmarkEnd w:id="146"/>
+    <w:bookmarkStart w:id="147" w:name="assessment-27"/>
     <w:p>
       <w:pPr>
         <w:pStyle w:val="berschrift5"/>
@@ -6295,7 +6543,7 @@
         <w:pStyle w:val="Compact"/>
         <w:numPr>
           <w:ilvl w:val="0"/>
-          <w:numId w:val="1044"/>
+          <w:numId w:val="1045"/>
         </w:numPr>
       </w:pPr>
       <w:r>
@@ -6307,7 +6555,7 @@
         <w:pStyle w:val="Compact"/>
         <w:numPr>
           <w:ilvl w:val="0"/>
-          <w:numId w:val="1044"/>
+          <w:numId w:val="1045"/>
         </w:numPr>
       </w:pPr>
       <w:r>
@@ -6319,7 +6567,7 @@
         <w:pStyle w:val="Compact"/>
         <w:numPr>
           <w:ilvl w:val="0"/>
-          <w:numId w:val="1044"/>
+          <w:numId w:val="1045"/>
         </w:numPr>
       </w:pPr>
       <w:r>
@@ -6331,7 +6579,7 @@
         <w:pStyle w:val="Compact"/>
         <w:numPr>
           <w:ilvl w:val="0"/>
-          <w:numId w:val="1044"/>
+          <w:numId w:val="1045"/>
         </w:numPr>
       </w:pPr>
       <w:r>
@@ -6345,9 +6593,9 @@
         </w:pict>
       </w:r>
     </w:p>
-    <w:bookmarkEnd w:id="146"/>
     <w:bookmarkEnd w:id="147"/>
-    <w:bookmarkStart w:id="151" w:name="sec:prd-crs"/>
+    <w:bookmarkEnd w:id="148"/>
+    <w:bookmarkStart w:id="152" w:name="sec:prd-crs"/>
     <w:p>
       <w:pPr>
         <w:pStyle w:val="berschrift4"/>
@@ -6382,7 +6630,7 @@
         <w:t xml:space="preserve">prd-crs</w:t>
       </w:r>
     </w:p>
-    <w:bookmarkStart w:id="148" w:name="threshold-requirements-28"/>
+    <w:bookmarkStart w:id="149" w:name="threshold-requirements-28"/>
     <w:p>
       <w:pPr>
         <w:pStyle w:val="berschrift5"/>
@@ -6405,8 +6653,8 @@
         <w:t xml:space="preserve">Indicate EPSG code, if defined for the CRS.</w:t>
       </w:r>
     </w:p>
-    <w:bookmarkEnd w:id="148"/>
-    <w:bookmarkStart w:id="149" w:name="goal-requirements-28"/>
+    <w:bookmarkEnd w:id="149"/>
+    <w:bookmarkStart w:id="150" w:name="goal-requirements-28"/>
     <w:p>
       <w:pPr>
         <w:pStyle w:val="berschrift5"/>
@@ -6426,8 +6674,8 @@
         <w:t xml:space="preserve"> </w:t>
       </w:r>
     </w:p>
-    <w:bookmarkEnd w:id="149"/>
-    <w:bookmarkStart w:id="150" w:name="assessment-28"/>
+    <w:bookmarkEnd w:id="150"/>
+    <w:bookmarkStart w:id="151" w:name="assessment-28"/>
     <w:p>
       <w:pPr>
         <w:pStyle w:val="berschrift5"/>
@@ -6441,7 +6689,7 @@
         <w:pStyle w:val="Compact"/>
         <w:numPr>
           <w:ilvl w:val="0"/>
-          <w:numId w:val="1045"/>
+          <w:numId w:val="1046"/>
         </w:numPr>
       </w:pPr>
       <w:r>
@@ -6453,7 +6701,7 @@
         <w:pStyle w:val="Compact"/>
         <w:numPr>
           <w:ilvl w:val="0"/>
-          <w:numId w:val="1045"/>
+          <w:numId w:val="1046"/>
         </w:numPr>
       </w:pPr>
       <w:r>
@@ -6465,7 +6713,7 @@
         <w:pStyle w:val="Compact"/>
         <w:numPr>
           <w:ilvl w:val="0"/>
-          <w:numId w:val="1045"/>
+          <w:numId w:val="1046"/>
         </w:numPr>
       </w:pPr>
       <w:r>
@@ -6477,7 +6725,7 @@
         <w:pStyle w:val="Compact"/>
         <w:numPr>
           <w:ilvl w:val="0"/>
-          <w:numId w:val="1045"/>
+          <w:numId w:val="1046"/>
         </w:numPr>
       </w:pPr>
       <w:r>
@@ -6491,9 +6739,9 @@
         </w:pict>
       </w:r>
     </w:p>
-    <w:bookmarkEnd w:id="150"/>
     <w:bookmarkEnd w:id="151"/>
-    <w:bookmarkStart w:id="155" w:name="sec:prd-orbnrp"/>
+    <w:bookmarkEnd w:id="152"/>
+    <w:bookmarkStart w:id="156" w:name="sec:prd-orbnrp"/>
     <w:p>
       <w:pPr>
         <w:pStyle w:val="berschrift4"/>
@@ -6571,7 +6819,7 @@
         <w:t xml:space="preserve">) is provided.</w:t>
       </w:r>
     </w:p>
-    <w:bookmarkStart w:id="152" w:name="threshold-requirements-29"/>
+    <w:bookmarkStart w:id="153" w:name="threshold-requirements-29"/>
     <w:p>
       <w:pPr>
         <w:pStyle w:val="berschrift5"/>
@@ -6591,8 +6839,8 @@
         <w:t xml:space="preserve"> </w:t>
       </w:r>
     </w:p>
-    <w:bookmarkEnd w:id="152"/>
-    <w:bookmarkStart w:id="153" w:name="goal-requirements-29"/>
+    <w:bookmarkEnd w:id="153"/>
+    <w:bookmarkStart w:id="154" w:name="goal-requirements-29"/>
     <w:p>
       <w:pPr>
         <w:pStyle w:val="berschrift5"/>
@@ -6623,8 +6871,8 @@
         <w:t xml:space="preserve">Provide scene-centred perpendicular baseline for the for the source data relative to the reference orbit used (for approximate use only).</w:t>
       </w:r>
     </w:p>
-    <w:bookmarkEnd w:id="153"/>
-    <w:bookmarkStart w:id="154" w:name="assessment-29"/>
+    <w:bookmarkEnd w:id="154"/>
+    <w:bookmarkStart w:id="155" w:name="assessment-29"/>
     <w:p>
       <w:pPr>
         <w:pStyle w:val="berschrift5"/>
@@ -6638,7 +6886,7 @@
         <w:pStyle w:val="Compact"/>
         <w:numPr>
           <w:ilvl w:val="0"/>
-          <w:numId w:val="1046"/>
+          <w:numId w:val="1047"/>
         </w:numPr>
       </w:pPr>
       <w:r>
@@ -6650,7 +6898,7 @@
         <w:pStyle w:val="Compact"/>
         <w:numPr>
           <w:ilvl w:val="0"/>
-          <w:numId w:val="1046"/>
+          <w:numId w:val="1047"/>
         </w:numPr>
       </w:pPr>
       <w:r>
@@ -6662,7 +6910,7 @@
         <w:pStyle w:val="Compact"/>
         <w:numPr>
           <w:ilvl w:val="0"/>
-          <w:numId w:val="1046"/>
+          <w:numId w:val="1047"/>
         </w:numPr>
       </w:pPr>
       <w:r>
@@ -6674,17 +6922,17 @@
         <w:pStyle w:val="Compact"/>
         <w:numPr>
           <w:ilvl w:val="0"/>
-          <w:numId w:val="1046"/>
+          <w:numId w:val="1047"/>
         </w:numPr>
       </w:pPr>
       <w:r>
         <w:t xml:space="preserve">Recommended Requirement Modification:</w:t>
       </w:r>
     </w:p>
-    <w:bookmarkEnd w:id="154"/>
     <w:bookmarkEnd w:id="155"/>
     <w:bookmarkEnd w:id="156"/>
-    <w:bookmarkStart w:id="197" w:name="sec:pxl"/>
+    <w:bookmarkEnd w:id="157"/>
+    <w:bookmarkStart w:id="198" w:name="sec:pxl"/>
     <w:p>
       <w:pPr>
         <w:pStyle w:val="berschrift3"/>
@@ -6722,7 +6970,7 @@
         <w:t xml:space="preserve">Per-pixel metadata should allow users to discriminate between (choose) observations on the basis of their individual suitability for applications.</w:t>
       </w:r>
     </w:p>
-    <w:bookmarkStart w:id="160" w:name="sec:pxl-cldopt"/>
+    <w:bookmarkStart w:id="161" w:name="sec:pxl-cldopt"/>
     <w:p>
       <w:pPr>
         <w:pStyle w:val="berschrift4"/>
@@ -6757,7 +7005,7 @@
         <w:t xml:space="preserve">pxl-cldopt</w:t>
       </w:r>
     </w:p>
-    <w:bookmarkStart w:id="157" w:name="threshold-requirements-30"/>
+    <w:bookmarkStart w:id="158" w:name="threshold-requirements-30"/>
     <w:p>
       <w:pPr>
         <w:pStyle w:val="berschrift5"/>
@@ -6777,8 +7025,8 @@
         <w:t xml:space="preserve"> </w:t>
       </w:r>
     </w:p>
-    <w:bookmarkEnd w:id="157"/>
-    <w:bookmarkStart w:id="158" w:name="goal-requirements-30"/>
+    <w:bookmarkEnd w:id="158"/>
+    <w:bookmarkStart w:id="159" w:name="goal-requirements-30"/>
     <w:p>
       <w:pPr>
         <w:pStyle w:val="berschrift5"/>
@@ -6795,8 +7043,8 @@
         <w:t xml:space="preserve">All files are provided using cloud-optimized file formats.</w:t>
       </w:r>
     </w:p>
-    <w:bookmarkEnd w:id="158"/>
-    <w:bookmarkStart w:id="159" w:name="assessment-30"/>
+    <w:bookmarkEnd w:id="159"/>
+    <w:bookmarkStart w:id="160" w:name="assessment-30"/>
     <w:p>
       <w:pPr>
         <w:pStyle w:val="berschrift5"/>
@@ -6810,7 +7058,7 @@
         <w:pStyle w:val="Compact"/>
         <w:numPr>
           <w:ilvl w:val="0"/>
-          <w:numId w:val="1047"/>
+          <w:numId w:val="1048"/>
         </w:numPr>
       </w:pPr>
       <w:r>
@@ -6822,7 +7070,7 @@
         <w:pStyle w:val="Compact"/>
         <w:numPr>
           <w:ilvl w:val="0"/>
-          <w:numId w:val="1047"/>
+          <w:numId w:val="1048"/>
         </w:numPr>
       </w:pPr>
       <w:r>
@@ -6834,7 +7082,7 @@
         <w:pStyle w:val="Compact"/>
         <w:numPr>
           <w:ilvl w:val="0"/>
-          <w:numId w:val="1047"/>
+          <w:numId w:val="1048"/>
         </w:numPr>
       </w:pPr>
       <w:r>
@@ -6846,7 +7094,7 @@
         <w:pStyle w:val="Compact"/>
         <w:numPr>
           <w:ilvl w:val="0"/>
-          <w:numId w:val="1047"/>
+          <w:numId w:val="1048"/>
         </w:numPr>
       </w:pPr>
       <w:r>
@@ -6860,9 +7108,9 @@
         </w:pict>
       </w:r>
     </w:p>
-    <w:bookmarkEnd w:id="159"/>
     <w:bookmarkEnd w:id="160"/>
-    <w:bookmarkStart w:id="164" w:name="sec:pxl-mrdsar"/>
+    <w:bookmarkEnd w:id="161"/>
+    <w:bookmarkStart w:id="165" w:name="sec:pxl-mrdsar"/>
     <w:p>
       <w:pPr>
         <w:pStyle w:val="berschrift4"/>
@@ -6897,7 +7145,7 @@
         <w:t xml:space="preserve">pxl-mrdsar</w:t>
       </w:r>
     </w:p>
-    <w:bookmarkStart w:id="161" w:name="threshold-requirements-31"/>
+    <w:bookmarkStart w:id="162" w:name="threshold-requirements-31"/>
     <w:p>
       <w:pPr>
         <w:pStyle w:val="berschrift5"/>
@@ -6914,8 +7162,8 @@
         <w:t xml:space="preserve">Metadata is provided in a structure that enables a computer algorithm to be used to consistently and automatically identify and extract each component/variable/layer for further use.</w:t>
       </w:r>
     </w:p>
-    <w:bookmarkEnd w:id="161"/>
-    <w:bookmarkStart w:id="162" w:name="goal-requirements-31"/>
+    <w:bookmarkEnd w:id="162"/>
+    <w:bookmarkStart w:id="163" w:name="goal-requirements-31"/>
     <w:p>
       <w:pPr>
         <w:pStyle w:val="berschrift5"/>
@@ -6932,8 +7180,8 @@
         <w:t xml:space="preserve">As threshold, but metadata is formatted in accordance with CEOS-ARD SAR Metadata Specifications, v.1.1, or in a community endorsed standard that facilitates machine-readability, such as ISO 19115-2, Climate and Forecast (CF) convention, the Attribute Convention for Data Discovery (ACDD), etc.</w:t>
       </w:r>
     </w:p>
-    <w:bookmarkEnd w:id="162"/>
-    <w:bookmarkStart w:id="163" w:name="assessment-31"/>
+    <w:bookmarkEnd w:id="163"/>
+    <w:bookmarkStart w:id="164" w:name="assessment-31"/>
     <w:p>
       <w:pPr>
         <w:pStyle w:val="berschrift5"/>
@@ -6947,7 +7195,7 @@
         <w:pStyle w:val="Compact"/>
         <w:numPr>
           <w:ilvl w:val="0"/>
-          <w:numId w:val="1048"/>
+          <w:numId w:val="1049"/>
         </w:numPr>
       </w:pPr>
       <w:r>
@@ -6959,7 +7207,7 @@
         <w:pStyle w:val="Compact"/>
         <w:numPr>
           <w:ilvl w:val="0"/>
-          <w:numId w:val="1048"/>
+          <w:numId w:val="1049"/>
         </w:numPr>
       </w:pPr>
       <w:r>
@@ -6971,7 +7219,7 @@
         <w:pStyle w:val="Compact"/>
         <w:numPr>
           <w:ilvl w:val="0"/>
-          <w:numId w:val="1048"/>
+          <w:numId w:val="1049"/>
         </w:numPr>
       </w:pPr>
       <w:r>
@@ -6983,7 +7231,7 @@
         <w:pStyle w:val="Compact"/>
         <w:numPr>
           <w:ilvl w:val="0"/>
-          <w:numId w:val="1048"/>
+          <w:numId w:val="1049"/>
         </w:numPr>
       </w:pPr>
       <w:r>
@@ -6997,9 +7245,9 @@
         </w:pict>
       </w:r>
     </w:p>
-    <w:bookmarkEnd w:id="163"/>
     <w:bookmarkEnd w:id="164"/>
-    <w:bookmarkStart w:id="168" w:name="sec:pxl-ppmask"/>
+    <w:bookmarkEnd w:id="165"/>
+    <w:bookmarkStart w:id="169" w:name="sec:pxl-ppmask"/>
     <w:p>
       <w:pPr>
         <w:pStyle w:val="berschrift4"/>
@@ -7034,7 +7282,7 @@
         <w:t xml:space="preserve">pxl-ppmask</w:t>
       </w:r>
     </w:p>
-    <w:bookmarkStart w:id="165" w:name="threshold-requirements-32"/>
+    <w:bookmarkStart w:id="166" w:name="threshold-requirements-32"/>
     <w:p>
       <w:pPr>
         <w:pStyle w:val="berschrift5"/>
@@ -7056,7 +7304,7 @@
         <w:pStyle w:val="Compact"/>
         <w:numPr>
           <w:ilvl w:val="0"/>
-          <w:numId w:val="1049"/>
+          <w:numId w:val="1050"/>
         </w:numPr>
       </w:pPr>
       <w:r>
@@ -7068,7 +7316,7 @@
         <w:pStyle w:val="Compact"/>
         <w:numPr>
           <w:ilvl w:val="0"/>
-          <w:numId w:val="1049"/>
+          <w:numId w:val="1050"/>
         </w:numPr>
       </w:pPr>
       <w:r>
@@ -7080,7 +7328,7 @@
         <w:pStyle w:val="Compact"/>
         <w:numPr>
           <w:ilvl w:val="0"/>
-          <w:numId w:val="1049"/>
+          <w:numId w:val="1050"/>
         </w:numPr>
       </w:pPr>
       <w:r>
@@ -7100,7 +7348,7 @@
         <w:pStyle w:val="Compact"/>
         <w:numPr>
           <w:ilvl w:val="0"/>
-          <w:numId w:val="1050"/>
+          <w:numId w:val="1051"/>
         </w:numPr>
       </w:pPr>
       <w:r>
@@ -7112,7 +7360,7 @@
         <w:pStyle w:val="Compact"/>
         <w:numPr>
           <w:ilvl w:val="0"/>
-          <w:numId w:val="1050"/>
+          <w:numId w:val="1051"/>
         </w:numPr>
       </w:pPr>
       <w:r>
@@ -7124,7 +7372,7 @@
         <w:pStyle w:val="Compact"/>
         <w:numPr>
           <w:ilvl w:val="0"/>
-          <w:numId w:val="1050"/>
+          <w:numId w:val="1051"/>
         </w:numPr>
       </w:pPr>
       <w:r>
@@ -7136,7 +7384,7 @@
         <w:pStyle w:val="Compact"/>
         <w:numPr>
           <w:ilvl w:val="0"/>
-          <w:numId w:val="1050"/>
+          <w:numId w:val="1051"/>
         </w:numPr>
       </w:pPr>
       <w:r>
@@ -7148,7 +7396,7 @@
         <w:pStyle w:val="Compact"/>
         <w:numPr>
           <w:ilvl w:val="0"/>
-          <w:numId w:val="1050"/>
+          <w:numId w:val="1051"/>
         </w:numPr>
       </w:pPr>
       <w:r>
@@ -7160,15 +7408,15 @@
         <w:pStyle w:val="Compact"/>
         <w:numPr>
           <w:ilvl w:val="0"/>
-          <w:numId w:val="1050"/>
+          <w:numId w:val="1051"/>
         </w:numPr>
       </w:pPr>
       <w:r>
         <w:t xml:space="preserve">Bit Value Representation</w:t>
       </w:r>
     </w:p>
-    <w:bookmarkEnd w:id="165"/>
-    <w:bookmarkStart w:id="166" w:name="goal-requirements-32"/>
+    <w:bookmarkEnd w:id="166"/>
+    <w:bookmarkStart w:id="167" w:name="goal-requirements-32"/>
     <w:p>
       <w:pPr>
         <w:pStyle w:val="berschrift5"/>
@@ -7190,7 +7438,7 @@
         <w:pStyle w:val="Compact"/>
         <w:numPr>
           <w:ilvl w:val="0"/>
-          <w:numId w:val="1051"/>
+          <w:numId w:val="1052"/>
         </w:numPr>
       </w:pPr>
       <w:r>
@@ -7202,7 +7450,7 @@
         <w:pStyle w:val="Compact"/>
         <w:numPr>
           <w:ilvl w:val="0"/>
-          <w:numId w:val="1051"/>
+          <w:numId w:val="1052"/>
         </w:numPr>
       </w:pPr>
       <w:r>
@@ -7214,7 +7462,7 @@
         <w:pStyle w:val="Compact"/>
         <w:numPr>
           <w:ilvl w:val="0"/>
-          <w:numId w:val="1051"/>
+          <w:numId w:val="1052"/>
         </w:numPr>
       </w:pPr>
       <w:r>
@@ -7226,7 +7474,7 @@
         <w:pStyle w:val="Compact"/>
         <w:numPr>
           <w:ilvl w:val="0"/>
-          <w:numId w:val="1051"/>
+          <w:numId w:val="1052"/>
         </w:numPr>
       </w:pPr>
       <w:r>
@@ -7238,7 +7486,7 @@
         <w:pStyle w:val="Compact"/>
         <w:numPr>
           <w:ilvl w:val="0"/>
-          <w:numId w:val="1051"/>
+          <w:numId w:val="1052"/>
         </w:numPr>
       </w:pPr>
       <w:r>
@@ -7250,15 +7498,15 @@
         <w:pStyle w:val="Compact"/>
         <w:numPr>
           <w:ilvl w:val="0"/>
-          <w:numId w:val="1051"/>
+          <w:numId w:val="1052"/>
         </w:numPr>
       </w:pPr>
       <w:r>
         <w:t xml:space="preserve">DEM gap filling (i.e., interpolated DEM over gaps)</w:t>
       </w:r>
     </w:p>
-    <w:bookmarkEnd w:id="166"/>
-    <w:bookmarkStart w:id="167" w:name="assessment-32"/>
+    <w:bookmarkEnd w:id="167"/>
+    <w:bookmarkStart w:id="168" w:name="assessment-32"/>
     <w:p>
       <w:pPr>
         <w:pStyle w:val="berschrift5"/>
@@ -7272,7 +7520,7 @@
         <w:pStyle w:val="Compact"/>
         <w:numPr>
           <w:ilvl w:val="0"/>
-          <w:numId w:val="1052"/>
+          <w:numId w:val="1053"/>
         </w:numPr>
       </w:pPr>
       <w:r>
@@ -7284,7 +7532,7 @@
         <w:pStyle w:val="Compact"/>
         <w:numPr>
           <w:ilvl w:val="0"/>
-          <w:numId w:val="1052"/>
+          <w:numId w:val="1053"/>
         </w:numPr>
       </w:pPr>
       <w:r>
@@ -7296,7 +7544,7 @@
         <w:pStyle w:val="Compact"/>
         <w:numPr>
           <w:ilvl w:val="0"/>
-          <w:numId w:val="1052"/>
+          <w:numId w:val="1053"/>
         </w:numPr>
       </w:pPr>
       <w:r>
@@ -7308,7 +7556,7 @@
         <w:pStyle w:val="Compact"/>
         <w:numPr>
           <w:ilvl w:val="0"/>
-          <w:numId w:val="1052"/>
+          <w:numId w:val="1053"/>
         </w:numPr>
       </w:pPr>
       <w:r>
@@ -7322,9 +7570,9 @@
         </w:pict>
       </w:r>
     </w:p>
-    <w:bookmarkEnd w:id="167"/>
     <w:bookmarkEnd w:id="168"/>
-    <w:bookmarkStart w:id="172" w:name="sec:pxl-ppscta"/>
+    <w:bookmarkEnd w:id="169"/>
+    <w:bookmarkStart w:id="173" w:name="sec:pxl-ppscta"/>
     <w:p>
       <w:pPr>
         <w:pStyle w:val="berschrift4"/>
@@ -7371,7 +7619,7 @@
         <w:t xml:space="preserve">Usage: Recommended for scenes that include land areas.</w:t>
       </w:r>
     </w:p>
-    <w:bookmarkStart w:id="169" w:name="threshold-requirements-33"/>
+    <w:bookmarkStart w:id="170" w:name="threshold-requirements-33"/>
     <w:p>
       <w:pPr>
         <w:pStyle w:val="berschrift5"/>
@@ -7391,8 +7639,8 @@
         <w:t xml:space="preserve"> </w:t>
       </w:r>
     </w:p>
-    <w:bookmarkEnd w:id="169"/>
-    <w:bookmarkStart w:id="170" w:name="goal-requirements-33"/>
+    <w:bookmarkEnd w:id="170"/>
+    <w:bookmarkStart w:id="171" w:name="goal-requirements-33"/>
     <w:p>
       <w:pPr>
         <w:pStyle w:val="berschrift5"/>
@@ -7508,7 +7756,7 @@
         <w:pStyle w:val="Compact"/>
         <w:numPr>
           <w:ilvl w:val="0"/>
-          <w:numId w:val="1053"/>
+          <w:numId w:val="1054"/>
         </w:numPr>
       </w:pPr>
       <w:r>
@@ -7520,7 +7768,7 @@
         <w:pStyle w:val="Compact"/>
         <w:numPr>
           <w:ilvl w:val="0"/>
-          <w:numId w:val="1053"/>
+          <w:numId w:val="1054"/>
         </w:numPr>
       </w:pPr>
       <w:r>
@@ -7532,7 +7780,7 @@
         <w:pStyle w:val="Compact"/>
         <w:numPr>
           <w:ilvl w:val="0"/>
-          <w:numId w:val="1053"/>
+          <w:numId w:val="1054"/>
         </w:numPr>
       </w:pPr>
       <w:r>
@@ -7544,7 +7792,7 @@
         <w:pStyle w:val="Compact"/>
         <w:numPr>
           <w:ilvl w:val="0"/>
-          <w:numId w:val="1053"/>
+          <w:numId w:val="1054"/>
         </w:numPr>
       </w:pPr>
       <w:r>
@@ -7556,15 +7804,15 @@
         <w:pStyle w:val="Compact"/>
         <w:numPr>
           <w:ilvl w:val="0"/>
-          <w:numId w:val="1053"/>
+          <w:numId w:val="1054"/>
         </w:numPr>
       </w:pPr>
       <w:r>
         <w:t xml:space="preserve">Byte Order</w:t>
       </w:r>
     </w:p>
-    <w:bookmarkEnd w:id="170"/>
-    <w:bookmarkStart w:id="171" w:name="assessment-33"/>
+    <w:bookmarkEnd w:id="171"/>
+    <w:bookmarkStart w:id="172" w:name="assessment-33"/>
     <w:p>
       <w:pPr>
         <w:pStyle w:val="berschrift5"/>
@@ -7578,7 +7826,7 @@
         <w:pStyle w:val="Compact"/>
         <w:numPr>
           <w:ilvl w:val="0"/>
-          <w:numId w:val="1054"/>
+          <w:numId w:val="1055"/>
         </w:numPr>
       </w:pPr>
       <w:r>
@@ -7590,7 +7838,7 @@
         <w:pStyle w:val="Compact"/>
         <w:numPr>
           <w:ilvl w:val="0"/>
-          <w:numId w:val="1054"/>
+          <w:numId w:val="1055"/>
         </w:numPr>
       </w:pPr>
       <w:r>
@@ -7602,7 +7850,7 @@
         <w:pStyle w:val="Compact"/>
         <w:numPr>
           <w:ilvl w:val="0"/>
-          <w:numId w:val="1054"/>
+          <w:numId w:val="1055"/>
         </w:numPr>
       </w:pPr>
       <w:r>
@@ -7614,7 +7862,7 @@
         <w:pStyle w:val="Compact"/>
         <w:numPr>
           <w:ilvl w:val="0"/>
-          <w:numId w:val="1054"/>
+          <w:numId w:val="1055"/>
         </w:numPr>
       </w:pPr>
       <w:r>
@@ -7628,9 +7876,9 @@
         </w:pict>
       </w:r>
     </w:p>
-    <w:bookmarkEnd w:id="171"/>
     <w:bookmarkEnd w:id="172"/>
-    <w:bookmarkStart w:id="176" w:name="sec:pxl-pplia"/>
+    <w:bookmarkEnd w:id="173"/>
+    <w:bookmarkStart w:id="177" w:name="sec:pxl-pplia"/>
     <w:p>
       <w:pPr>
         <w:pStyle w:val="berschrift4"/>
@@ -7665,7 +7913,7 @@
         <w:t xml:space="preserve">pxl-pplia</w:t>
       </w:r>
     </w:p>
-    <w:bookmarkStart w:id="173" w:name="threshold-requirements-34"/>
+    <w:bookmarkStart w:id="174" w:name="threshold-requirements-34"/>
     <w:p>
       <w:pPr>
         <w:pStyle w:val="berschrift5"/>
@@ -7695,7 +7943,7 @@
         <w:pStyle w:val="Compact"/>
         <w:numPr>
           <w:ilvl w:val="0"/>
-          <w:numId w:val="1055"/>
+          <w:numId w:val="1056"/>
         </w:numPr>
       </w:pPr>
       <w:r>
@@ -7707,7 +7955,7 @@
         <w:pStyle w:val="Compact"/>
         <w:numPr>
           <w:ilvl w:val="0"/>
-          <w:numId w:val="1055"/>
+          <w:numId w:val="1056"/>
         </w:numPr>
       </w:pPr>
       <w:r>
@@ -7719,7 +7967,7 @@
         <w:pStyle w:val="Compact"/>
         <w:numPr>
           <w:ilvl w:val="0"/>
-          <w:numId w:val="1055"/>
+          <w:numId w:val="1056"/>
         </w:numPr>
       </w:pPr>
       <w:r>
@@ -7731,7 +7979,7 @@
         <w:pStyle w:val="Compact"/>
         <w:numPr>
           <w:ilvl w:val="0"/>
-          <w:numId w:val="1055"/>
+          <w:numId w:val="1056"/>
         </w:numPr>
       </w:pPr>
       <w:r>
@@ -7743,7 +7991,7 @@
         <w:pStyle w:val="Compact"/>
         <w:numPr>
           <w:ilvl w:val="0"/>
-          <w:numId w:val="1055"/>
+          <w:numId w:val="1056"/>
         </w:numPr>
       </w:pPr>
       <w:r>
@@ -7763,15 +8011,15 @@
         <w:pStyle w:val="Compact"/>
         <w:numPr>
           <w:ilvl w:val="0"/>
-          <w:numId w:val="1056"/>
+          <w:numId w:val="1057"/>
         </w:numPr>
       </w:pPr>
       <w:r>
         <w:t xml:space="preserve">For maritime ORB scenes when no land areas are covered, a geoid model could be used for the calculation of the local incident angle.</w:t>
       </w:r>
     </w:p>
-    <w:bookmarkEnd w:id="173"/>
-    <w:bookmarkStart w:id="174" w:name="goal-requirements-34"/>
+    <w:bookmarkEnd w:id="174"/>
+    <w:bookmarkStart w:id="175" w:name="goal-requirements-34"/>
     <w:p>
       <w:pPr>
         <w:pStyle w:val="berschrift5"/>
@@ -7791,8 +8039,8 @@
         <w:t xml:space="preserve"> </w:t>
       </w:r>
     </w:p>
-    <w:bookmarkEnd w:id="174"/>
-    <w:bookmarkStart w:id="175" w:name="assessment-34"/>
+    <w:bookmarkEnd w:id="175"/>
+    <w:bookmarkStart w:id="176" w:name="assessment-34"/>
     <w:p>
       <w:pPr>
         <w:pStyle w:val="berschrift5"/>
@@ -7806,7 +8054,7 @@
         <w:pStyle w:val="Compact"/>
         <w:numPr>
           <w:ilvl w:val="0"/>
-          <w:numId w:val="1057"/>
+          <w:numId w:val="1058"/>
         </w:numPr>
       </w:pPr>
       <w:r>
@@ -7818,7 +8066,7 @@
         <w:pStyle w:val="Compact"/>
         <w:numPr>
           <w:ilvl w:val="0"/>
-          <w:numId w:val="1057"/>
+          <w:numId w:val="1058"/>
         </w:numPr>
       </w:pPr>
       <w:r>
@@ -7830,7 +8078,7 @@
         <w:pStyle w:val="Compact"/>
         <w:numPr>
           <w:ilvl w:val="0"/>
-          <w:numId w:val="1057"/>
+          <w:numId w:val="1058"/>
         </w:numPr>
       </w:pPr>
       <w:r>
@@ -7842,7 +8090,7 @@
         <w:pStyle w:val="Compact"/>
         <w:numPr>
           <w:ilvl w:val="0"/>
-          <w:numId w:val="1057"/>
+          <w:numId w:val="1058"/>
         </w:numPr>
       </w:pPr>
       <w:r>
@@ -7856,9 +8104,9 @@
         </w:pict>
       </w:r>
     </w:p>
-    <w:bookmarkEnd w:id="175"/>
     <w:bookmarkEnd w:id="176"/>
-    <w:bookmarkStart w:id="180" w:name="sec:pxl-ppelia"/>
+    <w:bookmarkEnd w:id="177"/>
+    <w:bookmarkStart w:id="181" w:name="sec:pxl-ppelia"/>
     <w:p>
       <w:pPr>
         <w:pStyle w:val="berschrift4"/>
@@ -7893,7 +8141,7 @@
         <w:t xml:space="preserve">pxl-ppelia</w:t>
       </w:r>
     </w:p>
-    <w:bookmarkStart w:id="177" w:name="threshold-requirements-35"/>
+    <w:bookmarkStart w:id="178" w:name="threshold-requirements-35"/>
     <w:p>
       <w:pPr>
         <w:pStyle w:val="berschrift5"/>
@@ -7913,8 +8161,8 @@
         <w:t xml:space="preserve"> </w:t>
       </w:r>
     </w:p>
-    <w:bookmarkEnd w:id="177"/>
-    <w:bookmarkStart w:id="178" w:name="goal-requirements-35"/>
+    <w:bookmarkEnd w:id="178"/>
+    <w:bookmarkStart w:id="179" w:name="goal-requirements-35"/>
     <w:p>
       <w:pPr>
         <w:pStyle w:val="berschrift5"/>
@@ -7944,7 +8192,7 @@
         <w:pStyle w:val="Compact"/>
         <w:numPr>
           <w:ilvl w:val="0"/>
-          <w:numId w:val="1058"/>
+          <w:numId w:val="1059"/>
         </w:numPr>
       </w:pPr>
       <w:r>
@@ -7956,7 +8204,7 @@
         <w:pStyle w:val="Compact"/>
         <w:numPr>
           <w:ilvl w:val="0"/>
-          <w:numId w:val="1058"/>
+          <w:numId w:val="1059"/>
         </w:numPr>
       </w:pPr>
       <w:r>
@@ -7968,7 +8216,7 @@
         <w:pStyle w:val="Compact"/>
         <w:numPr>
           <w:ilvl w:val="0"/>
-          <w:numId w:val="1058"/>
+          <w:numId w:val="1059"/>
         </w:numPr>
       </w:pPr>
       <w:r>
@@ -7980,7 +8228,7 @@
         <w:pStyle w:val="Compact"/>
         <w:numPr>
           <w:ilvl w:val="0"/>
-          <w:numId w:val="1058"/>
+          <w:numId w:val="1059"/>
         </w:numPr>
       </w:pPr>
       <w:r>
@@ -7992,7 +8240,7 @@
         <w:pStyle w:val="Compact"/>
         <w:numPr>
           <w:ilvl w:val="0"/>
-          <w:numId w:val="1058"/>
+          <w:numId w:val="1059"/>
         </w:numPr>
       </w:pPr>
       <w:r>
@@ -8004,7 +8252,7 @@
         <w:pStyle w:val="Compact"/>
         <w:numPr>
           <w:ilvl w:val="0"/>
-          <w:numId w:val="1058"/>
+          <w:numId w:val="1059"/>
         </w:numPr>
       </w:pPr>
       <w:r>
@@ -8024,15 +8272,15 @@
         <w:pStyle w:val="Compact"/>
         <w:numPr>
           <w:ilvl w:val="0"/>
-          <w:numId w:val="1059"/>
+          <w:numId w:val="1060"/>
         </w:numPr>
       </w:pPr>
       <w:r>
         <w:t xml:space="preserve">For maritime ORB scenes when no land areas are covered, the ellipsoidal incident angle is nearly identical to the geoid based local incident angle.</w:t>
       </w:r>
     </w:p>
-    <w:bookmarkEnd w:id="178"/>
-    <w:bookmarkStart w:id="179" w:name="assessment-35"/>
+    <w:bookmarkEnd w:id="179"/>
+    <w:bookmarkStart w:id="180" w:name="assessment-35"/>
     <w:p>
       <w:pPr>
         <w:pStyle w:val="berschrift5"/>
@@ -8046,7 +8294,7 @@
         <w:pStyle w:val="Compact"/>
         <w:numPr>
           <w:ilvl w:val="0"/>
-          <w:numId w:val="1060"/>
+          <w:numId w:val="1061"/>
         </w:numPr>
       </w:pPr>
       <w:r>
@@ -8058,7 +8306,7 @@
         <w:pStyle w:val="Compact"/>
         <w:numPr>
           <w:ilvl w:val="0"/>
-          <w:numId w:val="1060"/>
+          <w:numId w:val="1061"/>
         </w:numPr>
       </w:pPr>
       <w:r>
@@ -8070,7 +8318,7 @@
         <w:pStyle w:val="Compact"/>
         <w:numPr>
           <w:ilvl w:val="0"/>
-          <w:numId w:val="1060"/>
+          <w:numId w:val="1061"/>
         </w:numPr>
       </w:pPr>
       <w:r>
@@ -8082,7 +8330,7 @@
         <w:pStyle w:val="Compact"/>
         <w:numPr>
           <w:ilvl w:val="0"/>
-          <w:numId w:val="1060"/>
+          <w:numId w:val="1061"/>
         </w:numPr>
       </w:pPr>
       <w:r>
@@ -8096,9 +8344,9 @@
         </w:pict>
       </w:r>
     </w:p>
-    <w:bookmarkEnd w:id="179"/>
     <w:bookmarkEnd w:id="180"/>
-    <w:bookmarkStart w:id="184" w:name="sec:pxl-ppnspw"/>
+    <w:bookmarkEnd w:id="181"/>
+    <w:bookmarkStart w:id="185" w:name="sec:pxl-ppnspw"/>
     <w:p>
       <w:pPr>
         <w:pStyle w:val="berschrift4"/>
@@ -8133,7 +8381,7 @@
         <w:t xml:space="preserve">pxl-ppnspw</w:t>
       </w:r>
     </w:p>
-    <w:bookmarkStart w:id="181" w:name="threshold-requirements-36"/>
+    <w:bookmarkStart w:id="182" w:name="threshold-requirements-36"/>
     <w:p>
       <w:pPr>
         <w:pStyle w:val="berschrift5"/>
@@ -8153,8 +8401,8 @@
         <w:t xml:space="preserve"> </w:t>
       </w:r>
     </w:p>
-    <w:bookmarkEnd w:id="181"/>
-    <w:bookmarkStart w:id="182" w:name="goal-requirements-36"/>
+    <w:bookmarkEnd w:id="182"/>
+    <w:bookmarkStart w:id="183" w:name="goal-requirements-36"/>
     <w:p>
       <w:pPr>
         <w:pStyle w:val="berschrift5"/>
@@ -8310,7 +8558,7 @@
         <w:pStyle w:val="Compact"/>
         <w:numPr>
           <w:ilvl w:val="0"/>
-          <w:numId w:val="1061"/>
+          <w:numId w:val="1062"/>
         </w:numPr>
       </w:pPr>
       <w:r>
@@ -8322,7 +8570,7 @@
         <w:pStyle w:val="Compact"/>
         <w:numPr>
           <w:ilvl w:val="0"/>
-          <w:numId w:val="1061"/>
+          <w:numId w:val="1062"/>
         </w:numPr>
       </w:pPr>
       <w:r>
@@ -8334,7 +8582,7 @@
         <w:pStyle w:val="Compact"/>
         <w:numPr>
           <w:ilvl w:val="0"/>
-          <w:numId w:val="1061"/>
+          <w:numId w:val="1062"/>
         </w:numPr>
       </w:pPr>
       <w:r>
@@ -8346,7 +8594,7 @@
         <w:pStyle w:val="Compact"/>
         <w:numPr>
           <w:ilvl w:val="0"/>
-          <w:numId w:val="1061"/>
+          <w:numId w:val="1062"/>
         </w:numPr>
       </w:pPr>
       <w:r>
@@ -8358,15 +8606,15 @@
         <w:pStyle w:val="Compact"/>
         <w:numPr>
           <w:ilvl w:val="0"/>
-          <w:numId w:val="1061"/>
+          <w:numId w:val="1062"/>
         </w:numPr>
       </w:pPr>
       <w:r>
         <w:t xml:space="preserve">Byte Order</w:t>
       </w:r>
     </w:p>
-    <w:bookmarkEnd w:id="182"/>
-    <w:bookmarkStart w:id="183" w:name="assessment-36"/>
+    <w:bookmarkEnd w:id="183"/>
+    <w:bookmarkStart w:id="184" w:name="assessment-36"/>
     <w:p>
       <w:pPr>
         <w:pStyle w:val="berschrift5"/>
@@ -8380,7 +8628,7 @@
         <w:pStyle w:val="Compact"/>
         <w:numPr>
           <w:ilvl w:val="0"/>
-          <w:numId w:val="1062"/>
+          <w:numId w:val="1063"/>
         </w:numPr>
       </w:pPr>
       <w:r>
@@ -8392,7 +8640,7 @@
         <w:pStyle w:val="Compact"/>
         <w:numPr>
           <w:ilvl w:val="0"/>
-          <w:numId w:val="1062"/>
+          <w:numId w:val="1063"/>
         </w:numPr>
       </w:pPr>
       <w:r>
@@ -8404,7 +8652,7 @@
         <w:pStyle w:val="Compact"/>
         <w:numPr>
           <w:ilvl w:val="0"/>
-          <w:numId w:val="1062"/>
+          <w:numId w:val="1063"/>
         </w:numPr>
       </w:pPr>
       <w:r>
@@ -8416,7 +8664,7 @@
         <w:pStyle w:val="Compact"/>
         <w:numPr>
           <w:ilvl w:val="0"/>
-          <w:numId w:val="1062"/>
+          <w:numId w:val="1063"/>
         </w:numPr>
       </w:pPr>
       <w:r>
@@ -8430,9 +8678,9 @@
         </w:pict>
       </w:r>
     </w:p>
-    <w:bookmarkEnd w:id="183"/>
     <w:bookmarkEnd w:id="184"/>
-    <w:bookmarkStart w:id="188" w:name="sec:pxl-ppgmsg"/>
+    <w:bookmarkEnd w:id="185"/>
+    <w:bookmarkStart w:id="189" w:name="sec:pxl-ppgmsg"/>
     <w:p>
       <w:pPr>
         <w:pStyle w:val="berschrift4"/>
@@ -8467,7 +8715,7 @@
         <w:t xml:space="preserve">pxl-ppgmsg</w:t>
       </w:r>
     </w:p>
-    <w:bookmarkStart w:id="185" w:name="threshold-requirements-37"/>
+    <w:bookmarkStart w:id="186" w:name="threshold-requirements-37"/>
     <w:p>
       <w:pPr>
         <w:pStyle w:val="berschrift5"/>
@@ -8487,8 +8735,8 @@
         <w:t xml:space="preserve"> </w:t>
       </w:r>
     </w:p>
-    <w:bookmarkEnd w:id="185"/>
-    <w:bookmarkStart w:id="186" w:name="goal-requirements-37"/>
+    <w:bookmarkEnd w:id="186"/>
+    <w:bookmarkStart w:id="187" w:name="goal-requirements-37"/>
     <w:p>
       <w:pPr>
         <w:pStyle w:val="berschrift5"/>
@@ -8583,7 +8831,7 @@
         <w:pStyle w:val="Compact"/>
         <w:numPr>
           <w:ilvl w:val="0"/>
-          <w:numId w:val="1063"/>
+          <w:numId w:val="1064"/>
         </w:numPr>
       </w:pPr>
       <w:r>
@@ -8595,7 +8843,7 @@
         <w:pStyle w:val="Compact"/>
         <w:numPr>
           <w:ilvl w:val="0"/>
-          <w:numId w:val="1063"/>
+          <w:numId w:val="1064"/>
         </w:numPr>
       </w:pPr>
       <w:r>
@@ -8607,7 +8855,7 @@
         <w:pStyle w:val="Compact"/>
         <w:numPr>
           <w:ilvl w:val="0"/>
-          <w:numId w:val="1063"/>
+          <w:numId w:val="1064"/>
         </w:numPr>
       </w:pPr>
       <w:r>
@@ -8619,7 +8867,7 @@
         <w:pStyle w:val="Compact"/>
         <w:numPr>
           <w:ilvl w:val="0"/>
-          <w:numId w:val="1063"/>
+          <w:numId w:val="1064"/>
         </w:numPr>
       </w:pPr>
       <w:r>
@@ -8631,15 +8879,15 @@
         <w:pStyle w:val="Compact"/>
         <w:numPr>
           <w:ilvl w:val="0"/>
-          <w:numId w:val="1063"/>
+          <w:numId w:val="1064"/>
         </w:numPr>
       </w:pPr>
       <w:r>
         <w:t xml:space="preserve">Byte Order</w:t>
       </w:r>
     </w:p>
-    <w:bookmarkEnd w:id="186"/>
-    <w:bookmarkStart w:id="187" w:name="assessment-37"/>
+    <w:bookmarkEnd w:id="187"/>
+    <w:bookmarkStart w:id="188" w:name="assessment-37"/>
     <w:p>
       <w:pPr>
         <w:pStyle w:val="berschrift5"/>
@@ -8653,7 +8901,7 @@
         <w:pStyle w:val="Compact"/>
         <w:numPr>
           <w:ilvl w:val="0"/>
-          <w:numId w:val="1064"/>
+          <w:numId w:val="1065"/>
         </w:numPr>
       </w:pPr>
       <w:r>
@@ -8665,7 +8913,7 @@
         <w:pStyle w:val="Compact"/>
         <w:numPr>
           <w:ilvl w:val="0"/>
-          <w:numId w:val="1064"/>
+          <w:numId w:val="1065"/>
         </w:numPr>
       </w:pPr>
       <w:r>
@@ -8677,7 +8925,7 @@
         <w:pStyle w:val="Compact"/>
         <w:numPr>
           <w:ilvl w:val="0"/>
-          <w:numId w:val="1064"/>
+          <w:numId w:val="1065"/>
         </w:numPr>
       </w:pPr>
       <w:r>
@@ -8689,7 +8937,7 @@
         <w:pStyle w:val="Compact"/>
         <w:numPr>
           <w:ilvl w:val="0"/>
-          <w:numId w:val="1064"/>
+          <w:numId w:val="1065"/>
         </w:numPr>
       </w:pPr>
       <w:r>
@@ -8703,9 +8951,9 @@
         </w:pict>
       </w:r>
     </w:p>
-    <w:bookmarkEnd w:id="187"/>
     <w:bookmarkEnd w:id="188"/>
-    <w:bookmarkStart w:id="192" w:name="sec:pxl-ppacqd"/>
+    <w:bookmarkEnd w:id="189"/>
+    <w:bookmarkStart w:id="193" w:name="sec:pxl-ppacqd"/>
     <w:p>
       <w:pPr>
         <w:pStyle w:val="berschrift4"/>
@@ -8740,7 +8988,7 @@
         <w:t xml:space="preserve">pxl-ppacqd</w:t>
       </w:r>
     </w:p>
-    <w:bookmarkStart w:id="189" w:name="threshold-requirements-38"/>
+    <w:bookmarkStart w:id="190" w:name="threshold-requirements-38"/>
     <w:p>
       <w:pPr>
         <w:pStyle w:val="berschrift5"/>
@@ -8829,7 +9077,7 @@
         <w:pStyle w:val="Compact"/>
         <w:numPr>
           <w:ilvl w:val="0"/>
-          <w:numId w:val="1065"/>
+          <w:numId w:val="1066"/>
         </w:numPr>
       </w:pPr>
       <w:r>
@@ -8841,7 +9089,7 @@
         <w:pStyle w:val="Compact"/>
         <w:numPr>
           <w:ilvl w:val="0"/>
-          <w:numId w:val="1065"/>
+          <w:numId w:val="1066"/>
         </w:numPr>
       </w:pPr>
       <w:r>
@@ -8853,7 +9101,7 @@
         <w:pStyle w:val="Compact"/>
         <w:numPr>
           <w:ilvl w:val="0"/>
-          <w:numId w:val="1065"/>
+          <w:numId w:val="1066"/>
         </w:numPr>
       </w:pPr>
       <w:r>
@@ -8865,7 +9113,7 @@
         <w:pStyle w:val="Compact"/>
         <w:numPr>
           <w:ilvl w:val="0"/>
-          <w:numId w:val="1065"/>
+          <w:numId w:val="1066"/>
         </w:numPr>
       </w:pPr>
       <w:r>
@@ -8877,15 +9125,15 @@
         <w:pStyle w:val="Compact"/>
         <w:numPr>
           <w:ilvl w:val="0"/>
-          <w:numId w:val="1065"/>
+          <w:numId w:val="1066"/>
         </w:numPr>
       </w:pPr>
       <w:r>
         <w:t xml:space="preserve">Byte Order</w:t>
       </w:r>
     </w:p>
-    <w:bookmarkEnd w:id="189"/>
-    <w:bookmarkStart w:id="190" w:name="goal-requirements-38"/>
+    <w:bookmarkEnd w:id="190"/>
+    <w:bookmarkStart w:id="191" w:name="goal-requirements-38"/>
     <w:p>
       <w:pPr>
         <w:pStyle w:val="berschrift5"/>
@@ -8902,8 +9150,8 @@
         <w:t xml:space="preserve">In case of image composites, the sources for each pixel are uniquely identified.</w:t>
       </w:r>
     </w:p>
-    <w:bookmarkEnd w:id="190"/>
-    <w:bookmarkStart w:id="191" w:name="assessment-38"/>
+    <w:bookmarkEnd w:id="191"/>
+    <w:bookmarkStart w:id="192" w:name="assessment-38"/>
     <w:p>
       <w:pPr>
         <w:pStyle w:val="berschrift5"/>
@@ -8917,7 +9165,7 @@
         <w:pStyle w:val="Compact"/>
         <w:numPr>
           <w:ilvl w:val="0"/>
-          <w:numId w:val="1066"/>
+          <w:numId w:val="1067"/>
         </w:numPr>
       </w:pPr>
       <w:r>
@@ -8929,7 +9177,7 @@
         <w:pStyle w:val="Compact"/>
         <w:numPr>
           <w:ilvl w:val="0"/>
-          <w:numId w:val="1066"/>
+          <w:numId w:val="1067"/>
         </w:numPr>
       </w:pPr>
       <w:r>
@@ -8941,7 +9189,7 @@
         <w:pStyle w:val="Compact"/>
         <w:numPr>
           <w:ilvl w:val="0"/>
-          <w:numId w:val="1066"/>
+          <w:numId w:val="1067"/>
         </w:numPr>
       </w:pPr>
       <w:r>
@@ -8953,7 +9201,7 @@
         <w:pStyle w:val="Compact"/>
         <w:numPr>
           <w:ilvl w:val="0"/>
-          <w:numId w:val="1066"/>
+          <w:numId w:val="1067"/>
         </w:numPr>
       </w:pPr>
       <w:r>
@@ -8967,9 +9215,9 @@
         </w:pict>
       </w:r>
     </w:p>
-    <w:bookmarkEnd w:id="191"/>
     <w:bookmarkEnd w:id="192"/>
-    <w:bookmarkStart w:id="196" w:name="sec:pxl-ppdem"/>
+    <w:bookmarkEnd w:id="193"/>
+    <w:bookmarkStart w:id="197" w:name="sec:pxl-ppdem"/>
     <w:p>
       <w:pPr>
         <w:pStyle w:val="berschrift4"/>
@@ -9004,7 +9252,7 @@
         <w:t xml:space="preserve">pxl-ppdem</w:t>
       </w:r>
     </w:p>
-    <w:bookmarkStart w:id="193" w:name="threshold-requirements-39"/>
+    <w:bookmarkStart w:id="194" w:name="threshold-requirements-39"/>
     <w:p>
       <w:pPr>
         <w:pStyle w:val="berschrift5"/>
@@ -9024,8 +9272,8 @@
         <w:t xml:space="preserve"> </w:t>
       </w:r>
     </w:p>
-    <w:bookmarkEnd w:id="193"/>
-    <w:bookmarkStart w:id="194" w:name="goal-requirements-39"/>
+    <w:bookmarkEnd w:id="194"/>
+    <w:bookmarkStart w:id="195" w:name="goal-requirements-39"/>
     <w:p>
       <w:pPr>
         <w:pStyle w:val="berschrift5"/>
@@ -9063,7 +9311,7 @@
         <w:pStyle w:val="Compact"/>
         <w:numPr>
           <w:ilvl w:val="0"/>
-          <w:numId w:val="1067"/>
+          <w:numId w:val="1068"/>
         </w:numPr>
       </w:pPr>
       <w:r>
@@ -9075,7 +9323,7 @@
         <w:pStyle w:val="Compact"/>
         <w:numPr>
           <w:ilvl w:val="0"/>
-          <w:numId w:val="1067"/>
+          <w:numId w:val="1068"/>
         </w:numPr>
       </w:pPr>
       <w:r>
@@ -9087,7 +9335,7 @@
         <w:pStyle w:val="Compact"/>
         <w:numPr>
           <w:ilvl w:val="0"/>
-          <w:numId w:val="1067"/>
+          <w:numId w:val="1068"/>
         </w:numPr>
       </w:pPr>
       <w:r>
@@ -9099,7 +9347,7 @@
         <w:pStyle w:val="Compact"/>
         <w:numPr>
           <w:ilvl w:val="0"/>
-          <w:numId w:val="1067"/>
+          <w:numId w:val="1068"/>
         </w:numPr>
       </w:pPr>
       <w:r>
@@ -9111,15 +9359,15 @@
         <w:pStyle w:val="Compact"/>
         <w:numPr>
           <w:ilvl w:val="0"/>
-          <w:numId w:val="1067"/>
+          <w:numId w:val="1068"/>
         </w:numPr>
       </w:pPr>
       <w:r>
         <w:t xml:space="preserve">Byte Order</w:t>
       </w:r>
     </w:p>
-    <w:bookmarkEnd w:id="194"/>
-    <w:bookmarkStart w:id="195" w:name="assessment-39"/>
+    <w:bookmarkEnd w:id="195"/>
+    <w:bookmarkStart w:id="196" w:name="assessment-39"/>
     <w:p>
       <w:pPr>
         <w:pStyle w:val="berschrift5"/>
@@ -9133,7 +9381,7 @@
         <w:pStyle w:val="Compact"/>
         <w:numPr>
           <w:ilvl w:val="0"/>
-          <w:numId w:val="1068"/>
+          <w:numId w:val="1069"/>
         </w:numPr>
       </w:pPr>
       <w:r>
@@ -9145,7 +9393,7 @@
         <w:pStyle w:val="Compact"/>
         <w:numPr>
           <w:ilvl w:val="0"/>
-          <w:numId w:val="1068"/>
+          <w:numId w:val="1069"/>
         </w:numPr>
       </w:pPr>
       <w:r>
@@ -9157,7 +9405,7 @@
         <w:pStyle w:val="Compact"/>
         <w:numPr>
           <w:ilvl w:val="0"/>
-          <w:numId w:val="1068"/>
+          <w:numId w:val="1069"/>
         </w:numPr>
       </w:pPr>
       <w:r>
@@ -9169,17 +9417,17 @@
         <w:pStyle w:val="Compact"/>
         <w:numPr>
           <w:ilvl w:val="0"/>
-          <w:numId w:val="1068"/>
+          <w:numId w:val="1069"/>
         </w:numPr>
       </w:pPr>
       <w:r>
         <w:t xml:space="preserve">Recommended Requirement Modification:</w:t>
       </w:r>
     </w:p>
-    <w:bookmarkEnd w:id="195"/>
     <w:bookmarkEnd w:id="196"/>
     <w:bookmarkEnd w:id="197"/>
-    <w:bookmarkStart w:id="226" w:name="sec:rcm"/>
+    <w:bookmarkEnd w:id="198"/>
+    <w:bookmarkStart w:id="227" w:name="sec:rcm"/>
     <w:p>
       <w:pPr>
         <w:pStyle w:val="berschrift3"/>
@@ -9223,7 +9471,7 @@
         <w:t xml:space="preserve">The requirements below must be met for all pixels/samples/observations in a collection.</w:t>
       </w:r>
     </w:p>
-    <w:bookmarkStart w:id="201" w:name="sec:rcm-cldopt"/>
+    <w:bookmarkStart w:id="202" w:name="sec:rcm-cldopt"/>
     <w:p>
       <w:pPr>
         <w:pStyle w:val="berschrift4"/>
@@ -9258,7 +9506,7 @@
         <w:t xml:space="preserve">rcm-cldopt</w:t>
       </w:r>
     </w:p>
-    <w:bookmarkStart w:id="198" w:name="threshold-requirements-40"/>
+    <w:bookmarkStart w:id="199" w:name="threshold-requirements-40"/>
     <w:p>
       <w:pPr>
         <w:pStyle w:val="berschrift5"/>
@@ -9278,8 +9526,8 @@
         <w:t xml:space="preserve"> </w:t>
       </w:r>
     </w:p>
-    <w:bookmarkEnd w:id="198"/>
-    <w:bookmarkStart w:id="199" w:name="goal-requirements-40"/>
+    <w:bookmarkEnd w:id="199"/>
+    <w:bookmarkStart w:id="200" w:name="goal-requirements-40"/>
     <w:p>
       <w:pPr>
         <w:pStyle w:val="berschrift5"/>
@@ -9296,8 +9544,8 @@
         <w:t xml:space="preserve">All files are provided using cloud-optimized file formats.</w:t>
       </w:r>
     </w:p>
-    <w:bookmarkEnd w:id="199"/>
-    <w:bookmarkStart w:id="200" w:name="assessment-40"/>
+    <w:bookmarkEnd w:id="200"/>
+    <w:bookmarkStart w:id="201" w:name="assessment-40"/>
     <w:p>
       <w:pPr>
         <w:pStyle w:val="berschrift5"/>
@@ -9311,7 +9559,7 @@
         <w:pStyle w:val="Compact"/>
         <w:numPr>
           <w:ilvl w:val="0"/>
-          <w:numId w:val="1069"/>
+          <w:numId w:val="1070"/>
         </w:numPr>
       </w:pPr>
       <w:r>
@@ -9323,7 +9571,7 @@
         <w:pStyle w:val="Compact"/>
         <w:numPr>
           <w:ilvl w:val="0"/>
-          <w:numId w:val="1069"/>
+          <w:numId w:val="1070"/>
         </w:numPr>
       </w:pPr>
       <w:r>
@@ -9335,7 +9583,7 @@
         <w:pStyle w:val="Compact"/>
         <w:numPr>
           <w:ilvl w:val="0"/>
-          <w:numId w:val="1069"/>
+          <w:numId w:val="1070"/>
         </w:numPr>
       </w:pPr>
       <w:r>
@@ -9347,7 +9595,7 @@
         <w:pStyle w:val="Compact"/>
         <w:numPr>
           <w:ilvl w:val="0"/>
-          <w:numId w:val="1069"/>
+          <w:numId w:val="1070"/>
         </w:numPr>
       </w:pPr>
       <w:r>
@@ -9361,9 +9609,9 @@
         </w:pict>
       </w:r>
     </w:p>
-    <w:bookmarkEnd w:id="200"/>
     <w:bookmarkEnd w:id="201"/>
-    <w:bookmarkStart w:id="205" w:name="sec:rcm-bspol"/>
+    <w:bookmarkEnd w:id="202"/>
+    <w:bookmarkStart w:id="206" w:name="sec:rcm-bspol"/>
     <w:p>
       <w:pPr>
         <w:pStyle w:val="berschrift4"/>
@@ -9398,7 +9646,7 @@
         <w:t xml:space="preserve">rcm-bspol</w:t>
       </w:r>
     </w:p>
-    <w:bookmarkStart w:id="202" w:name="threshold-requirements-41"/>
+    <w:bookmarkStart w:id="203" w:name="threshold-requirements-41"/>
     <w:p>
       <w:pPr>
         <w:pStyle w:val="berschrift5"/>
@@ -9420,7 +9668,7 @@
         <w:pStyle w:val="Compact"/>
         <w:numPr>
           <w:ilvl w:val="0"/>
-          <w:numId w:val="1070"/>
+          <w:numId w:val="1071"/>
         </w:numPr>
       </w:pPr>
       <w:r>
@@ -9464,7 +9712,7 @@
         <w:pStyle w:val="Compact"/>
         <w:numPr>
           <w:ilvl w:val="0"/>
-          <w:numId w:val="1070"/>
+          <w:numId w:val="1071"/>
         </w:numPr>
       </w:pPr>
       <w:r>
@@ -9519,7 +9767,7 @@
         <w:pStyle w:val="Compact"/>
         <w:numPr>
           <w:ilvl w:val="0"/>
-          <w:numId w:val="1071"/>
+          <w:numId w:val="1072"/>
         </w:numPr>
       </w:pPr>
       <w:r>
@@ -9531,7 +9779,7 @@
         <w:pStyle w:val="Compact"/>
         <w:numPr>
           <w:ilvl w:val="0"/>
-          <w:numId w:val="1071"/>
+          <w:numId w:val="1072"/>
         </w:numPr>
       </w:pPr>
       <w:r>
@@ -9543,7 +9791,7 @@
         <w:pStyle w:val="Compact"/>
         <w:numPr>
           <w:ilvl w:val="0"/>
-          <w:numId w:val="1071"/>
+          <w:numId w:val="1072"/>
         </w:numPr>
       </w:pPr>
       <w:r>
@@ -9555,7 +9803,7 @@
         <w:pStyle w:val="Compact"/>
         <w:numPr>
           <w:ilvl w:val="0"/>
-          <w:numId w:val="1071"/>
+          <w:numId w:val="1072"/>
         </w:numPr>
       </w:pPr>
       <w:r>
@@ -9567,7 +9815,7 @@
         <w:pStyle w:val="Compact"/>
         <w:numPr>
           <w:ilvl w:val="0"/>
-          <w:numId w:val="1071"/>
+          <w:numId w:val="1072"/>
         </w:numPr>
       </w:pPr>
       <w:r>
@@ -9579,7 +9827,7 @@
         <w:pStyle w:val="Compact"/>
         <w:numPr>
           <w:ilvl w:val="0"/>
-          <w:numId w:val="1071"/>
+          <w:numId w:val="1072"/>
         </w:numPr>
       </w:pPr>
       <w:r>
@@ -9591,7 +9839,7 @@
         <w:pStyle w:val="Compact"/>
         <w:numPr>
           <w:ilvl w:val="0"/>
-          <w:numId w:val="1071"/>
+          <w:numId w:val="1072"/>
         </w:numPr>
       </w:pPr>
       <w:r>
@@ -9609,7 +9857,7 @@
         <w:pStyle w:val="Compact"/>
         <w:numPr>
           <w:ilvl w:val="0"/>
-          <w:numId w:val="1071"/>
+          <w:numId w:val="1072"/>
         </w:numPr>
       </w:pPr>
       <w:r>
@@ -9628,8 +9876,8 @@
         <w:t xml:space="preserve">Otherwise, specify the multi-channel format order (BIP, BIL, BSQ).</w:t>
       </w:r>
     </w:p>
-    <w:bookmarkEnd w:id="202"/>
-    <w:bookmarkStart w:id="203" w:name="goal-requirements-41"/>
+    <w:bookmarkEnd w:id="203"/>
+    <w:bookmarkStart w:id="204" w:name="goal-requirements-41"/>
     <w:p>
       <w:pPr>
         <w:pStyle w:val="berschrift5"/>
@@ -9649,8 +9897,8 @@
         <w:t xml:space="preserve"> </w:t>
       </w:r>
     </w:p>
-    <w:bookmarkEnd w:id="203"/>
-    <w:bookmarkStart w:id="204" w:name="assessment-41"/>
+    <w:bookmarkEnd w:id="204"/>
+    <w:bookmarkStart w:id="205" w:name="assessment-41"/>
     <w:p>
       <w:pPr>
         <w:pStyle w:val="berschrift5"/>
@@ -9664,7 +9912,7 @@
         <w:pStyle w:val="Compact"/>
         <w:numPr>
           <w:ilvl w:val="0"/>
-          <w:numId w:val="1072"/>
+          <w:numId w:val="1073"/>
         </w:numPr>
       </w:pPr>
       <w:r>
@@ -9676,7 +9924,7 @@
         <w:pStyle w:val="Compact"/>
         <w:numPr>
           <w:ilvl w:val="0"/>
-          <w:numId w:val="1072"/>
+          <w:numId w:val="1073"/>
         </w:numPr>
       </w:pPr>
       <w:r>
@@ -9688,7 +9936,7 @@
         <w:pStyle w:val="Compact"/>
         <w:numPr>
           <w:ilvl w:val="0"/>
-          <w:numId w:val="1072"/>
+          <w:numId w:val="1073"/>
         </w:numPr>
       </w:pPr>
       <w:r>
@@ -9700,7 +9948,7 @@
         <w:pStyle w:val="Compact"/>
         <w:numPr>
           <w:ilvl w:val="0"/>
-          <w:numId w:val="1072"/>
+          <w:numId w:val="1073"/>
         </w:numPr>
       </w:pPr>
       <w:r>
@@ -9714,9 +9962,9 @@
         </w:pict>
       </w:r>
     </w:p>
-    <w:bookmarkEnd w:id="204"/>
     <w:bookmarkEnd w:id="205"/>
-    <w:bookmarkStart w:id="209" w:name="sec:rcm-sclcnv"/>
+    <w:bookmarkEnd w:id="206"/>
+    <w:bookmarkStart w:id="210" w:name="sec:rcm-sclcnv"/>
     <w:p>
       <w:pPr>
         <w:pStyle w:val="berschrift4"/>
@@ -9751,7 +9999,7 @@
         <w:t xml:space="preserve">rcm-sclcnv</w:t>
       </w:r>
     </w:p>
-    <w:bookmarkStart w:id="206" w:name="threshold-requirements-42"/>
+    <w:bookmarkStart w:id="207" w:name="threshold-requirements-42"/>
     <w:p>
       <w:pPr>
         <w:pStyle w:val="berschrift5"/>
@@ -9768,8 +10016,8 @@
         <w:t xml:space="preserve">If applicable, indicate the equation to convert pixel linear amplitude/power to logarithmic decibel scale, including, if applicable, the associated calibration (dB offset) factor, and/or the equation used to convert compressed data (int8/int16/float16) to float32.</w:t>
       </w:r>
     </w:p>
-    <w:bookmarkEnd w:id="206"/>
-    <w:bookmarkStart w:id="207" w:name="goal-requirements-42"/>
+    <w:bookmarkEnd w:id="207"/>
+    <w:bookmarkStart w:id="208" w:name="goal-requirements-42"/>
     <w:p>
       <w:pPr>
         <w:pStyle w:val="berschrift5"/>
@@ -9786,8 +10034,8 @@
         <w:t xml:space="preserve">As threshold, but use of float32.</w:t>
       </w:r>
     </w:p>
-    <w:bookmarkEnd w:id="207"/>
-    <w:bookmarkStart w:id="208" w:name="assessment-42"/>
+    <w:bookmarkEnd w:id="208"/>
+    <w:bookmarkStart w:id="209" w:name="assessment-42"/>
     <w:p>
       <w:pPr>
         <w:pStyle w:val="berschrift5"/>
@@ -9801,7 +10049,7 @@
         <w:pStyle w:val="Compact"/>
         <w:numPr>
           <w:ilvl w:val="0"/>
-          <w:numId w:val="1073"/>
+          <w:numId w:val="1074"/>
         </w:numPr>
       </w:pPr>
       <w:r>
@@ -9813,7 +10061,7 @@
         <w:pStyle w:val="Compact"/>
         <w:numPr>
           <w:ilvl w:val="0"/>
-          <w:numId w:val="1073"/>
+          <w:numId w:val="1074"/>
         </w:numPr>
       </w:pPr>
       <w:r>
@@ -9825,7 +10073,7 @@
         <w:pStyle w:val="Compact"/>
         <w:numPr>
           <w:ilvl w:val="0"/>
-          <w:numId w:val="1073"/>
+          <w:numId w:val="1074"/>
         </w:numPr>
       </w:pPr>
       <w:r>
@@ -9837,7 +10085,7 @@
         <w:pStyle w:val="Compact"/>
         <w:numPr>
           <w:ilvl w:val="0"/>
-          <w:numId w:val="1073"/>
+          <w:numId w:val="1074"/>
         </w:numPr>
       </w:pPr>
       <w:r>
@@ -9851,9 +10099,9 @@
         </w:pict>
       </w:r>
     </w:p>
-    <w:bookmarkEnd w:id="208"/>
     <w:bookmarkEnd w:id="209"/>
-    <w:bookmarkStart w:id="213" w:name="sec:rcm-nzrmvl"/>
+    <w:bookmarkEnd w:id="210"/>
+    <w:bookmarkStart w:id="214" w:name="sec:rcm-nzrmvl"/>
     <w:p>
       <w:pPr>
         <w:pStyle w:val="berschrift4"/>
@@ -9888,7 +10136,7 @@
         <w:t xml:space="preserve">rcm-nzrmvl</w:t>
       </w:r>
     </w:p>
-    <w:bookmarkStart w:id="210" w:name="threshold-requirements-43"/>
+    <w:bookmarkStart w:id="211" w:name="threshold-requirements-43"/>
     <w:p>
       <w:pPr>
         <w:pStyle w:val="berschrift5"/>
@@ -9924,15 +10172,15 @@
         <w:pStyle w:val="Compact"/>
         <w:numPr>
           <w:ilvl w:val="0"/>
-          <w:numId w:val="1074"/>
+          <w:numId w:val="1075"/>
         </w:numPr>
       </w:pPr>
       <w:r>
         <w:t xml:space="preserve">Thermal noise removal and image border noise removal to remove overall scene noise and scene edge artefacts, respectively.</w:t>
       </w:r>
     </w:p>
-    <w:bookmarkEnd w:id="210"/>
-    <w:bookmarkStart w:id="211" w:name="goal-requirements-43"/>
+    <w:bookmarkEnd w:id="211"/>
+    <w:bookmarkStart w:id="212" w:name="goal-requirements-43"/>
     <w:p>
       <w:pPr>
         <w:pStyle w:val="berschrift5"/>
@@ -9952,8 +10200,8 @@
         <w:t xml:space="preserve"> </w:t>
       </w:r>
     </w:p>
-    <w:bookmarkEnd w:id="211"/>
-    <w:bookmarkStart w:id="212" w:name="assessment-43"/>
+    <w:bookmarkEnd w:id="212"/>
+    <w:bookmarkStart w:id="213" w:name="assessment-43"/>
     <w:p>
       <w:pPr>
         <w:pStyle w:val="berschrift5"/>
@@ -9967,7 +10215,7 @@
         <w:pStyle w:val="Compact"/>
         <w:numPr>
           <w:ilvl w:val="0"/>
-          <w:numId w:val="1075"/>
+          <w:numId w:val="1076"/>
         </w:numPr>
       </w:pPr>
       <w:r>
@@ -9979,7 +10227,7 @@
         <w:pStyle w:val="Compact"/>
         <w:numPr>
           <w:ilvl w:val="0"/>
-          <w:numId w:val="1075"/>
+          <w:numId w:val="1076"/>
         </w:numPr>
       </w:pPr>
       <w:r>
@@ -9991,7 +10239,7 @@
         <w:pStyle w:val="Compact"/>
         <w:numPr>
           <w:ilvl w:val="0"/>
-          <w:numId w:val="1075"/>
+          <w:numId w:val="1076"/>
         </w:numPr>
       </w:pPr>
       <w:r>
@@ -10003,7 +10251,7 @@
         <w:pStyle w:val="Compact"/>
         <w:numPr>
           <w:ilvl w:val="0"/>
-          <w:numId w:val="1075"/>
+          <w:numId w:val="1076"/>
         </w:numPr>
       </w:pPr>
       <w:r>
@@ -10017,9 +10265,9 @@
         </w:pict>
       </w:r>
     </w:p>
-    <w:bookmarkEnd w:id="212"/>
     <w:bookmarkEnd w:id="213"/>
-    <w:bookmarkStart w:id="217" w:name="sec:rcm-rtalgo"/>
+    <w:bookmarkEnd w:id="214"/>
+    <w:bookmarkStart w:id="218" w:name="sec:rcm-rtalgo"/>
     <w:p>
       <w:pPr>
         <w:pStyle w:val="berschrift4"/>
@@ -10054,7 +10302,7 @@
         <w:t xml:space="preserve">rcm-rtalgo</w:t>
       </w:r>
     </w:p>
-    <w:bookmarkStart w:id="214" w:name="threshold-requirements-44"/>
+    <w:bookmarkStart w:id="215" w:name="threshold-requirements-44"/>
     <w:p>
       <w:pPr>
         <w:pStyle w:val="berschrift5"/>
@@ -10112,7 +10360,7 @@
         <w:pStyle w:val="Compact"/>
         <w:numPr>
           <w:ilvl w:val="0"/>
-          <w:numId w:val="1076"/>
+          <w:numId w:val="1077"/>
         </w:numPr>
       </w:pPr>
       <w:r>
@@ -10124,7 +10372,7 @@
         <w:pStyle w:val="Compact"/>
         <w:numPr>
           <w:ilvl w:val="0"/>
-          <w:numId w:val="1076"/>
+          <w:numId w:val="1077"/>
         </w:numPr>
       </w:pPr>
       <w:r>
@@ -10136,7 +10384,7 @@
         <w:pStyle w:val="Compact"/>
         <w:numPr>
           <w:ilvl w:val="0"/>
-          <w:numId w:val="1076"/>
+          <w:numId w:val="1077"/>
         </w:numPr>
       </w:pPr>
       <w:r>
@@ -10156,15 +10404,15 @@
         <w:pStyle w:val="Compact"/>
         <w:numPr>
           <w:ilvl w:val="0"/>
-          <w:numId w:val="1077"/>
+          <w:numId w:val="1078"/>
         </w:numPr>
       </w:pPr>
       <w:r>
         <w:t xml:space="preserve">Examples of technical documentation include an Algorithm, Theoretical Basis Document, product user guide, etc.</w:t>
       </w:r>
     </w:p>
-    <w:bookmarkEnd w:id="214"/>
-    <w:bookmarkStart w:id="215" w:name="goal-requirements-44"/>
+    <w:bookmarkEnd w:id="215"/>
+    <w:bookmarkStart w:id="216" w:name="goal-requirements-44"/>
     <w:p>
       <w:pPr>
         <w:pStyle w:val="berschrift5"/>
@@ -10184,8 +10432,8 @@
         <w:t xml:space="preserve"> </w:t>
       </w:r>
     </w:p>
-    <w:bookmarkEnd w:id="215"/>
-    <w:bookmarkStart w:id="216" w:name="assessment-44"/>
+    <w:bookmarkEnd w:id="216"/>
+    <w:bookmarkStart w:id="217" w:name="assessment-44"/>
     <w:p>
       <w:pPr>
         <w:pStyle w:val="berschrift5"/>
@@ -10199,7 +10447,7 @@
         <w:pStyle w:val="Compact"/>
         <w:numPr>
           <w:ilvl w:val="0"/>
-          <w:numId w:val="1078"/>
+          <w:numId w:val="1079"/>
         </w:numPr>
       </w:pPr>
       <w:r>
@@ -10211,7 +10459,7 @@
         <w:pStyle w:val="Compact"/>
         <w:numPr>
           <w:ilvl w:val="0"/>
-          <w:numId w:val="1078"/>
+          <w:numId w:val="1079"/>
         </w:numPr>
       </w:pPr>
       <w:r>
@@ -10223,7 +10471,7 @@
         <w:pStyle w:val="Compact"/>
         <w:numPr>
           <w:ilvl w:val="0"/>
-          <w:numId w:val="1078"/>
+          <w:numId w:val="1079"/>
         </w:numPr>
       </w:pPr>
       <w:r>
@@ -10235,7 +10483,7 @@
         <w:pStyle w:val="Compact"/>
         <w:numPr>
           <w:ilvl w:val="0"/>
-          <w:numId w:val="1078"/>
+          <w:numId w:val="1079"/>
         </w:numPr>
       </w:pPr>
       <w:r>
@@ -10249,9 +10497,9 @@
         </w:pict>
       </w:r>
     </w:p>
-    <w:bookmarkEnd w:id="216"/>
     <w:bookmarkEnd w:id="217"/>
-    <w:bookmarkStart w:id="221" w:name="sec:rcm-rmasar"/>
+    <w:bookmarkEnd w:id="218"/>
+    <w:bookmarkStart w:id="222" w:name="sec:rcm-rmasar"/>
     <w:p>
       <w:pPr>
         <w:pStyle w:val="berschrift4"/>
@@ -10286,7 +10534,7 @@
         <w:t xml:space="preserve">rcm-rmasar</w:t>
       </w:r>
     </w:p>
-    <w:bookmarkStart w:id="218" w:name="threshold-requirements-45"/>
+    <w:bookmarkStart w:id="219" w:name="threshold-requirements-45"/>
     <w:p>
       <w:pPr>
         <w:pStyle w:val="berschrift5"/>
@@ -10306,8 +10554,8 @@
         <w:t xml:space="preserve"> </w:t>
       </w:r>
     </w:p>
-    <w:bookmarkEnd w:id="218"/>
-    <w:bookmarkStart w:id="219" w:name="goal-requirements-45"/>
+    <w:bookmarkEnd w:id="219"/>
+    <w:bookmarkStart w:id="220" w:name="goal-requirements-45"/>
     <w:p>
       <w:pPr>
         <w:pStyle w:val="berschrift5"/>
@@ -10373,8 +10621,8 @@
         <w:t xml:space="preserve">SI traceability is achieved.</w:t>
       </w:r>
     </w:p>
-    <w:bookmarkEnd w:id="219"/>
-    <w:bookmarkStart w:id="220" w:name="assessment-45"/>
+    <w:bookmarkEnd w:id="220"/>
+    <w:bookmarkStart w:id="221" w:name="assessment-45"/>
     <w:p>
       <w:pPr>
         <w:pStyle w:val="berschrift5"/>
@@ -10388,7 +10636,7 @@
         <w:pStyle w:val="Compact"/>
         <w:numPr>
           <w:ilvl w:val="0"/>
-          <w:numId w:val="1079"/>
+          <w:numId w:val="1080"/>
         </w:numPr>
       </w:pPr>
       <w:r>
@@ -10400,7 +10648,7 @@
         <w:pStyle w:val="Compact"/>
         <w:numPr>
           <w:ilvl w:val="0"/>
-          <w:numId w:val="1079"/>
+          <w:numId w:val="1080"/>
         </w:numPr>
       </w:pPr>
       <w:r>
@@ -10412,7 +10660,7 @@
         <w:pStyle w:val="Compact"/>
         <w:numPr>
           <w:ilvl w:val="0"/>
-          <w:numId w:val="1079"/>
+          <w:numId w:val="1080"/>
         </w:numPr>
       </w:pPr>
       <w:r>
@@ -10424,7 +10672,7 @@
         <w:pStyle w:val="Compact"/>
         <w:numPr>
           <w:ilvl w:val="0"/>
-          <w:numId w:val="1079"/>
+          <w:numId w:val="1080"/>
         </w:numPr>
       </w:pPr>
       <w:r>
@@ -10438,9 +10686,9 @@
         </w:pict>
       </w:r>
     </w:p>
-    <w:bookmarkEnd w:id="220"/>
     <w:bookmarkEnd w:id="221"/>
-    <w:bookmarkStart w:id="225" w:name="sec:rcm-fltphs"/>
+    <w:bookmarkEnd w:id="222"/>
+    <w:bookmarkStart w:id="226" w:name="sec:rcm-fltphs"/>
     <w:p>
       <w:pPr>
         <w:pStyle w:val="berschrift4"/>
@@ -10487,7 +10735,7 @@
         <w:t xml:space="preserve">Usage: Alternative to GSLC product for NRB and POL products</w:t>
       </w:r>
     </w:p>
-    <w:bookmarkStart w:id="222" w:name="threshold-requirements-46"/>
+    <w:bookmarkStart w:id="223" w:name="threshold-requirements-46"/>
     <w:p>
       <w:pPr>
         <w:pStyle w:val="berschrift5"/>
@@ -10507,8 +10755,8 @@
         <w:t xml:space="preserve"> </w:t>
       </w:r>
     </w:p>
-    <w:bookmarkEnd w:id="222"/>
-    <w:bookmarkStart w:id="223" w:name="goal-requirements-46"/>
+    <w:bookmarkEnd w:id="223"/>
+    <w:bookmarkStart w:id="224" w:name="goal-requirements-46"/>
     <w:p>
       <w:pPr>
         <w:pStyle w:val="berschrift5"/>
@@ -10664,7 +10912,7 @@
         <w:pStyle w:val="Compact"/>
         <w:numPr>
           <w:ilvl w:val="0"/>
-          <w:numId w:val="1080"/>
+          <w:numId w:val="1081"/>
         </w:numPr>
       </w:pPr>
       <w:r>
@@ -10676,7 +10924,7 @@
         <w:pStyle w:val="Compact"/>
         <w:numPr>
           <w:ilvl w:val="0"/>
-          <w:numId w:val="1080"/>
+          <w:numId w:val="1081"/>
         </w:numPr>
       </w:pPr>
       <w:r>
@@ -10688,7 +10936,7 @@
         <w:pStyle w:val="Compact"/>
         <w:numPr>
           <w:ilvl w:val="0"/>
-          <w:numId w:val="1080"/>
+          <w:numId w:val="1081"/>
         </w:numPr>
       </w:pPr>
       <w:r>
@@ -10700,7 +10948,7 @@
         <w:pStyle w:val="Compact"/>
         <w:numPr>
           <w:ilvl w:val="0"/>
-          <w:numId w:val="1080"/>
+          <w:numId w:val="1081"/>
         </w:numPr>
       </w:pPr>
       <w:r>
@@ -10712,7 +10960,7 @@
         <w:pStyle w:val="Compact"/>
         <w:numPr>
           <w:ilvl w:val="0"/>
-          <w:numId w:val="1080"/>
+          <w:numId w:val="1081"/>
         </w:numPr>
       </w:pPr>
       <w:r>
@@ -10724,7 +10972,7 @@
         <w:pStyle w:val="Compact"/>
         <w:numPr>
           <w:ilvl w:val="0"/>
-          <w:numId w:val="1080"/>
+          <w:numId w:val="1081"/>
         </w:numPr>
       </w:pPr>
       <w:r>
@@ -10739,8 +10987,8 @@
         <w:t xml:space="preserve">In case of polarimetric data, indicate the reference polarization.</w:t>
       </w:r>
     </w:p>
-    <w:bookmarkEnd w:id="223"/>
-    <w:bookmarkStart w:id="224" w:name="assessment-46"/>
+    <w:bookmarkEnd w:id="224"/>
+    <w:bookmarkStart w:id="225" w:name="assessment-46"/>
     <w:p>
       <w:pPr>
         <w:pStyle w:val="berschrift5"/>
@@ -10754,7 +11002,7 @@
         <w:pStyle w:val="Compact"/>
         <w:numPr>
           <w:ilvl w:val="0"/>
-          <w:numId w:val="1081"/>
+          <w:numId w:val="1082"/>
         </w:numPr>
       </w:pPr>
       <w:r>
@@ -10766,7 +11014,7 @@
         <w:pStyle w:val="Compact"/>
         <w:numPr>
           <w:ilvl w:val="0"/>
-          <w:numId w:val="1081"/>
+          <w:numId w:val="1082"/>
         </w:numPr>
       </w:pPr>
       <w:r>
@@ -10778,7 +11026,7 @@
         <w:pStyle w:val="Compact"/>
         <w:numPr>
           <w:ilvl w:val="0"/>
-          <w:numId w:val="1081"/>
+          <w:numId w:val="1082"/>
         </w:numPr>
       </w:pPr>
       <w:r>
@@ -10790,17 +11038,17 @@
         <w:pStyle w:val="Compact"/>
         <w:numPr>
           <w:ilvl w:val="0"/>
-          <w:numId w:val="1081"/>
+          <w:numId w:val="1082"/>
         </w:numPr>
       </w:pPr>
       <w:r>
         <w:t xml:space="preserve">Recommended Requirement Modification:</w:t>
       </w:r>
     </w:p>
-    <w:bookmarkEnd w:id="224"/>
     <w:bookmarkEnd w:id="225"/>
     <w:bookmarkEnd w:id="226"/>
-    <w:bookmarkStart w:id="247" w:name="sec:gcor"/>
+    <w:bookmarkEnd w:id="227"/>
+    <w:bookmarkStart w:id="248" w:name="sec:gcor"/>
     <w:p>
       <w:pPr>
         <w:pStyle w:val="berschrift3"/>
@@ -10832,7 +11080,7 @@
         <w:t xml:space="preserve">This section specifies any geometric correction requirements that must be met in order for the data to be analysis ready.</w:t>
       </w:r>
     </w:p>
-    <w:bookmarkStart w:id="230" w:name="sec:gcor-gmcalg"/>
+    <w:bookmarkStart w:id="231" w:name="sec:gcor-gmcalg"/>
     <w:p>
       <w:pPr>
         <w:pStyle w:val="berschrift4"/>
@@ -10867,7 +11115,7 @@
         <w:t xml:space="preserve">gcor-gmcalg</w:t>
       </w:r>
     </w:p>
-    <w:bookmarkStart w:id="227" w:name="threshold-requirements-47"/>
+    <w:bookmarkStart w:id="228" w:name="threshold-requirements-47"/>
     <w:p>
       <w:pPr>
         <w:pStyle w:val="berschrift5"/>
@@ -10887,8 +11135,8 @@
         <w:t xml:space="preserve"> </w:t>
       </w:r>
     </w:p>
-    <w:bookmarkEnd w:id="227"/>
-    <w:bookmarkStart w:id="228" w:name="goal-requirements-47"/>
+    <w:bookmarkEnd w:id="228"/>
+    <w:bookmarkStart w:id="229" w:name="goal-requirements-47"/>
     <w:p>
       <w:pPr>
         <w:pStyle w:val="berschrift5"/>
@@ -10910,7 +11158,7 @@
         <w:pStyle w:val="Compact"/>
         <w:numPr>
           <w:ilvl w:val="0"/>
-          <w:numId w:val="1082"/>
+          <w:numId w:val="1083"/>
         </w:numPr>
       </w:pPr>
       <w:r>
@@ -10922,7 +11170,7 @@
         <w:pStyle w:val="Compact"/>
         <w:numPr>
           <w:ilvl w:val="0"/>
-          <w:numId w:val="1082"/>
+          <w:numId w:val="1083"/>
         </w:numPr>
       </w:pPr>
       <w:r>
@@ -10934,7 +11182,7 @@
         <w:pStyle w:val="Compact"/>
         <w:numPr>
           <w:ilvl w:val="0"/>
-          <w:numId w:val="1082"/>
+          <w:numId w:val="1083"/>
         </w:numPr>
       </w:pPr>
       <w:r>
@@ -10946,7 +11194,7 @@
         <w:pStyle w:val="Compact"/>
         <w:numPr>
           <w:ilvl w:val="0"/>
-          <w:numId w:val="1082"/>
+          <w:numId w:val="1083"/>
         </w:numPr>
       </w:pPr>
       <w:r>
@@ -10966,15 +11214,15 @@
         <w:pStyle w:val="Compact"/>
         <w:numPr>
           <w:ilvl w:val="0"/>
-          <w:numId w:val="1083"/>
+          <w:numId w:val="1084"/>
         </w:numPr>
       </w:pPr>
       <w:r>
         <w:t xml:space="preserve">Examples of technical documentation can include e.g., an Algorithm Theoretical Basis Document (ATBD) or a product user guide.</w:t>
       </w:r>
     </w:p>
-    <w:bookmarkEnd w:id="228"/>
-    <w:bookmarkStart w:id="229" w:name="assessment-47"/>
+    <w:bookmarkEnd w:id="229"/>
+    <w:bookmarkStart w:id="230" w:name="assessment-47"/>
     <w:p>
       <w:pPr>
         <w:pStyle w:val="berschrift5"/>
@@ -10988,7 +11236,7 @@
         <w:pStyle w:val="Compact"/>
         <w:numPr>
           <w:ilvl w:val="0"/>
-          <w:numId w:val="1084"/>
+          <w:numId w:val="1085"/>
         </w:numPr>
       </w:pPr>
       <w:r>
@@ -11000,7 +11248,7 @@
         <w:pStyle w:val="Compact"/>
         <w:numPr>
           <w:ilvl w:val="0"/>
-          <w:numId w:val="1084"/>
+          <w:numId w:val="1085"/>
         </w:numPr>
       </w:pPr>
       <w:r>
@@ -11012,7 +11260,7 @@
         <w:pStyle w:val="Compact"/>
         <w:numPr>
           <w:ilvl w:val="0"/>
-          <w:numId w:val="1084"/>
+          <w:numId w:val="1085"/>
         </w:numPr>
       </w:pPr>
       <w:r>
@@ -11024,7 +11272,7 @@
         <w:pStyle w:val="Compact"/>
         <w:numPr>
           <w:ilvl w:val="0"/>
-          <w:numId w:val="1084"/>
+          <w:numId w:val="1085"/>
         </w:numPr>
       </w:pPr>
       <w:r>
@@ -11038,9 +11286,9 @@
         </w:pict>
       </w:r>
     </w:p>
-    <w:bookmarkEnd w:id="229"/>
     <w:bookmarkEnd w:id="230"/>
-    <w:bookmarkStart w:id="234" w:name="sec:gcor-cordem"/>
+    <w:bookmarkEnd w:id="231"/>
+    <w:bookmarkStart w:id="235" w:name="sec:gcor-cordem"/>
     <w:p>
       <w:pPr>
         <w:pStyle w:val="berschrift4"/>
@@ -11087,7 +11335,7 @@
         <w:t xml:space="preserve">Usage: For products including land areas.</w:t>
       </w:r>
     </w:p>
-    <w:bookmarkStart w:id="231" w:name="threshold-requirements-48"/>
+    <w:bookmarkStart w:id="232" w:name="threshold-requirements-48"/>
     <w:p>
       <w:pPr>
         <w:pStyle w:val="berschrift5"/>
@@ -11101,7 +11349,7 @@
         <w:pStyle w:val="Compact"/>
         <w:numPr>
           <w:ilvl w:val="0"/>
-          <w:numId w:val="1085"/>
+          <w:numId w:val="1086"/>
         </w:numPr>
       </w:pPr>
       <w:r>
@@ -11113,7 +11361,7 @@
         <w:pStyle w:val="Compact"/>
         <w:numPr>
           <w:ilvl w:val="0"/>
-          <w:numId w:val="1085"/>
+          <w:numId w:val="1086"/>
         </w:numPr>
       </w:pPr>
       <w:r>
@@ -11125,15 +11373,15 @@
         <w:pStyle w:val="Compact"/>
         <w:numPr>
           <w:ilvl w:val="0"/>
-          <w:numId w:val="1085"/>
+          <w:numId w:val="1086"/>
         </w:numPr>
       </w:pPr>
       <w:r>
         <w:t xml:space="preserve">Provide reference to Earth Gravitational Model (EGM) used for geometric correction.</w:t>
       </w:r>
     </w:p>
-    <w:bookmarkEnd w:id="231"/>
-    <w:bookmarkStart w:id="232" w:name="goal-requirements-48"/>
+    <w:bookmarkEnd w:id="232"/>
+    <w:bookmarkStart w:id="233" w:name="goal-requirements-48"/>
     <w:p>
       <w:pPr>
         <w:pStyle w:val="berschrift5"/>
@@ -11147,7 +11395,7 @@
         <w:pStyle w:val="Compact"/>
         <w:numPr>
           <w:ilvl w:val="0"/>
-          <w:numId w:val="1086"/>
+          <w:numId w:val="1087"/>
         </w:numPr>
       </w:pPr>
       <w:r>
@@ -11165,7 +11413,7 @@
         <w:pStyle w:val="Compact"/>
         <w:numPr>
           <w:ilvl w:val="0"/>
-          <w:numId w:val="1086"/>
+          <w:numId w:val="1087"/>
         </w:numPr>
       </w:pPr>
       <w:r>
@@ -11177,15 +11425,15 @@
         <w:pStyle w:val="Compact"/>
         <w:numPr>
           <w:ilvl w:val="0"/>
-          <w:numId w:val="1086"/>
+          <w:numId w:val="1087"/>
         </w:numPr>
       </w:pPr>
       <w:r>
         <w:t xml:space="preserve">Method used for resampling the EGM.</w:t>
       </w:r>
     </w:p>
-    <w:bookmarkEnd w:id="232"/>
-    <w:bookmarkStart w:id="233" w:name="assessment-48"/>
+    <w:bookmarkEnd w:id="233"/>
+    <w:bookmarkStart w:id="234" w:name="assessment-48"/>
     <w:p>
       <w:pPr>
         <w:pStyle w:val="berschrift5"/>
@@ -11199,7 +11447,7 @@
         <w:pStyle w:val="Compact"/>
         <w:numPr>
           <w:ilvl w:val="0"/>
-          <w:numId w:val="1087"/>
+          <w:numId w:val="1088"/>
         </w:numPr>
       </w:pPr>
       <w:r>
@@ -11211,7 +11459,7 @@
         <w:pStyle w:val="Compact"/>
         <w:numPr>
           <w:ilvl w:val="0"/>
-          <w:numId w:val="1087"/>
+          <w:numId w:val="1088"/>
         </w:numPr>
       </w:pPr>
       <w:r>
@@ -11223,7 +11471,7 @@
         <w:pStyle w:val="Compact"/>
         <w:numPr>
           <w:ilvl w:val="0"/>
-          <w:numId w:val="1087"/>
+          <w:numId w:val="1088"/>
         </w:numPr>
       </w:pPr>
       <w:r>
@@ -11235,7 +11483,7 @@
         <w:pStyle w:val="Compact"/>
         <w:numPr>
           <w:ilvl w:val="0"/>
-          <w:numId w:val="1087"/>
+          <w:numId w:val="1088"/>
         </w:numPr>
       </w:pPr>
       <w:r>
@@ -11249,9 +11497,9 @@
         </w:pict>
       </w:r>
     </w:p>
-    <w:bookmarkEnd w:id="233"/>
     <w:bookmarkEnd w:id="234"/>
-    <w:bookmarkStart w:id="238" w:name="sec:gcor-geoacr"/>
+    <w:bookmarkEnd w:id="235"/>
+    <w:bookmarkStart w:id="239" w:name="sec:gcor-geoacr"/>
     <w:p>
       <w:pPr>
         <w:pStyle w:val="berschrift4"/>
@@ -11286,7 +11534,7 @@
         <w:t xml:space="preserve">gcor-geoacr</w:t>
       </w:r>
     </w:p>
-    <w:bookmarkStart w:id="235" w:name="threshold-requirements-49"/>
+    <w:bookmarkStart w:id="236" w:name="threshold-requirements-49"/>
     <w:p>
       <w:pPr>
         <w:pStyle w:val="berschrift5"/>
@@ -11360,7 +11608,7 @@
         <w:pStyle w:val="Compact"/>
         <w:numPr>
           <w:ilvl w:val="0"/>
-          <w:numId w:val="1088"/>
+          <w:numId w:val="1089"/>
         </w:numPr>
       </w:pPr>
       <w:r>
@@ -11372,15 +11620,15 @@
         <w:pStyle w:val="Compact"/>
         <w:numPr>
           <w:ilvl w:val="0"/>
-          <w:numId w:val="1088"/>
+          <w:numId w:val="1089"/>
         </w:numPr>
       </w:pPr>
       <w:r>
         <w:t xml:space="preserve">The ALE is not typically assessed for every processed image, but through an ALE assessment by the data processing team characterizing all or (usually a subset) of the generated products.</w:t>
       </w:r>
     </w:p>
-    <w:bookmarkEnd w:id="235"/>
-    <w:bookmarkStart w:id="236" w:name="goal-requirements-49"/>
+    <w:bookmarkEnd w:id="236"/>
+    <w:bookmarkStart w:id="237" w:name="goal-requirements-49"/>
     <w:p>
       <w:pPr>
         <w:pStyle w:val="berschrift5"/>
@@ -11405,8 +11653,8 @@
         <w:t xml:space="preserve">Provide documentation of estimates of ALE as DOI or URL.</w:t>
       </w:r>
     </w:p>
-    <w:bookmarkEnd w:id="236"/>
-    <w:bookmarkStart w:id="237" w:name="assessment-49"/>
+    <w:bookmarkEnd w:id="237"/>
+    <w:bookmarkStart w:id="238" w:name="assessment-49"/>
     <w:p>
       <w:pPr>
         <w:pStyle w:val="berschrift5"/>
@@ -11420,7 +11668,7 @@
         <w:pStyle w:val="Compact"/>
         <w:numPr>
           <w:ilvl w:val="0"/>
-          <w:numId w:val="1089"/>
+          <w:numId w:val="1090"/>
         </w:numPr>
       </w:pPr>
       <w:r>
@@ -11432,7 +11680,7 @@
         <w:pStyle w:val="Compact"/>
         <w:numPr>
           <w:ilvl w:val="0"/>
-          <w:numId w:val="1089"/>
+          <w:numId w:val="1090"/>
         </w:numPr>
       </w:pPr>
       <w:r>
@@ -11444,7 +11692,7 @@
         <w:pStyle w:val="Compact"/>
         <w:numPr>
           <w:ilvl w:val="0"/>
-          <w:numId w:val="1089"/>
+          <w:numId w:val="1090"/>
         </w:numPr>
       </w:pPr>
       <w:r>
@@ -11456,7 +11704,7 @@
         <w:pStyle w:val="Compact"/>
         <w:numPr>
           <w:ilvl w:val="0"/>
-          <w:numId w:val="1089"/>
+          <w:numId w:val="1090"/>
         </w:numPr>
       </w:pPr>
       <w:r>
@@ -11470,9 +11718,9 @@
         </w:pict>
       </w:r>
     </w:p>
-    <w:bookmarkEnd w:id="237"/>
     <w:bookmarkEnd w:id="238"/>
-    <w:bookmarkStart w:id="242" w:name="sec:gcor-georfa"/>
+    <w:bookmarkEnd w:id="239"/>
+    <w:bookmarkStart w:id="243" w:name="sec:gcor-georfa"/>
     <w:p>
       <w:pPr>
         <w:pStyle w:val="berschrift4"/>
@@ -11507,7 +11755,7 @@
         <w:t xml:space="preserve">gcor-georfa</w:t>
       </w:r>
     </w:p>
-    <w:bookmarkStart w:id="239" w:name="threshold-requirements-50"/>
+    <w:bookmarkStart w:id="240" w:name="threshold-requirements-50"/>
     <w:p>
       <w:pPr>
         <w:pStyle w:val="berschrift5"/>
@@ -11527,8 +11775,8 @@
         <w:t xml:space="preserve"> </w:t>
       </w:r>
     </w:p>
-    <w:bookmarkEnd w:id="239"/>
-    <w:bookmarkStart w:id="240" w:name="goal-requirements-50"/>
+    <w:bookmarkEnd w:id="240"/>
+    <w:bookmarkStart w:id="241" w:name="goal-requirements-50"/>
     <w:p>
       <w:pPr>
         <w:pStyle w:val="berschrift5"/>
@@ -11581,8 +11829,8 @@
         <w:t xml:space="preserve">Methodology used (name and reference), quality flag, geometric standard deviation values should be provided.</w:t>
       </w:r>
     </w:p>
-    <w:bookmarkEnd w:id="240"/>
-    <w:bookmarkStart w:id="241" w:name="assessment-50"/>
+    <w:bookmarkEnd w:id="241"/>
+    <w:bookmarkStart w:id="242" w:name="assessment-50"/>
     <w:p>
       <w:pPr>
         <w:pStyle w:val="berschrift5"/>
@@ -11596,7 +11844,7 @@
         <w:pStyle w:val="Compact"/>
         <w:numPr>
           <w:ilvl w:val="0"/>
-          <w:numId w:val="1090"/>
+          <w:numId w:val="1091"/>
         </w:numPr>
       </w:pPr>
       <w:r>
@@ -11608,7 +11856,7 @@
         <w:pStyle w:val="Compact"/>
         <w:numPr>
           <w:ilvl w:val="0"/>
-          <w:numId w:val="1090"/>
+          <w:numId w:val="1091"/>
         </w:numPr>
       </w:pPr>
       <w:r>
@@ -11620,7 +11868,7 @@
         <w:pStyle w:val="Compact"/>
         <w:numPr>
           <w:ilvl w:val="0"/>
-          <w:numId w:val="1090"/>
+          <w:numId w:val="1091"/>
         </w:numPr>
       </w:pPr>
       <w:r>
@@ -11632,7 +11880,7 @@
         <w:pStyle w:val="Compact"/>
         <w:numPr>
           <w:ilvl w:val="0"/>
-          <w:numId w:val="1090"/>
+          <w:numId w:val="1091"/>
         </w:numPr>
       </w:pPr>
       <w:r>
@@ -11646,9 +11894,9 @@
         </w:pict>
       </w:r>
     </w:p>
-    <w:bookmarkEnd w:id="241"/>
     <w:bookmarkEnd w:id="242"/>
-    <w:bookmarkStart w:id="246" w:name="sec:gcor-gridcv"/>
+    <w:bookmarkEnd w:id="243"/>
+    <w:bookmarkStart w:id="247" w:name="sec:gcor-gridcv"/>
     <w:p>
       <w:pPr>
         <w:pStyle w:val="berschrift4"/>
@@ -11683,7 +11931,7 @@
         <w:t xml:space="preserve">gcor-gridcv</w:t>
       </w:r>
     </w:p>
-    <w:bookmarkStart w:id="243" w:name="threshold-requirements-51"/>
+    <w:bookmarkStart w:id="244" w:name="threshold-requirements-51"/>
     <w:p>
       <w:pPr>
         <w:pStyle w:val="berschrift5"/>
@@ -11731,15 +11979,15 @@
         <w:pStyle w:val="Compact"/>
         <w:numPr>
           <w:ilvl w:val="0"/>
-          <w:numId w:val="1091"/>
+          <w:numId w:val="1092"/>
         </w:numPr>
       </w:pPr>
       <w:r>
         <w:t xml:space="preserve">If a product hierarchy of resolutions exists (or is planned), the multiple resolutions should nest within each other (e.g., 12.5m, 25m, 50m, 100m, etc.), and not be disjoint.</w:t>
       </w:r>
     </w:p>
-    <w:bookmarkEnd w:id="243"/>
-    <w:bookmarkStart w:id="244" w:name="goal-requirements-51"/>
+    <w:bookmarkEnd w:id="244"/>
+    <w:bookmarkStart w:id="245" w:name="goal-requirements-51"/>
     <w:p>
       <w:pPr>
         <w:pStyle w:val="berschrift5"/>
@@ -11786,8 +12034,8 @@
         <w:t xml:space="preserve">For products presented in geographic coordinates (latitude and longitude), the origin should be set to an integer multiple of samples in relation to the closest integer degree.</w:t>
       </w:r>
     </w:p>
-    <w:bookmarkEnd w:id="244"/>
-    <w:bookmarkStart w:id="245" w:name="assessment-51"/>
+    <w:bookmarkEnd w:id="245"/>
+    <w:bookmarkStart w:id="246" w:name="assessment-51"/>
     <w:p>
       <w:pPr>
         <w:pStyle w:val="berschrift5"/>
@@ -11801,7 +12049,7 @@
         <w:pStyle w:val="Compact"/>
         <w:numPr>
           <w:ilvl w:val="0"/>
-          <w:numId w:val="1092"/>
+          <w:numId w:val="1093"/>
         </w:numPr>
       </w:pPr>
       <w:r>
@@ -11813,7 +12061,7 @@
         <w:pStyle w:val="Compact"/>
         <w:numPr>
           <w:ilvl w:val="0"/>
-          <w:numId w:val="1092"/>
+          <w:numId w:val="1093"/>
         </w:numPr>
       </w:pPr>
       <w:r>
@@ -11825,7 +12073,7 @@
         <w:pStyle w:val="Compact"/>
         <w:numPr>
           <w:ilvl w:val="0"/>
-          <w:numId w:val="1092"/>
+          <w:numId w:val="1093"/>
         </w:numPr>
       </w:pPr>
       <w:r>
@@ -11837,7 +12085,7 @@
         <w:pStyle w:val="Compact"/>
         <w:numPr>
           <w:ilvl w:val="0"/>
-          <w:numId w:val="1092"/>
+          <w:numId w:val="1093"/>
         </w:numPr>
       </w:pPr>
       <w:r>
@@ -11849,11 +12097,11 @@
         <w:br w:type="page"/>
       </w:r>
     </w:p>
-    <w:bookmarkEnd w:id="245"/>
     <w:bookmarkEnd w:id="246"/>
     <w:bookmarkEnd w:id="247"/>
     <w:bookmarkEnd w:id="248"/>
-    <w:bookmarkStart w:id="255" w:name="summary-self-assessment-table"/>
+    <w:bookmarkEnd w:id="249"/>
+    <w:bookmarkStart w:id="256" w:name="summary-self-assessment-table"/>
     <w:p>
       <w:pPr>
         <w:pStyle w:val="berschrift2"/>
@@ -11862,7 +12110,7 @@
         <w:t xml:space="preserve">Summary Self-Assessment Table</w:t>
       </w:r>
     </w:p>
-    <w:bookmarkStart w:id="249" w:name="general-metadata"/>
+    <w:bookmarkStart w:id="250" w:name="general-metadata"/>
     <w:p>
       <w:pPr>
         <w:pStyle w:val="berschrift3"/>
@@ -12182,8 +12430,8 @@
         </w:tc>
       </w:tr>
     </w:tbl>
-    <w:bookmarkEnd w:id="249"/>
-    <w:bookmarkStart w:id="250" w:name="source-metadata"/>
+    <w:bookmarkEnd w:id="250"/>
+    <w:bookmarkStart w:id="251" w:name="source-metadata"/>
     <w:p>
       <w:pPr>
         <w:pStyle w:val="berschrift3"/>
@@ -12872,8 +13120,8 @@
         </w:tc>
       </w:tr>
     </w:tbl>
-    <w:bookmarkEnd w:id="250"/>
-    <w:bookmarkStart w:id="251" w:name="product-metadata"/>
+    <w:bookmarkEnd w:id="251"/>
+    <w:bookmarkStart w:id="252" w:name="product-metadata"/>
     <w:p>
       <w:pPr>
         <w:pStyle w:val="berschrift3"/>
@@ -13551,8 +13799,8 @@
         </w:tc>
       </w:tr>
     </w:tbl>
-    <w:bookmarkEnd w:id="251"/>
-    <w:bookmarkStart w:id="252" w:name="per-pixel-metadata"/>
+    <w:bookmarkEnd w:id="252"/>
+    <w:bookmarkStart w:id="253" w:name="per-pixel-metadata"/>
     <w:p>
       <w:pPr>
         <w:pStyle w:val="berschrift3"/>
@@ -14111,8 +14359,8 @@
         </w:tc>
       </w:tr>
     </w:tbl>
-    <w:bookmarkEnd w:id="252"/>
-    <w:bookmarkStart w:id="253" w:name="radiometrically-corrected-measurements"/>
+    <w:bookmarkEnd w:id="253"/>
+    <w:bookmarkStart w:id="254" w:name="radiometrically-corrected-measurements"/>
     <w:p>
       <w:pPr>
         <w:pStyle w:val="berschrift3"/>
@@ -14535,8 +14783,8 @@
         </w:tc>
       </w:tr>
     </w:tbl>
-    <w:bookmarkEnd w:id="253"/>
-    <w:bookmarkStart w:id="254" w:name="geometric-corrections"/>
+    <w:bookmarkEnd w:id="254"/>
+    <w:bookmarkStart w:id="255" w:name="geometric-corrections"/>
     <w:p>
       <w:pPr>
         <w:pStyle w:val="berschrift3"/>
@@ -14845,9 +15093,9 @@
         <w:br w:type="page"/>
       </w:r>
     </w:p>
-    <w:bookmarkEnd w:id="254"/>
     <w:bookmarkEnd w:id="255"/>
-    <w:bookmarkStart w:id="260" w:name="introduction"/>
+    <w:bookmarkEnd w:id="256"/>
+    <w:bookmarkStart w:id="261" w:name="introduction"/>
     <w:p>
       <w:pPr>
         <w:pStyle w:val="berschrift2"/>
@@ -14876,7 +15124,7 @@
         <w:t xml:space="preserve">This Guidance material does not replace or override the specifications.</w:t>
       </w:r>
     </w:p>
-    <w:bookmarkStart w:id="256" w:name="sec:intro-what-are-ceos-ard-products"/>
+    <w:bookmarkStart w:id="257" w:name="sec:intro-what-are-ceos-ard-products"/>
     <w:p>
       <w:pPr>
         <w:pStyle w:val="berschrift3"/>
@@ -14935,8 +15183,8 @@
         <w:t xml:space="preserve">for other types of satellite products.</w:t>
       </w:r>
     </w:p>
-    <w:bookmarkEnd w:id="256"/>
-    <w:bookmarkStart w:id="258" w:name="sec:intro-when-is-a-product-ceos-ard"/>
+    <w:bookmarkEnd w:id="257"/>
+    <w:bookmarkStart w:id="259" w:name="sec:intro-when-is-a-product-ceos-ard"/>
     <w:p>
       <w:pPr>
         <w:pStyle w:val="berschrift3"/>
@@ -14958,7 +15206,7 @@
         <w:pStyle w:val="Compact"/>
         <w:numPr>
           <w:ilvl w:val="0"/>
-          <w:numId w:val="1093"/>
+          <w:numId w:val="1094"/>
         </w:numPr>
       </w:pPr>
       <w:r>
@@ -14970,7 +15218,7 @@
         <w:pStyle w:val="Compact"/>
         <w:numPr>
           <w:ilvl w:val="0"/>
-          <w:numId w:val="1093"/>
+          <w:numId w:val="1094"/>
         </w:numPr>
       </w:pPr>
       <w:r>
@@ -14987,7 +15235,7 @@
       <w:r>
         <w:t xml:space="preserve"> </w:t>
       </w:r>
-      <w:hyperlink r:id="rId257">
+      <w:hyperlink r:id="rId258">
         <w:r>
           <w:rPr>
             <w:rStyle w:val="Hyperlink"/>
@@ -15007,8 +15255,8 @@
         <w:t xml:space="preserve">A product can continue to use CEOS-ARD branding as long as its generation and distribution remain consistent with the peer-reviewed assessment.</w:t>
       </w:r>
     </w:p>
-    <w:bookmarkEnd w:id="258"/>
-    <w:bookmarkStart w:id="259" w:name="sec:intro-difference-threshold-goal"/>
+    <w:bookmarkEnd w:id="259"/>
+    <w:bookmarkStart w:id="260" w:name="sec:intro-difference-threshold-goal"/>
     <w:p>
       <w:pPr>
         <w:pStyle w:val="berschrift3"/>
@@ -15211,9 +15459,9 @@
         <w:br w:type="page"/>
       </w:r>
     </w:p>
-    <w:bookmarkEnd w:id="259"/>
     <w:bookmarkEnd w:id="260"/>
-    <w:bookmarkStart w:id="288" w:name="references"/>
+    <w:bookmarkEnd w:id="261"/>
+    <w:bookmarkStart w:id="289" w:name="references"/>
     <w:p>
       <w:pPr>
         <w:pStyle w:val="berschrift2"/>
@@ -15222,8 +15470,8 @@
         <w:t xml:space="preserve">References</w:t>
       </w:r>
     </w:p>
-    <w:bookmarkStart w:id="287" w:name="refs"/>
-    <w:bookmarkStart w:id="262" w:name="ref-cameron1996"/>
+    <w:bookmarkStart w:id="288" w:name="refs"/>
+    <w:bookmarkStart w:id="263" w:name="ref-cameron1996"/>
     <w:p>
       <w:pPr>
         <w:pStyle w:val="Literaturverzeichnis"/>
@@ -15256,7 +15504,7 @@
       <w:r>
         <w:t xml:space="preserve"> </w:t>
       </w:r>
-      <w:hyperlink r:id="rId261">
+      <w:hyperlink r:id="rId262">
         <w:r>
           <w:rPr>
             <w:rStyle w:val="Hyperlink"/>
@@ -15268,8 +15516,8 @@
         <w:t xml:space="preserve">.</w:t>
       </w:r>
     </w:p>
-    <w:bookmarkEnd w:id="262"/>
-    <w:bookmarkStart w:id="264" w:name="ref-cloude1996"/>
+    <w:bookmarkEnd w:id="263"/>
+    <w:bookmarkStart w:id="265" w:name="ref-cloude1996"/>
     <w:p>
       <w:pPr>
         <w:pStyle w:val="Literaturverzeichnis"/>
@@ -15302,7 +15550,7 @@
       <w:r>
         <w:t xml:space="preserve"> </w:t>
       </w:r>
-      <w:hyperlink r:id="rId263">
+      <w:hyperlink r:id="rId264">
         <w:r>
           <w:rPr>
             <w:rStyle w:val="Hyperlink"/>
@@ -15314,8 +15562,8 @@
         <w:t xml:space="preserve">.</w:t>
       </w:r>
     </w:p>
-    <w:bookmarkEnd w:id="264"/>
-    <w:bookmarkStart w:id="266" w:name="ref-freeman1998"/>
+    <w:bookmarkEnd w:id="265"/>
+    <w:bookmarkStart w:id="267" w:name="ref-freeman1998"/>
     <w:p>
       <w:pPr>
         <w:pStyle w:val="Literaturverzeichnis"/>
@@ -15348,7 +15596,7 @@
       <w:r>
         <w:t xml:space="preserve"> </w:t>
       </w:r>
-      <w:hyperlink r:id="rId265">
+      <w:hyperlink r:id="rId266">
         <w:r>
           <w:rPr>
             <w:rStyle w:val="Hyperlink"/>
@@ -15360,8 +15608,8 @@
         <w:t xml:space="preserve">.</w:t>
       </w:r>
     </w:p>
-    <w:bookmarkEnd w:id="266"/>
-    <w:bookmarkStart w:id="268" w:name="ref-gens2013"/>
+    <w:bookmarkEnd w:id="267"/>
+    <w:bookmarkStart w:id="269" w:name="ref-gens2013"/>
     <w:p>
       <w:pPr>
         <w:pStyle w:val="Literaturverzeichnis"/>
@@ -15394,7 +15642,7 @@
       <w:r>
         <w:t xml:space="preserve"> </w:t>
       </w:r>
-      <w:hyperlink r:id="rId267">
+      <w:hyperlink r:id="rId268">
         <w:r>
           <w:rPr>
             <w:rStyle w:val="Hyperlink"/>
@@ -15406,8 +15654,8 @@
         <w:t xml:space="preserve">.</w:t>
       </w:r>
     </w:p>
-    <w:bookmarkEnd w:id="268"/>
-    <w:bookmarkStart w:id="269" w:name="ref-iso19115_2_2009"/>
+    <w:bookmarkEnd w:id="269"/>
+    <w:bookmarkStart w:id="270" w:name="ref-iso19115_2_2009"/>
     <w:p>
       <w:pPr>
         <w:pStyle w:val="Literaturverzeichnis"/>
@@ -15434,8 +15682,8 @@
         <w:t xml:space="preserve">Standard. Geneva, CH: International Organization for Standardization.</w:t>
       </w:r>
     </w:p>
-    <w:bookmarkEnd w:id="269"/>
-    <w:bookmarkStart w:id="270" w:name="ref-krogager1993"/>
+    <w:bookmarkEnd w:id="270"/>
+    <w:bookmarkStart w:id="271" w:name="ref-krogager1993"/>
     <w:p>
       <w:pPr>
         <w:pStyle w:val="Literaturverzeichnis"/>
@@ -15457,8 +15705,8 @@
         <w:t xml:space="preserve">. Danish Defence Research Establishment.</w:t>
       </w:r>
     </w:p>
-    <w:bookmarkEnd w:id="270"/>
-    <w:bookmarkStart w:id="272" w:name="ref-lee2009"/>
+    <w:bookmarkEnd w:id="271"/>
+    <w:bookmarkStart w:id="273" w:name="ref-lee2009"/>
     <w:p>
       <w:pPr>
         <w:pStyle w:val="Literaturverzeichnis"/>
@@ -15491,7 +15739,7 @@
       <w:r>
         <w:t xml:space="preserve"> </w:t>
       </w:r>
-      <w:hyperlink r:id="rId271">
+      <w:hyperlink r:id="rId272">
         <w:r>
           <w:rPr>
             <w:rStyle w:val="Hyperlink"/>
@@ -15503,8 +15751,8 @@
         <w:t xml:space="preserve">.</w:t>
       </w:r>
     </w:p>
-    <w:bookmarkEnd w:id="272"/>
-    <w:bookmarkStart w:id="274" w:name="ref-raney2012"/>
+    <w:bookmarkEnd w:id="273"/>
+    <w:bookmarkStart w:id="275" w:name="ref-raney2012"/>
     <w:p>
       <w:pPr>
         <w:pStyle w:val="Literaturverzeichnis"/>
@@ -15537,7 +15785,7 @@
       <w:r>
         <w:t xml:space="preserve"> </w:t>
       </w:r>
-      <w:hyperlink r:id="rId273">
+      <w:hyperlink r:id="rId274">
         <w:r>
           <w:rPr>
             <w:rStyle w:val="Hyperlink"/>
@@ -15549,8 +15797,8 @@
         <w:t xml:space="preserve">.</w:t>
       </w:r>
     </w:p>
-    <w:bookmarkEnd w:id="274"/>
-    <w:bookmarkStart w:id="276" w:name="ref-shiroma2022"/>
+    <w:bookmarkEnd w:id="275"/>
+    <w:bookmarkStart w:id="277" w:name="ref-shiroma2022"/>
     <w:p>
       <w:pPr>
         <w:pStyle w:val="Literaturverzeichnis"/>
@@ -15583,7 +15831,7 @@
       <w:r>
         <w:t xml:space="preserve"> </w:t>
       </w:r>
-      <w:hyperlink r:id="rId275">
+      <w:hyperlink r:id="rId276">
         <w:r>
           <w:rPr>
             <w:rStyle w:val="Hyperlink"/>
@@ -15595,8 +15843,8 @@
         <w:t xml:space="preserve">.</w:t>
       </w:r>
     </w:p>
-    <w:bookmarkEnd w:id="276"/>
-    <w:bookmarkStart w:id="278" w:name="ref-small2011"/>
+    <w:bookmarkEnd w:id="277"/>
+    <w:bookmarkStart w:id="279" w:name="ref-small2011"/>
     <w:p>
       <w:pPr>
         <w:pStyle w:val="Literaturverzeichnis"/>
@@ -15629,7 +15877,7 @@
       <w:r>
         <w:t xml:space="preserve"> </w:t>
       </w:r>
-      <w:hyperlink r:id="rId277">
+      <w:hyperlink r:id="rId278">
         <w:r>
           <w:rPr>
             <w:rStyle w:val="Hyperlink"/>
@@ -15641,8 +15889,8 @@
         <w:t xml:space="preserve">.</w:t>
       </w:r>
     </w:p>
-    <w:bookmarkEnd w:id="278"/>
-    <w:bookmarkStart w:id="280" w:name="ref-toutin2013"/>
+    <w:bookmarkEnd w:id="279"/>
+    <w:bookmarkStart w:id="281" w:name="ref-toutin2013"/>
     <w:p>
       <w:pPr>
         <w:pStyle w:val="Literaturverzeichnis"/>
@@ -15675,7 +15923,7 @@
       <w:r>
         <w:t xml:space="preserve"> </w:t>
       </w:r>
-      <w:hyperlink r:id="rId279">
+      <w:hyperlink r:id="rId280">
         <w:r>
           <w:rPr>
             <w:rStyle w:val="Hyperlink"/>
@@ -15687,8 +15935,8 @@
         <w:t xml:space="preserve">.</w:t>
       </w:r>
     </w:p>
-    <w:bookmarkEnd w:id="280"/>
-    <w:bookmarkStart w:id="282" w:name="ref-yamaguchi2011"/>
+    <w:bookmarkEnd w:id="281"/>
+    <w:bookmarkStart w:id="283" w:name="ref-yamaguchi2011"/>
     <w:p>
       <w:pPr>
         <w:pStyle w:val="Literaturverzeichnis"/>
@@ -15721,7 +15969,7 @@
       <w:r>
         <w:t xml:space="preserve"> </w:t>
       </w:r>
-      <w:hyperlink r:id="rId281">
+      <w:hyperlink r:id="rId282">
         <w:r>
           <w:rPr>
             <w:rStyle w:val="Hyperlink"/>
@@ -15733,8 +15981,8 @@
         <w:t xml:space="preserve">.</w:t>
       </w:r>
     </w:p>
-    <w:bookmarkEnd w:id="282"/>
-    <w:bookmarkStart w:id="284" w:name="ref-zebker2017"/>
+    <w:bookmarkEnd w:id="283"/>
+    <w:bookmarkStart w:id="285" w:name="ref-zebker2017"/>
     <w:p>
       <w:pPr>
         <w:pStyle w:val="Literaturverzeichnis"/>
@@ -15767,7 +16015,7 @@
       <w:r>
         <w:t xml:space="preserve"> </w:t>
       </w:r>
-      <w:hyperlink r:id="rId283">
+      <w:hyperlink r:id="rId284">
         <w:r>
           <w:rPr>
             <w:rStyle w:val="Hyperlink"/>
@@ -15779,8 +16027,8 @@
         <w:t xml:space="preserve">.</w:t>
       </w:r>
     </w:p>
-    <w:bookmarkEnd w:id="284"/>
-    <w:bookmarkStart w:id="286" w:name="ref-zebker2010"/>
+    <w:bookmarkEnd w:id="285"/>
+    <w:bookmarkStart w:id="287" w:name="ref-zebker2010"/>
     <w:p>
       <w:pPr>
         <w:pStyle w:val="Literaturverzeichnis"/>
@@ -15813,7 +16061,7 @@
       <w:r>
         <w:t xml:space="preserve"> </w:t>
       </w:r>
-      <w:hyperlink r:id="rId285">
+      <w:hyperlink r:id="rId286">
         <w:r>
           <w:rPr>
             <w:rStyle w:val="Hyperlink"/>
@@ -15825,15 +16073,15 @@
         <w:t xml:space="preserve">.</w:t>
       </w:r>
     </w:p>
-    <w:bookmarkEnd w:id="286"/>
     <w:bookmarkEnd w:id="287"/>
+    <w:bookmarkEnd w:id="288"/>
     <w:p>
       <w:r>
         <w:br w:type="page"/>
       </w:r>
     </w:p>
-    <w:bookmarkEnd w:id="288"/>
-    <w:bookmarkStart w:id="324" w:name="annexes"/>
+    <w:bookmarkEnd w:id="289"/>
+    <w:bookmarkStart w:id="325" w:name="annexes"/>
     <w:p>
       <w:pPr>
         <w:pStyle w:val="berschrift2"/>
@@ -15842,7 +16090,7 @@
         <w:t xml:space="preserve">Annexes</w:t>
       </w:r>
     </w:p>
-    <w:bookmarkStart w:id="290" w:name="sec:annex-sar-general-processing-roadmap"/>
+    <w:bookmarkStart w:id="291" w:name="sec:annex-sar-general-processing-roadmap"/>
     <w:p>
       <w:pPr>
         <w:pStyle w:val="berschrift3"/>
@@ -15864,7 +16112,7 @@
         <w:pStyle w:val="Compact"/>
         <w:numPr>
           <w:ilvl w:val="0"/>
-          <w:numId w:val="1094"/>
+          <w:numId w:val="1095"/>
         </w:numPr>
       </w:pPr>
       <w:r>
@@ -15876,7 +16124,7 @@
         <w:pStyle w:val="Compact"/>
         <w:numPr>
           <w:ilvl w:val="0"/>
-          <w:numId w:val="1094"/>
+          <w:numId w:val="1095"/>
         </w:numPr>
       </w:pPr>
       <w:r>
@@ -15888,7 +16136,7 @@
         <w:pStyle w:val="Compact"/>
         <w:numPr>
           <w:ilvl w:val="0"/>
-          <w:numId w:val="1094"/>
+          <w:numId w:val="1095"/>
         </w:numPr>
       </w:pPr>
       <w:r>
@@ -15917,7 +16165,7 @@
         <w:pStyle w:val="Compact"/>
         <w:numPr>
           <w:ilvl w:val="0"/>
-          <w:numId w:val="1094"/>
+          <w:numId w:val="1095"/>
         </w:numPr>
       </w:pPr>
       <w:r>
@@ -15963,7 +16211,7 @@
         <w:pStyle w:val="Compact"/>
         <w:numPr>
           <w:ilvl w:val="0"/>
-          <w:numId w:val="1094"/>
+          <w:numId w:val="1095"/>
         </w:numPr>
       </w:pPr>
       <w:r>
@@ -15995,7 +16243,7 @@
         <w:pStyle w:val="Compact"/>
         <w:numPr>
           <w:ilvl w:val="0"/>
-          <w:numId w:val="1094"/>
+          <w:numId w:val="1095"/>
         </w:numPr>
       </w:pPr>
       <w:r>
@@ -16061,7 +16309,7 @@
         <w:pStyle w:val="Compact"/>
         <w:numPr>
           <w:ilvl w:val="0"/>
-          <w:numId w:val="1094"/>
+          <w:numId w:val="1095"/>
         </w:numPr>
       </w:pPr>
       <w:r>
@@ -16073,7 +16321,7 @@
         <w:pStyle w:val="Compact"/>
         <w:numPr>
           <w:ilvl w:val="0"/>
-          <w:numId w:val="1094"/>
+          <w:numId w:val="1095"/>
         </w:numPr>
       </w:pPr>
       <w:r>
@@ -16085,7 +16333,7 @@
         <w:pStyle w:val="Compact"/>
         <w:numPr>
           <w:ilvl w:val="0"/>
-          <w:numId w:val="1094"/>
+          <w:numId w:val="1095"/>
         </w:numPr>
       </w:pPr>
       <w:r>
@@ -16114,7 +16362,7 @@
         <w:t xml:space="preserve">lists possible sequential steps and existing software tools (e.g., Gamma software (GAMMA, 2018)) and scripting tasks that can be used to form the CEOS-ARD SAR processing roadmap.</w:t>
       </w:r>
     </w:p>
-    <w:bookmarkStart w:id="289" w:name="tbl:sar-general-processing-roadmap-tbl1"/>
+    <w:bookmarkStart w:id="290" w:name="tbl:sar-general-processing-roadmap-tbl1"/>
     <w:p>
       <w:pPr>
         <w:pStyle w:val="TableCaption"/>
@@ -16357,9 +16605,9 @@
         </w:tc>
       </w:tr>
     </w:tbl>
-    <w:bookmarkEnd w:id="289"/>
     <w:bookmarkEnd w:id="290"/>
-    <w:bookmarkStart w:id="302" w:name="sec:annex-sar-topographic-phase-removal"/>
+    <w:bookmarkEnd w:id="291"/>
+    <w:bookmarkStart w:id="303" w:name="sec:annex-sar-topographic-phase-removal"/>
     <w:p>
       <w:pPr>
         <w:pStyle w:val="berschrift3"/>
@@ -16620,7 +16868,7 @@
       <w:pPr>
         <w:pStyle w:val="Textkrper"/>
       </w:pPr>
-      <w:bookmarkStart w:id="291" w:name="eq:sar-topographic-phase-removal-eq1"/>
+      <w:bookmarkStart w:id="292" w:name="eq:sar-topographic-phase-removal-eq1"/>
       <m:oMathPara>
         <m:oMathParaPr>
           <m:jc m:val="center"/>
@@ -16797,7 +17045,7 @@
           </m:d>
         </m:oMath>
       </m:oMathPara>
-      <w:bookmarkEnd w:id="291"/>
+      <w:bookmarkEnd w:id="292"/>
     </w:p>
     <w:p>
       <w:pPr>
@@ -16811,7 +17059,7 @@
       <w:pPr>
         <w:pStyle w:val="Textkrper"/>
       </w:pPr>
-      <w:bookmarkStart w:id="292" w:name="eq:sar-topographic-phase-removal-eq2"/>
+      <w:bookmarkStart w:id="293" w:name="eq:sar-topographic-phase-removal-eq2"/>
       <m:oMathPara>
         <m:oMathParaPr>
           <m:jc m:val="center"/>
@@ -16960,7 +17208,7 @@
           </m:d>
         </m:oMath>
       </m:oMathPara>
-      <w:bookmarkEnd w:id="292"/>
+      <w:bookmarkEnd w:id="293"/>
     </w:p>
     <w:p>
       <w:pPr>
@@ -17026,7 +17274,7 @@
         <w:pStyle w:val="Compact"/>
         <w:numPr>
           <w:ilvl w:val="0"/>
-          <w:numId w:val="1095"/>
+          <w:numId w:val="1096"/>
         </w:numPr>
       </w:pPr>
       <w:r>
@@ -17055,7 +17303,7 @@
         <w:pStyle w:val="Compact"/>
         <w:numPr>
           <w:ilvl w:val="0"/>
-          <w:numId w:val="1095"/>
+          <w:numId w:val="1096"/>
         </w:numPr>
       </w:pPr>
       <w:r>
@@ -17212,7 +17460,7 @@
       <w:pPr>
         <w:pStyle w:val="Textkrper"/>
       </w:pPr>
-      <w:bookmarkStart w:id="293" w:name="eq:sar-topographic-phase-removal-eq3"/>
+      <w:bookmarkStart w:id="294" w:name="eq:sar-topographic-phase-removal-eq3"/>
       <m:oMathPara>
         <m:oMathParaPr>
           <m:jc m:val="center"/>
@@ -17352,7 +17600,7 @@
           </m:d>
         </m:oMath>
       </m:oMathPara>
-      <w:bookmarkEnd w:id="293"/>
+      <w:bookmarkEnd w:id="294"/>
     </w:p>
     <w:p>
       <w:pPr>
@@ -17614,7 +17862,7 @@
       <w:pPr>
         <w:pStyle w:val="Textkrper"/>
       </w:pPr>
-      <w:bookmarkStart w:id="294" w:name="eq:sar-topographic-phase-removal-eq4"/>
+      <w:bookmarkStart w:id="295" w:name="eq:sar-topographic-phase-removal-eq4"/>
       <m:oMathPara>
         <m:oMathParaPr>
           <m:jc m:val="center"/>
@@ -17864,13 +18112,13 @@
           </m:d>
         </m:oMath>
       </m:oMathPara>
-      <w:bookmarkEnd w:id="294"/>
+      <w:bookmarkEnd w:id="295"/>
     </w:p>
     <w:p>
       <w:pPr>
         <w:pStyle w:val="FirstParagraph"/>
       </w:pPr>
-      <w:bookmarkStart w:id="295" w:name="eq:sar-topographic-phase-removal-eq5"/>
+      <w:bookmarkStart w:id="296" w:name="eq:sar-topographic-phase-removal-eq5"/>
       <m:oMathPara>
         <m:oMathParaPr>
           <m:jc m:val="center"/>
@@ -18120,7 +18368,7 @@
           </m:d>
         </m:oMath>
       </m:oMathPara>
-      <w:bookmarkEnd w:id="295"/>
+      <w:bookmarkEnd w:id="296"/>
     </w:p>
     <w:p>
       <w:pPr>
@@ -18134,7 +18382,7 @@
       <w:pPr>
         <w:pStyle w:val="Textkrper"/>
       </w:pPr>
-      <w:bookmarkStart w:id="296" w:name="eq:sar-topographic-phase-removal-eq6"/>
+      <w:bookmarkStart w:id="297" w:name="eq:sar-topographic-phase-removal-eq6"/>
       <m:oMathPara>
         <m:oMathParaPr>
           <m:jc m:val="center"/>
@@ -18296,7 +18544,7 @@
           </m:d>
         </m:oMath>
       </m:oMathPara>
-      <w:bookmarkEnd w:id="296"/>
+      <w:bookmarkEnd w:id="297"/>
     </w:p>
     <w:p>
       <w:pPr>
@@ -18321,7 +18569,7 @@
       <w:pPr>
         <w:pStyle w:val="Textkrper"/>
       </w:pPr>
-      <w:bookmarkStart w:id="297" w:name="eq:sar-topographic-phase-removal-eq7"/>
+      <w:bookmarkStart w:id="298" w:name="eq:sar-topographic-phase-removal-eq7"/>
       <m:oMathPara>
         <m:oMathParaPr>
           <m:jc m:val="center"/>
@@ -18635,13 +18883,13 @@
           </m:d>
         </m:oMath>
       </m:oMathPara>
-      <w:bookmarkEnd w:id="297"/>
+      <w:bookmarkEnd w:id="298"/>
     </w:p>
     <w:p>
       <w:pPr>
         <w:pStyle w:val="FirstParagraph"/>
       </w:pPr>
-      <w:bookmarkStart w:id="298" w:name="eq:sar-topographic-phase-removal-eq8"/>
+      <w:bookmarkStart w:id="299" w:name="eq:sar-topographic-phase-removal-eq8"/>
       <m:oMathPara>
         <m:oMathParaPr>
           <m:jc m:val="center"/>
@@ -18891,13 +19139,13 @@
           </m:d>
         </m:oMath>
       </m:oMathPara>
-      <w:bookmarkEnd w:id="298"/>
+      <w:bookmarkEnd w:id="299"/>
     </w:p>
     <w:p>
       <w:pPr>
         <w:pStyle w:val="FirstParagraph"/>
       </w:pPr>
-      <w:bookmarkStart w:id="299" w:name="eq:sar-topographic-phase-removal-eq9"/>
+      <w:bookmarkStart w:id="300" w:name="eq:sar-topographic-phase-removal-eq9"/>
       <m:oMathPara>
         <m:oMathParaPr>
           <m:jc m:val="center"/>
@@ -19070,7 +19318,7 @@
           </m:d>
         </m:oMath>
       </m:oMathPara>
-      <w:bookmarkEnd w:id="299"/>
+      <w:bookmarkEnd w:id="300"/>
     </w:p>
     <w:p>
       <w:pPr>
@@ -19156,7 +19404,7 @@
       <w:pPr>
         <w:pStyle w:val="Textkrper"/>
       </w:pPr>
-      <w:bookmarkStart w:id="300" w:name="eq:sar-topographic-phase-removal-eq10"/>
+      <w:bookmarkStart w:id="301" w:name="eq:sar-topographic-phase-removal-eq10"/>
       <m:oMathPara>
         <m:oMathParaPr>
           <m:jc m:val="center"/>
@@ -19412,7 +19660,7 @@
           </m:d>
         </m:oMath>
       </m:oMathPara>
-      <w:bookmarkEnd w:id="300"/>
+      <w:bookmarkEnd w:id="301"/>
     </w:p>
     <w:p>
       <w:pPr>
@@ -19426,7 +19674,7 @@
       <w:pPr>
         <w:pStyle w:val="Textkrper"/>
       </w:pPr>
-      <w:bookmarkStart w:id="301" w:name="eq:sar-topographic-phase-removal-eq11"/>
+      <w:bookmarkStart w:id="302" w:name="eq:sar-topographic-phase-removal-eq11"/>
       <m:oMathPara>
         <m:oMathParaPr>
           <m:jc m:val="center"/>
@@ -19592,10 +19840,10 @@
           </m:d>
         </m:oMath>
       </m:oMathPara>
-      <w:bookmarkEnd w:id="301"/>
-    </w:p>
-    <w:bookmarkEnd w:id="302"/>
-    <w:bookmarkStart w:id="309" w:name="sec:annex-sar-pol-covmat"/>
+      <w:bookmarkEnd w:id="302"/>
+    </w:p>
+    <w:bookmarkEnd w:id="303"/>
+    <w:bookmarkStart w:id="310" w:name="sec:annex-sar-pol-covmat"/>
     <w:p>
       <w:pPr>
         <w:pStyle w:val="berschrift3"/>
@@ -19656,7 +19904,7 @@
       <w:pPr>
         <w:pStyle w:val="Textkrper"/>
       </w:pPr>
-      <w:bookmarkStart w:id="303" w:name="eq:sar-pol-covmat-eq1"/>
+      <w:bookmarkStart w:id="304" w:name="eq:sar-pol-covmat-eq1"/>
       <m:oMathPara>
         <m:oMathParaPr>
           <m:jc m:val="center"/>
@@ -20138,7 +20386,7 @@
           </m:d>
         </m:oMath>
       </m:oMathPara>
-      <w:bookmarkEnd w:id="303"/>
+      <w:bookmarkEnd w:id="304"/>
     </w:p>
     <w:p>
       <w:pPr>
@@ -20164,7 +20412,7 @@
       <w:pPr>
         <w:pStyle w:val="Textkrper"/>
       </w:pPr>
-      <w:bookmarkStart w:id="304" w:name="eq:sar-pol-covmat-eq2"/>
+      <w:bookmarkStart w:id="305" w:name="eq:sar-pol-covmat-eq2"/>
       <m:oMathPara>
         <m:oMathParaPr>
           <m:jc m:val="center"/>
@@ -20386,13 +20634,13 @@
           </m:d>
         </m:oMath>
       </m:oMathPara>
-      <w:bookmarkEnd w:id="304"/>
+      <w:bookmarkEnd w:id="305"/>
     </w:p>
     <w:p>
       <w:pPr>
         <w:pStyle w:val="FirstParagraph"/>
       </w:pPr>
-      <w:bookmarkStart w:id="305" w:name="eq:sar-pol-covmat-eq3"/>
+      <w:bookmarkStart w:id="306" w:name="eq:sar-pol-covmat-eq3"/>
       <m:oMathPara>
         <m:oMathParaPr>
           <m:jc m:val="center"/>
@@ -20614,13 +20862,13 @@
           </m:d>
         </m:oMath>
       </m:oMathPara>
-      <w:bookmarkEnd w:id="305"/>
+      <w:bookmarkEnd w:id="306"/>
     </w:p>
     <w:p>
       <w:pPr>
         <w:pStyle w:val="FirstParagraph"/>
       </w:pPr>
-      <w:bookmarkStart w:id="306" w:name="eq:eq:sar-pol-covmat-eq4"/>
+      <w:bookmarkStart w:id="307" w:name="eq:eq:sar-pol-covmat-eq4"/>
       <m:oMathPara>
         <m:oMathParaPr>
           <m:jc m:val="center"/>
@@ -20842,7 +21090,7 @@
           </m:d>
         </m:oMath>
       </m:oMathPara>
-      <w:bookmarkEnd w:id="306"/>
+      <w:bookmarkEnd w:id="307"/>
     </w:p>
     <w:p>
       <w:pPr>
@@ -20969,7 +21217,7 @@
       <w:pPr>
         <w:pStyle w:val="Textkrper"/>
       </w:pPr>
-      <w:bookmarkStart w:id="307" w:name="eq:sar-pol-covmat-eq5"/>
+      <w:bookmarkStart w:id="308" w:name="eq:sar-pol-covmat-eq5"/>
       <m:oMathPara>
         <m:oMathParaPr>
           <m:jc m:val="center"/>
@@ -21501,7 +21749,7 @@
           </m:d>
         </m:oMath>
       </m:oMathPara>
-      <w:bookmarkEnd w:id="307"/>
+      <w:bookmarkEnd w:id="308"/>
     </w:p>
     <w:p>
       <w:pPr>
@@ -21526,7 +21774,7 @@
       <w:pPr>
         <w:pStyle w:val="Textkrper"/>
       </w:pPr>
-      <w:bookmarkStart w:id="308" w:name="eq:sar-pol-covmat-eq6"/>
+      <w:bookmarkStart w:id="309" w:name="eq:sar-pol-covmat-eq6"/>
       <m:oMathPara>
         <m:oMathParaPr>
           <m:jc m:val="center"/>
@@ -21805,10 +22053,10 @@
           </m:d>
         </m:oMath>
       </m:oMathPara>
-      <w:bookmarkEnd w:id="308"/>
-    </w:p>
-    <w:bookmarkEnd w:id="309"/>
-    <w:bookmarkStart w:id="314" w:name="sec:annex-sar-pol-prd"/>
+      <w:bookmarkEnd w:id="309"/>
+    </w:p>
+    <w:bookmarkEnd w:id="310"/>
+    <w:bookmarkStart w:id="315" w:name="sec:annex-sar-pol-prd"/>
     <w:p>
       <w:pPr>
         <w:pStyle w:val="berschrift3"/>
@@ -21825,7 +22073,7 @@
         <w:t xml:space="preserve">Different methodologies allow decomposition of coherent dual-polarization data or fully polarimetric data to meaningful components summarizing the scattering processing with the interacting media. Decomposition techniques are divided in two categories: Coherent and incoherent.</w:t>
       </w:r>
     </w:p>
-    <w:bookmarkStart w:id="311" w:name="coherent-decompositions"/>
+    <w:bookmarkStart w:id="312" w:name="coherent-decompositions"/>
     <w:p>
       <w:pPr>
         <w:pStyle w:val="berschrift4"/>
@@ -21847,7 +22095,7 @@
         <w:pStyle w:val="Compact"/>
         <w:numPr>
           <w:ilvl w:val="0"/>
-          <w:numId w:val="1096"/>
+          <w:numId w:val="1097"/>
         </w:numPr>
       </w:pPr>
       <w:r>
@@ -21859,7 +22107,7 @@
         <w:pStyle w:val="Compact"/>
         <w:numPr>
           <w:ilvl w:val="0"/>
-          <w:numId w:val="1097"/>
+          <w:numId w:val="1098"/>
         </w:numPr>
       </w:pPr>
       <m:oMath>
@@ -21895,7 +22143,7 @@
         <w:pStyle w:val="Compact"/>
         <w:numPr>
           <w:ilvl w:val="0"/>
-          <w:numId w:val="1097"/>
+          <w:numId w:val="1098"/>
         </w:numPr>
       </w:pPr>
       <m:oMath>
@@ -21931,7 +22179,7 @@
         <w:pStyle w:val="Compact"/>
         <w:numPr>
           <w:ilvl w:val="0"/>
-          <w:numId w:val="1097"/>
+          <w:numId w:val="1098"/>
         </w:numPr>
       </w:pPr>
       <m:oMath>
@@ -21967,7 +22215,7 @@
         <w:pStyle w:val="Compact"/>
         <w:numPr>
           <w:ilvl w:val="0"/>
-          <w:numId w:val="1098"/>
+          <w:numId w:val="1099"/>
         </w:numPr>
       </w:pPr>
       <w:r>
@@ -21996,7 +22244,7 @@
         <w:pStyle w:val="Compact"/>
         <w:numPr>
           <w:ilvl w:val="0"/>
-          <w:numId w:val="1099"/>
+          <w:numId w:val="1100"/>
         </w:numPr>
       </w:pPr>
       <m:oMath>
@@ -22044,7 +22292,7 @@
         <w:pStyle w:val="Compact"/>
         <w:numPr>
           <w:ilvl w:val="0"/>
-          <w:numId w:val="1099"/>
+          <w:numId w:val="1100"/>
         </w:numPr>
       </w:pPr>
       <m:oMath>
@@ -22092,7 +22340,7 @@
         <w:pStyle w:val="Compact"/>
         <w:numPr>
           <w:ilvl w:val="0"/>
-          <w:numId w:val="1099"/>
+          <w:numId w:val="1100"/>
         </w:numPr>
       </w:pPr>
       <m:oMath>
@@ -22140,7 +22388,7 @@
         <w:pStyle w:val="Compact"/>
         <w:numPr>
           <w:ilvl w:val="0"/>
-          <w:numId w:val="1099"/>
+          <w:numId w:val="1100"/>
         </w:numPr>
       </w:pPr>
       <m:oMath>
@@ -22157,7 +22405,7 @@
         <w:pStyle w:val="Compact"/>
         <w:numPr>
           <w:ilvl w:val="0"/>
-          <w:numId w:val="1099"/>
+          <w:numId w:val="1100"/>
         </w:numPr>
       </w:pPr>
       <m:oMath>
@@ -22183,7 +22431,7 @@
         <w:pStyle w:val="Compact"/>
         <w:numPr>
           <w:ilvl w:val="0"/>
-          <w:numId w:val="1100"/>
+          <w:numId w:val="1101"/>
         </w:numPr>
       </w:pPr>
       <w:r>
@@ -22207,7 +22455,7 @@
         <w:t xml:space="preserve">)</w:t>
       </w:r>
     </w:p>
-    <w:bookmarkStart w:id="310" w:name="tbl:sar-pol-prd-tbl1"/>
+    <w:bookmarkStart w:id="311" w:name="tbl:sar-pol-prd-tbl1"/>
     <w:p>
       <w:pPr>
         <w:pStyle w:val="TableCaption"/>
@@ -22491,9 +22739,9 @@
         </w:tc>
       </w:tr>
     </w:tbl>
-    <w:bookmarkEnd w:id="310"/>
     <w:bookmarkEnd w:id="311"/>
-    <w:bookmarkStart w:id="313" w:name="incoherent-decompositions"/>
+    <w:bookmarkEnd w:id="312"/>
+    <w:bookmarkStart w:id="314" w:name="incoherent-decompositions"/>
     <w:p>
       <w:pPr>
         <w:pStyle w:val="berschrift4"/>
@@ -22515,7 +22763,7 @@
         <w:pStyle w:val="Compact"/>
         <w:numPr>
           <w:ilvl w:val="0"/>
-          <w:numId w:val="1101"/>
+          <w:numId w:val="1102"/>
         </w:numPr>
       </w:pPr>
       <w:r>
@@ -22567,7 +22815,7 @@
         <w:t xml:space="preserve">)</w:t>
       </w:r>
     </w:p>
-    <w:bookmarkStart w:id="312" w:name="tbl:sar-pol-prd-tbl2"/>
+    <w:bookmarkStart w:id="313" w:name="tbl:sar-pol-prd-tbl2"/>
     <w:p>
       <w:pPr>
         <w:pStyle w:val="TableCaption"/>
@@ -22835,13 +23083,13 @@
         </w:tc>
       </w:tr>
     </w:tbl>
-    <w:bookmarkEnd w:id="312"/>
-    <w:p>
-      <w:pPr>
-        <w:pStyle w:val="Compact"/>
-        <w:numPr>
-          <w:ilvl w:val="0"/>
-          <w:numId w:val="1102"/>
+    <w:bookmarkEnd w:id="313"/>
+    <w:p>
+      <w:pPr>
+        <w:pStyle w:val="Compact"/>
+        <w:numPr>
+          <w:ilvl w:val="0"/>
+          <w:numId w:val="1103"/>
         </w:numPr>
       </w:pPr>
       <w:r>
@@ -22876,7 +23124,7 @@
         <w:pStyle w:val="Compact"/>
         <w:numPr>
           <w:ilvl w:val="0"/>
-          <w:numId w:val="1103"/>
+          <w:numId w:val="1104"/>
         </w:numPr>
       </w:pPr>
       <m:oMath>
@@ -22896,7 +23144,7 @@
         <w:pStyle w:val="Compact"/>
         <w:numPr>
           <w:ilvl w:val="0"/>
-          <w:numId w:val="1103"/>
+          <w:numId w:val="1104"/>
         </w:numPr>
       </w:pPr>
       <m:oMath>
@@ -22916,7 +23164,7 @@
         <w:pStyle w:val="Compact"/>
         <w:numPr>
           <w:ilvl w:val="0"/>
-          <w:numId w:val="1103"/>
+          <w:numId w:val="1104"/>
         </w:numPr>
       </w:pPr>
       <m:oMath>
@@ -22936,7 +23184,7 @@
         <w:pStyle w:val="Compact"/>
         <w:numPr>
           <w:ilvl w:val="0"/>
-          <w:numId w:val="1103"/>
+          <w:numId w:val="1104"/>
         </w:numPr>
       </w:pPr>
       <m:oMath>
@@ -22951,9 +23199,9 @@
         <w:t xml:space="preserve">: orientation angle [Degrees]</w:t>
       </w:r>
     </w:p>
-    <w:bookmarkEnd w:id="313"/>
     <w:bookmarkEnd w:id="314"/>
-    <w:bookmarkStart w:id="323" w:name="sec:annex-sar-pol-examples"/>
+    <w:bookmarkEnd w:id="315"/>
+    <w:bookmarkStart w:id="324" w:name="sec:annex-sar-pol-examples"/>
     <w:p>
       <w:pPr>
         <w:pStyle w:val="berschrift3"/>
@@ -23037,7 +23285,7 @@
         <w:t xml:space="preserve">a).</w:t>
       </w:r>
     </w:p>
-    <w:bookmarkStart w:id="318" w:name="fig:sar-pol-examples-fig1"/>
+    <w:bookmarkStart w:id="319" w:name="fig:sar-pol-examples-fig1"/>
     <w:p>
       <w:pPr>
         <w:pStyle w:val="CaptionedFigure"/>
@@ -23047,18 +23295,18 @@
           <wp:inline>
             <wp:extent cx="5724525" cy="5629275"/>
             <wp:effectExtent b="0" l="0" r="0" t="0"/>
-            <wp:docPr descr="Figure 1: Example of polarimetric decomposition generated from ARD covariance format. a) Shaded DEM of the area; b) RADARSAT-2 HH intensity; c) Yamaguchi decomposition colour composite (Red: even bounce, Green: random, Blue: odd bounce); d) Same as c) with terrain flattening option. Generated from Radarsat-2 FQ18W acquired over Murcia, Spain on 18 June 2014 - ©MDA 2014" title="" id="316" name="Picture"/>
+            <wp:docPr descr="Figure 1: Example of polarimetric decomposition generated from ARD covariance format. a) Shaded DEM of the area; b) RADARSAT-2 HH intensity; c) Yamaguchi decomposition colour composite (Red: even bounce, Green: random, Blue: odd bounce); d) Same as c) with terrain flattening option. Generated from Radarsat-2 FQ18W acquired over Murcia, Spain on 18 June 2014 - ©MDA 2014" title="" id="317" name="Picture"/>
             <a:graphic>
               <a:graphicData uri="http://schemas.openxmlformats.org/drawingml/2006/picture">
                 <pic:pic>
                   <pic:nvPicPr>
-                    <pic:cNvPr descr="assets/sar-pol-examples/pol-decomposition.jpeg" id="317" name="Picture"/>
+                    <pic:cNvPr descr="assets/sar-pol-examples/pol-decomposition.jpeg" id="318" name="Picture"/>
                     <pic:cNvPicPr>
                       <a:picLocks noChangeArrowheads="1" noChangeAspect="1"/>
                     </pic:cNvPicPr>
                   </pic:nvPicPr>
                   <pic:blipFill>
-                    <a:blip r:embed="rId315"/>
+                    <a:blip r:embed="rId316"/>
                     <a:stretch>
                       <a:fillRect/>
                     </a:stretch>
@@ -23093,7 +23341,7 @@
         <w:t xml:space="preserve">Figure 1: Example of polarimetric decomposition generated from ARD covariance format. a) Shaded DEM of the area; b) RADARSAT-2 HH intensity; c) Yamaguchi decomposition colour composite (Red: even bounce, Green: random, Blue: odd bounce); d) Same as c) with terrain flattening option. Generated from Radarsat-2 FQ18W acquired over Murcia, Spain on 18 June 2014 - ©MDA 2014</w:t>
       </w:r>
     </w:p>
-    <w:bookmarkEnd w:id="318"/>
+    <w:bookmarkEnd w:id="319"/>
     <w:p>
       <w:pPr>
         <w:pStyle w:val="Textkrper"/>
@@ -23161,7 +23409,7 @@
         <w:t xml:space="preserve">b growth of vegetation modifies the radar signal with interacting media function of the vegetation density and geometry which increase the amount of even bounce (red channel) and random scattering.</w:t>
       </w:r>
     </w:p>
-    <w:bookmarkStart w:id="322" w:name="fig:sar-pol-examples-fig2"/>
+    <w:bookmarkStart w:id="323" w:name="fig:sar-pol-examples-fig2"/>
     <w:p>
       <w:pPr>
         <w:pStyle w:val="CaptionedFigure"/>
@@ -23171,18 +23419,18 @@
           <wp:inline>
             <wp:extent cx="5727700" cy="2887518"/>
             <wp:effectExtent b="0" l="0" r="0" t="0"/>
-            <wp:docPr descr="Figure 2: m-chi decomposition colour composite of simulated compact polarimetry from Radarsat-2 over an agriculture area. RGB representation: Red: even bounce, Green: random, Blue: odd bounce. a) 3 May 2012; and b) 18 June 2012. Generated from Radarsat-2 FQ6W acquired over SMAPVEX12 campaign Manitoba, Canada on 3 May and 20 June 2012 - ©MDA 2012" title="" id="320" name="Picture"/>
+            <wp:docPr descr="Figure 2: m-chi decomposition colour composite of simulated compact polarimetry from Radarsat-2 over an agriculture area. RGB representation: Red: even bounce, Green: random, Blue: odd bounce. a) 3 May 2012; and b) 18 June 2012. Generated from Radarsat-2 FQ6W acquired over SMAPVEX12 campaign Manitoba, Canada on 3 May and 20 June 2012 - ©MDA 2012" title="" id="321" name="Picture"/>
             <a:graphic>
               <a:graphicData uri="http://schemas.openxmlformats.org/drawingml/2006/picture">
                 <pic:pic>
                   <pic:nvPicPr>
-                    <pic:cNvPr descr="assets/sar-pol-examples/m-chi-decomposition.jpeg" id="321" name="Picture"/>
+                    <pic:cNvPr descr="assets/sar-pol-examples/m-chi-decomposition.jpeg" id="322" name="Picture"/>
                     <pic:cNvPicPr>
                       <a:picLocks noChangeArrowheads="1" noChangeAspect="1"/>
                     </pic:cNvPicPr>
                   </pic:nvPicPr>
                   <pic:blipFill>
-                    <a:blip r:embed="rId319"/>
+                    <a:blip r:embed="rId320"/>
                     <a:stretch>
                       <a:fillRect/>
                     </a:stretch>
@@ -23217,10 +23465,10 @@
         <w:t xml:space="preserve">Figure 2: m-chi decomposition colour composite of simulated compact polarimetry from Radarsat-2 over an agriculture area. RGB representation: Red: even bounce, Green: random, Blue: odd bounce. a) 3 May 2012; and b) 18 June 2012. Generated from Radarsat-2 FQ6W acquired over SMAPVEX12 campaign Manitoba, Canada on 3 May and 20 June 2012 - ©MDA 2012</w:t>
       </w:r>
     </w:p>
-    <w:bookmarkEnd w:id="322"/>
     <w:bookmarkEnd w:id="323"/>
     <w:bookmarkEnd w:id="324"/>
     <w:bookmarkEnd w:id="325"/>
+    <w:bookmarkEnd w:id="326"/>
     <w:sectPr>
       <w:headerReference r:id="rId11" w:type="even"/>
       <w:headerReference r:id="rId10" w:type="default"/>
@@ -23287,7 +23535,7 @@
       </w:r>
     </w:p>
   </w:footnote>
-  <w:footnote w:id="74">
+  <w:footnote w:id="75">
     <w:p>
       <w:pPr>
         <w:pStyle w:val="Funotentext"/>
@@ -23998,6 +24246,9 @@
     <w:abstractNumId w:val="991"/>
   </w:num>
   <w:num w:numId="1002">
+    <w:abstractNumId w:val="991"/>
+  </w:num>
+  <w:num w:numId="1003">
     <w:abstractNumId w:val="99411"/>
     <w:lvlOverride w:ilvl="0">
       <w:startOverride w:val="1"/>
@@ -24026,9 +24277,6 @@
     <w:lvlOverride w:ilvl="8">
       <w:startOverride w:val="1"/>
     </w:lvlOverride>
-  </w:num>
-  <w:num w:numId="1003">
-    <w:abstractNumId w:val="991"/>
   </w:num>
   <w:num w:numId="1004">
     <w:abstractNumId w:val="991"/>
@@ -24106,6 +24354,9 @@
     <w:abstractNumId w:val="991"/>
   </w:num>
   <w:num w:numId="1029">
+    <w:abstractNumId w:val="991"/>
+  </w:num>
+  <w:num w:numId="1030">
     <w:abstractNumId w:val="99411"/>
     <w:lvlOverride w:ilvl="0">
       <w:startOverride w:val="1"/>
@@ -24135,9 +24386,6 @@
       <w:startOverride w:val="1"/>
     </w:lvlOverride>
   </w:num>
-  <w:num w:numId="1030">
-    <w:abstractNumId w:val="991"/>
-  </w:num>
   <w:num w:numId="1031">
     <w:abstractNumId w:val="991"/>
   </w:num>
@@ -24163,6 +24411,9 @@
     <w:abstractNumId w:val="991"/>
   </w:num>
   <w:num w:numId="1039">
+    <w:abstractNumId w:val="991"/>
+  </w:num>
+  <w:num w:numId="1040">
     <w:abstractNumId w:val="99411"/>
     <w:lvlOverride w:ilvl="0">
       <w:startOverride w:val="1"/>
@@ -24191,9 +24442,6 @@
     <w:lvlOverride w:ilvl="8">
       <w:startOverride w:val="1"/>
     </w:lvlOverride>
-  </w:num>
-  <w:num w:numId="1040">
-    <w:abstractNumId w:val="991"/>
   </w:num>
   <w:num w:numId="1041">
     <w:abstractNumId w:val="991"/>
@@ -24241,6 +24489,9 @@
     <w:abstractNumId w:val="991"/>
   </w:num>
   <w:num w:numId="1056">
+    <w:abstractNumId w:val="991"/>
+  </w:num>
+  <w:num w:numId="1057">
     <w:abstractNumId w:val="99411"/>
     <w:lvlOverride w:ilvl="0">
       <w:startOverride w:val="1"/>
@@ -24270,13 +24521,13 @@
       <w:startOverride w:val="1"/>
     </w:lvlOverride>
   </w:num>
-  <w:num w:numId="1057">
-    <w:abstractNumId w:val="991"/>
-  </w:num>
   <w:num w:numId="1058">
     <w:abstractNumId w:val="991"/>
   </w:num>
   <w:num w:numId="1059">
+    <w:abstractNumId w:val="991"/>
+  </w:num>
+  <w:num w:numId="1060">
     <w:abstractNumId w:val="99411"/>
     <w:lvlOverride w:ilvl="0">
       <w:startOverride w:val="1"/>
@@ -24305,9 +24556,6 @@
     <w:lvlOverride w:ilvl="8">
       <w:startOverride w:val="1"/>
     </w:lvlOverride>
-  </w:num>
-  <w:num w:numId="1060">
-    <w:abstractNumId w:val="991"/>
   </w:num>
   <w:num w:numId="1061">
     <w:abstractNumId w:val="991"/>
@@ -24349,6 +24597,9 @@
     <w:abstractNumId w:val="991"/>
   </w:num>
   <w:num w:numId="1074">
+    <w:abstractNumId w:val="991"/>
+  </w:num>
+  <w:num w:numId="1075">
     <w:abstractNumId w:val="99411"/>
     <w:lvlOverride w:ilvl="0">
       <w:startOverride w:val="1"/>
@@ -24378,13 +24629,13 @@
       <w:startOverride w:val="1"/>
     </w:lvlOverride>
   </w:num>
-  <w:num w:numId="1075">
-    <w:abstractNumId w:val="991"/>
-  </w:num>
   <w:num w:numId="1076">
     <w:abstractNumId w:val="991"/>
   </w:num>
   <w:num w:numId="1077">
+    <w:abstractNumId w:val="991"/>
+  </w:num>
+  <w:num w:numId="1078">
     <w:abstractNumId w:val="99411"/>
     <w:lvlOverride w:ilvl="0">
       <w:startOverride w:val="1"/>
@@ -24414,9 +24665,6 @@
       <w:startOverride w:val="1"/>
     </w:lvlOverride>
   </w:num>
-  <w:num w:numId="1078">
-    <w:abstractNumId w:val="991"/>
-  </w:num>
   <w:num w:numId="1079">
     <w:abstractNumId w:val="991"/>
   </w:num>
@@ -24430,6 +24678,9 @@
     <w:abstractNumId w:val="991"/>
   </w:num>
   <w:num w:numId="1083">
+    <w:abstractNumId w:val="991"/>
+  </w:num>
+  <w:num w:numId="1084">
     <w:abstractNumId w:val="99411"/>
     <w:lvlOverride w:ilvl="0">
       <w:startOverride w:val="1"/>
@@ -24459,9 +24710,6 @@
       <w:startOverride w:val="1"/>
     </w:lvlOverride>
   </w:num>
-  <w:num w:numId="1084">
-    <w:abstractNumId w:val="991"/>
-  </w:num>
   <w:num w:numId="1085">
     <w:abstractNumId w:val="991"/>
   </w:num>
@@ -24472,6 +24720,9 @@
     <w:abstractNumId w:val="991"/>
   </w:num>
   <w:num w:numId="1088">
+    <w:abstractNumId w:val="991"/>
+  </w:num>
+  <w:num w:numId="1089">
     <w:abstractNumId w:val="99411"/>
     <w:lvlOverride w:ilvl="0">
       <w:startOverride w:val="1"/>
@@ -24501,13 +24752,13 @@
       <w:startOverride w:val="1"/>
     </w:lvlOverride>
   </w:num>
-  <w:num w:numId="1089">
-    <w:abstractNumId w:val="991"/>
-  </w:num>
   <w:num w:numId="1090">
     <w:abstractNumId w:val="991"/>
   </w:num>
   <w:num w:numId="1091">
+    <w:abstractNumId w:val="991"/>
+  </w:num>
+  <w:num w:numId="1092">
     <w:abstractNumId w:val="99411"/>
     <w:lvlOverride w:ilvl="0">
       <w:startOverride w:val="1"/>
@@ -24537,9 +24788,6 @@
       <w:startOverride w:val="1"/>
     </w:lvlOverride>
   </w:num>
-  <w:num w:numId="1092">
-    <w:abstractNumId w:val="991"/>
-  </w:num>
   <w:num w:numId="1093">
     <w:abstractNumId w:val="991"/>
   </w:num>
@@ -24547,34 +24795,7 @@
     <w:abstractNumId w:val="991"/>
   </w:num>
   <w:num w:numId="1095">
-    <w:abstractNumId w:val="99411"/>
-    <w:lvlOverride w:ilvl="0">
-      <w:startOverride w:val="1"/>
-    </w:lvlOverride>
-    <w:lvlOverride w:ilvl="1">
-      <w:startOverride w:val="1"/>
-    </w:lvlOverride>
-    <w:lvlOverride w:ilvl="2">
-      <w:startOverride w:val="1"/>
-    </w:lvlOverride>
-    <w:lvlOverride w:ilvl="3">
-      <w:startOverride w:val="1"/>
-    </w:lvlOverride>
-    <w:lvlOverride w:ilvl="4">
-      <w:startOverride w:val="1"/>
-    </w:lvlOverride>
-    <w:lvlOverride w:ilvl="5">
-      <w:startOverride w:val="1"/>
-    </w:lvlOverride>
-    <w:lvlOverride w:ilvl="6">
-      <w:startOverride w:val="1"/>
-    </w:lvlOverride>
-    <w:lvlOverride w:ilvl="7">
-      <w:startOverride w:val="1"/>
-    </w:lvlOverride>
-    <w:lvlOverride w:ilvl="8">
-      <w:startOverride w:val="1"/>
-    </w:lvlOverride>
+    <w:abstractNumId w:val="991"/>
   </w:num>
   <w:num w:numId="1096">
     <w:abstractNumId w:val="99411"/>
@@ -24607,9 +24828,39 @@
     </w:lvlOverride>
   </w:num>
   <w:num w:numId="1097">
+    <w:abstractNumId w:val="99411"/>
+    <w:lvlOverride w:ilvl="0">
+      <w:startOverride w:val="1"/>
+    </w:lvlOverride>
+    <w:lvlOverride w:ilvl="1">
+      <w:startOverride w:val="1"/>
+    </w:lvlOverride>
+    <w:lvlOverride w:ilvl="2">
+      <w:startOverride w:val="1"/>
+    </w:lvlOverride>
+    <w:lvlOverride w:ilvl="3">
+      <w:startOverride w:val="1"/>
+    </w:lvlOverride>
+    <w:lvlOverride w:ilvl="4">
+      <w:startOverride w:val="1"/>
+    </w:lvlOverride>
+    <w:lvlOverride w:ilvl="5">
+      <w:startOverride w:val="1"/>
+    </w:lvlOverride>
+    <w:lvlOverride w:ilvl="6">
+      <w:startOverride w:val="1"/>
+    </w:lvlOverride>
+    <w:lvlOverride w:ilvl="7">
+      <w:startOverride w:val="1"/>
+    </w:lvlOverride>
+    <w:lvlOverride w:ilvl="8">
+      <w:startOverride w:val="1"/>
+    </w:lvlOverride>
+  </w:num>
+  <w:num w:numId="1098">
     <w:abstractNumId w:val="991"/>
   </w:num>
-  <w:num w:numId="1098">
+  <w:num w:numId="1099">
     <w:abstractNumId w:val="99412"/>
     <w:lvlOverride w:ilvl="0">
       <w:startOverride w:val="2"/>
@@ -24639,10 +24890,10 @@
       <w:startOverride w:val="2"/>
     </w:lvlOverride>
   </w:num>
-  <w:num w:numId="1099">
+  <w:num w:numId="1100">
     <w:abstractNumId w:val="991"/>
   </w:num>
-  <w:num w:numId="1100">
+  <w:num w:numId="1101">
     <w:abstractNumId w:val="99413"/>
     <w:lvlOverride w:ilvl="0">
       <w:startOverride w:val="3"/>
@@ -24672,7 +24923,7 @@
       <w:startOverride w:val="3"/>
     </w:lvlOverride>
   </w:num>
-  <w:num w:numId="1101">
+  <w:num w:numId="1102">
     <w:abstractNumId w:val="99411"/>
     <w:lvlOverride w:ilvl="0">
       <w:startOverride w:val="1"/>
@@ -24702,7 +24953,7 @@
       <w:startOverride w:val="1"/>
     </w:lvlOverride>
   </w:num>
-  <w:num w:numId="1102">
+  <w:num w:numId="1103">
     <w:abstractNumId w:val="99412"/>
     <w:lvlOverride w:ilvl="0">
       <w:startOverride w:val="2"/>
@@ -24732,7 +24983,7 @@
       <w:startOverride w:val="2"/>
     </w:lvlOverride>
   </w:num>
-  <w:num w:numId="1103">
+  <w:num w:numId="1104">
     <w:abstractNumId w:val="991"/>
   </w:num>
 </w:numbering>

--- a/latest/POL.docx
+++ b/latest/POL.docx
@@ -828,7 +828,7 @@
         <w:t xml:space="preserve"> </w:t>
       </w:r>
       <w:r>
-        <w:t xml:space="preserve">1.2-draft</w:t>
+        <w:t xml:space="preserve">1.1.0-draft</w:t>
       </w:r>
     </w:p>
     <w:p>

--- a/latest/POL.docx
+++ b/latest/POL.docx
@@ -1427,6 +1427,22 @@
       </w:pPr>
       <w:r>
         <w:t xml:space="preserve">Ocean Radar Backscatter</w:t>
+      </w:r>
+    </w:p>
+    <w:p>
+      <w:pPr>
+        <w:pStyle w:val="DefinitionTerm"/>
+      </w:pPr>
+      <w:r>
+        <w:t xml:space="preserve">PFS</w:t>
+      </w:r>
+    </w:p>
+    <w:p>
+      <w:pPr>
+        <w:pStyle w:val="Definition"/>
+      </w:pPr>
+      <w:r>
+        <w:t xml:space="preserve">Product Family Specification</w:t>
       </w:r>
     </w:p>
     <w:p>

--- a/latest/POL.docx
+++ b/latest/POL.docx
@@ -49,7 +49,7 @@
         </w:drawing>
       </w:r>
     </w:p>
-    <w:bookmarkStart w:id="326" w:name="X585353d8aec71e32101508c22c1e4e52b36bb22"/>
+    <w:bookmarkStart w:id="325" w:name="X585353d8aec71e32101508c22c1e4e52b36bb22"/>
     <w:p>
       <w:pPr>
         <w:pStyle w:val="berschrift1"/>
@@ -154,7 +154,7 @@
         </w:numPr>
       </w:pPr>
       <w:r>
-        <w:t xml:space="preserve">Document history has ben reset. Check the previous versions for details</w:t>
+        <w:t xml:space="preserve">Document history has been reset. Check the previous versions for details</w:t>
       </w:r>
     </w:p>
     <w:p>
@@ -346,7 +346,7 @@
         <w:t xml:space="preserve"> </w:t>
       </w:r>
       <w:r>
-        <w:t xml:space="preserve">Migration to the new CEOS-ARD building block.</w:t>
+        <w:t xml:space="preserve">Migration to building blocks.</w:t>
       </w:r>
     </w:p>
     <w:p>
@@ -850,7 +850,7 @@
       </w:r>
     </w:p>
     <w:bookmarkEnd w:id="29"/>
-    <w:bookmarkStart w:id="31" w:name="background"/>
+    <w:bookmarkStart w:id="30" w:name="background"/>
     <w:p>
       <w:pPr>
         <w:pStyle w:val="berschrift2"/>
@@ -941,18 +941,23 @@
         <w:t xml:space="preserve">They are derived from coherent or incoherent polarimetric decomposition techniques.</w:t>
       </w:r>
     </w:p>
-    <w:bookmarkStart w:id="30" w:name="notice-and-limitations"/>
-    <w:p>
-      <w:pPr>
-        <w:pStyle w:val="berschrift3"/>
-      </w:pPr>
-      <w:r>
-        <w:t xml:space="preserve">Notice and Limitations</w:t>
-      </w:r>
-    </w:p>
-    <w:p>
-      <w:pPr>
-        <w:pStyle w:val="FirstParagraph"/>
+    <w:p>
+      <w:pPr>
+        <w:pStyle w:val="Textkrper"/>
+      </w:pPr>
+      <w:r>
+        <w:rPr>
+          <w:b/>
+          <w:bCs/>
+          <w:i/>
+          <w:iCs/>
+        </w:rPr>
+        <w:t xml:space="preserve">Notice and Limitations:</w:t>
+      </w:r>
+    </w:p>
+    <w:p>
+      <w:pPr>
+        <w:pStyle w:val="Textkrper"/>
       </w:pPr>
       <w:r>
         <w:t xml:space="preserve">For Polarimetric Radar (POL) products, optimal incoherent Polarimetric Radar Decomposition (PRD) should be performed under the slant range projection</w:t>
@@ -1131,573 +1136,572 @@
       </w:r>
     </w:p>
     <w:bookmarkEnd w:id="30"/>
+    <w:bookmarkStart w:id="31" w:name="definitions-and-abbreviations"/>
+    <w:p>
+      <w:pPr>
+        <w:pStyle w:val="berschrift2"/>
+      </w:pPr>
+      <w:r>
+        <w:t xml:space="preserve">Definitions and Abbreviations</w:t>
+      </w:r>
+    </w:p>
+    <w:p>
+      <w:pPr>
+        <w:pStyle w:val="DefinitionTerm"/>
+      </w:pPr>
+      <w:r>
+        <w:t xml:space="preserve">ALE</w:t>
+      </w:r>
+    </w:p>
+    <w:p>
+      <w:pPr>
+        <w:pStyle w:val="Definition"/>
+      </w:pPr>
+      <w:r>
+        <w:t xml:space="preserve">Absolute Geolocation Error</w:t>
+      </w:r>
+    </w:p>
+    <w:p>
+      <w:pPr>
+        <w:pStyle w:val="DefinitionTerm"/>
+      </w:pPr>
+      <w:r>
+        <w:t xml:space="preserve">ATBD</w:t>
+      </w:r>
+    </w:p>
+    <w:p>
+      <w:pPr>
+        <w:pStyle w:val="Definition"/>
+      </w:pPr>
+      <w:r>
+        <w:t xml:space="preserve">Algorithm Theoretical Basis Document</w:t>
+      </w:r>
+    </w:p>
+    <w:p>
+      <w:pPr>
+        <w:pStyle w:val="DefinitionTerm"/>
+      </w:pPr>
+      <w:r>
+        <w:t xml:space="preserve">Auxiliary Data</w:t>
+      </w:r>
+    </w:p>
+    <w:p>
+      <w:pPr>
+        <w:pStyle w:val="Definition"/>
+      </w:pPr>
+      <w:r>
+        <w:t xml:space="preserve">The data required for instrument processing, which does not originate in the instrument itself or from the satellite. Some auxiliary data will be generated in the ground segment, whilst other data will be provided from external sources, e.g., DEM, aerosols.</w:t>
+      </w:r>
+    </w:p>
+    <w:p>
+      <w:pPr>
+        <w:pStyle w:val="DefinitionTerm"/>
+      </w:pPr>
+      <w:r>
+        <w:t xml:space="preserve">CEOS-ARD</w:t>
+      </w:r>
+    </w:p>
+    <w:p>
+      <w:pPr>
+        <w:pStyle w:val="Definition"/>
+      </w:pPr>
+      <w:r>
+        <w:t xml:space="preserve">Committee on Earth Observation Satellites - Analysis Ready Data</w:t>
+      </w:r>
+    </w:p>
+    <w:p>
+      <w:pPr>
+        <w:pStyle w:val="DefinitionTerm"/>
+      </w:pPr>
+      <w:r>
+        <w:t xml:space="preserve">CovMat</w:t>
+      </w:r>
+    </w:p>
+    <w:p>
+      <w:pPr>
+        <w:pStyle w:val="Definition"/>
+      </w:pPr>
+      <w:r>
+        <w:t xml:space="preserve">Normalised Radar Covariance Matrix</w:t>
+      </w:r>
+    </w:p>
+    <w:p>
+      <w:pPr>
+        <w:pStyle w:val="DefinitionTerm"/>
+      </w:pPr>
+      <w:r>
+        <w:t xml:space="preserve">CRS</w:t>
+      </w:r>
+    </w:p>
+    <w:p>
+      <w:pPr>
+        <w:pStyle w:val="Definition"/>
+      </w:pPr>
+      <w:r>
+        <w:t xml:space="preserve">Coordinate Reference System</w:t>
+      </w:r>
+    </w:p>
+    <w:p>
+      <w:pPr>
+        <w:pStyle w:val="DefinitionTerm"/>
+      </w:pPr>
+      <w:r>
+        <w:t xml:space="preserve">DEM</w:t>
+      </w:r>
+    </w:p>
+    <w:p>
+      <w:pPr>
+        <w:pStyle w:val="Definition"/>
+      </w:pPr>
+      <w:r>
+        <w:t xml:space="preserve">Digital Elevation Model</w:t>
+      </w:r>
+    </w:p>
+    <w:p>
+      <w:pPr>
+        <w:pStyle w:val="DefinitionTerm"/>
+      </w:pPr>
+      <w:r>
+        <w:t xml:space="preserve">DOI</w:t>
+      </w:r>
+    </w:p>
+    <w:p>
+      <w:pPr>
+        <w:pStyle w:val="Definition"/>
+      </w:pPr>
+      <w:r>
+        <w:t xml:space="preserve">Digital Object Identifier</w:t>
+      </w:r>
+    </w:p>
+    <w:p>
+      <w:pPr>
+        <w:pStyle w:val="DefinitionTerm"/>
+      </w:pPr>
+      <w:r>
+        <w:t xml:space="preserve">DSM</w:t>
+      </w:r>
+    </w:p>
+    <w:p>
+      <w:pPr>
+        <w:pStyle w:val="Definition"/>
+      </w:pPr>
+      <w:r>
+        <w:t xml:space="preserve">Digital Surface Model</w:t>
+      </w:r>
+    </w:p>
+    <w:p>
+      <w:pPr>
+        <w:pStyle w:val="DefinitionTerm"/>
+      </w:pPr>
+      <w:r>
+        <w:t xml:space="preserve">EGM</w:t>
+      </w:r>
+    </w:p>
+    <w:p>
+      <w:pPr>
+        <w:pStyle w:val="Definition"/>
+      </w:pPr>
+      <w:r>
+        <w:t xml:space="preserve">Earth Gravitational Model</w:t>
+      </w:r>
+    </w:p>
+    <w:p>
+      <w:pPr>
+        <w:pStyle w:val="DefinitionTerm"/>
+      </w:pPr>
+      <w:r>
+        <w:t xml:space="preserve">ENL</w:t>
+      </w:r>
+    </w:p>
+    <w:p>
+      <w:pPr>
+        <w:pStyle w:val="Definition"/>
+      </w:pPr>
+      <w:r>
+        <w:t xml:space="preserve">Equivalent Number of Looks</w:t>
+      </w:r>
+    </w:p>
+    <w:p>
+      <w:pPr>
+        <w:pStyle w:val="DefinitionTerm"/>
+      </w:pPr>
+      <w:r>
+        <w:t xml:space="preserve">EPSG Code</w:t>
+      </w:r>
+    </w:p>
+    <w:p>
+      <w:pPr>
+        <w:pStyle w:val="Definition"/>
+      </w:pPr>
+      <w:r>
+        <w:t xml:space="preserve">An EPSG code is a unique identifier assigned to e.g. a specific coordinate reference system (CRS) by the European Petroleum Survey Group (EPSG).</w:t>
+      </w:r>
+    </w:p>
+    <w:p>
+      <w:pPr>
+        <w:pStyle w:val="DefinitionTerm"/>
+      </w:pPr>
+      <w:r>
+        <w:t xml:space="preserve">GSLC</w:t>
+      </w:r>
+    </w:p>
+    <w:p>
+      <w:pPr>
+        <w:pStyle w:val="Definition"/>
+      </w:pPr>
+      <w:r>
+        <w:t xml:space="preserve">Geocoded Single-Look Complex</w:t>
+      </w:r>
+    </w:p>
+    <w:p>
+      <w:pPr>
+        <w:pStyle w:val="DefinitionTerm"/>
+      </w:pPr>
+      <w:r>
+        <w:t xml:space="preserve">ISLR</w:t>
+      </w:r>
+    </w:p>
+    <w:p>
+      <w:pPr>
+        <w:pStyle w:val="Definition"/>
+      </w:pPr>
+      <w:r>
+        <w:t xml:space="preserve">Intensity Signal-to-Noise Level Ratio</w:t>
+      </w:r>
+    </w:p>
+    <w:p>
+      <w:pPr>
+        <w:pStyle w:val="DefinitionTerm"/>
+      </w:pPr>
+      <w:r>
+        <w:t xml:space="preserve">LUT</w:t>
+      </w:r>
+    </w:p>
+    <w:p>
+      <w:pPr>
+        <w:pStyle w:val="Definition"/>
+      </w:pPr>
+      <w:r>
+        <w:t xml:space="preserve">Look-Up Table</w:t>
+      </w:r>
+    </w:p>
+    <w:p>
+      <w:pPr>
+        <w:pStyle w:val="DefinitionTerm"/>
+      </w:pPr>
+      <w:r>
+        <w:t xml:space="preserve">Metadata</w:t>
+      </w:r>
+    </w:p>
+    <w:p>
+      <w:pPr>
+        <w:pStyle w:val="Definition"/>
+      </w:pPr>
+      <w:r>
+        <w:t xml:space="preserve">Structured information that describes other information or information services. With well-defined metadata, users should be able to get basic information about data, without the need to have knowledge about its entire content.</w:t>
+      </w:r>
+    </w:p>
+    <w:p>
+      <w:pPr>
+        <w:pStyle w:val="DefinitionTerm"/>
+      </w:pPr>
+      <w:r>
+        <w:t xml:space="preserve">NRB</w:t>
+      </w:r>
+    </w:p>
+    <w:p>
+      <w:pPr>
+        <w:pStyle w:val="Definition"/>
+      </w:pPr>
+      <w:r>
+        <w:t xml:space="preserve">Normalised Radar Backscatter</w:t>
+      </w:r>
+    </w:p>
+    <w:p>
+      <w:pPr>
+        <w:pStyle w:val="DefinitionTerm"/>
+      </w:pPr>
+      <w:r>
+        <w:t xml:space="preserve">ORB</w:t>
+      </w:r>
+    </w:p>
+    <w:p>
+      <w:pPr>
+        <w:pStyle w:val="Definition"/>
+      </w:pPr>
+      <w:r>
+        <w:t xml:space="preserve">Ocean Radar Backscatter</w:t>
+      </w:r>
+    </w:p>
+    <w:p>
+      <w:pPr>
+        <w:pStyle w:val="DefinitionTerm"/>
+      </w:pPr>
+      <w:r>
+        <w:t xml:space="preserve">PFS</w:t>
+      </w:r>
+    </w:p>
+    <w:p>
+      <w:pPr>
+        <w:pStyle w:val="Definition"/>
+      </w:pPr>
+      <w:r>
+        <w:t xml:space="preserve">Product Family Specification</w:t>
+      </w:r>
+    </w:p>
+    <w:p>
+      <w:pPr>
+        <w:pStyle w:val="DefinitionTerm"/>
+      </w:pPr>
+      <w:r>
+        <w:t xml:space="preserve">POL</w:t>
+      </w:r>
+    </w:p>
+    <w:p>
+      <w:pPr>
+        <w:pStyle w:val="Definition"/>
+      </w:pPr>
+      <w:r>
+        <w:t xml:space="preserve">Polarimetric Radar</w:t>
+      </w:r>
+    </w:p>
+    <w:p>
+      <w:pPr>
+        <w:pStyle w:val="DefinitionTerm"/>
+      </w:pPr>
+      <w:r>
+        <w:t xml:space="preserve">PRD</w:t>
+      </w:r>
+    </w:p>
+    <w:p>
+      <w:pPr>
+        <w:pStyle w:val="Definition"/>
+      </w:pPr>
+      <w:r>
+        <w:t xml:space="preserve">Polarimetric Radar Decomposition</w:t>
+      </w:r>
+    </w:p>
+    <w:p>
+      <w:pPr>
+        <w:pStyle w:val="DefinitionTerm"/>
+      </w:pPr>
+      <w:r>
+        <w:t xml:space="preserve">PSLR</w:t>
+      </w:r>
+    </w:p>
+    <w:p>
+      <w:pPr>
+        <w:pStyle w:val="Definition"/>
+      </w:pPr>
+      <w:r>
+        <w:t xml:space="preserve">Polarimetric Signal-to-Noise Level Ratio</w:t>
+      </w:r>
+    </w:p>
+    <w:p>
+      <w:pPr>
+        <w:pStyle w:val="DefinitionTerm"/>
+      </w:pPr>
+      <w:r>
+        <w:t xml:space="preserve">rRMSE</w:t>
+      </w:r>
+    </w:p>
+    <w:p>
+      <w:pPr>
+        <w:pStyle w:val="Definition"/>
+      </w:pPr>
+      <w:r>
+        <w:t xml:space="preserve">Radial Root Mean Square Error</w:t>
+      </w:r>
+    </w:p>
+    <w:p>
+      <w:pPr>
+        <w:pStyle w:val="DefinitionTerm"/>
+      </w:pPr>
+      <w:r>
+        <w:t xml:space="preserve">RTC</w:t>
+      </w:r>
+    </w:p>
+    <w:p>
+      <w:pPr>
+        <w:pStyle w:val="Definition"/>
+      </w:pPr>
+      <w:r>
+        <w:t xml:space="preserve">Radiometrically Terrain Corrected</w:t>
+      </w:r>
+    </w:p>
+    <w:p>
+      <w:pPr>
+        <w:pStyle w:val="DefinitionTerm"/>
+      </w:pPr>
+      <w:r>
+        <w:t xml:space="preserve">SAR</w:t>
+      </w:r>
+    </w:p>
+    <w:p>
+      <w:pPr>
+        <w:pStyle w:val="Definition"/>
+      </w:pPr>
+      <w:r>
+        <w:t xml:space="preserve">Synthetic Aperture Radar</w:t>
+      </w:r>
+    </w:p>
+    <w:p>
+      <w:pPr>
+        <w:pStyle w:val="DefinitionTerm"/>
+      </w:pPr>
+      <w:r>
+        <w:t xml:space="preserve">SI</w:t>
+      </w:r>
+    </w:p>
+    <w:p>
+      <w:pPr>
+        <w:pStyle w:val="Definition"/>
+      </w:pPr>
+      <w:r>
+        <w:t xml:space="preserve">International System of Units, internationally known by the abbreviation SI (from French Système international d’unités)</w:t>
+      </w:r>
+    </w:p>
+    <w:p>
+      <w:pPr>
+        <w:pStyle w:val="DefinitionTerm"/>
+      </w:pPr>
+      <w:r>
+        <w:t xml:space="preserve">SLC</w:t>
+      </w:r>
+    </w:p>
+    <w:p>
+      <w:pPr>
+        <w:pStyle w:val="Definition"/>
+      </w:pPr>
+      <w:r>
+        <w:t xml:space="preserve">Single-Look Complex</w:t>
+      </w:r>
+    </w:p>
+    <w:p>
+      <w:pPr>
+        <w:pStyle w:val="DefinitionTerm"/>
+      </w:pPr>
+      <w:r>
+        <w:t xml:space="preserve">STAC</w:t>
+      </w:r>
+    </w:p>
+    <w:p>
+      <w:pPr>
+        <w:pStyle w:val="Definition"/>
+      </w:pPr>
+      <w:r>
+        <w:t xml:space="preserve">SpatioTemporal Asset Catalog</w:t>
+      </w:r>
+    </w:p>
+    <w:p>
+      <w:pPr>
+        <w:pStyle w:val="DefinitionTerm"/>
+      </w:pPr>
+      <w:r>
+        <w:t xml:space="preserve">UPS</w:t>
+      </w:r>
+    </w:p>
+    <w:p>
+      <w:pPr>
+        <w:pStyle w:val="Definition"/>
+      </w:pPr>
+      <w:r>
+        <w:t xml:space="preserve">Universal Polar Stereographic</w:t>
+      </w:r>
+    </w:p>
+    <w:p>
+      <w:pPr>
+        <w:pStyle w:val="DefinitionTerm"/>
+      </w:pPr>
+      <w:r>
+        <w:t xml:space="preserve">URL</w:t>
+      </w:r>
+    </w:p>
+    <w:p>
+      <w:pPr>
+        <w:pStyle w:val="Definition"/>
+      </w:pPr>
+      <w:r>
+        <w:t xml:space="preserve">Uniform Resource Locator, a reference to a web resource that specifies its location on a computer network and a mechanism for retrieving it.</w:t>
+      </w:r>
+    </w:p>
+    <w:p>
+      <w:pPr>
+        <w:pStyle w:val="DefinitionTerm"/>
+      </w:pPr>
+      <w:r>
+        <w:t xml:space="preserve">UTC</w:t>
+      </w:r>
+    </w:p>
+    <w:p>
+      <w:pPr>
+        <w:pStyle w:val="Definition"/>
+      </w:pPr>
+      <w:r>
+        <w:t xml:space="preserve">Coordinated Universal Time</w:t>
+      </w:r>
+    </w:p>
+    <w:p>
+      <w:pPr>
+        <w:pStyle w:val="DefinitionTerm"/>
+      </w:pPr>
+      <w:r>
+        <w:t xml:space="preserve">UTM</w:t>
+      </w:r>
+    </w:p>
+    <w:p>
+      <w:pPr>
+        <w:pStyle w:val="Definition"/>
+      </w:pPr>
+      <w:r>
+        <w:t xml:space="preserve">Universal Transverse Mercator</w:t>
+      </w:r>
+    </w:p>
+    <w:p>
+      <w:pPr>
+        <w:pStyle w:val="DefinitionTerm"/>
+      </w:pPr>
+      <w:r>
+        <w:t xml:space="preserve">WGS84</w:t>
+      </w:r>
+    </w:p>
+    <w:p>
+      <w:pPr>
+        <w:pStyle w:val="Definition"/>
+      </w:pPr>
+      <w:r>
+        <w:t xml:space="preserve">World Geodetic System 1984</w:t>
+      </w:r>
+    </w:p>
+    <w:p>
+      <w:pPr>
+        <w:pStyle w:val="DefinitionTerm"/>
+      </w:pPr>
+      <w:r>
+        <w:t xml:space="preserve">WKT</w:t>
+      </w:r>
+    </w:p>
+    <w:p>
+      <w:pPr>
+        <w:pStyle w:val="Definition"/>
+      </w:pPr>
+      <w:r>
+        <w:t xml:space="preserve">Well-Known Text (WKT) is a text markup language for representing vector geometry objects on a map, spatial reference systems of spatial objects, and transformations between spatial reference systems.</w:t>
+      </w:r>
+      <w:r>
+        <w:t xml:space="preserve"> </w:t>
+      </w:r>
+      <w:r>
+        <w:t xml:space="preserve">The formats were originally defined by the Open Geospatial Consortium (OGC) and described in their Simple Feature Access and Coordinate Transformation Service specifications.</w:t>
+      </w:r>
+    </w:p>
+    <w:p>
+      <w:r>
+        <w:br w:type="page"/>
+      </w:r>
+    </w:p>
     <w:bookmarkEnd w:id="31"/>
-    <w:bookmarkStart w:id="32" w:name="definitions-and-abbreviations"/>
-    <w:p>
-      <w:pPr>
-        <w:pStyle w:val="berschrift2"/>
-      </w:pPr>
-      <w:r>
-        <w:t xml:space="preserve">Definitions and Abbreviations</w:t>
-      </w:r>
-    </w:p>
-    <w:p>
-      <w:pPr>
-        <w:pStyle w:val="DefinitionTerm"/>
-      </w:pPr>
-      <w:r>
-        <w:t xml:space="preserve">ALE</w:t>
-      </w:r>
-    </w:p>
-    <w:p>
-      <w:pPr>
-        <w:pStyle w:val="Definition"/>
-      </w:pPr>
-      <w:r>
-        <w:t xml:space="preserve">Absolute Geolocation Error</w:t>
-      </w:r>
-    </w:p>
-    <w:p>
-      <w:pPr>
-        <w:pStyle w:val="DefinitionTerm"/>
-      </w:pPr>
-      <w:r>
-        <w:t xml:space="preserve">ATBD</w:t>
-      </w:r>
-    </w:p>
-    <w:p>
-      <w:pPr>
-        <w:pStyle w:val="Definition"/>
-      </w:pPr>
-      <w:r>
-        <w:t xml:space="preserve">Algorithm Theoretical Basis Document</w:t>
-      </w:r>
-    </w:p>
-    <w:p>
-      <w:pPr>
-        <w:pStyle w:val="DefinitionTerm"/>
-      </w:pPr>
-      <w:r>
-        <w:t xml:space="preserve">Auxiliary Data</w:t>
-      </w:r>
-    </w:p>
-    <w:p>
-      <w:pPr>
-        <w:pStyle w:val="Definition"/>
-      </w:pPr>
-      <w:r>
-        <w:t xml:space="preserve">The data required for instrument processing, which does not originate in the instrument itself or from the satellite. Some auxiliary data will be generated in the ground segment, whilst other data will be provided from external sources, e.g., DEM, aerosols.</w:t>
-      </w:r>
-    </w:p>
-    <w:p>
-      <w:pPr>
-        <w:pStyle w:val="DefinitionTerm"/>
-      </w:pPr>
-      <w:r>
-        <w:t xml:space="preserve">CEOS-ARD</w:t>
-      </w:r>
-    </w:p>
-    <w:p>
-      <w:pPr>
-        <w:pStyle w:val="Definition"/>
-      </w:pPr>
-      <w:r>
-        <w:t xml:space="preserve">Committee on Earth Observation Satellites - Analysis Ready Data</w:t>
-      </w:r>
-    </w:p>
-    <w:p>
-      <w:pPr>
-        <w:pStyle w:val="DefinitionTerm"/>
-      </w:pPr>
-      <w:r>
-        <w:t xml:space="preserve">CovMat</w:t>
-      </w:r>
-    </w:p>
-    <w:p>
-      <w:pPr>
-        <w:pStyle w:val="Definition"/>
-      </w:pPr>
-      <w:r>
-        <w:t xml:space="preserve">Normalised Radar Covariance Matrix</w:t>
-      </w:r>
-    </w:p>
-    <w:p>
-      <w:pPr>
-        <w:pStyle w:val="DefinitionTerm"/>
-      </w:pPr>
-      <w:r>
-        <w:t xml:space="preserve">CRS</w:t>
-      </w:r>
-    </w:p>
-    <w:p>
-      <w:pPr>
-        <w:pStyle w:val="Definition"/>
-      </w:pPr>
-      <w:r>
-        <w:t xml:space="preserve">Coordinate Reference System</w:t>
-      </w:r>
-    </w:p>
-    <w:p>
-      <w:pPr>
-        <w:pStyle w:val="DefinitionTerm"/>
-      </w:pPr>
-      <w:r>
-        <w:t xml:space="preserve">DEM</w:t>
-      </w:r>
-    </w:p>
-    <w:p>
-      <w:pPr>
-        <w:pStyle w:val="Definition"/>
-      </w:pPr>
-      <w:r>
-        <w:t xml:space="preserve">Digital Elevation Model</w:t>
-      </w:r>
-    </w:p>
-    <w:p>
-      <w:pPr>
-        <w:pStyle w:val="DefinitionTerm"/>
-      </w:pPr>
-      <w:r>
-        <w:t xml:space="preserve">DOI</w:t>
-      </w:r>
-    </w:p>
-    <w:p>
-      <w:pPr>
-        <w:pStyle w:val="Definition"/>
-      </w:pPr>
-      <w:r>
-        <w:t xml:space="preserve">Digital Object Identifier</w:t>
-      </w:r>
-    </w:p>
-    <w:p>
-      <w:pPr>
-        <w:pStyle w:val="DefinitionTerm"/>
-      </w:pPr>
-      <w:r>
-        <w:t xml:space="preserve">DSM</w:t>
-      </w:r>
-    </w:p>
-    <w:p>
-      <w:pPr>
-        <w:pStyle w:val="Definition"/>
-      </w:pPr>
-      <w:r>
-        <w:t xml:space="preserve">Digital Surface Model</w:t>
-      </w:r>
-    </w:p>
-    <w:p>
-      <w:pPr>
-        <w:pStyle w:val="DefinitionTerm"/>
-      </w:pPr>
-      <w:r>
-        <w:t xml:space="preserve">EGM</w:t>
-      </w:r>
-    </w:p>
-    <w:p>
-      <w:pPr>
-        <w:pStyle w:val="Definition"/>
-      </w:pPr>
-      <w:r>
-        <w:t xml:space="preserve">Earth Gravitational Model</w:t>
-      </w:r>
-    </w:p>
-    <w:p>
-      <w:pPr>
-        <w:pStyle w:val="DefinitionTerm"/>
-      </w:pPr>
-      <w:r>
-        <w:t xml:space="preserve">ENL</w:t>
-      </w:r>
-    </w:p>
-    <w:p>
-      <w:pPr>
-        <w:pStyle w:val="Definition"/>
-      </w:pPr>
-      <w:r>
-        <w:t xml:space="preserve">Equivalent Number of Looks</w:t>
-      </w:r>
-    </w:p>
-    <w:p>
-      <w:pPr>
-        <w:pStyle w:val="DefinitionTerm"/>
-      </w:pPr>
-      <w:r>
-        <w:t xml:space="preserve">EPSG Code</w:t>
-      </w:r>
-    </w:p>
-    <w:p>
-      <w:pPr>
-        <w:pStyle w:val="Definition"/>
-      </w:pPr>
-      <w:r>
-        <w:t xml:space="preserve">An EPSG code is a unique identifier assigned to e.g. a specific coordinate reference system (CRS) by the European Petroleum Survey Group (EPSG).</w:t>
-      </w:r>
-    </w:p>
-    <w:p>
-      <w:pPr>
-        <w:pStyle w:val="DefinitionTerm"/>
-      </w:pPr>
-      <w:r>
-        <w:t xml:space="preserve">GSLC</w:t>
-      </w:r>
-    </w:p>
-    <w:p>
-      <w:pPr>
-        <w:pStyle w:val="Definition"/>
-      </w:pPr>
-      <w:r>
-        <w:t xml:space="preserve">Geocoded Single-Look Complex</w:t>
-      </w:r>
-    </w:p>
-    <w:p>
-      <w:pPr>
-        <w:pStyle w:val="DefinitionTerm"/>
-      </w:pPr>
-      <w:r>
-        <w:t xml:space="preserve">ISLR</w:t>
-      </w:r>
-    </w:p>
-    <w:p>
-      <w:pPr>
-        <w:pStyle w:val="Definition"/>
-      </w:pPr>
-      <w:r>
-        <w:t xml:space="preserve">Intensity Signal-to-Noise Level Ratio</w:t>
-      </w:r>
-    </w:p>
-    <w:p>
-      <w:pPr>
-        <w:pStyle w:val="DefinitionTerm"/>
-      </w:pPr>
-      <w:r>
-        <w:t xml:space="preserve">LUT</w:t>
-      </w:r>
-    </w:p>
-    <w:p>
-      <w:pPr>
-        <w:pStyle w:val="Definition"/>
-      </w:pPr>
-      <w:r>
-        <w:t xml:space="preserve">Look-Up Table</w:t>
-      </w:r>
-    </w:p>
-    <w:p>
-      <w:pPr>
-        <w:pStyle w:val="DefinitionTerm"/>
-      </w:pPr>
-      <w:r>
-        <w:t xml:space="preserve">Metadata</w:t>
-      </w:r>
-    </w:p>
-    <w:p>
-      <w:pPr>
-        <w:pStyle w:val="Definition"/>
-      </w:pPr>
-      <w:r>
-        <w:t xml:space="preserve">Structured information that describes other information or information services. With well-defined metadata, users should be able to get basic information about data, without the need to have knowledge about its entire content.</w:t>
-      </w:r>
-    </w:p>
-    <w:p>
-      <w:pPr>
-        <w:pStyle w:val="DefinitionTerm"/>
-      </w:pPr>
-      <w:r>
-        <w:t xml:space="preserve">NRB</w:t>
-      </w:r>
-    </w:p>
-    <w:p>
-      <w:pPr>
-        <w:pStyle w:val="Definition"/>
-      </w:pPr>
-      <w:r>
-        <w:t xml:space="preserve">Normalised Radar Backscatter</w:t>
-      </w:r>
-    </w:p>
-    <w:p>
-      <w:pPr>
-        <w:pStyle w:val="DefinitionTerm"/>
-      </w:pPr>
-      <w:r>
-        <w:t xml:space="preserve">ORB</w:t>
-      </w:r>
-    </w:p>
-    <w:p>
-      <w:pPr>
-        <w:pStyle w:val="Definition"/>
-      </w:pPr>
-      <w:r>
-        <w:t xml:space="preserve">Ocean Radar Backscatter</w:t>
-      </w:r>
-    </w:p>
-    <w:p>
-      <w:pPr>
-        <w:pStyle w:val="DefinitionTerm"/>
-      </w:pPr>
-      <w:r>
-        <w:t xml:space="preserve">PFS</w:t>
-      </w:r>
-    </w:p>
-    <w:p>
-      <w:pPr>
-        <w:pStyle w:val="Definition"/>
-      </w:pPr>
-      <w:r>
-        <w:t xml:space="preserve">Product Family Specification</w:t>
-      </w:r>
-    </w:p>
-    <w:p>
-      <w:pPr>
-        <w:pStyle w:val="DefinitionTerm"/>
-      </w:pPr>
-      <w:r>
-        <w:t xml:space="preserve">POL</w:t>
-      </w:r>
-    </w:p>
-    <w:p>
-      <w:pPr>
-        <w:pStyle w:val="Definition"/>
-      </w:pPr>
-      <w:r>
-        <w:t xml:space="preserve">Polarimetric Radar</w:t>
-      </w:r>
-    </w:p>
-    <w:p>
-      <w:pPr>
-        <w:pStyle w:val="DefinitionTerm"/>
-      </w:pPr>
-      <w:r>
-        <w:t xml:space="preserve">PRD</w:t>
-      </w:r>
-    </w:p>
-    <w:p>
-      <w:pPr>
-        <w:pStyle w:val="Definition"/>
-      </w:pPr>
-      <w:r>
-        <w:t xml:space="preserve">Polarimetric Radar Decomposition</w:t>
-      </w:r>
-    </w:p>
-    <w:p>
-      <w:pPr>
-        <w:pStyle w:val="DefinitionTerm"/>
-      </w:pPr>
-      <w:r>
-        <w:t xml:space="preserve">PSLR</w:t>
-      </w:r>
-    </w:p>
-    <w:p>
-      <w:pPr>
-        <w:pStyle w:val="Definition"/>
-      </w:pPr>
-      <w:r>
-        <w:t xml:space="preserve">Polarimetric Signal-to-Noise Level Ratio</w:t>
-      </w:r>
-    </w:p>
-    <w:p>
-      <w:pPr>
-        <w:pStyle w:val="DefinitionTerm"/>
-      </w:pPr>
-      <w:r>
-        <w:t xml:space="preserve">rRMSE</w:t>
-      </w:r>
-    </w:p>
-    <w:p>
-      <w:pPr>
-        <w:pStyle w:val="Definition"/>
-      </w:pPr>
-      <w:r>
-        <w:t xml:space="preserve">Radial Root Mean Square Error</w:t>
-      </w:r>
-    </w:p>
-    <w:p>
-      <w:pPr>
-        <w:pStyle w:val="DefinitionTerm"/>
-      </w:pPr>
-      <w:r>
-        <w:t xml:space="preserve">RTC</w:t>
-      </w:r>
-    </w:p>
-    <w:p>
-      <w:pPr>
-        <w:pStyle w:val="Definition"/>
-      </w:pPr>
-      <w:r>
-        <w:t xml:space="preserve">Radiometrically Terrain Corrected</w:t>
-      </w:r>
-    </w:p>
-    <w:p>
-      <w:pPr>
-        <w:pStyle w:val="DefinitionTerm"/>
-      </w:pPr>
-      <w:r>
-        <w:t xml:space="preserve">SAR</w:t>
-      </w:r>
-    </w:p>
-    <w:p>
-      <w:pPr>
-        <w:pStyle w:val="Definition"/>
-      </w:pPr>
-      <w:r>
-        <w:t xml:space="preserve">Synthetic Aperture Radar</w:t>
-      </w:r>
-    </w:p>
-    <w:p>
-      <w:pPr>
-        <w:pStyle w:val="DefinitionTerm"/>
-      </w:pPr>
-      <w:r>
-        <w:t xml:space="preserve">SI</w:t>
-      </w:r>
-    </w:p>
-    <w:p>
-      <w:pPr>
-        <w:pStyle w:val="Definition"/>
-      </w:pPr>
-      <w:r>
-        <w:t xml:space="preserve">International System of Units, internationally known by the abbreviation SI (from French Système international d’unités)</w:t>
-      </w:r>
-    </w:p>
-    <w:p>
-      <w:pPr>
-        <w:pStyle w:val="DefinitionTerm"/>
-      </w:pPr>
-      <w:r>
-        <w:t xml:space="preserve">SLC</w:t>
-      </w:r>
-    </w:p>
-    <w:p>
-      <w:pPr>
-        <w:pStyle w:val="Definition"/>
-      </w:pPr>
-      <w:r>
-        <w:t xml:space="preserve">Single-Look Complex</w:t>
-      </w:r>
-    </w:p>
-    <w:p>
-      <w:pPr>
-        <w:pStyle w:val="DefinitionTerm"/>
-      </w:pPr>
-      <w:r>
-        <w:t xml:space="preserve">STAC</w:t>
-      </w:r>
-    </w:p>
-    <w:p>
-      <w:pPr>
-        <w:pStyle w:val="Definition"/>
-      </w:pPr>
-      <w:r>
-        <w:t xml:space="preserve">SpatioTemporal Asset Catalog</w:t>
-      </w:r>
-    </w:p>
-    <w:p>
-      <w:pPr>
-        <w:pStyle w:val="DefinitionTerm"/>
-      </w:pPr>
-      <w:r>
-        <w:t xml:space="preserve">UPS</w:t>
-      </w:r>
-    </w:p>
-    <w:p>
-      <w:pPr>
-        <w:pStyle w:val="Definition"/>
-      </w:pPr>
-      <w:r>
-        <w:t xml:space="preserve">Universal Polar Stereographic</w:t>
-      </w:r>
-    </w:p>
-    <w:p>
-      <w:pPr>
-        <w:pStyle w:val="DefinitionTerm"/>
-      </w:pPr>
-      <w:r>
-        <w:t xml:space="preserve">URL</w:t>
-      </w:r>
-    </w:p>
-    <w:p>
-      <w:pPr>
-        <w:pStyle w:val="Definition"/>
-      </w:pPr>
-      <w:r>
-        <w:t xml:space="preserve">Uniform Resource Locator, a reference to a web resource that specifies its location on a computer network and a mechanism for retrieving it.</w:t>
-      </w:r>
-    </w:p>
-    <w:p>
-      <w:pPr>
-        <w:pStyle w:val="DefinitionTerm"/>
-      </w:pPr>
-      <w:r>
-        <w:t xml:space="preserve">UTC</w:t>
-      </w:r>
-    </w:p>
-    <w:p>
-      <w:pPr>
-        <w:pStyle w:val="Definition"/>
-      </w:pPr>
-      <w:r>
-        <w:t xml:space="preserve">Coordinated Universal Time</w:t>
-      </w:r>
-    </w:p>
-    <w:p>
-      <w:pPr>
-        <w:pStyle w:val="DefinitionTerm"/>
-      </w:pPr>
-      <w:r>
-        <w:t xml:space="preserve">UTM</w:t>
-      </w:r>
-    </w:p>
-    <w:p>
-      <w:pPr>
-        <w:pStyle w:val="Definition"/>
-      </w:pPr>
-      <w:r>
-        <w:t xml:space="preserve">Universal Transverse Mercator</w:t>
-      </w:r>
-    </w:p>
-    <w:p>
-      <w:pPr>
-        <w:pStyle w:val="DefinitionTerm"/>
-      </w:pPr>
-      <w:r>
-        <w:t xml:space="preserve">WGS84</w:t>
-      </w:r>
-    </w:p>
-    <w:p>
-      <w:pPr>
-        <w:pStyle w:val="Definition"/>
-      </w:pPr>
-      <w:r>
-        <w:t xml:space="preserve">World Geodetic System 1984</w:t>
-      </w:r>
-    </w:p>
-    <w:p>
-      <w:pPr>
-        <w:pStyle w:val="DefinitionTerm"/>
-      </w:pPr>
-      <w:r>
-        <w:t xml:space="preserve">WKT</w:t>
-      </w:r>
-    </w:p>
-    <w:p>
-      <w:pPr>
-        <w:pStyle w:val="Definition"/>
-      </w:pPr>
-      <w:r>
-        <w:t xml:space="preserve">Well-Known Text (WKT) is a text markup language for representing vector geometry objects on a map, spatial reference systems of spatial objects, and transformations between spatial reference systems.</w:t>
-      </w:r>
-      <w:r>
-        <w:t xml:space="preserve"> </w:t>
-      </w:r>
-      <w:r>
-        <w:t xml:space="preserve">The formats were originally defined by the Open Geospatial Consortium (OGC) and described in their Simple Feature Access and Coordinate Transformation Service specifications.</w:t>
-      </w:r>
-    </w:p>
-    <w:p>
-      <w:r>
-        <w:br w:type="page"/>
-      </w:r>
-    </w:p>
-    <w:bookmarkEnd w:id="32"/>
-    <w:bookmarkStart w:id="249" w:name="requirements"/>
+    <w:bookmarkStart w:id="248" w:name="requirements"/>
     <w:p>
       <w:pPr>
         <w:pStyle w:val="berschrift2"/>
@@ -1752,7 +1756,7 @@
         <w:t xml:space="preserve">Instead, use the textual identifier that is provided below the title.</w:t>
       </w:r>
     </w:p>
-    <w:bookmarkStart w:id="53" w:name="sec:meta"/>
+    <w:bookmarkStart w:id="52" w:name="sec:meta"/>
     <w:p>
       <w:pPr>
         <w:pStyle w:val="berschrift3"/>
@@ -1806,7 +1810,7 @@
         <w:t xml:space="preserve">suitability of the dataset, and must meet the requirements listed below.</w:t>
       </w:r>
     </w:p>
-    <w:bookmarkStart w:id="36" w:name="sec:meta-trcsar"/>
+    <w:bookmarkStart w:id="35" w:name="sec:meta-trace-sar"/>
     <w:p>
       <w:pPr>
         <w:pStyle w:val="berschrift4"/>
@@ -1838,10 +1842,10 @@
         <w:rPr>
           <w:rStyle w:val="VerbatimChar"/>
         </w:rPr>
-        <w:t xml:space="preserve">meta-trcsar</w:t>
-      </w:r>
-    </w:p>
-    <w:bookmarkStart w:id="33" w:name="threshold-requirements"/>
+        <w:t xml:space="preserve">meta-trace-sar</w:t>
+      </w:r>
+    </w:p>
+    <w:bookmarkStart w:id="32" w:name="threshold-requirements"/>
     <w:p>
       <w:pPr>
         <w:pStyle w:val="berschrift5"/>
@@ -1861,8 +1865,8 @@
         <w:t xml:space="preserve"> </w:t>
       </w:r>
     </w:p>
-    <w:bookmarkEnd w:id="33"/>
-    <w:bookmarkStart w:id="34" w:name="goal-requirements"/>
+    <w:bookmarkEnd w:id="32"/>
+    <w:bookmarkStart w:id="33" w:name="goal-requirements"/>
     <w:p>
       <w:pPr>
         <w:pStyle w:val="berschrift5"/>
@@ -1901,7 +1905,7 @@
       <w:r>
         <w:t xml:space="preserve">“</w:t>
       </w:r>
-      <w:hyperlink w:anchor="sec:rcm-rmasar">
+      <w:hyperlink w:anchor="sec:rcm-radacc-sar">
         <w:r>
           <w:rPr>
             <w:rStyle w:val="Hyperlink"/>
@@ -1928,8 +1932,8 @@
         <w:t xml:space="preserve">Information on traceability should be available in the metadata as a single DOI landing page.</w:t>
       </w:r>
     </w:p>
-    <w:bookmarkEnd w:id="34"/>
-    <w:bookmarkStart w:id="35" w:name="assessment"/>
+    <w:bookmarkEnd w:id="33"/>
+    <w:bookmarkStart w:id="34" w:name="assessment"/>
     <w:p>
       <w:pPr>
         <w:pStyle w:val="berschrift5"/>
@@ -1993,9 +1997,9 @@
         </w:pict>
       </w:r>
     </w:p>
+    <w:bookmarkEnd w:id="34"/>
     <w:bookmarkEnd w:id="35"/>
-    <w:bookmarkEnd w:id="36"/>
-    <w:bookmarkStart w:id="40" w:name="sec:meta-mrdsar"/>
+    <w:bookmarkStart w:id="39" w:name="sec:meta-memare-sar"/>
     <w:p>
       <w:pPr>
         <w:pStyle w:val="berschrift4"/>
@@ -2027,10 +2031,10 @@
         <w:rPr>
           <w:rStyle w:val="VerbatimChar"/>
         </w:rPr>
-        <w:t xml:space="preserve">meta-mrdsar</w:t>
-      </w:r>
-    </w:p>
-    <w:bookmarkStart w:id="37" w:name="threshold-requirements-1"/>
+        <w:t xml:space="preserve">meta-memare-sar</w:t>
+      </w:r>
+    </w:p>
+    <w:bookmarkStart w:id="36" w:name="threshold-requirements-1"/>
     <w:p>
       <w:pPr>
         <w:pStyle w:val="berschrift5"/>
@@ -2047,26 +2051,26 @@
         <w:t xml:space="preserve">Metadata is provided in a structure that enables a computer algorithm to be used to consistently and automatically identify and extract each component/variable/layer for further use.</w:t>
       </w:r>
     </w:p>
+    <w:bookmarkEnd w:id="36"/>
+    <w:bookmarkStart w:id="37" w:name="goal-requirements-1"/>
+    <w:p>
+      <w:pPr>
+        <w:pStyle w:val="berschrift5"/>
+      </w:pPr>
+      <w:r>
+        <w:t xml:space="preserve">Goal requirements:</w:t>
+      </w:r>
+    </w:p>
+    <w:p>
+      <w:pPr>
+        <w:pStyle w:val="FirstParagraph"/>
+      </w:pPr>
+      <w:r>
+        <w:t xml:space="preserve">As threshold, but metadata is formatted in accordance with CEOS-ARD SAR Metadata Specifications, v.1.1, or in a community endorsed standard that facilitates machine-readability, such as ISO 19115-2, Climate and Forecast (CF) convention, the Attribute Convention for Data Discovery (ACDD), etc.</w:t>
+      </w:r>
+    </w:p>
     <w:bookmarkEnd w:id="37"/>
-    <w:bookmarkStart w:id="38" w:name="goal-requirements-1"/>
-    <w:p>
-      <w:pPr>
-        <w:pStyle w:val="berschrift5"/>
-      </w:pPr>
-      <w:r>
-        <w:t xml:space="preserve">Goal requirements:</w:t>
-      </w:r>
-    </w:p>
-    <w:p>
-      <w:pPr>
-        <w:pStyle w:val="FirstParagraph"/>
-      </w:pPr>
-      <w:r>
-        <w:t xml:space="preserve">As threshold, but metadata is formatted in accordance with CEOS-ARD SAR Metadata Specifications, v.1.1, or in a community endorsed standard that facilitates machine-readability, such as ISO 19115-2, Climate and Forecast (CF) convention, the Attribute Convention for Data Discovery (ACDD), etc.</w:t>
-      </w:r>
-    </w:p>
-    <w:bookmarkEnd w:id="38"/>
-    <w:bookmarkStart w:id="39" w:name="assessment-1"/>
+    <w:bookmarkStart w:id="38" w:name="assessment-1"/>
     <w:p>
       <w:pPr>
         <w:pStyle w:val="berschrift5"/>
@@ -2130,9 +2134,9 @@
         </w:pict>
       </w:r>
     </w:p>
+    <w:bookmarkEnd w:id="38"/>
     <w:bookmarkEnd w:id="39"/>
-    <w:bookmarkEnd w:id="40"/>
-    <w:bookmarkStart w:id="44" w:name="sec:meta-prdtyp"/>
+    <w:bookmarkStart w:id="43" w:name="sec:meta-protype"/>
     <w:p>
       <w:pPr>
         <w:pStyle w:val="berschrift4"/>
@@ -2164,10 +2168,10 @@
         <w:rPr>
           <w:rStyle w:val="VerbatimChar"/>
         </w:rPr>
-        <w:t xml:space="preserve">meta-prdtyp</w:t>
-      </w:r>
-    </w:p>
-    <w:bookmarkStart w:id="41" w:name="threshold-requirements-2"/>
+        <w:t xml:space="preserve">meta-protype</w:t>
+      </w:r>
+    </w:p>
+    <w:bookmarkStart w:id="40" w:name="threshold-requirements-2"/>
     <w:p>
       <w:pPr>
         <w:pStyle w:val="berschrift5"/>
@@ -2184,29 +2188,29 @@
         <w:t xml:space="preserve">CEOS-ARD product type name – or names in case of compliance with more than one product type – and, if required by the data provider, copyright.</w:t>
       </w:r>
     </w:p>
+    <w:bookmarkEnd w:id="40"/>
+    <w:bookmarkStart w:id="41" w:name="goal-requirements-2"/>
+    <w:p>
+      <w:pPr>
+        <w:pStyle w:val="berschrift5"/>
+      </w:pPr>
+      <w:r>
+        <w:t xml:space="preserve">Goal requirements:</w:t>
+      </w:r>
+    </w:p>
+    <w:p>
+      <w:pPr>
+        <w:pStyle w:val="FirstParagraph"/>
+      </w:pPr>
+      <w:r>
+        <w:t xml:space="preserve">As threshold.</w:t>
+      </w:r>
+      <w:r>
+        <w:t xml:space="preserve"> </w:t>
+      </w:r>
+    </w:p>
     <w:bookmarkEnd w:id="41"/>
-    <w:bookmarkStart w:id="42" w:name="goal-requirements-2"/>
-    <w:p>
-      <w:pPr>
-        <w:pStyle w:val="berschrift5"/>
-      </w:pPr>
-      <w:r>
-        <w:t xml:space="preserve">Goal requirements:</w:t>
-      </w:r>
-    </w:p>
-    <w:p>
-      <w:pPr>
-        <w:pStyle w:val="FirstParagraph"/>
-      </w:pPr>
-      <w:r>
-        <w:t xml:space="preserve">As threshold.</w:t>
-      </w:r>
-      <w:r>
-        <w:t xml:space="preserve"> </w:t>
-      </w:r>
-    </w:p>
-    <w:bookmarkEnd w:id="42"/>
-    <w:bookmarkStart w:id="43" w:name="assessment-2"/>
+    <w:bookmarkStart w:id="42" w:name="assessment-2"/>
     <w:p>
       <w:pPr>
         <w:pStyle w:val="berschrift5"/>
@@ -2270,9 +2274,9 @@
         </w:pict>
       </w:r>
     </w:p>
+    <w:bookmarkEnd w:id="42"/>
     <w:bookmarkEnd w:id="43"/>
-    <w:bookmarkEnd w:id="44"/>
-    <w:bookmarkStart w:id="48" w:name="sec:meta-pfsurl"/>
+    <w:bookmarkStart w:id="47" w:name="sec:meta-pfsurl"/>
     <w:p>
       <w:pPr>
         <w:pStyle w:val="berschrift4"/>
@@ -2307,7 +2311,7 @@
         <w:t xml:space="preserve">meta-pfsurl</w:t>
       </w:r>
     </w:p>
-    <w:bookmarkStart w:id="45" w:name="threshold-requirements-3"/>
+    <w:bookmarkStart w:id="44" w:name="threshold-requirements-3"/>
     <w:p>
       <w:pPr>
         <w:pStyle w:val="berschrift5"/>
@@ -2324,29 +2328,29 @@
         <w:t xml:space="preserve">Reference to CEOS-ARD PFS document as URL.</w:t>
       </w:r>
     </w:p>
+    <w:bookmarkEnd w:id="44"/>
+    <w:bookmarkStart w:id="45" w:name="goal-requirements-3"/>
+    <w:p>
+      <w:pPr>
+        <w:pStyle w:val="berschrift5"/>
+      </w:pPr>
+      <w:r>
+        <w:t xml:space="preserve">Goal requirements:</w:t>
+      </w:r>
+    </w:p>
+    <w:p>
+      <w:pPr>
+        <w:pStyle w:val="FirstParagraph"/>
+      </w:pPr>
+      <w:r>
+        <w:t xml:space="preserve">As threshold.</w:t>
+      </w:r>
+      <w:r>
+        <w:t xml:space="preserve"> </w:t>
+      </w:r>
+    </w:p>
     <w:bookmarkEnd w:id="45"/>
-    <w:bookmarkStart w:id="46" w:name="goal-requirements-3"/>
-    <w:p>
-      <w:pPr>
-        <w:pStyle w:val="berschrift5"/>
-      </w:pPr>
-      <w:r>
-        <w:t xml:space="preserve">Goal requirements:</w:t>
-      </w:r>
-    </w:p>
-    <w:p>
-      <w:pPr>
-        <w:pStyle w:val="FirstParagraph"/>
-      </w:pPr>
-      <w:r>
-        <w:t xml:space="preserve">As threshold.</w:t>
-      </w:r>
-      <w:r>
-        <w:t xml:space="preserve"> </w:t>
-      </w:r>
-    </w:p>
-    <w:bookmarkEnd w:id="46"/>
-    <w:bookmarkStart w:id="47" w:name="assessment-3"/>
+    <w:bookmarkStart w:id="46" w:name="assessment-3"/>
     <w:p>
       <w:pPr>
         <w:pStyle w:val="berschrift5"/>
@@ -2410,9 +2414,9 @@
         </w:pict>
       </w:r>
     </w:p>
+    <w:bookmarkEnd w:id="46"/>
     <w:bookmarkEnd w:id="47"/>
-    <w:bookmarkEnd w:id="48"/>
-    <w:bookmarkStart w:id="52" w:name="sec:meta-timsar"/>
+    <w:bookmarkStart w:id="51" w:name="sec:meta-time-sar"/>
     <w:p>
       <w:pPr>
         <w:pStyle w:val="berschrift4"/>
@@ -2444,10 +2448,10 @@
         <w:rPr>
           <w:rStyle w:val="VerbatimChar"/>
         </w:rPr>
-        <w:t xml:space="preserve">meta-timsar</w:t>
-      </w:r>
-    </w:p>
-    <w:bookmarkStart w:id="49" w:name="threshold-requirements-4"/>
+        <w:t xml:space="preserve">meta-time-sar</w:t>
+      </w:r>
+    </w:p>
+    <w:bookmarkStart w:id="48" w:name="threshold-requirements-4"/>
     <w:p>
       <w:pPr>
         <w:pStyle w:val="berschrift5"/>
@@ -2478,7 +2482,7 @@
       <w:r>
         <w:t xml:space="preserve">“</w:t>
       </w:r>
-      <w:hyperlink w:anchor="sec:pxl-ppacqd">
+      <w:hyperlink w:anchor="sec:pxl-pacqid">
         <w:r>
           <w:rPr>
             <w:rStyle w:val="Hyperlink"/>
@@ -2496,89 +2500,89 @@
         <w:t xml:space="preserve">is provided with the product.</w:t>
       </w:r>
     </w:p>
+    <w:bookmarkEnd w:id="48"/>
+    <w:bookmarkStart w:id="49" w:name="goal-requirements-4"/>
+    <w:p>
+      <w:pPr>
+        <w:pStyle w:val="berschrift5"/>
+      </w:pPr>
+      <w:r>
+        <w:t xml:space="preserve">Goal requirements:</w:t>
+      </w:r>
+    </w:p>
+    <w:p>
+      <w:pPr>
+        <w:pStyle w:val="FirstParagraph"/>
+      </w:pPr>
+      <w:r>
+        <w:t xml:space="preserve">As threshold.</w:t>
+      </w:r>
+      <w:r>
+        <w:t xml:space="preserve"> </w:t>
+      </w:r>
+    </w:p>
     <w:bookmarkEnd w:id="49"/>
-    <w:bookmarkStart w:id="50" w:name="goal-requirements-4"/>
+    <w:bookmarkStart w:id="50" w:name="assessment-4"/>
     <w:p>
       <w:pPr>
         <w:pStyle w:val="berschrift5"/>
       </w:pPr>
       <w:r>
-        <w:t xml:space="preserve">Goal requirements:</w:t>
-      </w:r>
-    </w:p>
-    <w:p>
-      <w:pPr>
-        <w:pStyle w:val="FirstParagraph"/>
-      </w:pPr>
-      <w:r>
-        <w:t xml:space="preserve">As threshold.</w:t>
-      </w:r>
-      <w:r>
-        <w:t xml:space="preserve"> </w:t>
+        <w:t xml:space="preserve">Assessment:</w:t>
+      </w:r>
+    </w:p>
+    <w:p>
+      <w:pPr>
+        <w:pStyle w:val="Compact"/>
+        <w:numPr>
+          <w:ilvl w:val="0"/>
+          <w:numId w:val="1008"/>
+        </w:numPr>
+      </w:pPr>
+      <w:r>
+        <w:t xml:space="preserve">Threshold Self-Assessment:</w:t>
+      </w:r>
+    </w:p>
+    <w:p>
+      <w:pPr>
+        <w:pStyle w:val="Compact"/>
+        <w:numPr>
+          <w:ilvl w:val="0"/>
+          <w:numId w:val="1008"/>
+        </w:numPr>
+      </w:pPr>
+      <w:r>
+        <w:t xml:space="preserve">Goal Self-Assessment:</w:t>
+      </w:r>
+    </w:p>
+    <w:p>
+      <w:pPr>
+        <w:pStyle w:val="Compact"/>
+        <w:numPr>
+          <w:ilvl w:val="0"/>
+          <w:numId w:val="1008"/>
+        </w:numPr>
+      </w:pPr>
+      <w:r>
+        <w:t xml:space="preserve">Self-Assessment Explanation/ Justification:</w:t>
+      </w:r>
+    </w:p>
+    <w:p>
+      <w:pPr>
+        <w:pStyle w:val="Compact"/>
+        <w:numPr>
+          <w:ilvl w:val="0"/>
+          <w:numId w:val="1008"/>
+        </w:numPr>
+      </w:pPr>
+      <w:r>
+        <w:t xml:space="preserve">Recommended Requirement Modification:</w:t>
       </w:r>
     </w:p>
     <w:bookmarkEnd w:id="50"/>
-    <w:bookmarkStart w:id="51" w:name="assessment-4"/>
-    <w:p>
-      <w:pPr>
-        <w:pStyle w:val="berschrift5"/>
-      </w:pPr>
-      <w:r>
-        <w:t xml:space="preserve">Assessment:</w:t>
-      </w:r>
-    </w:p>
-    <w:p>
-      <w:pPr>
-        <w:pStyle w:val="Compact"/>
-        <w:numPr>
-          <w:ilvl w:val="0"/>
-          <w:numId w:val="1008"/>
-        </w:numPr>
-      </w:pPr>
-      <w:r>
-        <w:t xml:space="preserve">Threshold Self-Assessment:</w:t>
-      </w:r>
-    </w:p>
-    <w:p>
-      <w:pPr>
-        <w:pStyle w:val="Compact"/>
-        <w:numPr>
-          <w:ilvl w:val="0"/>
-          <w:numId w:val="1008"/>
-        </w:numPr>
-      </w:pPr>
-      <w:r>
-        <w:t xml:space="preserve">Goal Self-Assessment:</w:t>
-      </w:r>
-    </w:p>
-    <w:p>
-      <w:pPr>
-        <w:pStyle w:val="Compact"/>
-        <w:numPr>
-          <w:ilvl w:val="0"/>
-          <w:numId w:val="1008"/>
-        </w:numPr>
-      </w:pPr>
-      <w:r>
-        <w:t xml:space="preserve">Self-Assessment Explanation/ Justification:</w:t>
-      </w:r>
-    </w:p>
-    <w:p>
-      <w:pPr>
-        <w:pStyle w:val="Compact"/>
-        <w:numPr>
-          <w:ilvl w:val="0"/>
-          <w:numId w:val="1008"/>
-        </w:numPr>
-      </w:pPr>
-      <w:r>
-        <w:t xml:space="preserve">Recommended Requirement Modification:</w:t>
-      </w:r>
-    </w:p>
     <w:bookmarkEnd w:id="51"/>
     <w:bookmarkEnd w:id="52"/>
-    <w:bookmarkEnd w:id="53"/>
-    <w:bookmarkStart w:id="108" w:name="sec:src"/>
+    <w:bookmarkStart w:id="107" w:name="sec:src"/>
     <w:p>
       <w:pPr>
         <w:pStyle w:val="berschrift3"/>
@@ -2626,7 +2630,7 @@
         <w:t xml:space="preserve">This may be one or mutliple acquisitions.</w:t>
       </w:r>
     </w:p>
-    <w:bookmarkStart w:id="57" w:name="sec:src-acqid"/>
+    <w:bookmarkStart w:id="56" w:name="sec:src-macqid"/>
     <w:p>
       <w:pPr>
         <w:pStyle w:val="berschrift4"/>
@@ -2658,10 +2662,10 @@
         <w:rPr>
           <w:rStyle w:val="VerbatimChar"/>
         </w:rPr>
-        <w:t xml:space="preserve">src-acqid</w:t>
-      </w:r>
-    </w:p>
-    <w:bookmarkStart w:id="54" w:name="threshold-requirements-5"/>
+        <w:t xml:space="preserve">src-macqid</w:t>
+      </w:r>
+    </w:p>
+    <w:bookmarkStart w:id="53" w:name="threshold-requirements-5"/>
     <w:p>
       <w:pPr>
         <w:pStyle w:val="berschrift5"/>
@@ -2678,29 +2682,29 @@
         <w:t xml:space="preserve">Each acquisition is identified through a sequential identifier in the metadata, e.g. acqID = 1, 2, 3.</w:t>
       </w:r>
     </w:p>
+    <w:bookmarkEnd w:id="53"/>
+    <w:bookmarkStart w:id="54" w:name="goal-requirements-5"/>
+    <w:p>
+      <w:pPr>
+        <w:pStyle w:val="berschrift5"/>
+      </w:pPr>
+      <w:r>
+        <w:t xml:space="preserve">Goal requirements:</w:t>
+      </w:r>
+    </w:p>
+    <w:p>
+      <w:pPr>
+        <w:pStyle w:val="FirstParagraph"/>
+      </w:pPr>
+      <w:r>
+        <w:t xml:space="preserve">As threshold.</w:t>
+      </w:r>
+      <w:r>
+        <w:t xml:space="preserve"> </w:t>
+      </w:r>
+    </w:p>
     <w:bookmarkEnd w:id="54"/>
-    <w:bookmarkStart w:id="55" w:name="goal-requirements-5"/>
-    <w:p>
-      <w:pPr>
-        <w:pStyle w:val="berschrift5"/>
-      </w:pPr>
-      <w:r>
-        <w:t xml:space="preserve">Goal requirements:</w:t>
-      </w:r>
-    </w:p>
-    <w:p>
-      <w:pPr>
-        <w:pStyle w:val="FirstParagraph"/>
-      </w:pPr>
-      <w:r>
-        <w:t xml:space="preserve">As threshold.</w:t>
-      </w:r>
-      <w:r>
-        <w:t xml:space="preserve"> </w:t>
-      </w:r>
-    </w:p>
-    <w:bookmarkEnd w:id="55"/>
-    <w:bookmarkStart w:id="56" w:name="assessment-5"/>
+    <w:bookmarkStart w:id="55" w:name="assessment-5"/>
     <w:p>
       <w:pPr>
         <w:pStyle w:val="berschrift5"/>
@@ -2764,9 +2768,9 @@
         </w:pict>
       </w:r>
     </w:p>
+    <w:bookmarkEnd w:id="55"/>
     <w:bookmarkEnd w:id="56"/>
-    <w:bookmarkEnd w:id="57"/>
-    <w:bookmarkStart w:id="61" w:name="sec:src-dacsrc"/>
+    <w:bookmarkStart w:id="60" w:name="sec:src-daccess-src"/>
     <w:p>
       <w:pPr>
         <w:pStyle w:val="berschrift4"/>
@@ -2798,10 +2802,10 @@
         <w:rPr>
           <w:rStyle w:val="VerbatimChar"/>
         </w:rPr>
-        <w:t xml:space="preserve">src-dacsrc</w:t>
-      </w:r>
-    </w:p>
-    <w:bookmarkStart w:id="58" w:name="threshold-requirements-6"/>
+        <w:t xml:space="preserve">src-daccess-src</w:t>
+      </w:r>
+    </w:p>
+    <w:bookmarkStart w:id="57" w:name="threshold-requirements-6"/>
     <w:p>
       <w:pPr>
         <w:pStyle w:val="berschrift5"/>
@@ -2818,26 +2822,26 @@
         <w:t xml:space="preserve">The metadata identifies the location from where the source data can be retrieved, expressed as a URL or DOI.</w:t>
       </w:r>
     </w:p>
+    <w:bookmarkEnd w:id="57"/>
+    <w:bookmarkStart w:id="58" w:name="goal-requirements-6"/>
+    <w:p>
+      <w:pPr>
+        <w:pStyle w:val="berschrift5"/>
+      </w:pPr>
+      <w:r>
+        <w:t xml:space="preserve">Goal requirements:</w:t>
+      </w:r>
+    </w:p>
+    <w:p>
+      <w:pPr>
+        <w:pStyle w:val="FirstParagraph"/>
+      </w:pPr>
+      <w:r>
+        <w:t xml:space="preserve">The metadata identifies an online location from where the data can be consistently and reliably retrieved by a computer algorithm without any manual intervention being required.</w:t>
+      </w:r>
+    </w:p>
     <w:bookmarkEnd w:id="58"/>
-    <w:bookmarkStart w:id="59" w:name="goal-requirements-6"/>
-    <w:p>
-      <w:pPr>
-        <w:pStyle w:val="berschrift5"/>
-      </w:pPr>
-      <w:r>
-        <w:t xml:space="preserve">Goal requirements:</w:t>
-      </w:r>
-    </w:p>
-    <w:p>
-      <w:pPr>
-        <w:pStyle w:val="FirstParagraph"/>
-      </w:pPr>
-      <w:r>
-        <w:t xml:space="preserve">The metadata identifies an online location from where the data can be consistently and reliably retrieved by a computer algorithm without any manual intervention being required.</w:t>
-      </w:r>
-    </w:p>
-    <w:bookmarkEnd w:id="59"/>
-    <w:bookmarkStart w:id="60" w:name="assessment-6"/>
+    <w:bookmarkStart w:id="59" w:name="assessment-6"/>
     <w:p>
       <w:pPr>
         <w:pStyle w:val="berschrift5"/>
@@ -2901,9 +2905,9 @@
         </w:pict>
       </w:r>
     </w:p>
+    <w:bookmarkEnd w:id="59"/>
     <w:bookmarkEnd w:id="60"/>
-    <w:bookmarkEnd w:id="61"/>
-    <w:bookmarkStart w:id="66" w:name="sec:src-inssar"/>
+    <w:bookmarkStart w:id="65" w:name="sec:src-instru-sar"/>
     <w:p>
       <w:pPr>
         <w:pStyle w:val="berschrift4"/>
@@ -2935,10 +2939,10 @@
         <w:rPr>
           <w:rStyle w:val="VerbatimChar"/>
         </w:rPr>
-        <w:t xml:space="preserve">src-inssar</w:t>
-      </w:r>
-    </w:p>
-    <w:bookmarkStart w:id="62" w:name="threshold-requirements-7"/>
+        <w:t xml:space="preserve">src-instru-sar</w:t>
+      </w:r>
+    </w:p>
+    <w:bookmarkStart w:id="61" w:name="threshold-requirements-7"/>
     <w:p>
       <w:pPr>
         <w:pStyle w:val="berschrift5"/>
@@ -2979,8 +2983,8 @@
         <w:t xml:space="preserve">Instrument name</w:t>
       </w:r>
     </w:p>
-    <w:bookmarkEnd w:id="62"/>
-    <w:bookmarkStart w:id="64" w:name="goal-requirements-7"/>
+    <w:bookmarkEnd w:id="61"/>
+    <w:bookmarkStart w:id="63" w:name="goal-requirements-7"/>
     <w:p>
       <w:pPr>
         <w:pStyle w:val="berschrift5"/>
@@ -2999,7 +3003,7 @@
       <w:r>
         <w:t xml:space="preserve"> </w:t>
       </w:r>
-      <w:hyperlink r:id="rId63">
+      <w:hyperlink r:id="rId62">
         <w:r>
           <w:rPr>
             <w:rStyle w:val="Hyperlink"/>
@@ -3014,8 +3018,8 @@
         <w:t xml:space="preserve">record.</w:t>
       </w:r>
     </w:p>
-    <w:bookmarkEnd w:id="64"/>
-    <w:bookmarkStart w:id="65" w:name="assessment-7"/>
+    <w:bookmarkEnd w:id="63"/>
+    <w:bookmarkStart w:id="64" w:name="assessment-7"/>
     <w:p>
       <w:pPr>
         <w:pStyle w:val="berschrift5"/>
@@ -3079,9 +3083,9 @@
         </w:pict>
       </w:r>
     </w:p>
+    <w:bookmarkEnd w:id="64"/>
     <w:bookmarkEnd w:id="65"/>
-    <w:bookmarkEnd w:id="66"/>
-    <w:bookmarkStart w:id="70" w:name="sec:src-timsrc"/>
+    <w:bookmarkStart w:id="69" w:name="sec:src-time-src"/>
     <w:p>
       <w:pPr>
         <w:pStyle w:val="berschrift4"/>
@@ -3113,10 +3117,10 @@
         <w:rPr>
           <w:rStyle w:val="VerbatimChar"/>
         </w:rPr>
-        <w:t xml:space="preserve">src-timsrc</w:t>
-      </w:r>
-    </w:p>
-    <w:bookmarkStart w:id="67" w:name="threshold-requirements-8"/>
+        <w:t xml:space="preserve">src-time-src</w:t>
+      </w:r>
+    </w:p>
+    <w:bookmarkStart w:id="66" w:name="threshold-requirements-8"/>
     <w:p>
       <w:pPr>
         <w:pStyle w:val="berschrift5"/>
@@ -3133,29 +3137,29 @@
         <w:t xml:space="preserve">The start date and time of source data is identified in the metadata, expressed in UTC in date and time, at least to the second.</w:t>
       </w:r>
     </w:p>
+    <w:bookmarkEnd w:id="66"/>
+    <w:bookmarkStart w:id="67" w:name="goal-requirements-8"/>
+    <w:p>
+      <w:pPr>
+        <w:pStyle w:val="berschrift5"/>
+      </w:pPr>
+      <w:r>
+        <w:t xml:space="preserve">Goal requirements:</w:t>
+      </w:r>
+    </w:p>
+    <w:p>
+      <w:pPr>
+        <w:pStyle w:val="FirstParagraph"/>
+      </w:pPr>
+      <w:r>
+        <w:t xml:space="preserve">As threshold.</w:t>
+      </w:r>
+      <w:r>
+        <w:t xml:space="preserve"> </w:t>
+      </w:r>
+    </w:p>
     <w:bookmarkEnd w:id="67"/>
-    <w:bookmarkStart w:id="68" w:name="goal-requirements-8"/>
-    <w:p>
-      <w:pPr>
-        <w:pStyle w:val="berschrift5"/>
-      </w:pPr>
-      <w:r>
-        <w:t xml:space="preserve">Goal requirements:</w:t>
-      </w:r>
-    </w:p>
-    <w:p>
-      <w:pPr>
-        <w:pStyle w:val="FirstParagraph"/>
-      </w:pPr>
-      <w:r>
-        <w:t xml:space="preserve">As threshold.</w:t>
-      </w:r>
-      <w:r>
-        <w:t xml:space="preserve"> </w:t>
-      </w:r>
-    </w:p>
-    <w:bookmarkEnd w:id="68"/>
-    <w:bookmarkStart w:id="69" w:name="assessment-8"/>
+    <w:bookmarkStart w:id="68" w:name="assessment-8"/>
     <w:p>
       <w:pPr>
         <w:pStyle w:val="berschrift5"/>
@@ -3219,9 +3223,9 @@
         </w:pict>
       </w:r>
     </w:p>
+    <w:bookmarkEnd w:id="68"/>
     <w:bookmarkEnd w:id="69"/>
-    <w:bookmarkEnd w:id="70"/>
-    <w:bookmarkStart w:id="74" w:name="sec:src-acqpar"/>
+    <w:bookmarkStart w:id="73" w:name="sec:src-acqpar"/>
     <w:p>
       <w:pPr>
         <w:pStyle w:val="berschrift4"/>
@@ -3256,7 +3260,7 @@
         <w:t xml:space="preserve">src-acqpar</w:t>
       </w:r>
     </w:p>
-    <w:bookmarkStart w:id="71" w:name="threshold-requirements-9"/>
+    <w:bookmarkStart w:id="70" w:name="threshold-requirements-9"/>
     <w:p>
       <w:pPr>
         <w:pStyle w:val="berschrift5"/>
@@ -3345,29 +3349,29 @@
         <w:t xml:space="preserve">Beam ID (i.e., beam mode mnemonic)</w:t>
       </w:r>
     </w:p>
+    <w:bookmarkEnd w:id="70"/>
+    <w:bookmarkStart w:id="71" w:name="goal-requirements-9"/>
+    <w:p>
+      <w:pPr>
+        <w:pStyle w:val="berschrift5"/>
+      </w:pPr>
+      <w:r>
+        <w:t xml:space="preserve">Goal requirements:</w:t>
+      </w:r>
+    </w:p>
+    <w:p>
+      <w:pPr>
+        <w:pStyle w:val="FirstParagraph"/>
+      </w:pPr>
+      <w:r>
+        <w:t xml:space="preserve">As threshold.</w:t>
+      </w:r>
+      <w:r>
+        <w:t xml:space="preserve"> </w:t>
+      </w:r>
+    </w:p>
     <w:bookmarkEnd w:id="71"/>
-    <w:bookmarkStart w:id="72" w:name="goal-requirements-9"/>
-    <w:p>
-      <w:pPr>
-        <w:pStyle w:val="berschrift5"/>
-      </w:pPr>
-      <w:r>
-        <w:t xml:space="preserve">Goal requirements:</w:t>
-      </w:r>
-    </w:p>
-    <w:p>
-      <w:pPr>
-        <w:pStyle w:val="FirstParagraph"/>
-      </w:pPr>
-      <w:r>
-        <w:t xml:space="preserve">As threshold.</w:t>
-      </w:r>
-      <w:r>
-        <w:t xml:space="preserve"> </w:t>
-      </w:r>
-    </w:p>
-    <w:bookmarkEnd w:id="72"/>
-    <w:bookmarkStart w:id="73" w:name="assessment-9"/>
+    <w:bookmarkStart w:id="72" w:name="assessment-9"/>
     <w:p>
       <w:pPr>
         <w:pStyle w:val="berschrift5"/>
@@ -3431,9 +3435,9 @@
         </w:pict>
       </w:r>
     </w:p>
+    <w:bookmarkEnd w:id="72"/>
     <w:bookmarkEnd w:id="73"/>
-    <w:bookmarkEnd w:id="74"/>
-    <w:bookmarkStart w:id="79" w:name="sec:src-orbit"/>
+    <w:bookmarkStart w:id="78" w:name="sec:src-orbit"/>
     <w:p>
       <w:pPr>
         <w:pStyle w:val="berschrift4"/>
@@ -3468,7 +3472,7 @@
         <w:t xml:space="preserve">src-orbit</w:t>
       </w:r>
     </w:p>
-    <w:bookmarkStart w:id="76" w:name="threshold-requirements-10"/>
+    <w:bookmarkStart w:id="75" w:name="threshold-requirements-10"/>
     <w:p>
       <w:pPr>
         <w:pStyle w:val="berschrift5"/>
@@ -3500,7 +3504,7 @@
         <w:rPr>
           <w:rStyle w:val="Funotenzeichen"/>
         </w:rPr>
-        <w:footnoteReference w:id="75"/>
+        <w:footnoteReference w:id="74"/>
       </w:r>
     </w:p>
     <w:p>
@@ -3515,62 +3519,62 @@
         <w:t xml:space="preserve">Orbit data source (e.g., predicted, definite, precise, downlinked, etc.)</w:t>
       </w:r>
     </w:p>
+    <w:bookmarkEnd w:id="75"/>
+    <w:bookmarkStart w:id="76" w:name="goal-requirements-10"/>
+    <w:p>
+      <w:pPr>
+        <w:pStyle w:val="berschrift5"/>
+      </w:pPr>
+      <w:r>
+        <w:t xml:space="preserve">Goal requirements:</w:t>
+      </w:r>
+    </w:p>
+    <w:p>
+      <w:pPr>
+        <w:pStyle w:val="FirstParagraph"/>
+      </w:pPr>
+      <w:r>
+        <w:t xml:space="preserve">As threshold, including also:</w:t>
+      </w:r>
+    </w:p>
+    <w:p>
+      <w:pPr>
+        <w:pStyle w:val="Compact"/>
+        <w:numPr>
+          <w:ilvl w:val="0"/>
+          <w:numId w:val="1017"/>
+        </w:numPr>
+      </w:pPr>
+      <w:r>
+        <w:t xml:space="preserve">Platform heading angle expressed in degrees (0-360) from North</w:t>
+      </w:r>
+    </w:p>
+    <w:p>
+      <w:pPr>
+        <w:pStyle w:val="Compact"/>
+        <w:numPr>
+          <w:ilvl w:val="0"/>
+          <w:numId w:val="1017"/>
+        </w:numPr>
+      </w:pPr>
+      <w:r>
+        <w:t xml:space="preserve">Orbit data file containing state vectors (minimum of 5 state vectors, from 10% of scene length before start time to 10% of scene length after stop time)</w:t>
+      </w:r>
+    </w:p>
+    <w:p>
+      <w:pPr>
+        <w:pStyle w:val="Compact"/>
+        <w:numPr>
+          <w:ilvl w:val="0"/>
+          <w:numId w:val="1017"/>
+        </w:numPr>
+      </w:pPr>
+      <w:r>
+        <w:t xml:space="preserve">Platform (mean) altitude</w:t>
+      </w:r>
+    </w:p>
     <w:bookmarkEnd w:id="76"/>
-    <w:bookmarkStart w:id="77" w:name="goal-requirements-10"/>
-    <w:p>
-      <w:pPr>
-        <w:pStyle w:val="berschrift5"/>
-      </w:pPr>
-      <w:r>
-        <w:t xml:space="preserve">Goal requirements:</w:t>
-      </w:r>
-    </w:p>
-    <w:p>
-      <w:pPr>
-        <w:pStyle w:val="FirstParagraph"/>
-      </w:pPr>
-      <w:r>
-        <w:t xml:space="preserve">As threshold, including also:</w:t>
-      </w:r>
-    </w:p>
-    <w:p>
-      <w:pPr>
-        <w:pStyle w:val="Compact"/>
-        <w:numPr>
-          <w:ilvl w:val="0"/>
-          <w:numId w:val="1017"/>
-        </w:numPr>
-      </w:pPr>
-      <w:r>
-        <w:t xml:space="preserve">Platform heading angle expressed in degrees (0-360) from North</w:t>
-      </w:r>
-    </w:p>
-    <w:p>
-      <w:pPr>
-        <w:pStyle w:val="Compact"/>
-        <w:numPr>
-          <w:ilvl w:val="0"/>
-          <w:numId w:val="1017"/>
-        </w:numPr>
-      </w:pPr>
-      <w:r>
-        <w:t xml:space="preserve">Orbit data file containing state vectors (minimum of 5 state vectors, from 10% of scene length before start time to 10% of scene length after stop time)</w:t>
-      </w:r>
-    </w:p>
-    <w:p>
-      <w:pPr>
-        <w:pStyle w:val="Compact"/>
-        <w:numPr>
-          <w:ilvl w:val="0"/>
-          <w:numId w:val="1017"/>
-        </w:numPr>
-      </w:pPr>
-      <w:r>
-        <w:t xml:space="preserve">Platform (mean) altitude</w:t>
-      </w:r>
-    </w:p>
-    <w:bookmarkEnd w:id="77"/>
-    <w:bookmarkStart w:id="78" w:name="assessment-10"/>
+    <w:bookmarkStart w:id="77" w:name="assessment-10"/>
     <w:p>
       <w:pPr>
         <w:pStyle w:val="berschrift5"/>
@@ -3634,9 +3638,9 @@
         </w:pict>
       </w:r>
     </w:p>
+    <w:bookmarkEnd w:id="77"/>
     <w:bookmarkEnd w:id="78"/>
-    <w:bookmarkEnd w:id="79"/>
-    <w:bookmarkStart w:id="83" w:name="sec:src-prcpar"/>
+    <w:bookmarkStart w:id="82" w:name="sec:src-propar"/>
     <w:p>
       <w:pPr>
         <w:pStyle w:val="berschrift4"/>
@@ -3668,10 +3672,10 @@
         <w:rPr>
           <w:rStyle w:val="VerbatimChar"/>
         </w:rPr>
-        <w:t xml:space="preserve">src-prcpar</w:t>
-      </w:r>
-    </w:p>
-    <w:bookmarkStart w:id="80" w:name="threshold-requirements-11"/>
+        <w:t xml:space="preserve">src-propar</w:t>
+      </w:r>
+    </w:p>
+    <w:bookmarkStart w:id="79" w:name="threshold-requirements-11"/>
     <w:p>
       <w:pPr>
         <w:pStyle w:val="berschrift5"/>
@@ -3772,26 +3776,26 @@
         <w:t xml:space="preserve">Range number of looks (separate values for each beam, as necessary)</w:t>
       </w:r>
     </w:p>
+    <w:bookmarkEnd w:id="79"/>
+    <w:bookmarkStart w:id="80" w:name="goal-requirements-11"/>
+    <w:p>
+      <w:pPr>
+        <w:pStyle w:val="berschrift5"/>
+      </w:pPr>
+      <w:r>
+        <w:t xml:space="preserve">Goal requirements:</w:t>
+      </w:r>
+    </w:p>
+    <w:p>
+      <w:pPr>
+        <w:pStyle w:val="FirstParagraph"/>
+      </w:pPr>
+      <w:r>
+        <w:t xml:space="preserve">As threshold, plus additional relevant processing parameters, e.g., range- and azimuth look bandwidth and LUT applied.</w:t>
+      </w:r>
+    </w:p>
     <w:bookmarkEnd w:id="80"/>
-    <w:bookmarkStart w:id="81" w:name="goal-requirements-11"/>
-    <w:p>
-      <w:pPr>
-        <w:pStyle w:val="berschrift5"/>
-      </w:pPr>
-      <w:r>
-        <w:t xml:space="preserve">Goal requirements:</w:t>
-      </w:r>
-    </w:p>
-    <w:p>
-      <w:pPr>
-        <w:pStyle w:val="FirstParagraph"/>
-      </w:pPr>
-      <w:r>
-        <w:t xml:space="preserve">As threshold, plus additional relevant processing parameters, e.g., range- and azimuth look bandwidth and LUT applied.</w:t>
-      </w:r>
-    </w:p>
-    <w:bookmarkEnd w:id="81"/>
-    <w:bookmarkStart w:id="82" w:name="assessment-11"/>
+    <w:bookmarkStart w:id="81" w:name="assessment-11"/>
     <w:p>
       <w:pPr>
         <w:pStyle w:val="berschrift5"/>
@@ -3855,9 +3859,9 @@
         </w:pict>
       </w:r>
     </w:p>
+    <w:bookmarkEnd w:id="81"/>
     <w:bookmarkEnd w:id="82"/>
-    <w:bookmarkEnd w:id="83"/>
-    <w:bookmarkStart w:id="87" w:name="sec:src-imgatt"/>
+    <w:bookmarkStart w:id="86" w:name="sec:src-imgatt-sar"/>
     <w:p>
       <w:pPr>
         <w:pStyle w:val="berschrift4"/>
@@ -3889,10 +3893,10 @@
         <w:rPr>
           <w:rStyle w:val="VerbatimChar"/>
         </w:rPr>
-        <w:t xml:space="preserve">src-imgatt</w:t>
-      </w:r>
-    </w:p>
-    <w:bookmarkStart w:id="84" w:name="threshold-requirements-12"/>
+        <w:t xml:space="preserve">src-imgatt-sar</w:t>
+      </w:r>
+    </w:p>
+    <w:bookmarkStart w:id="83" w:name="threshold-requirements-12"/>
     <w:p>
       <w:pPr>
         <w:pStyle w:val="berschrift5"/>
@@ -3993,26 +3997,26 @@
         <w:t xml:space="preserve">Far range incident angle</w:t>
       </w:r>
     </w:p>
+    <w:bookmarkEnd w:id="83"/>
+    <w:bookmarkStart w:id="84" w:name="goal-requirements-12"/>
+    <w:p>
+      <w:pPr>
+        <w:pStyle w:val="berschrift5"/>
+      </w:pPr>
+      <w:r>
+        <w:t xml:space="preserve">Goal requirements:</w:t>
+      </w:r>
+    </w:p>
+    <w:p>
+      <w:pPr>
+        <w:pStyle w:val="FirstParagraph"/>
+      </w:pPr>
+      <w:r>
+        <w:t xml:space="preserve">Geometry of the image footprint expressed in WGS84 in a standardised format (e.g., WKT).</w:t>
+      </w:r>
+    </w:p>
     <w:bookmarkEnd w:id="84"/>
-    <w:bookmarkStart w:id="85" w:name="goal-requirements-12"/>
-    <w:p>
-      <w:pPr>
-        <w:pStyle w:val="berschrift5"/>
-      </w:pPr>
-      <w:r>
-        <w:t xml:space="preserve">Goal requirements:</w:t>
-      </w:r>
-    </w:p>
-    <w:p>
-      <w:pPr>
-        <w:pStyle w:val="FirstParagraph"/>
-      </w:pPr>
-      <w:r>
-        <w:t xml:space="preserve">Geometry of the image footprint expressed in WGS84 in a standardised format (e.g., WKT).</w:t>
-      </w:r>
-    </w:p>
-    <w:bookmarkEnd w:id="85"/>
-    <w:bookmarkStart w:id="86" w:name="assessment-12"/>
+    <w:bookmarkStart w:id="85" w:name="assessment-12"/>
     <w:p>
       <w:pPr>
         <w:pStyle w:val="berschrift5"/>
@@ -4076,9 +4080,9 @@
         </w:pict>
       </w:r>
     </w:p>
+    <w:bookmarkEnd w:id="85"/>
     <w:bookmarkEnd w:id="86"/>
-    <w:bookmarkEnd w:id="87"/>
-    <w:bookmarkStart w:id="91" w:name="sec:src-scasar"/>
+    <w:bookmarkStart w:id="90" w:name="sec:src-sencal-sar"/>
     <w:p>
       <w:pPr>
         <w:pStyle w:val="berschrift4"/>
@@ -4110,10 +4114,10 @@
         <w:rPr>
           <w:rStyle w:val="VerbatimChar"/>
         </w:rPr>
-        <w:t xml:space="preserve">src-scasar</w:t>
-      </w:r>
-    </w:p>
-    <w:bookmarkStart w:id="88" w:name="threshold-requirements-13"/>
+        <w:t xml:space="preserve">src-sencal-sar</w:t>
+      </w:r>
+    </w:p>
+    <w:bookmarkStart w:id="87" w:name="threshold-requirements-13"/>
     <w:p>
       <w:pPr>
         <w:pStyle w:val="berschrift5"/>
@@ -4133,32 +4137,32 @@
         <w:t xml:space="preserve"> </w:t>
       </w:r>
     </w:p>
+    <w:bookmarkEnd w:id="87"/>
+    <w:bookmarkStart w:id="88" w:name="goal-requirements-13"/>
+    <w:p>
+      <w:pPr>
+        <w:pStyle w:val="berschrift5"/>
+      </w:pPr>
+      <w:r>
+        <w:t xml:space="preserve">Goal requirements:</w:t>
+      </w:r>
+    </w:p>
+    <w:p>
+      <w:pPr>
+        <w:pStyle w:val="FirstParagraph"/>
+      </w:pPr>
+      <w:r>
+        <w:t xml:space="preserve">Sensor calibration parameters are identified in the metadata or can be accessed using details included in the metadata.</w:t>
+      </w:r>
+      <w:r>
+        <w:t xml:space="preserve"> </w:t>
+      </w:r>
+      <w:r>
+        <w:t xml:space="preserve">Ideally this would support machine-to-machine access.</w:t>
+      </w:r>
+    </w:p>
     <w:bookmarkEnd w:id="88"/>
-    <w:bookmarkStart w:id="89" w:name="goal-requirements-13"/>
-    <w:p>
-      <w:pPr>
-        <w:pStyle w:val="berschrift5"/>
-      </w:pPr>
-      <w:r>
-        <w:t xml:space="preserve">Goal requirements:</w:t>
-      </w:r>
-    </w:p>
-    <w:p>
-      <w:pPr>
-        <w:pStyle w:val="FirstParagraph"/>
-      </w:pPr>
-      <w:r>
-        <w:t xml:space="preserve">Sensor calibration parameters are identified in the metadata or can be accessed using details included in the metadata.</w:t>
-      </w:r>
-      <w:r>
-        <w:t xml:space="preserve"> </w:t>
-      </w:r>
-      <w:r>
-        <w:t xml:space="preserve">Ideally this would support machine-to-machine access.</w:t>
-      </w:r>
-    </w:p>
-    <w:bookmarkEnd w:id="89"/>
-    <w:bookmarkStart w:id="90" w:name="assessment-13"/>
+    <w:bookmarkStart w:id="89" w:name="assessment-13"/>
     <w:p>
       <w:pPr>
         <w:pStyle w:val="berschrift5"/>
@@ -4222,9 +4226,9 @@
         </w:pict>
       </w:r>
     </w:p>
+    <w:bookmarkEnd w:id="89"/>
     <w:bookmarkEnd w:id="90"/>
-    <w:bookmarkEnd w:id="91"/>
-    <w:bookmarkStart w:id="95" w:name="sec:src-prfind"/>
+    <w:bookmarkStart w:id="94" w:name="sec:src-perfind"/>
     <w:p>
       <w:pPr>
         <w:pStyle w:val="berschrift4"/>
@@ -4256,10 +4260,10 @@
         <w:rPr>
           <w:rStyle w:val="VerbatimChar"/>
         </w:rPr>
-        <w:t xml:space="preserve">src-prfind</w:t>
-      </w:r>
-    </w:p>
-    <w:bookmarkStart w:id="92" w:name="threshold-requirements-14"/>
+        <w:t xml:space="preserve">src-perfind</w:t>
+      </w:r>
+    </w:p>
+    <w:bookmarkStart w:id="91" w:name="threshold-requirements-14"/>
     <w:p>
       <w:pPr>
         <w:pStyle w:val="berschrift5"/>
@@ -4382,26 +4386,26 @@
         <w:t xml:space="preserve">Values do not need to be estimated individually for each product, but may be estimated once for each acquisition mode, and annotated on all products.</w:t>
       </w:r>
     </w:p>
+    <w:bookmarkEnd w:id="91"/>
+    <w:bookmarkStart w:id="92" w:name="goal-requirements-14"/>
+    <w:p>
+      <w:pPr>
+        <w:pStyle w:val="berschrift5"/>
+      </w:pPr>
+      <w:r>
+        <w:t xml:space="preserve">Goal requirements:</w:t>
+      </w:r>
+    </w:p>
+    <w:p>
+      <w:pPr>
+        <w:pStyle w:val="FirstParagraph"/>
+      </w:pPr>
+      <w:r>
+        <w:t xml:space="preserve">Provide additional relevant performance indicators (e.g., ENL, PSLR, ISLR, and performance reference DOI or URL).</w:t>
+      </w:r>
+    </w:p>
     <w:bookmarkEnd w:id="92"/>
-    <w:bookmarkStart w:id="93" w:name="goal-requirements-14"/>
-    <w:p>
-      <w:pPr>
-        <w:pStyle w:val="berschrift5"/>
-      </w:pPr>
-      <w:r>
-        <w:t xml:space="preserve">Goal requirements:</w:t>
-      </w:r>
-    </w:p>
-    <w:p>
-      <w:pPr>
-        <w:pStyle w:val="FirstParagraph"/>
-      </w:pPr>
-      <w:r>
-        <w:t xml:space="preserve">Provide additional relevant performance indicators (e.g., ENL, PSLR, ISLR, and performance reference DOI or URL).</w:t>
-      </w:r>
-    </w:p>
-    <w:bookmarkEnd w:id="93"/>
-    <w:bookmarkStart w:id="94" w:name="assessment-14"/>
+    <w:bookmarkStart w:id="93" w:name="assessment-14"/>
     <w:p>
       <w:pPr>
         <w:pStyle w:val="berschrift5"/>
@@ -4465,9 +4469,9 @@
         </w:pict>
       </w:r>
     </w:p>
+    <w:bookmarkEnd w:id="93"/>
     <w:bookmarkEnd w:id="94"/>
-    <w:bookmarkEnd w:id="95"/>
-    <w:bookmarkStart w:id="99" w:name="sec:src-polcal"/>
+    <w:bookmarkStart w:id="98" w:name="sec:src-polcalm"/>
     <w:p>
       <w:pPr>
         <w:pStyle w:val="berschrift4"/>
@@ -4499,10 +4503,10 @@
         <w:rPr>
           <w:rStyle w:val="VerbatimChar"/>
         </w:rPr>
-        <w:t xml:space="preserve">src-polcal</w:t>
-      </w:r>
-    </w:p>
-    <w:bookmarkStart w:id="96" w:name="threshold-requirements-15"/>
+        <w:t xml:space="preserve">src-polcalm</w:t>
+      </w:r>
+    </w:p>
+    <w:bookmarkStart w:id="95" w:name="threshold-requirements-15"/>
     <w:p>
       <w:pPr>
         <w:pStyle w:val="berschrift5"/>
@@ -4522,26 +4526,26 @@
         <w:t xml:space="preserve"> </w:t>
       </w:r>
     </w:p>
+    <w:bookmarkEnd w:id="95"/>
+    <w:bookmarkStart w:id="96" w:name="goal-requirements-15"/>
+    <w:p>
+      <w:pPr>
+        <w:pStyle w:val="berschrift5"/>
+      </w:pPr>
+      <w:r>
+        <w:t xml:space="preserve">Goal requirements:</w:t>
+      </w:r>
+    </w:p>
+    <w:p>
+      <w:pPr>
+        <w:pStyle w:val="FirstParagraph"/>
+      </w:pPr>
+      <w:r>
+        <w:t xml:space="preserve">The complex-valued polarimetric distortion matrices with the channel imbalance and the cross-talk applied for the polarimetric calibration.</w:t>
+      </w:r>
+    </w:p>
     <w:bookmarkEnd w:id="96"/>
-    <w:bookmarkStart w:id="97" w:name="goal-requirements-15"/>
-    <w:p>
-      <w:pPr>
-        <w:pStyle w:val="berschrift5"/>
-      </w:pPr>
-      <w:r>
-        <w:t xml:space="preserve">Goal requirements:</w:t>
-      </w:r>
-    </w:p>
-    <w:p>
-      <w:pPr>
-        <w:pStyle w:val="FirstParagraph"/>
-      </w:pPr>
-      <w:r>
-        <w:t xml:space="preserve">The complex-valued polarimetric distortion matrices with the channel imbalance and the cross-talk applied for the polarimetric calibration.</w:t>
-      </w:r>
-    </w:p>
-    <w:bookmarkEnd w:id="97"/>
-    <w:bookmarkStart w:id="98" w:name="assessment-15"/>
+    <w:bookmarkStart w:id="97" w:name="assessment-15"/>
     <w:p>
       <w:pPr>
         <w:pStyle w:val="berschrift5"/>
@@ -4605,9 +4609,9 @@
         </w:pict>
       </w:r>
     </w:p>
+    <w:bookmarkEnd w:id="97"/>
     <w:bookmarkEnd w:id="98"/>
-    <w:bookmarkEnd w:id="99"/>
-    <w:bookmarkStart w:id="103" w:name="sec:src-mfrang"/>
+    <w:bookmarkStart w:id="102" w:name="sec:src-farotan"/>
     <w:p>
       <w:pPr>
         <w:pStyle w:val="berschrift4"/>
@@ -4639,10 +4643,10 @@
         <w:rPr>
           <w:rStyle w:val="VerbatimChar"/>
         </w:rPr>
-        <w:t xml:space="preserve">src-mfrang</w:t>
-      </w:r>
-    </w:p>
-    <w:bookmarkStart w:id="100" w:name="threshold-requirements-16"/>
+        <w:t xml:space="preserve">src-farotan</w:t>
+      </w:r>
+    </w:p>
+    <w:bookmarkStart w:id="99" w:name="threshold-requirements-16"/>
     <w:p>
       <w:pPr>
         <w:pStyle w:val="berschrift5"/>
@@ -4662,26 +4666,26 @@
         <w:t xml:space="preserve"> </w:t>
       </w:r>
     </w:p>
+    <w:bookmarkEnd w:id="99"/>
+    <w:bookmarkStart w:id="100" w:name="goal-requirements-16"/>
+    <w:p>
+      <w:pPr>
+        <w:pStyle w:val="berschrift5"/>
+      </w:pPr>
+      <w:r>
+        <w:t xml:space="preserve">Goal requirements:</w:t>
+      </w:r>
+    </w:p>
+    <w:p>
+      <w:pPr>
+        <w:pStyle w:val="FirstParagraph"/>
+      </w:pPr>
+      <w:r>
+        <w:t xml:space="preserve">The mean Faraday rotation angle estimated from the polarimetric data and/or from models with reference to the method or paper used to derive the estimate.</w:t>
+      </w:r>
+    </w:p>
     <w:bookmarkEnd w:id="100"/>
-    <w:bookmarkStart w:id="101" w:name="goal-requirements-16"/>
-    <w:p>
-      <w:pPr>
-        <w:pStyle w:val="berschrift5"/>
-      </w:pPr>
-      <w:r>
-        <w:t xml:space="preserve">Goal requirements:</w:t>
-      </w:r>
-    </w:p>
-    <w:p>
-      <w:pPr>
-        <w:pStyle w:val="FirstParagraph"/>
-      </w:pPr>
-      <w:r>
-        <w:t xml:space="preserve">The mean Faraday rotation angle estimated from the polarimetric data and/or from models with reference to the method or paper used to derive the estimate.</w:t>
-      </w:r>
-    </w:p>
-    <w:bookmarkEnd w:id="101"/>
-    <w:bookmarkStart w:id="102" w:name="assessment-16"/>
+    <w:bookmarkStart w:id="101" w:name="assessment-16"/>
     <w:p>
       <w:pPr>
         <w:pStyle w:val="berschrift5"/>
@@ -4745,9 +4749,9 @@
         </w:pict>
       </w:r>
     </w:p>
+    <w:bookmarkEnd w:id="101"/>
     <w:bookmarkEnd w:id="102"/>
-    <w:bookmarkEnd w:id="103"/>
-    <w:bookmarkStart w:id="107" w:name="sec:src-ionind"/>
+    <w:bookmarkStart w:id="106" w:name="sec:src-ionind"/>
     <w:p>
       <w:pPr>
         <w:pStyle w:val="berschrift4"/>
@@ -4782,7 +4786,7 @@
         <w:t xml:space="preserve">src-ionind</w:t>
       </w:r>
     </w:p>
-    <w:bookmarkStart w:id="104" w:name="threshold-requirements-17"/>
+    <w:bookmarkStart w:id="103" w:name="threshold-requirements-17"/>
     <w:p>
       <w:pPr>
         <w:pStyle w:val="berschrift5"/>
@@ -4802,104 +4806,104 @@
         <w:t xml:space="preserve"> </w:t>
       </w:r>
     </w:p>
+    <w:bookmarkEnd w:id="103"/>
+    <w:bookmarkStart w:id="104" w:name="goal-requirements-17"/>
+    <w:p>
+      <w:pPr>
+        <w:pStyle w:val="berschrift5"/>
+      </w:pPr>
+      <w:r>
+        <w:t xml:space="preserve">Goal requirements:</w:t>
+      </w:r>
+    </w:p>
+    <w:p>
+      <w:pPr>
+        <w:pStyle w:val="FirstParagraph"/>
+      </w:pPr>
+      <w:r>
+        <w:t xml:space="preserve">Flag indicating whether the backscatter imagery is</w:t>
+      </w:r>
+      <w:r>
+        <w:t xml:space="preserve"> </w:t>
+      </w:r>
+      <w:r>
+        <w:t xml:space="preserve">“significantly impacted”</w:t>
+      </w:r>
+      <w:r>
+        <w:t xml:space="preserve"> </w:t>
+      </w:r>
+      <w:r>
+        <w:t xml:space="preserve">by the ionosphere (0 – false, 1 – true).</w:t>
+      </w:r>
+      <w:r>
+        <w:t xml:space="preserve"> </w:t>
+      </w:r>
+      <w:r>
+        <w:t xml:space="preserve">Significant impact would imply that the ionospheric impact on the backscatter exceeds the radiometric calibration requirement or goal for the imagery.</w:t>
+      </w:r>
+    </w:p>
     <w:bookmarkEnd w:id="104"/>
-    <w:bookmarkStart w:id="105" w:name="goal-requirements-17"/>
+    <w:bookmarkStart w:id="105" w:name="assessment-17"/>
     <w:p>
       <w:pPr>
         <w:pStyle w:val="berschrift5"/>
       </w:pPr>
       <w:r>
-        <w:t xml:space="preserve">Goal requirements:</w:t>
-      </w:r>
-    </w:p>
-    <w:p>
-      <w:pPr>
-        <w:pStyle w:val="FirstParagraph"/>
-      </w:pPr>
-      <w:r>
-        <w:t xml:space="preserve">Flag indicating whether the backscatter imagery is</w:t>
-      </w:r>
-      <w:r>
-        <w:t xml:space="preserve"> </w:t>
-      </w:r>
-      <w:r>
-        <w:t xml:space="preserve">“significantly impacted”</w:t>
-      </w:r>
-      <w:r>
-        <w:t xml:space="preserve"> </w:t>
-      </w:r>
-      <w:r>
-        <w:t xml:space="preserve">by the ionosphere (0 – false, 1 – true).</w:t>
-      </w:r>
-      <w:r>
-        <w:t xml:space="preserve"> </w:t>
-      </w:r>
-      <w:r>
-        <w:t xml:space="preserve">Significant impact would imply that the ionospheric impact on the backscatter exceeds the radiometric calibration requirement or goal for the imagery.</w:t>
+        <w:t xml:space="preserve">Assessment:</w:t>
+      </w:r>
+    </w:p>
+    <w:p>
+      <w:pPr>
+        <w:pStyle w:val="Compact"/>
+        <w:numPr>
+          <w:ilvl w:val="0"/>
+          <w:numId w:val="1027"/>
+        </w:numPr>
+      </w:pPr>
+      <w:r>
+        <w:t xml:space="preserve">Threshold Self-Assessment:</w:t>
+      </w:r>
+    </w:p>
+    <w:p>
+      <w:pPr>
+        <w:pStyle w:val="Compact"/>
+        <w:numPr>
+          <w:ilvl w:val="0"/>
+          <w:numId w:val="1027"/>
+        </w:numPr>
+      </w:pPr>
+      <w:r>
+        <w:t xml:space="preserve">Goal Self-Assessment:</w:t>
+      </w:r>
+    </w:p>
+    <w:p>
+      <w:pPr>
+        <w:pStyle w:val="Compact"/>
+        <w:numPr>
+          <w:ilvl w:val="0"/>
+          <w:numId w:val="1027"/>
+        </w:numPr>
+      </w:pPr>
+      <w:r>
+        <w:t xml:space="preserve">Self-Assessment Explanation/ Justification:</w:t>
+      </w:r>
+    </w:p>
+    <w:p>
+      <w:pPr>
+        <w:pStyle w:val="Compact"/>
+        <w:numPr>
+          <w:ilvl w:val="0"/>
+          <w:numId w:val="1027"/>
+        </w:numPr>
+      </w:pPr>
+      <w:r>
+        <w:t xml:space="preserve">Recommended Requirement Modification:</w:t>
       </w:r>
     </w:p>
     <w:bookmarkEnd w:id="105"/>
-    <w:bookmarkStart w:id="106" w:name="assessment-17"/>
-    <w:p>
-      <w:pPr>
-        <w:pStyle w:val="berschrift5"/>
-      </w:pPr>
-      <w:r>
-        <w:t xml:space="preserve">Assessment:</w:t>
-      </w:r>
-    </w:p>
-    <w:p>
-      <w:pPr>
-        <w:pStyle w:val="Compact"/>
-        <w:numPr>
-          <w:ilvl w:val="0"/>
-          <w:numId w:val="1027"/>
-        </w:numPr>
-      </w:pPr>
-      <w:r>
-        <w:t xml:space="preserve">Threshold Self-Assessment:</w:t>
-      </w:r>
-    </w:p>
-    <w:p>
-      <w:pPr>
-        <w:pStyle w:val="Compact"/>
-        <w:numPr>
-          <w:ilvl w:val="0"/>
-          <w:numId w:val="1027"/>
-        </w:numPr>
-      </w:pPr>
-      <w:r>
-        <w:t xml:space="preserve">Goal Self-Assessment:</w:t>
-      </w:r>
-    </w:p>
-    <w:p>
-      <w:pPr>
-        <w:pStyle w:val="Compact"/>
-        <w:numPr>
-          <w:ilvl w:val="0"/>
-          <w:numId w:val="1027"/>
-        </w:numPr>
-      </w:pPr>
-      <w:r>
-        <w:t xml:space="preserve">Self-Assessment Explanation/ Justification:</w:t>
-      </w:r>
-    </w:p>
-    <w:p>
-      <w:pPr>
-        <w:pStyle w:val="Compact"/>
-        <w:numPr>
-          <w:ilvl w:val="0"/>
-          <w:numId w:val="1027"/>
-        </w:numPr>
-      </w:pPr>
-      <w:r>
-        <w:t xml:space="preserve">Recommended Requirement Modification:</w:t>
-      </w:r>
-    </w:p>
     <w:bookmarkEnd w:id="106"/>
     <w:bookmarkEnd w:id="107"/>
-    <w:bookmarkEnd w:id="108"/>
-    <w:bookmarkStart w:id="157" w:name="sec:prd"/>
+    <w:bookmarkStart w:id="156" w:name="sec:prd"/>
     <w:p>
       <w:pPr>
         <w:pStyle w:val="berschrift3"/>
@@ -4925,7 +4929,7 @@
         <w:t xml:space="preserve">Information related to the CEOS-ARD product generation procedure and geographic parameters.</w:t>
       </w:r>
     </w:p>
-    <w:bookmarkStart w:id="112" w:name="sec:prd-dacprd"/>
+    <w:bookmarkStart w:id="111" w:name="sec:prd-daccess-prod"/>
     <w:p>
       <w:pPr>
         <w:pStyle w:val="berschrift4"/>
@@ -4957,10 +4961,10 @@
         <w:rPr>
           <w:rStyle w:val="VerbatimChar"/>
         </w:rPr>
-        <w:t xml:space="preserve">prd-dacprd</w:t>
-      </w:r>
-    </w:p>
-    <w:bookmarkStart w:id="109" w:name="threshold-requirements-18"/>
+        <w:t xml:space="preserve">prd-daccess-prod</w:t>
+      </w:r>
+    </w:p>
+    <w:bookmarkStart w:id="108" w:name="threshold-requirements-18"/>
     <w:p>
       <w:pPr>
         <w:pStyle w:val="berschrift5"/>
@@ -5025,26 +5029,26 @@
         <w:t xml:space="preserve">Location from where CEOS-ARD product can be retrieved, expressed as a URL or DOI.</w:t>
       </w:r>
     </w:p>
+    <w:bookmarkEnd w:id="108"/>
+    <w:bookmarkStart w:id="109" w:name="goal-requirements-18"/>
+    <w:p>
+      <w:pPr>
+        <w:pStyle w:val="berschrift5"/>
+      </w:pPr>
+      <w:r>
+        <w:t xml:space="preserve">Goal requirements:</w:t>
+      </w:r>
+    </w:p>
+    <w:p>
+      <w:pPr>
+        <w:pStyle w:val="FirstParagraph"/>
+      </w:pPr>
+      <w:r>
+        <w:t xml:space="preserve">The metadata identifies an online location from where the data can be consistently and reliably retrieved by a computer algorithm without any manual intervention being required.</w:t>
+      </w:r>
+    </w:p>
     <w:bookmarkEnd w:id="109"/>
-    <w:bookmarkStart w:id="110" w:name="goal-requirements-18"/>
-    <w:p>
-      <w:pPr>
-        <w:pStyle w:val="berschrift5"/>
-      </w:pPr>
-      <w:r>
-        <w:t xml:space="preserve">Goal requirements:</w:t>
-      </w:r>
-    </w:p>
-    <w:p>
-      <w:pPr>
-        <w:pStyle w:val="FirstParagraph"/>
-      </w:pPr>
-      <w:r>
-        <w:t xml:space="preserve">The metadata identifies an online location from where the data can be consistently and reliably retrieved by a computer algorithm without any manual intervention being required.</w:t>
-      </w:r>
-    </w:p>
-    <w:bookmarkEnd w:id="110"/>
-    <w:bookmarkStart w:id="111" w:name="assessment-18"/>
+    <w:bookmarkStart w:id="110" w:name="assessment-18"/>
     <w:p>
       <w:pPr>
         <w:pStyle w:val="berschrift5"/>
@@ -5108,9 +5112,9 @@
         </w:pict>
       </w:r>
     </w:p>
+    <w:bookmarkEnd w:id="110"/>
     <w:bookmarkEnd w:id="111"/>
-    <w:bookmarkEnd w:id="112"/>
-    <w:bookmarkStart w:id="116" w:name="sec:prd-auxdat"/>
+    <w:bookmarkStart w:id="115" w:name="sec:prd-auxdat-sar"/>
     <w:p>
       <w:pPr>
         <w:pStyle w:val="berschrift4"/>
@@ -5142,10 +5146,10 @@
         <w:rPr>
           <w:rStyle w:val="VerbatimChar"/>
         </w:rPr>
-        <w:t xml:space="preserve">prd-auxdat</w:t>
-      </w:r>
-    </w:p>
-    <w:bookmarkStart w:id="113" w:name="threshold-requirements-19"/>
+        <w:t xml:space="preserve">prd-auxdat-sar</w:t>
+      </w:r>
+    </w:p>
+    <w:bookmarkStart w:id="112" w:name="threshold-requirements-19"/>
     <w:p>
       <w:pPr>
         <w:pStyle w:val="berschrift5"/>
@@ -5165,46 +5169,46 @@
         <w:t xml:space="preserve"> </w:t>
       </w:r>
     </w:p>
+    <w:bookmarkEnd w:id="112"/>
+    <w:bookmarkStart w:id="113" w:name="goal-requirements-19"/>
+    <w:p>
+      <w:pPr>
+        <w:pStyle w:val="berschrift5"/>
+      </w:pPr>
+      <w:r>
+        <w:t xml:space="preserve">Goal requirements:</w:t>
+      </w:r>
+    </w:p>
+    <w:p>
+      <w:pPr>
+        <w:pStyle w:val="FirstParagraph"/>
+      </w:pPr>
+      <w:r>
+        <w:t xml:space="preserve">The metadata identifies the sources of auxiliary data used in the generation process, ideally expressed as DOIs.</w:t>
+      </w:r>
+    </w:p>
+    <w:p>
+      <w:pPr>
+        <w:pStyle w:val="Textkrper"/>
+      </w:pPr>
+      <w:r>
+        <w:t xml:space="preserve">Note:</w:t>
+      </w:r>
+    </w:p>
+    <w:p>
+      <w:pPr>
+        <w:pStyle w:val="Compact"/>
+        <w:numPr>
+          <w:ilvl w:val="0"/>
+          <w:numId w:val="1030"/>
+        </w:numPr>
+      </w:pPr>
+      <w:r>
+        <w:t xml:space="preserve">Auxiliary data includes DEMs, etc., and any additional data sources used in the generation of the product.</w:t>
+      </w:r>
+    </w:p>
     <w:bookmarkEnd w:id="113"/>
-    <w:bookmarkStart w:id="114" w:name="goal-requirements-19"/>
-    <w:p>
-      <w:pPr>
-        <w:pStyle w:val="berschrift5"/>
-      </w:pPr>
-      <w:r>
-        <w:t xml:space="preserve">Goal requirements:</w:t>
-      </w:r>
-    </w:p>
-    <w:p>
-      <w:pPr>
-        <w:pStyle w:val="FirstParagraph"/>
-      </w:pPr>
-      <w:r>
-        <w:t xml:space="preserve">The metadata identifies the sources of auxiliary data used in the generation process, ideally expressed as DOIs.</w:t>
-      </w:r>
-    </w:p>
-    <w:p>
-      <w:pPr>
-        <w:pStyle w:val="Textkrper"/>
-      </w:pPr>
-      <w:r>
-        <w:t xml:space="preserve">Notes:</w:t>
-      </w:r>
-    </w:p>
-    <w:p>
-      <w:pPr>
-        <w:pStyle w:val="Compact"/>
-        <w:numPr>
-          <w:ilvl w:val="0"/>
-          <w:numId w:val="1030"/>
-        </w:numPr>
-      </w:pPr>
-      <w:r>
-        <w:t xml:space="preserve">Auxiliary data includes DEMs, etc., and any additional data sources used in the generation of the product.</w:t>
-      </w:r>
-    </w:p>
-    <w:bookmarkEnd w:id="114"/>
-    <w:bookmarkStart w:id="115" w:name="assessment-19"/>
+    <w:bookmarkStart w:id="114" w:name="assessment-19"/>
     <w:p>
       <w:pPr>
         <w:pStyle w:val="berschrift5"/>
@@ -5268,9 +5272,9 @@
         </w:pict>
       </w:r>
     </w:p>
+    <w:bookmarkEnd w:id="114"/>
     <w:bookmarkEnd w:id="115"/>
-    <w:bookmarkEnd w:id="116"/>
-    <w:bookmarkStart w:id="120" w:name="sec:prd-smpspc"/>
+    <w:bookmarkStart w:id="119" w:name="sec:prd-samspa"/>
     <w:p>
       <w:pPr>
         <w:pStyle w:val="berschrift4"/>
@@ -5302,10 +5306,10 @@
         <w:rPr>
           <w:rStyle w:val="VerbatimChar"/>
         </w:rPr>
-        <w:t xml:space="preserve">prd-smpspc</w:t>
-      </w:r>
-    </w:p>
-    <w:bookmarkStart w:id="117" w:name="threshold-requirements-20"/>
+        <w:t xml:space="preserve">prd-samspa</w:t>
+      </w:r>
+    </w:p>
+    <w:bookmarkStart w:id="116" w:name="threshold-requirements-20"/>
     <w:p>
       <w:pPr>
         <w:pStyle w:val="berschrift5"/>
@@ -5346,29 +5350,29 @@
         <w:t xml:space="preserve">Line (row) spacing</w:t>
       </w:r>
     </w:p>
+    <w:bookmarkEnd w:id="116"/>
+    <w:bookmarkStart w:id="117" w:name="goal-requirements-20"/>
+    <w:p>
+      <w:pPr>
+        <w:pStyle w:val="berschrift5"/>
+      </w:pPr>
+      <w:r>
+        <w:t xml:space="preserve">Goal requirements:</w:t>
+      </w:r>
+    </w:p>
+    <w:p>
+      <w:pPr>
+        <w:pStyle w:val="FirstParagraph"/>
+      </w:pPr>
+      <w:r>
+        <w:t xml:space="preserve">As threshold.</w:t>
+      </w:r>
+      <w:r>
+        <w:t xml:space="preserve"> </w:t>
+      </w:r>
+    </w:p>
     <w:bookmarkEnd w:id="117"/>
-    <w:bookmarkStart w:id="118" w:name="goal-requirements-20"/>
-    <w:p>
-      <w:pPr>
-        <w:pStyle w:val="berschrift5"/>
-      </w:pPr>
-      <w:r>
-        <w:t xml:space="preserve">Goal requirements:</w:t>
-      </w:r>
-    </w:p>
-    <w:p>
-      <w:pPr>
-        <w:pStyle w:val="FirstParagraph"/>
-      </w:pPr>
-      <w:r>
-        <w:t xml:space="preserve">As threshold.</w:t>
-      </w:r>
-      <w:r>
-        <w:t xml:space="preserve"> </w:t>
-      </w:r>
-    </w:p>
-    <w:bookmarkEnd w:id="118"/>
-    <w:bookmarkStart w:id="119" w:name="assessment-20"/>
+    <w:bookmarkStart w:id="118" w:name="assessment-20"/>
     <w:p>
       <w:pPr>
         <w:pStyle w:val="berschrift5"/>
@@ -5432,9 +5436,9 @@
         </w:pict>
       </w:r>
     </w:p>
+    <w:bookmarkEnd w:id="118"/>
     <w:bookmarkEnd w:id="119"/>
-    <w:bookmarkEnd w:id="120"/>
-    <w:bookmarkStart w:id="124" w:name="sec:prd-enl"/>
+    <w:bookmarkStart w:id="123" w:name="sec:prd-enl"/>
     <w:p>
       <w:pPr>
         <w:pStyle w:val="berschrift4"/>
@@ -5469,7 +5473,7 @@
         <w:t xml:space="preserve">prd-enl</w:t>
       </w:r>
     </w:p>
-    <w:bookmarkStart w:id="121" w:name="threshold-requirements-21"/>
+    <w:bookmarkStart w:id="120" w:name="threshold-requirements-21"/>
     <w:p>
       <w:pPr>
         <w:pStyle w:val="berschrift5"/>
@@ -5489,26 +5493,26 @@
         <w:t xml:space="preserve"> </w:t>
       </w:r>
     </w:p>
+    <w:bookmarkEnd w:id="120"/>
+    <w:bookmarkStart w:id="121" w:name="goal-requirements-21"/>
+    <w:p>
+      <w:pPr>
+        <w:pStyle w:val="berschrift5"/>
+      </w:pPr>
+      <w:r>
+        <w:t xml:space="preserve">Goal requirements:</w:t>
+      </w:r>
+    </w:p>
+    <w:p>
+      <w:pPr>
+        <w:pStyle w:val="FirstParagraph"/>
+      </w:pPr>
+      <w:r>
+        <w:t xml:space="preserve">Equivalent Number of Looks (ENL)</w:t>
+      </w:r>
+    </w:p>
     <w:bookmarkEnd w:id="121"/>
-    <w:bookmarkStart w:id="122" w:name="goal-requirements-21"/>
-    <w:p>
-      <w:pPr>
-        <w:pStyle w:val="berschrift5"/>
-      </w:pPr>
-      <w:r>
-        <w:t xml:space="preserve">Goal requirements:</w:t>
-      </w:r>
-    </w:p>
-    <w:p>
-      <w:pPr>
-        <w:pStyle w:val="FirstParagraph"/>
-      </w:pPr>
-      <w:r>
-        <w:t xml:space="preserve">Equivalent Number of Looks (ENL)</w:t>
-      </w:r>
-    </w:p>
-    <w:bookmarkEnd w:id="122"/>
-    <w:bookmarkStart w:id="123" w:name="assessment-21"/>
+    <w:bookmarkStart w:id="122" w:name="assessment-21"/>
     <w:p>
       <w:pPr>
         <w:pStyle w:val="berschrift5"/>
@@ -5572,9 +5576,9 @@
         </w:pict>
       </w:r>
     </w:p>
+    <w:bookmarkEnd w:id="122"/>
     <w:bookmarkEnd w:id="123"/>
-    <w:bookmarkEnd w:id="124"/>
-    <w:bookmarkStart w:id="128" w:name="sec:prd-resol"/>
+    <w:bookmarkStart w:id="127" w:name="sec:prd-resol"/>
     <w:p>
       <w:pPr>
         <w:pStyle w:val="berschrift4"/>
@@ -5609,7 +5613,7 @@
         <w:t xml:space="preserve">prd-resol</w:t>
       </w:r>
     </w:p>
-    <w:bookmarkStart w:id="125" w:name="threshold-requirements-22"/>
+    <w:bookmarkStart w:id="124" w:name="threshold-requirements-22"/>
     <w:p>
       <w:pPr>
         <w:pStyle w:val="berschrift5"/>
@@ -5629,50 +5633,50 @@
         <w:t xml:space="preserve"> </w:t>
       </w:r>
     </w:p>
+    <w:bookmarkEnd w:id="124"/>
+    <w:bookmarkStart w:id="125" w:name="goal-requirements-22"/>
+    <w:p>
+      <w:pPr>
+        <w:pStyle w:val="berschrift5"/>
+      </w:pPr>
+      <w:r>
+        <w:t xml:space="preserve">Goal requirements:</w:t>
+      </w:r>
+    </w:p>
+    <w:p>
+      <w:pPr>
+        <w:pStyle w:val="FirstParagraph"/>
+      </w:pPr>
+      <w:r>
+        <w:t xml:space="preserve">Average spatial resolution of the CEOS-ARD product along:</w:t>
+      </w:r>
+    </w:p>
+    <w:p>
+      <w:pPr>
+        <w:pStyle w:val="Compact"/>
+        <w:numPr>
+          <w:ilvl w:val="0"/>
+          <w:numId w:val="1035"/>
+        </w:numPr>
+      </w:pPr>
+      <w:r>
+        <w:t xml:space="preserve">Columns</w:t>
+      </w:r>
+    </w:p>
+    <w:p>
+      <w:pPr>
+        <w:pStyle w:val="Compact"/>
+        <w:numPr>
+          <w:ilvl w:val="0"/>
+          <w:numId w:val="1035"/>
+        </w:numPr>
+      </w:pPr>
+      <w:r>
+        <w:t xml:space="preserve">Rows</w:t>
+      </w:r>
+    </w:p>
     <w:bookmarkEnd w:id="125"/>
-    <w:bookmarkStart w:id="126" w:name="goal-requirements-22"/>
-    <w:p>
-      <w:pPr>
-        <w:pStyle w:val="berschrift5"/>
-      </w:pPr>
-      <w:r>
-        <w:t xml:space="preserve">Goal requirements:</w:t>
-      </w:r>
-    </w:p>
-    <w:p>
-      <w:pPr>
-        <w:pStyle w:val="FirstParagraph"/>
-      </w:pPr>
-      <w:r>
-        <w:t xml:space="preserve">Average spatial resolution of the CEOS-ARD product along:</w:t>
-      </w:r>
-    </w:p>
-    <w:p>
-      <w:pPr>
-        <w:pStyle w:val="Compact"/>
-        <w:numPr>
-          <w:ilvl w:val="0"/>
-          <w:numId w:val="1035"/>
-        </w:numPr>
-      </w:pPr>
-      <w:r>
-        <w:t xml:space="preserve">Columns</w:t>
-      </w:r>
-    </w:p>
-    <w:p>
-      <w:pPr>
-        <w:pStyle w:val="Compact"/>
-        <w:numPr>
-          <w:ilvl w:val="0"/>
-          <w:numId w:val="1035"/>
-        </w:numPr>
-      </w:pPr>
-      <w:r>
-        <w:t xml:space="preserve">Rows</w:t>
-      </w:r>
-    </w:p>
-    <w:bookmarkEnd w:id="126"/>
-    <w:bookmarkStart w:id="127" w:name="assessment-22"/>
+    <w:bookmarkStart w:id="126" w:name="assessment-22"/>
     <w:p>
       <w:pPr>
         <w:pStyle w:val="berschrift5"/>
@@ -5736,9 +5740,9 @@
         </w:pict>
       </w:r>
     </w:p>
+    <w:bookmarkEnd w:id="126"/>
     <w:bookmarkEnd w:id="127"/>
-    <w:bookmarkEnd w:id="128"/>
-    <w:bookmarkStart w:id="132" w:name="sec:prd-spkpol"/>
+    <w:bookmarkStart w:id="131" w:name="sec:prd-spekfil-pol"/>
     <w:p>
       <w:pPr>
         <w:pStyle w:val="berschrift4"/>
@@ -5770,10 +5774,10 @@
         <w:rPr>
           <w:rStyle w:val="VerbatimChar"/>
         </w:rPr>
-        <w:t xml:space="preserve">prd-spkpol</w:t>
-      </w:r>
-    </w:p>
-    <w:bookmarkStart w:id="129" w:name="threshold-requirements-23"/>
+        <w:t xml:space="preserve">prd-spekfil-pol</w:t>
+      </w:r>
+    </w:p>
+    <w:bookmarkStart w:id="128" w:name="threshold-requirements-23"/>
     <w:p>
       <w:pPr>
         <w:pStyle w:val="berschrift5"/>
@@ -5866,29 +5870,29 @@
         <w:t xml:space="preserve">Advanced polarimetric filter preserving covariance matrix properties should be applied.</w:t>
       </w:r>
     </w:p>
+    <w:bookmarkEnd w:id="128"/>
+    <w:bookmarkStart w:id="129" w:name="goal-requirements-23"/>
+    <w:p>
+      <w:pPr>
+        <w:pStyle w:val="berschrift5"/>
+      </w:pPr>
+      <w:r>
+        <w:t xml:space="preserve">Goal requirements:</w:t>
+      </w:r>
+    </w:p>
+    <w:p>
+      <w:pPr>
+        <w:pStyle w:val="FirstParagraph"/>
+      </w:pPr>
+      <w:r>
+        <w:t xml:space="preserve">As threshold.</w:t>
+      </w:r>
+      <w:r>
+        <w:t xml:space="preserve"> </w:t>
+      </w:r>
+    </w:p>
     <w:bookmarkEnd w:id="129"/>
-    <w:bookmarkStart w:id="130" w:name="goal-requirements-23"/>
-    <w:p>
-      <w:pPr>
-        <w:pStyle w:val="berschrift5"/>
-      </w:pPr>
-      <w:r>
-        <w:t xml:space="preserve">Goal requirements:</w:t>
-      </w:r>
-    </w:p>
-    <w:p>
-      <w:pPr>
-        <w:pStyle w:val="FirstParagraph"/>
-      </w:pPr>
-      <w:r>
-        <w:t xml:space="preserve">As threshold.</w:t>
-      </w:r>
-      <w:r>
-        <w:t xml:space="preserve"> </w:t>
-      </w:r>
-    </w:p>
-    <w:bookmarkEnd w:id="130"/>
-    <w:bookmarkStart w:id="131" w:name="assessment-23"/>
+    <w:bookmarkStart w:id="130" w:name="assessment-23"/>
     <w:p>
       <w:pPr>
         <w:pStyle w:val="berschrift5"/>
@@ -5952,9 +5956,9 @@
         </w:pict>
       </w:r>
     </w:p>
+    <w:bookmarkEnd w:id="130"/>
     <w:bookmarkEnd w:id="131"/>
-    <w:bookmarkEnd w:id="132"/>
-    <w:bookmarkStart w:id="136" w:name="sec:prd-geobx"/>
+    <w:bookmarkStart w:id="135" w:name="sec:prd-geobbox"/>
     <w:p>
       <w:pPr>
         <w:pStyle w:val="berschrift4"/>
@@ -5986,10 +5990,10 @@
         <w:rPr>
           <w:rStyle w:val="VerbatimChar"/>
         </w:rPr>
-        <w:t xml:space="preserve">prd-geobx</w:t>
-      </w:r>
-    </w:p>
-    <w:bookmarkStart w:id="133" w:name="threshold-requirements-24"/>
+        <w:t xml:space="preserve">prd-geobbox</w:t>
+      </w:r>
+    </w:p>
+    <w:bookmarkStart w:id="132" w:name="threshold-requirements-24"/>
     <w:p>
       <w:pPr>
         <w:pStyle w:val="berschrift5"/>
@@ -6014,7 +6018,7 @@
       <w:r>
         <w:t xml:space="preserve">“</w:t>
       </w:r>
-      <w:hyperlink w:anchor="sec:prd-crs">
+      <w:hyperlink w:anchor="sec:prd-crs-sar">
         <w:r>
           <w:rPr>
             <w:rStyle w:val="Hyperlink"/>
@@ -6034,7 +6038,7 @@
         <w:pStyle w:val="Textkrper"/>
       </w:pPr>
       <w:r>
-        <w:t xml:space="preserve">Notes:</w:t>
+        <w:t xml:space="preserve">Note:</w:t>
       </w:r>
     </w:p>
     <w:p>
@@ -6049,29 +6053,29 @@
         <w:t xml:space="preserve">Four corners of the product file are recommended for scenes crossing the Antemeridian, or the North or the South Pole.</w:t>
       </w:r>
     </w:p>
+    <w:bookmarkEnd w:id="132"/>
+    <w:bookmarkStart w:id="133" w:name="goal-requirements-24"/>
+    <w:p>
+      <w:pPr>
+        <w:pStyle w:val="berschrift5"/>
+      </w:pPr>
+      <w:r>
+        <w:t xml:space="preserve">Goal requirements:</w:t>
+      </w:r>
+    </w:p>
+    <w:p>
+      <w:pPr>
+        <w:pStyle w:val="FirstParagraph"/>
+      </w:pPr>
+      <w:r>
+        <w:t xml:space="preserve">As threshold.</w:t>
+      </w:r>
+      <w:r>
+        <w:t xml:space="preserve"> </w:t>
+      </w:r>
+    </w:p>
     <w:bookmarkEnd w:id="133"/>
-    <w:bookmarkStart w:id="134" w:name="goal-requirements-24"/>
-    <w:p>
-      <w:pPr>
-        <w:pStyle w:val="berschrift5"/>
-      </w:pPr>
-      <w:r>
-        <w:t xml:space="preserve">Goal requirements:</w:t>
-      </w:r>
-    </w:p>
-    <w:p>
-      <w:pPr>
-        <w:pStyle w:val="FirstParagraph"/>
-      </w:pPr>
-      <w:r>
-        <w:t xml:space="preserve">As threshold.</w:t>
-      </w:r>
-      <w:r>
-        <w:t xml:space="preserve"> </w:t>
-      </w:r>
-    </w:p>
-    <w:bookmarkEnd w:id="134"/>
-    <w:bookmarkStart w:id="135" w:name="assessment-24"/>
+    <w:bookmarkStart w:id="134" w:name="assessment-24"/>
     <w:p>
       <w:pPr>
         <w:pStyle w:val="berschrift5"/>
@@ -6135,9 +6139,9 @@
         </w:pict>
       </w:r>
     </w:p>
+    <w:bookmarkEnd w:id="134"/>
     <w:bookmarkEnd w:id="135"/>
-    <w:bookmarkEnd w:id="136"/>
-    <w:bookmarkStart w:id="140" w:name="sec:prd-geoare"/>
+    <w:bookmarkStart w:id="139" w:name="sec:prd-geoarea-sar"/>
     <w:p>
       <w:pPr>
         <w:pStyle w:val="berschrift4"/>
@@ -6169,10 +6173,10 @@
         <w:rPr>
           <w:rStyle w:val="VerbatimChar"/>
         </w:rPr>
-        <w:t xml:space="preserve">prd-geoare</w:t>
-      </w:r>
-    </w:p>
-    <w:bookmarkStart w:id="137" w:name="threshold-requirements-25"/>
+        <w:t xml:space="preserve">prd-geoarea-sar</w:t>
+      </w:r>
+    </w:p>
+    <w:bookmarkStart w:id="136" w:name="threshold-requirements-25"/>
     <w:p>
       <w:pPr>
         <w:pStyle w:val="berschrift5"/>
@@ -6189,29 +6193,29 @@
         <w:t xml:space="preserve">The geometry of the SAR image footprint expressed in WGS84, in a standardised format (e.g., WKT Polygon).</w:t>
       </w:r>
     </w:p>
+    <w:bookmarkEnd w:id="136"/>
+    <w:bookmarkStart w:id="137" w:name="goal-requirements-25"/>
+    <w:p>
+      <w:pPr>
+        <w:pStyle w:val="berschrift5"/>
+      </w:pPr>
+      <w:r>
+        <w:t xml:space="preserve">Goal requirements:</w:t>
+      </w:r>
+    </w:p>
+    <w:p>
+      <w:pPr>
+        <w:pStyle w:val="FirstParagraph"/>
+      </w:pPr>
+      <w:r>
+        <w:t xml:space="preserve">As threshold.</w:t>
+      </w:r>
+      <w:r>
+        <w:t xml:space="preserve"> </w:t>
+      </w:r>
+    </w:p>
     <w:bookmarkEnd w:id="137"/>
-    <w:bookmarkStart w:id="138" w:name="goal-requirements-25"/>
-    <w:p>
-      <w:pPr>
-        <w:pStyle w:val="berschrift5"/>
-      </w:pPr>
-      <w:r>
-        <w:t xml:space="preserve">Goal requirements:</w:t>
-      </w:r>
-    </w:p>
-    <w:p>
-      <w:pPr>
-        <w:pStyle w:val="FirstParagraph"/>
-      </w:pPr>
-      <w:r>
-        <w:t xml:space="preserve">As threshold.</w:t>
-      </w:r>
-      <w:r>
-        <w:t xml:space="preserve"> </w:t>
-      </w:r>
-    </w:p>
-    <w:bookmarkEnd w:id="138"/>
-    <w:bookmarkStart w:id="139" w:name="assessment-25"/>
+    <w:bookmarkStart w:id="138" w:name="assessment-25"/>
     <w:p>
       <w:pPr>
         <w:pStyle w:val="berschrift5"/>
@@ -6275,9 +6279,9 @@
         </w:pict>
       </w:r>
     </w:p>
+    <w:bookmarkEnd w:id="138"/>
     <w:bookmarkEnd w:id="139"/>
-    <w:bookmarkEnd w:id="140"/>
-    <w:bookmarkStart w:id="144" w:name="sec:prd-imgsiz"/>
+    <w:bookmarkStart w:id="143" w:name="sec:prd-imgsize"/>
     <w:p>
       <w:pPr>
         <w:pStyle w:val="berschrift4"/>
@@ -6309,10 +6313,10 @@
         <w:rPr>
           <w:rStyle w:val="VerbatimChar"/>
         </w:rPr>
-        <w:t xml:space="preserve">prd-imgsiz</w:t>
-      </w:r>
-    </w:p>
-    <w:bookmarkStart w:id="141" w:name="threshold-requirements-26"/>
+        <w:t xml:space="preserve">prd-imgsize</w:t>
+      </w:r>
+    </w:p>
+    <w:bookmarkStart w:id="140" w:name="threshold-requirements-26"/>
     <w:p>
       <w:pPr>
         <w:pStyle w:val="berschrift5"/>
@@ -6377,29 +6381,29 @@
         <w:t xml:space="preserve">Number of no-data border pixels (if applicable)</w:t>
       </w:r>
     </w:p>
+    <w:bookmarkEnd w:id="140"/>
+    <w:bookmarkStart w:id="141" w:name="goal-requirements-26"/>
+    <w:p>
+      <w:pPr>
+        <w:pStyle w:val="berschrift5"/>
+      </w:pPr>
+      <w:r>
+        <w:t xml:space="preserve">Goal requirements:</w:t>
+      </w:r>
+    </w:p>
+    <w:p>
+      <w:pPr>
+        <w:pStyle w:val="FirstParagraph"/>
+      </w:pPr>
+      <w:r>
+        <w:t xml:space="preserve">As threshold.</w:t>
+      </w:r>
+      <w:r>
+        <w:t xml:space="preserve"> </w:t>
+      </w:r>
+    </w:p>
     <w:bookmarkEnd w:id="141"/>
-    <w:bookmarkStart w:id="142" w:name="goal-requirements-26"/>
-    <w:p>
-      <w:pPr>
-        <w:pStyle w:val="berschrift5"/>
-      </w:pPr>
-      <w:r>
-        <w:t xml:space="preserve">Goal requirements:</w:t>
-      </w:r>
-    </w:p>
-    <w:p>
-      <w:pPr>
-        <w:pStyle w:val="FirstParagraph"/>
-      </w:pPr>
-      <w:r>
-        <w:t xml:space="preserve">As threshold.</w:t>
-      </w:r>
-      <w:r>
-        <w:t xml:space="preserve"> </w:t>
-      </w:r>
-    </w:p>
-    <w:bookmarkEnd w:id="142"/>
-    <w:bookmarkStart w:id="143" w:name="assessment-26"/>
+    <w:bookmarkStart w:id="142" w:name="assessment-26"/>
     <w:p>
       <w:pPr>
         <w:pStyle w:val="berschrift5"/>
@@ -6463,9 +6467,9 @@
         </w:pict>
       </w:r>
     </w:p>
+    <w:bookmarkEnd w:id="142"/>
     <w:bookmarkEnd w:id="143"/>
-    <w:bookmarkEnd w:id="144"/>
-    <w:bookmarkStart w:id="148" w:name="sec:prd-pxconv"/>
+    <w:bookmarkStart w:id="147" w:name="sec:prd-pixcoco"/>
     <w:p>
       <w:pPr>
         <w:pStyle w:val="berschrift4"/>
@@ -6497,10 +6501,10 @@
         <w:rPr>
           <w:rStyle w:val="VerbatimChar"/>
         </w:rPr>
-        <w:t xml:space="preserve">prd-pxconv</w:t>
-      </w:r>
-    </w:p>
-    <w:bookmarkStart w:id="145" w:name="threshold-requirements-27"/>
+        <w:t xml:space="preserve">prd-pixcoco</w:t>
+      </w:r>
+    </w:p>
+    <w:bookmarkStart w:id="144" w:name="threshold-requirements-27"/>
     <w:p>
       <w:pPr>
         <w:pStyle w:val="berschrift5"/>
@@ -6523,29 +6527,29 @@
         <w:t xml:space="preserve">Values are [pixel centre, pixel ULC or pixel LLC].</w:t>
       </w:r>
     </w:p>
+    <w:bookmarkEnd w:id="144"/>
+    <w:bookmarkStart w:id="145" w:name="goal-requirements-27"/>
+    <w:p>
+      <w:pPr>
+        <w:pStyle w:val="berschrift5"/>
+      </w:pPr>
+      <w:r>
+        <w:t xml:space="preserve">Goal requirements:</w:t>
+      </w:r>
+    </w:p>
+    <w:p>
+      <w:pPr>
+        <w:pStyle w:val="FirstParagraph"/>
+      </w:pPr>
+      <w:r>
+        <w:t xml:space="preserve">As threshold.</w:t>
+      </w:r>
+      <w:r>
+        <w:t xml:space="preserve"> </w:t>
+      </w:r>
+    </w:p>
     <w:bookmarkEnd w:id="145"/>
-    <w:bookmarkStart w:id="146" w:name="goal-requirements-27"/>
-    <w:p>
-      <w:pPr>
-        <w:pStyle w:val="berschrift5"/>
-      </w:pPr>
-      <w:r>
-        <w:t xml:space="preserve">Goal requirements:</w:t>
-      </w:r>
-    </w:p>
-    <w:p>
-      <w:pPr>
-        <w:pStyle w:val="FirstParagraph"/>
-      </w:pPr>
-      <w:r>
-        <w:t xml:space="preserve">As threshold.</w:t>
-      </w:r>
-      <w:r>
-        <w:t xml:space="preserve"> </w:t>
-      </w:r>
-    </w:p>
-    <w:bookmarkEnd w:id="146"/>
-    <w:bookmarkStart w:id="147" w:name="assessment-27"/>
+    <w:bookmarkStart w:id="146" w:name="assessment-27"/>
     <w:p>
       <w:pPr>
         <w:pStyle w:val="berschrift5"/>
@@ -6609,9 +6613,9 @@
         </w:pict>
       </w:r>
     </w:p>
+    <w:bookmarkEnd w:id="146"/>
     <w:bookmarkEnd w:id="147"/>
-    <w:bookmarkEnd w:id="148"/>
-    <w:bookmarkStart w:id="152" w:name="sec:prd-crs"/>
+    <w:bookmarkStart w:id="151" w:name="sec:prd-crs-sar"/>
     <w:p>
       <w:pPr>
         <w:pStyle w:val="berschrift4"/>
@@ -6643,10 +6647,10 @@
         <w:rPr>
           <w:rStyle w:val="VerbatimChar"/>
         </w:rPr>
-        <w:t xml:space="preserve">prd-crs</w:t>
-      </w:r>
-    </w:p>
-    <w:bookmarkStart w:id="149" w:name="threshold-requirements-28"/>
+        <w:t xml:space="preserve">prd-crs-sar</w:t>
+      </w:r>
+    </w:p>
+    <w:bookmarkStart w:id="148" w:name="threshold-requirements-28"/>
     <w:p>
       <w:pPr>
         <w:pStyle w:val="berschrift5"/>
@@ -6669,29 +6673,29 @@
         <w:t xml:space="preserve">Indicate EPSG code, if defined for the CRS.</w:t>
       </w:r>
     </w:p>
+    <w:bookmarkEnd w:id="148"/>
+    <w:bookmarkStart w:id="149" w:name="goal-requirements-28"/>
+    <w:p>
+      <w:pPr>
+        <w:pStyle w:val="berschrift5"/>
+      </w:pPr>
+      <w:r>
+        <w:t xml:space="preserve">Goal requirements:</w:t>
+      </w:r>
+    </w:p>
+    <w:p>
+      <w:pPr>
+        <w:pStyle w:val="FirstParagraph"/>
+      </w:pPr>
+      <w:r>
+        <w:t xml:space="preserve">As threshold.</w:t>
+      </w:r>
+      <w:r>
+        <w:t xml:space="preserve"> </w:t>
+      </w:r>
+    </w:p>
     <w:bookmarkEnd w:id="149"/>
-    <w:bookmarkStart w:id="150" w:name="goal-requirements-28"/>
-    <w:p>
-      <w:pPr>
-        <w:pStyle w:val="berschrift5"/>
-      </w:pPr>
-      <w:r>
-        <w:t xml:space="preserve">Goal requirements:</w:t>
-      </w:r>
-    </w:p>
-    <w:p>
-      <w:pPr>
-        <w:pStyle w:val="FirstParagraph"/>
-      </w:pPr>
-      <w:r>
-        <w:t xml:space="preserve">As threshold.</w:t>
-      </w:r>
-      <w:r>
-        <w:t xml:space="preserve"> </w:t>
-      </w:r>
-    </w:p>
-    <w:bookmarkEnd w:id="150"/>
-    <w:bookmarkStart w:id="151" w:name="assessment-28"/>
+    <w:bookmarkStart w:id="150" w:name="assessment-28"/>
     <w:p>
       <w:pPr>
         <w:pStyle w:val="berschrift5"/>
@@ -6755,9 +6759,9 @@
         </w:pict>
       </w:r>
     </w:p>
+    <w:bookmarkEnd w:id="150"/>
     <w:bookmarkEnd w:id="151"/>
-    <w:bookmarkEnd w:id="152"/>
-    <w:bookmarkStart w:id="156" w:name="sec:prd-orbnrp"/>
+    <w:bookmarkStart w:id="155" w:name="sec:prd-reorbit-nrb-pol"/>
     <w:p>
       <w:pPr>
         <w:pStyle w:val="berschrift4"/>
@@ -6789,7 +6793,7 @@
         <w:rPr>
           <w:rStyle w:val="VerbatimChar"/>
         </w:rPr>
-        <w:t xml:space="preserve">prd-orbnrp</w:t>
+        <w:t xml:space="preserve">prd-reorbit-nrb-pol</w:t>
       </w:r>
     </w:p>
     <w:p>
@@ -6810,7 +6814,7 @@
         </w:rPr>
         <w:t xml:space="preserve">“</w:t>
       </w:r>
-      <w:hyperlink w:anchor="sec:rcm-fltphs">
+      <w:hyperlink w:anchor="sec:rcm-flapha">
         <w:r>
           <w:rPr>
             <w:rStyle w:val="Hyperlink"/>
@@ -6835,7 +6839,7 @@
         <w:t xml:space="preserve">) is provided.</w:t>
       </w:r>
     </w:p>
-    <w:bookmarkStart w:id="153" w:name="threshold-requirements-29"/>
+    <w:bookmarkStart w:id="152" w:name="threshold-requirements-29"/>
     <w:p>
       <w:pPr>
         <w:pStyle w:val="berschrift5"/>
@@ -6855,100 +6859,100 @@
         <w:t xml:space="preserve"> </w:t>
       </w:r>
     </w:p>
+    <w:bookmarkEnd w:id="152"/>
+    <w:bookmarkStart w:id="153" w:name="goal-requirements-29"/>
+    <w:p>
+      <w:pPr>
+        <w:pStyle w:val="berschrift5"/>
+      </w:pPr>
+      <w:r>
+        <w:t xml:space="preserve">Goal requirements:</w:t>
+      </w:r>
+    </w:p>
+    <w:p>
+      <w:pPr>
+        <w:pStyle w:val="FirstParagraph"/>
+      </w:pPr>
+      <w:r>
+        <w:t xml:space="preserve">Provide the absolute orbit number used as reference for topographic phase flattening.</w:t>
+      </w:r>
+      <w:r>
+        <w:t xml:space="preserve"> </w:t>
+      </w:r>
+      <w:r>
+        <w:t xml:space="preserve">In case a virtual orbit has been used, provide orbit parameters or orbit state vectors as DOI or URL.</w:t>
+      </w:r>
+    </w:p>
+    <w:p>
+      <w:pPr>
+        <w:pStyle w:val="Textkrper"/>
+      </w:pPr>
+      <w:r>
+        <w:t xml:space="preserve">Provide scene-centred perpendicular baseline for the for the source data relative to the reference orbit used (for approximate use only).</w:t>
+      </w:r>
+    </w:p>
     <w:bookmarkEnd w:id="153"/>
-    <w:bookmarkStart w:id="154" w:name="goal-requirements-29"/>
+    <w:bookmarkStart w:id="154" w:name="assessment-29"/>
     <w:p>
       <w:pPr>
         <w:pStyle w:val="berschrift5"/>
       </w:pPr>
       <w:r>
-        <w:t xml:space="preserve">Goal requirements:</w:t>
-      </w:r>
-    </w:p>
-    <w:p>
-      <w:pPr>
-        <w:pStyle w:val="FirstParagraph"/>
-      </w:pPr>
-      <w:r>
-        <w:t xml:space="preserve">Provide the absolute orbit number used as reference for topographic phase flattening.</w:t>
-      </w:r>
-      <w:r>
-        <w:t xml:space="preserve"> </w:t>
-      </w:r>
-      <w:r>
-        <w:t xml:space="preserve">In case a virtual orbit has been used, provide orbit parameters or orbit state vectors as DOI or URL.</w:t>
-      </w:r>
-    </w:p>
-    <w:p>
-      <w:pPr>
-        <w:pStyle w:val="Textkrper"/>
-      </w:pPr>
-      <w:r>
-        <w:t xml:space="preserve">Provide scene-centred perpendicular baseline for the for the source data relative to the reference orbit used (for approximate use only).</w:t>
+        <w:t xml:space="preserve">Assessment:</w:t>
+      </w:r>
+    </w:p>
+    <w:p>
+      <w:pPr>
+        <w:pStyle w:val="Compact"/>
+        <w:numPr>
+          <w:ilvl w:val="0"/>
+          <w:numId w:val="1047"/>
+        </w:numPr>
+      </w:pPr>
+      <w:r>
+        <w:t xml:space="preserve">Threshold Self-Assessment:</w:t>
+      </w:r>
+    </w:p>
+    <w:p>
+      <w:pPr>
+        <w:pStyle w:val="Compact"/>
+        <w:numPr>
+          <w:ilvl w:val="0"/>
+          <w:numId w:val="1047"/>
+        </w:numPr>
+      </w:pPr>
+      <w:r>
+        <w:t xml:space="preserve">Goal Self-Assessment:</w:t>
+      </w:r>
+    </w:p>
+    <w:p>
+      <w:pPr>
+        <w:pStyle w:val="Compact"/>
+        <w:numPr>
+          <w:ilvl w:val="0"/>
+          <w:numId w:val="1047"/>
+        </w:numPr>
+      </w:pPr>
+      <w:r>
+        <w:t xml:space="preserve">Self-Assessment Explanation/ Justification:</w:t>
+      </w:r>
+    </w:p>
+    <w:p>
+      <w:pPr>
+        <w:pStyle w:val="Compact"/>
+        <w:numPr>
+          <w:ilvl w:val="0"/>
+          <w:numId w:val="1047"/>
+        </w:numPr>
+      </w:pPr>
+      <w:r>
+        <w:t xml:space="preserve">Recommended Requirement Modification:</w:t>
       </w:r>
     </w:p>
     <w:bookmarkEnd w:id="154"/>
-    <w:bookmarkStart w:id="155" w:name="assessment-29"/>
-    <w:p>
-      <w:pPr>
-        <w:pStyle w:val="berschrift5"/>
-      </w:pPr>
-      <w:r>
-        <w:t xml:space="preserve">Assessment:</w:t>
-      </w:r>
-    </w:p>
-    <w:p>
-      <w:pPr>
-        <w:pStyle w:val="Compact"/>
-        <w:numPr>
-          <w:ilvl w:val="0"/>
-          <w:numId w:val="1047"/>
-        </w:numPr>
-      </w:pPr>
-      <w:r>
-        <w:t xml:space="preserve">Threshold Self-Assessment:</w:t>
-      </w:r>
-    </w:p>
-    <w:p>
-      <w:pPr>
-        <w:pStyle w:val="Compact"/>
-        <w:numPr>
-          <w:ilvl w:val="0"/>
-          <w:numId w:val="1047"/>
-        </w:numPr>
-      </w:pPr>
-      <w:r>
-        <w:t xml:space="preserve">Goal Self-Assessment:</w:t>
-      </w:r>
-    </w:p>
-    <w:p>
-      <w:pPr>
-        <w:pStyle w:val="Compact"/>
-        <w:numPr>
-          <w:ilvl w:val="0"/>
-          <w:numId w:val="1047"/>
-        </w:numPr>
-      </w:pPr>
-      <w:r>
-        <w:t xml:space="preserve">Self-Assessment Explanation/ Justification:</w:t>
-      </w:r>
-    </w:p>
-    <w:p>
-      <w:pPr>
-        <w:pStyle w:val="Compact"/>
-        <w:numPr>
-          <w:ilvl w:val="0"/>
-          <w:numId w:val="1047"/>
-        </w:numPr>
-      </w:pPr>
-      <w:r>
-        <w:t xml:space="preserve">Recommended Requirement Modification:</w:t>
-      </w:r>
-    </w:p>
     <w:bookmarkEnd w:id="155"/>
     <w:bookmarkEnd w:id="156"/>
-    <w:bookmarkEnd w:id="157"/>
-    <w:bookmarkStart w:id="198" w:name="sec:pxl"/>
+    <w:bookmarkStart w:id="197" w:name="sec:pxl"/>
     <w:p>
       <w:pPr>
         <w:pStyle w:val="berschrift3"/>
@@ -6977,16 +6981,32 @@
         <w:t xml:space="preserve"> </w:t>
       </w:r>
       <w:r>
-        <w:t xml:space="preserve">Whether the metadata are provided in a single record relevant to all pixels or separately for each pixel is at the discretion of the data provider.</w:t>
-      </w:r>
-      <w:r>
-        <w:t xml:space="preserve"> </w:t>
-      </w:r>
-      <w:r>
-        <w:t xml:space="preserve">Per-pixel metadata should allow users to discriminate between (choose) observations on the basis of their individual suitability for applications.</w:t>
-      </w:r>
-    </w:p>
-    <w:bookmarkStart w:id="161" w:name="sec:pxl-cldopt"/>
+        <w:t xml:space="preserve">Whether the metadata is provided in a single record relevant to all pixels, or separately for each pixel, is at the discretion of the data provider.</w:t>
+      </w:r>
+      <w:r>
+        <w:t xml:space="preserve"> </w:t>
+      </w:r>
+      <w:r>
+        <w:t xml:space="preserve">Per-pixel metadata should allow users to</w:t>
+      </w:r>
+      <w:r>
+        <w:t xml:space="preserve"> </w:t>
+      </w:r>
+      <w:r>
+        <w:rPr>
+          <w:b/>
+          <w:bCs/>
+        </w:rPr>
+        <w:t xml:space="preserve">discriminate between</w:t>
+      </w:r>
+      <w:r>
+        <w:t xml:space="preserve"> </w:t>
+      </w:r>
+      <w:r>
+        <w:t xml:space="preserve">(choose) observations on the basis of their individual suitability for application.</w:t>
+      </w:r>
+    </w:p>
+    <w:bookmarkStart w:id="160" w:name="sec:pxl-cngform"/>
     <w:p>
       <w:pPr>
         <w:pStyle w:val="berschrift4"/>
@@ -7018,10 +7038,10 @@
         <w:rPr>
           <w:rStyle w:val="VerbatimChar"/>
         </w:rPr>
-        <w:t xml:space="preserve">pxl-cldopt</w:t>
-      </w:r>
-    </w:p>
-    <w:bookmarkStart w:id="158" w:name="threshold-requirements-30"/>
+        <w:t xml:space="preserve">pxl-cngform</w:t>
+      </w:r>
+    </w:p>
+    <w:bookmarkStart w:id="157" w:name="threshold-requirements-30"/>
     <w:p>
       <w:pPr>
         <w:pStyle w:val="berschrift5"/>
@@ -7041,26 +7061,26 @@
         <w:t xml:space="preserve"> </w:t>
       </w:r>
     </w:p>
+    <w:bookmarkEnd w:id="157"/>
+    <w:bookmarkStart w:id="158" w:name="goal-requirements-30"/>
+    <w:p>
+      <w:pPr>
+        <w:pStyle w:val="berschrift5"/>
+      </w:pPr>
+      <w:r>
+        <w:t xml:space="preserve">Goal requirements:</w:t>
+      </w:r>
+    </w:p>
+    <w:p>
+      <w:pPr>
+        <w:pStyle w:val="FirstParagraph"/>
+      </w:pPr>
+      <w:r>
+        <w:t xml:space="preserve">All files are provided using cloud-optimized file formats.</w:t>
+      </w:r>
+    </w:p>
     <w:bookmarkEnd w:id="158"/>
-    <w:bookmarkStart w:id="159" w:name="goal-requirements-30"/>
-    <w:p>
-      <w:pPr>
-        <w:pStyle w:val="berschrift5"/>
-      </w:pPr>
-      <w:r>
-        <w:t xml:space="preserve">Goal requirements:</w:t>
-      </w:r>
-    </w:p>
-    <w:p>
-      <w:pPr>
-        <w:pStyle w:val="FirstParagraph"/>
-      </w:pPr>
-      <w:r>
-        <w:t xml:space="preserve">All files are provided using cloud-optimized file formats.</w:t>
-      </w:r>
-    </w:p>
-    <w:bookmarkEnd w:id="159"/>
-    <w:bookmarkStart w:id="160" w:name="assessment-30"/>
+    <w:bookmarkStart w:id="159" w:name="assessment-30"/>
     <w:p>
       <w:pPr>
         <w:pStyle w:val="berschrift5"/>
@@ -7124,9 +7144,9 @@
         </w:pict>
       </w:r>
     </w:p>
+    <w:bookmarkEnd w:id="159"/>
     <w:bookmarkEnd w:id="160"/>
-    <w:bookmarkEnd w:id="161"/>
-    <w:bookmarkStart w:id="165" w:name="sec:pxl-mrdsar"/>
+    <w:bookmarkStart w:id="164" w:name="sec:pxl-memare-sar"/>
     <w:p>
       <w:pPr>
         <w:pStyle w:val="berschrift4"/>
@@ -7158,10 +7178,10 @@
         <w:rPr>
           <w:rStyle w:val="VerbatimChar"/>
         </w:rPr>
-        <w:t xml:space="preserve">pxl-mrdsar</w:t>
-      </w:r>
-    </w:p>
-    <w:bookmarkStart w:id="162" w:name="threshold-requirements-31"/>
+        <w:t xml:space="preserve">pxl-memare-sar</w:t>
+      </w:r>
+    </w:p>
+    <w:bookmarkStart w:id="161" w:name="threshold-requirements-31"/>
     <w:p>
       <w:pPr>
         <w:pStyle w:val="berschrift5"/>
@@ -7178,26 +7198,26 @@
         <w:t xml:space="preserve">Metadata is provided in a structure that enables a computer algorithm to be used to consistently and automatically identify and extract each component/variable/layer for further use.</w:t>
       </w:r>
     </w:p>
+    <w:bookmarkEnd w:id="161"/>
+    <w:bookmarkStart w:id="162" w:name="goal-requirements-31"/>
+    <w:p>
+      <w:pPr>
+        <w:pStyle w:val="berschrift5"/>
+      </w:pPr>
+      <w:r>
+        <w:t xml:space="preserve">Goal requirements:</w:t>
+      </w:r>
+    </w:p>
+    <w:p>
+      <w:pPr>
+        <w:pStyle w:val="FirstParagraph"/>
+      </w:pPr>
+      <w:r>
+        <w:t xml:space="preserve">As threshold, but metadata is formatted in accordance with CEOS-ARD SAR Metadata Specifications, v.1.1, or in a community endorsed standard that facilitates machine-readability, such as ISO 19115-2, Climate and Forecast (CF) convention, the Attribute Convention for Data Discovery (ACDD), etc.</w:t>
+      </w:r>
+    </w:p>
     <w:bookmarkEnd w:id="162"/>
-    <w:bookmarkStart w:id="163" w:name="goal-requirements-31"/>
-    <w:p>
-      <w:pPr>
-        <w:pStyle w:val="berschrift5"/>
-      </w:pPr>
-      <w:r>
-        <w:t xml:space="preserve">Goal requirements:</w:t>
-      </w:r>
-    </w:p>
-    <w:p>
-      <w:pPr>
-        <w:pStyle w:val="FirstParagraph"/>
-      </w:pPr>
-      <w:r>
-        <w:t xml:space="preserve">As threshold, but metadata is formatted in accordance with CEOS-ARD SAR Metadata Specifications, v.1.1, or in a community endorsed standard that facilitates machine-readability, such as ISO 19115-2, Climate and Forecast (CF) convention, the Attribute Convention for Data Discovery (ACDD), etc.</w:t>
-      </w:r>
-    </w:p>
-    <w:bookmarkEnd w:id="163"/>
-    <w:bookmarkStart w:id="164" w:name="assessment-31"/>
+    <w:bookmarkStart w:id="163" w:name="assessment-31"/>
     <w:p>
       <w:pPr>
         <w:pStyle w:val="berschrift5"/>
@@ -7261,9 +7281,9 @@
         </w:pict>
       </w:r>
     </w:p>
+    <w:bookmarkEnd w:id="163"/>
     <w:bookmarkEnd w:id="164"/>
-    <w:bookmarkEnd w:id="165"/>
-    <w:bookmarkStart w:id="169" w:name="sec:pxl-ppmask"/>
+    <w:bookmarkStart w:id="168" w:name="sec:pxl-damaski"/>
     <w:p>
       <w:pPr>
         <w:pStyle w:val="berschrift4"/>
@@ -7295,10 +7315,10 @@
         <w:rPr>
           <w:rStyle w:val="VerbatimChar"/>
         </w:rPr>
-        <w:t xml:space="preserve">pxl-ppmask</w:t>
-      </w:r>
-    </w:p>
-    <w:bookmarkStart w:id="166" w:name="threshold-requirements-32"/>
+        <w:t xml:space="preserve">pxl-damaski</w:t>
+      </w:r>
+    </w:p>
+    <w:bookmarkStart w:id="165" w:name="threshold-requirements-32"/>
     <w:p>
       <w:pPr>
         <w:pStyle w:val="berschrift5"/>
@@ -7431,98 +7451,98 @@
         <w:t xml:space="preserve">Bit Value Representation</w:t>
       </w:r>
     </w:p>
+    <w:bookmarkEnd w:id="165"/>
+    <w:bookmarkStart w:id="166" w:name="goal-requirements-32"/>
+    <w:p>
+      <w:pPr>
+        <w:pStyle w:val="berschrift5"/>
+      </w:pPr>
+      <w:r>
+        <w:t xml:space="preserve">Goal requirements:</w:t>
+      </w:r>
+    </w:p>
+    <w:p>
+      <w:pPr>
+        <w:pStyle w:val="FirstParagraph"/>
+      </w:pPr>
+      <w:r>
+        <w:t xml:space="preserve">As threshold, including additional bit value representations, e.g.:</w:t>
+      </w:r>
+    </w:p>
+    <w:p>
+      <w:pPr>
+        <w:pStyle w:val="Compact"/>
+        <w:numPr>
+          <w:ilvl w:val="0"/>
+          <w:numId w:val="1052"/>
+        </w:numPr>
+      </w:pPr>
+      <w:r>
+        <w:t xml:space="preserve">Layover (masked as invalid data in threshold)</w:t>
+      </w:r>
+    </w:p>
+    <w:p>
+      <w:pPr>
+        <w:pStyle w:val="Compact"/>
+        <w:numPr>
+          <w:ilvl w:val="0"/>
+          <w:numId w:val="1052"/>
+        </w:numPr>
+      </w:pPr>
+      <w:r>
+        <w:t xml:space="preserve">Radar shadow (masked as invalid data in threshold)</w:t>
+      </w:r>
+    </w:p>
+    <w:p>
+      <w:pPr>
+        <w:pStyle w:val="Compact"/>
+        <w:numPr>
+          <w:ilvl w:val="0"/>
+          <w:numId w:val="1052"/>
+        </w:numPr>
+      </w:pPr>
+      <w:r>
+        <w:t xml:space="preserve">Ocean water</w:t>
+      </w:r>
+    </w:p>
+    <w:p>
+      <w:pPr>
+        <w:pStyle w:val="Compact"/>
+        <w:numPr>
+          <w:ilvl w:val="0"/>
+          <w:numId w:val="1052"/>
+        </w:numPr>
+      </w:pPr>
+      <w:r>
+        <w:t xml:space="preserve">Land (recommended for ORB)</w:t>
+      </w:r>
+    </w:p>
+    <w:p>
+      <w:pPr>
+        <w:pStyle w:val="Compact"/>
+        <w:numPr>
+          <w:ilvl w:val="0"/>
+          <w:numId w:val="1052"/>
+        </w:numPr>
+      </w:pPr>
+      <w:r>
+        <w:t xml:space="preserve">RTC applied (e.g., for maritime scenes with land samples for which RTC has been applied)</w:t>
+      </w:r>
+    </w:p>
+    <w:p>
+      <w:pPr>
+        <w:pStyle w:val="Compact"/>
+        <w:numPr>
+          <w:ilvl w:val="0"/>
+          <w:numId w:val="1052"/>
+        </w:numPr>
+      </w:pPr>
+      <w:r>
+        <w:t xml:space="preserve">DEM gap filling (i.e., interpolated DEM over gaps)</w:t>
+      </w:r>
+    </w:p>
     <w:bookmarkEnd w:id="166"/>
-    <w:bookmarkStart w:id="167" w:name="goal-requirements-32"/>
-    <w:p>
-      <w:pPr>
-        <w:pStyle w:val="berschrift5"/>
-      </w:pPr>
-      <w:r>
-        <w:t xml:space="preserve">Goal requirements:</w:t>
-      </w:r>
-    </w:p>
-    <w:p>
-      <w:pPr>
-        <w:pStyle w:val="FirstParagraph"/>
-      </w:pPr>
-      <w:r>
-        <w:t xml:space="preserve">As threshold, including additional bit value representations, e.g.:</w:t>
-      </w:r>
-    </w:p>
-    <w:p>
-      <w:pPr>
-        <w:pStyle w:val="Compact"/>
-        <w:numPr>
-          <w:ilvl w:val="0"/>
-          <w:numId w:val="1052"/>
-        </w:numPr>
-      </w:pPr>
-      <w:r>
-        <w:t xml:space="preserve">Layover (masked as invalid data in threshold)</w:t>
-      </w:r>
-    </w:p>
-    <w:p>
-      <w:pPr>
-        <w:pStyle w:val="Compact"/>
-        <w:numPr>
-          <w:ilvl w:val="0"/>
-          <w:numId w:val="1052"/>
-        </w:numPr>
-      </w:pPr>
-      <w:r>
-        <w:t xml:space="preserve">Radar shadow (masked as invalid data in threshold)</w:t>
-      </w:r>
-    </w:p>
-    <w:p>
-      <w:pPr>
-        <w:pStyle w:val="Compact"/>
-        <w:numPr>
-          <w:ilvl w:val="0"/>
-          <w:numId w:val="1052"/>
-        </w:numPr>
-      </w:pPr>
-      <w:r>
-        <w:t xml:space="preserve">Ocean water</w:t>
-      </w:r>
-    </w:p>
-    <w:p>
-      <w:pPr>
-        <w:pStyle w:val="Compact"/>
-        <w:numPr>
-          <w:ilvl w:val="0"/>
-          <w:numId w:val="1052"/>
-        </w:numPr>
-      </w:pPr>
-      <w:r>
-        <w:t xml:space="preserve">Land (recommended for ORB)</w:t>
-      </w:r>
-    </w:p>
-    <w:p>
-      <w:pPr>
-        <w:pStyle w:val="Compact"/>
-        <w:numPr>
-          <w:ilvl w:val="0"/>
-          <w:numId w:val="1052"/>
-        </w:numPr>
-      </w:pPr>
-      <w:r>
-        <w:t xml:space="preserve">RTC applied (e.g., for maritime scenes with land samples for which RTC has been applied)</w:t>
-      </w:r>
-    </w:p>
-    <w:p>
-      <w:pPr>
-        <w:pStyle w:val="Compact"/>
-        <w:numPr>
-          <w:ilvl w:val="0"/>
-          <w:numId w:val="1052"/>
-        </w:numPr>
-      </w:pPr>
-      <w:r>
-        <w:t xml:space="preserve">DEM gap filling (i.e., interpolated DEM over gaps)</w:t>
-      </w:r>
-    </w:p>
-    <w:bookmarkEnd w:id="167"/>
-    <w:bookmarkStart w:id="168" w:name="assessment-32"/>
+    <w:bookmarkStart w:id="167" w:name="assessment-32"/>
     <w:p>
       <w:pPr>
         <w:pStyle w:val="berschrift5"/>
@@ -7586,9 +7606,9 @@
         </w:pict>
       </w:r>
     </w:p>
+    <w:bookmarkEnd w:id="167"/>
     <w:bookmarkEnd w:id="168"/>
-    <w:bookmarkEnd w:id="169"/>
-    <w:bookmarkStart w:id="173" w:name="sec:pxl-ppscta"/>
+    <w:bookmarkStart w:id="172" w:name="sec:pxl-piscata"/>
     <w:p>
       <w:pPr>
         <w:pStyle w:val="berschrift4"/>
@@ -7620,7 +7640,7 @@
         <w:rPr>
           <w:rStyle w:val="VerbatimChar"/>
         </w:rPr>
-        <w:t xml:space="preserve">pxl-ppscta</w:t>
+        <w:t xml:space="preserve">pxl-piscata</w:t>
       </w:r>
     </w:p>
     <w:p>
@@ -7635,7 +7655,7 @@
         <w:t xml:space="preserve">Usage: Recommended for scenes that include land areas.</w:t>
       </w:r>
     </w:p>
-    <w:bookmarkStart w:id="170" w:name="threshold-requirements-33"/>
+    <w:bookmarkStart w:id="169" w:name="threshold-requirements-33"/>
     <w:p>
       <w:pPr>
         <w:pStyle w:val="berschrift5"/>
@@ -7655,8 +7675,8 @@
         <w:t xml:space="preserve"> </w:t>
       </w:r>
     </w:p>
-    <w:bookmarkEnd w:id="170"/>
-    <w:bookmarkStart w:id="171" w:name="goal-requirements-33"/>
+    <w:bookmarkEnd w:id="169"/>
+    <w:bookmarkStart w:id="170" w:name="goal-requirements-33"/>
     <w:p>
       <w:pPr>
         <w:pStyle w:val="berschrift5"/>
@@ -7827,8 +7847,8 @@
         <w:t xml:space="preserve">Byte Order</w:t>
       </w:r>
     </w:p>
-    <w:bookmarkEnd w:id="171"/>
-    <w:bookmarkStart w:id="172" w:name="assessment-33"/>
+    <w:bookmarkEnd w:id="170"/>
+    <w:bookmarkStart w:id="171" w:name="assessment-33"/>
     <w:p>
       <w:pPr>
         <w:pStyle w:val="berschrift5"/>
@@ -7892,9 +7912,9 @@
         </w:pict>
       </w:r>
     </w:p>
+    <w:bookmarkEnd w:id="171"/>
     <w:bookmarkEnd w:id="172"/>
-    <w:bookmarkEnd w:id="173"/>
-    <w:bookmarkStart w:id="177" w:name="sec:pxl-pplia"/>
+    <w:bookmarkStart w:id="176" w:name="sec:pxl-ploinca"/>
     <w:p>
       <w:pPr>
         <w:pStyle w:val="berschrift4"/>
@@ -7926,10 +7946,10 @@
         <w:rPr>
           <w:rStyle w:val="VerbatimChar"/>
         </w:rPr>
-        <w:t xml:space="preserve">pxl-pplia</w:t>
-      </w:r>
-    </w:p>
-    <w:bookmarkStart w:id="174" w:name="threshold-requirements-34"/>
+        <w:t xml:space="preserve">pxl-ploinca</w:t>
+      </w:r>
+    </w:p>
+    <w:bookmarkStart w:id="173" w:name="threshold-requirements-34"/>
     <w:p>
       <w:pPr>
         <w:pStyle w:val="berschrift5"/>
@@ -8019,7 +8039,7 @@
         <w:pStyle w:val="FirstParagraph"/>
       </w:pPr>
       <w:r>
-        <w:t xml:space="preserve">Notes:</w:t>
+        <w:t xml:space="preserve">Note:</w:t>
       </w:r>
     </w:p>
     <w:p>
@@ -8034,29 +8054,29 @@
         <w:t xml:space="preserve">For maritime ORB scenes when no land areas are covered, a geoid model could be used for the calculation of the local incident angle.</w:t>
       </w:r>
     </w:p>
+    <w:bookmarkEnd w:id="173"/>
+    <w:bookmarkStart w:id="174" w:name="goal-requirements-34"/>
+    <w:p>
+      <w:pPr>
+        <w:pStyle w:val="berschrift5"/>
+      </w:pPr>
+      <w:r>
+        <w:t xml:space="preserve">Goal requirements:</w:t>
+      </w:r>
+    </w:p>
+    <w:p>
+      <w:pPr>
+        <w:pStyle w:val="FirstParagraph"/>
+      </w:pPr>
+      <w:r>
+        <w:t xml:space="preserve">As threshold.</w:t>
+      </w:r>
+      <w:r>
+        <w:t xml:space="preserve"> </w:t>
+      </w:r>
+    </w:p>
     <w:bookmarkEnd w:id="174"/>
-    <w:bookmarkStart w:id="175" w:name="goal-requirements-34"/>
-    <w:p>
-      <w:pPr>
-        <w:pStyle w:val="berschrift5"/>
-      </w:pPr>
-      <w:r>
-        <w:t xml:space="preserve">Goal requirements:</w:t>
-      </w:r>
-    </w:p>
-    <w:p>
-      <w:pPr>
-        <w:pStyle w:val="FirstParagraph"/>
-      </w:pPr>
-      <w:r>
-        <w:t xml:space="preserve">As threshold.</w:t>
-      </w:r>
-      <w:r>
-        <w:t xml:space="preserve"> </w:t>
-      </w:r>
-    </w:p>
-    <w:bookmarkEnd w:id="175"/>
-    <w:bookmarkStart w:id="176" w:name="assessment-34"/>
+    <w:bookmarkStart w:id="175" w:name="assessment-34"/>
     <w:p>
       <w:pPr>
         <w:pStyle w:val="berschrift5"/>
@@ -8120,9 +8140,9 @@
         </w:pict>
       </w:r>
     </w:p>
+    <w:bookmarkEnd w:id="175"/>
     <w:bookmarkEnd w:id="176"/>
-    <w:bookmarkEnd w:id="177"/>
-    <w:bookmarkStart w:id="181" w:name="sec:pxl-ppelia"/>
+    <w:bookmarkStart w:id="180" w:name="sec:pxl-pelinca"/>
     <w:p>
       <w:pPr>
         <w:pStyle w:val="berschrift4"/>
@@ -8154,10 +8174,10 @@
         <w:rPr>
           <w:rStyle w:val="VerbatimChar"/>
         </w:rPr>
-        <w:t xml:space="preserve">pxl-ppelia</w:t>
-      </w:r>
-    </w:p>
-    <w:bookmarkStart w:id="178" w:name="threshold-requirements-35"/>
+        <w:t xml:space="preserve">pxl-pelinca</w:t>
+      </w:r>
+    </w:p>
+    <w:bookmarkStart w:id="177" w:name="threshold-requirements-35"/>
     <w:p>
       <w:pPr>
         <w:pStyle w:val="berschrift5"/>
@@ -8177,126 +8197,126 @@
         <w:t xml:space="preserve"> </w:t>
       </w:r>
     </w:p>
+    <w:bookmarkEnd w:id="177"/>
+    <w:bookmarkStart w:id="178" w:name="goal-requirements-35"/>
+    <w:p>
+      <w:pPr>
+        <w:pStyle w:val="berschrift5"/>
+      </w:pPr>
+      <w:r>
+        <w:t xml:space="preserve">Goal requirements:</w:t>
+      </w:r>
+    </w:p>
+    <w:p>
+      <w:pPr>
+        <w:pStyle w:val="FirstParagraph"/>
+      </w:pPr>
+      <w:r>
+        <w:t xml:space="preserve">Ellipsoidal incident angle is provided.</w:t>
+      </w:r>
+    </w:p>
+    <w:p>
+      <w:pPr>
+        <w:pStyle w:val="Textkrper"/>
+      </w:pPr>
+      <w:r>
+        <w:t xml:space="preserve">File format specifications/contents provided in metadata:</w:t>
+      </w:r>
+    </w:p>
+    <w:p>
+      <w:pPr>
+        <w:pStyle w:val="Compact"/>
+        <w:numPr>
+          <w:ilvl w:val="0"/>
+          <w:numId w:val="1059"/>
+        </w:numPr>
+      </w:pPr>
+      <w:r>
+        <w:t xml:space="preserve">Sample Type (Angle)</w:t>
+      </w:r>
+    </w:p>
+    <w:p>
+      <w:pPr>
+        <w:pStyle w:val="Compact"/>
+        <w:numPr>
+          <w:ilvl w:val="0"/>
+          <w:numId w:val="1059"/>
+        </w:numPr>
+      </w:pPr>
+      <w:r>
+        <w:t xml:space="preserve">Data Format (GeoTIFF, HDF5, NetCDF, …)</w:t>
+      </w:r>
+    </w:p>
+    <w:p>
+      <w:pPr>
+        <w:pStyle w:val="Compact"/>
+        <w:numPr>
+          <w:ilvl w:val="0"/>
+          <w:numId w:val="1059"/>
+        </w:numPr>
+      </w:pPr>
+      <w:r>
+        <w:t xml:space="preserve">Data Type (Int, Float, …)</w:t>
+      </w:r>
+    </w:p>
+    <w:p>
+      <w:pPr>
+        <w:pStyle w:val="Compact"/>
+        <w:numPr>
+          <w:ilvl w:val="0"/>
+          <w:numId w:val="1059"/>
+        </w:numPr>
+      </w:pPr>
+      <w:r>
+        <w:t xml:space="preserve">Bits per Sample</w:t>
+      </w:r>
+    </w:p>
+    <w:p>
+      <w:pPr>
+        <w:pStyle w:val="Compact"/>
+        <w:numPr>
+          <w:ilvl w:val="0"/>
+          <w:numId w:val="1059"/>
+        </w:numPr>
+      </w:pPr>
+      <w:r>
+        <w:t xml:space="preserve">Byte Order</w:t>
+      </w:r>
+    </w:p>
+    <w:p>
+      <w:pPr>
+        <w:pStyle w:val="Compact"/>
+        <w:numPr>
+          <w:ilvl w:val="0"/>
+          <w:numId w:val="1059"/>
+        </w:numPr>
+      </w:pPr>
+      <w:r>
+        <w:t xml:space="preserve">Reference Ellipsoid Name</w:t>
+      </w:r>
+    </w:p>
+    <w:p>
+      <w:pPr>
+        <w:pStyle w:val="FirstParagraph"/>
+      </w:pPr>
+      <w:r>
+        <w:t xml:space="preserve">Note:</w:t>
+      </w:r>
+    </w:p>
+    <w:p>
+      <w:pPr>
+        <w:pStyle w:val="Compact"/>
+        <w:numPr>
+          <w:ilvl w:val="0"/>
+          <w:numId w:val="1060"/>
+        </w:numPr>
+      </w:pPr>
+      <w:r>
+        <w:t xml:space="preserve">For maritime ORB scenes when no land areas are covered, the ellipsoidal incident angle is nearly identical to the geoid based local incident angle.</w:t>
+      </w:r>
+    </w:p>
     <w:bookmarkEnd w:id="178"/>
-    <w:bookmarkStart w:id="179" w:name="goal-requirements-35"/>
-    <w:p>
-      <w:pPr>
-        <w:pStyle w:val="berschrift5"/>
-      </w:pPr>
-      <w:r>
-        <w:t xml:space="preserve">Goal requirements:</w:t>
-      </w:r>
-    </w:p>
-    <w:p>
-      <w:pPr>
-        <w:pStyle w:val="FirstParagraph"/>
-      </w:pPr>
-      <w:r>
-        <w:t xml:space="preserve">Ellipsoidal incident angle is provided.</w:t>
-      </w:r>
-    </w:p>
-    <w:p>
-      <w:pPr>
-        <w:pStyle w:val="Textkrper"/>
-      </w:pPr>
-      <w:r>
-        <w:t xml:space="preserve">File format specifications/contents provided in metadata:</w:t>
-      </w:r>
-    </w:p>
-    <w:p>
-      <w:pPr>
-        <w:pStyle w:val="Compact"/>
-        <w:numPr>
-          <w:ilvl w:val="0"/>
-          <w:numId w:val="1059"/>
-        </w:numPr>
-      </w:pPr>
-      <w:r>
-        <w:t xml:space="preserve">Sample Type (Angle)</w:t>
-      </w:r>
-    </w:p>
-    <w:p>
-      <w:pPr>
-        <w:pStyle w:val="Compact"/>
-        <w:numPr>
-          <w:ilvl w:val="0"/>
-          <w:numId w:val="1059"/>
-        </w:numPr>
-      </w:pPr>
-      <w:r>
-        <w:t xml:space="preserve">Data Format (GeoTIFF, HDF5, NetCDF, …)</w:t>
-      </w:r>
-    </w:p>
-    <w:p>
-      <w:pPr>
-        <w:pStyle w:val="Compact"/>
-        <w:numPr>
-          <w:ilvl w:val="0"/>
-          <w:numId w:val="1059"/>
-        </w:numPr>
-      </w:pPr>
-      <w:r>
-        <w:t xml:space="preserve">Data Type (Int, Float, …)</w:t>
-      </w:r>
-    </w:p>
-    <w:p>
-      <w:pPr>
-        <w:pStyle w:val="Compact"/>
-        <w:numPr>
-          <w:ilvl w:val="0"/>
-          <w:numId w:val="1059"/>
-        </w:numPr>
-      </w:pPr>
-      <w:r>
-        <w:t xml:space="preserve">Bits per Sample</w:t>
-      </w:r>
-    </w:p>
-    <w:p>
-      <w:pPr>
-        <w:pStyle w:val="Compact"/>
-        <w:numPr>
-          <w:ilvl w:val="0"/>
-          <w:numId w:val="1059"/>
-        </w:numPr>
-      </w:pPr>
-      <w:r>
-        <w:t xml:space="preserve">Byte Order</w:t>
-      </w:r>
-    </w:p>
-    <w:p>
-      <w:pPr>
-        <w:pStyle w:val="Compact"/>
-        <w:numPr>
-          <w:ilvl w:val="0"/>
-          <w:numId w:val="1059"/>
-        </w:numPr>
-      </w:pPr>
-      <w:r>
-        <w:t xml:space="preserve">Reference Ellipsoid Name</w:t>
-      </w:r>
-    </w:p>
-    <w:p>
-      <w:pPr>
-        <w:pStyle w:val="FirstParagraph"/>
-      </w:pPr>
-      <w:r>
-        <w:t xml:space="preserve">Notes:</w:t>
-      </w:r>
-    </w:p>
-    <w:p>
-      <w:pPr>
-        <w:pStyle w:val="Compact"/>
-        <w:numPr>
-          <w:ilvl w:val="0"/>
-          <w:numId w:val="1060"/>
-        </w:numPr>
-      </w:pPr>
-      <w:r>
-        <w:t xml:space="preserve">For maritime ORB scenes when no land areas are covered, the ellipsoidal incident angle is nearly identical to the geoid based local incident angle.</w:t>
-      </w:r>
-    </w:p>
-    <w:bookmarkEnd w:id="179"/>
-    <w:bookmarkStart w:id="180" w:name="assessment-35"/>
+    <w:bookmarkStart w:id="179" w:name="assessment-35"/>
     <w:p>
       <w:pPr>
         <w:pStyle w:val="berschrift5"/>
@@ -8360,9 +8380,9 @@
         </w:pict>
       </w:r>
     </w:p>
+    <w:bookmarkEnd w:id="179"/>
     <w:bookmarkEnd w:id="180"/>
-    <w:bookmarkEnd w:id="181"/>
-    <w:bookmarkStart w:id="185" w:name="sec:pxl-ppnspw"/>
+    <w:bookmarkStart w:id="184" w:name="sec:pxl-pinopow"/>
     <w:p>
       <w:pPr>
         <w:pStyle w:val="berschrift4"/>
@@ -8394,10 +8414,10 @@
         <w:rPr>
           <w:rStyle w:val="VerbatimChar"/>
         </w:rPr>
-        <w:t xml:space="preserve">pxl-ppnspw</w:t>
-      </w:r>
-    </w:p>
-    <w:bookmarkStart w:id="182" w:name="threshold-requirements-36"/>
+        <w:t xml:space="preserve">pxl-pinopow</w:t>
+      </w:r>
+    </w:p>
+    <w:bookmarkStart w:id="181" w:name="threshold-requirements-36"/>
     <w:p>
       <w:pPr>
         <w:pStyle w:val="berschrift5"/>
@@ -8417,8 +8437,8 @@
         <w:t xml:space="preserve"> </w:t>
       </w:r>
     </w:p>
-    <w:bookmarkEnd w:id="182"/>
-    <w:bookmarkStart w:id="183" w:name="goal-requirements-36"/>
+    <w:bookmarkEnd w:id="181"/>
+    <w:bookmarkStart w:id="182" w:name="goal-requirements-36"/>
     <w:p>
       <w:pPr>
         <w:pStyle w:val="berschrift5"/>
@@ -8629,8 +8649,8 @@
         <w:t xml:space="preserve">Byte Order</w:t>
       </w:r>
     </w:p>
-    <w:bookmarkEnd w:id="183"/>
-    <w:bookmarkStart w:id="184" w:name="assessment-36"/>
+    <w:bookmarkEnd w:id="182"/>
+    <w:bookmarkStart w:id="183" w:name="assessment-36"/>
     <w:p>
       <w:pPr>
         <w:pStyle w:val="berschrift5"/>
@@ -8694,9 +8714,9 @@
         </w:pict>
       </w:r>
     </w:p>
+    <w:bookmarkEnd w:id="183"/>
     <w:bookmarkEnd w:id="184"/>
-    <w:bookmarkEnd w:id="185"/>
-    <w:bookmarkStart w:id="189" w:name="sec:pxl-ppgmsg"/>
+    <w:bookmarkStart w:id="188" w:name="sec:pxl-gasiri"/>
     <w:p>
       <w:pPr>
         <w:pStyle w:val="berschrift4"/>
@@ -8728,10 +8748,10 @@
         <w:rPr>
           <w:rStyle w:val="VerbatimChar"/>
         </w:rPr>
-        <w:t xml:space="preserve">pxl-ppgmsg</w:t>
-      </w:r>
-    </w:p>
-    <w:bookmarkStart w:id="186" w:name="threshold-requirements-37"/>
+        <w:t xml:space="preserve">pxl-gasiri</w:t>
+      </w:r>
+    </w:p>
+    <w:bookmarkStart w:id="185" w:name="threshold-requirements-37"/>
     <w:p>
       <w:pPr>
         <w:pStyle w:val="berschrift5"/>
@@ -8751,8 +8771,8 @@
         <w:t xml:space="preserve"> </w:t>
       </w:r>
     </w:p>
-    <w:bookmarkEnd w:id="186"/>
-    <w:bookmarkStart w:id="187" w:name="goal-requirements-37"/>
+    <w:bookmarkEnd w:id="185"/>
+    <w:bookmarkStart w:id="186" w:name="goal-requirements-37"/>
     <w:p>
       <w:pPr>
         <w:pStyle w:val="berschrift5"/>
@@ -8902,8 +8922,8 @@
         <w:t xml:space="preserve">Byte Order</w:t>
       </w:r>
     </w:p>
-    <w:bookmarkEnd w:id="187"/>
-    <w:bookmarkStart w:id="188" w:name="assessment-37"/>
+    <w:bookmarkEnd w:id="186"/>
+    <w:bookmarkStart w:id="187" w:name="assessment-37"/>
     <w:p>
       <w:pPr>
         <w:pStyle w:val="berschrift5"/>
@@ -8967,9 +8987,9 @@
         </w:pict>
       </w:r>
     </w:p>
+    <w:bookmarkEnd w:id="187"/>
     <w:bookmarkEnd w:id="188"/>
-    <w:bookmarkEnd w:id="189"/>
-    <w:bookmarkStart w:id="193" w:name="sec:pxl-ppacqd"/>
+    <w:bookmarkStart w:id="192" w:name="sec:pxl-pacqid"/>
     <w:p>
       <w:pPr>
         <w:pStyle w:val="berschrift4"/>
@@ -9001,10 +9021,10 @@
         <w:rPr>
           <w:rStyle w:val="VerbatimChar"/>
         </w:rPr>
-        <w:t xml:space="preserve">pxl-ppacqd</w:t>
-      </w:r>
-    </w:p>
-    <w:bookmarkStart w:id="190" w:name="threshold-requirements-38"/>
+        <w:t xml:space="preserve">pxl-pacqid</w:t>
+      </w:r>
+    </w:p>
+    <w:bookmarkStart w:id="189" w:name="threshold-requirements-38"/>
     <w:p>
       <w:pPr>
         <w:pStyle w:val="berschrift5"/>
@@ -9043,7 +9063,7 @@
       <w:r>
         <w:t xml:space="preserve">“</w:t>
       </w:r>
-      <w:hyperlink w:anchor="sec:src-acqid">
+      <w:hyperlink w:anchor="sec:src-macqid">
         <w:r>
           <w:rPr>
             <w:rStyle w:val="Hyperlink"/>
@@ -9148,26 +9168,26 @@
         <w:t xml:space="preserve">Byte Order</w:t>
       </w:r>
     </w:p>
+    <w:bookmarkEnd w:id="189"/>
+    <w:bookmarkStart w:id="190" w:name="goal-requirements-38"/>
+    <w:p>
+      <w:pPr>
+        <w:pStyle w:val="berschrift5"/>
+      </w:pPr>
+      <w:r>
+        <w:t xml:space="preserve">Goal requirements:</w:t>
+      </w:r>
+    </w:p>
+    <w:p>
+      <w:pPr>
+        <w:pStyle w:val="FirstParagraph"/>
+      </w:pPr>
+      <w:r>
+        <w:t xml:space="preserve">In case of image composites, the sources for each pixel are uniquely identified.</w:t>
+      </w:r>
+    </w:p>
     <w:bookmarkEnd w:id="190"/>
-    <w:bookmarkStart w:id="191" w:name="goal-requirements-38"/>
-    <w:p>
-      <w:pPr>
-        <w:pStyle w:val="berschrift5"/>
-      </w:pPr>
-      <w:r>
-        <w:t xml:space="preserve">Goal requirements:</w:t>
-      </w:r>
-    </w:p>
-    <w:p>
-      <w:pPr>
-        <w:pStyle w:val="FirstParagraph"/>
-      </w:pPr>
-      <w:r>
-        <w:t xml:space="preserve">In case of image composites, the sources for each pixel are uniquely identified.</w:t>
-      </w:r>
-    </w:p>
-    <w:bookmarkEnd w:id="191"/>
-    <w:bookmarkStart w:id="192" w:name="assessment-38"/>
+    <w:bookmarkStart w:id="191" w:name="assessment-38"/>
     <w:p>
       <w:pPr>
         <w:pStyle w:val="berschrift5"/>
@@ -9231,9 +9251,9 @@
         </w:pict>
       </w:r>
     </w:p>
+    <w:bookmarkEnd w:id="191"/>
     <w:bookmarkEnd w:id="192"/>
-    <w:bookmarkEnd w:id="193"/>
-    <w:bookmarkStart w:id="197" w:name="sec:pxl-ppdem"/>
+    <w:bookmarkStart w:id="196" w:name="sec:pxl-pidem"/>
     <w:p>
       <w:pPr>
         <w:pStyle w:val="berschrift4"/>
@@ -9265,10 +9285,10 @@
         <w:rPr>
           <w:rStyle w:val="VerbatimChar"/>
         </w:rPr>
-        <w:t xml:space="preserve">pxl-ppdem</w:t>
-      </w:r>
-    </w:p>
-    <w:bookmarkStart w:id="194" w:name="threshold-requirements-39"/>
+        <w:t xml:space="preserve">pxl-pidem</w:t>
+      </w:r>
+    </w:p>
+    <w:bookmarkStart w:id="193" w:name="threshold-requirements-39"/>
     <w:p>
       <w:pPr>
         <w:pStyle w:val="berschrift5"/>
@@ -9288,162 +9308,162 @@
         <w:t xml:space="preserve"> </w:t>
       </w:r>
     </w:p>
+    <w:bookmarkEnd w:id="193"/>
+    <w:bookmarkStart w:id="194" w:name="goal-requirements-39"/>
+    <w:p>
+      <w:pPr>
+        <w:pStyle w:val="berschrift5"/>
+      </w:pPr>
+      <w:r>
+        <w:t xml:space="preserve">Goal requirements:</w:t>
+      </w:r>
+    </w:p>
+    <w:p>
+      <w:pPr>
+        <w:pStyle w:val="FirstParagraph"/>
+      </w:pPr>
+      <w:r>
+        <w:t xml:space="preserve">Provide DEM or DSM as used during the geometric and radiometric processing of the SAR data, resampled to an exact geometric match in extent and resolution with the CEOS-ARD SAR image product.</w:t>
+      </w:r>
+    </w:p>
+    <w:p>
+      <w:pPr>
+        <w:pStyle w:val="Textkrper"/>
+      </w:pPr>
+      <w:r>
+        <w:t xml:space="preserve">Can also be provided with ORB products containing land areas.</w:t>
+      </w:r>
+    </w:p>
+    <w:p>
+      <w:pPr>
+        <w:pStyle w:val="Textkrper"/>
+      </w:pPr>
+      <w:r>
+        <w:t xml:space="preserve">File format specifications/contents provided in metadata:</w:t>
+      </w:r>
+    </w:p>
+    <w:p>
+      <w:pPr>
+        <w:pStyle w:val="Compact"/>
+        <w:numPr>
+          <w:ilvl w:val="0"/>
+          <w:numId w:val="1068"/>
+        </w:numPr>
+      </w:pPr>
+      <w:r>
+        <w:t xml:space="preserve">Sample Type (Height)</w:t>
+      </w:r>
+    </w:p>
+    <w:p>
+      <w:pPr>
+        <w:pStyle w:val="Compact"/>
+        <w:numPr>
+          <w:ilvl w:val="0"/>
+          <w:numId w:val="1068"/>
+        </w:numPr>
+      </w:pPr>
+      <w:r>
+        <w:t xml:space="preserve">Data Format (GeoTIFF, HDF5, NetCDF, …)</w:t>
+      </w:r>
+    </w:p>
+    <w:p>
+      <w:pPr>
+        <w:pStyle w:val="Compact"/>
+        <w:numPr>
+          <w:ilvl w:val="0"/>
+          <w:numId w:val="1068"/>
+        </w:numPr>
+      </w:pPr>
+      <w:r>
+        <w:t xml:space="preserve">Data Type (Int, Float, …)</w:t>
+      </w:r>
+    </w:p>
+    <w:p>
+      <w:pPr>
+        <w:pStyle w:val="Compact"/>
+        <w:numPr>
+          <w:ilvl w:val="0"/>
+          <w:numId w:val="1068"/>
+        </w:numPr>
+      </w:pPr>
+      <w:r>
+        <w:t xml:space="preserve">Bits per Sample</w:t>
+      </w:r>
+    </w:p>
+    <w:p>
+      <w:pPr>
+        <w:pStyle w:val="Compact"/>
+        <w:numPr>
+          <w:ilvl w:val="0"/>
+          <w:numId w:val="1068"/>
+        </w:numPr>
+      </w:pPr>
+      <w:r>
+        <w:t xml:space="preserve">Byte Order</w:t>
+      </w:r>
+    </w:p>
     <w:bookmarkEnd w:id="194"/>
-    <w:bookmarkStart w:id="195" w:name="goal-requirements-39"/>
+    <w:bookmarkStart w:id="195" w:name="assessment-39"/>
     <w:p>
       <w:pPr>
         <w:pStyle w:val="berschrift5"/>
       </w:pPr>
       <w:r>
-        <w:t xml:space="preserve">Goal requirements:</w:t>
-      </w:r>
-    </w:p>
-    <w:p>
-      <w:pPr>
-        <w:pStyle w:val="FirstParagraph"/>
-      </w:pPr>
-      <w:r>
-        <w:t xml:space="preserve">Provide DEM or DSM as used during the geometric and radiometric processing of the SAR data, resampled to an exact geometric match in extent and resolution with the CEOS-ARD SAR image product.</w:t>
-      </w:r>
-    </w:p>
-    <w:p>
-      <w:pPr>
-        <w:pStyle w:val="Textkrper"/>
-      </w:pPr>
-      <w:r>
-        <w:t xml:space="preserve">Can also be provided with ORB products containing land areas.</w:t>
-      </w:r>
-    </w:p>
-    <w:p>
-      <w:pPr>
-        <w:pStyle w:val="Textkrper"/>
-      </w:pPr>
-      <w:r>
-        <w:t xml:space="preserve">File format specifications/contents provided in metadata:</w:t>
-      </w:r>
-    </w:p>
-    <w:p>
-      <w:pPr>
-        <w:pStyle w:val="Compact"/>
-        <w:numPr>
-          <w:ilvl w:val="0"/>
-          <w:numId w:val="1068"/>
-        </w:numPr>
-      </w:pPr>
-      <w:r>
-        <w:t xml:space="preserve">Sample Type (Height)</w:t>
-      </w:r>
-    </w:p>
-    <w:p>
-      <w:pPr>
-        <w:pStyle w:val="Compact"/>
-        <w:numPr>
-          <w:ilvl w:val="0"/>
-          <w:numId w:val="1068"/>
-        </w:numPr>
-      </w:pPr>
-      <w:r>
-        <w:t xml:space="preserve">Data Format (GeoTIFF, HDF5, NetCDF, …)</w:t>
-      </w:r>
-    </w:p>
-    <w:p>
-      <w:pPr>
-        <w:pStyle w:val="Compact"/>
-        <w:numPr>
-          <w:ilvl w:val="0"/>
-          <w:numId w:val="1068"/>
-        </w:numPr>
-      </w:pPr>
-      <w:r>
-        <w:t xml:space="preserve">Data Type (Int, Float, …)</w:t>
-      </w:r>
-    </w:p>
-    <w:p>
-      <w:pPr>
-        <w:pStyle w:val="Compact"/>
-        <w:numPr>
-          <w:ilvl w:val="0"/>
-          <w:numId w:val="1068"/>
-        </w:numPr>
-      </w:pPr>
-      <w:r>
-        <w:t xml:space="preserve">Bits per Sample</w:t>
-      </w:r>
-    </w:p>
-    <w:p>
-      <w:pPr>
-        <w:pStyle w:val="Compact"/>
-        <w:numPr>
-          <w:ilvl w:val="0"/>
-          <w:numId w:val="1068"/>
-        </w:numPr>
-      </w:pPr>
-      <w:r>
-        <w:t xml:space="preserve">Byte Order</w:t>
+        <w:t xml:space="preserve">Assessment:</w:t>
+      </w:r>
+    </w:p>
+    <w:p>
+      <w:pPr>
+        <w:pStyle w:val="Compact"/>
+        <w:numPr>
+          <w:ilvl w:val="0"/>
+          <w:numId w:val="1069"/>
+        </w:numPr>
+      </w:pPr>
+      <w:r>
+        <w:t xml:space="preserve">Threshold Self-Assessment:</w:t>
+      </w:r>
+    </w:p>
+    <w:p>
+      <w:pPr>
+        <w:pStyle w:val="Compact"/>
+        <w:numPr>
+          <w:ilvl w:val="0"/>
+          <w:numId w:val="1069"/>
+        </w:numPr>
+      </w:pPr>
+      <w:r>
+        <w:t xml:space="preserve">Goal Self-Assessment:</w:t>
+      </w:r>
+    </w:p>
+    <w:p>
+      <w:pPr>
+        <w:pStyle w:val="Compact"/>
+        <w:numPr>
+          <w:ilvl w:val="0"/>
+          <w:numId w:val="1069"/>
+        </w:numPr>
+      </w:pPr>
+      <w:r>
+        <w:t xml:space="preserve">Self-Assessment Explanation/ Justification:</w:t>
+      </w:r>
+    </w:p>
+    <w:p>
+      <w:pPr>
+        <w:pStyle w:val="Compact"/>
+        <w:numPr>
+          <w:ilvl w:val="0"/>
+          <w:numId w:val="1069"/>
+        </w:numPr>
+      </w:pPr>
+      <w:r>
+        <w:t xml:space="preserve">Recommended Requirement Modification:</w:t>
       </w:r>
     </w:p>
     <w:bookmarkEnd w:id="195"/>
-    <w:bookmarkStart w:id="196" w:name="assessment-39"/>
-    <w:p>
-      <w:pPr>
-        <w:pStyle w:val="berschrift5"/>
-      </w:pPr>
-      <w:r>
-        <w:t xml:space="preserve">Assessment:</w:t>
-      </w:r>
-    </w:p>
-    <w:p>
-      <w:pPr>
-        <w:pStyle w:val="Compact"/>
-        <w:numPr>
-          <w:ilvl w:val="0"/>
-          <w:numId w:val="1069"/>
-        </w:numPr>
-      </w:pPr>
-      <w:r>
-        <w:t xml:space="preserve">Threshold Self-Assessment:</w:t>
-      </w:r>
-    </w:p>
-    <w:p>
-      <w:pPr>
-        <w:pStyle w:val="Compact"/>
-        <w:numPr>
-          <w:ilvl w:val="0"/>
-          <w:numId w:val="1069"/>
-        </w:numPr>
-      </w:pPr>
-      <w:r>
-        <w:t xml:space="preserve">Goal Self-Assessment:</w:t>
-      </w:r>
-    </w:p>
-    <w:p>
-      <w:pPr>
-        <w:pStyle w:val="Compact"/>
-        <w:numPr>
-          <w:ilvl w:val="0"/>
-          <w:numId w:val="1069"/>
-        </w:numPr>
-      </w:pPr>
-      <w:r>
-        <w:t xml:space="preserve">Self-Assessment Explanation/ Justification:</w:t>
-      </w:r>
-    </w:p>
-    <w:p>
-      <w:pPr>
-        <w:pStyle w:val="Compact"/>
-        <w:numPr>
-          <w:ilvl w:val="0"/>
-          <w:numId w:val="1069"/>
-        </w:numPr>
-      </w:pPr>
-      <w:r>
-        <w:t xml:space="preserve">Recommended Requirement Modification:</w:t>
-      </w:r>
-    </w:p>
     <w:bookmarkEnd w:id="196"/>
     <w:bookmarkEnd w:id="197"/>
-    <w:bookmarkEnd w:id="198"/>
-    <w:bookmarkStart w:id="227" w:name="sec:rcm"/>
+    <w:bookmarkStart w:id="226" w:name="sec:rcm"/>
     <w:p>
       <w:pPr>
         <w:pStyle w:val="berschrift3"/>
@@ -9487,7 +9507,7 @@
         <w:t xml:space="preserve">The requirements below must be met for all pixels/samples/observations in a collection.</w:t>
       </w:r>
     </w:p>
-    <w:bookmarkStart w:id="202" w:name="sec:rcm-cldopt"/>
+    <w:bookmarkStart w:id="201" w:name="sec:rcm-cngform"/>
     <w:p>
       <w:pPr>
         <w:pStyle w:val="berschrift4"/>
@@ -9519,10 +9539,10 @@
         <w:rPr>
           <w:rStyle w:val="VerbatimChar"/>
         </w:rPr>
-        <w:t xml:space="preserve">rcm-cldopt</w:t>
-      </w:r>
-    </w:p>
-    <w:bookmarkStart w:id="199" w:name="threshold-requirements-40"/>
+        <w:t xml:space="preserve">rcm-cngform</w:t>
+      </w:r>
+    </w:p>
+    <w:bookmarkStart w:id="198" w:name="threshold-requirements-40"/>
     <w:p>
       <w:pPr>
         <w:pStyle w:val="berschrift5"/>
@@ -9542,26 +9562,26 @@
         <w:t xml:space="preserve"> </w:t>
       </w:r>
     </w:p>
+    <w:bookmarkEnd w:id="198"/>
+    <w:bookmarkStart w:id="199" w:name="goal-requirements-40"/>
+    <w:p>
+      <w:pPr>
+        <w:pStyle w:val="berschrift5"/>
+      </w:pPr>
+      <w:r>
+        <w:t xml:space="preserve">Goal requirements:</w:t>
+      </w:r>
+    </w:p>
+    <w:p>
+      <w:pPr>
+        <w:pStyle w:val="FirstParagraph"/>
+      </w:pPr>
+      <w:r>
+        <w:t xml:space="preserve">All files are provided using cloud-optimized file formats.</w:t>
+      </w:r>
+    </w:p>
     <w:bookmarkEnd w:id="199"/>
-    <w:bookmarkStart w:id="200" w:name="goal-requirements-40"/>
-    <w:p>
-      <w:pPr>
-        <w:pStyle w:val="berschrift5"/>
-      </w:pPr>
-      <w:r>
-        <w:t xml:space="preserve">Goal requirements:</w:t>
-      </w:r>
-    </w:p>
-    <w:p>
-      <w:pPr>
-        <w:pStyle w:val="FirstParagraph"/>
-      </w:pPr>
-      <w:r>
-        <w:t xml:space="preserve">All files are provided using cloud-optimized file formats.</w:t>
-      </w:r>
-    </w:p>
-    <w:bookmarkEnd w:id="200"/>
-    <w:bookmarkStart w:id="201" w:name="assessment-40"/>
+    <w:bookmarkStart w:id="200" w:name="assessment-40"/>
     <w:p>
       <w:pPr>
         <w:pStyle w:val="berschrift5"/>
@@ -9625,9 +9645,9 @@
         </w:pict>
       </w:r>
     </w:p>
+    <w:bookmarkEnd w:id="200"/>
     <w:bookmarkEnd w:id="201"/>
-    <w:bookmarkEnd w:id="202"/>
-    <w:bookmarkStart w:id="206" w:name="sec:rcm-bspol"/>
+    <w:bookmarkStart w:id="205" w:name="sec:rcm-backsca-pol"/>
     <w:p>
       <w:pPr>
         <w:pStyle w:val="berschrift4"/>
@@ -9659,10 +9679,10 @@
         <w:rPr>
           <w:rStyle w:val="VerbatimChar"/>
         </w:rPr>
-        <w:t xml:space="preserve">rcm-bspol</w:t>
-      </w:r>
-    </w:p>
-    <w:bookmarkStart w:id="203" w:name="threshold-requirements-41"/>
+        <w:t xml:space="preserve">rcm-backsca-pol</w:t>
+      </w:r>
+    </w:p>
+    <w:bookmarkStart w:id="202" w:name="threshold-requirements-41"/>
     <w:p>
       <w:pPr>
         <w:pStyle w:val="berschrift5"/>
@@ -9892,29 +9912,29 @@
         <w:t xml:space="preserve">Otherwise, specify the multi-channel format order (BIP, BIL, BSQ).</w:t>
       </w:r>
     </w:p>
+    <w:bookmarkEnd w:id="202"/>
+    <w:bookmarkStart w:id="203" w:name="goal-requirements-41"/>
+    <w:p>
+      <w:pPr>
+        <w:pStyle w:val="berschrift5"/>
+      </w:pPr>
+      <w:r>
+        <w:t xml:space="preserve">Goal requirements:</w:t>
+      </w:r>
+    </w:p>
+    <w:p>
+      <w:pPr>
+        <w:pStyle w:val="FirstParagraph"/>
+      </w:pPr>
+      <w:r>
+        <w:t xml:space="preserve">As threshold.</w:t>
+      </w:r>
+      <w:r>
+        <w:t xml:space="preserve"> </w:t>
+      </w:r>
+    </w:p>
     <w:bookmarkEnd w:id="203"/>
-    <w:bookmarkStart w:id="204" w:name="goal-requirements-41"/>
-    <w:p>
-      <w:pPr>
-        <w:pStyle w:val="berschrift5"/>
-      </w:pPr>
-      <w:r>
-        <w:t xml:space="preserve">Goal requirements:</w:t>
-      </w:r>
-    </w:p>
-    <w:p>
-      <w:pPr>
-        <w:pStyle w:val="FirstParagraph"/>
-      </w:pPr>
-      <w:r>
-        <w:t xml:space="preserve">As threshold.</w:t>
-      </w:r>
-      <w:r>
-        <w:t xml:space="preserve"> </w:t>
-      </w:r>
-    </w:p>
-    <w:bookmarkEnd w:id="204"/>
-    <w:bookmarkStart w:id="205" w:name="assessment-41"/>
+    <w:bookmarkStart w:id="204" w:name="assessment-41"/>
     <w:p>
       <w:pPr>
         <w:pStyle w:val="berschrift5"/>
@@ -9978,9 +9998,9 @@
         </w:pict>
       </w:r>
     </w:p>
+    <w:bookmarkEnd w:id="204"/>
     <w:bookmarkEnd w:id="205"/>
-    <w:bookmarkEnd w:id="206"/>
-    <w:bookmarkStart w:id="210" w:name="sec:rcm-sclcnv"/>
+    <w:bookmarkStart w:id="209" w:name="sec:rcm-scaconv"/>
     <w:p>
       <w:pPr>
         <w:pStyle w:val="berschrift4"/>
@@ -10012,10 +10032,10 @@
         <w:rPr>
           <w:rStyle w:val="VerbatimChar"/>
         </w:rPr>
-        <w:t xml:space="preserve">rcm-sclcnv</w:t>
-      </w:r>
-    </w:p>
-    <w:bookmarkStart w:id="207" w:name="threshold-requirements-42"/>
+        <w:t xml:space="preserve">rcm-scaconv</w:t>
+      </w:r>
+    </w:p>
+    <w:bookmarkStart w:id="206" w:name="threshold-requirements-42"/>
     <w:p>
       <w:pPr>
         <w:pStyle w:val="berschrift5"/>
@@ -10032,26 +10052,26 @@
         <w:t xml:space="preserve">If applicable, indicate the equation to convert pixel linear amplitude/power to logarithmic decibel scale, including, if applicable, the associated calibration (dB offset) factor, and/or the equation used to convert compressed data (int8/int16/float16) to float32.</w:t>
       </w:r>
     </w:p>
+    <w:bookmarkEnd w:id="206"/>
+    <w:bookmarkStart w:id="207" w:name="goal-requirements-42"/>
+    <w:p>
+      <w:pPr>
+        <w:pStyle w:val="berschrift5"/>
+      </w:pPr>
+      <w:r>
+        <w:t xml:space="preserve">Goal requirements:</w:t>
+      </w:r>
+    </w:p>
+    <w:p>
+      <w:pPr>
+        <w:pStyle w:val="FirstParagraph"/>
+      </w:pPr>
+      <w:r>
+        <w:t xml:space="preserve">As threshold, but use of float32.</w:t>
+      </w:r>
+    </w:p>
     <w:bookmarkEnd w:id="207"/>
-    <w:bookmarkStart w:id="208" w:name="goal-requirements-42"/>
-    <w:p>
-      <w:pPr>
-        <w:pStyle w:val="berschrift5"/>
-      </w:pPr>
-      <w:r>
-        <w:t xml:space="preserve">Goal requirements:</w:t>
-      </w:r>
-    </w:p>
-    <w:p>
-      <w:pPr>
-        <w:pStyle w:val="FirstParagraph"/>
-      </w:pPr>
-      <w:r>
-        <w:t xml:space="preserve">As threshold, but use of float32.</w:t>
-      </w:r>
-    </w:p>
-    <w:bookmarkEnd w:id="208"/>
-    <w:bookmarkStart w:id="209" w:name="assessment-42"/>
+    <w:bookmarkStart w:id="208" w:name="assessment-42"/>
     <w:p>
       <w:pPr>
         <w:pStyle w:val="berschrift5"/>
@@ -10115,9 +10135,9 @@
         </w:pict>
       </w:r>
     </w:p>
+    <w:bookmarkEnd w:id="208"/>
     <w:bookmarkEnd w:id="209"/>
-    <w:bookmarkEnd w:id="210"/>
-    <w:bookmarkStart w:id="214" w:name="sec:rcm-nzrmvl"/>
+    <w:bookmarkStart w:id="213" w:name="sec:rcm-noiser"/>
     <w:p>
       <w:pPr>
         <w:pStyle w:val="berschrift4"/>
@@ -10149,10 +10169,10 @@
         <w:rPr>
           <w:rStyle w:val="VerbatimChar"/>
         </w:rPr>
-        <w:t xml:space="preserve">rcm-nzrmvl</w:t>
-      </w:r>
-    </w:p>
-    <w:bookmarkStart w:id="211" w:name="threshold-requirements-43"/>
+        <w:t xml:space="preserve">rcm-noiser</w:t>
+      </w:r>
+    </w:p>
+    <w:bookmarkStart w:id="210" w:name="threshold-requirements-43"/>
     <w:p>
       <w:pPr>
         <w:pStyle w:val="berschrift5"/>
@@ -10180,7 +10200,7 @@
         <w:pStyle w:val="Textkrper"/>
       </w:pPr>
       <w:r>
-        <w:t xml:space="preserve">Notes:</w:t>
+        <w:t xml:space="preserve">Note:</w:t>
       </w:r>
     </w:p>
     <w:p>
@@ -10195,29 +10215,29 @@
         <w:t xml:space="preserve">Thermal noise removal and image border noise removal to remove overall scene noise and scene edge artefacts, respectively.</w:t>
       </w:r>
     </w:p>
+    <w:bookmarkEnd w:id="210"/>
+    <w:bookmarkStart w:id="211" w:name="goal-requirements-43"/>
+    <w:p>
+      <w:pPr>
+        <w:pStyle w:val="berschrift5"/>
+      </w:pPr>
+      <w:r>
+        <w:t xml:space="preserve">Goal requirements:</w:t>
+      </w:r>
+    </w:p>
+    <w:p>
+      <w:pPr>
+        <w:pStyle w:val="FirstParagraph"/>
+      </w:pPr>
+      <w:r>
+        <w:t xml:space="preserve">As threshold.</w:t>
+      </w:r>
+      <w:r>
+        <w:t xml:space="preserve"> </w:t>
+      </w:r>
+    </w:p>
     <w:bookmarkEnd w:id="211"/>
-    <w:bookmarkStart w:id="212" w:name="goal-requirements-43"/>
-    <w:p>
-      <w:pPr>
-        <w:pStyle w:val="berschrift5"/>
-      </w:pPr>
-      <w:r>
-        <w:t xml:space="preserve">Goal requirements:</w:t>
-      </w:r>
-    </w:p>
-    <w:p>
-      <w:pPr>
-        <w:pStyle w:val="FirstParagraph"/>
-      </w:pPr>
-      <w:r>
-        <w:t xml:space="preserve">As threshold.</w:t>
-      </w:r>
-      <w:r>
-        <w:t xml:space="preserve"> </w:t>
-      </w:r>
-    </w:p>
-    <w:bookmarkEnd w:id="212"/>
-    <w:bookmarkStart w:id="213" w:name="assessment-43"/>
+    <w:bookmarkStart w:id="212" w:name="assessment-43"/>
     <w:p>
       <w:pPr>
         <w:pStyle w:val="berschrift5"/>
@@ -10281,9 +10301,9 @@
         </w:pict>
       </w:r>
     </w:p>
+    <w:bookmarkEnd w:id="212"/>
     <w:bookmarkEnd w:id="213"/>
-    <w:bookmarkEnd w:id="214"/>
-    <w:bookmarkStart w:id="218" w:name="sec:rcm-rtalgo"/>
+    <w:bookmarkStart w:id="217" w:name="sec:rcm-radtalg"/>
     <w:p>
       <w:pPr>
         <w:pStyle w:val="berschrift4"/>
@@ -10315,10 +10335,10 @@
         <w:rPr>
           <w:rStyle w:val="VerbatimChar"/>
         </w:rPr>
-        <w:t xml:space="preserve">rcm-rtalgo</w:t>
-      </w:r>
-    </w:p>
-    <w:bookmarkStart w:id="215" w:name="threshold-requirements-44"/>
+        <w:t xml:space="preserve">rcm-radtalg</w:t>
+      </w:r>
+    </w:p>
+    <w:bookmarkStart w:id="214" w:name="threshold-requirements-44"/>
     <w:p>
       <w:pPr>
         <w:pStyle w:val="berschrift5"/>
@@ -10412,7 +10432,7 @@
         <w:pStyle w:val="FirstParagraph"/>
       </w:pPr>
       <w:r>
-        <w:t xml:space="preserve">Notes:</w:t>
+        <w:t xml:space="preserve">Note:</w:t>
       </w:r>
     </w:p>
     <w:p>
@@ -10427,29 +10447,29 @@
         <w:t xml:space="preserve">Examples of technical documentation include an Algorithm, Theoretical Basis Document, product user guide, etc.</w:t>
       </w:r>
     </w:p>
+    <w:bookmarkEnd w:id="214"/>
+    <w:bookmarkStart w:id="215" w:name="goal-requirements-44"/>
+    <w:p>
+      <w:pPr>
+        <w:pStyle w:val="berschrift5"/>
+      </w:pPr>
+      <w:r>
+        <w:t xml:space="preserve">Goal requirements:</w:t>
+      </w:r>
+    </w:p>
+    <w:p>
+      <w:pPr>
+        <w:pStyle w:val="FirstParagraph"/>
+      </w:pPr>
+      <w:r>
+        <w:t xml:space="preserve">As threshold.</w:t>
+      </w:r>
+      <w:r>
+        <w:t xml:space="preserve"> </w:t>
+      </w:r>
+    </w:p>
     <w:bookmarkEnd w:id="215"/>
-    <w:bookmarkStart w:id="216" w:name="goal-requirements-44"/>
-    <w:p>
-      <w:pPr>
-        <w:pStyle w:val="berschrift5"/>
-      </w:pPr>
-      <w:r>
-        <w:t xml:space="preserve">Goal requirements:</w:t>
-      </w:r>
-    </w:p>
-    <w:p>
-      <w:pPr>
-        <w:pStyle w:val="FirstParagraph"/>
-      </w:pPr>
-      <w:r>
-        <w:t xml:space="preserve">As threshold.</w:t>
-      </w:r>
-      <w:r>
-        <w:t xml:space="preserve"> </w:t>
-      </w:r>
-    </w:p>
-    <w:bookmarkEnd w:id="216"/>
-    <w:bookmarkStart w:id="217" w:name="assessment-44"/>
+    <w:bookmarkStart w:id="216" w:name="assessment-44"/>
     <w:p>
       <w:pPr>
         <w:pStyle w:val="berschrift5"/>
@@ -10513,9 +10533,9 @@
         </w:pict>
       </w:r>
     </w:p>
+    <w:bookmarkEnd w:id="216"/>
     <w:bookmarkEnd w:id="217"/>
-    <w:bookmarkEnd w:id="218"/>
-    <w:bookmarkStart w:id="222" w:name="sec:rcm-rmasar"/>
+    <w:bookmarkStart w:id="221" w:name="sec:rcm-radacc-sar"/>
     <w:p>
       <w:pPr>
         <w:pStyle w:val="berschrift4"/>
@@ -10547,10 +10567,10 @@
         <w:rPr>
           <w:rStyle w:val="VerbatimChar"/>
         </w:rPr>
-        <w:t xml:space="preserve">rcm-rmasar</w:t>
-      </w:r>
-    </w:p>
-    <w:bookmarkStart w:id="219" w:name="threshold-requirements-45"/>
+        <w:t xml:space="preserve">rcm-radacc-sar</w:t>
+      </w:r>
+    </w:p>
+    <w:bookmarkStart w:id="218" w:name="threshold-requirements-45"/>
     <w:p>
       <w:pPr>
         <w:pStyle w:val="berschrift5"/>
@@ -10570,8 +10590,8 @@
         <w:t xml:space="preserve"> </w:t>
       </w:r>
     </w:p>
-    <w:bookmarkEnd w:id="219"/>
-    <w:bookmarkStart w:id="220" w:name="goal-requirements-45"/>
+    <w:bookmarkEnd w:id="218"/>
+    <w:bookmarkStart w:id="219" w:name="goal-requirements-45"/>
     <w:p>
       <w:pPr>
         <w:pStyle w:val="berschrift5"/>
@@ -10637,8 +10657,8 @@
         <w:t xml:space="preserve">SI traceability is achieved.</w:t>
       </w:r>
     </w:p>
-    <w:bookmarkEnd w:id="220"/>
-    <w:bookmarkStart w:id="221" w:name="assessment-45"/>
+    <w:bookmarkEnd w:id="219"/>
+    <w:bookmarkStart w:id="220" w:name="assessment-45"/>
     <w:p>
       <w:pPr>
         <w:pStyle w:val="berschrift5"/>
@@ -10702,9 +10722,9 @@
         </w:pict>
       </w:r>
     </w:p>
+    <w:bookmarkEnd w:id="220"/>
     <w:bookmarkEnd w:id="221"/>
-    <w:bookmarkEnd w:id="222"/>
-    <w:bookmarkStart w:id="226" w:name="sec:rcm-fltphs"/>
+    <w:bookmarkStart w:id="225" w:name="sec:rcm-flapha"/>
     <w:p>
       <w:pPr>
         <w:pStyle w:val="berschrift4"/>
@@ -10736,7 +10756,7 @@
         <w:rPr>
           <w:rStyle w:val="VerbatimChar"/>
         </w:rPr>
-        <w:t xml:space="preserve">rcm-fltphs</w:t>
+        <w:t xml:space="preserve">rcm-flapha</w:t>
       </w:r>
     </w:p>
     <w:p>
@@ -10751,7 +10771,7 @@
         <w:t xml:space="preserve">Usage: Alternative to GSLC product for NRB and POL products</w:t>
       </w:r>
     </w:p>
-    <w:bookmarkStart w:id="223" w:name="threshold-requirements-46"/>
+    <w:bookmarkStart w:id="222" w:name="threshold-requirements-46"/>
     <w:p>
       <w:pPr>
         <w:pStyle w:val="berschrift5"/>
@@ -10771,8 +10791,8 @@
         <w:t xml:space="preserve"> </w:t>
       </w:r>
     </w:p>
-    <w:bookmarkEnd w:id="223"/>
-    <w:bookmarkStart w:id="224" w:name="goal-requirements-46"/>
+    <w:bookmarkEnd w:id="222"/>
+    <w:bookmarkStart w:id="223" w:name="goal-requirements-46"/>
     <w:p>
       <w:pPr>
         <w:pStyle w:val="berschrift5"/>
@@ -11003,68 +11023,68 @@
         <w:t xml:space="preserve">In case of polarimetric data, indicate the reference polarization.</w:t>
       </w:r>
     </w:p>
+    <w:bookmarkEnd w:id="223"/>
+    <w:bookmarkStart w:id="224" w:name="assessment-46"/>
+    <w:p>
+      <w:pPr>
+        <w:pStyle w:val="berschrift5"/>
+      </w:pPr>
+      <w:r>
+        <w:t xml:space="preserve">Assessment:</w:t>
+      </w:r>
+    </w:p>
+    <w:p>
+      <w:pPr>
+        <w:pStyle w:val="Compact"/>
+        <w:numPr>
+          <w:ilvl w:val="0"/>
+          <w:numId w:val="1082"/>
+        </w:numPr>
+      </w:pPr>
+      <w:r>
+        <w:t xml:space="preserve">Threshold Self-Assessment:</w:t>
+      </w:r>
+    </w:p>
+    <w:p>
+      <w:pPr>
+        <w:pStyle w:val="Compact"/>
+        <w:numPr>
+          <w:ilvl w:val="0"/>
+          <w:numId w:val="1082"/>
+        </w:numPr>
+      </w:pPr>
+      <w:r>
+        <w:t xml:space="preserve">Goal Self-Assessment:</w:t>
+      </w:r>
+    </w:p>
+    <w:p>
+      <w:pPr>
+        <w:pStyle w:val="Compact"/>
+        <w:numPr>
+          <w:ilvl w:val="0"/>
+          <w:numId w:val="1082"/>
+        </w:numPr>
+      </w:pPr>
+      <w:r>
+        <w:t xml:space="preserve">Self-Assessment Explanation/ Justification:</w:t>
+      </w:r>
+    </w:p>
+    <w:p>
+      <w:pPr>
+        <w:pStyle w:val="Compact"/>
+        <w:numPr>
+          <w:ilvl w:val="0"/>
+          <w:numId w:val="1082"/>
+        </w:numPr>
+      </w:pPr>
+      <w:r>
+        <w:t xml:space="preserve">Recommended Requirement Modification:</w:t>
+      </w:r>
+    </w:p>
     <w:bookmarkEnd w:id="224"/>
-    <w:bookmarkStart w:id="225" w:name="assessment-46"/>
-    <w:p>
-      <w:pPr>
-        <w:pStyle w:val="berschrift5"/>
-      </w:pPr>
-      <w:r>
-        <w:t xml:space="preserve">Assessment:</w:t>
-      </w:r>
-    </w:p>
-    <w:p>
-      <w:pPr>
-        <w:pStyle w:val="Compact"/>
-        <w:numPr>
-          <w:ilvl w:val="0"/>
-          <w:numId w:val="1082"/>
-        </w:numPr>
-      </w:pPr>
-      <w:r>
-        <w:t xml:space="preserve">Threshold Self-Assessment:</w:t>
-      </w:r>
-    </w:p>
-    <w:p>
-      <w:pPr>
-        <w:pStyle w:val="Compact"/>
-        <w:numPr>
-          <w:ilvl w:val="0"/>
-          <w:numId w:val="1082"/>
-        </w:numPr>
-      </w:pPr>
-      <w:r>
-        <w:t xml:space="preserve">Goal Self-Assessment:</w:t>
-      </w:r>
-    </w:p>
-    <w:p>
-      <w:pPr>
-        <w:pStyle w:val="Compact"/>
-        <w:numPr>
-          <w:ilvl w:val="0"/>
-          <w:numId w:val="1082"/>
-        </w:numPr>
-      </w:pPr>
-      <w:r>
-        <w:t xml:space="preserve">Self-Assessment Explanation/ Justification:</w:t>
-      </w:r>
-    </w:p>
-    <w:p>
-      <w:pPr>
-        <w:pStyle w:val="Compact"/>
-        <w:numPr>
-          <w:ilvl w:val="0"/>
-          <w:numId w:val="1082"/>
-        </w:numPr>
-      </w:pPr>
-      <w:r>
-        <w:t xml:space="preserve">Recommended Requirement Modification:</w:t>
-      </w:r>
-    </w:p>
     <w:bookmarkEnd w:id="225"/>
     <w:bookmarkEnd w:id="226"/>
-    <w:bookmarkEnd w:id="227"/>
-    <w:bookmarkStart w:id="248" w:name="sec:gcor"/>
+    <w:bookmarkStart w:id="247" w:name="sec:gcor"/>
     <w:p>
       <w:pPr>
         <w:pStyle w:val="berschrift3"/>
@@ -11096,7 +11116,7 @@
         <w:t xml:space="preserve">This section specifies any geometric correction requirements that must be met in order for the data to be analysis ready.</w:t>
       </w:r>
     </w:p>
-    <w:bookmarkStart w:id="231" w:name="sec:gcor-gmcalg"/>
+    <w:bookmarkStart w:id="230" w:name="sec:gcor-geocalg"/>
     <w:p>
       <w:pPr>
         <w:pStyle w:val="berschrift4"/>
@@ -11128,10 +11148,10 @@
         <w:rPr>
           <w:rStyle w:val="VerbatimChar"/>
         </w:rPr>
-        <w:t xml:space="preserve">gcor-gmcalg</w:t>
-      </w:r>
-    </w:p>
-    <w:bookmarkStart w:id="228" w:name="threshold-requirements-47"/>
+        <w:t xml:space="preserve">gcor-geocalg</w:t>
+      </w:r>
+    </w:p>
+    <w:bookmarkStart w:id="227" w:name="threshold-requirements-47"/>
     <w:p>
       <w:pPr>
         <w:pStyle w:val="berschrift5"/>
@@ -11151,94 +11171,94 @@
         <w:t xml:space="preserve"> </w:t>
       </w:r>
     </w:p>
+    <w:bookmarkEnd w:id="227"/>
+    <w:bookmarkStart w:id="228" w:name="goal-requirements-47"/>
+    <w:p>
+      <w:pPr>
+        <w:pStyle w:val="berschrift5"/>
+      </w:pPr>
+      <w:r>
+        <w:t xml:space="preserve">Goal requirements:</w:t>
+      </w:r>
+    </w:p>
+    <w:p>
+      <w:pPr>
+        <w:pStyle w:val="FirstParagraph"/>
+      </w:pPr>
+      <w:r>
+        <w:t xml:space="preserve">Metadata references, e.g.:</w:t>
+      </w:r>
+    </w:p>
+    <w:p>
+      <w:pPr>
+        <w:pStyle w:val="Compact"/>
+        <w:numPr>
+          <w:ilvl w:val="0"/>
+          <w:numId w:val="1083"/>
+        </w:numPr>
+      </w:pPr>
+      <w:r>
+        <w:t xml:space="preserve">A metadata citable peer-reviewed algorithm</w:t>
+      </w:r>
+    </w:p>
+    <w:p>
+      <w:pPr>
+        <w:pStyle w:val="Compact"/>
+        <w:numPr>
+          <w:ilvl w:val="0"/>
+          <w:numId w:val="1083"/>
+        </w:numPr>
+      </w:pPr>
+      <w:r>
+        <w:t xml:space="preserve">Technical documentation regarding the implementation of that algorithm expressed as URLs or DOIs</w:t>
+      </w:r>
+    </w:p>
+    <w:p>
+      <w:pPr>
+        <w:pStyle w:val="Compact"/>
+        <w:numPr>
+          <w:ilvl w:val="0"/>
+          <w:numId w:val="1083"/>
+        </w:numPr>
+      </w:pPr>
+      <w:r>
+        <w:t xml:space="preserve">The sources of auxiliary data used to make corrections</w:t>
+      </w:r>
+    </w:p>
+    <w:p>
+      <w:pPr>
+        <w:pStyle w:val="Compact"/>
+        <w:numPr>
+          <w:ilvl w:val="0"/>
+          <w:numId w:val="1083"/>
+        </w:numPr>
+      </w:pPr>
+      <w:r>
+        <w:t xml:space="preserve">Resampling method used for geometric processing of the source data</w:t>
+      </w:r>
+    </w:p>
+    <w:p>
+      <w:pPr>
+        <w:pStyle w:val="FirstParagraph"/>
+      </w:pPr>
+      <w:r>
+        <w:t xml:space="preserve">Note:</w:t>
+      </w:r>
+    </w:p>
+    <w:p>
+      <w:pPr>
+        <w:pStyle w:val="Compact"/>
+        <w:numPr>
+          <w:ilvl w:val="0"/>
+          <w:numId w:val="1084"/>
+        </w:numPr>
+      </w:pPr>
+      <w:r>
+        <w:t xml:space="preserve">Examples of technical documentation can include e.g., an Algorithm Theoretical Basis Document (ATBD) or a product user guide.</w:t>
+      </w:r>
+    </w:p>
     <w:bookmarkEnd w:id="228"/>
-    <w:bookmarkStart w:id="229" w:name="goal-requirements-47"/>
-    <w:p>
-      <w:pPr>
-        <w:pStyle w:val="berschrift5"/>
-      </w:pPr>
-      <w:r>
-        <w:t xml:space="preserve">Goal requirements:</w:t>
-      </w:r>
-    </w:p>
-    <w:p>
-      <w:pPr>
-        <w:pStyle w:val="FirstParagraph"/>
-      </w:pPr>
-      <w:r>
-        <w:t xml:space="preserve">Metadata references, e.g.:</w:t>
-      </w:r>
-    </w:p>
-    <w:p>
-      <w:pPr>
-        <w:pStyle w:val="Compact"/>
-        <w:numPr>
-          <w:ilvl w:val="0"/>
-          <w:numId w:val="1083"/>
-        </w:numPr>
-      </w:pPr>
-      <w:r>
-        <w:t xml:space="preserve">A metadata citable peer-reviewed algorithm</w:t>
-      </w:r>
-    </w:p>
-    <w:p>
-      <w:pPr>
-        <w:pStyle w:val="Compact"/>
-        <w:numPr>
-          <w:ilvl w:val="0"/>
-          <w:numId w:val="1083"/>
-        </w:numPr>
-      </w:pPr>
-      <w:r>
-        <w:t xml:space="preserve">Technical documentation regarding the implementation of that algorithm expressed as URLs or DOIs</w:t>
-      </w:r>
-    </w:p>
-    <w:p>
-      <w:pPr>
-        <w:pStyle w:val="Compact"/>
-        <w:numPr>
-          <w:ilvl w:val="0"/>
-          <w:numId w:val="1083"/>
-        </w:numPr>
-      </w:pPr>
-      <w:r>
-        <w:t xml:space="preserve">The sources of auxiliary data used to make corrections</w:t>
-      </w:r>
-    </w:p>
-    <w:p>
-      <w:pPr>
-        <w:pStyle w:val="Compact"/>
-        <w:numPr>
-          <w:ilvl w:val="0"/>
-          <w:numId w:val="1083"/>
-        </w:numPr>
-      </w:pPr>
-      <w:r>
-        <w:t xml:space="preserve">Resampling method used for geometric processing of the source data</w:t>
-      </w:r>
-    </w:p>
-    <w:p>
-      <w:pPr>
-        <w:pStyle w:val="FirstParagraph"/>
-      </w:pPr>
-      <w:r>
-        <w:t xml:space="preserve">Notes:</w:t>
-      </w:r>
-    </w:p>
-    <w:p>
-      <w:pPr>
-        <w:pStyle w:val="Compact"/>
-        <w:numPr>
-          <w:ilvl w:val="0"/>
-          <w:numId w:val="1084"/>
-        </w:numPr>
-      </w:pPr>
-      <w:r>
-        <w:t xml:space="preserve">Examples of technical documentation can include e.g., an Algorithm Theoretical Basis Document (ATBD) or a product user guide.</w:t>
-      </w:r>
-    </w:p>
-    <w:bookmarkEnd w:id="229"/>
-    <w:bookmarkStart w:id="230" w:name="assessment-47"/>
+    <w:bookmarkStart w:id="229" w:name="assessment-47"/>
     <w:p>
       <w:pPr>
         <w:pStyle w:val="berschrift5"/>
@@ -11302,9 +11322,9 @@
         </w:pict>
       </w:r>
     </w:p>
+    <w:bookmarkEnd w:id="229"/>
     <w:bookmarkEnd w:id="230"/>
-    <w:bookmarkEnd w:id="231"/>
-    <w:bookmarkStart w:id="235" w:name="sec:gcor-cordem"/>
+    <w:bookmarkStart w:id="234" w:name="sec:gcor-cdem"/>
     <w:p>
       <w:pPr>
         <w:pStyle w:val="berschrift4"/>
@@ -11336,7 +11356,7 @@
         <w:rPr>
           <w:rStyle w:val="VerbatimChar"/>
         </w:rPr>
-        <w:t xml:space="preserve">gcor-cordem</w:t>
+        <w:t xml:space="preserve">gcor-cdem</w:t>
       </w:r>
     </w:p>
     <w:p>
@@ -11351,7 +11371,7 @@
         <w:t xml:space="preserve">Usage: For products including land areas.</w:t>
       </w:r>
     </w:p>
-    <w:bookmarkStart w:id="232" w:name="threshold-requirements-48"/>
+    <w:bookmarkStart w:id="231" w:name="threshold-requirements-48"/>
     <w:p>
       <w:pPr>
         <w:pStyle w:val="berschrift5"/>
@@ -11396,60 +11416,60 @@
         <w:t xml:space="preserve">Provide reference to Earth Gravitational Model (EGM) used for geometric correction.</w:t>
       </w:r>
     </w:p>
+    <w:bookmarkEnd w:id="231"/>
+    <w:bookmarkStart w:id="232" w:name="goal-requirements-48"/>
+    <w:p>
+      <w:pPr>
+        <w:pStyle w:val="berschrift5"/>
+      </w:pPr>
+      <w:r>
+        <w:t xml:space="preserve">Goal requirements:</w:t>
+      </w:r>
+    </w:p>
+    <w:p>
+      <w:pPr>
+        <w:pStyle w:val="Compact"/>
+        <w:numPr>
+          <w:ilvl w:val="0"/>
+          <w:numId w:val="1087"/>
+        </w:numPr>
+      </w:pPr>
+      <w:r>
+        <w:t xml:space="preserve">A DEM with comparable or better resolution to the resolution of the output CEOS-ARD product shall be used if available.</w:t>
+      </w:r>
+      <w:r>
+        <w:t xml:space="preserve"> </w:t>
+      </w:r>
+      <w:r>
+        <w:t xml:space="preserve">Else, the upsampled DEM is identified.</w:t>
+      </w:r>
+    </w:p>
+    <w:p>
+      <w:pPr>
+        <w:pStyle w:val="Compact"/>
+        <w:numPr>
+          <w:ilvl w:val="0"/>
+          <w:numId w:val="1087"/>
+        </w:numPr>
+      </w:pPr>
+      <w:r>
+        <w:t xml:space="preserve">Resampling method used for preparation of the DEM.</w:t>
+      </w:r>
+    </w:p>
+    <w:p>
+      <w:pPr>
+        <w:pStyle w:val="Compact"/>
+        <w:numPr>
+          <w:ilvl w:val="0"/>
+          <w:numId w:val="1087"/>
+        </w:numPr>
+      </w:pPr>
+      <w:r>
+        <w:t xml:space="preserve">Method used for resampling the EGM.</w:t>
+      </w:r>
+    </w:p>
     <w:bookmarkEnd w:id="232"/>
-    <w:bookmarkStart w:id="233" w:name="goal-requirements-48"/>
-    <w:p>
-      <w:pPr>
-        <w:pStyle w:val="berschrift5"/>
-      </w:pPr>
-      <w:r>
-        <w:t xml:space="preserve">Goal requirements:</w:t>
-      </w:r>
-    </w:p>
-    <w:p>
-      <w:pPr>
-        <w:pStyle w:val="Compact"/>
-        <w:numPr>
-          <w:ilvl w:val="0"/>
-          <w:numId w:val="1087"/>
-        </w:numPr>
-      </w:pPr>
-      <w:r>
-        <w:t xml:space="preserve">A DEM with comparable or better resolution to the resolution of the output CEOS-ARD product shall be used if available.</w:t>
-      </w:r>
-      <w:r>
-        <w:t xml:space="preserve"> </w:t>
-      </w:r>
-      <w:r>
-        <w:t xml:space="preserve">Else, the upsampled DEM is identified.</w:t>
-      </w:r>
-    </w:p>
-    <w:p>
-      <w:pPr>
-        <w:pStyle w:val="Compact"/>
-        <w:numPr>
-          <w:ilvl w:val="0"/>
-          <w:numId w:val="1087"/>
-        </w:numPr>
-      </w:pPr>
-      <w:r>
-        <w:t xml:space="preserve">Resampling method used for preparation of the DEM.</w:t>
-      </w:r>
-    </w:p>
-    <w:p>
-      <w:pPr>
-        <w:pStyle w:val="Compact"/>
-        <w:numPr>
-          <w:ilvl w:val="0"/>
-          <w:numId w:val="1087"/>
-        </w:numPr>
-      </w:pPr>
-      <w:r>
-        <w:t xml:space="preserve">Method used for resampling the EGM.</w:t>
-      </w:r>
-    </w:p>
-    <w:bookmarkEnd w:id="233"/>
-    <w:bookmarkStart w:id="234" w:name="assessment-48"/>
+    <w:bookmarkStart w:id="233" w:name="assessment-48"/>
     <w:p>
       <w:pPr>
         <w:pStyle w:val="berschrift5"/>
@@ -11513,9 +11533,9 @@
         </w:pict>
       </w:r>
     </w:p>
+    <w:bookmarkEnd w:id="233"/>
     <w:bookmarkEnd w:id="234"/>
-    <w:bookmarkEnd w:id="235"/>
-    <w:bookmarkStart w:id="239" w:name="sec:gcor-geoacr"/>
+    <w:bookmarkStart w:id="238" w:name="sec:gcor-geomacc-sar"/>
     <w:p>
       <w:pPr>
         <w:pStyle w:val="berschrift4"/>
@@ -11547,10 +11567,10 @@
         <w:rPr>
           <w:rStyle w:val="VerbatimChar"/>
         </w:rPr>
-        <w:t xml:space="preserve">gcor-geoacr</w:t>
-      </w:r>
-    </w:p>
-    <w:bookmarkStart w:id="236" w:name="threshold-requirements-49"/>
+        <w:t xml:space="preserve">gcor-geomacc-sar</w:t>
+      </w:r>
+    </w:p>
+    <w:bookmarkStart w:id="235" w:name="threshold-requirements-49"/>
     <w:p>
       <w:pPr>
         <w:pStyle w:val="berschrift5"/>
@@ -11643,34 +11663,34 @@
         <w:t xml:space="preserve">The ALE is not typically assessed for every processed image, but through an ALE assessment by the data processing team characterizing all or (usually a subset) of the generated products.</w:t>
       </w:r>
     </w:p>
+    <w:bookmarkEnd w:id="235"/>
+    <w:bookmarkStart w:id="236" w:name="goal-requirements-49"/>
+    <w:p>
+      <w:pPr>
+        <w:pStyle w:val="berschrift5"/>
+      </w:pPr>
+      <w:r>
+        <w:t xml:space="preserve">Goal requirements:</w:t>
+      </w:r>
+    </w:p>
+    <w:p>
+      <w:pPr>
+        <w:pStyle w:val="FirstParagraph"/>
+      </w:pPr>
+      <w:r>
+        <w:t xml:space="preserve">Output product sub-sample accuracy should be less than or equal to 0.1 (slant range) pixel radial root mean square error (rRMSE).</w:t>
+      </w:r>
+    </w:p>
+    <w:p>
+      <w:pPr>
+        <w:pStyle w:val="Textkrper"/>
+      </w:pPr>
+      <w:r>
+        <w:t xml:space="preserve">Provide documentation of estimates of ALE as DOI or URL.</w:t>
+      </w:r>
+    </w:p>
     <w:bookmarkEnd w:id="236"/>
-    <w:bookmarkStart w:id="237" w:name="goal-requirements-49"/>
-    <w:p>
-      <w:pPr>
-        <w:pStyle w:val="berschrift5"/>
-      </w:pPr>
-      <w:r>
-        <w:t xml:space="preserve">Goal requirements:</w:t>
-      </w:r>
-    </w:p>
-    <w:p>
-      <w:pPr>
-        <w:pStyle w:val="FirstParagraph"/>
-      </w:pPr>
-      <w:r>
-        <w:t xml:space="preserve">Output product sub-sample accuracy should be less than or equal to 0.1 (slant range) pixel radial root mean square error (rRMSE).</w:t>
-      </w:r>
-    </w:p>
-    <w:p>
-      <w:pPr>
-        <w:pStyle w:val="Textkrper"/>
-      </w:pPr>
-      <w:r>
-        <w:t xml:space="preserve">Provide documentation of estimates of ALE as DOI or URL.</w:t>
-      </w:r>
-    </w:p>
-    <w:bookmarkEnd w:id="237"/>
-    <w:bookmarkStart w:id="238" w:name="assessment-49"/>
+    <w:bookmarkStart w:id="237" w:name="assessment-49"/>
     <w:p>
       <w:pPr>
         <w:pStyle w:val="berschrift5"/>
@@ -11734,9 +11754,9 @@
         </w:pict>
       </w:r>
     </w:p>
+    <w:bookmarkEnd w:id="237"/>
     <w:bookmarkEnd w:id="238"/>
-    <w:bookmarkEnd w:id="239"/>
-    <w:bookmarkStart w:id="243" w:name="sec:gcor-georfa"/>
+    <w:bookmarkStart w:id="242" w:name="sec:gcor-georacc"/>
     <w:p>
       <w:pPr>
         <w:pStyle w:val="berschrift4"/>
@@ -11768,10 +11788,10 @@
         <w:rPr>
           <w:rStyle w:val="VerbatimChar"/>
         </w:rPr>
-        <w:t xml:space="preserve">gcor-georfa</w:t>
-      </w:r>
-    </w:p>
-    <w:bookmarkStart w:id="240" w:name="threshold-requirements-50"/>
+        <w:t xml:space="preserve">gcor-georacc</w:t>
+      </w:r>
+    </w:p>
+    <w:bookmarkStart w:id="239" w:name="threshold-requirements-50"/>
     <w:p>
       <w:pPr>
         <w:pStyle w:val="berschrift5"/>
@@ -11791,8 +11811,8 @@
         <w:t xml:space="preserve"> </w:t>
       </w:r>
     </w:p>
-    <w:bookmarkEnd w:id="240"/>
-    <w:bookmarkStart w:id="241" w:name="goal-requirements-50"/>
+    <w:bookmarkEnd w:id="239"/>
+    <w:bookmarkStart w:id="240" w:name="goal-requirements-50"/>
     <w:p>
       <w:pPr>
         <w:pStyle w:val="berschrift5"/>
@@ -11811,7 +11831,7 @@
       <w:r>
         <w:t xml:space="preserve">“</w:t>
       </w:r>
-      <w:hyperlink w:anchor="sec:gcor-geoacr">
+      <w:hyperlink w:anchor="sec:gcor-geomacc-sar">
         <w:r>
           <w:rPr>
             <w:rStyle w:val="Hyperlink"/>
@@ -11845,8 +11865,8 @@
         <w:t xml:space="preserve">Methodology used (name and reference), quality flag, geometric standard deviation values should be provided.</w:t>
       </w:r>
     </w:p>
-    <w:bookmarkEnd w:id="241"/>
-    <w:bookmarkStart w:id="242" w:name="assessment-50"/>
+    <w:bookmarkEnd w:id="240"/>
+    <w:bookmarkStart w:id="241" w:name="assessment-50"/>
     <w:p>
       <w:pPr>
         <w:pStyle w:val="berschrift5"/>
@@ -11910,9 +11930,9 @@
         </w:pict>
       </w:r>
     </w:p>
+    <w:bookmarkEnd w:id="241"/>
     <w:bookmarkEnd w:id="242"/>
-    <w:bookmarkEnd w:id="243"/>
-    <w:bookmarkStart w:id="247" w:name="sec:gcor-gridcv"/>
+    <w:bookmarkStart w:id="246" w:name="sec:gcor-gridconv"/>
     <w:p>
       <w:pPr>
         <w:pStyle w:val="berschrift4"/>
@@ -11944,10 +11964,10 @@
         <w:rPr>
           <w:rStyle w:val="VerbatimChar"/>
         </w:rPr>
-        <w:t xml:space="preserve">gcor-gridcv</w:t>
-      </w:r>
-    </w:p>
-    <w:bookmarkStart w:id="244" w:name="threshold-requirements-51"/>
+        <w:t xml:space="preserve">gcor-gridconv</w:t>
+      </w:r>
+    </w:p>
+    <w:bookmarkStart w:id="243" w:name="threshold-requirements-51"/>
     <w:p>
       <w:pPr>
         <w:pStyle w:val="berschrift5"/>
@@ -11987,7 +12007,7 @@
         <w:pStyle w:val="Textkrper"/>
       </w:pPr>
       <w:r>
-        <w:t xml:space="preserve">Notes:</w:t>
+        <w:t xml:space="preserve">Note:</w:t>
       </w:r>
     </w:p>
     <w:p>
@@ -12002,122 +12022,122 @@
         <w:t xml:space="preserve">If a product hierarchy of resolutions exists (or is planned), the multiple resolutions should nest within each other (e.g., 12.5m, 25m, 50m, 100m, etc.), and not be disjoint.</w:t>
       </w:r>
     </w:p>
+    <w:bookmarkEnd w:id="243"/>
+    <w:bookmarkStart w:id="244" w:name="goal-requirements-51"/>
+    <w:p>
+      <w:pPr>
+        <w:pStyle w:val="berschrift5"/>
+      </w:pPr>
+      <w:r>
+        <w:t xml:space="preserve">Goal requirements:</w:t>
+      </w:r>
+    </w:p>
+    <w:p>
+      <w:pPr>
+        <w:pStyle w:val="FirstParagraph"/>
+      </w:pPr>
+      <w:r>
+        <w:t xml:space="preserve">Provide DOI or URL to gridding convention used.</w:t>
+      </w:r>
+    </w:p>
+    <w:p>
+      <w:pPr>
+        <w:pStyle w:val="Textkrper"/>
+      </w:pPr>
+      <w:r>
+        <w:t xml:space="preserve">When multiple providers share a common map projection, providers are encouraged to standardise the origins of their products among each other.</w:t>
+      </w:r>
+    </w:p>
+    <w:p>
+      <w:pPr>
+        <w:pStyle w:val="Textkrper"/>
+      </w:pPr>
+      <w:r>
+        <w:t xml:space="preserve">In the case of UTM/UPS coordinates, the upper left corner coordinates should be set to an integer multiple of sample intervals from a 100 km by 100 km grid tile of the Military Grid Reference System’s 100k coordinates (</w:t>
+      </w:r>
+      <w:r>
+        <w:t xml:space="preserve">“snap to grid”</w:t>
+      </w:r>
+      <w:r>
+        <w:t xml:space="preserve">).</w:t>
+      </w:r>
+    </w:p>
+    <w:p>
+      <w:pPr>
+        <w:pStyle w:val="Textkrper"/>
+      </w:pPr>
+      <w:r>
+        <w:t xml:space="preserve">For products presented in geographic coordinates (latitude and longitude), the origin should be set to an integer multiple of samples in relation to the closest integer degree.</w:t>
+      </w:r>
+    </w:p>
     <w:bookmarkEnd w:id="244"/>
-    <w:bookmarkStart w:id="245" w:name="goal-requirements-51"/>
+    <w:bookmarkStart w:id="245" w:name="assessment-51"/>
     <w:p>
       <w:pPr>
         <w:pStyle w:val="berschrift5"/>
       </w:pPr>
       <w:r>
-        <w:t xml:space="preserve">Goal requirements:</w:t>
-      </w:r>
-    </w:p>
-    <w:p>
-      <w:pPr>
-        <w:pStyle w:val="FirstParagraph"/>
-      </w:pPr>
-      <w:r>
-        <w:t xml:space="preserve">Provide DOI or URL to gridding convention used.</w:t>
-      </w:r>
-    </w:p>
-    <w:p>
-      <w:pPr>
-        <w:pStyle w:val="Textkrper"/>
-      </w:pPr>
-      <w:r>
-        <w:t xml:space="preserve">When multiple providers share a common map projection, providers are encouraged to standardise the origins of their products among each other.</w:t>
-      </w:r>
-    </w:p>
-    <w:p>
-      <w:pPr>
-        <w:pStyle w:val="Textkrper"/>
-      </w:pPr>
-      <w:r>
-        <w:t xml:space="preserve">In the case of UTM/UPS coordinates, the upper left corner coordinates should be set to an integer multiple of sample intervals from a 100 km by 100 km grid tile of the Military Grid Reference System’s 100k coordinates (</w:t>
-      </w:r>
-      <w:r>
-        <w:t xml:space="preserve">“snap to grid”</w:t>
-      </w:r>
-      <w:r>
-        <w:t xml:space="preserve">).</w:t>
-      </w:r>
-    </w:p>
-    <w:p>
-      <w:pPr>
-        <w:pStyle w:val="Textkrper"/>
-      </w:pPr>
-      <w:r>
-        <w:t xml:space="preserve">For products presented in geographic coordinates (latitude and longitude), the origin should be set to an integer multiple of samples in relation to the closest integer degree.</w:t>
+        <w:t xml:space="preserve">Assessment:</w:t>
+      </w:r>
+    </w:p>
+    <w:p>
+      <w:pPr>
+        <w:pStyle w:val="Compact"/>
+        <w:numPr>
+          <w:ilvl w:val="0"/>
+          <w:numId w:val="1093"/>
+        </w:numPr>
+      </w:pPr>
+      <w:r>
+        <w:t xml:space="preserve">Threshold Self-Assessment:</w:t>
+      </w:r>
+    </w:p>
+    <w:p>
+      <w:pPr>
+        <w:pStyle w:val="Compact"/>
+        <w:numPr>
+          <w:ilvl w:val="0"/>
+          <w:numId w:val="1093"/>
+        </w:numPr>
+      </w:pPr>
+      <w:r>
+        <w:t xml:space="preserve">Goal Self-Assessment:</w:t>
+      </w:r>
+    </w:p>
+    <w:p>
+      <w:pPr>
+        <w:pStyle w:val="Compact"/>
+        <w:numPr>
+          <w:ilvl w:val="0"/>
+          <w:numId w:val="1093"/>
+        </w:numPr>
+      </w:pPr>
+      <w:r>
+        <w:t xml:space="preserve">Self-Assessment Explanation/ Justification:</w:t>
+      </w:r>
+    </w:p>
+    <w:p>
+      <w:pPr>
+        <w:pStyle w:val="Compact"/>
+        <w:numPr>
+          <w:ilvl w:val="0"/>
+          <w:numId w:val="1093"/>
+        </w:numPr>
+      </w:pPr>
+      <w:r>
+        <w:t xml:space="preserve">Recommended Requirement Modification:</w:t>
+      </w:r>
+    </w:p>
+    <w:p>
+      <w:r>
+        <w:br w:type="page"/>
       </w:r>
     </w:p>
     <w:bookmarkEnd w:id="245"/>
-    <w:bookmarkStart w:id="246" w:name="assessment-51"/>
-    <w:p>
-      <w:pPr>
-        <w:pStyle w:val="berschrift5"/>
-      </w:pPr>
-      <w:r>
-        <w:t xml:space="preserve">Assessment:</w:t>
-      </w:r>
-    </w:p>
-    <w:p>
-      <w:pPr>
-        <w:pStyle w:val="Compact"/>
-        <w:numPr>
-          <w:ilvl w:val="0"/>
-          <w:numId w:val="1093"/>
-        </w:numPr>
-      </w:pPr>
-      <w:r>
-        <w:t xml:space="preserve">Threshold Self-Assessment:</w:t>
-      </w:r>
-    </w:p>
-    <w:p>
-      <w:pPr>
-        <w:pStyle w:val="Compact"/>
-        <w:numPr>
-          <w:ilvl w:val="0"/>
-          <w:numId w:val="1093"/>
-        </w:numPr>
-      </w:pPr>
-      <w:r>
-        <w:t xml:space="preserve">Goal Self-Assessment:</w:t>
-      </w:r>
-    </w:p>
-    <w:p>
-      <w:pPr>
-        <w:pStyle w:val="Compact"/>
-        <w:numPr>
-          <w:ilvl w:val="0"/>
-          <w:numId w:val="1093"/>
-        </w:numPr>
-      </w:pPr>
-      <w:r>
-        <w:t xml:space="preserve">Self-Assessment Explanation/ Justification:</w:t>
-      </w:r>
-    </w:p>
-    <w:p>
-      <w:pPr>
-        <w:pStyle w:val="Compact"/>
-        <w:numPr>
-          <w:ilvl w:val="0"/>
-          <w:numId w:val="1093"/>
-        </w:numPr>
-      </w:pPr>
-      <w:r>
-        <w:t xml:space="preserve">Recommended Requirement Modification:</w:t>
-      </w:r>
-    </w:p>
-    <w:p>
-      <w:r>
-        <w:br w:type="page"/>
-      </w:r>
-    </w:p>
     <w:bookmarkEnd w:id="246"/>
     <w:bookmarkEnd w:id="247"/>
     <w:bookmarkEnd w:id="248"/>
-    <w:bookmarkEnd w:id="249"/>
-    <w:bookmarkStart w:id="256" w:name="summary-self-assessment-table"/>
+    <w:bookmarkStart w:id="255" w:name="summary-self-assessment-table"/>
     <w:p>
       <w:pPr>
         <w:pStyle w:val="berschrift2"/>
@@ -12126,7 +12146,7 @@
         <w:t xml:space="preserve">Summary Self-Assessment Table</w:t>
       </w:r>
     </w:p>
-    <w:bookmarkStart w:id="250" w:name="general-metadata"/>
+    <w:bookmarkStart w:id="249" w:name="general-metadata"/>
     <w:p>
       <w:pPr>
         <w:pStyle w:val="berschrift3"/>
@@ -12209,7 +12229,7 @@
               <w:rPr>
                 <w:rStyle w:val="VerbatimChar"/>
               </w:rPr>
-              <w:t xml:space="preserve">meta-trcsar</w:t>
+              <w:t xml:space="preserve">meta-trace-sar</w:t>
             </w:r>
           </w:p>
         </w:tc>
@@ -12260,7 +12280,7 @@
               <w:rPr>
                 <w:rStyle w:val="VerbatimChar"/>
               </w:rPr>
-              <w:t xml:space="preserve">meta-mrdsar</w:t>
+              <w:t xml:space="preserve">meta-memare-sar</w:t>
             </w:r>
           </w:p>
         </w:tc>
@@ -12303,7 +12323,7 @@
               <w:rPr>
                 <w:rStyle w:val="VerbatimChar"/>
               </w:rPr>
-              <w:t xml:space="preserve">meta-prdtyp</w:t>
+              <w:t xml:space="preserve">meta-protype</w:t>
             </w:r>
           </w:p>
         </w:tc>
@@ -12405,7 +12425,7 @@
               <w:rPr>
                 <w:rStyle w:val="VerbatimChar"/>
               </w:rPr>
-              <w:t xml:space="preserve">meta-timsar</w:t>
+              <w:t xml:space="preserve">meta-time-sar</w:t>
             </w:r>
           </w:p>
         </w:tc>
@@ -12446,8 +12466,8 @@
         </w:tc>
       </w:tr>
     </w:tbl>
-    <w:bookmarkEnd w:id="250"/>
-    <w:bookmarkStart w:id="251" w:name="source-metadata"/>
+    <w:bookmarkEnd w:id="249"/>
+    <w:bookmarkStart w:id="250" w:name="source-metadata"/>
     <w:p>
       <w:pPr>
         <w:pStyle w:val="berschrift3"/>
@@ -12531,7 +12551,7 @@
               <w:rPr>
                 <w:rStyle w:val="VerbatimChar"/>
               </w:rPr>
-              <w:t xml:space="preserve">src-acqid</w:t>
+              <w:t xml:space="preserve">src-macqid</w:t>
             </w:r>
           </w:p>
         </w:tc>
@@ -12582,7 +12602,7 @@
               <w:rPr>
                 <w:rStyle w:val="VerbatimChar"/>
               </w:rPr>
-              <w:t xml:space="preserve">src-dacsrc</w:t>
+              <w:t xml:space="preserve">src-daccess-src</w:t>
             </w:r>
           </w:p>
         </w:tc>
@@ -12625,7 +12645,7 @@
               <w:rPr>
                 <w:rStyle w:val="VerbatimChar"/>
               </w:rPr>
-              <w:t xml:space="preserve">src-inssar</w:t>
+              <w:t xml:space="preserve">src-instru-sar</w:t>
             </w:r>
           </w:p>
         </w:tc>
@@ -12668,7 +12688,7 @@
               <w:rPr>
                 <w:rStyle w:val="VerbatimChar"/>
               </w:rPr>
-              <w:t xml:space="preserve">src-timsrc</w:t>
+              <w:t xml:space="preserve">src-time-src</w:t>
             </w:r>
           </w:p>
         </w:tc>
@@ -12813,7 +12833,7 @@
               <w:rPr>
                 <w:rStyle w:val="VerbatimChar"/>
               </w:rPr>
-              <w:t xml:space="preserve">src-prcpar</w:t>
+              <w:t xml:space="preserve">src-propar</w:t>
             </w:r>
           </w:p>
         </w:tc>
@@ -12856,7 +12876,7 @@
               <w:rPr>
                 <w:rStyle w:val="VerbatimChar"/>
               </w:rPr>
-              <w:t xml:space="preserve">src-imgatt</w:t>
+              <w:t xml:space="preserve">src-imgatt-sar</w:t>
             </w:r>
           </w:p>
         </w:tc>
@@ -12899,7 +12919,7 @@
               <w:rPr>
                 <w:rStyle w:val="VerbatimChar"/>
               </w:rPr>
-              <w:t xml:space="preserve">src-scasar</w:t>
+              <w:t xml:space="preserve">src-sencal-sar</w:t>
             </w:r>
           </w:p>
         </w:tc>
@@ -12950,7 +12970,7 @@
               <w:rPr>
                 <w:rStyle w:val="VerbatimChar"/>
               </w:rPr>
-              <w:t xml:space="preserve">src-prfind</w:t>
+              <w:t xml:space="preserve">src-perfind</w:t>
             </w:r>
           </w:p>
         </w:tc>
@@ -12993,7 +13013,7 @@
               <w:rPr>
                 <w:rStyle w:val="VerbatimChar"/>
               </w:rPr>
-              <w:t xml:space="preserve">src-polcal</w:t>
+              <w:t xml:space="preserve">src-polcalm</w:t>
             </w:r>
           </w:p>
         </w:tc>
@@ -13044,7 +13064,7 @@
               <w:rPr>
                 <w:rStyle w:val="VerbatimChar"/>
               </w:rPr>
-              <w:t xml:space="preserve">src-mfrang</w:t>
+              <w:t xml:space="preserve">src-farotan</w:t>
             </w:r>
           </w:p>
         </w:tc>
@@ -13136,8 +13156,8 @@
         </w:tc>
       </w:tr>
     </w:tbl>
-    <w:bookmarkEnd w:id="251"/>
-    <w:bookmarkStart w:id="252" w:name="product-metadata"/>
+    <w:bookmarkEnd w:id="250"/>
+    <w:bookmarkStart w:id="251" w:name="product-metadata"/>
     <w:p>
       <w:pPr>
         <w:pStyle w:val="berschrift3"/>
@@ -13221,7 +13241,7 @@
               <w:rPr>
                 <w:rStyle w:val="VerbatimChar"/>
               </w:rPr>
-              <w:t xml:space="preserve">prd-dacprd</w:t>
+              <w:t xml:space="preserve">prd-daccess-prod</w:t>
             </w:r>
           </w:p>
         </w:tc>
@@ -13264,7 +13284,7 @@
               <w:rPr>
                 <w:rStyle w:val="VerbatimChar"/>
               </w:rPr>
-              <w:t xml:space="preserve">prd-auxdat</w:t>
+              <w:t xml:space="preserve">prd-auxdat-sar</w:t>
             </w:r>
           </w:p>
         </w:tc>
@@ -13315,7 +13335,7 @@
               <w:rPr>
                 <w:rStyle w:val="VerbatimChar"/>
               </w:rPr>
-              <w:t xml:space="preserve">prd-smpspc</w:t>
+              <w:t xml:space="preserve">prd-samspa</w:t>
             </w:r>
           </w:p>
         </w:tc>
@@ -13468,7 +13488,7 @@
               <w:rPr>
                 <w:rStyle w:val="VerbatimChar"/>
               </w:rPr>
-              <w:t xml:space="preserve">prd-spkpol</w:t>
+              <w:t xml:space="preserve">prd-spekfil-pol</w:t>
             </w:r>
           </w:p>
         </w:tc>
@@ -13519,7 +13539,7 @@
               <w:rPr>
                 <w:rStyle w:val="VerbatimChar"/>
               </w:rPr>
-              <w:t xml:space="preserve">prd-geobx</w:t>
+              <w:t xml:space="preserve">prd-geobbox</w:t>
             </w:r>
           </w:p>
         </w:tc>
@@ -13570,7 +13590,7 @@
               <w:rPr>
                 <w:rStyle w:val="VerbatimChar"/>
               </w:rPr>
-              <w:t xml:space="preserve">prd-geoare</w:t>
+              <w:t xml:space="preserve">prd-geoarea-sar</w:t>
             </w:r>
           </w:p>
         </w:tc>
@@ -13621,7 +13641,7 @@
               <w:rPr>
                 <w:rStyle w:val="VerbatimChar"/>
               </w:rPr>
-              <w:t xml:space="preserve">prd-imgsiz</w:t>
+              <w:t xml:space="preserve">prd-imgsize</w:t>
             </w:r>
           </w:p>
         </w:tc>
@@ -13672,7 +13692,7 @@
               <w:rPr>
                 <w:rStyle w:val="VerbatimChar"/>
               </w:rPr>
-              <w:t xml:space="preserve">prd-pxconv</w:t>
+              <w:t xml:space="preserve">prd-pixcoco</w:t>
             </w:r>
           </w:p>
         </w:tc>
@@ -13723,7 +13743,7 @@
               <w:rPr>
                 <w:rStyle w:val="VerbatimChar"/>
               </w:rPr>
-              <w:t xml:space="preserve">prd-crs</w:t>
+              <w:t xml:space="preserve">prd-crs-sar</w:t>
             </w:r>
           </w:p>
         </w:tc>
@@ -13774,7 +13794,7 @@
               <w:rPr>
                 <w:rStyle w:val="VerbatimChar"/>
               </w:rPr>
-              <w:t xml:space="preserve">prd-orbnrp</w:t>
+              <w:t xml:space="preserve">prd-reorbit-nrb-pol</w:t>
             </w:r>
           </w:p>
         </w:tc>
@@ -13815,8 +13835,8 @@
         </w:tc>
       </w:tr>
     </w:tbl>
-    <w:bookmarkEnd w:id="252"/>
-    <w:bookmarkStart w:id="253" w:name="per-pixel-metadata"/>
+    <w:bookmarkEnd w:id="251"/>
+    <w:bookmarkStart w:id="252" w:name="per-pixel-metadata"/>
     <w:p>
       <w:pPr>
         <w:pStyle w:val="berschrift3"/>
@@ -13899,7 +13919,7 @@
               <w:rPr>
                 <w:rStyle w:val="VerbatimChar"/>
               </w:rPr>
-              <w:t xml:space="preserve">pxl-cldopt</w:t>
+              <w:t xml:space="preserve">pxl-cngform</w:t>
             </w:r>
           </w:p>
         </w:tc>
@@ -13950,7 +13970,7 @@
               <w:rPr>
                 <w:rStyle w:val="VerbatimChar"/>
               </w:rPr>
-              <w:t xml:space="preserve">pxl-mrdsar</w:t>
+              <w:t xml:space="preserve">pxl-memare-sar</w:t>
             </w:r>
           </w:p>
         </w:tc>
@@ -13993,7 +14013,7 @@
               <w:rPr>
                 <w:rStyle w:val="VerbatimChar"/>
               </w:rPr>
-              <w:t xml:space="preserve">pxl-ppmask</w:t>
+              <w:t xml:space="preserve">pxl-damaski</w:t>
             </w:r>
           </w:p>
         </w:tc>
@@ -14036,7 +14056,7 @@
               <w:rPr>
                 <w:rStyle w:val="VerbatimChar"/>
               </w:rPr>
-              <w:t xml:space="preserve">pxl-ppscta</w:t>
+              <w:t xml:space="preserve">pxl-piscata</w:t>
             </w:r>
           </w:p>
         </w:tc>
@@ -14087,7 +14107,7 @@
               <w:rPr>
                 <w:rStyle w:val="VerbatimChar"/>
               </w:rPr>
-              <w:t xml:space="preserve">pxl-pplia</w:t>
+              <w:t xml:space="preserve">pxl-ploinca</w:t>
             </w:r>
           </w:p>
         </w:tc>
@@ -14138,7 +14158,7 @@
               <w:rPr>
                 <w:rStyle w:val="VerbatimChar"/>
               </w:rPr>
-              <w:t xml:space="preserve">pxl-ppelia</w:t>
+              <w:t xml:space="preserve">pxl-pelinca</w:t>
             </w:r>
           </w:p>
         </w:tc>
@@ -14189,7 +14209,7 @@
               <w:rPr>
                 <w:rStyle w:val="VerbatimChar"/>
               </w:rPr>
-              <w:t xml:space="preserve">pxl-ppnspw</w:t>
+              <w:t xml:space="preserve">pxl-pinopow</w:t>
             </w:r>
           </w:p>
         </w:tc>
@@ -14240,7 +14260,7 @@
               <w:rPr>
                 <w:rStyle w:val="VerbatimChar"/>
               </w:rPr>
-              <w:t xml:space="preserve">pxl-ppgmsg</w:t>
+              <w:t xml:space="preserve">pxl-gasiri</w:t>
             </w:r>
           </w:p>
         </w:tc>
@@ -14291,7 +14311,7 @@
               <w:rPr>
                 <w:rStyle w:val="VerbatimChar"/>
               </w:rPr>
-              <w:t xml:space="preserve">pxl-ppacqd</w:t>
+              <w:t xml:space="preserve">pxl-pacqid</w:t>
             </w:r>
           </w:p>
         </w:tc>
@@ -14334,7 +14354,7 @@
               <w:rPr>
                 <w:rStyle w:val="VerbatimChar"/>
               </w:rPr>
-              <w:t xml:space="preserve">pxl-ppdem</w:t>
+              <w:t xml:space="preserve">pxl-pidem</w:t>
             </w:r>
           </w:p>
         </w:tc>
@@ -14375,8 +14395,8 @@
         </w:tc>
       </w:tr>
     </w:tbl>
-    <w:bookmarkEnd w:id="253"/>
-    <w:bookmarkStart w:id="254" w:name="radiometrically-corrected-measurements"/>
+    <w:bookmarkEnd w:id="252"/>
+    <w:bookmarkStart w:id="253" w:name="radiometrically-corrected-measurements"/>
     <w:p>
       <w:pPr>
         <w:pStyle w:val="berschrift3"/>
@@ -14460,7 +14480,7 @@
               <w:rPr>
                 <w:rStyle w:val="VerbatimChar"/>
               </w:rPr>
-              <w:t xml:space="preserve">rcm-cldopt</w:t>
+              <w:t xml:space="preserve">rcm-cngform</w:t>
             </w:r>
           </w:p>
         </w:tc>
@@ -14511,7 +14531,7 @@
               <w:rPr>
                 <w:rStyle w:val="VerbatimChar"/>
               </w:rPr>
-              <w:t xml:space="preserve">rcm-bspol</w:t>
+              <w:t xml:space="preserve">rcm-backsca-pol</w:t>
             </w:r>
           </w:p>
         </w:tc>
@@ -14562,7 +14582,7 @@
               <w:rPr>
                 <w:rStyle w:val="VerbatimChar"/>
               </w:rPr>
-              <w:t xml:space="preserve">rcm-sclcnv</w:t>
+              <w:t xml:space="preserve">rcm-scaconv</w:t>
             </w:r>
           </w:p>
         </w:tc>
@@ -14605,7 +14625,7 @@
               <w:rPr>
                 <w:rStyle w:val="VerbatimChar"/>
               </w:rPr>
-              <w:t xml:space="preserve">rcm-nzrmvl</w:t>
+              <w:t xml:space="preserve">rcm-noiser</w:t>
             </w:r>
           </w:p>
         </w:tc>
@@ -14656,7 +14676,7 @@
               <w:rPr>
                 <w:rStyle w:val="VerbatimChar"/>
               </w:rPr>
-              <w:t xml:space="preserve">rcm-rtalgo</w:t>
+              <w:t xml:space="preserve">rcm-radtalg</w:t>
             </w:r>
           </w:p>
         </w:tc>
@@ -14707,7 +14727,7 @@
               <w:rPr>
                 <w:rStyle w:val="VerbatimChar"/>
               </w:rPr>
-              <w:t xml:space="preserve">rcm-rmasar</w:t>
+              <w:t xml:space="preserve">rcm-radacc-sar</w:t>
             </w:r>
           </w:p>
         </w:tc>
@@ -14758,7 +14778,7 @@
               <w:rPr>
                 <w:rStyle w:val="VerbatimChar"/>
               </w:rPr>
-              <w:t xml:space="preserve">rcm-fltphs</w:t>
+              <w:t xml:space="preserve">rcm-flapha</w:t>
             </w:r>
           </w:p>
         </w:tc>
@@ -14799,8 +14819,8 @@
         </w:tc>
       </w:tr>
     </w:tbl>
-    <w:bookmarkEnd w:id="254"/>
-    <w:bookmarkStart w:id="255" w:name="geometric-corrections"/>
+    <w:bookmarkEnd w:id="253"/>
+    <w:bookmarkStart w:id="254" w:name="geometric-corrections"/>
     <w:p>
       <w:pPr>
         <w:pStyle w:val="berschrift3"/>
@@ -14883,7 +14903,7 @@
               <w:rPr>
                 <w:rStyle w:val="VerbatimChar"/>
               </w:rPr>
-              <w:t xml:space="preserve">gcor-gmcalg</w:t>
+              <w:t xml:space="preserve">gcor-geocalg</w:t>
             </w:r>
           </w:p>
         </w:tc>
@@ -14934,7 +14954,7 @@
               <w:rPr>
                 <w:rStyle w:val="VerbatimChar"/>
               </w:rPr>
-              <w:t xml:space="preserve">gcor-cordem</w:t>
+              <w:t xml:space="preserve">gcor-cdem</w:t>
             </w:r>
           </w:p>
         </w:tc>
@@ -14977,7 +14997,7 @@
               <w:rPr>
                 <w:rStyle w:val="VerbatimChar"/>
               </w:rPr>
-              <w:t xml:space="preserve">gcor-geoacr</w:t>
+              <w:t xml:space="preserve">gcor-geomacc-sar</w:t>
             </w:r>
           </w:p>
         </w:tc>
@@ -15020,7 +15040,7 @@
               <w:rPr>
                 <w:rStyle w:val="VerbatimChar"/>
               </w:rPr>
-              <w:t xml:space="preserve">gcor-georfa</w:t>
+              <w:t xml:space="preserve">gcor-georacc</w:t>
             </w:r>
           </w:p>
         </w:tc>
@@ -15071,7 +15091,7 @@
               <w:rPr>
                 <w:rStyle w:val="VerbatimChar"/>
               </w:rPr>
-              <w:t xml:space="preserve">gcor-gridcv</w:t>
+              <w:t xml:space="preserve">gcor-gridconv</w:t>
             </w:r>
           </w:p>
         </w:tc>
@@ -15109,9 +15129,9 @@
         <w:br w:type="page"/>
       </w:r>
     </w:p>
+    <w:bookmarkEnd w:id="254"/>
     <w:bookmarkEnd w:id="255"/>
-    <w:bookmarkEnd w:id="256"/>
-    <w:bookmarkStart w:id="261" w:name="introduction"/>
+    <w:bookmarkStart w:id="260" w:name="introduction"/>
     <w:p>
       <w:pPr>
         <w:pStyle w:val="berschrift2"/>
@@ -15140,7 +15160,7 @@
         <w:t xml:space="preserve">This Guidance material does not replace or override the specifications.</w:t>
       </w:r>
     </w:p>
-    <w:bookmarkStart w:id="257" w:name="sec:intro-what-are-ceos-ard-products"/>
+    <w:bookmarkStart w:id="256" w:name="sec:intro-what-are-ceos-ard-products"/>
     <w:p>
       <w:pPr>
         <w:pStyle w:val="berschrift3"/>
@@ -15199,8 +15219,8 @@
         <w:t xml:space="preserve">for other types of satellite products.</w:t>
       </w:r>
     </w:p>
-    <w:bookmarkEnd w:id="257"/>
-    <w:bookmarkStart w:id="259" w:name="sec:intro-when-is-a-product-ceos-ard"/>
+    <w:bookmarkEnd w:id="256"/>
+    <w:bookmarkStart w:id="258" w:name="sec:intro-when-is-a-product-ceos-ard"/>
     <w:p>
       <w:pPr>
         <w:pStyle w:val="berschrift3"/>
@@ -15251,7 +15271,7 @@
       <w:r>
         <w:t xml:space="preserve"> </w:t>
       </w:r>
-      <w:hyperlink r:id="rId258">
+      <w:hyperlink r:id="rId257">
         <w:r>
           <w:rPr>
             <w:rStyle w:val="Hyperlink"/>
@@ -15271,8 +15291,8 @@
         <w:t xml:space="preserve">A product can continue to use CEOS-ARD branding as long as its generation and distribution remain consistent with the peer-reviewed assessment.</w:t>
       </w:r>
     </w:p>
-    <w:bookmarkEnd w:id="259"/>
-    <w:bookmarkStart w:id="260" w:name="sec:intro-difference-threshold-goal"/>
+    <w:bookmarkEnd w:id="258"/>
+    <w:bookmarkStart w:id="259" w:name="sec:intro-difference-threshold-goal"/>
     <w:p>
       <w:pPr>
         <w:pStyle w:val="berschrift3"/>
@@ -15475,9 +15495,9 @@
         <w:br w:type="page"/>
       </w:r>
     </w:p>
+    <w:bookmarkEnd w:id="259"/>
     <w:bookmarkEnd w:id="260"/>
-    <w:bookmarkEnd w:id="261"/>
-    <w:bookmarkStart w:id="289" w:name="references"/>
+    <w:bookmarkStart w:id="288" w:name="references"/>
     <w:p>
       <w:pPr>
         <w:pStyle w:val="berschrift2"/>
@@ -15486,8 +15506,8 @@
         <w:t xml:space="preserve">References</w:t>
       </w:r>
     </w:p>
-    <w:bookmarkStart w:id="288" w:name="refs"/>
-    <w:bookmarkStart w:id="263" w:name="ref-cameron1996"/>
+    <w:bookmarkStart w:id="287" w:name="refs"/>
+    <w:bookmarkStart w:id="262" w:name="ref-cameron1996"/>
     <w:p>
       <w:pPr>
         <w:pStyle w:val="Literaturverzeichnis"/>
@@ -15520,7 +15540,7 @@
       <w:r>
         <w:t xml:space="preserve"> </w:t>
       </w:r>
-      <w:hyperlink r:id="rId262">
+      <w:hyperlink r:id="rId261">
         <w:r>
           <w:rPr>
             <w:rStyle w:val="Hyperlink"/>
@@ -15532,8 +15552,8 @@
         <w:t xml:space="preserve">.</w:t>
       </w:r>
     </w:p>
-    <w:bookmarkEnd w:id="263"/>
-    <w:bookmarkStart w:id="265" w:name="ref-cloude1996"/>
+    <w:bookmarkEnd w:id="262"/>
+    <w:bookmarkStart w:id="264" w:name="ref-cloude1996"/>
     <w:p>
       <w:pPr>
         <w:pStyle w:val="Literaturverzeichnis"/>
@@ -15566,7 +15586,7 @@
       <w:r>
         <w:t xml:space="preserve"> </w:t>
       </w:r>
-      <w:hyperlink r:id="rId264">
+      <w:hyperlink r:id="rId263">
         <w:r>
           <w:rPr>
             <w:rStyle w:val="Hyperlink"/>
@@ -15578,8 +15598,8 @@
         <w:t xml:space="preserve">.</w:t>
       </w:r>
     </w:p>
-    <w:bookmarkEnd w:id="265"/>
-    <w:bookmarkStart w:id="267" w:name="ref-freeman1998"/>
+    <w:bookmarkEnd w:id="264"/>
+    <w:bookmarkStart w:id="266" w:name="ref-freeman1998"/>
     <w:p>
       <w:pPr>
         <w:pStyle w:val="Literaturverzeichnis"/>
@@ -15612,7 +15632,7 @@
       <w:r>
         <w:t xml:space="preserve"> </w:t>
       </w:r>
-      <w:hyperlink r:id="rId266">
+      <w:hyperlink r:id="rId265">
         <w:r>
           <w:rPr>
             <w:rStyle w:val="Hyperlink"/>
@@ -15624,8 +15644,8 @@
         <w:t xml:space="preserve">.</w:t>
       </w:r>
     </w:p>
-    <w:bookmarkEnd w:id="267"/>
-    <w:bookmarkStart w:id="269" w:name="ref-gens2013"/>
+    <w:bookmarkEnd w:id="266"/>
+    <w:bookmarkStart w:id="268" w:name="ref-gens2013"/>
     <w:p>
       <w:pPr>
         <w:pStyle w:val="Literaturverzeichnis"/>
@@ -15658,7 +15678,7 @@
       <w:r>
         <w:t xml:space="preserve"> </w:t>
       </w:r>
-      <w:hyperlink r:id="rId268">
+      <w:hyperlink r:id="rId267">
         <w:r>
           <w:rPr>
             <w:rStyle w:val="Hyperlink"/>
@@ -15670,36 +15690,36 @@
         <w:t xml:space="preserve">.</w:t>
       </w:r>
     </w:p>
+    <w:bookmarkEnd w:id="268"/>
+    <w:bookmarkStart w:id="269" w:name="ref-iso19115_2_2009"/>
+    <w:p>
+      <w:pPr>
+        <w:pStyle w:val="Literaturverzeichnis"/>
+      </w:pPr>
+      <w:r>
+        <w:t xml:space="preserve">International Organization for Standardization. 2009.</w:t>
+      </w:r>
+      <w:r>
+        <w:t xml:space="preserve"> </w:t>
+      </w:r>
+      <w:r>
+        <w:t xml:space="preserve">“</w:t>
+      </w:r>
+      <w:r>
+        <w:t xml:space="preserve">Geographic information — Metadata — Part 2: Extensions for imagery and gridded data</w:t>
+      </w:r>
+      <w:r>
+        <w:t xml:space="preserve">.”</w:t>
+      </w:r>
+      <w:r>
+        <w:t xml:space="preserve"> </w:t>
+      </w:r>
+      <w:r>
+        <w:t xml:space="preserve">Standard. Geneva, CH: International Organization for Standardization.</w:t>
+      </w:r>
+    </w:p>
     <w:bookmarkEnd w:id="269"/>
-    <w:bookmarkStart w:id="270" w:name="ref-iso19115_2_2009"/>
-    <w:p>
-      <w:pPr>
-        <w:pStyle w:val="Literaturverzeichnis"/>
-      </w:pPr>
-      <w:r>
-        <w:t xml:space="preserve">International Organization for Standardization. 2009.</w:t>
-      </w:r>
-      <w:r>
-        <w:t xml:space="preserve"> </w:t>
-      </w:r>
-      <w:r>
-        <w:t xml:space="preserve">“</w:t>
-      </w:r>
-      <w:r>
-        <w:t xml:space="preserve">Geographic information — Metadata — Part 2: Extensions for imagery and gridded data</w:t>
-      </w:r>
-      <w:r>
-        <w:t xml:space="preserve">.”</w:t>
-      </w:r>
-      <w:r>
-        <w:t xml:space="preserve"> </w:t>
-      </w:r>
-      <w:r>
-        <w:t xml:space="preserve">Standard. Geneva, CH: International Organization for Standardization.</w:t>
-      </w:r>
-    </w:p>
-    <w:bookmarkEnd w:id="270"/>
-    <w:bookmarkStart w:id="271" w:name="ref-krogager1993"/>
+    <w:bookmarkStart w:id="270" w:name="ref-krogager1993"/>
     <w:p>
       <w:pPr>
         <w:pStyle w:val="Literaturverzeichnis"/>
@@ -15721,8 +15741,8 @@
         <w:t xml:space="preserve">. Danish Defence Research Establishment.</w:t>
       </w:r>
     </w:p>
-    <w:bookmarkEnd w:id="271"/>
-    <w:bookmarkStart w:id="273" w:name="ref-lee2009"/>
+    <w:bookmarkEnd w:id="270"/>
+    <w:bookmarkStart w:id="272" w:name="ref-lee2009"/>
     <w:p>
       <w:pPr>
         <w:pStyle w:val="Literaturverzeichnis"/>
@@ -15755,7 +15775,7 @@
       <w:r>
         <w:t xml:space="preserve"> </w:t>
       </w:r>
-      <w:hyperlink r:id="rId272">
+      <w:hyperlink r:id="rId271">
         <w:r>
           <w:rPr>
             <w:rStyle w:val="Hyperlink"/>
@@ -15767,8 +15787,8 @@
         <w:t xml:space="preserve">.</w:t>
       </w:r>
     </w:p>
-    <w:bookmarkEnd w:id="273"/>
-    <w:bookmarkStart w:id="275" w:name="ref-raney2012"/>
+    <w:bookmarkEnd w:id="272"/>
+    <w:bookmarkStart w:id="274" w:name="ref-raney2012"/>
     <w:p>
       <w:pPr>
         <w:pStyle w:val="Literaturverzeichnis"/>
@@ -15801,7 +15821,7 @@
       <w:r>
         <w:t xml:space="preserve"> </w:t>
       </w:r>
-      <w:hyperlink r:id="rId274">
+      <w:hyperlink r:id="rId273">
         <w:r>
           <w:rPr>
             <w:rStyle w:val="Hyperlink"/>
@@ -15813,8 +15833,8 @@
         <w:t xml:space="preserve">.</w:t>
       </w:r>
     </w:p>
-    <w:bookmarkEnd w:id="275"/>
-    <w:bookmarkStart w:id="277" w:name="ref-shiroma2022"/>
+    <w:bookmarkEnd w:id="274"/>
+    <w:bookmarkStart w:id="276" w:name="ref-shiroma2022"/>
     <w:p>
       <w:pPr>
         <w:pStyle w:val="Literaturverzeichnis"/>
@@ -15847,7 +15867,7 @@
       <w:r>
         <w:t xml:space="preserve"> </w:t>
       </w:r>
-      <w:hyperlink r:id="rId276">
+      <w:hyperlink r:id="rId275">
         <w:r>
           <w:rPr>
             <w:rStyle w:val="Hyperlink"/>
@@ -15859,8 +15879,8 @@
         <w:t xml:space="preserve">.</w:t>
       </w:r>
     </w:p>
-    <w:bookmarkEnd w:id="277"/>
-    <w:bookmarkStart w:id="279" w:name="ref-small2011"/>
+    <w:bookmarkEnd w:id="276"/>
+    <w:bookmarkStart w:id="278" w:name="ref-small2011"/>
     <w:p>
       <w:pPr>
         <w:pStyle w:val="Literaturverzeichnis"/>
@@ -15893,7 +15913,7 @@
       <w:r>
         <w:t xml:space="preserve"> </w:t>
       </w:r>
-      <w:hyperlink r:id="rId278">
+      <w:hyperlink r:id="rId277">
         <w:r>
           <w:rPr>
             <w:rStyle w:val="Hyperlink"/>
@@ -15905,8 +15925,8 @@
         <w:t xml:space="preserve">.</w:t>
       </w:r>
     </w:p>
-    <w:bookmarkEnd w:id="279"/>
-    <w:bookmarkStart w:id="281" w:name="ref-toutin2013"/>
+    <w:bookmarkEnd w:id="278"/>
+    <w:bookmarkStart w:id="280" w:name="ref-toutin2013"/>
     <w:p>
       <w:pPr>
         <w:pStyle w:val="Literaturverzeichnis"/>
@@ -15939,7 +15959,7 @@
       <w:r>
         <w:t xml:space="preserve"> </w:t>
       </w:r>
-      <w:hyperlink r:id="rId280">
+      <w:hyperlink r:id="rId279">
         <w:r>
           <w:rPr>
             <w:rStyle w:val="Hyperlink"/>
@@ -15951,8 +15971,8 @@
         <w:t xml:space="preserve">.</w:t>
       </w:r>
     </w:p>
-    <w:bookmarkEnd w:id="281"/>
-    <w:bookmarkStart w:id="283" w:name="ref-yamaguchi2011"/>
+    <w:bookmarkEnd w:id="280"/>
+    <w:bookmarkStart w:id="282" w:name="ref-yamaguchi2011"/>
     <w:p>
       <w:pPr>
         <w:pStyle w:val="Literaturverzeichnis"/>
@@ -15985,7 +16005,7 @@
       <w:r>
         <w:t xml:space="preserve"> </w:t>
       </w:r>
-      <w:hyperlink r:id="rId282">
+      <w:hyperlink r:id="rId281">
         <w:r>
           <w:rPr>
             <w:rStyle w:val="Hyperlink"/>
@@ -15997,8 +16017,8 @@
         <w:t xml:space="preserve">.</w:t>
       </w:r>
     </w:p>
-    <w:bookmarkEnd w:id="283"/>
-    <w:bookmarkStart w:id="285" w:name="ref-zebker2017"/>
+    <w:bookmarkEnd w:id="282"/>
+    <w:bookmarkStart w:id="284" w:name="ref-zebker2017"/>
     <w:p>
       <w:pPr>
         <w:pStyle w:val="Literaturverzeichnis"/>
@@ -16031,7 +16051,7 @@
       <w:r>
         <w:t xml:space="preserve"> </w:t>
       </w:r>
-      <w:hyperlink r:id="rId284">
+      <w:hyperlink r:id="rId283">
         <w:r>
           <w:rPr>
             <w:rStyle w:val="Hyperlink"/>
@@ -16043,8 +16063,8 @@
         <w:t xml:space="preserve">.</w:t>
       </w:r>
     </w:p>
-    <w:bookmarkEnd w:id="285"/>
-    <w:bookmarkStart w:id="287" w:name="ref-zebker2010"/>
+    <w:bookmarkEnd w:id="284"/>
+    <w:bookmarkStart w:id="286" w:name="ref-zebker2010"/>
     <w:p>
       <w:pPr>
         <w:pStyle w:val="Literaturverzeichnis"/>
@@ -16077,7 +16097,7 @@
       <w:r>
         <w:t xml:space="preserve"> </w:t>
       </w:r>
-      <w:hyperlink r:id="rId286">
+      <w:hyperlink r:id="rId285">
         <w:r>
           <w:rPr>
             <w:rStyle w:val="Hyperlink"/>
@@ -16089,15 +16109,15 @@
         <w:t xml:space="preserve">.</w:t>
       </w:r>
     </w:p>
+    <w:bookmarkEnd w:id="286"/>
     <w:bookmarkEnd w:id="287"/>
+    <w:p>
+      <w:r>
+        <w:br w:type="page"/>
+      </w:r>
+    </w:p>
     <w:bookmarkEnd w:id="288"/>
-    <w:p>
-      <w:r>
-        <w:br w:type="page"/>
-      </w:r>
-    </w:p>
-    <w:bookmarkEnd w:id="289"/>
-    <w:bookmarkStart w:id="325" w:name="annexes"/>
+    <w:bookmarkStart w:id="324" w:name="annexes"/>
     <w:p>
       <w:pPr>
         <w:pStyle w:val="berschrift2"/>
@@ -16106,7 +16126,7 @@
         <w:t xml:space="preserve">Annexes</w:t>
       </w:r>
     </w:p>
-    <w:bookmarkStart w:id="291" w:name="sec:annex-sar-general-processing-roadmap"/>
+    <w:bookmarkStart w:id="290" w:name="sec:annex-sar-general-processing-roadmap"/>
     <w:p>
       <w:pPr>
         <w:pStyle w:val="berschrift3"/>
@@ -16378,7 +16398,7 @@
         <w:t xml:space="preserve">lists possible sequential steps and existing software tools (e.g., Gamma software (GAMMA, 2018)) and scripting tasks that can be used to form the CEOS-ARD SAR processing roadmap.</w:t>
       </w:r>
     </w:p>
-    <w:bookmarkStart w:id="290" w:name="tbl:sar-general-processing-roadmap-tbl1"/>
+    <w:bookmarkStart w:id="289" w:name="tbl:sar-general-processing-roadmap-tbl1"/>
     <w:p>
       <w:pPr>
         <w:pStyle w:val="TableCaption"/>
@@ -16621,9 +16641,9 @@
         </w:tc>
       </w:tr>
     </w:tbl>
+    <w:bookmarkEnd w:id="289"/>
     <w:bookmarkEnd w:id="290"/>
-    <w:bookmarkEnd w:id="291"/>
-    <w:bookmarkStart w:id="303" w:name="sec:annex-sar-topographic-phase-removal"/>
+    <w:bookmarkStart w:id="302" w:name="sec:annex-sar-topographic-phase-removal"/>
     <w:p>
       <w:pPr>
         <w:pStyle w:val="berschrift3"/>
@@ -16884,7 +16904,7 @@
       <w:pPr>
         <w:pStyle w:val="Textkrper"/>
       </w:pPr>
-      <w:bookmarkStart w:id="292" w:name="eq:sar-topographic-phase-removal-eq1"/>
+      <w:bookmarkStart w:id="291" w:name="eq:sar-topographic-phase-removal-eq1"/>
       <m:oMathPara>
         <m:oMathParaPr>
           <m:jc m:val="center"/>
@@ -17061,7 +17081,7 @@
           </m:d>
         </m:oMath>
       </m:oMathPara>
-      <w:bookmarkEnd w:id="292"/>
+      <w:bookmarkEnd w:id="291"/>
     </w:p>
     <w:p>
       <w:pPr>
@@ -17075,7 +17095,7 @@
       <w:pPr>
         <w:pStyle w:val="Textkrper"/>
       </w:pPr>
-      <w:bookmarkStart w:id="293" w:name="eq:sar-topographic-phase-removal-eq2"/>
+      <w:bookmarkStart w:id="292" w:name="eq:sar-topographic-phase-removal-eq2"/>
       <m:oMathPara>
         <m:oMathParaPr>
           <m:jc m:val="center"/>
@@ -17224,7 +17244,7 @@
           </m:d>
         </m:oMath>
       </m:oMathPara>
-      <w:bookmarkEnd w:id="293"/>
+      <w:bookmarkEnd w:id="292"/>
     </w:p>
     <w:p>
       <w:pPr>
@@ -17476,7 +17496,7 @@
       <w:pPr>
         <w:pStyle w:val="Textkrper"/>
       </w:pPr>
-      <w:bookmarkStart w:id="294" w:name="eq:sar-topographic-phase-removal-eq3"/>
+      <w:bookmarkStart w:id="293" w:name="eq:sar-topographic-phase-removal-eq3"/>
       <m:oMathPara>
         <m:oMathParaPr>
           <m:jc m:val="center"/>
@@ -17616,7 +17636,7 @@
           </m:d>
         </m:oMath>
       </m:oMathPara>
-      <w:bookmarkEnd w:id="294"/>
+      <w:bookmarkEnd w:id="293"/>
     </w:p>
     <w:p>
       <w:pPr>
@@ -17878,7 +17898,7 @@
       <w:pPr>
         <w:pStyle w:val="Textkrper"/>
       </w:pPr>
-      <w:bookmarkStart w:id="295" w:name="eq:sar-topographic-phase-removal-eq4"/>
+      <w:bookmarkStart w:id="294" w:name="eq:sar-topographic-phase-removal-eq4"/>
       <m:oMathPara>
         <m:oMathParaPr>
           <m:jc m:val="center"/>
@@ -18128,13 +18148,13 @@
           </m:d>
         </m:oMath>
       </m:oMathPara>
-      <w:bookmarkEnd w:id="295"/>
+      <w:bookmarkEnd w:id="294"/>
     </w:p>
     <w:p>
       <w:pPr>
         <w:pStyle w:val="FirstParagraph"/>
       </w:pPr>
-      <w:bookmarkStart w:id="296" w:name="eq:sar-topographic-phase-removal-eq5"/>
+      <w:bookmarkStart w:id="295" w:name="eq:sar-topographic-phase-removal-eq5"/>
       <m:oMathPara>
         <m:oMathParaPr>
           <m:jc m:val="center"/>
@@ -18384,7 +18404,7 @@
           </m:d>
         </m:oMath>
       </m:oMathPara>
-      <w:bookmarkEnd w:id="296"/>
+      <w:bookmarkEnd w:id="295"/>
     </w:p>
     <w:p>
       <w:pPr>
@@ -18398,7 +18418,7 @@
       <w:pPr>
         <w:pStyle w:val="Textkrper"/>
       </w:pPr>
-      <w:bookmarkStart w:id="297" w:name="eq:sar-topographic-phase-removal-eq6"/>
+      <w:bookmarkStart w:id="296" w:name="eq:sar-topographic-phase-removal-eq6"/>
       <m:oMathPara>
         <m:oMathParaPr>
           <m:jc m:val="center"/>
@@ -18560,7 +18580,7 @@
           </m:d>
         </m:oMath>
       </m:oMathPara>
-      <w:bookmarkEnd w:id="297"/>
+      <w:bookmarkEnd w:id="296"/>
     </w:p>
     <w:p>
       <w:pPr>
@@ -18585,7 +18605,7 @@
       <w:pPr>
         <w:pStyle w:val="Textkrper"/>
       </w:pPr>
-      <w:bookmarkStart w:id="298" w:name="eq:sar-topographic-phase-removal-eq7"/>
+      <w:bookmarkStart w:id="297" w:name="eq:sar-topographic-phase-removal-eq7"/>
       <m:oMathPara>
         <m:oMathParaPr>
           <m:jc m:val="center"/>
@@ -18899,13 +18919,13 @@
           </m:d>
         </m:oMath>
       </m:oMathPara>
-      <w:bookmarkEnd w:id="298"/>
+      <w:bookmarkEnd w:id="297"/>
     </w:p>
     <w:p>
       <w:pPr>
         <w:pStyle w:val="FirstParagraph"/>
       </w:pPr>
-      <w:bookmarkStart w:id="299" w:name="eq:sar-topographic-phase-removal-eq8"/>
+      <w:bookmarkStart w:id="298" w:name="eq:sar-topographic-phase-removal-eq8"/>
       <m:oMathPara>
         <m:oMathParaPr>
           <m:jc m:val="center"/>
@@ -19155,13 +19175,13 @@
           </m:d>
         </m:oMath>
       </m:oMathPara>
-      <w:bookmarkEnd w:id="299"/>
+      <w:bookmarkEnd w:id="298"/>
     </w:p>
     <w:p>
       <w:pPr>
         <w:pStyle w:val="FirstParagraph"/>
       </w:pPr>
-      <w:bookmarkStart w:id="300" w:name="eq:sar-topographic-phase-removal-eq9"/>
+      <w:bookmarkStart w:id="299" w:name="eq:sar-topographic-phase-removal-eq9"/>
       <m:oMathPara>
         <m:oMathParaPr>
           <m:jc m:val="center"/>
@@ -19334,7 +19354,7 @@
           </m:d>
         </m:oMath>
       </m:oMathPara>
-      <w:bookmarkEnd w:id="300"/>
+      <w:bookmarkEnd w:id="299"/>
     </w:p>
     <w:p>
       <w:pPr>
@@ -19420,7 +19440,7 @@
       <w:pPr>
         <w:pStyle w:val="Textkrper"/>
       </w:pPr>
-      <w:bookmarkStart w:id="301" w:name="eq:sar-topographic-phase-removal-eq10"/>
+      <w:bookmarkStart w:id="300" w:name="eq:sar-topographic-phase-removal-eq10"/>
       <m:oMathPara>
         <m:oMathParaPr>
           <m:jc m:val="center"/>
@@ -19676,7 +19696,7 @@
           </m:d>
         </m:oMath>
       </m:oMathPara>
-      <w:bookmarkEnd w:id="301"/>
+      <w:bookmarkEnd w:id="300"/>
     </w:p>
     <w:p>
       <w:pPr>
@@ -19690,7 +19710,7 @@
       <w:pPr>
         <w:pStyle w:val="Textkrper"/>
       </w:pPr>
-      <w:bookmarkStart w:id="302" w:name="eq:sar-topographic-phase-removal-eq11"/>
+      <w:bookmarkStart w:id="301" w:name="eq:sar-topographic-phase-removal-eq11"/>
       <m:oMathPara>
         <m:oMathParaPr>
           <m:jc m:val="center"/>
@@ -19856,10 +19876,10 @@
           </m:d>
         </m:oMath>
       </m:oMathPara>
-      <w:bookmarkEnd w:id="302"/>
-    </w:p>
-    <w:bookmarkEnd w:id="303"/>
-    <w:bookmarkStart w:id="310" w:name="sec:annex-sar-pol-covmat"/>
+      <w:bookmarkEnd w:id="301"/>
+    </w:p>
+    <w:bookmarkEnd w:id="302"/>
+    <w:bookmarkStart w:id="309" w:name="sec:annex-sar-pol-covmat"/>
     <w:p>
       <w:pPr>
         <w:pStyle w:val="berschrift3"/>
@@ -19920,7 +19940,7 @@
       <w:pPr>
         <w:pStyle w:val="Textkrper"/>
       </w:pPr>
-      <w:bookmarkStart w:id="304" w:name="eq:sar-pol-covmat-eq1"/>
+      <w:bookmarkStart w:id="303" w:name="eq:sar-pol-covmat-eq1"/>
       <m:oMathPara>
         <m:oMathParaPr>
           <m:jc m:val="center"/>
@@ -20402,7 +20422,7 @@
           </m:d>
         </m:oMath>
       </m:oMathPara>
-      <w:bookmarkEnd w:id="304"/>
+      <w:bookmarkEnd w:id="303"/>
     </w:p>
     <w:p>
       <w:pPr>
@@ -20428,7 +20448,7 @@
       <w:pPr>
         <w:pStyle w:val="Textkrper"/>
       </w:pPr>
-      <w:bookmarkStart w:id="305" w:name="eq:sar-pol-covmat-eq2"/>
+      <w:bookmarkStart w:id="304" w:name="eq:sar-pol-covmat-eq2"/>
       <m:oMathPara>
         <m:oMathParaPr>
           <m:jc m:val="center"/>
@@ -20650,13 +20670,13 @@
           </m:d>
         </m:oMath>
       </m:oMathPara>
-      <w:bookmarkEnd w:id="305"/>
+      <w:bookmarkEnd w:id="304"/>
     </w:p>
     <w:p>
       <w:pPr>
         <w:pStyle w:val="FirstParagraph"/>
       </w:pPr>
-      <w:bookmarkStart w:id="306" w:name="eq:sar-pol-covmat-eq3"/>
+      <w:bookmarkStart w:id="305" w:name="eq:sar-pol-covmat-eq3"/>
       <m:oMathPara>
         <m:oMathParaPr>
           <m:jc m:val="center"/>
@@ -20878,13 +20898,13 @@
           </m:d>
         </m:oMath>
       </m:oMathPara>
-      <w:bookmarkEnd w:id="306"/>
+      <w:bookmarkEnd w:id="305"/>
     </w:p>
     <w:p>
       <w:pPr>
         <w:pStyle w:val="FirstParagraph"/>
       </w:pPr>
-      <w:bookmarkStart w:id="307" w:name="eq:eq:sar-pol-covmat-eq4"/>
+      <w:bookmarkStart w:id="306" w:name="eq:eq:sar-pol-covmat-eq4"/>
       <m:oMathPara>
         <m:oMathParaPr>
           <m:jc m:val="center"/>
@@ -21106,7 +21126,7 @@
           </m:d>
         </m:oMath>
       </m:oMathPara>
-      <w:bookmarkEnd w:id="307"/>
+      <w:bookmarkEnd w:id="306"/>
     </w:p>
     <w:p>
       <w:pPr>
@@ -21233,7 +21253,7 @@
       <w:pPr>
         <w:pStyle w:val="Textkrper"/>
       </w:pPr>
-      <w:bookmarkStart w:id="308" w:name="eq:sar-pol-covmat-eq5"/>
+      <w:bookmarkStart w:id="307" w:name="eq:sar-pol-covmat-eq5"/>
       <m:oMathPara>
         <m:oMathParaPr>
           <m:jc m:val="center"/>
@@ -21765,7 +21785,7 @@
           </m:d>
         </m:oMath>
       </m:oMathPara>
-      <w:bookmarkEnd w:id="308"/>
+      <w:bookmarkEnd w:id="307"/>
     </w:p>
     <w:p>
       <w:pPr>
@@ -21790,7 +21810,7 @@
       <w:pPr>
         <w:pStyle w:val="Textkrper"/>
       </w:pPr>
-      <w:bookmarkStart w:id="309" w:name="eq:sar-pol-covmat-eq6"/>
+      <w:bookmarkStart w:id="308" w:name="eq:sar-pol-covmat-eq6"/>
       <m:oMathPara>
         <m:oMathParaPr>
           <m:jc m:val="center"/>
@@ -22069,10 +22089,10 @@
           </m:d>
         </m:oMath>
       </m:oMathPara>
-      <w:bookmarkEnd w:id="309"/>
-    </w:p>
-    <w:bookmarkEnd w:id="310"/>
-    <w:bookmarkStart w:id="315" w:name="sec:annex-sar-pol-prd"/>
+      <w:bookmarkEnd w:id="308"/>
+    </w:p>
+    <w:bookmarkEnd w:id="309"/>
+    <w:bookmarkStart w:id="314" w:name="sec:annex-sar-pol-prd"/>
     <w:p>
       <w:pPr>
         <w:pStyle w:val="berschrift3"/>
@@ -22089,7 +22109,7 @@
         <w:t xml:space="preserve">Different methodologies allow decomposition of coherent dual-polarization data or fully polarimetric data to meaningful components summarizing the scattering processing with the interacting media. Decomposition techniques are divided in two categories: Coherent and incoherent.</w:t>
       </w:r>
     </w:p>
-    <w:bookmarkStart w:id="312" w:name="coherent-decompositions"/>
+    <w:bookmarkStart w:id="311" w:name="coherent-decompositions"/>
     <w:p>
       <w:pPr>
         <w:pStyle w:val="berschrift4"/>
@@ -22471,7 +22491,7 @@
         <w:t xml:space="preserve">)</w:t>
       </w:r>
     </w:p>
-    <w:bookmarkStart w:id="311" w:name="tbl:sar-pol-prd-tbl1"/>
+    <w:bookmarkStart w:id="310" w:name="tbl:sar-pol-prd-tbl1"/>
     <w:p>
       <w:pPr>
         <w:pStyle w:val="TableCaption"/>
@@ -22755,9 +22775,9 @@
         </w:tc>
       </w:tr>
     </w:tbl>
+    <w:bookmarkEnd w:id="310"/>
     <w:bookmarkEnd w:id="311"/>
-    <w:bookmarkEnd w:id="312"/>
-    <w:bookmarkStart w:id="314" w:name="incoherent-decompositions"/>
+    <w:bookmarkStart w:id="313" w:name="incoherent-decompositions"/>
     <w:p>
       <w:pPr>
         <w:pStyle w:val="berschrift4"/>
@@ -22831,7 +22851,7 @@
         <w:t xml:space="preserve">)</w:t>
       </w:r>
     </w:p>
-    <w:bookmarkStart w:id="313" w:name="tbl:sar-pol-prd-tbl2"/>
+    <w:bookmarkStart w:id="312" w:name="tbl:sar-pol-prd-tbl2"/>
     <w:p>
       <w:pPr>
         <w:pStyle w:val="TableCaption"/>
@@ -23099,7 +23119,7 @@
         </w:tc>
       </w:tr>
     </w:tbl>
-    <w:bookmarkEnd w:id="313"/>
+    <w:bookmarkEnd w:id="312"/>
     <w:p>
       <w:pPr>
         <w:pStyle w:val="Compact"/>
@@ -23215,9 +23235,9 @@
         <w:t xml:space="preserve">: orientation angle [Degrees]</w:t>
       </w:r>
     </w:p>
+    <w:bookmarkEnd w:id="313"/>
     <w:bookmarkEnd w:id="314"/>
-    <w:bookmarkEnd w:id="315"/>
-    <w:bookmarkStart w:id="324" w:name="sec:annex-sar-pol-examples"/>
+    <w:bookmarkStart w:id="323" w:name="sec:annex-sar-pol-examples"/>
     <w:p>
       <w:pPr>
         <w:pStyle w:val="berschrift3"/>
@@ -23301,7 +23321,7 @@
         <w:t xml:space="preserve">a).</w:t>
       </w:r>
     </w:p>
-    <w:bookmarkStart w:id="319" w:name="fig:sar-pol-examples-fig1"/>
+    <w:bookmarkStart w:id="318" w:name="fig:sar-pol-examples-fig1"/>
     <w:p>
       <w:pPr>
         <w:pStyle w:val="CaptionedFigure"/>
@@ -23311,18 +23331,18 @@
           <wp:inline>
             <wp:extent cx="5724525" cy="5629275"/>
             <wp:effectExtent b="0" l="0" r="0" t="0"/>
-            <wp:docPr descr="Figure 1: Example of polarimetric decomposition generated from ARD covariance format. a) Shaded DEM of the area; b) RADARSAT-2 HH intensity; c) Yamaguchi decomposition colour composite (Red: even bounce, Green: random, Blue: odd bounce); d) Same as c) with terrain flattening option. Generated from Radarsat-2 FQ18W acquired over Murcia, Spain on 18 June 2014 - ©MDA 2014" title="" id="317" name="Picture"/>
+            <wp:docPr descr="Figure 1: Example of polarimetric decomposition generated from ARD covariance format. a) Shaded DEM of the area; b) RADARSAT-2 HH intensity; c) Yamaguchi decomposition colour composite (Red: even bounce, Green: random, Blue: odd bounce); d) Same as c) with terrain flattening option. Generated from Radarsat-2 FQ18W acquired over Murcia, Spain on 18 June 2014 - ©MDA 2014" title="" id="316" name="Picture"/>
             <a:graphic>
               <a:graphicData uri="http://schemas.openxmlformats.org/drawingml/2006/picture">
                 <pic:pic>
                   <pic:nvPicPr>
-                    <pic:cNvPr descr="assets/sar-pol-examples/pol-decomposition.jpeg" id="318" name="Picture"/>
+                    <pic:cNvPr descr="assets/sar-pol-examples/pol-decomposition.jpeg" id="317" name="Picture"/>
                     <pic:cNvPicPr>
                       <a:picLocks noChangeArrowheads="1" noChangeAspect="1"/>
                     </pic:cNvPicPr>
                   </pic:nvPicPr>
                   <pic:blipFill>
-                    <a:blip r:embed="rId316"/>
+                    <a:blip r:embed="rId315"/>
                     <a:stretch>
                       <a:fillRect/>
                     </a:stretch>
@@ -23357,7 +23377,7 @@
         <w:t xml:space="preserve">Figure 1: Example of polarimetric decomposition generated from ARD covariance format. a) Shaded DEM of the area; b) RADARSAT-2 HH intensity; c) Yamaguchi decomposition colour composite (Red: even bounce, Green: random, Blue: odd bounce); d) Same as c) with terrain flattening option. Generated from Radarsat-2 FQ18W acquired over Murcia, Spain on 18 June 2014 - ©MDA 2014</w:t>
       </w:r>
     </w:p>
-    <w:bookmarkEnd w:id="319"/>
+    <w:bookmarkEnd w:id="318"/>
     <w:p>
       <w:pPr>
         <w:pStyle w:val="Textkrper"/>
@@ -23425,7 +23445,7 @@
         <w:t xml:space="preserve">b growth of vegetation modifies the radar signal with interacting media function of the vegetation density and geometry which increase the amount of even bounce (red channel) and random scattering.</w:t>
       </w:r>
     </w:p>
-    <w:bookmarkStart w:id="323" w:name="fig:sar-pol-examples-fig2"/>
+    <w:bookmarkStart w:id="322" w:name="fig:sar-pol-examples-fig2"/>
     <w:p>
       <w:pPr>
         <w:pStyle w:val="CaptionedFigure"/>
@@ -23435,18 +23455,18 @@
           <wp:inline>
             <wp:extent cx="5727700" cy="2887518"/>
             <wp:effectExtent b="0" l="0" r="0" t="0"/>
-            <wp:docPr descr="Figure 2: m-chi decomposition colour composite of simulated compact polarimetry from Radarsat-2 over an agriculture area. RGB representation: Red: even bounce, Green: random, Blue: odd bounce. a) 3 May 2012; and b) 18 June 2012. Generated from Radarsat-2 FQ6W acquired over SMAPVEX12 campaign Manitoba, Canada on 3 May and 20 June 2012 - ©MDA 2012" title="" id="321" name="Picture"/>
+            <wp:docPr descr="Figure 2: m-chi decomposition colour composite of simulated compact polarimetry from Radarsat-2 over an agriculture area. RGB representation: Red: even bounce, Green: random, Blue: odd bounce. a) 3 May 2012; and b) 18 June 2012. Generated from Radarsat-2 FQ6W acquired over SMAPVEX12 campaign Manitoba, Canada on 3 May and 20 June 2012 - ©MDA 2012" title="" id="320" name="Picture"/>
             <a:graphic>
               <a:graphicData uri="http://schemas.openxmlformats.org/drawingml/2006/picture">
                 <pic:pic>
                   <pic:nvPicPr>
-                    <pic:cNvPr descr="assets/sar-pol-examples/m-chi-decomposition.jpeg" id="322" name="Picture"/>
+                    <pic:cNvPr descr="assets/sar-pol-examples/m-chi-decomposition.jpeg" id="321" name="Picture"/>
                     <pic:cNvPicPr>
                       <a:picLocks noChangeArrowheads="1" noChangeAspect="1"/>
                     </pic:cNvPicPr>
                   </pic:nvPicPr>
                   <pic:blipFill>
-                    <a:blip r:embed="rId320"/>
+                    <a:blip r:embed="rId319"/>
                     <a:stretch>
                       <a:fillRect/>
                     </a:stretch>
@@ -23481,10 +23501,10 @@
         <w:t xml:space="preserve">Figure 2: m-chi decomposition colour composite of simulated compact polarimetry from Radarsat-2 over an agriculture area. RGB representation: Red: even bounce, Green: random, Blue: odd bounce. a) 3 May 2012; and b) 18 June 2012. Generated from Radarsat-2 FQ6W acquired over SMAPVEX12 campaign Manitoba, Canada on 3 May and 20 June 2012 - ©MDA 2012</w:t>
       </w:r>
     </w:p>
+    <w:bookmarkEnd w:id="322"/>
     <w:bookmarkEnd w:id="323"/>
     <w:bookmarkEnd w:id="324"/>
     <w:bookmarkEnd w:id="325"/>
-    <w:bookmarkEnd w:id="326"/>
     <w:sectPr>
       <w:headerReference r:id="rId11" w:type="even"/>
       <w:headerReference r:id="rId10" w:type="default"/>
@@ -23551,7 +23571,7 @@
       </w:r>
     </w:p>
   </w:footnote>
-  <w:footnote w:id="75">
+  <w:footnote w:id="74">
     <w:p>
       <w:pPr>
         <w:pStyle w:val="Funotentext"/>

--- a/latest/POL.docx
+++ b/latest/POL.docx
@@ -49,7 +49,7 @@
         </w:drawing>
       </w:r>
     </w:p>
-    <w:bookmarkStart w:id="325" w:name="X585353d8aec71e32101508c22c1e4e52b36bb22"/>
+    <w:bookmarkStart w:id="327" w:name="X585353d8aec71e32101508c22c1e4e52b36bb22"/>
     <w:p>
       <w:pPr>
         <w:pStyle w:val="berschrift1"/>
@@ -66,12 +66,53 @@
         <w:t xml:space="preserve"> </w:t>
       </w:r>
     </w:p>
-    <w:bookmarkStart w:id="24" w:name="document-status"/>
+    <w:bookmarkStart w:id="24" w:name="draft-version"/>
     <w:p>
       <w:pPr>
         <w:pStyle w:val="berschrift2"/>
       </w:pPr>
       <w:r>
+        <w:t xml:space="preserve">Draft Version</w:t>
+      </w:r>
+    </w:p>
+    <w:p>
+      <w:pPr>
+        <w:pStyle w:val="FirstParagraph"/>
+      </w:pPr>
+      <w:r>
+        <w:t xml:space="preserve">This is a draft version.</w:t>
+      </w:r>
+      <w:r>
+        <w:t xml:space="preserve"> </w:t>
+      </w:r>
+      <w:r>
+        <w:t xml:space="preserve">Please visit the</w:t>
+      </w:r>
+      <w:r>
+        <w:t xml:space="preserve"> </w:t>
+      </w:r>
+      <w:hyperlink r:id="rId23">
+        <w:r>
+          <w:rPr>
+            <w:rStyle w:val="Hyperlink"/>
+          </w:rPr>
+          <w:t xml:space="preserve">CEOS-ARD website</w:t>
+        </w:r>
+      </w:hyperlink>
+      <w:r>
+        <w:t xml:space="preserve"> </w:t>
+      </w:r>
+      <w:r>
+        <w:t xml:space="preserve">for the latest endorsed version of this document.</w:t>
+      </w:r>
+    </w:p>
+    <w:bookmarkEnd w:id="24"/>
+    <w:bookmarkStart w:id="26" w:name="document-status"/>
+    <w:p>
+      <w:pPr>
+        <w:pStyle w:val="berschrift2"/>
+      </w:pPr>
+      <w:r>
         <w:t xml:space="preserve">Document Status</w:t>
       </w:r>
     </w:p>
@@ -93,7 +134,7 @@
       <w:r>
         <w:t xml:space="preserve"> </w:t>
       </w:r>
-      <w:hyperlink r:id="rId23">
+      <w:hyperlink r:id="rId25">
         <w:r>
           <w:rPr>
             <w:rStyle w:val="Hyperlink"/>
@@ -102,8 +143,8 @@
         </w:r>
       </w:hyperlink>
     </w:p>
-    <w:bookmarkEnd w:id="24"/>
-    <w:bookmarkStart w:id="26" w:name="document-history"/>
+    <w:bookmarkEnd w:id="26"/>
+    <w:bookmarkStart w:id="28" w:name="document-history"/>
     <w:p>
       <w:pPr>
         <w:pStyle w:val="berschrift2"/>
@@ -112,7 +153,7 @@
         <w:t xml:space="preserve">Document History</w:t>
       </w:r>
     </w:p>
-    <w:bookmarkStart w:id="25" w:name="patch"/>
+    <w:bookmarkStart w:id="27" w:name="patch"/>
     <w:p>
       <w:pPr>
         <w:pStyle w:val="berschrift3"/>
@@ -367,9 +408,9 @@
         <w:t xml:space="preserve">Matthias Mohr</w:t>
       </w:r>
     </w:p>
-    <w:bookmarkEnd w:id="25"/>
-    <w:bookmarkEnd w:id="26"/>
-    <w:bookmarkStart w:id="27" w:name="contributing-authors"/>
+    <w:bookmarkEnd w:id="27"/>
+    <w:bookmarkEnd w:id="28"/>
+    <w:bookmarkStart w:id="29" w:name="contributing-authors"/>
     <w:p>
       <w:pPr>
         <w:pStyle w:val="berschrift2"/>
@@ -767,8 +808,8 @@
         <w:br w:type="page"/>
       </w:r>
     </w:p>
-    <w:bookmarkEnd w:id="27"/>
-    <w:bookmarkStart w:id="28" w:name="ceos-analysis-ready-data-definition"/>
+    <w:bookmarkEnd w:id="29"/>
+    <w:bookmarkStart w:id="30" w:name="ceos-analysis-ready-data-definition"/>
     <w:p>
       <w:pPr>
         <w:pStyle w:val="berschrift2"/>
@@ -785,8 +826,8 @@
         <w:t xml:space="preserve">CEOS Analysis Ready Data (CEOS-ARD) are satellite data that have been processed to a minimum set of requirements and organized into a form that allows immediate analysis with a minimum of additional user effort and interoperability both through time and with other datasets.</w:t>
       </w:r>
     </w:p>
-    <w:bookmarkEnd w:id="28"/>
-    <w:bookmarkStart w:id="29" w:name="description"/>
+    <w:bookmarkEnd w:id="30"/>
+    <w:bookmarkStart w:id="31" w:name="description"/>
     <w:p>
       <w:pPr>
         <w:pStyle w:val="berschrift2"/>
@@ -849,8 +890,8 @@
         <w:t xml:space="preserve">Data collected by Synthetic Aperture Radar sensors</w:t>
       </w:r>
     </w:p>
-    <w:bookmarkEnd w:id="29"/>
-    <w:bookmarkStart w:id="30" w:name="background"/>
+    <w:bookmarkEnd w:id="31"/>
+    <w:bookmarkStart w:id="32" w:name="background"/>
     <w:p>
       <w:pPr>
         <w:pStyle w:val="berschrift2"/>
@@ -1135,8 +1176,8 @@
         <w:br w:type="page"/>
       </w:r>
     </w:p>
-    <w:bookmarkEnd w:id="30"/>
-    <w:bookmarkStart w:id="31" w:name="definitions-and-abbreviations"/>
+    <w:bookmarkEnd w:id="32"/>
+    <w:bookmarkStart w:id="33" w:name="definitions-and-abbreviations"/>
     <w:p>
       <w:pPr>
         <w:pStyle w:val="berschrift2"/>
@@ -1700,8 +1741,8 @@
         <w:br w:type="page"/>
       </w:r>
     </w:p>
-    <w:bookmarkEnd w:id="31"/>
-    <w:bookmarkStart w:id="248" w:name="requirements"/>
+    <w:bookmarkEnd w:id="33"/>
+    <w:bookmarkStart w:id="250" w:name="requirements"/>
     <w:p>
       <w:pPr>
         <w:pStyle w:val="berschrift2"/>
@@ -1756,7 +1797,7 @@
         <w:t xml:space="preserve">Instead, use the textual identifier that is provided below the title.</w:t>
       </w:r>
     </w:p>
-    <w:bookmarkStart w:id="52" w:name="sec:meta"/>
+    <w:bookmarkStart w:id="54" w:name="sec:meta"/>
     <w:p>
       <w:pPr>
         <w:pStyle w:val="berschrift3"/>
@@ -1810,7 +1851,7 @@
         <w:t xml:space="preserve">suitability of the dataset, and must meet the requirements listed below.</w:t>
       </w:r>
     </w:p>
-    <w:bookmarkStart w:id="35" w:name="sec:meta-trace-sar"/>
+    <w:bookmarkStart w:id="37" w:name="sec:meta-trace-sar"/>
     <w:p>
       <w:pPr>
         <w:pStyle w:val="berschrift4"/>
@@ -1845,7 +1886,7 @@
         <w:t xml:space="preserve">meta-trace-sar</w:t>
       </w:r>
     </w:p>
-    <w:bookmarkStart w:id="32" w:name="threshold-requirements"/>
+    <w:bookmarkStart w:id="34" w:name="threshold-requirements"/>
     <w:p>
       <w:pPr>
         <w:pStyle w:val="berschrift5"/>
@@ -1865,8 +1906,8 @@
         <w:t xml:space="preserve"> </w:t>
       </w:r>
     </w:p>
-    <w:bookmarkEnd w:id="32"/>
-    <w:bookmarkStart w:id="33" w:name="goal-requirements"/>
+    <w:bookmarkEnd w:id="34"/>
+    <w:bookmarkStart w:id="35" w:name="goal-requirements"/>
     <w:p>
       <w:pPr>
         <w:pStyle w:val="berschrift5"/>
@@ -1932,8 +1973,8 @@
         <w:t xml:space="preserve">Information on traceability should be available in the metadata as a single DOI landing page.</w:t>
       </w:r>
     </w:p>
-    <w:bookmarkEnd w:id="33"/>
-    <w:bookmarkStart w:id="34" w:name="assessment"/>
+    <w:bookmarkEnd w:id="35"/>
+    <w:bookmarkStart w:id="36" w:name="assessment"/>
     <w:p>
       <w:pPr>
         <w:pStyle w:val="berschrift5"/>
@@ -1997,9 +2038,9 @@
         </w:pict>
       </w:r>
     </w:p>
-    <w:bookmarkEnd w:id="34"/>
-    <w:bookmarkEnd w:id="35"/>
-    <w:bookmarkStart w:id="39" w:name="sec:meta-memare-sar"/>
+    <w:bookmarkEnd w:id="36"/>
+    <w:bookmarkEnd w:id="37"/>
+    <w:bookmarkStart w:id="41" w:name="sec:meta-memare-sar"/>
     <w:p>
       <w:pPr>
         <w:pStyle w:val="berschrift4"/>
@@ -2034,7 +2075,7 @@
         <w:t xml:space="preserve">meta-memare-sar</w:t>
       </w:r>
     </w:p>
-    <w:bookmarkStart w:id="36" w:name="threshold-requirements-1"/>
+    <w:bookmarkStart w:id="38" w:name="threshold-requirements-1"/>
     <w:p>
       <w:pPr>
         <w:pStyle w:val="berschrift5"/>
@@ -2051,8 +2092,8 @@
         <w:t xml:space="preserve">Metadata is provided in a structure that enables a computer algorithm to be used to consistently and automatically identify and extract each component/variable/layer for further use.</w:t>
       </w:r>
     </w:p>
-    <w:bookmarkEnd w:id="36"/>
-    <w:bookmarkStart w:id="37" w:name="goal-requirements-1"/>
+    <w:bookmarkEnd w:id="38"/>
+    <w:bookmarkStart w:id="39" w:name="goal-requirements-1"/>
     <w:p>
       <w:pPr>
         <w:pStyle w:val="berschrift5"/>
@@ -2069,8 +2110,8 @@
         <w:t xml:space="preserve">As threshold, but metadata is formatted in accordance with CEOS-ARD SAR Metadata Specifications, v.1.1, or in a community endorsed standard that facilitates machine-readability, such as ISO 19115-2, Climate and Forecast (CF) convention, the Attribute Convention for Data Discovery (ACDD), etc.</w:t>
       </w:r>
     </w:p>
-    <w:bookmarkEnd w:id="37"/>
-    <w:bookmarkStart w:id="38" w:name="assessment-1"/>
+    <w:bookmarkEnd w:id="39"/>
+    <w:bookmarkStart w:id="40" w:name="assessment-1"/>
     <w:p>
       <w:pPr>
         <w:pStyle w:val="berschrift5"/>
@@ -2134,9 +2175,9 @@
         </w:pict>
       </w:r>
     </w:p>
-    <w:bookmarkEnd w:id="38"/>
-    <w:bookmarkEnd w:id="39"/>
-    <w:bookmarkStart w:id="43" w:name="sec:meta-protype"/>
+    <w:bookmarkEnd w:id="40"/>
+    <w:bookmarkEnd w:id="41"/>
+    <w:bookmarkStart w:id="45" w:name="sec:meta-protype"/>
     <w:p>
       <w:pPr>
         <w:pStyle w:val="berschrift4"/>
@@ -2171,7 +2212,7 @@
         <w:t xml:space="preserve">meta-protype</w:t>
       </w:r>
     </w:p>
-    <w:bookmarkStart w:id="40" w:name="threshold-requirements-2"/>
+    <w:bookmarkStart w:id="42" w:name="threshold-requirements-2"/>
     <w:p>
       <w:pPr>
         <w:pStyle w:val="berschrift5"/>
@@ -2188,8 +2229,8 @@
         <w:t xml:space="preserve">CEOS-ARD product type name – or names in case of compliance with more than one product type – and, if required by the data provider, copyright.</w:t>
       </w:r>
     </w:p>
-    <w:bookmarkEnd w:id="40"/>
-    <w:bookmarkStart w:id="41" w:name="goal-requirements-2"/>
+    <w:bookmarkEnd w:id="42"/>
+    <w:bookmarkStart w:id="43" w:name="goal-requirements-2"/>
     <w:p>
       <w:pPr>
         <w:pStyle w:val="berschrift5"/>
@@ -2209,8 +2250,8 @@
         <w:t xml:space="preserve"> </w:t>
       </w:r>
     </w:p>
-    <w:bookmarkEnd w:id="41"/>
-    <w:bookmarkStart w:id="42" w:name="assessment-2"/>
+    <w:bookmarkEnd w:id="43"/>
+    <w:bookmarkStart w:id="44" w:name="assessment-2"/>
     <w:p>
       <w:pPr>
         <w:pStyle w:val="berschrift5"/>
@@ -2274,9 +2315,9 @@
         </w:pict>
       </w:r>
     </w:p>
-    <w:bookmarkEnd w:id="42"/>
-    <w:bookmarkEnd w:id="43"/>
-    <w:bookmarkStart w:id="47" w:name="sec:meta-pfsurl"/>
+    <w:bookmarkEnd w:id="44"/>
+    <w:bookmarkEnd w:id="45"/>
+    <w:bookmarkStart w:id="49" w:name="sec:meta-pfsurl"/>
     <w:p>
       <w:pPr>
         <w:pStyle w:val="berschrift4"/>
@@ -2311,7 +2352,7 @@
         <w:t xml:space="preserve">meta-pfsurl</w:t>
       </w:r>
     </w:p>
-    <w:bookmarkStart w:id="44" w:name="threshold-requirements-3"/>
+    <w:bookmarkStart w:id="46" w:name="threshold-requirements-3"/>
     <w:p>
       <w:pPr>
         <w:pStyle w:val="berschrift5"/>
@@ -2328,8 +2369,8 @@
         <w:t xml:space="preserve">Reference to CEOS-ARD PFS document as URL.</w:t>
       </w:r>
     </w:p>
-    <w:bookmarkEnd w:id="44"/>
-    <w:bookmarkStart w:id="45" w:name="goal-requirements-3"/>
+    <w:bookmarkEnd w:id="46"/>
+    <w:bookmarkStart w:id="47" w:name="goal-requirements-3"/>
     <w:p>
       <w:pPr>
         <w:pStyle w:val="berschrift5"/>
@@ -2349,8 +2390,8 @@
         <w:t xml:space="preserve"> </w:t>
       </w:r>
     </w:p>
-    <w:bookmarkEnd w:id="45"/>
-    <w:bookmarkStart w:id="46" w:name="assessment-3"/>
+    <w:bookmarkEnd w:id="47"/>
+    <w:bookmarkStart w:id="48" w:name="assessment-3"/>
     <w:p>
       <w:pPr>
         <w:pStyle w:val="berschrift5"/>
@@ -2414,9 +2455,9 @@
         </w:pict>
       </w:r>
     </w:p>
-    <w:bookmarkEnd w:id="46"/>
-    <w:bookmarkEnd w:id="47"/>
-    <w:bookmarkStart w:id="51" w:name="sec:meta-time-sar"/>
+    <w:bookmarkEnd w:id="48"/>
+    <w:bookmarkEnd w:id="49"/>
+    <w:bookmarkStart w:id="53" w:name="sec:meta-time-sar"/>
     <w:p>
       <w:pPr>
         <w:pStyle w:val="berschrift4"/>
@@ -2451,7 +2492,7 @@
         <w:t xml:space="preserve">meta-time-sar</w:t>
       </w:r>
     </w:p>
-    <w:bookmarkStart w:id="48" w:name="threshold-requirements-4"/>
+    <w:bookmarkStart w:id="50" w:name="threshold-requirements-4"/>
     <w:p>
       <w:pPr>
         <w:pStyle w:val="berschrift5"/>
@@ -2500,8 +2541,8 @@
         <w:t xml:space="preserve">is provided with the product.</w:t>
       </w:r>
     </w:p>
-    <w:bookmarkEnd w:id="48"/>
-    <w:bookmarkStart w:id="49" w:name="goal-requirements-4"/>
+    <w:bookmarkEnd w:id="50"/>
+    <w:bookmarkStart w:id="51" w:name="goal-requirements-4"/>
     <w:p>
       <w:pPr>
         <w:pStyle w:val="berschrift5"/>
@@ -2521,8 +2562,8 @@
         <w:t xml:space="preserve"> </w:t>
       </w:r>
     </w:p>
-    <w:bookmarkEnd w:id="49"/>
-    <w:bookmarkStart w:id="50" w:name="assessment-4"/>
+    <w:bookmarkEnd w:id="51"/>
+    <w:bookmarkStart w:id="52" w:name="assessment-4"/>
     <w:p>
       <w:pPr>
         <w:pStyle w:val="berschrift5"/>
@@ -2579,10 +2620,10 @@
         <w:t xml:space="preserve">Recommended Requirement Modification:</w:t>
       </w:r>
     </w:p>
-    <w:bookmarkEnd w:id="50"/>
-    <w:bookmarkEnd w:id="51"/>
     <w:bookmarkEnd w:id="52"/>
-    <w:bookmarkStart w:id="107" w:name="sec:src"/>
+    <w:bookmarkEnd w:id="53"/>
+    <w:bookmarkEnd w:id="54"/>
+    <w:bookmarkStart w:id="109" w:name="sec:src"/>
     <w:p>
       <w:pPr>
         <w:pStyle w:val="berschrift3"/>
@@ -2630,7 +2671,7 @@
         <w:t xml:space="preserve">This may be one or mutliple acquisitions.</w:t>
       </w:r>
     </w:p>
-    <w:bookmarkStart w:id="56" w:name="sec:src-macqid"/>
+    <w:bookmarkStart w:id="58" w:name="sec:src-macqid"/>
     <w:p>
       <w:pPr>
         <w:pStyle w:val="berschrift4"/>
@@ -2665,7 +2706,7 @@
         <w:t xml:space="preserve">src-macqid</w:t>
       </w:r>
     </w:p>
-    <w:bookmarkStart w:id="53" w:name="threshold-requirements-5"/>
+    <w:bookmarkStart w:id="55" w:name="threshold-requirements-5"/>
     <w:p>
       <w:pPr>
         <w:pStyle w:val="berschrift5"/>
@@ -2682,8 +2723,8 @@
         <w:t xml:space="preserve">Each acquisition is identified through a sequential identifier in the metadata, e.g. acqID = 1, 2, 3.</w:t>
       </w:r>
     </w:p>
-    <w:bookmarkEnd w:id="53"/>
-    <w:bookmarkStart w:id="54" w:name="goal-requirements-5"/>
+    <w:bookmarkEnd w:id="55"/>
+    <w:bookmarkStart w:id="56" w:name="goal-requirements-5"/>
     <w:p>
       <w:pPr>
         <w:pStyle w:val="berschrift5"/>
@@ -2703,8 +2744,8 @@
         <w:t xml:space="preserve"> </w:t>
       </w:r>
     </w:p>
-    <w:bookmarkEnd w:id="54"/>
-    <w:bookmarkStart w:id="55" w:name="assessment-5"/>
+    <w:bookmarkEnd w:id="56"/>
+    <w:bookmarkStart w:id="57" w:name="assessment-5"/>
     <w:p>
       <w:pPr>
         <w:pStyle w:val="berschrift5"/>
@@ -2768,9 +2809,9 @@
         </w:pict>
       </w:r>
     </w:p>
-    <w:bookmarkEnd w:id="55"/>
-    <w:bookmarkEnd w:id="56"/>
-    <w:bookmarkStart w:id="60" w:name="sec:src-daccess-src"/>
+    <w:bookmarkEnd w:id="57"/>
+    <w:bookmarkEnd w:id="58"/>
+    <w:bookmarkStart w:id="62" w:name="sec:src-daccess-src"/>
     <w:p>
       <w:pPr>
         <w:pStyle w:val="berschrift4"/>
@@ -2805,7 +2846,7 @@
         <w:t xml:space="preserve">src-daccess-src</w:t>
       </w:r>
     </w:p>
-    <w:bookmarkStart w:id="57" w:name="threshold-requirements-6"/>
+    <w:bookmarkStart w:id="59" w:name="threshold-requirements-6"/>
     <w:p>
       <w:pPr>
         <w:pStyle w:val="berschrift5"/>
@@ -2822,8 +2863,8 @@
         <w:t xml:space="preserve">The metadata identifies the location from where the source data can be retrieved, expressed as a URL or DOI.</w:t>
       </w:r>
     </w:p>
-    <w:bookmarkEnd w:id="57"/>
-    <w:bookmarkStart w:id="58" w:name="goal-requirements-6"/>
+    <w:bookmarkEnd w:id="59"/>
+    <w:bookmarkStart w:id="60" w:name="goal-requirements-6"/>
     <w:p>
       <w:pPr>
         <w:pStyle w:val="berschrift5"/>
@@ -2840,8 +2881,8 @@
         <w:t xml:space="preserve">The metadata identifies an online location from where the data can be consistently and reliably retrieved by a computer algorithm without any manual intervention being required.</w:t>
       </w:r>
     </w:p>
-    <w:bookmarkEnd w:id="58"/>
-    <w:bookmarkStart w:id="59" w:name="assessment-6"/>
+    <w:bookmarkEnd w:id="60"/>
+    <w:bookmarkStart w:id="61" w:name="assessment-6"/>
     <w:p>
       <w:pPr>
         <w:pStyle w:val="berschrift5"/>
@@ -2905,9 +2946,9 @@
         </w:pict>
       </w:r>
     </w:p>
-    <w:bookmarkEnd w:id="59"/>
-    <w:bookmarkEnd w:id="60"/>
-    <w:bookmarkStart w:id="65" w:name="sec:src-instru-sar"/>
+    <w:bookmarkEnd w:id="61"/>
+    <w:bookmarkEnd w:id="62"/>
+    <w:bookmarkStart w:id="67" w:name="sec:src-instru-sar"/>
     <w:p>
       <w:pPr>
         <w:pStyle w:val="berschrift4"/>
@@ -2942,7 +2983,7 @@
         <w:t xml:space="preserve">src-instru-sar</w:t>
       </w:r>
     </w:p>
-    <w:bookmarkStart w:id="61" w:name="threshold-requirements-7"/>
+    <w:bookmarkStart w:id="63" w:name="threshold-requirements-7"/>
     <w:p>
       <w:pPr>
         <w:pStyle w:val="berschrift5"/>
@@ -2983,8 +3024,8 @@
         <w:t xml:space="preserve">Instrument name</w:t>
       </w:r>
     </w:p>
-    <w:bookmarkEnd w:id="61"/>
-    <w:bookmarkStart w:id="63" w:name="goal-requirements-7"/>
+    <w:bookmarkEnd w:id="63"/>
+    <w:bookmarkStart w:id="65" w:name="goal-requirements-7"/>
     <w:p>
       <w:pPr>
         <w:pStyle w:val="berschrift5"/>
@@ -3003,7 +3044,7 @@
       <w:r>
         <w:t xml:space="preserve"> </w:t>
       </w:r>
-      <w:hyperlink r:id="rId62">
+      <w:hyperlink r:id="rId64">
         <w:r>
           <w:rPr>
             <w:rStyle w:val="Hyperlink"/>
@@ -3018,8 +3059,8 @@
         <w:t xml:space="preserve">record.</w:t>
       </w:r>
     </w:p>
-    <w:bookmarkEnd w:id="63"/>
-    <w:bookmarkStart w:id="64" w:name="assessment-7"/>
+    <w:bookmarkEnd w:id="65"/>
+    <w:bookmarkStart w:id="66" w:name="assessment-7"/>
     <w:p>
       <w:pPr>
         <w:pStyle w:val="berschrift5"/>
@@ -3083,9 +3124,9 @@
         </w:pict>
       </w:r>
     </w:p>
-    <w:bookmarkEnd w:id="64"/>
-    <w:bookmarkEnd w:id="65"/>
-    <w:bookmarkStart w:id="69" w:name="sec:src-time-src"/>
+    <w:bookmarkEnd w:id="66"/>
+    <w:bookmarkEnd w:id="67"/>
+    <w:bookmarkStart w:id="71" w:name="sec:src-time-src"/>
     <w:p>
       <w:pPr>
         <w:pStyle w:val="berschrift4"/>
@@ -3120,7 +3161,7 @@
         <w:t xml:space="preserve">src-time-src</w:t>
       </w:r>
     </w:p>
-    <w:bookmarkStart w:id="66" w:name="threshold-requirements-8"/>
+    <w:bookmarkStart w:id="68" w:name="threshold-requirements-8"/>
     <w:p>
       <w:pPr>
         <w:pStyle w:val="berschrift5"/>
@@ -3137,8 +3178,8 @@
         <w:t xml:space="preserve">The start date and time of source data is identified in the metadata, expressed in UTC in date and time, at least to the second.</w:t>
       </w:r>
     </w:p>
-    <w:bookmarkEnd w:id="66"/>
-    <w:bookmarkStart w:id="67" w:name="goal-requirements-8"/>
+    <w:bookmarkEnd w:id="68"/>
+    <w:bookmarkStart w:id="69" w:name="goal-requirements-8"/>
     <w:p>
       <w:pPr>
         <w:pStyle w:val="berschrift5"/>
@@ -3158,8 +3199,8 @@
         <w:t xml:space="preserve"> </w:t>
       </w:r>
     </w:p>
-    <w:bookmarkEnd w:id="67"/>
-    <w:bookmarkStart w:id="68" w:name="assessment-8"/>
+    <w:bookmarkEnd w:id="69"/>
+    <w:bookmarkStart w:id="70" w:name="assessment-8"/>
     <w:p>
       <w:pPr>
         <w:pStyle w:val="berschrift5"/>
@@ -3223,9 +3264,9 @@
         </w:pict>
       </w:r>
     </w:p>
-    <w:bookmarkEnd w:id="68"/>
-    <w:bookmarkEnd w:id="69"/>
-    <w:bookmarkStart w:id="73" w:name="sec:src-acqpar"/>
+    <w:bookmarkEnd w:id="70"/>
+    <w:bookmarkEnd w:id="71"/>
+    <w:bookmarkStart w:id="75" w:name="sec:src-acqpar"/>
     <w:p>
       <w:pPr>
         <w:pStyle w:val="berschrift4"/>
@@ -3260,7 +3301,7 @@
         <w:t xml:space="preserve">src-acqpar</w:t>
       </w:r>
     </w:p>
-    <w:bookmarkStart w:id="70" w:name="threshold-requirements-9"/>
+    <w:bookmarkStart w:id="72" w:name="threshold-requirements-9"/>
     <w:p>
       <w:pPr>
         <w:pStyle w:val="berschrift5"/>
@@ -3349,8 +3390,8 @@
         <w:t xml:space="preserve">Beam ID (i.e., beam mode mnemonic)</w:t>
       </w:r>
     </w:p>
-    <w:bookmarkEnd w:id="70"/>
-    <w:bookmarkStart w:id="71" w:name="goal-requirements-9"/>
+    <w:bookmarkEnd w:id="72"/>
+    <w:bookmarkStart w:id="73" w:name="goal-requirements-9"/>
     <w:p>
       <w:pPr>
         <w:pStyle w:val="berschrift5"/>
@@ -3370,8 +3411,8 @@
         <w:t xml:space="preserve"> </w:t>
       </w:r>
     </w:p>
-    <w:bookmarkEnd w:id="71"/>
-    <w:bookmarkStart w:id="72" w:name="assessment-9"/>
+    <w:bookmarkEnd w:id="73"/>
+    <w:bookmarkStart w:id="74" w:name="assessment-9"/>
     <w:p>
       <w:pPr>
         <w:pStyle w:val="berschrift5"/>
@@ -3435,9 +3476,9 @@
         </w:pict>
       </w:r>
     </w:p>
-    <w:bookmarkEnd w:id="72"/>
-    <w:bookmarkEnd w:id="73"/>
-    <w:bookmarkStart w:id="78" w:name="sec:src-orbit"/>
+    <w:bookmarkEnd w:id="74"/>
+    <w:bookmarkEnd w:id="75"/>
+    <w:bookmarkStart w:id="80" w:name="sec:src-orbit"/>
     <w:p>
       <w:pPr>
         <w:pStyle w:val="berschrift4"/>
@@ -3472,7 +3513,7 @@
         <w:t xml:space="preserve">src-orbit</w:t>
       </w:r>
     </w:p>
-    <w:bookmarkStart w:id="75" w:name="threshold-requirements-10"/>
+    <w:bookmarkStart w:id="77" w:name="threshold-requirements-10"/>
     <w:p>
       <w:pPr>
         <w:pStyle w:val="berschrift5"/>
@@ -3504,7 +3545,7 @@
         <w:rPr>
           <w:rStyle w:val="Funotenzeichen"/>
         </w:rPr>
-        <w:footnoteReference w:id="74"/>
+        <w:footnoteReference w:id="76"/>
       </w:r>
     </w:p>
     <w:p>
@@ -3519,8 +3560,8 @@
         <w:t xml:space="preserve">Orbit data source (e.g., predicted, definite, precise, downlinked, etc.)</w:t>
       </w:r>
     </w:p>
-    <w:bookmarkEnd w:id="75"/>
-    <w:bookmarkStart w:id="76" w:name="goal-requirements-10"/>
+    <w:bookmarkEnd w:id="77"/>
+    <w:bookmarkStart w:id="78" w:name="goal-requirements-10"/>
     <w:p>
       <w:pPr>
         <w:pStyle w:val="berschrift5"/>
@@ -3573,8 +3614,8 @@
         <w:t xml:space="preserve">Platform (mean) altitude</w:t>
       </w:r>
     </w:p>
-    <w:bookmarkEnd w:id="76"/>
-    <w:bookmarkStart w:id="77" w:name="assessment-10"/>
+    <w:bookmarkEnd w:id="78"/>
+    <w:bookmarkStart w:id="79" w:name="assessment-10"/>
     <w:p>
       <w:pPr>
         <w:pStyle w:val="berschrift5"/>
@@ -3638,9 +3679,9 @@
         </w:pict>
       </w:r>
     </w:p>
-    <w:bookmarkEnd w:id="77"/>
-    <w:bookmarkEnd w:id="78"/>
-    <w:bookmarkStart w:id="82" w:name="sec:src-propar"/>
+    <w:bookmarkEnd w:id="79"/>
+    <w:bookmarkEnd w:id="80"/>
+    <w:bookmarkStart w:id="84" w:name="sec:src-propar"/>
     <w:p>
       <w:pPr>
         <w:pStyle w:val="berschrift4"/>
@@ -3675,7 +3716,7 @@
         <w:t xml:space="preserve">src-propar</w:t>
       </w:r>
     </w:p>
-    <w:bookmarkStart w:id="79" w:name="threshold-requirements-11"/>
+    <w:bookmarkStart w:id="81" w:name="threshold-requirements-11"/>
     <w:p>
       <w:pPr>
         <w:pStyle w:val="berschrift5"/>
@@ -3776,8 +3817,8 @@
         <w:t xml:space="preserve">Range number of looks (separate values for each beam, as necessary)</w:t>
       </w:r>
     </w:p>
-    <w:bookmarkEnd w:id="79"/>
-    <w:bookmarkStart w:id="80" w:name="goal-requirements-11"/>
+    <w:bookmarkEnd w:id="81"/>
+    <w:bookmarkStart w:id="82" w:name="goal-requirements-11"/>
     <w:p>
       <w:pPr>
         <w:pStyle w:val="berschrift5"/>
@@ -3794,8 +3835,8 @@
         <w:t xml:space="preserve">As threshold, plus additional relevant processing parameters, e.g., range- and azimuth look bandwidth and LUT applied.</w:t>
       </w:r>
     </w:p>
-    <w:bookmarkEnd w:id="80"/>
-    <w:bookmarkStart w:id="81" w:name="assessment-11"/>
+    <w:bookmarkEnd w:id="82"/>
+    <w:bookmarkStart w:id="83" w:name="assessment-11"/>
     <w:p>
       <w:pPr>
         <w:pStyle w:val="berschrift5"/>
@@ -3859,9 +3900,9 @@
         </w:pict>
       </w:r>
     </w:p>
-    <w:bookmarkEnd w:id="81"/>
-    <w:bookmarkEnd w:id="82"/>
-    <w:bookmarkStart w:id="86" w:name="sec:src-imgatt-sar"/>
+    <w:bookmarkEnd w:id="83"/>
+    <w:bookmarkEnd w:id="84"/>
+    <w:bookmarkStart w:id="88" w:name="sec:src-imgatt-sar"/>
     <w:p>
       <w:pPr>
         <w:pStyle w:val="berschrift4"/>
@@ -3896,7 +3937,7 @@
         <w:t xml:space="preserve">src-imgatt-sar</w:t>
       </w:r>
     </w:p>
-    <w:bookmarkStart w:id="83" w:name="threshold-requirements-12"/>
+    <w:bookmarkStart w:id="85" w:name="threshold-requirements-12"/>
     <w:p>
       <w:pPr>
         <w:pStyle w:val="berschrift5"/>
@@ -3997,8 +4038,8 @@
         <w:t xml:space="preserve">Far range incident angle</w:t>
       </w:r>
     </w:p>
-    <w:bookmarkEnd w:id="83"/>
-    <w:bookmarkStart w:id="84" w:name="goal-requirements-12"/>
+    <w:bookmarkEnd w:id="85"/>
+    <w:bookmarkStart w:id="86" w:name="goal-requirements-12"/>
     <w:p>
       <w:pPr>
         <w:pStyle w:val="berschrift5"/>
@@ -4015,8 +4056,8 @@
         <w:t xml:space="preserve">Geometry of the image footprint expressed in WGS84 in a standardised format (e.g., WKT).</w:t>
       </w:r>
     </w:p>
-    <w:bookmarkEnd w:id="84"/>
-    <w:bookmarkStart w:id="85" w:name="assessment-12"/>
+    <w:bookmarkEnd w:id="86"/>
+    <w:bookmarkStart w:id="87" w:name="assessment-12"/>
     <w:p>
       <w:pPr>
         <w:pStyle w:val="berschrift5"/>
@@ -4080,9 +4121,9 @@
         </w:pict>
       </w:r>
     </w:p>
-    <w:bookmarkEnd w:id="85"/>
-    <w:bookmarkEnd w:id="86"/>
-    <w:bookmarkStart w:id="90" w:name="sec:src-sencal-sar"/>
+    <w:bookmarkEnd w:id="87"/>
+    <w:bookmarkEnd w:id="88"/>
+    <w:bookmarkStart w:id="92" w:name="sec:src-sencal-sar"/>
     <w:p>
       <w:pPr>
         <w:pStyle w:val="berschrift4"/>
@@ -4117,7 +4158,7 @@
         <w:t xml:space="preserve">src-sencal-sar</w:t>
       </w:r>
     </w:p>
-    <w:bookmarkStart w:id="87" w:name="threshold-requirements-13"/>
+    <w:bookmarkStart w:id="89" w:name="threshold-requirements-13"/>
     <w:p>
       <w:pPr>
         <w:pStyle w:val="berschrift5"/>
@@ -4137,8 +4178,8 @@
         <w:t xml:space="preserve"> </w:t>
       </w:r>
     </w:p>
-    <w:bookmarkEnd w:id="87"/>
-    <w:bookmarkStart w:id="88" w:name="goal-requirements-13"/>
+    <w:bookmarkEnd w:id="89"/>
+    <w:bookmarkStart w:id="90" w:name="goal-requirements-13"/>
     <w:p>
       <w:pPr>
         <w:pStyle w:val="berschrift5"/>
@@ -4161,8 +4202,8 @@
         <w:t xml:space="preserve">Ideally this would support machine-to-machine access.</w:t>
       </w:r>
     </w:p>
-    <w:bookmarkEnd w:id="88"/>
-    <w:bookmarkStart w:id="89" w:name="assessment-13"/>
+    <w:bookmarkEnd w:id="90"/>
+    <w:bookmarkStart w:id="91" w:name="assessment-13"/>
     <w:p>
       <w:pPr>
         <w:pStyle w:val="berschrift5"/>
@@ -4226,9 +4267,9 @@
         </w:pict>
       </w:r>
     </w:p>
-    <w:bookmarkEnd w:id="89"/>
-    <w:bookmarkEnd w:id="90"/>
-    <w:bookmarkStart w:id="94" w:name="sec:src-perfind"/>
+    <w:bookmarkEnd w:id="91"/>
+    <w:bookmarkEnd w:id="92"/>
+    <w:bookmarkStart w:id="96" w:name="sec:src-perfind"/>
     <w:p>
       <w:pPr>
         <w:pStyle w:val="berschrift4"/>
@@ -4263,7 +4304,7 @@
         <w:t xml:space="preserve">src-perfind</w:t>
       </w:r>
     </w:p>
-    <w:bookmarkStart w:id="91" w:name="threshold-requirements-14"/>
+    <w:bookmarkStart w:id="93" w:name="threshold-requirements-14"/>
     <w:p>
       <w:pPr>
         <w:pStyle w:val="berschrift5"/>
@@ -4386,8 +4427,8 @@
         <w:t xml:space="preserve">Values do not need to be estimated individually for each product, but may be estimated once for each acquisition mode, and annotated on all products.</w:t>
       </w:r>
     </w:p>
-    <w:bookmarkEnd w:id="91"/>
-    <w:bookmarkStart w:id="92" w:name="goal-requirements-14"/>
+    <w:bookmarkEnd w:id="93"/>
+    <w:bookmarkStart w:id="94" w:name="goal-requirements-14"/>
     <w:p>
       <w:pPr>
         <w:pStyle w:val="berschrift5"/>
@@ -4404,8 +4445,8 @@
         <w:t xml:space="preserve">Provide additional relevant performance indicators (e.g., ENL, PSLR, ISLR, and performance reference DOI or URL).</w:t>
       </w:r>
     </w:p>
-    <w:bookmarkEnd w:id="92"/>
-    <w:bookmarkStart w:id="93" w:name="assessment-14"/>
+    <w:bookmarkEnd w:id="94"/>
+    <w:bookmarkStart w:id="95" w:name="assessment-14"/>
     <w:p>
       <w:pPr>
         <w:pStyle w:val="berschrift5"/>
@@ -4469,9 +4510,9 @@
         </w:pict>
       </w:r>
     </w:p>
-    <w:bookmarkEnd w:id="93"/>
-    <w:bookmarkEnd w:id="94"/>
-    <w:bookmarkStart w:id="98" w:name="sec:src-polcalm"/>
+    <w:bookmarkEnd w:id="95"/>
+    <w:bookmarkEnd w:id="96"/>
+    <w:bookmarkStart w:id="100" w:name="sec:src-polcalm"/>
     <w:p>
       <w:pPr>
         <w:pStyle w:val="berschrift4"/>
@@ -4506,7 +4547,7 @@
         <w:t xml:space="preserve">src-polcalm</w:t>
       </w:r>
     </w:p>
-    <w:bookmarkStart w:id="95" w:name="threshold-requirements-15"/>
+    <w:bookmarkStart w:id="97" w:name="threshold-requirements-15"/>
     <w:p>
       <w:pPr>
         <w:pStyle w:val="berschrift5"/>
@@ -4526,8 +4567,8 @@
         <w:t xml:space="preserve"> </w:t>
       </w:r>
     </w:p>
-    <w:bookmarkEnd w:id="95"/>
-    <w:bookmarkStart w:id="96" w:name="goal-requirements-15"/>
+    <w:bookmarkEnd w:id="97"/>
+    <w:bookmarkStart w:id="98" w:name="goal-requirements-15"/>
     <w:p>
       <w:pPr>
         <w:pStyle w:val="berschrift5"/>
@@ -4544,8 +4585,8 @@
         <w:t xml:space="preserve">The complex-valued polarimetric distortion matrices with the channel imbalance and the cross-talk applied for the polarimetric calibration.</w:t>
       </w:r>
     </w:p>
-    <w:bookmarkEnd w:id="96"/>
-    <w:bookmarkStart w:id="97" w:name="assessment-15"/>
+    <w:bookmarkEnd w:id="98"/>
+    <w:bookmarkStart w:id="99" w:name="assessment-15"/>
     <w:p>
       <w:pPr>
         <w:pStyle w:val="berschrift5"/>
@@ -4609,9 +4650,9 @@
         </w:pict>
       </w:r>
     </w:p>
-    <w:bookmarkEnd w:id="97"/>
-    <w:bookmarkEnd w:id="98"/>
-    <w:bookmarkStart w:id="102" w:name="sec:src-farotan"/>
+    <w:bookmarkEnd w:id="99"/>
+    <w:bookmarkEnd w:id="100"/>
+    <w:bookmarkStart w:id="104" w:name="sec:src-farotan"/>
     <w:p>
       <w:pPr>
         <w:pStyle w:val="berschrift4"/>
@@ -4646,7 +4687,7 @@
         <w:t xml:space="preserve">src-farotan</w:t>
       </w:r>
     </w:p>
-    <w:bookmarkStart w:id="99" w:name="threshold-requirements-16"/>
+    <w:bookmarkStart w:id="101" w:name="threshold-requirements-16"/>
     <w:p>
       <w:pPr>
         <w:pStyle w:val="berschrift5"/>
@@ -4666,8 +4707,8 @@
         <w:t xml:space="preserve"> </w:t>
       </w:r>
     </w:p>
-    <w:bookmarkEnd w:id="99"/>
-    <w:bookmarkStart w:id="100" w:name="goal-requirements-16"/>
+    <w:bookmarkEnd w:id="101"/>
+    <w:bookmarkStart w:id="102" w:name="goal-requirements-16"/>
     <w:p>
       <w:pPr>
         <w:pStyle w:val="berschrift5"/>
@@ -4684,8 +4725,8 @@
         <w:t xml:space="preserve">The mean Faraday rotation angle estimated from the polarimetric data and/or from models with reference to the method or paper used to derive the estimate.</w:t>
       </w:r>
     </w:p>
-    <w:bookmarkEnd w:id="100"/>
-    <w:bookmarkStart w:id="101" w:name="assessment-16"/>
+    <w:bookmarkEnd w:id="102"/>
+    <w:bookmarkStart w:id="103" w:name="assessment-16"/>
     <w:p>
       <w:pPr>
         <w:pStyle w:val="berschrift5"/>
@@ -4749,9 +4790,9 @@
         </w:pict>
       </w:r>
     </w:p>
-    <w:bookmarkEnd w:id="101"/>
-    <w:bookmarkEnd w:id="102"/>
-    <w:bookmarkStart w:id="106" w:name="sec:src-ionind"/>
+    <w:bookmarkEnd w:id="103"/>
+    <w:bookmarkEnd w:id="104"/>
+    <w:bookmarkStart w:id="108" w:name="sec:src-ionind"/>
     <w:p>
       <w:pPr>
         <w:pStyle w:val="berschrift4"/>
@@ -4786,7 +4827,7 @@
         <w:t xml:space="preserve">src-ionind</w:t>
       </w:r>
     </w:p>
-    <w:bookmarkStart w:id="103" w:name="threshold-requirements-17"/>
+    <w:bookmarkStart w:id="105" w:name="threshold-requirements-17"/>
     <w:p>
       <w:pPr>
         <w:pStyle w:val="berschrift5"/>
@@ -4806,8 +4847,8 @@
         <w:t xml:space="preserve"> </w:t>
       </w:r>
     </w:p>
-    <w:bookmarkEnd w:id="103"/>
-    <w:bookmarkStart w:id="104" w:name="goal-requirements-17"/>
+    <w:bookmarkEnd w:id="105"/>
+    <w:bookmarkStart w:id="106" w:name="goal-requirements-17"/>
     <w:p>
       <w:pPr>
         <w:pStyle w:val="berschrift5"/>
@@ -4842,8 +4883,8 @@
         <w:t xml:space="preserve">Significant impact would imply that the ionospheric impact on the backscatter exceeds the radiometric calibration requirement or goal for the imagery.</w:t>
       </w:r>
     </w:p>
-    <w:bookmarkEnd w:id="104"/>
-    <w:bookmarkStart w:id="105" w:name="assessment-17"/>
+    <w:bookmarkEnd w:id="106"/>
+    <w:bookmarkStart w:id="107" w:name="assessment-17"/>
     <w:p>
       <w:pPr>
         <w:pStyle w:val="berschrift5"/>
@@ -4900,10 +4941,10 @@
         <w:t xml:space="preserve">Recommended Requirement Modification:</w:t>
       </w:r>
     </w:p>
-    <w:bookmarkEnd w:id="105"/>
-    <w:bookmarkEnd w:id="106"/>
     <w:bookmarkEnd w:id="107"/>
-    <w:bookmarkStart w:id="156" w:name="sec:prd"/>
+    <w:bookmarkEnd w:id="108"/>
+    <w:bookmarkEnd w:id="109"/>
+    <w:bookmarkStart w:id="158" w:name="sec:prd"/>
     <w:p>
       <w:pPr>
         <w:pStyle w:val="berschrift3"/>
@@ -4929,7 +4970,7 @@
         <w:t xml:space="preserve">Information related to the CEOS-ARD product generation procedure and geographic parameters.</w:t>
       </w:r>
     </w:p>
-    <w:bookmarkStart w:id="111" w:name="sec:prd-daccess-prod"/>
+    <w:bookmarkStart w:id="113" w:name="sec:prd-daccess-prod"/>
     <w:p>
       <w:pPr>
         <w:pStyle w:val="berschrift4"/>
@@ -4964,7 +5005,7 @@
         <w:t xml:space="preserve">prd-daccess-prod</w:t>
       </w:r>
     </w:p>
-    <w:bookmarkStart w:id="108" w:name="threshold-requirements-18"/>
+    <w:bookmarkStart w:id="110" w:name="threshold-requirements-18"/>
     <w:p>
       <w:pPr>
         <w:pStyle w:val="berschrift5"/>
@@ -5029,8 +5070,8 @@
         <w:t xml:space="preserve">Location from where CEOS-ARD product can be retrieved, expressed as a URL or DOI.</w:t>
       </w:r>
     </w:p>
-    <w:bookmarkEnd w:id="108"/>
-    <w:bookmarkStart w:id="109" w:name="goal-requirements-18"/>
+    <w:bookmarkEnd w:id="110"/>
+    <w:bookmarkStart w:id="111" w:name="goal-requirements-18"/>
     <w:p>
       <w:pPr>
         <w:pStyle w:val="berschrift5"/>
@@ -5047,8 +5088,8 @@
         <w:t xml:space="preserve">The metadata identifies an online location from where the data can be consistently and reliably retrieved by a computer algorithm without any manual intervention being required.</w:t>
       </w:r>
     </w:p>
-    <w:bookmarkEnd w:id="109"/>
-    <w:bookmarkStart w:id="110" w:name="assessment-18"/>
+    <w:bookmarkEnd w:id="111"/>
+    <w:bookmarkStart w:id="112" w:name="assessment-18"/>
     <w:p>
       <w:pPr>
         <w:pStyle w:val="berschrift5"/>
@@ -5112,9 +5153,9 @@
         </w:pict>
       </w:r>
     </w:p>
-    <w:bookmarkEnd w:id="110"/>
-    <w:bookmarkEnd w:id="111"/>
-    <w:bookmarkStart w:id="115" w:name="sec:prd-auxdat-sar"/>
+    <w:bookmarkEnd w:id="112"/>
+    <w:bookmarkEnd w:id="113"/>
+    <w:bookmarkStart w:id="117" w:name="sec:prd-auxdat-sar"/>
     <w:p>
       <w:pPr>
         <w:pStyle w:val="berschrift4"/>
@@ -5149,7 +5190,7 @@
         <w:t xml:space="preserve">prd-auxdat-sar</w:t>
       </w:r>
     </w:p>
-    <w:bookmarkStart w:id="112" w:name="threshold-requirements-19"/>
+    <w:bookmarkStart w:id="114" w:name="threshold-requirements-19"/>
     <w:p>
       <w:pPr>
         <w:pStyle w:val="berschrift5"/>
@@ -5169,8 +5210,8 @@
         <w:t xml:space="preserve"> </w:t>
       </w:r>
     </w:p>
-    <w:bookmarkEnd w:id="112"/>
-    <w:bookmarkStart w:id="113" w:name="goal-requirements-19"/>
+    <w:bookmarkEnd w:id="114"/>
+    <w:bookmarkStart w:id="115" w:name="goal-requirements-19"/>
     <w:p>
       <w:pPr>
         <w:pStyle w:val="berschrift5"/>
@@ -5207,8 +5248,8 @@
         <w:t xml:space="preserve">Auxiliary data includes DEMs, etc., and any additional data sources used in the generation of the product.</w:t>
       </w:r>
     </w:p>
-    <w:bookmarkEnd w:id="113"/>
-    <w:bookmarkStart w:id="114" w:name="assessment-19"/>
+    <w:bookmarkEnd w:id="115"/>
+    <w:bookmarkStart w:id="116" w:name="assessment-19"/>
     <w:p>
       <w:pPr>
         <w:pStyle w:val="berschrift5"/>
@@ -5272,9 +5313,9 @@
         </w:pict>
       </w:r>
     </w:p>
-    <w:bookmarkEnd w:id="114"/>
-    <w:bookmarkEnd w:id="115"/>
-    <w:bookmarkStart w:id="119" w:name="sec:prd-samspa"/>
+    <w:bookmarkEnd w:id="116"/>
+    <w:bookmarkEnd w:id="117"/>
+    <w:bookmarkStart w:id="121" w:name="sec:prd-samspa"/>
     <w:p>
       <w:pPr>
         <w:pStyle w:val="berschrift4"/>
@@ -5309,7 +5350,7 @@
         <w:t xml:space="preserve">prd-samspa</w:t>
       </w:r>
     </w:p>
-    <w:bookmarkStart w:id="116" w:name="threshold-requirements-20"/>
+    <w:bookmarkStart w:id="118" w:name="threshold-requirements-20"/>
     <w:p>
       <w:pPr>
         <w:pStyle w:val="berschrift5"/>
@@ -5350,8 +5391,8 @@
         <w:t xml:space="preserve">Line (row) spacing</w:t>
       </w:r>
     </w:p>
-    <w:bookmarkEnd w:id="116"/>
-    <w:bookmarkStart w:id="117" w:name="goal-requirements-20"/>
+    <w:bookmarkEnd w:id="118"/>
+    <w:bookmarkStart w:id="119" w:name="goal-requirements-20"/>
     <w:p>
       <w:pPr>
         <w:pStyle w:val="berschrift5"/>
@@ -5371,8 +5412,8 @@
         <w:t xml:space="preserve"> </w:t>
       </w:r>
     </w:p>
-    <w:bookmarkEnd w:id="117"/>
-    <w:bookmarkStart w:id="118" w:name="assessment-20"/>
+    <w:bookmarkEnd w:id="119"/>
+    <w:bookmarkStart w:id="120" w:name="assessment-20"/>
     <w:p>
       <w:pPr>
         <w:pStyle w:val="berschrift5"/>
@@ -5436,9 +5477,9 @@
         </w:pict>
       </w:r>
     </w:p>
-    <w:bookmarkEnd w:id="118"/>
-    <w:bookmarkEnd w:id="119"/>
-    <w:bookmarkStart w:id="123" w:name="sec:prd-enl"/>
+    <w:bookmarkEnd w:id="120"/>
+    <w:bookmarkEnd w:id="121"/>
+    <w:bookmarkStart w:id="125" w:name="sec:prd-enl"/>
     <w:p>
       <w:pPr>
         <w:pStyle w:val="berschrift4"/>
@@ -5473,7 +5514,7 @@
         <w:t xml:space="preserve">prd-enl</w:t>
       </w:r>
     </w:p>
-    <w:bookmarkStart w:id="120" w:name="threshold-requirements-21"/>
+    <w:bookmarkStart w:id="122" w:name="threshold-requirements-21"/>
     <w:p>
       <w:pPr>
         <w:pStyle w:val="berschrift5"/>
@@ -5493,8 +5534,8 @@
         <w:t xml:space="preserve"> </w:t>
       </w:r>
     </w:p>
-    <w:bookmarkEnd w:id="120"/>
-    <w:bookmarkStart w:id="121" w:name="goal-requirements-21"/>
+    <w:bookmarkEnd w:id="122"/>
+    <w:bookmarkStart w:id="123" w:name="goal-requirements-21"/>
     <w:p>
       <w:pPr>
         <w:pStyle w:val="berschrift5"/>
@@ -5511,8 +5552,8 @@
         <w:t xml:space="preserve">Equivalent Number of Looks (ENL)</w:t>
       </w:r>
     </w:p>
-    <w:bookmarkEnd w:id="121"/>
-    <w:bookmarkStart w:id="122" w:name="assessment-21"/>
+    <w:bookmarkEnd w:id="123"/>
+    <w:bookmarkStart w:id="124" w:name="assessment-21"/>
     <w:p>
       <w:pPr>
         <w:pStyle w:val="berschrift5"/>
@@ -5576,9 +5617,9 @@
         </w:pict>
       </w:r>
     </w:p>
-    <w:bookmarkEnd w:id="122"/>
-    <w:bookmarkEnd w:id="123"/>
-    <w:bookmarkStart w:id="127" w:name="sec:prd-resol"/>
+    <w:bookmarkEnd w:id="124"/>
+    <w:bookmarkEnd w:id="125"/>
+    <w:bookmarkStart w:id="129" w:name="sec:prd-resol"/>
     <w:p>
       <w:pPr>
         <w:pStyle w:val="berschrift4"/>
@@ -5613,7 +5654,7 @@
         <w:t xml:space="preserve">prd-resol</w:t>
       </w:r>
     </w:p>
-    <w:bookmarkStart w:id="124" w:name="threshold-requirements-22"/>
+    <w:bookmarkStart w:id="126" w:name="threshold-requirements-22"/>
     <w:p>
       <w:pPr>
         <w:pStyle w:val="berschrift5"/>
@@ -5633,8 +5674,8 @@
         <w:t xml:space="preserve"> </w:t>
       </w:r>
     </w:p>
-    <w:bookmarkEnd w:id="124"/>
-    <w:bookmarkStart w:id="125" w:name="goal-requirements-22"/>
+    <w:bookmarkEnd w:id="126"/>
+    <w:bookmarkStart w:id="127" w:name="goal-requirements-22"/>
     <w:p>
       <w:pPr>
         <w:pStyle w:val="berschrift5"/>
@@ -5675,8 +5716,8 @@
         <w:t xml:space="preserve">Rows</w:t>
       </w:r>
     </w:p>
-    <w:bookmarkEnd w:id="125"/>
-    <w:bookmarkStart w:id="126" w:name="assessment-22"/>
+    <w:bookmarkEnd w:id="127"/>
+    <w:bookmarkStart w:id="128" w:name="assessment-22"/>
     <w:p>
       <w:pPr>
         <w:pStyle w:val="berschrift5"/>
@@ -5740,9 +5781,9 @@
         </w:pict>
       </w:r>
     </w:p>
-    <w:bookmarkEnd w:id="126"/>
-    <w:bookmarkEnd w:id="127"/>
-    <w:bookmarkStart w:id="131" w:name="sec:prd-spekfil-pol"/>
+    <w:bookmarkEnd w:id="128"/>
+    <w:bookmarkEnd w:id="129"/>
+    <w:bookmarkStart w:id="133" w:name="sec:prd-spekfil-pol"/>
     <w:p>
       <w:pPr>
         <w:pStyle w:val="berschrift4"/>
@@ -5777,7 +5818,7 @@
         <w:t xml:space="preserve">prd-spekfil-pol</w:t>
       </w:r>
     </w:p>
-    <w:bookmarkStart w:id="128" w:name="threshold-requirements-23"/>
+    <w:bookmarkStart w:id="130" w:name="threshold-requirements-23"/>
     <w:p>
       <w:pPr>
         <w:pStyle w:val="berschrift5"/>
@@ -5870,8 +5911,8 @@
         <w:t xml:space="preserve">Advanced polarimetric filter preserving covariance matrix properties should be applied.</w:t>
       </w:r>
     </w:p>
-    <w:bookmarkEnd w:id="128"/>
-    <w:bookmarkStart w:id="129" w:name="goal-requirements-23"/>
+    <w:bookmarkEnd w:id="130"/>
+    <w:bookmarkStart w:id="131" w:name="goal-requirements-23"/>
     <w:p>
       <w:pPr>
         <w:pStyle w:val="berschrift5"/>
@@ -5891,8 +5932,8 @@
         <w:t xml:space="preserve"> </w:t>
       </w:r>
     </w:p>
-    <w:bookmarkEnd w:id="129"/>
-    <w:bookmarkStart w:id="130" w:name="assessment-23"/>
+    <w:bookmarkEnd w:id="131"/>
+    <w:bookmarkStart w:id="132" w:name="assessment-23"/>
     <w:p>
       <w:pPr>
         <w:pStyle w:val="berschrift5"/>
@@ -5956,9 +5997,9 @@
         </w:pict>
       </w:r>
     </w:p>
-    <w:bookmarkEnd w:id="130"/>
-    <w:bookmarkEnd w:id="131"/>
-    <w:bookmarkStart w:id="135" w:name="sec:prd-geobbox"/>
+    <w:bookmarkEnd w:id="132"/>
+    <w:bookmarkEnd w:id="133"/>
+    <w:bookmarkStart w:id="137" w:name="sec:prd-geobbox"/>
     <w:p>
       <w:pPr>
         <w:pStyle w:val="berschrift4"/>
@@ -5993,7 +6034,7 @@
         <w:t xml:space="preserve">prd-geobbox</w:t>
       </w:r>
     </w:p>
-    <w:bookmarkStart w:id="132" w:name="threshold-requirements-24"/>
+    <w:bookmarkStart w:id="134" w:name="threshold-requirements-24"/>
     <w:p>
       <w:pPr>
         <w:pStyle w:val="berschrift5"/>
@@ -6053,8 +6094,8 @@
         <w:t xml:space="preserve">Four corners of the product file are recommended for scenes crossing the Antemeridian, or the North or the South Pole.</w:t>
       </w:r>
     </w:p>
-    <w:bookmarkEnd w:id="132"/>
-    <w:bookmarkStart w:id="133" w:name="goal-requirements-24"/>
+    <w:bookmarkEnd w:id="134"/>
+    <w:bookmarkStart w:id="135" w:name="goal-requirements-24"/>
     <w:p>
       <w:pPr>
         <w:pStyle w:val="berschrift5"/>
@@ -6074,8 +6115,8 @@
         <w:t xml:space="preserve"> </w:t>
       </w:r>
     </w:p>
-    <w:bookmarkEnd w:id="133"/>
-    <w:bookmarkStart w:id="134" w:name="assessment-24"/>
+    <w:bookmarkEnd w:id="135"/>
+    <w:bookmarkStart w:id="136" w:name="assessment-24"/>
     <w:p>
       <w:pPr>
         <w:pStyle w:val="berschrift5"/>
@@ -6139,9 +6180,9 @@
         </w:pict>
       </w:r>
     </w:p>
-    <w:bookmarkEnd w:id="134"/>
-    <w:bookmarkEnd w:id="135"/>
-    <w:bookmarkStart w:id="139" w:name="sec:prd-geoarea-sar"/>
+    <w:bookmarkEnd w:id="136"/>
+    <w:bookmarkEnd w:id="137"/>
+    <w:bookmarkStart w:id="141" w:name="sec:prd-geoarea-sar"/>
     <w:p>
       <w:pPr>
         <w:pStyle w:val="berschrift4"/>
@@ -6176,7 +6217,7 @@
         <w:t xml:space="preserve">prd-geoarea-sar</w:t>
       </w:r>
     </w:p>
-    <w:bookmarkStart w:id="136" w:name="threshold-requirements-25"/>
+    <w:bookmarkStart w:id="138" w:name="threshold-requirements-25"/>
     <w:p>
       <w:pPr>
         <w:pStyle w:val="berschrift5"/>
@@ -6193,8 +6234,8 @@
         <w:t xml:space="preserve">The geometry of the SAR image footprint expressed in WGS84, in a standardised format (e.g., WKT Polygon).</w:t>
       </w:r>
     </w:p>
-    <w:bookmarkEnd w:id="136"/>
-    <w:bookmarkStart w:id="137" w:name="goal-requirements-25"/>
+    <w:bookmarkEnd w:id="138"/>
+    <w:bookmarkStart w:id="139" w:name="goal-requirements-25"/>
     <w:p>
       <w:pPr>
         <w:pStyle w:val="berschrift5"/>
@@ -6214,8 +6255,8 @@
         <w:t xml:space="preserve"> </w:t>
       </w:r>
     </w:p>
-    <w:bookmarkEnd w:id="137"/>
-    <w:bookmarkStart w:id="138" w:name="assessment-25"/>
+    <w:bookmarkEnd w:id="139"/>
+    <w:bookmarkStart w:id="140" w:name="assessment-25"/>
     <w:p>
       <w:pPr>
         <w:pStyle w:val="berschrift5"/>
@@ -6279,9 +6320,9 @@
         </w:pict>
       </w:r>
     </w:p>
-    <w:bookmarkEnd w:id="138"/>
-    <w:bookmarkEnd w:id="139"/>
-    <w:bookmarkStart w:id="143" w:name="sec:prd-imgsize"/>
+    <w:bookmarkEnd w:id="140"/>
+    <w:bookmarkEnd w:id="141"/>
+    <w:bookmarkStart w:id="145" w:name="sec:prd-imgsize"/>
     <w:p>
       <w:pPr>
         <w:pStyle w:val="berschrift4"/>
@@ -6316,7 +6357,7 @@
         <w:t xml:space="preserve">prd-imgsize</w:t>
       </w:r>
     </w:p>
-    <w:bookmarkStart w:id="140" w:name="threshold-requirements-26"/>
+    <w:bookmarkStart w:id="142" w:name="threshold-requirements-26"/>
     <w:p>
       <w:pPr>
         <w:pStyle w:val="berschrift5"/>
@@ -6381,8 +6422,8 @@
         <w:t xml:space="preserve">Number of no-data border pixels (if applicable)</w:t>
       </w:r>
     </w:p>
-    <w:bookmarkEnd w:id="140"/>
-    <w:bookmarkStart w:id="141" w:name="goal-requirements-26"/>
+    <w:bookmarkEnd w:id="142"/>
+    <w:bookmarkStart w:id="143" w:name="goal-requirements-26"/>
     <w:p>
       <w:pPr>
         <w:pStyle w:val="berschrift5"/>
@@ -6402,8 +6443,8 @@
         <w:t xml:space="preserve"> </w:t>
       </w:r>
     </w:p>
-    <w:bookmarkEnd w:id="141"/>
-    <w:bookmarkStart w:id="142" w:name="assessment-26"/>
+    <w:bookmarkEnd w:id="143"/>
+    <w:bookmarkStart w:id="144" w:name="assessment-26"/>
     <w:p>
       <w:pPr>
         <w:pStyle w:val="berschrift5"/>
@@ -6467,9 +6508,9 @@
         </w:pict>
       </w:r>
     </w:p>
-    <w:bookmarkEnd w:id="142"/>
-    <w:bookmarkEnd w:id="143"/>
-    <w:bookmarkStart w:id="147" w:name="sec:prd-pixcoco"/>
+    <w:bookmarkEnd w:id="144"/>
+    <w:bookmarkEnd w:id="145"/>
+    <w:bookmarkStart w:id="149" w:name="sec:prd-pixcoco"/>
     <w:p>
       <w:pPr>
         <w:pStyle w:val="berschrift4"/>
@@ -6504,7 +6545,7 @@
         <w:t xml:space="preserve">prd-pixcoco</w:t>
       </w:r>
     </w:p>
-    <w:bookmarkStart w:id="144" w:name="threshold-requirements-27"/>
+    <w:bookmarkStart w:id="146" w:name="threshold-requirements-27"/>
     <w:p>
       <w:pPr>
         <w:pStyle w:val="berschrift5"/>
@@ -6527,8 +6568,8 @@
         <w:t xml:space="preserve">Values are [pixel centre, pixel ULC or pixel LLC].</w:t>
       </w:r>
     </w:p>
-    <w:bookmarkEnd w:id="144"/>
-    <w:bookmarkStart w:id="145" w:name="goal-requirements-27"/>
+    <w:bookmarkEnd w:id="146"/>
+    <w:bookmarkStart w:id="147" w:name="goal-requirements-27"/>
     <w:p>
       <w:pPr>
         <w:pStyle w:val="berschrift5"/>
@@ -6548,8 +6589,8 @@
         <w:t xml:space="preserve"> </w:t>
       </w:r>
     </w:p>
-    <w:bookmarkEnd w:id="145"/>
-    <w:bookmarkStart w:id="146" w:name="assessment-27"/>
+    <w:bookmarkEnd w:id="147"/>
+    <w:bookmarkStart w:id="148" w:name="assessment-27"/>
     <w:p>
       <w:pPr>
         <w:pStyle w:val="berschrift5"/>
@@ -6613,9 +6654,9 @@
         </w:pict>
       </w:r>
     </w:p>
-    <w:bookmarkEnd w:id="146"/>
-    <w:bookmarkEnd w:id="147"/>
-    <w:bookmarkStart w:id="151" w:name="sec:prd-crs-sar"/>
+    <w:bookmarkEnd w:id="148"/>
+    <w:bookmarkEnd w:id="149"/>
+    <w:bookmarkStart w:id="153" w:name="sec:prd-crs-sar"/>
     <w:p>
       <w:pPr>
         <w:pStyle w:val="berschrift4"/>
@@ -6650,7 +6691,7 @@
         <w:t xml:space="preserve">prd-crs-sar</w:t>
       </w:r>
     </w:p>
-    <w:bookmarkStart w:id="148" w:name="threshold-requirements-28"/>
+    <w:bookmarkStart w:id="150" w:name="threshold-requirements-28"/>
     <w:p>
       <w:pPr>
         <w:pStyle w:val="berschrift5"/>
@@ -6673,8 +6714,8 @@
         <w:t xml:space="preserve">Indicate EPSG code, if defined for the CRS.</w:t>
       </w:r>
     </w:p>
-    <w:bookmarkEnd w:id="148"/>
-    <w:bookmarkStart w:id="149" w:name="goal-requirements-28"/>
+    <w:bookmarkEnd w:id="150"/>
+    <w:bookmarkStart w:id="151" w:name="goal-requirements-28"/>
     <w:p>
       <w:pPr>
         <w:pStyle w:val="berschrift5"/>
@@ -6694,8 +6735,8 @@
         <w:t xml:space="preserve"> </w:t>
       </w:r>
     </w:p>
-    <w:bookmarkEnd w:id="149"/>
-    <w:bookmarkStart w:id="150" w:name="assessment-28"/>
+    <w:bookmarkEnd w:id="151"/>
+    <w:bookmarkStart w:id="152" w:name="assessment-28"/>
     <w:p>
       <w:pPr>
         <w:pStyle w:val="berschrift5"/>
@@ -6759,9 +6800,9 @@
         </w:pict>
       </w:r>
     </w:p>
-    <w:bookmarkEnd w:id="150"/>
-    <w:bookmarkEnd w:id="151"/>
-    <w:bookmarkStart w:id="155" w:name="sec:prd-reorbit-nrb-pol"/>
+    <w:bookmarkEnd w:id="152"/>
+    <w:bookmarkEnd w:id="153"/>
+    <w:bookmarkStart w:id="157" w:name="sec:prd-reorbit-nrb-pol"/>
     <w:p>
       <w:pPr>
         <w:pStyle w:val="berschrift4"/>
@@ -6839,7 +6880,7 @@
         <w:t xml:space="preserve">) is provided.</w:t>
       </w:r>
     </w:p>
-    <w:bookmarkStart w:id="152" w:name="threshold-requirements-29"/>
+    <w:bookmarkStart w:id="154" w:name="threshold-requirements-29"/>
     <w:p>
       <w:pPr>
         <w:pStyle w:val="berschrift5"/>
@@ -6859,8 +6900,8 @@
         <w:t xml:space="preserve"> </w:t>
       </w:r>
     </w:p>
-    <w:bookmarkEnd w:id="152"/>
-    <w:bookmarkStart w:id="153" w:name="goal-requirements-29"/>
+    <w:bookmarkEnd w:id="154"/>
+    <w:bookmarkStart w:id="155" w:name="goal-requirements-29"/>
     <w:p>
       <w:pPr>
         <w:pStyle w:val="berschrift5"/>
@@ -6891,8 +6932,8 @@
         <w:t xml:space="preserve">Provide scene-centred perpendicular baseline for the for the source data relative to the reference orbit used (for approximate use only).</w:t>
       </w:r>
     </w:p>
-    <w:bookmarkEnd w:id="153"/>
-    <w:bookmarkStart w:id="154" w:name="assessment-29"/>
+    <w:bookmarkEnd w:id="155"/>
+    <w:bookmarkStart w:id="156" w:name="assessment-29"/>
     <w:p>
       <w:pPr>
         <w:pStyle w:val="berschrift5"/>
@@ -6949,10 +6990,10 @@
         <w:t xml:space="preserve">Recommended Requirement Modification:</w:t>
       </w:r>
     </w:p>
-    <w:bookmarkEnd w:id="154"/>
-    <w:bookmarkEnd w:id="155"/>
     <w:bookmarkEnd w:id="156"/>
-    <w:bookmarkStart w:id="197" w:name="sec:pxl"/>
+    <w:bookmarkEnd w:id="157"/>
+    <w:bookmarkEnd w:id="158"/>
+    <w:bookmarkStart w:id="199" w:name="sec:pxl"/>
     <w:p>
       <w:pPr>
         <w:pStyle w:val="berschrift3"/>
@@ -7006,7 +7047,7 @@
         <w:t xml:space="preserve">(choose) observations on the basis of their individual suitability for application.</w:t>
       </w:r>
     </w:p>
-    <w:bookmarkStart w:id="160" w:name="sec:pxl-cngform"/>
+    <w:bookmarkStart w:id="162" w:name="sec:pxl-cngform"/>
     <w:p>
       <w:pPr>
         <w:pStyle w:val="berschrift4"/>
@@ -7041,7 +7082,7 @@
         <w:t xml:space="preserve">pxl-cngform</w:t>
       </w:r>
     </w:p>
-    <w:bookmarkStart w:id="157" w:name="threshold-requirements-30"/>
+    <w:bookmarkStart w:id="159" w:name="threshold-requirements-30"/>
     <w:p>
       <w:pPr>
         <w:pStyle w:val="berschrift5"/>
@@ -7061,8 +7102,8 @@
         <w:t xml:space="preserve"> </w:t>
       </w:r>
     </w:p>
-    <w:bookmarkEnd w:id="157"/>
-    <w:bookmarkStart w:id="158" w:name="goal-requirements-30"/>
+    <w:bookmarkEnd w:id="159"/>
+    <w:bookmarkStart w:id="160" w:name="goal-requirements-30"/>
     <w:p>
       <w:pPr>
         <w:pStyle w:val="berschrift5"/>
@@ -7079,8 +7120,8 @@
         <w:t xml:space="preserve">All files are provided using cloud-optimized file formats.</w:t>
       </w:r>
     </w:p>
-    <w:bookmarkEnd w:id="158"/>
-    <w:bookmarkStart w:id="159" w:name="assessment-30"/>
+    <w:bookmarkEnd w:id="160"/>
+    <w:bookmarkStart w:id="161" w:name="assessment-30"/>
     <w:p>
       <w:pPr>
         <w:pStyle w:val="berschrift5"/>
@@ -7144,9 +7185,9 @@
         </w:pict>
       </w:r>
     </w:p>
-    <w:bookmarkEnd w:id="159"/>
-    <w:bookmarkEnd w:id="160"/>
-    <w:bookmarkStart w:id="164" w:name="sec:pxl-memare-sar"/>
+    <w:bookmarkEnd w:id="161"/>
+    <w:bookmarkEnd w:id="162"/>
+    <w:bookmarkStart w:id="166" w:name="sec:pxl-memare-sar"/>
     <w:p>
       <w:pPr>
         <w:pStyle w:val="berschrift4"/>
@@ -7181,7 +7222,7 @@
         <w:t xml:space="preserve">pxl-memare-sar</w:t>
       </w:r>
     </w:p>
-    <w:bookmarkStart w:id="161" w:name="threshold-requirements-31"/>
+    <w:bookmarkStart w:id="163" w:name="threshold-requirements-31"/>
     <w:p>
       <w:pPr>
         <w:pStyle w:val="berschrift5"/>
@@ -7198,8 +7239,8 @@
         <w:t xml:space="preserve">Metadata is provided in a structure that enables a computer algorithm to be used to consistently and automatically identify and extract each component/variable/layer for further use.</w:t>
       </w:r>
     </w:p>
-    <w:bookmarkEnd w:id="161"/>
-    <w:bookmarkStart w:id="162" w:name="goal-requirements-31"/>
+    <w:bookmarkEnd w:id="163"/>
+    <w:bookmarkStart w:id="164" w:name="goal-requirements-31"/>
     <w:p>
       <w:pPr>
         <w:pStyle w:val="berschrift5"/>
@@ -7216,8 +7257,8 @@
         <w:t xml:space="preserve">As threshold, but metadata is formatted in accordance with CEOS-ARD SAR Metadata Specifications, v.1.1, or in a community endorsed standard that facilitates machine-readability, such as ISO 19115-2, Climate and Forecast (CF) convention, the Attribute Convention for Data Discovery (ACDD), etc.</w:t>
       </w:r>
     </w:p>
-    <w:bookmarkEnd w:id="162"/>
-    <w:bookmarkStart w:id="163" w:name="assessment-31"/>
+    <w:bookmarkEnd w:id="164"/>
+    <w:bookmarkStart w:id="165" w:name="assessment-31"/>
     <w:p>
       <w:pPr>
         <w:pStyle w:val="berschrift5"/>
@@ -7281,9 +7322,9 @@
         </w:pict>
       </w:r>
     </w:p>
-    <w:bookmarkEnd w:id="163"/>
-    <w:bookmarkEnd w:id="164"/>
-    <w:bookmarkStart w:id="168" w:name="sec:pxl-damaski"/>
+    <w:bookmarkEnd w:id="165"/>
+    <w:bookmarkEnd w:id="166"/>
+    <w:bookmarkStart w:id="170" w:name="sec:pxl-damaski"/>
     <w:p>
       <w:pPr>
         <w:pStyle w:val="berschrift4"/>
@@ -7318,7 +7359,7 @@
         <w:t xml:space="preserve">pxl-damaski</w:t>
       </w:r>
     </w:p>
-    <w:bookmarkStart w:id="165" w:name="threshold-requirements-32"/>
+    <w:bookmarkStart w:id="167" w:name="threshold-requirements-32"/>
     <w:p>
       <w:pPr>
         <w:pStyle w:val="berschrift5"/>
@@ -7451,8 +7492,8 @@
         <w:t xml:space="preserve">Bit Value Representation</w:t>
       </w:r>
     </w:p>
-    <w:bookmarkEnd w:id="165"/>
-    <w:bookmarkStart w:id="166" w:name="goal-requirements-32"/>
+    <w:bookmarkEnd w:id="167"/>
+    <w:bookmarkStart w:id="168" w:name="goal-requirements-32"/>
     <w:p>
       <w:pPr>
         <w:pStyle w:val="berschrift5"/>
@@ -7541,8 +7582,8 @@
         <w:t xml:space="preserve">DEM gap filling (i.e., interpolated DEM over gaps)</w:t>
       </w:r>
     </w:p>
-    <w:bookmarkEnd w:id="166"/>
-    <w:bookmarkStart w:id="167" w:name="assessment-32"/>
+    <w:bookmarkEnd w:id="168"/>
+    <w:bookmarkStart w:id="169" w:name="assessment-32"/>
     <w:p>
       <w:pPr>
         <w:pStyle w:val="berschrift5"/>
@@ -7606,9 +7647,9 @@
         </w:pict>
       </w:r>
     </w:p>
-    <w:bookmarkEnd w:id="167"/>
-    <w:bookmarkEnd w:id="168"/>
-    <w:bookmarkStart w:id="172" w:name="sec:pxl-piscata"/>
+    <w:bookmarkEnd w:id="169"/>
+    <w:bookmarkEnd w:id="170"/>
+    <w:bookmarkStart w:id="174" w:name="sec:pxl-piscata"/>
     <w:p>
       <w:pPr>
         <w:pStyle w:val="berschrift4"/>
@@ -7655,7 +7696,7 @@
         <w:t xml:space="preserve">Usage: Recommended for scenes that include land areas.</w:t>
       </w:r>
     </w:p>
-    <w:bookmarkStart w:id="169" w:name="threshold-requirements-33"/>
+    <w:bookmarkStart w:id="171" w:name="threshold-requirements-33"/>
     <w:p>
       <w:pPr>
         <w:pStyle w:val="berschrift5"/>
@@ -7675,8 +7716,8 @@
         <w:t xml:space="preserve"> </w:t>
       </w:r>
     </w:p>
-    <w:bookmarkEnd w:id="169"/>
-    <w:bookmarkStart w:id="170" w:name="goal-requirements-33"/>
+    <w:bookmarkEnd w:id="171"/>
+    <w:bookmarkStart w:id="172" w:name="goal-requirements-33"/>
     <w:p>
       <w:pPr>
         <w:pStyle w:val="berschrift5"/>
@@ -7847,8 +7888,8 @@
         <w:t xml:space="preserve">Byte Order</w:t>
       </w:r>
     </w:p>
-    <w:bookmarkEnd w:id="170"/>
-    <w:bookmarkStart w:id="171" w:name="assessment-33"/>
+    <w:bookmarkEnd w:id="172"/>
+    <w:bookmarkStart w:id="173" w:name="assessment-33"/>
     <w:p>
       <w:pPr>
         <w:pStyle w:val="berschrift5"/>
@@ -7912,9 +7953,9 @@
         </w:pict>
       </w:r>
     </w:p>
-    <w:bookmarkEnd w:id="171"/>
-    <w:bookmarkEnd w:id="172"/>
-    <w:bookmarkStart w:id="176" w:name="sec:pxl-ploinca"/>
+    <w:bookmarkEnd w:id="173"/>
+    <w:bookmarkEnd w:id="174"/>
+    <w:bookmarkStart w:id="178" w:name="sec:pxl-ploinca"/>
     <w:p>
       <w:pPr>
         <w:pStyle w:val="berschrift4"/>
@@ -7949,7 +7990,7 @@
         <w:t xml:space="preserve">pxl-ploinca</w:t>
       </w:r>
     </w:p>
-    <w:bookmarkStart w:id="173" w:name="threshold-requirements-34"/>
+    <w:bookmarkStart w:id="175" w:name="threshold-requirements-34"/>
     <w:p>
       <w:pPr>
         <w:pStyle w:val="berschrift5"/>
@@ -8054,8 +8095,8 @@
         <w:t xml:space="preserve">For maritime ORB scenes when no land areas are covered, a geoid model could be used for the calculation of the local incident angle.</w:t>
       </w:r>
     </w:p>
-    <w:bookmarkEnd w:id="173"/>
-    <w:bookmarkStart w:id="174" w:name="goal-requirements-34"/>
+    <w:bookmarkEnd w:id="175"/>
+    <w:bookmarkStart w:id="176" w:name="goal-requirements-34"/>
     <w:p>
       <w:pPr>
         <w:pStyle w:val="berschrift5"/>
@@ -8075,8 +8116,8 @@
         <w:t xml:space="preserve"> </w:t>
       </w:r>
     </w:p>
-    <w:bookmarkEnd w:id="174"/>
-    <w:bookmarkStart w:id="175" w:name="assessment-34"/>
+    <w:bookmarkEnd w:id="176"/>
+    <w:bookmarkStart w:id="177" w:name="assessment-34"/>
     <w:p>
       <w:pPr>
         <w:pStyle w:val="berschrift5"/>
@@ -8140,9 +8181,9 @@
         </w:pict>
       </w:r>
     </w:p>
-    <w:bookmarkEnd w:id="175"/>
-    <w:bookmarkEnd w:id="176"/>
-    <w:bookmarkStart w:id="180" w:name="sec:pxl-pelinca"/>
+    <w:bookmarkEnd w:id="177"/>
+    <w:bookmarkEnd w:id="178"/>
+    <w:bookmarkStart w:id="182" w:name="sec:pxl-pelinca"/>
     <w:p>
       <w:pPr>
         <w:pStyle w:val="berschrift4"/>
@@ -8177,7 +8218,7 @@
         <w:t xml:space="preserve">pxl-pelinca</w:t>
       </w:r>
     </w:p>
-    <w:bookmarkStart w:id="177" w:name="threshold-requirements-35"/>
+    <w:bookmarkStart w:id="179" w:name="threshold-requirements-35"/>
     <w:p>
       <w:pPr>
         <w:pStyle w:val="berschrift5"/>
@@ -8197,8 +8238,8 @@
         <w:t xml:space="preserve"> </w:t>
       </w:r>
     </w:p>
-    <w:bookmarkEnd w:id="177"/>
-    <w:bookmarkStart w:id="178" w:name="goal-requirements-35"/>
+    <w:bookmarkEnd w:id="179"/>
+    <w:bookmarkStart w:id="180" w:name="goal-requirements-35"/>
     <w:p>
       <w:pPr>
         <w:pStyle w:val="berschrift5"/>
@@ -8315,8 +8356,8 @@
         <w:t xml:space="preserve">For maritime ORB scenes when no land areas are covered, the ellipsoidal incident angle is nearly identical to the geoid based local incident angle.</w:t>
       </w:r>
     </w:p>
-    <w:bookmarkEnd w:id="178"/>
-    <w:bookmarkStart w:id="179" w:name="assessment-35"/>
+    <w:bookmarkEnd w:id="180"/>
+    <w:bookmarkStart w:id="181" w:name="assessment-35"/>
     <w:p>
       <w:pPr>
         <w:pStyle w:val="berschrift5"/>
@@ -8380,9 +8421,9 @@
         </w:pict>
       </w:r>
     </w:p>
-    <w:bookmarkEnd w:id="179"/>
-    <w:bookmarkEnd w:id="180"/>
-    <w:bookmarkStart w:id="184" w:name="sec:pxl-pinopow"/>
+    <w:bookmarkEnd w:id="181"/>
+    <w:bookmarkEnd w:id="182"/>
+    <w:bookmarkStart w:id="186" w:name="sec:pxl-pinopow"/>
     <w:p>
       <w:pPr>
         <w:pStyle w:val="berschrift4"/>
@@ -8417,7 +8458,7 @@
         <w:t xml:space="preserve">pxl-pinopow</w:t>
       </w:r>
     </w:p>
-    <w:bookmarkStart w:id="181" w:name="threshold-requirements-36"/>
+    <w:bookmarkStart w:id="183" w:name="threshold-requirements-36"/>
     <w:p>
       <w:pPr>
         <w:pStyle w:val="berschrift5"/>
@@ -8437,8 +8478,8 @@
         <w:t xml:space="preserve"> </w:t>
       </w:r>
     </w:p>
-    <w:bookmarkEnd w:id="181"/>
-    <w:bookmarkStart w:id="182" w:name="goal-requirements-36"/>
+    <w:bookmarkEnd w:id="183"/>
+    <w:bookmarkStart w:id="184" w:name="goal-requirements-36"/>
     <w:p>
       <w:pPr>
         <w:pStyle w:val="berschrift5"/>
@@ -8649,8 +8690,8 @@
         <w:t xml:space="preserve">Byte Order</w:t>
       </w:r>
     </w:p>
-    <w:bookmarkEnd w:id="182"/>
-    <w:bookmarkStart w:id="183" w:name="assessment-36"/>
+    <w:bookmarkEnd w:id="184"/>
+    <w:bookmarkStart w:id="185" w:name="assessment-36"/>
     <w:p>
       <w:pPr>
         <w:pStyle w:val="berschrift5"/>
@@ -8714,9 +8755,9 @@
         </w:pict>
       </w:r>
     </w:p>
-    <w:bookmarkEnd w:id="183"/>
-    <w:bookmarkEnd w:id="184"/>
-    <w:bookmarkStart w:id="188" w:name="sec:pxl-gasiri"/>
+    <w:bookmarkEnd w:id="185"/>
+    <w:bookmarkEnd w:id="186"/>
+    <w:bookmarkStart w:id="190" w:name="sec:pxl-gasiri"/>
     <w:p>
       <w:pPr>
         <w:pStyle w:val="berschrift4"/>
@@ -8751,7 +8792,7 @@
         <w:t xml:space="preserve">pxl-gasiri</w:t>
       </w:r>
     </w:p>
-    <w:bookmarkStart w:id="185" w:name="threshold-requirements-37"/>
+    <w:bookmarkStart w:id="187" w:name="threshold-requirements-37"/>
     <w:p>
       <w:pPr>
         <w:pStyle w:val="berschrift5"/>
@@ -8771,8 +8812,8 @@
         <w:t xml:space="preserve"> </w:t>
       </w:r>
     </w:p>
-    <w:bookmarkEnd w:id="185"/>
-    <w:bookmarkStart w:id="186" w:name="goal-requirements-37"/>
+    <w:bookmarkEnd w:id="187"/>
+    <w:bookmarkStart w:id="188" w:name="goal-requirements-37"/>
     <w:p>
       <w:pPr>
         <w:pStyle w:val="berschrift5"/>
@@ -8922,8 +8963,8 @@
         <w:t xml:space="preserve">Byte Order</w:t>
       </w:r>
     </w:p>
-    <w:bookmarkEnd w:id="186"/>
-    <w:bookmarkStart w:id="187" w:name="assessment-37"/>
+    <w:bookmarkEnd w:id="188"/>
+    <w:bookmarkStart w:id="189" w:name="assessment-37"/>
     <w:p>
       <w:pPr>
         <w:pStyle w:val="berschrift5"/>
@@ -8987,9 +9028,9 @@
         </w:pict>
       </w:r>
     </w:p>
-    <w:bookmarkEnd w:id="187"/>
-    <w:bookmarkEnd w:id="188"/>
-    <w:bookmarkStart w:id="192" w:name="sec:pxl-pacqid"/>
+    <w:bookmarkEnd w:id="189"/>
+    <w:bookmarkEnd w:id="190"/>
+    <w:bookmarkStart w:id="194" w:name="sec:pxl-pacqid"/>
     <w:p>
       <w:pPr>
         <w:pStyle w:val="berschrift4"/>
@@ -9024,7 +9065,7 @@
         <w:t xml:space="preserve">pxl-pacqid</w:t>
       </w:r>
     </w:p>
-    <w:bookmarkStart w:id="189" w:name="threshold-requirements-38"/>
+    <w:bookmarkStart w:id="191" w:name="threshold-requirements-38"/>
     <w:p>
       <w:pPr>
         <w:pStyle w:val="berschrift5"/>
@@ -9168,8 +9209,8 @@
         <w:t xml:space="preserve">Byte Order</w:t>
       </w:r>
     </w:p>
-    <w:bookmarkEnd w:id="189"/>
-    <w:bookmarkStart w:id="190" w:name="goal-requirements-38"/>
+    <w:bookmarkEnd w:id="191"/>
+    <w:bookmarkStart w:id="192" w:name="goal-requirements-38"/>
     <w:p>
       <w:pPr>
         <w:pStyle w:val="berschrift5"/>
@@ -9186,8 +9227,8 @@
         <w:t xml:space="preserve">In case of image composites, the sources for each pixel are uniquely identified.</w:t>
       </w:r>
     </w:p>
-    <w:bookmarkEnd w:id="190"/>
-    <w:bookmarkStart w:id="191" w:name="assessment-38"/>
+    <w:bookmarkEnd w:id="192"/>
+    <w:bookmarkStart w:id="193" w:name="assessment-38"/>
     <w:p>
       <w:pPr>
         <w:pStyle w:val="berschrift5"/>
@@ -9251,9 +9292,9 @@
         </w:pict>
       </w:r>
     </w:p>
-    <w:bookmarkEnd w:id="191"/>
-    <w:bookmarkEnd w:id="192"/>
-    <w:bookmarkStart w:id="196" w:name="sec:pxl-pidem"/>
+    <w:bookmarkEnd w:id="193"/>
+    <w:bookmarkEnd w:id="194"/>
+    <w:bookmarkStart w:id="198" w:name="sec:pxl-pidem"/>
     <w:p>
       <w:pPr>
         <w:pStyle w:val="berschrift4"/>
@@ -9288,7 +9329,7 @@
         <w:t xml:space="preserve">pxl-pidem</w:t>
       </w:r>
     </w:p>
-    <w:bookmarkStart w:id="193" w:name="threshold-requirements-39"/>
+    <w:bookmarkStart w:id="195" w:name="threshold-requirements-39"/>
     <w:p>
       <w:pPr>
         <w:pStyle w:val="berschrift5"/>
@@ -9308,8 +9349,8 @@
         <w:t xml:space="preserve"> </w:t>
       </w:r>
     </w:p>
-    <w:bookmarkEnd w:id="193"/>
-    <w:bookmarkStart w:id="194" w:name="goal-requirements-39"/>
+    <w:bookmarkEnd w:id="195"/>
+    <w:bookmarkStart w:id="196" w:name="goal-requirements-39"/>
     <w:p>
       <w:pPr>
         <w:pStyle w:val="berschrift5"/>
@@ -9402,8 +9443,8 @@
         <w:t xml:space="preserve">Byte Order</w:t>
       </w:r>
     </w:p>
-    <w:bookmarkEnd w:id="194"/>
-    <w:bookmarkStart w:id="195" w:name="assessment-39"/>
+    <w:bookmarkEnd w:id="196"/>
+    <w:bookmarkStart w:id="197" w:name="assessment-39"/>
     <w:p>
       <w:pPr>
         <w:pStyle w:val="berschrift5"/>
@@ -9460,10 +9501,10 @@
         <w:t xml:space="preserve">Recommended Requirement Modification:</w:t>
       </w:r>
     </w:p>
-    <w:bookmarkEnd w:id="195"/>
-    <w:bookmarkEnd w:id="196"/>
     <w:bookmarkEnd w:id="197"/>
-    <w:bookmarkStart w:id="226" w:name="sec:rcm"/>
+    <w:bookmarkEnd w:id="198"/>
+    <w:bookmarkEnd w:id="199"/>
+    <w:bookmarkStart w:id="228" w:name="sec:rcm"/>
     <w:p>
       <w:pPr>
         <w:pStyle w:val="berschrift3"/>
@@ -9507,7 +9548,7 @@
         <w:t xml:space="preserve">The requirements below must be met for all pixels/samples/observations in a collection.</w:t>
       </w:r>
     </w:p>
-    <w:bookmarkStart w:id="201" w:name="sec:rcm-cngform"/>
+    <w:bookmarkStart w:id="203" w:name="sec:rcm-cngform"/>
     <w:p>
       <w:pPr>
         <w:pStyle w:val="berschrift4"/>
@@ -9542,7 +9583,7 @@
         <w:t xml:space="preserve">rcm-cngform</w:t>
       </w:r>
     </w:p>
-    <w:bookmarkStart w:id="198" w:name="threshold-requirements-40"/>
+    <w:bookmarkStart w:id="200" w:name="threshold-requirements-40"/>
     <w:p>
       <w:pPr>
         <w:pStyle w:val="berschrift5"/>
@@ -9562,8 +9603,8 @@
         <w:t xml:space="preserve"> </w:t>
       </w:r>
     </w:p>
-    <w:bookmarkEnd w:id="198"/>
-    <w:bookmarkStart w:id="199" w:name="goal-requirements-40"/>
+    <w:bookmarkEnd w:id="200"/>
+    <w:bookmarkStart w:id="201" w:name="goal-requirements-40"/>
     <w:p>
       <w:pPr>
         <w:pStyle w:val="berschrift5"/>
@@ -9580,8 +9621,8 @@
         <w:t xml:space="preserve">All files are provided using cloud-optimized file formats.</w:t>
       </w:r>
     </w:p>
-    <w:bookmarkEnd w:id="199"/>
-    <w:bookmarkStart w:id="200" w:name="assessment-40"/>
+    <w:bookmarkEnd w:id="201"/>
+    <w:bookmarkStart w:id="202" w:name="assessment-40"/>
     <w:p>
       <w:pPr>
         <w:pStyle w:val="berschrift5"/>
@@ -9645,9 +9686,9 @@
         </w:pict>
       </w:r>
     </w:p>
-    <w:bookmarkEnd w:id="200"/>
-    <w:bookmarkEnd w:id="201"/>
-    <w:bookmarkStart w:id="205" w:name="sec:rcm-backsca-pol"/>
+    <w:bookmarkEnd w:id="202"/>
+    <w:bookmarkEnd w:id="203"/>
+    <w:bookmarkStart w:id="207" w:name="sec:rcm-backsca-pol"/>
     <w:p>
       <w:pPr>
         <w:pStyle w:val="berschrift4"/>
@@ -9682,7 +9723,7 @@
         <w:t xml:space="preserve">rcm-backsca-pol</w:t>
       </w:r>
     </w:p>
-    <w:bookmarkStart w:id="202" w:name="threshold-requirements-41"/>
+    <w:bookmarkStart w:id="204" w:name="threshold-requirements-41"/>
     <w:p>
       <w:pPr>
         <w:pStyle w:val="berschrift5"/>
@@ -9912,8 +9953,8 @@
         <w:t xml:space="preserve">Otherwise, specify the multi-channel format order (BIP, BIL, BSQ).</w:t>
       </w:r>
     </w:p>
-    <w:bookmarkEnd w:id="202"/>
-    <w:bookmarkStart w:id="203" w:name="goal-requirements-41"/>
+    <w:bookmarkEnd w:id="204"/>
+    <w:bookmarkStart w:id="205" w:name="goal-requirements-41"/>
     <w:p>
       <w:pPr>
         <w:pStyle w:val="berschrift5"/>
@@ -9933,8 +9974,8 @@
         <w:t xml:space="preserve"> </w:t>
       </w:r>
     </w:p>
-    <w:bookmarkEnd w:id="203"/>
-    <w:bookmarkStart w:id="204" w:name="assessment-41"/>
+    <w:bookmarkEnd w:id="205"/>
+    <w:bookmarkStart w:id="206" w:name="assessment-41"/>
     <w:p>
       <w:pPr>
         <w:pStyle w:val="berschrift5"/>
@@ -9998,9 +10039,9 @@
         </w:pict>
       </w:r>
     </w:p>
-    <w:bookmarkEnd w:id="204"/>
-    <w:bookmarkEnd w:id="205"/>
-    <w:bookmarkStart w:id="209" w:name="sec:rcm-scaconv"/>
+    <w:bookmarkEnd w:id="206"/>
+    <w:bookmarkEnd w:id="207"/>
+    <w:bookmarkStart w:id="211" w:name="sec:rcm-scaconv"/>
     <w:p>
       <w:pPr>
         <w:pStyle w:val="berschrift4"/>
@@ -10035,7 +10076,7 @@
         <w:t xml:space="preserve">rcm-scaconv</w:t>
       </w:r>
     </w:p>
-    <w:bookmarkStart w:id="206" w:name="threshold-requirements-42"/>
+    <w:bookmarkStart w:id="208" w:name="threshold-requirements-42"/>
     <w:p>
       <w:pPr>
         <w:pStyle w:val="berschrift5"/>
@@ -10052,8 +10093,8 @@
         <w:t xml:space="preserve">If applicable, indicate the equation to convert pixel linear amplitude/power to logarithmic decibel scale, including, if applicable, the associated calibration (dB offset) factor, and/or the equation used to convert compressed data (int8/int16/float16) to float32.</w:t>
       </w:r>
     </w:p>
-    <w:bookmarkEnd w:id="206"/>
-    <w:bookmarkStart w:id="207" w:name="goal-requirements-42"/>
+    <w:bookmarkEnd w:id="208"/>
+    <w:bookmarkStart w:id="209" w:name="goal-requirements-42"/>
     <w:p>
       <w:pPr>
         <w:pStyle w:val="berschrift5"/>
@@ -10070,8 +10111,8 @@
         <w:t xml:space="preserve">As threshold, but use of float32.</w:t>
       </w:r>
     </w:p>
-    <w:bookmarkEnd w:id="207"/>
-    <w:bookmarkStart w:id="208" w:name="assessment-42"/>
+    <w:bookmarkEnd w:id="209"/>
+    <w:bookmarkStart w:id="210" w:name="assessment-42"/>
     <w:p>
       <w:pPr>
         <w:pStyle w:val="berschrift5"/>
@@ -10135,9 +10176,9 @@
         </w:pict>
       </w:r>
     </w:p>
-    <w:bookmarkEnd w:id="208"/>
-    <w:bookmarkEnd w:id="209"/>
-    <w:bookmarkStart w:id="213" w:name="sec:rcm-noiser"/>
+    <w:bookmarkEnd w:id="210"/>
+    <w:bookmarkEnd w:id="211"/>
+    <w:bookmarkStart w:id="215" w:name="sec:rcm-noiser"/>
     <w:p>
       <w:pPr>
         <w:pStyle w:val="berschrift4"/>
@@ -10172,7 +10213,7 @@
         <w:t xml:space="preserve">rcm-noiser</w:t>
       </w:r>
     </w:p>
-    <w:bookmarkStart w:id="210" w:name="threshold-requirements-43"/>
+    <w:bookmarkStart w:id="212" w:name="threshold-requirements-43"/>
     <w:p>
       <w:pPr>
         <w:pStyle w:val="berschrift5"/>
@@ -10215,8 +10256,8 @@
         <w:t xml:space="preserve">Thermal noise removal and image border noise removal to remove overall scene noise and scene edge artefacts, respectively.</w:t>
       </w:r>
     </w:p>
-    <w:bookmarkEnd w:id="210"/>
-    <w:bookmarkStart w:id="211" w:name="goal-requirements-43"/>
+    <w:bookmarkEnd w:id="212"/>
+    <w:bookmarkStart w:id="213" w:name="goal-requirements-43"/>
     <w:p>
       <w:pPr>
         <w:pStyle w:val="berschrift5"/>
@@ -10236,8 +10277,8 @@
         <w:t xml:space="preserve"> </w:t>
       </w:r>
     </w:p>
-    <w:bookmarkEnd w:id="211"/>
-    <w:bookmarkStart w:id="212" w:name="assessment-43"/>
+    <w:bookmarkEnd w:id="213"/>
+    <w:bookmarkStart w:id="214" w:name="assessment-43"/>
     <w:p>
       <w:pPr>
         <w:pStyle w:val="berschrift5"/>
@@ -10301,9 +10342,9 @@
         </w:pict>
       </w:r>
     </w:p>
-    <w:bookmarkEnd w:id="212"/>
-    <w:bookmarkEnd w:id="213"/>
-    <w:bookmarkStart w:id="217" w:name="sec:rcm-radtalg"/>
+    <w:bookmarkEnd w:id="214"/>
+    <w:bookmarkEnd w:id="215"/>
+    <w:bookmarkStart w:id="219" w:name="sec:rcm-radtalg"/>
     <w:p>
       <w:pPr>
         <w:pStyle w:val="berschrift4"/>
@@ -10338,7 +10379,7 @@
         <w:t xml:space="preserve">rcm-radtalg</w:t>
       </w:r>
     </w:p>
-    <w:bookmarkStart w:id="214" w:name="threshold-requirements-44"/>
+    <w:bookmarkStart w:id="216" w:name="threshold-requirements-44"/>
     <w:p>
       <w:pPr>
         <w:pStyle w:val="berschrift5"/>
@@ -10447,8 +10488,8 @@
         <w:t xml:space="preserve">Examples of technical documentation include an Algorithm, Theoretical Basis Document, product user guide, etc.</w:t>
       </w:r>
     </w:p>
-    <w:bookmarkEnd w:id="214"/>
-    <w:bookmarkStart w:id="215" w:name="goal-requirements-44"/>
+    <w:bookmarkEnd w:id="216"/>
+    <w:bookmarkStart w:id="217" w:name="goal-requirements-44"/>
     <w:p>
       <w:pPr>
         <w:pStyle w:val="berschrift5"/>
@@ -10468,8 +10509,8 @@
         <w:t xml:space="preserve"> </w:t>
       </w:r>
     </w:p>
-    <w:bookmarkEnd w:id="215"/>
-    <w:bookmarkStart w:id="216" w:name="assessment-44"/>
+    <w:bookmarkEnd w:id="217"/>
+    <w:bookmarkStart w:id="218" w:name="assessment-44"/>
     <w:p>
       <w:pPr>
         <w:pStyle w:val="berschrift5"/>
@@ -10533,9 +10574,9 @@
         </w:pict>
       </w:r>
     </w:p>
-    <w:bookmarkEnd w:id="216"/>
-    <w:bookmarkEnd w:id="217"/>
-    <w:bookmarkStart w:id="221" w:name="sec:rcm-radacc-sar"/>
+    <w:bookmarkEnd w:id="218"/>
+    <w:bookmarkEnd w:id="219"/>
+    <w:bookmarkStart w:id="223" w:name="sec:rcm-radacc-sar"/>
     <w:p>
       <w:pPr>
         <w:pStyle w:val="berschrift4"/>
@@ -10570,7 +10611,7 @@
         <w:t xml:space="preserve">rcm-radacc-sar</w:t>
       </w:r>
     </w:p>
-    <w:bookmarkStart w:id="218" w:name="threshold-requirements-45"/>
+    <w:bookmarkStart w:id="220" w:name="threshold-requirements-45"/>
     <w:p>
       <w:pPr>
         <w:pStyle w:val="berschrift5"/>
@@ -10590,8 +10631,8 @@
         <w:t xml:space="preserve"> </w:t>
       </w:r>
     </w:p>
-    <w:bookmarkEnd w:id="218"/>
-    <w:bookmarkStart w:id="219" w:name="goal-requirements-45"/>
+    <w:bookmarkEnd w:id="220"/>
+    <w:bookmarkStart w:id="221" w:name="goal-requirements-45"/>
     <w:p>
       <w:pPr>
         <w:pStyle w:val="berschrift5"/>
@@ -10657,8 +10698,8 @@
         <w:t xml:space="preserve">SI traceability is achieved.</w:t>
       </w:r>
     </w:p>
-    <w:bookmarkEnd w:id="219"/>
-    <w:bookmarkStart w:id="220" w:name="assessment-45"/>
+    <w:bookmarkEnd w:id="221"/>
+    <w:bookmarkStart w:id="222" w:name="assessment-45"/>
     <w:p>
       <w:pPr>
         <w:pStyle w:val="berschrift5"/>
@@ -10722,9 +10763,9 @@
         </w:pict>
       </w:r>
     </w:p>
-    <w:bookmarkEnd w:id="220"/>
-    <w:bookmarkEnd w:id="221"/>
-    <w:bookmarkStart w:id="225" w:name="sec:rcm-flapha"/>
+    <w:bookmarkEnd w:id="222"/>
+    <w:bookmarkEnd w:id="223"/>
+    <w:bookmarkStart w:id="227" w:name="sec:rcm-flapha"/>
     <w:p>
       <w:pPr>
         <w:pStyle w:val="berschrift4"/>
@@ -10771,7 +10812,7 @@
         <w:t xml:space="preserve">Usage: Alternative to GSLC product for NRB and POL products</w:t>
       </w:r>
     </w:p>
-    <w:bookmarkStart w:id="222" w:name="threshold-requirements-46"/>
+    <w:bookmarkStart w:id="224" w:name="threshold-requirements-46"/>
     <w:p>
       <w:pPr>
         <w:pStyle w:val="berschrift5"/>
@@ -10791,8 +10832,8 @@
         <w:t xml:space="preserve"> </w:t>
       </w:r>
     </w:p>
-    <w:bookmarkEnd w:id="222"/>
-    <w:bookmarkStart w:id="223" w:name="goal-requirements-46"/>
+    <w:bookmarkEnd w:id="224"/>
+    <w:bookmarkStart w:id="225" w:name="goal-requirements-46"/>
     <w:p>
       <w:pPr>
         <w:pStyle w:val="berschrift5"/>
@@ -11023,8 +11064,8 @@
         <w:t xml:space="preserve">In case of polarimetric data, indicate the reference polarization.</w:t>
       </w:r>
     </w:p>
-    <w:bookmarkEnd w:id="223"/>
-    <w:bookmarkStart w:id="224" w:name="assessment-46"/>
+    <w:bookmarkEnd w:id="225"/>
+    <w:bookmarkStart w:id="226" w:name="assessment-46"/>
     <w:p>
       <w:pPr>
         <w:pStyle w:val="berschrift5"/>
@@ -11081,10 +11122,10 @@
         <w:t xml:space="preserve">Recommended Requirement Modification:</w:t>
       </w:r>
     </w:p>
-    <w:bookmarkEnd w:id="224"/>
-    <w:bookmarkEnd w:id="225"/>
     <w:bookmarkEnd w:id="226"/>
-    <w:bookmarkStart w:id="247" w:name="sec:gcor"/>
+    <w:bookmarkEnd w:id="227"/>
+    <w:bookmarkEnd w:id="228"/>
+    <w:bookmarkStart w:id="249" w:name="sec:gcor"/>
     <w:p>
       <w:pPr>
         <w:pStyle w:val="berschrift3"/>
@@ -11116,7 +11157,7 @@
         <w:t xml:space="preserve">This section specifies any geometric correction requirements that must be met in order for the data to be analysis ready.</w:t>
       </w:r>
     </w:p>
-    <w:bookmarkStart w:id="230" w:name="sec:gcor-geocalg"/>
+    <w:bookmarkStart w:id="232" w:name="sec:gcor-geocalg"/>
     <w:p>
       <w:pPr>
         <w:pStyle w:val="berschrift4"/>
@@ -11151,7 +11192,7 @@
         <w:t xml:space="preserve">gcor-geocalg</w:t>
       </w:r>
     </w:p>
-    <w:bookmarkStart w:id="227" w:name="threshold-requirements-47"/>
+    <w:bookmarkStart w:id="229" w:name="threshold-requirements-47"/>
     <w:p>
       <w:pPr>
         <w:pStyle w:val="berschrift5"/>
@@ -11171,8 +11212,8 @@
         <w:t xml:space="preserve"> </w:t>
       </w:r>
     </w:p>
-    <w:bookmarkEnd w:id="227"/>
-    <w:bookmarkStart w:id="228" w:name="goal-requirements-47"/>
+    <w:bookmarkEnd w:id="229"/>
+    <w:bookmarkStart w:id="230" w:name="goal-requirements-47"/>
     <w:p>
       <w:pPr>
         <w:pStyle w:val="berschrift5"/>
@@ -11257,8 +11298,8 @@
         <w:t xml:space="preserve">Examples of technical documentation can include e.g., an Algorithm Theoretical Basis Document (ATBD) or a product user guide.</w:t>
       </w:r>
     </w:p>
-    <w:bookmarkEnd w:id="228"/>
-    <w:bookmarkStart w:id="229" w:name="assessment-47"/>
+    <w:bookmarkEnd w:id="230"/>
+    <w:bookmarkStart w:id="231" w:name="assessment-47"/>
     <w:p>
       <w:pPr>
         <w:pStyle w:val="berschrift5"/>
@@ -11322,9 +11363,9 @@
         </w:pict>
       </w:r>
     </w:p>
-    <w:bookmarkEnd w:id="229"/>
-    <w:bookmarkEnd w:id="230"/>
-    <w:bookmarkStart w:id="234" w:name="sec:gcor-cdem"/>
+    <w:bookmarkEnd w:id="231"/>
+    <w:bookmarkEnd w:id="232"/>
+    <w:bookmarkStart w:id="236" w:name="sec:gcor-cdem"/>
     <w:p>
       <w:pPr>
         <w:pStyle w:val="berschrift4"/>
@@ -11371,7 +11412,7 @@
         <w:t xml:space="preserve">Usage: For products including land areas.</w:t>
       </w:r>
     </w:p>
-    <w:bookmarkStart w:id="231" w:name="threshold-requirements-48"/>
+    <w:bookmarkStart w:id="233" w:name="threshold-requirements-48"/>
     <w:p>
       <w:pPr>
         <w:pStyle w:val="berschrift5"/>
@@ -11416,8 +11457,8 @@
         <w:t xml:space="preserve">Provide reference to Earth Gravitational Model (EGM) used for geometric correction.</w:t>
       </w:r>
     </w:p>
-    <w:bookmarkEnd w:id="231"/>
-    <w:bookmarkStart w:id="232" w:name="goal-requirements-48"/>
+    <w:bookmarkEnd w:id="233"/>
+    <w:bookmarkStart w:id="234" w:name="goal-requirements-48"/>
     <w:p>
       <w:pPr>
         <w:pStyle w:val="berschrift5"/>
@@ -11468,8 +11509,8 @@
         <w:t xml:space="preserve">Method used for resampling the EGM.</w:t>
       </w:r>
     </w:p>
-    <w:bookmarkEnd w:id="232"/>
-    <w:bookmarkStart w:id="233" w:name="assessment-48"/>
+    <w:bookmarkEnd w:id="234"/>
+    <w:bookmarkStart w:id="235" w:name="assessment-48"/>
     <w:p>
       <w:pPr>
         <w:pStyle w:val="berschrift5"/>
@@ -11533,9 +11574,9 @@
         </w:pict>
       </w:r>
     </w:p>
-    <w:bookmarkEnd w:id="233"/>
-    <w:bookmarkEnd w:id="234"/>
-    <w:bookmarkStart w:id="238" w:name="sec:gcor-geomacc-sar"/>
+    <w:bookmarkEnd w:id="235"/>
+    <w:bookmarkEnd w:id="236"/>
+    <w:bookmarkStart w:id="240" w:name="sec:gcor-geomacc-sar"/>
     <w:p>
       <w:pPr>
         <w:pStyle w:val="berschrift4"/>
@@ -11570,7 +11611,7 @@
         <w:t xml:space="preserve">gcor-geomacc-sar</w:t>
       </w:r>
     </w:p>
-    <w:bookmarkStart w:id="235" w:name="threshold-requirements-49"/>
+    <w:bookmarkStart w:id="237" w:name="threshold-requirements-49"/>
     <w:p>
       <w:pPr>
         <w:pStyle w:val="berschrift5"/>
@@ -11663,8 +11704,8 @@
         <w:t xml:space="preserve">The ALE is not typically assessed for every processed image, but through an ALE assessment by the data processing team characterizing all or (usually a subset) of the generated products.</w:t>
       </w:r>
     </w:p>
-    <w:bookmarkEnd w:id="235"/>
-    <w:bookmarkStart w:id="236" w:name="goal-requirements-49"/>
+    <w:bookmarkEnd w:id="237"/>
+    <w:bookmarkStart w:id="238" w:name="goal-requirements-49"/>
     <w:p>
       <w:pPr>
         <w:pStyle w:val="berschrift5"/>
@@ -11689,8 +11730,8 @@
         <w:t xml:space="preserve">Provide documentation of estimates of ALE as DOI or URL.</w:t>
       </w:r>
     </w:p>
-    <w:bookmarkEnd w:id="236"/>
-    <w:bookmarkStart w:id="237" w:name="assessment-49"/>
+    <w:bookmarkEnd w:id="238"/>
+    <w:bookmarkStart w:id="239" w:name="assessment-49"/>
     <w:p>
       <w:pPr>
         <w:pStyle w:val="berschrift5"/>
@@ -11754,9 +11795,9 @@
         </w:pict>
       </w:r>
     </w:p>
-    <w:bookmarkEnd w:id="237"/>
-    <w:bookmarkEnd w:id="238"/>
-    <w:bookmarkStart w:id="242" w:name="sec:gcor-georacc"/>
+    <w:bookmarkEnd w:id="239"/>
+    <w:bookmarkEnd w:id="240"/>
+    <w:bookmarkStart w:id="244" w:name="sec:gcor-georacc"/>
     <w:p>
       <w:pPr>
         <w:pStyle w:val="berschrift4"/>
@@ -11791,7 +11832,7 @@
         <w:t xml:space="preserve">gcor-georacc</w:t>
       </w:r>
     </w:p>
-    <w:bookmarkStart w:id="239" w:name="threshold-requirements-50"/>
+    <w:bookmarkStart w:id="241" w:name="threshold-requirements-50"/>
     <w:p>
       <w:pPr>
         <w:pStyle w:val="berschrift5"/>
@@ -11811,8 +11852,8 @@
         <w:t xml:space="preserve"> </w:t>
       </w:r>
     </w:p>
-    <w:bookmarkEnd w:id="239"/>
-    <w:bookmarkStart w:id="240" w:name="goal-requirements-50"/>
+    <w:bookmarkEnd w:id="241"/>
+    <w:bookmarkStart w:id="242" w:name="goal-requirements-50"/>
     <w:p>
       <w:pPr>
         <w:pStyle w:val="berschrift5"/>
@@ -11865,8 +11906,8 @@
         <w:t xml:space="preserve">Methodology used (name and reference), quality flag, geometric standard deviation values should be provided.</w:t>
       </w:r>
     </w:p>
-    <w:bookmarkEnd w:id="240"/>
-    <w:bookmarkStart w:id="241" w:name="assessment-50"/>
+    <w:bookmarkEnd w:id="242"/>
+    <w:bookmarkStart w:id="243" w:name="assessment-50"/>
     <w:p>
       <w:pPr>
         <w:pStyle w:val="berschrift5"/>
@@ -11930,9 +11971,9 @@
         </w:pict>
       </w:r>
     </w:p>
-    <w:bookmarkEnd w:id="241"/>
-    <w:bookmarkEnd w:id="242"/>
-    <w:bookmarkStart w:id="246" w:name="sec:gcor-gridconv"/>
+    <w:bookmarkEnd w:id="243"/>
+    <w:bookmarkEnd w:id="244"/>
+    <w:bookmarkStart w:id="248" w:name="sec:gcor-gridconv"/>
     <w:p>
       <w:pPr>
         <w:pStyle w:val="berschrift4"/>
@@ -11967,7 +12008,7 @@
         <w:t xml:space="preserve">gcor-gridconv</w:t>
       </w:r>
     </w:p>
-    <w:bookmarkStart w:id="243" w:name="threshold-requirements-51"/>
+    <w:bookmarkStart w:id="245" w:name="threshold-requirements-51"/>
     <w:p>
       <w:pPr>
         <w:pStyle w:val="berschrift5"/>
@@ -12022,8 +12063,8 @@
         <w:t xml:space="preserve">If a product hierarchy of resolutions exists (or is planned), the multiple resolutions should nest within each other (e.g., 12.5m, 25m, 50m, 100m, etc.), and not be disjoint.</w:t>
       </w:r>
     </w:p>
-    <w:bookmarkEnd w:id="243"/>
-    <w:bookmarkStart w:id="244" w:name="goal-requirements-51"/>
+    <w:bookmarkEnd w:id="245"/>
+    <w:bookmarkStart w:id="246" w:name="goal-requirements-51"/>
     <w:p>
       <w:pPr>
         <w:pStyle w:val="berschrift5"/>
@@ -12070,8 +12111,8 @@
         <w:t xml:space="preserve">For products presented in geographic coordinates (latitude and longitude), the origin should be set to an integer multiple of samples in relation to the closest integer degree.</w:t>
       </w:r>
     </w:p>
-    <w:bookmarkEnd w:id="244"/>
-    <w:bookmarkStart w:id="245" w:name="assessment-51"/>
+    <w:bookmarkEnd w:id="246"/>
+    <w:bookmarkStart w:id="247" w:name="assessment-51"/>
     <w:p>
       <w:pPr>
         <w:pStyle w:val="berschrift5"/>
@@ -12133,11 +12174,11 @@
         <w:br w:type="page"/>
       </w:r>
     </w:p>
-    <w:bookmarkEnd w:id="245"/>
-    <w:bookmarkEnd w:id="246"/>
     <w:bookmarkEnd w:id="247"/>
     <w:bookmarkEnd w:id="248"/>
-    <w:bookmarkStart w:id="255" w:name="summary-self-assessment-table"/>
+    <w:bookmarkEnd w:id="249"/>
+    <w:bookmarkEnd w:id="250"/>
+    <w:bookmarkStart w:id="257" w:name="summary-self-assessment-table"/>
     <w:p>
       <w:pPr>
         <w:pStyle w:val="berschrift2"/>
@@ -12146,7 +12187,7 @@
         <w:t xml:space="preserve">Summary Self-Assessment Table</w:t>
       </w:r>
     </w:p>
-    <w:bookmarkStart w:id="249" w:name="general-metadata"/>
+    <w:bookmarkStart w:id="251" w:name="general-metadata"/>
     <w:p>
       <w:pPr>
         <w:pStyle w:val="berschrift3"/>
@@ -12466,8 +12507,8 @@
         </w:tc>
       </w:tr>
     </w:tbl>
-    <w:bookmarkEnd w:id="249"/>
-    <w:bookmarkStart w:id="250" w:name="source-metadata"/>
+    <w:bookmarkEnd w:id="251"/>
+    <w:bookmarkStart w:id="252" w:name="source-metadata"/>
     <w:p>
       <w:pPr>
         <w:pStyle w:val="berschrift3"/>
@@ -13156,8 +13197,8 @@
         </w:tc>
       </w:tr>
     </w:tbl>
-    <w:bookmarkEnd w:id="250"/>
-    <w:bookmarkStart w:id="251" w:name="product-metadata"/>
+    <w:bookmarkEnd w:id="252"/>
+    <w:bookmarkStart w:id="253" w:name="product-metadata"/>
     <w:p>
       <w:pPr>
         <w:pStyle w:val="berschrift3"/>
@@ -13835,8 +13876,8 @@
         </w:tc>
       </w:tr>
     </w:tbl>
-    <w:bookmarkEnd w:id="251"/>
-    <w:bookmarkStart w:id="252" w:name="per-pixel-metadata"/>
+    <w:bookmarkEnd w:id="253"/>
+    <w:bookmarkStart w:id="254" w:name="per-pixel-metadata"/>
     <w:p>
       <w:pPr>
         <w:pStyle w:val="berschrift3"/>
@@ -14395,8 +14436,8 @@
         </w:tc>
       </w:tr>
     </w:tbl>
-    <w:bookmarkEnd w:id="252"/>
-    <w:bookmarkStart w:id="253" w:name="radiometrically-corrected-measurements"/>
+    <w:bookmarkEnd w:id="254"/>
+    <w:bookmarkStart w:id="255" w:name="radiometrically-corrected-measurements"/>
     <w:p>
       <w:pPr>
         <w:pStyle w:val="berschrift3"/>
@@ -14819,8 +14860,8 @@
         </w:tc>
       </w:tr>
     </w:tbl>
-    <w:bookmarkEnd w:id="253"/>
-    <w:bookmarkStart w:id="254" w:name="geometric-corrections"/>
+    <w:bookmarkEnd w:id="255"/>
+    <w:bookmarkStart w:id="256" w:name="geometric-corrections"/>
     <w:p>
       <w:pPr>
         <w:pStyle w:val="berschrift3"/>
@@ -15129,9 +15170,9 @@
         <w:br w:type="page"/>
       </w:r>
     </w:p>
-    <w:bookmarkEnd w:id="254"/>
-    <w:bookmarkEnd w:id="255"/>
-    <w:bookmarkStart w:id="260" w:name="introduction"/>
+    <w:bookmarkEnd w:id="256"/>
+    <w:bookmarkEnd w:id="257"/>
+    <w:bookmarkStart w:id="262" w:name="introduction"/>
     <w:p>
       <w:pPr>
         <w:pStyle w:val="berschrift2"/>
@@ -15160,7 +15201,7 @@
         <w:t xml:space="preserve">This Guidance material does not replace or override the specifications.</w:t>
       </w:r>
     </w:p>
-    <w:bookmarkStart w:id="256" w:name="sec:intro-what-are-ceos-ard-products"/>
+    <w:bookmarkStart w:id="258" w:name="sec:intro-what-are-ceos-ard-products"/>
     <w:p>
       <w:pPr>
         <w:pStyle w:val="berschrift3"/>
@@ -15219,8 +15260,8 @@
         <w:t xml:space="preserve">for other types of satellite products.</w:t>
       </w:r>
     </w:p>
-    <w:bookmarkEnd w:id="256"/>
-    <w:bookmarkStart w:id="258" w:name="sec:intro-when-is-a-product-ceos-ard"/>
+    <w:bookmarkEnd w:id="258"/>
+    <w:bookmarkStart w:id="260" w:name="sec:intro-when-is-a-product-ceos-ard"/>
     <w:p>
       <w:pPr>
         <w:pStyle w:val="berschrift3"/>
@@ -15271,7 +15312,7 @@
       <w:r>
         <w:t xml:space="preserve"> </w:t>
       </w:r>
-      <w:hyperlink r:id="rId257">
+      <w:hyperlink r:id="rId259">
         <w:r>
           <w:rPr>
             <w:rStyle w:val="Hyperlink"/>
@@ -15291,8 +15332,8 @@
         <w:t xml:space="preserve">A product can continue to use CEOS-ARD branding as long as its generation and distribution remain consistent with the peer-reviewed assessment.</w:t>
       </w:r>
     </w:p>
-    <w:bookmarkEnd w:id="258"/>
-    <w:bookmarkStart w:id="259" w:name="sec:intro-difference-threshold-goal"/>
+    <w:bookmarkEnd w:id="260"/>
+    <w:bookmarkStart w:id="261" w:name="sec:intro-difference-threshold-goal"/>
     <w:p>
       <w:pPr>
         <w:pStyle w:val="berschrift3"/>
@@ -15495,9 +15536,9 @@
         <w:br w:type="page"/>
       </w:r>
     </w:p>
-    <w:bookmarkEnd w:id="259"/>
-    <w:bookmarkEnd w:id="260"/>
-    <w:bookmarkStart w:id="288" w:name="references"/>
+    <w:bookmarkEnd w:id="261"/>
+    <w:bookmarkEnd w:id="262"/>
+    <w:bookmarkStart w:id="290" w:name="references"/>
     <w:p>
       <w:pPr>
         <w:pStyle w:val="berschrift2"/>
@@ -15506,8 +15547,8 @@
         <w:t xml:space="preserve">References</w:t>
       </w:r>
     </w:p>
-    <w:bookmarkStart w:id="287" w:name="refs"/>
-    <w:bookmarkStart w:id="262" w:name="ref-cameron1996"/>
+    <w:bookmarkStart w:id="289" w:name="refs"/>
+    <w:bookmarkStart w:id="264" w:name="ref-cameron1996"/>
     <w:p>
       <w:pPr>
         <w:pStyle w:val="Literaturverzeichnis"/>
@@ -15540,7 +15581,7 @@
       <w:r>
         <w:t xml:space="preserve"> </w:t>
       </w:r>
-      <w:hyperlink r:id="rId261">
+      <w:hyperlink r:id="rId263">
         <w:r>
           <w:rPr>
             <w:rStyle w:val="Hyperlink"/>
@@ -15552,8 +15593,8 @@
         <w:t xml:space="preserve">.</w:t>
       </w:r>
     </w:p>
-    <w:bookmarkEnd w:id="262"/>
-    <w:bookmarkStart w:id="264" w:name="ref-cloude1996"/>
+    <w:bookmarkEnd w:id="264"/>
+    <w:bookmarkStart w:id="266" w:name="ref-cloude1996"/>
     <w:p>
       <w:pPr>
         <w:pStyle w:val="Literaturverzeichnis"/>
@@ -15586,7 +15627,7 @@
       <w:r>
         <w:t xml:space="preserve"> </w:t>
       </w:r>
-      <w:hyperlink r:id="rId263">
+      <w:hyperlink r:id="rId265">
         <w:r>
           <w:rPr>
             <w:rStyle w:val="Hyperlink"/>
@@ -15598,8 +15639,8 @@
         <w:t xml:space="preserve">.</w:t>
       </w:r>
     </w:p>
-    <w:bookmarkEnd w:id="264"/>
-    <w:bookmarkStart w:id="266" w:name="ref-freeman1998"/>
+    <w:bookmarkEnd w:id="266"/>
+    <w:bookmarkStart w:id="268" w:name="ref-freeman1998"/>
     <w:p>
       <w:pPr>
         <w:pStyle w:val="Literaturverzeichnis"/>
@@ -15632,7 +15673,7 @@
       <w:r>
         <w:t xml:space="preserve"> </w:t>
       </w:r>
-      <w:hyperlink r:id="rId265">
+      <w:hyperlink r:id="rId267">
         <w:r>
           <w:rPr>
             <w:rStyle w:val="Hyperlink"/>
@@ -15644,8 +15685,8 @@
         <w:t xml:space="preserve">.</w:t>
       </w:r>
     </w:p>
-    <w:bookmarkEnd w:id="266"/>
-    <w:bookmarkStart w:id="268" w:name="ref-gens2013"/>
+    <w:bookmarkEnd w:id="268"/>
+    <w:bookmarkStart w:id="270" w:name="ref-gens2013"/>
     <w:p>
       <w:pPr>
         <w:pStyle w:val="Literaturverzeichnis"/>
@@ -15678,7 +15719,7 @@
       <w:r>
         <w:t xml:space="preserve"> </w:t>
       </w:r>
-      <w:hyperlink r:id="rId267">
+      <w:hyperlink r:id="rId269">
         <w:r>
           <w:rPr>
             <w:rStyle w:val="Hyperlink"/>
@@ -15690,8 +15731,8 @@
         <w:t xml:space="preserve">.</w:t>
       </w:r>
     </w:p>
-    <w:bookmarkEnd w:id="268"/>
-    <w:bookmarkStart w:id="269" w:name="ref-iso19115_2_2009"/>
+    <w:bookmarkEnd w:id="270"/>
+    <w:bookmarkStart w:id="271" w:name="ref-iso19115_2_2009"/>
     <w:p>
       <w:pPr>
         <w:pStyle w:val="Literaturverzeichnis"/>
@@ -15718,8 +15759,8 @@
         <w:t xml:space="preserve">Standard. Geneva, CH: International Organization for Standardization.</w:t>
       </w:r>
     </w:p>
-    <w:bookmarkEnd w:id="269"/>
-    <w:bookmarkStart w:id="270" w:name="ref-krogager1993"/>
+    <w:bookmarkEnd w:id="271"/>
+    <w:bookmarkStart w:id="272" w:name="ref-krogager1993"/>
     <w:p>
       <w:pPr>
         <w:pStyle w:val="Literaturverzeichnis"/>
@@ -15741,8 +15782,8 @@
         <w:t xml:space="preserve">. Danish Defence Research Establishment.</w:t>
       </w:r>
     </w:p>
-    <w:bookmarkEnd w:id="270"/>
-    <w:bookmarkStart w:id="272" w:name="ref-lee2009"/>
+    <w:bookmarkEnd w:id="272"/>
+    <w:bookmarkStart w:id="274" w:name="ref-lee2009"/>
     <w:p>
       <w:pPr>
         <w:pStyle w:val="Literaturverzeichnis"/>
@@ -15775,7 +15816,7 @@
       <w:r>
         <w:t xml:space="preserve"> </w:t>
       </w:r>
-      <w:hyperlink r:id="rId271">
+      <w:hyperlink r:id="rId273">
         <w:r>
           <w:rPr>
             <w:rStyle w:val="Hyperlink"/>
@@ -15787,8 +15828,8 @@
         <w:t xml:space="preserve">.</w:t>
       </w:r>
     </w:p>
-    <w:bookmarkEnd w:id="272"/>
-    <w:bookmarkStart w:id="274" w:name="ref-raney2012"/>
+    <w:bookmarkEnd w:id="274"/>
+    <w:bookmarkStart w:id="276" w:name="ref-raney2012"/>
     <w:p>
       <w:pPr>
         <w:pStyle w:val="Literaturverzeichnis"/>
@@ -15821,7 +15862,7 @@
       <w:r>
         <w:t xml:space="preserve"> </w:t>
       </w:r>
-      <w:hyperlink r:id="rId273">
+      <w:hyperlink r:id="rId275">
         <w:r>
           <w:rPr>
             <w:rStyle w:val="Hyperlink"/>
@@ -15833,8 +15874,8 @@
         <w:t xml:space="preserve">.</w:t>
       </w:r>
     </w:p>
-    <w:bookmarkEnd w:id="274"/>
-    <w:bookmarkStart w:id="276" w:name="ref-shiroma2022"/>
+    <w:bookmarkEnd w:id="276"/>
+    <w:bookmarkStart w:id="278" w:name="ref-shiroma2022"/>
     <w:p>
       <w:pPr>
         <w:pStyle w:val="Literaturverzeichnis"/>
@@ -15867,7 +15908,7 @@
       <w:r>
         <w:t xml:space="preserve"> </w:t>
       </w:r>
-      <w:hyperlink r:id="rId275">
+      <w:hyperlink r:id="rId277">
         <w:r>
           <w:rPr>
             <w:rStyle w:val="Hyperlink"/>
@@ -15879,8 +15920,8 @@
         <w:t xml:space="preserve">.</w:t>
       </w:r>
     </w:p>
-    <w:bookmarkEnd w:id="276"/>
-    <w:bookmarkStart w:id="278" w:name="ref-small2011"/>
+    <w:bookmarkEnd w:id="278"/>
+    <w:bookmarkStart w:id="280" w:name="ref-small2011"/>
     <w:p>
       <w:pPr>
         <w:pStyle w:val="Literaturverzeichnis"/>
@@ -15913,7 +15954,7 @@
       <w:r>
         <w:t xml:space="preserve"> </w:t>
       </w:r>
-      <w:hyperlink r:id="rId277">
+      <w:hyperlink r:id="rId279">
         <w:r>
           <w:rPr>
             <w:rStyle w:val="Hyperlink"/>
@@ -15925,8 +15966,8 @@
         <w:t xml:space="preserve">.</w:t>
       </w:r>
     </w:p>
-    <w:bookmarkEnd w:id="278"/>
-    <w:bookmarkStart w:id="280" w:name="ref-toutin2013"/>
+    <w:bookmarkEnd w:id="280"/>
+    <w:bookmarkStart w:id="282" w:name="ref-toutin2013"/>
     <w:p>
       <w:pPr>
         <w:pStyle w:val="Literaturverzeichnis"/>
@@ -15959,7 +16000,7 @@
       <w:r>
         <w:t xml:space="preserve"> </w:t>
       </w:r>
-      <w:hyperlink r:id="rId279">
+      <w:hyperlink r:id="rId281">
         <w:r>
           <w:rPr>
             <w:rStyle w:val="Hyperlink"/>
@@ -15971,8 +16012,8 @@
         <w:t xml:space="preserve">.</w:t>
       </w:r>
     </w:p>
-    <w:bookmarkEnd w:id="280"/>
-    <w:bookmarkStart w:id="282" w:name="ref-yamaguchi2011"/>
+    <w:bookmarkEnd w:id="282"/>
+    <w:bookmarkStart w:id="284" w:name="ref-yamaguchi2011"/>
     <w:p>
       <w:pPr>
         <w:pStyle w:val="Literaturverzeichnis"/>
@@ -16005,7 +16046,7 @@
       <w:r>
         <w:t xml:space="preserve"> </w:t>
       </w:r>
-      <w:hyperlink r:id="rId281">
+      <w:hyperlink r:id="rId283">
         <w:r>
           <w:rPr>
             <w:rStyle w:val="Hyperlink"/>
@@ -16017,8 +16058,8 @@
         <w:t xml:space="preserve">.</w:t>
       </w:r>
     </w:p>
-    <w:bookmarkEnd w:id="282"/>
-    <w:bookmarkStart w:id="284" w:name="ref-zebker2017"/>
+    <w:bookmarkEnd w:id="284"/>
+    <w:bookmarkStart w:id="286" w:name="ref-zebker2017"/>
     <w:p>
       <w:pPr>
         <w:pStyle w:val="Literaturverzeichnis"/>
@@ -16051,7 +16092,7 @@
       <w:r>
         <w:t xml:space="preserve"> </w:t>
       </w:r>
-      <w:hyperlink r:id="rId283">
+      <w:hyperlink r:id="rId285">
         <w:r>
           <w:rPr>
             <w:rStyle w:val="Hyperlink"/>
@@ -16063,8 +16104,8 @@
         <w:t xml:space="preserve">.</w:t>
       </w:r>
     </w:p>
-    <w:bookmarkEnd w:id="284"/>
-    <w:bookmarkStart w:id="286" w:name="ref-zebker2010"/>
+    <w:bookmarkEnd w:id="286"/>
+    <w:bookmarkStart w:id="288" w:name="ref-zebker2010"/>
     <w:p>
       <w:pPr>
         <w:pStyle w:val="Literaturverzeichnis"/>
@@ -16097,7 +16138,7 @@
       <w:r>
         <w:t xml:space="preserve"> </w:t>
       </w:r>
-      <w:hyperlink r:id="rId285">
+      <w:hyperlink r:id="rId287">
         <w:r>
           <w:rPr>
             <w:rStyle w:val="Hyperlink"/>
@@ -16109,15 +16150,15 @@
         <w:t xml:space="preserve">.</w:t>
       </w:r>
     </w:p>
-    <w:bookmarkEnd w:id="286"/>
-    <w:bookmarkEnd w:id="287"/>
+    <w:bookmarkEnd w:id="288"/>
+    <w:bookmarkEnd w:id="289"/>
     <w:p>
       <w:r>
         <w:br w:type="page"/>
       </w:r>
     </w:p>
-    <w:bookmarkEnd w:id="288"/>
-    <w:bookmarkStart w:id="324" w:name="annexes"/>
+    <w:bookmarkEnd w:id="290"/>
+    <w:bookmarkStart w:id="326" w:name="annexes"/>
     <w:p>
       <w:pPr>
         <w:pStyle w:val="berschrift2"/>
@@ -16126,7 +16167,7 @@
         <w:t xml:space="preserve">Annexes</w:t>
       </w:r>
     </w:p>
-    <w:bookmarkStart w:id="290" w:name="sec:annex-sar-general-processing-roadmap"/>
+    <w:bookmarkStart w:id="292" w:name="sec:annex-sar-general-processing-roadmap"/>
     <w:p>
       <w:pPr>
         <w:pStyle w:val="berschrift3"/>
@@ -16398,7 +16439,7 @@
         <w:t xml:space="preserve">lists possible sequential steps and existing software tools (e.g., Gamma software (GAMMA, 2018)) and scripting tasks that can be used to form the CEOS-ARD SAR processing roadmap.</w:t>
       </w:r>
     </w:p>
-    <w:bookmarkStart w:id="289" w:name="tbl:sar-general-processing-roadmap-tbl1"/>
+    <w:bookmarkStart w:id="291" w:name="tbl:sar-general-processing-roadmap-tbl1"/>
     <w:p>
       <w:pPr>
         <w:pStyle w:val="TableCaption"/>
@@ -16641,9 +16682,9 @@
         </w:tc>
       </w:tr>
     </w:tbl>
-    <w:bookmarkEnd w:id="289"/>
-    <w:bookmarkEnd w:id="290"/>
-    <w:bookmarkStart w:id="302" w:name="sec:annex-sar-topographic-phase-removal"/>
+    <w:bookmarkEnd w:id="291"/>
+    <w:bookmarkEnd w:id="292"/>
+    <w:bookmarkStart w:id="304" w:name="sec:annex-sar-topographic-phase-removal"/>
     <w:p>
       <w:pPr>
         <w:pStyle w:val="berschrift3"/>
@@ -16904,7 +16945,7 @@
       <w:pPr>
         <w:pStyle w:val="Textkrper"/>
       </w:pPr>
-      <w:bookmarkStart w:id="291" w:name="eq:sar-topographic-phase-removal-eq1"/>
+      <w:bookmarkStart w:id="293" w:name="eq:sar-topographic-phase-removal-eq1"/>
       <m:oMathPara>
         <m:oMathParaPr>
           <m:jc m:val="center"/>
@@ -17081,7 +17122,7 @@
           </m:d>
         </m:oMath>
       </m:oMathPara>
-      <w:bookmarkEnd w:id="291"/>
+      <w:bookmarkEnd w:id="293"/>
     </w:p>
     <w:p>
       <w:pPr>
@@ -17095,7 +17136,7 @@
       <w:pPr>
         <w:pStyle w:val="Textkrper"/>
       </w:pPr>
-      <w:bookmarkStart w:id="292" w:name="eq:sar-topographic-phase-removal-eq2"/>
+      <w:bookmarkStart w:id="294" w:name="eq:sar-topographic-phase-removal-eq2"/>
       <m:oMathPara>
         <m:oMathParaPr>
           <m:jc m:val="center"/>
@@ -17244,7 +17285,7 @@
           </m:d>
         </m:oMath>
       </m:oMathPara>
-      <w:bookmarkEnd w:id="292"/>
+      <w:bookmarkEnd w:id="294"/>
     </w:p>
     <w:p>
       <w:pPr>
@@ -17496,7 +17537,7 @@
       <w:pPr>
         <w:pStyle w:val="Textkrper"/>
       </w:pPr>
-      <w:bookmarkStart w:id="293" w:name="eq:sar-topographic-phase-removal-eq3"/>
+      <w:bookmarkStart w:id="295" w:name="eq:sar-topographic-phase-removal-eq3"/>
       <m:oMathPara>
         <m:oMathParaPr>
           <m:jc m:val="center"/>
@@ -17636,7 +17677,7 @@
           </m:d>
         </m:oMath>
       </m:oMathPara>
-      <w:bookmarkEnd w:id="293"/>
+      <w:bookmarkEnd w:id="295"/>
     </w:p>
     <w:p>
       <w:pPr>
@@ -17898,7 +17939,7 @@
       <w:pPr>
         <w:pStyle w:val="Textkrper"/>
       </w:pPr>
-      <w:bookmarkStart w:id="294" w:name="eq:sar-topographic-phase-removal-eq4"/>
+      <w:bookmarkStart w:id="296" w:name="eq:sar-topographic-phase-removal-eq4"/>
       <m:oMathPara>
         <m:oMathParaPr>
           <m:jc m:val="center"/>
@@ -18148,13 +18189,13 @@
           </m:d>
         </m:oMath>
       </m:oMathPara>
-      <w:bookmarkEnd w:id="294"/>
+      <w:bookmarkEnd w:id="296"/>
     </w:p>
     <w:p>
       <w:pPr>
         <w:pStyle w:val="FirstParagraph"/>
       </w:pPr>
-      <w:bookmarkStart w:id="295" w:name="eq:sar-topographic-phase-removal-eq5"/>
+      <w:bookmarkStart w:id="297" w:name="eq:sar-topographic-phase-removal-eq5"/>
       <m:oMathPara>
         <m:oMathParaPr>
           <m:jc m:val="center"/>
@@ -18404,7 +18445,7 @@
           </m:d>
         </m:oMath>
       </m:oMathPara>
-      <w:bookmarkEnd w:id="295"/>
+      <w:bookmarkEnd w:id="297"/>
     </w:p>
     <w:p>
       <w:pPr>
@@ -18418,7 +18459,7 @@
       <w:pPr>
         <w:pStyle w:val="Textkrper"/>
       </w:pPr>
-      <w:bookmarkStart w:id="296" w:name="eq:sar-topographic-phase-removal-eq6"/>
+      <w:bookmarkStart w:id="298" w:name="eq:sar-topographic-phase-removal-eq6"/>
       <m:oMathPara>
         <m:oMathParaPr>
           <m:jc m:val="center"/>
@@ -18580,7 +18621,7 @@
           </m:d>
         </m:oMath>
       </m:oMathPara>
-      <w:bookmarkEnd w:id="296"/>
+      <w:bookmarkEnd w:id="298"/>
     </w:p>
     <w:p>
       <w:pPr>
@@ -18605,7 +18646,7 @@
       <w:pPr>
         <w:pStyle w:val="Textkrper"/>
       </w:pPr>
-      <w:bookmarkStart w:id="297" w:name="eq:sar-topographic-phase-removal-eq7"/>
+      <w:bookmarkStart w:id="299" w:name="eq:sar-topographic-phase-removal-eq7"/>
       <m:oMathPara>
         <m:oMathParaPr>
           <m:jc m:val="center"/>
@@ -18919,13 +18960,13 @@
           </m:d>
         </m:oMath>
       </m:oMathPara>
-      <w:bookmarkEnd w:id="297"/>
+      <w:bookmarkEnd w:id="299"/>
     </w:p>
     <w:p>
       <w:pPr>
         <w:pStyle w:val="FirstParagraph"/>
       </w:pPr>
-      <w:bookmarkStart w:id="298" w:name="eq:sar-topographic-phase-removal-eq8"/>
+      <w:bookmarkStart w:id="300" w:name="eq:sar-topographic-phase-removal-eq8"/>
       <m:oMathPara>
         <m:oMathParaPr>
           <m:jc m:val="center"/>
@@ -19175,13 +19216,13 @@
           </m:d>
         </m:oMath>
       </m:oMathPara>
-      <w:bookmarkEnd w:id="298"/>
+      <w:bookmarkEnd w:id="300"/>
     </w:p>
     <w:p>
       <w:pPr>
         <w:pStyle w:val="FirstParagraph"/>
       </w:pPr>
-      <w:bookmarkStart w:id="299" w:name="eq:sar-topographic-phase-removal-eq9"/>
+      <w:bookmarkStart w:id="301" w:name="eq:sar-topographic-phase-removal-eq9"/>
       <m:oMathPara>
         <m:oMathParaPr>
           <m:jc m:val="center"/>
@@ -19354,7 +19395,7 @@
           </m:d>
         </m:oMath>
       </m:oMathPara>
-      <w:bookmarkEnd w:id="299"/>
+      <w:bookmarkEnd w:id="301"/>
     </w:p>
     <w:p>
       <w:pPr>
@@ -19440,7 +19481,7 @@
       <w:pPr>
         <w:pStyle w:val="Textkrper"/>
       </w:pPr>
-      <w:bookmarkStart w:id="300" w:name="eq:sar-topographic-phase-removal-eq10"/>
+      <w:bookmarkStart w:id="302" w:name="eq:sar-topographic-phase-removal-eq10"/>
       <m:oMathPara>
         <m:oMathParaPr>
           <m:jc m:val="center"/>
@@ -19696,7 +19737,7 @@
           </m:d>
         </m:oMath>
       </m:oMathPara>
-      <w:bookmarkEnd w:id="300"/>
+      <w:bookmarkEnd w:id="302"/>
     </w:p>
     <w:p>
       <w:pPr>
@@ -19710,7 +19751,7 @@
       <w:pPr>
         <w:pStyle w:val="Textkrper"/>
       </w:pPr>
-      <w:bookmarkStart w:id="301" w:name="eq:sar-topographic-phase-removal-eq11"/>
+      <w:bookmarkStart w:id="303" w:name="eq:sar-topographic-phase-removal-eq11"/>
       <m:oMathPara>
         <m:oMathParaPr>
           <m:jc m:val="center"/>
@@ -19876,10 +19917,10 @@
           </m:d>
         </m:oMath>
       </m:oMathPara>
-      <w:bookmarkEnd w:id="301"/>
-    </w:p>
-    <w:bookmarkEnd w:id="302"/>
-    <w:bookmarkStart w:id="309" w:name="sec:annex-sar-pol-covmat"/>
+      <w:bookmarkEnd w:id="303"/>
+    </w:p>
+    <w:bookmarkEnd w:id="304"/>
+    <w:bookmarkStart w:id="311" w:name="sec:annex-sar-pol-covmat"/>
     <w:p>
       <w:pPr>
         <w:pStyle w:val="berschrift3"/>
@@ -19940,7 +19981,7 @@
       <w:pPr>
         <w:pStyle w:val="Textkrper"/>
       </w:pPr>
-      <w:bookmarkStart w:id="303" w:name="eq:sar-pol-covmat-eq1"/>
+      <w:bookmarkStart w:id="305" w:name="eq:sar-pol-covmat-eq1"/>
       <m:oMathPara>
         <m:oMathParaPr>
           <m:jc m:val="center"/>
@@ -20422,7 +20463,7 @@
           </m:d>
         </m:oMath>
       </m:oMathPara>
-      <w:bookmarkEnd w:id="303"/>
+      <w:bookmarkEnd w:id="305"/>
     </w:p>
     <w:p>
       <w:pPr>
@@ -20448,7 +20489,7 @@
       <w:pPr>
         <w:pStyle w:val="Textkrper"/>
       </w:pPr>
-      <w:bookmarkStart w:id="304" w:name="eq:sar-pol-covmat-eq2"/>
+      <w:bookmarkStart w:id="306" w:name="eq:sar-pol-covmat-eq2"/>
       <m:oMathPara>
         <m:oMathParaPr>
           <m:jc m:val="center"/>
@@ -20670,13 +20711,13 @@
           </m:d>
         </m:oMath>
       </m:oMathPara>
-      <w:bookmarkEnd w:id="304"/>
+      <w:bookmarkEnd w:id="306"/>
     </w:p>
     <w:p>
       <w:pPr>
         <w:pStyle w:val="FirstParagraph"/>
       </w:pPr>
-      <w:bookmarkStart w:id="305" w:name="eq:sar-pol-covmat-eq3"/>
+      <w:bookmarkStart w:id="307" w:name="eq:sar-pol-covmat-eq3"/>
       <m:oMathPara>
         <m:oMathParaPr>
           <m:jc m:val="center"/>
@@ -20898,13 +20939,13 @@
           </m:d>
         </m:oMath>
       </m:oMathPara>
-      <w:bookmarkEnd w:id="305"/>
+      <w:bookmarkEnd w:id="307"/>
     </w:p>
     <w:p>
       <w:pPr>
         <w:pStyle w:val="FirstParagraph"/>
       </w:pPr>
-      <w:bookmarkStart w:id="306" w:name="eq:eq:sar-pol-covmat-eq4"/>
+      <w:bookmarkStart w:id="308" w:name="eq:eq:sar-pol-covmat-eq4"/>
       <m:oMathPara>
         <m:oMathParaPr>
           <m:jc m:val="center"/>
@@ -21126,7 +21167,7 @@
           </m:d>
         </m:oMath>
       </m:oMathPara>
-      <w:bookmarkEnd w:id="306"/>
+      <w:bookmarkEnd w:id="308"/>
     </w:p>
     <w:p>
       <w:pPr>
@@ -21253,7 +21294,7 @@
       <w:pPr>
         <w:pStyle w:val="Textkrper"/>
       </w:pPr>
-      <w:bookmarkStart w:id="307" w:name="eq:sar-pol-covmat-eq5"/>
+      <w:bookmarkStart w:id="309" w:name="eq:sar-pol-covmat-eq5"/>
       <m:oMathPara>
         <m:oMathParaPr>
           <m:jc m:val="center"/>
@@ -21785,7 +21826,7 @@
           </m:d>
         </m:oMath>
       </m:oMathPara>
-      <w:bookmarkEnd w:id="307"/>
+      <w:bookmarkEnd w:id="309"/>
     </w:p>
     <w:p>
       <w:pPr>
@@ -21810,7 +21851,7 @@
       <w:pPr>
         <w:pStyle w:val="Textkrper"/>
       </w:pPr>
-      <w:bookmarkStart w:id="308" w:name="eq:sar-pol-covmat-eq6"/>
+      <w:bookmarkStart w:id="310" w:name="eq:sar-pol-covmat-eq6"/>
       <m:oMathPara>
         <m:oMathParaPr>
           <m:jc m:val="center"/>
@@ -22089,10 +22130,10 @@
           </m:d>
         </m:oMath>
       </m:oMathPara>
-      <w:bookmarkEnd w:id="308"/>
-    </w:p>
-    <w:bookmarkEnd w:id="309"/>
-    <w:bookmarkStart w:id="314" w:name="sec:annex-sar-pol-prd"/>
+      <w:bookmarkEnd w:id="310"/>
+    </w:p>
+    <w:bookmarkEnd w:id="311"/>
+    <w:bookmarkStart w:id="316" w:name="sec:annex-sar-pol-prd"/>
     <w:p>
       <w:pPr>
         <w:pStyle w:val="berschrift3"/>
@@ -22109,7 +22150,7 @@
         <w:t xml:space="preserve">Different methodologies allow decomposition of coherent dual-polarization data or fully polarimetric data to meaningful components summarizing the scattering processing with the interacting media. Decomposition techniques are divided in two categories: Coherent and incoherent.</w:t>
       </w:r>
     </w:p>
-    <w:bookmarkStart w:id="311" w:name="coherent-decompositions"/>
+    <w:bookmarkStart w:id="313" w:name="coherent-decompositions"/>
     <w:p>
       <w:pPr>
         <w:pStyle w:val="berschrift4"/>
@@ -22491,7 +22532,7 @@
         <w:t xml:space="preserve">)</w:t>
       </w:r>
     </w:p>
-    <w:bookmarkStart w:id="310" w:name="tbl:sar-pol-prd-tbl1"/>
+    <w:bookmarkStart w:id="312" w:name="tbl:sar-pol-prd-tbl1"/>
     <w:p>
       <w:pPr>
         <w:pStyle w:val="TableCaption"/>
@@ -22775,9 +22816,9 @@
         </w:tc>
       </w:tr>
     </w:tbl>
-    <w:bookmarkEnd w:id="310"/>
-    <w:bookmarkEnd w:id="311"/>
-    <w:bookmarkStart w:id="313" w:name="incoherent-decompositions"/>
+    <w:bookmarkEnd w:id="312"/>
+    <w:bookmarkEnd w:id="313"/>
+    <w:bookmarkStart w:id="315" w:name="incoherent-decompositions"/>
     <w:p>
       <w:pPr>
         <w:pStyle w:val="berschrift4"/>
@@ -22851,7 +22892,7 @@
         <w:t xml:space="preserve">)</w:t>
       </w:r>
     </w:p>
-    <w:bookmarkStart w:id="312" w:name="tbl:sar-pol-prd-tbl2"/>
+    <w:bookmarkStart w:id="314" w:name="tbl:sar-pol-prd-tbl2"/>
     <w:p>
       <w:pPr>
         <w:pStyle w:val="TableCaption"/>
@@ -23119,7 +23160,7 @@
         </w:tc>
       </w:tr>
     </w:tbl>
-    <w:bookmarkEnd w:id="312"/>
+    <w:bookmarkEnd w:id="314"/>
     <w:p>
       <w:pPr>
         <w:pStyle w:val="Compact"/>
@@ -23235,9 +23276,9 @@
         <w:t xml:space="preserve">: orientation angle [Degrees]</w:t>
       </w:r>
     </w:p>
-    <w:bookmarkEnd w:id="313"/>
-    <w:bookmarkEnd w:id="314"/>
-    <w:bookmarkStart w:id="323" w:name="sec:annex-sar-pol-examples"/>
+    <w:bookmarkEnd w:id="315"/>
+    <w:bookmarkEnd w:id="316"/>
+    <w:bookmarkStart w:id="325" w:name="sec:annex-sar-pol-examples"/>
     <w:p>
       <w:pPr>
         <w:pStyle w:val="berschrift3"/>
@@ -23321,7 +23362,7 @@
         <w:t xml:space="preserve">a).</w:t>
       </w:r>
     </w:p>
-    <w:bookmarkStart w:id="318" w:name="fig:sar-pol-examples-fig1"/>
+    <w:bookmarkStart w:id="320" w:name="fig:sar-pol-examples-fig1"/>
     <w:p>
       <w:pPr>
         <w:pStyle w:val="CaptionedFigure"/>
@@ -23331,18 +23372,18 @@
           <wp:inline>
             <wp:extent cx="5724525" cy="5629275"/>
             <wp:effectExtent b="0" l="0" r="0" t="0"/>
-            <wp:docPr descr="Figure 1: Example of polarimetric decomposition generated from ARD covariance format. a) Shaded DEM of the area; b) RADARSAT-2 HH intensity; c) Yamaguchi decomposition colour composite (Red: even bounce, Green: random, Blue: odd bounce); d) Same as c) with terrain flattening option. Generated from Radarsat-2 FQ18W acquired over Murcia, Spain on 18 June 2014 - ©MDA 2014" title="" id="316" name="Picture"/>
+            <wp:docPr descr="Figure 1: Example of polarimetric decomposition generated from ARD covariance format. a) Shaded DEM of the area; b) RADARSAT-2 HH intensity; c) Yamaguchi decomposition colour composite (Red: even bounce, Green: random, Blue: odd bounce); d) Same as c) with terrain flattening option. Generated from Radarsat-2 FQ18W acquired over Murcia, Spain on 18 June 2014 - ©MDA 2014" title="" id="318" name="Picture"/>
             <a:graphic>
               <a:graphicData uri="http://schemas.openxmlformats.org/drawingml/2006/picture">
                 <pic:pic>
                   <pic:nvPicPr>
-                    <pic:cNvPr descr="assets/sar-pol-examples/pol-decomposition.jpeg" id="317" name="Picture"/>
+                    <pic:cNvPr descr="assets/sar-pol-examples/pol-decomposition.jpeg" id="319" name="Picture"/>
                     <pic:cNvPicPr>
                       <a:picLocks noChangeArrowheads="1" noChangeAspect="1"/>
                     </pic:cNvPicPr>
                   </pic:nvPicPr>
                   <pic:blipFill>
-                    <a:blip r:embed="rId315"/>
+                    <a:blip r:embed="rId317"/>
                     <a:stretch>
                       <a:fillRect/>
                     </a:stretch>
@@ -23377,7 +23418,7 @@
         <w:t xml:space="preserve">Figure 1: Example of polarimetric decomposition generated from ARD covariance format. a) Shaded DEM of the area; b) RADARSAT-2 HH intensity; c) Yamaguchi decomposition colour composite (Red: even bounce, Green: random, Blue: odd bounce); d) Same as c) with terrain flattening option. Generated from Radarsat-2 FQ18W acquired over Murcia, Spain on 18 June 2014 - ©MDA 2014</w:t>
       </w:r>
     </w:p>
-    <w:bookmarkEnd w:id="318"/>
+    <w:bookmarkEnd w:id="320"/>
     <w:p>
       <w:pPr>
         <w:pStyle w:val="Textkrper"/>
@@ -23445,7 +23486,7 @@
         <w:t xml:space="preserve">b growth of vegetation modifies the radar signal with interacting media function of the vegetation density and geometry which increase the amount of even bounce (red channel) and random scattering.</w:t>
       </w:r>
     </w:p>
-    <w:bookmarkStart w:id="322" w:name="fig:sar-pol-examples-fig2"/>
+    <w:bookmarkStart w:id="324" w:name="fig:sar-pol-examples-fig2"/>
     <w:p>
       <w:pPr>
         <w:pStyle w:val="CaptionedFigure"/>
@@ -23455,18 +23496,18 @@
           <wp:inline>
             <wp:extent cx="5727700" cy="2887518"/>
             <wp:effectExtent b="0" l="0" r="0" t="0"/>
-            <wp:docPr descr="Figure 2: m-chi decomposition colour composite of simulated compact polarimetry from Radarsat-2 over an agriculture area. RGB representation: Red: even bounce, Green: random, Blue: odd bounce. a) 3 May 2012; and b) 18 June 2012. Generated from Radarsat-2 FQ6W acquired over SMAPVEX12 campaign Manitoba, Canada on 3 May and 20 June 2012 - ©MDA 2012" title="" id="320" name="Picture"/>
+            <wp:docPr descr="Figure 2: m-chi decomposition colour composite of simulated compact polarimetry from Radarsat-2 over an agriculture area. RGB representation: Red: even bounce, Green: random, Blue: odd bounce. a) 3 May 2012; and b) 18 June 2012. Generated from Radarsat-2 FQ6W acquired over SMAPVEX12 campaign Manitoba, Canada on 3 May and 20 June 2012 - ©MDA 2012" title="" id="322" name="Picture"/>
             <a:graphic>
               <a:graphicData uri="http://schemas.openxmlformats.org/drawingml/2006/picture">
                 <pic:pic>
                   <pic:nvPicPr>
-                    <pic:cNvPr descr="assets/sar-pol-examples/m-chi-decomposition.jpeg" id="321" name="Picture"/>
+                    <pic:cNvPr descr="assets/sar-pol-examples/m-chi-decomposition.jpeg" id="323" name="Picture"/>
                     <pic:cNvPicPr>
                       <a:picLocks noChangeArrowheads="1" noChangeAspect="1"/>
                     </pic:cNvPicPr>
                   </pic:nvPicPr>
                   <pic:blipFill>
-                    <a:blip r:embed="rId319"/>
+                    <a:blip r:embed="rId321"/>
                     <a:stretch>
                       <a:fillRect/>
                     </a:stretch>
@@ -23501,10 +23542,10 @@
         <w:t xml:space="preserve">Figure 2: m-chi decomposition colour composite of simulated compact polarimetry from Radarsat-2 over an agriculture area. RGB representation: Red: even bounce, Green: random, Blue: odd bounce. a) 3 May 2012; and b) 18 June 2012. Generated from Radarsat-2 FQ6W acquired over SMAPVEX12 campaign Manitoba, Canada on 3 May and 20 June 2012 - ©MDA 2012</w:t>
       </w:r>
     </w:p>
-    <w:bookmarkEnd w:id="322"/>
-    <w:bookmarkEnd w:id="323"/>
     <w:bookmarkEnd w:id="324"/>
     <w:bookmarkEnd w:id="325"/>
+    <w:bookmarkEnd w:id="326"/>
+    <w:bookmarkEnd w:id="327"/>
     <w:sectPr>
       <w:headerReference r:id="rId11" w:type="even"/>
       <w:headerReference r:id="rId10" w:type="default"/>
@@ -23571,7 +23612,7 @@
       </w:r>
     </w:p>
   </w:footnote>
-  <w:footnote w:id="74">
+  <w:footnote w:id="76">
     <w:p>
       <w:pPr>
         <w:pStyle w:val="Funotentext"/>

--- a/latest/POL.docx
+++ b/latest/POL.docx
@@ -11,18 +11,18 @@
           <wp:inline>
             <wp:extent cx="5727700" cy="1381957"/>
             <wp:effectExtent b="0" l="0" r="0" t="0"/>
-            <wp:docPr descr="" title="" id="21" name="Picture"/>
+            <wp:docPr descr="" title="" id="24" name="Picture"/>
             <a:graphic>
               <a:graphicData uri="http://schemas.openxmlformats.org/drawingml/2006/picture">
                 <pic:pic>
                   <pic:nvPicPr>
-                    <pic:cNvPr descr="assets/CEOS_logo_colour_black_text_right.png" id="22" name="Picture"/>
+                    <pic:cNvPr descr="assets/CEOS_logo_colour_black_text_right.png" id="25" name="Picture"/>
                     <pic:cNvPicPr>
                       <a:picLocks noChangeArrowheads="1" noChangeAspect="1"/>
                     </pic:cNvPicPr>
                   </pic:nvPicPr>
                   <pic:blipFill>
-                    <a:blip r:embed="rId20"/>
+                    <a:blip r:embed="rId23"/>
                     <a:stretch>
                       <a:fillRect/>
                     </a:stretch>
@@ -49,7 +49,7 @@
         </w:drawing>
       </w:r>
     </w:p>
-    <w:bookmarkStart w:id="327" w:name="X585353d8aec71e32101508c22c1e4e52b36bb22"/>
+    <w:bookmarkStart w:id="330" w:name="X585353d8aec71e32101508c22c1e4e52b36bb22"/>
     <w:p>
       <w:pPr>
         <w:pStyle w:val="berschrift1"/>
@@ -66,7 +66,7 @@
         <w:t xml:space="preserve"> </w:t>
       </w:r>
     </w:p>
-    <w:bookmarkStart w:id="24" w:name="draft-version"/>
+    <w:bookmarkStart w:id="27" w:name="draft-version"/>
     <w:p>
       <w:pPr>
         <w:pStyle w:val="berschrift2"/>
@@ -91,7 +91,7 @@
       <w:r>
         <w:t xml:space="preserve"> </w:t>
       </w:r>
-      <w:hyperlink r:id="rId23">
+      <w:hyperlink r:id="rId26">
         <w:r>
           <w:rPr>
             <w:rStyle w:val="Hyperlink"/>
@@ -106,8 +106,8 @@
         <w:t xml:space="preserve">for the latest endorsed version of this document.</w:t>
       </w:r>
     </w:p>
-    <w:bookmarkEnd w:id="24"/>
-    <w:bookmarkStart w:id="26" w:name="document-status"/>
+    <w:bookmarkEnd w:id="27"/>
+    <w:bookmarkStart w:id="29" w:name="document-status"/>
     <w:p>
       <w:pPr>
         <w:pStyle w:val="berschrift2"/>
@@ -134,7 +134,7 @@
       <w:r>
         <w:t xml:space="preserve"> </w:t>
       </w:r>
-      <w:hyperlink r:id="rId25">
+      <w:hyperlink r:id="rId28">
         <w:r>
           <w:rPr>
             <w:rStyle w:val="Hyperlink"/>
@@ -143,8 +143,8 @@
         </w:r>
       </w:hyperlink>
     </w:p>
-    <w:bookmarkEnd w:id="26"/>
-    <w:bookmarkStart w:id="28" w:name="document-history"/>
+    <w:bookmarkEnd w:id="29"/>
+    <w:bookmarkStart w:id="31" w:name="document-history"/>
     <w:p>
       <w:pPr>
         <w:pStyle w:val="berschrift2"/>
@@ -153,7 +153,7 @@
         <w:t xml:space="preserve">Document History</w:t>
       </w:r>
     </w:p>
-    <w:bookmarkStart w:id="27" w:name="patch"/>
+    <w:bookmarkStart w:id="30" w:name="patch"/>
     <w:p>
       <w:pPr>
         <w:pStyle w:val="berschrift3"/>
@@ -252,16 +252,7 @@
         <w:t xml:space="preserve">“Document identifier”</w:t>
       </w:r>
       <w:r>
-        <w:t xml:space="preserve">: Removed the trailing</w:t>
-      </w:r>
-      <w:r>
-        <w:t xml:space="preserve"> </w:t>
-      </w:r>
-      <w:r>
-        <w:t xml:space="preserve">“for Synthetic Aperture Radar”</w:t>
-      </w:r>
-      <w:r>
-        <w:t xml:space="preserve">.</w:t>
+        <w:t xml:space="preserve">: Removed the trailing “for Synthetic Aperture Radar”.</w:t>
       </w:r>
     </w:p>
     <w:p>
@@ -297,16 +288,7 @@
         <w:t xml:space="preserve"> </w:t>
       </w:r>
       <w:r>
-        <w:t xml:space="preserve">renamed to</w:t>
-      </w:r>
-      <w:r>
-        <w:t xml:space="preserve"> </w:t>
-      </w:r>
-      <w:r>
-        <w:t xml:space="preserve">“Product Metadata”</w:t>
-      </w:r>
-      <w:r>
-        <w:t xml:space="preserve">; Requirement</w:t>
+        <w:t xml:space="preserve">renamed to “Product Metadata”; Requirement</w:t>
       </w:r>
       <w:r>
         <w:t xml:space="preserve"> </w:t>
@@ -318,16 +300,7 @@
         <w:t xml:space="preserve"> </w:t>
       </w:r>
       <w:r>
-        <w:t xml:space="preserve">renamed to</w:t>
-      </w:r>
-      <w:r>
-        <w:t xml:space="preserve"> </w:t>
-      </w:r>
-      <w:r>
-        <w:t xml:space="preserve">“Source Metadata”</w:t>
-      </w:r>
-      <w:r>
-        <w:t xml:space="preserve">. Adapted descriptions accordingly.</w:t>
+        <w:t xml:space="preserve">renamed to “Source Metadata”. Adapted descriptions accordingly.</w:t>
       </w:r>
     </w:p>
     <w:p>
@@ -348,16 +321,7 @@
         <w:t xml:space="preserve">“Source Data Attributes”</w:t>
       </w:r>
       <w:r>
-        <w:t xml:space="preserve">: Moved the information about sequential acquisition identifiers to a new threshold requirement</w:t>
-      </w:r>
-      <w:r>
-        <w:t xml:space="preserve"> </w:t>
-      </w:r>
-      <w:r>
-        <w:t xml:space="preserve">“Acquisition ID”</w:t>
-      </w:r>
-      <w:r>
-        <w:t xml:space="preserve">. Adapted category description accordingly.</w:t>
+        <w:t xml:space="preserve">: Moved the information about sequential acquisition identifiers to a new threshold requirement “Acquisition ID”. Adapted category description accordingly.</w:t>
       </w:r>
     </w:p>
     <w:p>
@@ -408,9 +372,9 @@
         <w:t xml:space="preserve">Matthias Mohr</w:t>
       </w:r>
     </w:p>
-    <w:bookmarkEnd w:id="27"/>
-    <w:bookmarkEnd w:id="28"/>
-    <w:bookmarkStart w:id="29" w:name="contributing-authors"/>
+    <w:bookmarkEnd w:id="30"/>
+    <w:bookmarkEnd w:id="31"/>
+    <w:bookmarkStart w:id="32" w:name="contributing-authors"/>
     <w:p>
       <w:pPr>
         <w:pStyle w:val="berschrift2"/>
@@ -808,8 +772,8 @@
         <w:br w:type="page"/>
       </w:r>
     </w:p>
-    <w:bookmarkEnd w:id="29"/>
-    <w:bookmarkStart w:id="30" w:name="ceos-analysis-ready-data-definition"/>
+    <w:bookmarkEnd w:id="32"/>
+    <w:bookmarkStart w:id="33" w:name="ceos-analysis-ready-data-definition"/>
     <w:p>
       <w:pPr>
         <w:pStyle w:val="berschrift2"/>
@@ -826,8 +790,8 @@
         <w:t xml:space="preserve">CEOS Analysis Ready Data (CEOS-ARD) are satellite data that have been processed to a minimum set of requirements and organized into a form that allows immediate analysis with a minimum of additional user effort and interoperability both through time and with other datasets.</w:t>
       </w:r>
     </w:p>
-    <w:bookmarkEnd w:id="30"/>
-    <w:bookmarkStart w:id="31" w:name="description"/>
+    <w:bookmarkEnd w:id="33"/>
+    <w:bookmarkStart w:id="34" w:name="description"/>
     <w:p>
       <w:pPr>
         <w:pStyle w:val="berschrift2"/>
@@ -890,8 +854,8 @@
         <w:t xml:space="preserve">Data collected by Synthetic Aperture Radar sensors</w:t>
       </w:r>
     </w:p>
-    <w:bookmarkEnd w:id="31"/>
-    <w:bookmarkStart w:id="32" w:name="background"/>
+    <w:bookmarkEnd w:id="34"/>
+    <w:bookmarkStart w:id="35" w:name="background"/>
     <w:p>
       <w:pPr>
         <w:pStyle w:val="berschrift2"/>
@@ -1014,7 +978,7 @@
           <w:rPr>
             <w:rStyle w:val="Hyperlink"/>
           </w:rPr>
-          <w:t xml:space="preserve">Gens, Atwood, and Pottier 2013</w:t>
+          <w:t xml:space="preserve">Gens et al. 2013</w:t>
         </w:r>
       </w:hyperlink>
       <w:r>
@@ -1129,46 +1093,19 @@
         <w:t xml:space="preserve"> </w:t>
       </w:r>
       <w:r>
-        <w:t xml:space="preserve">In CovMat products, geographically contiguous samples for each layer may be stored next to each other and organized</w:t>
-      </w:r>
-      <w:r>
-        <w:t xml:space="preserve"> </w:t>
-      </w:r>
-      <w:r>
-        <w:t xml:space="preserve">“layer by layer”</w:t>
-      </w:r>
-      <w:r>
-        <w:t xml:space="preserve">.</w:t>
-      </w:r>
-      <w:r>
-        <w:t xml:space="preserve"> </w:t>
-      </w:r>
-      <w:r>
-        <w:t xml:space="preserve">Alternatively, samples belonging to the same covariance matrix might be stored next to each other and organized</w:t>
-      </w:r>
-      <w:r>
-        <w:t xml:space="preserve"> </w:t>
-      </w:r>
-      <w:r>
-        <w:t xml:space="preserve">“matrix by matrix”</w:t>
-      </w:r>
-      <w:r>
-        <w:t xml:space="preserve">.</w:t>
-      </w:r>
-      <w:r>
-        <w:t xml:space="preserve"> </w:t>
-      </w:r>
-      <w:r>
-        <w:t xml:space="preserve">PRD products are organized</w:t>
-      </w:r>
-      <w:r>
-        <w:t xml:space="preserve"> </w:t>
-      </w:r>
-      <w:r>
-        <w:t xml:space="preserve">“layer by layer”</w:t>
-      </w:r>
-      <w:r>
-        <w:t xml:space="preserve">, i.e., with bands corresponding to the output of the polarimetric decomposition stored next to each other.</w:t>
+        <w:t xml:space="preserve">In CovMat products, geographically contiguous samples for each layer may be stored next to each other and organized “layer by layer”.</w:t>
+      </w:r>
+      <w:r>
+        <w:t xml:space="preserve"> </w:t>
+      </w:r>
+      <w:r>
+        <w:t xml:space="preserve">Alternatively, samples belonging to the same covariance matrix might be stored next to each other and organized “matrix by matrix”.</w:t>
+      </w:r>
+      <w:r>
+        <w:t xml:space="preserve"> </w:t>
+      </w:r>
+      <w:r>
+        <w:t xml:space="preserve">PRD products are organized “layer by layer”, i.e., with bands corresponding to the output of the polarimetric decomposition stored next to each other.</w:t>
       </w:r>
     </w:p>
     <w:p>
@@ -1176,8 +1113,8 @@
         <w:br w:type="page"/>
       </w:r>
     </w:p>
-    <w:bookmarkEnd w:id="32"/>
-    <w:bookmarkStart w:id="33" w:name="definitions-and-abbreviations"/>
+    <w:bookmarkEnd w:id="35"/>
+    <w:bookmarkStart w:id="36" w:name="definitions-and-abbreviations"/>
     <w:p>
       <w:pPr>
         <w:pStyle w:val="berschrift2"/>
@@ -1741,8 +1678,8 @@
         <w:br w:type="page"/>
       </w:r>
     </w:p>
-    <w:bookmarkEnd w:id="33"/>
-    <w:bookmarkStart w:id="250" w:name="requirements"/>
+    <w:bookmarkEnd w:id="36"/>
+    <w:bookmarkStart w:id="253" w:name="requirements"/>
     <w:p>
       <w:pPr>
         <w:pStyle w:val="berschrift2"/>
@@ -1797,7 +1734,7 @@
         <w:t xml:space="preserve">Instead, use the textual identifier that is provided below the title.</w:t>
       </w:r>
     </w:p>
-    <w:bookmarkStart w:id="54" w:name="sec:meta"/>
+    <w:bookmarkStart w:id="57" w:name="sec:meta"/>
     <w:p>
       <w:pPr>
         <w:pStyle w:val="berschrift3"/>
@@ -1851,7 +1788,7 @@
         <w:t xml:space="preserve">suitability of the dataset, and must meet the requirements listed below.</w:t>
       </w:r>
     </w:p>
-    <w:bookmarkStart w:id="37" w:name="sec:meta-trace-sar"/>
+    <w:bookmarkStart w:id="40" w:name="sec:meta-trace-sar"/>
     <w:p>
       <w:pPr>
         <w:pStyle w:val="berschrift4"/>
@@ -1886,7 +1823,7 @@
         <w:t xml:space="preserve">meta-trace-sar</w:t>
       </w:r>
     </w:p>
-    <w:bookmarkStart w:id="34" w:name="threshold-requirements"/>
+    <w:bookmarkStart w:id="37" w:name="threshold-requirements"/>
     <w:p>
       <w:pPr>
         <w:pStyle w:val="berschrift5"/>
@@ -1906,8 +1843,8 @@
         <w:t xml:space="preserve"> </w:t>
       </w:r>
     </w:p>
-    <w:bookmarkEnd w:id="34"/>
-    <w:bookmarkStart w:id="35" w:name="goal-requirements"/>
+    <w:bookmarkEnd w:id="37"/>
+    <w:bookmarkStart w:id="38" w:name="goal-requirements"/>
     <w:p>
       <w:pPr>
         <w:pStyle w:val="berschrift5"/>
@@ -1973,8 +1910,8 @@
         <w:t xml:space="preserve">Information on traceability should be available in the metadata as a single DOI landing page.</w:t>
       </w:r>
     </w:p>
-    <w:bookmarkEnd w:id="35"/>
-    <w:bookmarkStart w:id="36" w:name="assessment"/>
+    <w:bookmarkEnd w:id="38"/>
+    <w:bookmarkStart w:id="39" w:name="assessment"/>
     <w:p>
       <w:pPr>
         <w:pStyle w:val="berschrift5"/>
@@ -2038,9 +1975,9 @@
         </w:pict>
       </w:r>
     </w:p>
-    <w:bookmarkEnd w:id="36"/>
-    <w:bookmarkEnd w:id="37"/>
-    <w:bookmarkStart w:id="41" w:name="sec:meta-memare-sar"/>
+    <w:bookmarkEnd w:id="39"/>
+    <w:bookmarkEnd w:id="40"/>
+    <w:bookmarkStart w:id="44" w:name="sec:meta-memare-sar"/>
     <w:p>
       <w:pPr>
         <w:pStyle w:val="berschrift4"/>
@@ -2075,7 +2012,7 @@
         <w:t xml:space="preserve">meta-memare-sar</w:t>
       </w:r>
     </w:p>
-    <w:bookmarkStart w:id="38" w:name="threshold-requirements-1"/>
+    <w:bookmarkStart w:id="41" w:name="threshold-requirements-1"/>
     <w:p>
       <w:pPr>
         <w:pStyle w:val="berschrift5"/>
@@ -2092,8 +2029,8 @@
         <w:t xml:space="preserve">Metadata is provided in a structure that enables a computer algorithm to be used to consistently and automatically identify and extract each component/variable/layer for further use.</w:t>
       </w:r>
     </w:p>
-    <w:bookmarkEnd w:id="38"/>
-    <w:bookmarkStart w:id="39" w:name="goal-requirements-1"/>
+    <w:bookmarkEnd w:id="41"/>
+    <w:bookmarkStart w:id="42" w:name="goal-requirements-1"/>
     <w:p>
       <w:pPr>
         <w:pStyle w:val="berschrift5"/>
@@ -2110,8 +2047,8 @@
         <w:t xml:space="preserve">As threshold, but metadata is formatted in accordance with CEOS-ARD SAR Metadata Specifications, v.1.1, or in a community endorsed standard that facilitates machine-readability, such as ISO 19115-2, Climate and Forecast (CF) convention, the Attribute Convention for Data Discovery (ACDD), etc.</w:t>
       </w:r>
     </w:p>
-    <w:bookmarkEnd w:id="39"/>
-    <w:bookmarkStart w:id="40" w:name="assessment-1"/>
+    <w:bookmarkEnd w:id="42"/>
+    <w:bookmarkStart w:id="43" w:name="assessment-1"/>
     <w:p>
       <w:pPr>
         <w:pStyle w:val="berschrift5"/>
@@ -2175,9 +2112,9 @@
         </w:pict>
       </w:r>
     </w:p>
-    <w:bookmarkEnd w:id="40"/>
-    <w:bookmarkEnd w:id="41"/>
-    <w:bookmarkStart w:id="45" w:name="sec:meta-protype"/>
+    <w:bookmarkEnd w:id="43"/>
+    <w:bookmarkEnd w:id="44"/>
+    <w:bookmarkStart w:id="48" w:name="sec:meta-protype"/>
     <w:p>
       <w:pPr>
         <w:pStyle w:val="berschrift4"/>
@@ -2212,7 +2149,7 @@
         <w:t xml:space="preserve">meta-protype</w:t>
       </w:r>
     </w:p>
-    <w:bookmarkStart w:id="42" w:name="threshold-requirements-2"/>
+    <w:bookmarkStart w:id="45" w:name="threshold-requirements-2"/>
     <w:p>
       <w:pPr>
         <w:pStyle w:val="berschrift5"/>
@@ -2229,8 +2166,8 @@
         <w:t xml:space="preserve">CEOS-ARD product type name – or names in case of compliance with more than one product type – and, if required by the data provider, copyright.</w:t>
       </w:r>
     </w:p>
-    <w:bookmarkEnd w:id="42"/>
-    <w:bookmarkStart w:id="43" w:name="goal-requirements-2"/>
+    <w:bookmarkEnd w:id="45"/>
+    <w:bookmarkStart w:id="46" w:name="goal-requirements-2"/>
     <w:p>
       <w:pPr>
         <w:pStyle w:val="berschrift5"/>
@@ -2250,8 +2187,8 @@
         <w:t xml:space="preserve"> </w:t>
       </w:r>
     </w:p>
-    <w:bookmarkEnd w:id="43"/>
-    <w:bookmarkStart w:id="44" w:name="assessment-2"/>
+    <w:bookmarkEnd w:id="46"/>
+    <w:bookmarkStart w:id="47" w:name="assessment-2"/>
     <w:p>
       <w:pPr>
         <w:pStyle w:val="berschrift5"/>
@@ -2315,9 +2252,9 @@
         </w:pict>
       </w:r>
     </w:p>
-    <w:bookmarkEnd w:id="44"/>
-    <w:bookmarkEnd w:id="45"/>
-    <w:bookmarkStart w:id="49" w:name="sec:meta-pfsurl"/>
+    <w:bookmarkEnd w:id="47"/>
+    <w:bookmarkEnd w:id="48"/>
+    <w:bookmarkStart w:id="52" w:name="sec:meta-pfsurl"/>
     <w:p>
       <w:pPr>
         <w:pStyle w:val="berschrift4"/>
@@ -2352,7 +2289,7 @@
         <w:t xml:space="preserve">meta-pfsurl</w:t>
       </w:r>
     </w:p>
-    <w:bookmarkStart w:id="46" w:name="threshold-requirements-3"/>
+    <w:bookmarkStart w:id="49" w:name="threshold-requirements-3"/>
     <w:p>
       <w:pPr>
         <w:pStyle w:val="berschrift5"/>
@@ -2369,8 +2306,8 @@
         <w:t xml:space="preserve">Reference to CEOS-ARD PFS document as URL.</w:t>
       </w:r>
     </w:p>
-    <w:bookmarkEnd w:id="46"/>
-    <w:bookmarkStart w:id="47" w:name="goal-requirements-3"/>
+    <w:bookmarkEnd w:id="49"/>
+    <w:bookmarkStart w:id="50" w:name="goal-requirements-3"/>
     <w:p>
       <w:pPr>
         <w:pStyle w:val="berschrift5"/>
@@ -2390,8 +2327,8 @@
         <w:t xml:space="preserve"> </w:t>
       </w:r>
     </w:p>
-    <w:bookmarkEnd w:id="47"/>
-    <w:bookmarkStart w:id="48" w:name="assessment-3"/>
+    <w:bookmarkEnd w:id="50"/>
+    <w:bookmarkStart w:id="51" w:name="assessment-3"/>
     <w:p>
       <w:pPr>
         <w:pStyle w:val="berschrift5"/>
@@ -2455,9 +2392,9 @@
         </w:pict>
       </w:r>
     </w:p>
-    <w:bookmarkEnd w:id="48"/>
-    <w:bookmarkEnd w:id="49"/>
-    <w:bookmarkStart w:id="53" w:name="sec:meta-time-sar"/>
+    <w:bookmarkEnd w:id="51"/>
+    <w:bookmarkEnd w:id="52"/>
+    <w:bookmarkStart w:id="56" w:name="sec:meta-time-sar"/>
     <w:p>
       <w:pPr>
         <w:pStyle w:val="berschrift4"/>
@@ -2492,7 +2429,7 @@
         <w:t xml:space="preserve">meta-time-sar</w:t>
       </w:r>
     </w:p>
-    <w:bookmarkStart w:id="50" w:name="threshold-requirements-4"/>
+    <w:bookmarkStart w:id="53" w:name="threshold-requirements-4"/>
     <w:p>
       <w:pPr>
         <w:pStyle w:val="berschrift5"/>
@@ -2541,8 +2478,8 @@
         <w:t xml:space="preserve">is provided with the product.</w:t>
       </w:r>
     </w:p>
-    <w:bookmarkEnd w:id="50"/>
-    <w:bookmarkStart w:id="51" w:name="goal-requirements-4"/>
+    <w:bookmarkEnd w:id="53"/>
+    <w:bookmarkStart w:id="54" w:name="goal-requirements-4"/>
     <w:p>
       <w:pPr>
         <w:pStyle w:val="berschrift5"/>
@@ -2562,8 +2499,8 @@
         <w:t xml:space="preserve"> </w:t>
       </w:r>
     </w:p>
-    <w:bookmarkEnd w:id="51"/>
-    <w:bookmarkStart w:id="52" w:name="assessment-4"/>
+    <w:bookmarkEnd w:id="54"/>
+    <w:bookmarkStart w:id="55" w:name="assessment-4"/>
     <w:p>
       <w:pPr>
         <w:pStyle w:val="berschrift5"/>
@@ -2620,10 +2557,10 @@
         <w:t xml:space="preserve">Recommended Requirement Modification:</w:t>
       </w:r>
     </w:p>
-    <w:bookmarkEnd w:id="52"/>
-    <w:bookmarkEnd w:id="53"/>
-    <w:bookmarkEnd w:id="54"/>
-    <w:bookmarkStart w:id="109" w:name="sec:src"/>
+    <w:bookmarkEnd w:id="55"/>
+    <w:bookmarkEnd w:id="56"/>
+    <w:bookmarkEnd w:id="57"/>
+    <w:bookmarkStart w:id="112" w:name="sec:src"/>
     <w:p>
       <w:pPr>
         <w:pStyle w:val="berschrift3"/>
@@ -2671,7 +2608,7 @@
         <w:t xml:space="preserve">This may be one or mutliple acquisitions.</w:t>
       </w:r>
     </w:p>
-    <w:bookmarkStart w:id="58" w:name="sec:src-macqid"/>
+    <w:bookmarkStart w:id="61" w:name="sec:src-macqid"/>
     <w:p>
       <w:pPr>
         <w:pStyle w:val="berschrift4"/>
@@ -2706,7 +2643,7 @@
         <w:t xml:space="preserve">src-macqid</w:t>
       </w:r>
     </w:p>
-    <w:bookmarkStart w:id="55" w:name="threshold-requirements-5"/>
+    <w:bookmarkStart w:id="58" w:name="threshold-requirements-5"/>
     <w:p>
       <w:pPr>
         <w:pStyle w:val="berschrift5"/>
@@ -2723,8 +2660,8 @@
         <w:t xml:space="preserve">Each acquisition is identified through a sequential identifier in the metadata, e.g. acqID = 1, 2, 3.</w:t>
       </w:r>
     </w:p>
-    <w:bookmarkEnd w:id="55"/>
-    <w:bookmarkStart w:id="56" w:name="goal-requirements-5"/>
+    <w:bookmarkEnd w:id="58"/>
+    <w:bookmarkStart w:id="59" w:name="goal-requirements-5"/>
     <w:p>
       <w:pPr>
         <w:pStyle w:val="berschrift5"/>
@@ -2744,8 +2681,8 @@
         <w:t xml:space="preserve"> </w:t>
       </w:r>
     </w:p>
-    <w:bookmarkEnd w:id="56"/>
-    <w:bookmarkStart w:id="57" w:name="assessment-5"/>
+    <w:bookmarkEnd w:id="59"/>
+    <w:bookmarkStart w:id="60" w:name="assessment-5"/>
     <w:p>
       <w:pPr>
         <w:pStyle w:val="berschrift5"/>
@@ -2809,9 +2746,9 @@
         </w:pict>
       </w:r>
     </w:p>
-    <w:bookmarkEnd w:id="57"/>
-    <w:bookmarkEnd w:id="58"/>
-    <w:bookmarkStart w:id="62" w:name="sec:src-daccess-src"/>
+    <w:bookmarkEnd w:id="60"/>
+    <w:bookmarkEnd w:id="61"/>
+    <w:bookmarkStart w:id="65" w:name="sec:src-daccess-src"/>
     <w:p>
       <w:pPr>
         <w:pStyle w:val="berschrift4"/>
@@ -2846,7 +2783,7 @@
         <w:t xml:space="preserve">src-daccess-src</w:t>
       </w:r>
     </w:p>
-    <w:bookmarkStart w:id="59" w:name="threshold-requirements-6"/>
+    <w:bookmarkStart w:id="62" w:name="threshold-requirements-6"/>
     <w:p>
       <w:pPr>
         <w:pStyle w:val="berschrift5"/>
@@ -2863,8 +2800,8 @@
         <w:t xml:space="preserve">The metadata identifies the location from where the source data can be retrieved, expressed as a URL or DOI.</w:t>
       </w:r>
     </w:p>
-    <w:bookmarkEnd w:id="59"/>
-    <w:bookmarkStart w:id="60" w:name="goal-requirements-6"/>
+    <w:bookmarkEnd w:id="62"/>
+    <w:bookmarkStart w:id="63" w:name="goal-requirements-6"/>
     <w:p>
       <w:pPr>
         <w:pStyle w:val="berschrift5"/>
@@ -2881,8 +2818,8 @@
         <w:t xml:space="preserve">The metadata identifies an online location from where the data can be consistently and reliably retrieved by a computer algorithm without any manual intervention being required.</w:t>
       </w:r>
     </w:p>
-    <w:bookmarkEnd w:id="60"/>
-    <w:bookmarkStart w:id="61" w:name="assessment-6"/>
+    <w:bookmarkEnd w:id="63"/>
+    <w:bookmarkStart w:id="64" w:name="assessment-6"/>
     <w:p>
       <w:pPr>
         <w:pStyle w:val="berschrift5"/>
@@ -2946,9 +2883,9 @@
         </w:pict>
       </w:r>
     </w:p>
-    <w:bookmarkEnd w:id="61"/>
-    <w:bookmarkEnd w:id="62"/>
-    <w:bookmarkStart w:id="67" w:name="sec:src-instru-sar"/>
+    <w:bookmarkEnd w:id="64"/>
+    <w:bookmarkEnd w:id="65"/>
+    <w:bookmarkStart w:id="70" w:name="sec:src-instru-sar"/>
     <w:p>
       <w:pPr>
         <w:pStyle w:val="berschrift4"/>
@@ -2983,7 +2920,7 @@
         <w:t xml:space="preserve">src-instru-sar</w:t>
       </w:r>
     </w:p>
-    <w:bookmarkStart w:id="63" w:name="threshold-requirements-7"/>
+    <w:bookmarkStart w:id="66" w:name="threshold-requirements-7"/>
     <w:p>
       <w:pPr>
         <w:pStyle w:val="berschrift5"/>
@@ -3024,8 +2961,8 @@
         <w:t xml:space="preserve">Instrument name</w:t>
       </w:r>
     </w:p>
-    <w:bookmarkEnd w:id="63"/>
-    <w:bookmarkStart w:id="65" w:name="goal-requirements-7"/>
+    <w:bookmarkEnd w:id="66"/>
+    <w:bookmarkStart w:id="68" w:name="goal-requirements-7"/>
     <w:p>
       <w:pPr>
         <w:pStyle w:val="berschrift5"/>
@@ -3044,7 +2981,7 @@
       <w:r>
         <w:t xml:space="preserve"> </w:t>
       </w:r>
-      <w:hyperlink r:id="rId64">
+      <w:hyperlink r:id="rId67">
         <w:r>
           <w:rPr>
             <w:rStyle w:val="Hyperlink"/>
@@ -3059,8 +2996,8 @@
         <w:t xml:space="preserve">record.</w:t>
       </w:r>
     </w:p>
-    <w:bookmarkEnd w:id="65"/>
-    <w:bookmarkStart w:id="66" w:name="assessment-7"/>
+    <w:bookmarkEnd w:id="68"/>
+    <w:bookmarkStart w:id="69" w:name="assessment-7"/>
     <w:p>
       <w:pPr>
         <w:pStyle w:val="berschrift5"/>
@@ -3124,9 +3061,9 @@
         </w:pict>
       </w:r>
     </w:p>
-    <w:bookmarkEnd w:id="66"/>
-    <w:bookmarkEnd w:id="67"/>
-    <w:bookmarkStart w:id="71" w:name="sec:src-time-src"/>
+    <w:bookmarkEnd w:id="69"/>
+    <w:bookmarkEnd w:id="70"/>
+    <w:bookmarkStart w:id="74" w:name="sec:src-time-src"/>
     <w:p>
       <w:pPr>
         <w:pStyle w:val="berschrift4"/>
@@ -3161,7 +3098,7 @@
         <w:t xml:space="preserve">src-time-src</w:t>
       </w:r>
     </w:p>
-    <w:bookmarkStart w:id="68" w:name="threshold-requirements-8"/>
+    <w:bookmarkStart w:id="71" w:name="threshold-requirements-8"/>
     <w:p>
       <w:pPr>
         <w:pStyle w:val="berschrift5"/>
@@ -3178,8 +3115,8 @@
         <w:t xml:space="preserve">The start date and time of source data is identified in the metadata, expressed in UTC in date and time, at least to the second.</w:t>
       </w:r>
     </w:p>
-    <w:bookmarkEnd w:id="68"/>
-    <w:bookmarkStart w:id="69" w:name="goal-requirements-8"/>
+    <w:bookmarkEnd w:id="71"/>
+    <w:bookmarkStart w:id="72" w:name="goal-requirements-8"/>
     <w:p>
       <w:pPr>
         <w:pStyle w:val="berschrift5"/>
@@ -3199,8 +3136,8 @@
         <w:t xml:space="preserve"> </w:t>
       </w:r>
     </w:p>
-    <w:bookmarkEnd w:id="69"/>
-    <w:bookmarkStart w:id="70" w:name="assessment-8"/>
+    <w:bookmarkEnd w:id="72"/>
+    <w:bookmarkStart w:id="73" w:name="assessment-8"/>
     <w:p>
       <w:pPr>
         <w:pStyle w:val="berschrift5"/>
@@ -3264,9 +3201,9 @@
         </w:pict>
       </w:r>
     </w:p>
-    <w:bookmarkEnd w:id="70"/>
-    <w:bookmarkEnd w:id="71"/>
-    <w:bookmarkStart w:id="75" w:name="sec:src-acqpar"/>
+    <w:bookmarkEnd w:id="73"/>
+    <w:bookmarkEnd w:id="74"/>
+    <w:bookmarkStart w:id="78" w:name="sec:src-acqpar"/>
     <w:p>
       <w:pPr>
         <w:pStyle w:val="berschrift4"/>
@@ -3301,7 +3238,7 @@
         <w:t xml:space="preserve">src-acqpar</w:t>
       </w:r>
     </w:p>
-    <w:bookmarkStart w:id="72" w:name="threshold-requirements-9"/>
+    <w:bookmarkStart w:id="75" w:name="threshold-requirements-9"/>
     <w:p>
       <w:pPr>
         <w:pStyle w:val="berschrift5"/>
@@ -3390,8 +3327,8 @@
         <w:t xml:space="preserve">Beam ID (i.e., beam mode mnemonic)</w:t>
       </w:r>
     </w:p>
-    <w:bookmarkEnd w:id="72"/>
-    <w:bookmarkStart w:id="73" w:name="goal-requirements-9"/>
+    <w:bookmarkEnd w:id="75"/>
+    <w:bookmarkStart w:id="76" w:name="goal-requirements-9"/>
     <w:p>
       <w:pPr>
         <w:pStyle w:val="berschrift5"/>
@@ -3411,8 +3348,8 @@
         <w:t xml:space="preserve"> </w:t>
       </w:r>
     </w:p>
-    <w:bookmarkEnd w:id="73"/>
-    <w:bookmarkStart w:id="74" w:name="assessment-9"/>
+    <w:bookmarkEnd w:id="76"/>
+    <w:bookmarkStart w:id="77" w:name="assessment-9"/>
     <w:p>
       <w:pPr>
         <w:pStyle w:val="berschrift5"/>
@@ -3476,9 +3413,9 @@
         </w:pict>
       </w:r>
     </w:p>
-    <w:bookmarkEnd w:id="74"/>
-    <w:bookmarkEnd w:id="75"/>
-    <w:bookmarkStart w:id="80" w:name="sec:src-orbit"/>
+    <w:bookmarkEnd w:id="77"/>
+    <w:bookmarkEnd w:id="78"/>
+    <w:bookmarkStart w:id="83" w:name="sec:src-orbit"/>
     <w:p>
       <w:pPr>
         <w:pStyle w:val="berschrift4"/>
@@ -3513,7 +3450,7 @@
         <w:t xml:space="preserve">src-orbit</w:t>
       </w:r>
     </w:p>
-    <w:bookmarkStart w:id="77" w:name="threshold-requirements-10"/>
+    <w:bookmarkStart w:id="80" w:name="threshold-requirements-10"/>
     <w:p>
       <w:pPr>
         <w:pStyle w:val="berschrift5"/>
@@ -3545,7 +3482,7 @@
         <w:rPr>
           <w:rStyle w:val="Funotenzeichen"/>
         </w:rPr>
-        <w:footnoteReference w:id="76"/>
+        <w:footnoteReference w:id="79"/>
       </w:r>
     </w:p>
     <w:p>
@@ -3560,8 +3497,8 @@
         <w:t xml:space="preserve">Orbit data source (e.g., predicted, definite, precise, downlinked, etc.)</w:t>
       </w:r>
     </w:p>
-    <w:bookmarkEnd w:id="77"/>
-    <w:bookmarkStart w:id="78" w:name="goal-requirements-10"/>
+    <w:bookmarkEnd w:id="80"/>
+    <w:bookmarkStart w:id="81" w:name="goal-requirements-10"/>
     <w:p>
       <w:pPr>
         <w:pStyle w:val="berschrift5"/>
@@ -3614,8 +3551,8 @@
         <w:t xml:space="preserve">Platform (mean) altitude</w:t>
       </w:r>
     </w:p>
-    <w:bookmarkEnd w:id="78"/>
-    <w:bookmarkStart w:id="79" w:name="assessment-10"/>
+    <w:bookmarkEnd w:id="81"/>
+    <w:bookmarkStart w:id="82" w:name="assessment-10"/>
     <w:p>
       <w:pPr>
         <w:pStyle w:val="berschrift5"/>
@@ -3679,9 +3616,9 @@
         </w:pict>
       </w:r>
     </w:p>
-    <w:bookmarkEnd w:id="79"/>
-    <w:bookmarkEnd w:id="80"/>
-    <w:bookmarkStart w:id="84" w:name="sec:src-propar"/>
+    <w:bookmarkEnd w:id="82"/>
+    <w:bookmarkEnd w:id="83"/>
+    <w:bookmarkStart w:id="87" w:name="sec:src-propar"/>
     <w:p>
       <w:pPr>
         <w:pStyle w:val="berschrift4"/>
@@ -3716,7 +3653,7 @@
         <w:t xml:space="preserve">src-propar</w:t>
       </w:r>
     </w:p>
-    <w:bookmarkStart w:id="81" w:name="threshold-requirements-11"/>
+    <w:bookmarkStart w:id="84" w:name="threshold-requirements-11"/>
     <w:p>
       <w:pPr>
         <w:pStyle w:val="berschrift5"/>
@@ -3817,8 +3754,8 @@
         <w:t xml:space="preserve">Range number of looks (separate values for each beam, as necessary)</w:t>
       </w:r>
     </w:p>
-    <w:bookmarkEnd w:id="81"/>
-    <w:bookmarkStart w:id="82" w:name="goal-requirements-11"/>
+    <w:bookmarkEnd w:id="84"/>
+    <w:bookmarkStart w:id="85" w:name="goal-requirements-11"/>
     <w:p>
       <w:pPr>
         <w:pStyle w:val="berschrift5"/>
@@ -3835,8 +3772,8 @@
         <w:t xml:space="preserve">As threshold, plus additional relevant processing parameters, e.g., range- and azimuth look bandwidth and LUT applied.</w:t>
       </w:r>
     </w:p>
-    <w:bookmarkEnd w:id="82"/>
-    <w:bookmarkStart w:id="83" w:name="assessment-11"/>
+    <w:bookmarkEnd w:id="85"/>
+    <w:bookmarkStart w:id="86" w:name="assessment-11"/>
     <w:p>
       <w:pPr>
         <w:pStyle w:val="berschrift5"/>
@@ -3900,9 +3837,9 @@
         </w:pict>
       </w:r>
     </w:p>
-    <w:bookmarkEnd w:id="83"/>
-    <w:bookmarkEnd w:id="84"/>
-    <w:bookmarkStart w:id="88" w:name="sec:src-imgatt-sar"/>
+    <w:bookmarkEnd w:id="86"/>
+    <w:bookmarkEnd w:id="87"/>
+    <w:bookmarkStart w:id="91" w:name="sec:src-imgatt-sar"/>
     <w:p>
       <w:pPr>
         <w:pStyle w:val="berschrift4"/>
@@ -3937,7 +3874,7 @@
         <w:t xml:space="preserve">src-imgatt-sar</w:t>
       </w:r>
     </w:p>
-    <w:bookmarkStart w:id="85" w:name="threshold-requirements-12"/>
+    <w:bookmarkStart w:id="88" w:name="threshold-requirements-12"/>
     <w:p>
       <w:pPr>
         <w:pStyle w:val="berschrift5"/>
@@ -4038,8 +3975,8 @@
         <w:t xml:space="preserve">Far range incident angle</w:t>
       </w:r>
     </w:p>
-    <w:bookmarkEnd w:id="85"/>
-    <w:bookmarkStart w:id="86" w:name="goal-requirements-12"/>
+    <w:bookmarkEnd w:id="88"/>
+    <w:bookmarkStart w:id="89" w:name="goal-requirements-12"/>
     <w:p>
       <w:pPr>
         <w:pStyle w:val="berschrift5"/>
@@ -4056,8 +3993,8 @@
         <w:t xml:space="preserve">Geometry of the image footprint expressed in WGS84 in a standardised format (e.g., WKT).</w:t>
       </w:r>
     </w:p>
-    <w:bookmarkEnd w:id="86"/>
-    <w:bookmarkStart w:id="87" w:name="assessment-12"/>
+    <w:bookmarkEnd w:id="89"/>
+    <w:bookmarkStart w:id="90" w:name="assessment-12"/>
     <w:p>
       <w:pPr>
         <w:pStyle w:val="berschrift5"/>
@@ -4121,9 +4058,9 @@
         </w:pict>
       </w:r>
     </w:p>
-    <w:bookmarkEnd w:id="87"/>
-    <w:bookmarkEnd w:id="88"/>
-    <w:bookmarkStart w:id="92" w:name="sec:src-sencal-sar"/>
+    <w:bookmarkEnd w:id="90"/>
+    <w:bookmarkEnd w:id="91"/>
+    <w:bookmarkStart w:id="95" w:name="sec:src-sencal-sar"/>
     <w:p>
       <w:pPr>
         <w:pStyle w:val="berschrift4"/>
@@ -4158,7 +4095,7 @@
         <w:t xml:space="preserve">src-sencal-sar</w:t>
       </w:r>
     </w:p>
-    <w:bookmarkStart w:id="89" w:name="threshold-requirements-13"/>
+    <w:bookmarkStart w:id="92" w:name="threshold-requirements-13"/>
     <w:p>
       <w:pPr>
         <w:pStyle w:val="berschrift5"/>
@@ -4178,8 +4115,8 @@
         <w:t xml:space="preserve"> </w:t>
       </w:r>
     </w:p>
-    <w:bookmarkEnd w:id="89"/>
-    <w:bookmarkStart w:id="90" w:name="goal-requirements-13"/>
+    <w:bookmarkEnd w:id="92"/>
+    <w:bookmarkStart w:id="93" w:name="goal-requirements-13"/>
     <w:p>
       <w:pPr>
         <w:pStyle w:val="berschrift5"/>
@@ -4202,8 +4139,8 @@
         <w:t xml:space="preserve">Ideally this would support machine-to-machine access.</w:t>
       </w:r>
     </w:p>
-    <w:bookmarkEnd w:id="90"/>
-    <w:bookmarkStart w:id="91" w:name="assessment-13"/>
+    <w:bookmarkEnd w:id="93"/>
+    <w:bookmarkStart w:id="94" w:name="assessment-13"/>
     <w:p>
       <w:pPr>
         <w:pStyle w:val="berschrift5"/>
@@ -4267,9 +4204,9 @@
         </w:pict>
       </w:r>
     </w:p>
-    <w:bookmarkEnd w:id="91"/>
-    <w:bookmarkEnd w:id="92"/>
-    <w:bookmarkStart w:id="96" w:name="sec:src-perfind"/>
+    <w:bookmarkEnd w:id="94"/>
+    <w:bookmarkEnd w:id="95"/>
+    <w:bookmarkStart w:id="99" w:name="sec:src-perfind"/>
     <w:p>
       <w:pPr>
         <w:pStyle w:val="berschrift4"/>
@@ -4304,7 +4241,7 @@
         <w:t xml:space="preserve">src-perfind</w:t>
       </w:r>
     </w:p>
-    <w:bookmarkStart w:id="93" w:name="threshold-requirements-14"/>
+    <w:bookmarkStart w:id="96" w:name="threshold-requirements-14"/>
     <w:p>
       <w:pPr>
         <w:pStyle w:val="berschrift5"/>
@@ -4427,8 +4364,8 @@
         <w:t xml:space="preserve">Values do not need to be estimated individually for each product, but may be estimated once for each acquisition mode, and annotated on all products.</w:t>
       </w:r>
     </w:p>
-    <w:bookmarkEnd w:id="93"/>
-    <w:bookmarkStart w:id="94" w:name="goal-requirements-14"/>
+    <w:bookmarkEnd w:id="96"/>
+    <w:bookmarkStart w:id="97" w:name="goal-requirements-14"/>
     <w:p>
       <w:pPr>
         <w:pStyle w:val="berschrift5"/>
@@ -4445,8 +4382,8 @@
         <w:t xml:space="preserve">Provide additional relevant performance indicators (e.g., ENL, PSLR, ISLR, and performance reference DOI or URL).</w:t>
       </w:r>
     </w:p>
-    <w:bookmarkEnd w:id="94"/>
-    <w:bookmarkStart w:id="95" w:name="assessment-14"/>
+    <w:bookmarkEnd w:id="97"/>
+    <w:bookmarkStart w:id="98" w:name="assessment-14"/>
     <w:p>
       <w:pPr>
         <w:pStyle w:val="berschrift5"/>
@@ -4510,9 +4447,9 @@
         </w:pict>
       </w:r>
     </w:p>
-    <w:bookmarkEnd w:id="95"/>
-    <w:bookmarkEnd w:id="96"/>
-    <w:bookmarkStart w:id="100" w:name="sec:src-polcalm"/>
+    <w:bookmarkEnd w:id="98"/>
+    <w:bookmarkEnd w:id="99"/>
+    <w:bookmarkStart w:id="103" w:name="sec:src-polcalm"/>
     <w:p>
       <w:pPr>
         <w:pStyle w:val="berschrift4"/>
@@ -4547,7 +4484,7 @@
         <w:t xml:space="preserve">src-polcalm</w:t>
       </w:r>
     </w:p>
-    <w:bookmarkStart w:id="97" w:name="threshold-requirements-15"/>
+    <w:bookmarkStart w:id="100" w:name="threshold-requirements-15"/>
     <w:p>
       <w:pPr>
         <w:pStyle w:val="berschrift5"/>
@@ -4567,8 +4504,8 @@
         <w:t xml:space="preserve"> </w:t>
       </w:r>
     </w:p>
-    <w:bookmarkEnd w:id="97"/>
-    <w:bookmarkStart w:id="98" w:name="goal-requirements-15"/>
+    <w:bookmarkEnd w:id="100"/>
+    <w:bookmarkStart w:id="101" w:name="goal-requirements-15"/>
     <w:p>
       <w:pPr>
         <w:pStyle w:val="berschrift5"/>
@@ -4585,8 +4522,8 @@
         <w:t xml:space="preserve">The complex-valued polarimetric distortion matrices with the channel imbalance and the cross-talk applied for the polarimetric calibration.</w:t>
       </w:r>
     </w:p>
-    <w:bookmarkEnd w:id="98"/>
-    <w:bookmarkStart w:id="99" w:name="assessment-15"/>
+    <w:bookmarkEnd w:id="101"/>
+    <w:bookmarkStart w:id="102" w:name="assessment-15"/>
     <w:p>
       <w:pPr>
         <w:pStyle w:val="berschrift5"/>
@@ -4650,9 +4587,9 @@
         </w:pict>
       </w:r>
     </w:p>
-    <w:bookmarkEnd w:id="99"/>
-    <w:bookmarkEnd w:id="100"/>
-    <w:bookmarkStart w:id="104" w:name="sec:src-farotan"/>
+    <w:bookmarkEnd w:id="102"/>
+    <w:bookmarkEnd w:id="103"/>
+    <w:bookmarkStart w:id="107" w:name="sec:src-farotan"/>
     <w:p>
       <w:pPr>
         <w:pStyle w:val="berschrift4"/>
@@ -4687,7 +4624,7 @@
         <w:t xml:space="preserve">src-farotan</w:t>
       </w:r>
     </w:p>
-    <w:bookmarkStart w:id="101" w:name="threshold-requirements-16"/>
+    <w:bookmarkStart w:id="104" w:name="threshold-requirements-16"/>
     <w:p>
       <w:pPr>
         <w:pStyle w:val="berschrift5"/>
@@ -4707,8 +4644,8 @@
         <w:t xml:space="preserve"> </w:t>
       </w:r>
     </w:p>
-    <w:bookmarkEnd w:id="101"/>
-    <w:bookmarkStart w:id="102" w:name="goal-requirements-16"/>
+    <w:bookmarkEnd w:id="104"/>
+    <w:bookmarkStart w:id="105" w:name="goal-requirements-16"/>
     <w:p>
       <w:pPr>
         <w:pStyle w:val="berschrift5"/>
@@ -4725,8 +4662,8 @@
         <w:t xml:space="preserve">The mean Faraday rotation angle estimated from the polarimetric data and/or from models with reference to the method or paper used to derive the estimate.</w:t>
       </w:r>
     </w:p>
-    <w:bookmarkEnd w:id="102"/>
-    <w:bookmarkStart w:id="103" w:name="assessment-16"/>
+    <w:bookmarkEnd w:id="105"/>
+    <w:bookmarkStart w:id="106" w:name="assessment-16"/>
     <w:p>
       <w:pPr>
         <w:pStyle w:val="berschrift5"/>
@@ -4790,9 +4727,9 @@
         </w:pict>
       </w:r>
     </w:p>
-    <w:bookmarkEnd w:id="103"/>
-    <w:bookmarkEnd w:id="104"/>
-    <w:bookmarkStart w:id="108" w:name="sec:src-ionind"/>
+    <w:bookmarkEnd w:id="106"/>
+    <w:bookmarkEnd w:id="107"/>
+    <w:bookmarkStart w:id="111" w:name="sec:src-ionind"/>
     <w:p>
       <w:pPr>
         <w:pStyle w:val="berschrift4"/>
@@ -4827,7 +4764,7 @@
         <w:t xml:space="preserve">src-ionind</w:t>
       </w:r>
     </w:p>
-    <w:bookmarkStart w:id="105" w:name="threshold-requirements-17"/>
+    <w:bookmarkStart w:id="108" w:name="threshold-requirements-17"/>
     <w:p>
       <w:pPr>
         <w:pStyle w:val="berschrift5"/>
@@ -4847,8 +4784,8 @@
         <w:t xml:space="preserve"> </w:t>
       </w:r>
     </w:p>
-    <w:bookmarkEnd w:id="105"/>
-    <w:bookmarkStart w:id="106" w:name="goal-requirements-17"/>
+    <w:bookmarkEnd w:id="108"/>
+    <w:bookmarkStart w:id="109" w:name="goal-requirements-17"/>
     <w:p>
       <w:pPr>
         <w:pStyle w:val="berschrift5"/>
@@ -4862,19 +4799,7 @@
         <w:pStyle w:val="FirstParagraph"/>
       </w:pPr>
       <w:r>
-        <w:t xml:space="preserve">Flag indicating whether the backscatter imagery is</w:t>
-      </w:r>
-      <w:r>
-        <w:t xml:space="preserve"> </w:t>
-      </w:r>
-      <w:r>
-        <w:t xml:space="preserve">“significantly impacted”</w:t>
-      </w:r>
-      <w:r>
-        <w:t xml:space="preserve"> </w:t>
-      </w:r>
-      <w:r>
-        <w:t xml:space="preserve">by the ionosphere (0 – false, 1 – true).</w:t>
+        <w:t xml:space="preserve">Flag indicating whether the backscatter imagery is “significantly impacted” by the ionosphere (0 – false, 1 – true).</w:t>
       </w:r>
       <w:r>
         <w:t xml:space="preserve"> </w:t>
@@ -4883,8 +4808,8 @@
         <w:t xml:space="preserve">Significant impact would imply that the ionospheric impact on the backscatter exceeds the radiometric calibration requirement or goal for the imagery.</w:t>
       </w:r>
     </w:p>
-    <w:bookmarkEnd w:id="106"/>
-    <w:bookmarkStart w:id="107" w:name="assessment-17"/>
+    <w:bookmarkEnd w:id="109"/>
+    <w:bookmarkStart w:id="110" w:name="assessment-17"/>
     <w:p>
       <w:pPr>
         <w:pStyle w:val="berschrift5"/>
@@ -4941,10 +4866,10 @@
         <w:t xml:space="preserve">Recommended Requirement Modification:</w:t>
       </w:r>
     </w:p>
-    <w:bookmarkEnd w:id="107"/>
-    <w:bookmarkEnd w:id="108"/>
-    <w:bookmarkEnd w:id="109"/>
-    <w:bookmarkStart w:id="158" w:name="sec:prd"/>
+    <w:bookmarkEnd w:id="110"/>
+    <w:bookmarkEnd w:id="111"/>
+    <w:bookmarkEnd w:id="112"/>
+    <w:bookmarkStart w:id="161" w:name="sec:prd"/>
     <w:p>
       <w:pPr>
         <w:pStyle w:val="berschrift3"/>
@@ -4970,7 +4895,7 @@
         <w:t xml:space="preserve">Information related to the CEOS-ARD product generation procedure and geographic parameters.</w:t>
       </w:r>
     </w:p>
-    <w:bookmarkStart w:id="113" w:name="sec:prd-daccess-prod"/>
+    <w:bookmarkStart w:id="116" w:name="sec:prd-daccess-prod"/>
     <w:p>
       <w:pPr>
         <w:pStyle w:val="berschrift4"/>
@@ -5005,7 +4930,7 @@
         <w:t xml:space="preserve">prd-daccess-prod</w:t>
       </w:r>
     </w:p>
-    <w:bookmarkStart w:id="110" w:name="threshold-requirements-18"/>
+    <w:bookmarkStart w:id="113" w:name="threshold-requirements-18"/>
     <w:p>
       <w:pPr>
         <w:pStyle w:val="berschrift5"/>
@@ -5070,8 +4995,8 @@
         <w:t xml:space="preserve">Location from where CEOS-ARD product can be retrieved, expressed as a URL or DOI.</w:t>
       </w:r>
     </w:p>
-    <w:bookmarkEnd w:id="110"/>
-    <w:bookmarkStart w:id="111" w:name="goal-requirements-18"/>
+    <w:bookmarkEnd w:id="113"/>
+    <w:bookmarkStart w:id="114" w:name="goal-requirements-18"/>
     <w:p>
       <w:pPr>
         <w:pStyle w:val="berschrift5"/>
@@ -5088,8 +5013,8 @@
         <w:t xml:space="preserve">The metadata identifies an online location from where the data can be consistently and reliably retrieved by a computer algorithm without any manual intervention being required.</w:t>
       </w:r>
     </w:p>
-    <w:bookmarkEnd w:id="111"/>
-    <w:bookmarkStart w:id="112" w:name="assessment-18"/>
+    <w:bookmarkEnd w:id="114"/>
+    <w:bookmarkStart w:id="115" w:name="assessment-18"/>
     <w:p>
       <w:pPr>
         <w:pStyle w:val="berschrift5"/>
@@ -5153,9 +5078,9 @@
         </w:pict>
       </w:r>
     </w:p>
-    <w:bookmarkEnd w:id="112"/>
-    <w:bookmarkEnd w:id="113"/>
-    <w:bookmarkStart w:id="117" w:name="sec:prd-auxdat-sar"/>
+    <w:bookmarkEnd w:id="115"/>
+    <w:bookmarkEnd w:id="116"/>
+    <w:bookmarkStart w:id="120" w:name="sec:prd-auxdat-sar"/>
     <w:p>
       <w:pPr>
         <w:pStyle w:val="berschrift4"/>
@@ -5190,7 +5115,7 @@
         <w:t xml:space="preserve">prd-auxdat-sar</w:t>
       </w:r>
     </w:p>
-    <w:bookmarkStart w:id="114" w:name="threshold-requirements-19"/>
+    <w:bookmarkStart w:id="117" w:name="threshold-requirements-19"/>
     <w:p>
       <w:pPr>
         <w:pStyle w:val="berschrift5"/>
@@ -5210,8 +5135,8 @@
         <w:t xml:space="preserve"> </w:t>
       </w:r>
     </w:p>
-    <w:bookmarkEnd w:id="114"/>
-    <w:bookmarkStart w:id="115" w:name="goal-requirements-19"/>
+    <w:bookmarkEnd w:id="117"/>
+    <w:bookmarkStart w:id="118" w:name="goal-requirements-19"/>
     <w:p>
       <w:pPr>
         <w:pStyle w:val="berschrift5"/>
@@ -5248,8 +5173,8 @@
         <w:t xml:space="preserve">Auxiliary data includes DEMs, etc., and any additional data sources used in the generation of the product.</w:t>
       </w:r>
     </w:p>
-    <w:bookmarkEnd w:id="115"/>
-    <w:bookmarkStart w:id="116" w:name="assessment-19"/>
+    <w:bookmarkEnd w:id="118"/>
+    <w:bookmarkStart w:id="119" w:name="assessment-19"/>
     <w:p>
       <w:pPr>
         <w:pStyle w:val="berschrift5"/>
@@ -5313,9 +5238,9 @@
         </w:pict>
       </w:r>
     </w:p>
-    <w:bookmarkEnd w:id="116"/>
-    <w:bookmarkEnd w:id="117"/>
-    <w:bookmarkStart w:id="121" w:name="sec:prd-samspa"/>
+    <w:bookmarkEnd w:id="119"/>
+    <w:bookmarkEnd w:id="120"/>
+    <w:bookmarkStart w:id="124" w:name="sec:prd-samspa"/>
     <w:p>
       <w:pPr>
         <w:pStyle w:val="berschrift4"/>
@@ -5350,7 +5275,7 @@
         <w:t xml:space="preserve">prd-samspa</w:t>
       </w:r>
     </w:p>
-    <w:bookmarkStart w:id="118" w:name="threshold-requirements-20"/>
+    <w:bookmarkStart w:id="121" w:name="threshold-requirements-20"/>
     <w:p>
       <w:pPr>
         <w:pStyle w:val="berschrift5"/>
@@ -5391,8 +5316,8 @@
         <w:t xml:space="preserve">Line (row) spacing</w:t>
       </w:r>
     </w:p>
-    <w:bookmarkEnd w:id="118"/>
-    <w:bookmarkStart w:id="119" w:name="goal-requirements-20"/>
+    <w:bookmarkEnd w:id="121"/>
+    <w:bookmarkStart w:id="122" w:name="goal-requirements-20"/>
     <w:p>
       <w:pPr>
         <w:pStyle w:val="berschrift5"/>
@@ -5412,8 +5337,8 @@
         <w:t xml:space="preserve"> </w:t>
       </w:r>
     </w:p>
-    <w:bookmarkEnd w:id="119"/>
-    <w:bookmarkStart w:id="120" w:name="assessment-20"/>
+    <w:bookmarkEnd w:id="122"/>
+    <w:bookmarkStart w:id="123" w:name="assessment-20"/>
     <w:p>
       <w:pPr>
         <w:pStyle w:val="berschrift5"/>
@@ -5477,9 +5402,9 @@
         </w:pict>
       </w:r>
     </w:p>
-    <w:bookmarkEnd w:id="120"/>
-    <w:bookmarkEnd w:id="121"/>
-    <w:bookmarkStart w:id="125" w:name="sec:prd-enl"/>
+    <w:bookmarkEnd w:id="123"/>
+    <w:bookmarkEnd w:id="124"/>
+    <w:bookmarkStart w:id="128" w:name="sec:prd-enl"/>
     <w:p>
       <w:pPr>
         <w:pStyle w:val="berschrift4"/>
@@ -5514,7 +5439,7 @@
         <w:t xml:space="preserve">prd-enl</w:t>
       </w:r>
     </w:p>
-    <w:bookmarkStart w:id="122" w:name="threshold-requirements-21"/>
+    <w:bookmarkStart w:id="125" w:name="threshold-requirements-21"/>
     <w:p>
       <w:pPr>
         <w:pStyle w:val="berschrift5"/>
@@ -5534,8 +5459,8 @@
         <w:t xml:space="preserve"> </w:t>
       </w:r>
     </w:p>
-    <w:bookmarkEnd w:id="122"/>
-    <w:bookmarkStart w:id="123" w:name="goal-requirements-21"/>
+    <w:bookmarkEnd w:id="125"/>
+    <w:bookmarkStart w:id="126" w:name="goal-requirements-21"/>
     <w:p>
       <w:pPr>
         <w:pStyle w:val="berschrift5"/>
@@ -5552,8 +5477,8 @@
         <w:t xml:space="preserve">Equivalent Number of Looks (ENL)</w:t>
       </w:r>
     </w:p>
-    <w:bookmarkEnd w:id="123"/>
-    <w:bookmarkStart w:id="124" w:name="assessment-21"/>
+    <w:bookmarkEnd w:id="126"/>
+    <w:bookmarkStart w:id="127" w:name="assessment-21"/>
     <w:p>
       <w:pPr>
         <w:pStyle w:val="berschrift5"/>
@@ -5617,9 +5542,9 @@
         </w:pict>
       </w:r>
     </w:p>
-    <w:bookmarkEnd w:id="124"/>
-    <w:bookmarkEnd w:id="125"/>
-    <w:bookmarkStart w:id="129" w:name="sec:prd-resol"/>
+    <w:bookmarkEnd w:id="127"/>
+    <w:bookmarkEnd w:id="128"/>
+    <w:bookmarkStart w:id="132" w:name="sec:prd-resol"/>
     <w:p>
       <w:pPr>
         <w:pStyle w:val="berschrift4"/>
@@ -5654,7 +5579,7 @@
         <w:t xml:space="preserve">prd-resol</w:t>
       </w:r>
     </w:p>
-    <w:bookmarkStart w:id="126" w:name="threshold-requirements-22"/>
+    <w:bookmarkStart w:id="129" w:name="threshold-requirements-22"/>
     <w:p>
       <w:pPr>
         <w:pStyle w:val="berschrift5"/>
@@ -5674,8 +5599,8 @@
         <w:t xml:space="preserve"> </w:t>
       </w:r>
     </w:p>
-    <w:bookmarkEnd w:id="126"/>
-    <w:bookmarkStart w:id="127" w:name="goal-requirements-22"/>
+    <w:bookmarkEnd w:id="129"/>
+    <w:bookmarkStart w:id="130" w:name="goal-requirements-22"/>
     <w:p>
       <w:pPr>
         <w:pStyle w:val="berschrift5"/>
@@ -5716,8 +5641,8 @@
         <w:t xml:space="preserve">Rows</w:t>
       </w:r>
     </w:p>
-    <w:bookmarkEnd w:id="127"/>
-    <w:bookmarkStart w:id="128" w:name="assessment-22"/>
+    <w:bookmarkEnd w:id="130"/>
+    <w:bookmarkStart w:id="131" w:name="assessment-22"/>
     <w:p>
       <w:pPr>
         <w:pStyle w:val="berschrift5"/>
@@ -5781,9 +5706,9 @@
         </w:pict>
       </w:r>
     </w:p>
-    <w:bookmarkEnd w:id="128"/>
-    <w:bookmarkEnd w:id="129"/>
-    <w:bookmarkStart w:id="133" w:name="sec:prd-spekfil-pol"/>
+    <w:bookmarkEnd w:id="131"/>
+    <w:bookmarkEnd w:id="132"/>
+    <w:bookmarkStart w:id="136" w:name="sec:prd-spekfil-pol"/>
     <w:p>
       <w:pPr>
         <w:pStyle w:val="berschrift4"/>
@@ -5818,7 +5743,7 @@
         <w:t xml:space="preserve">prd-spekfil-pol</w:t>
       </w:r>
     </w:p>
-    <w:bookmarkStart w:id="130" w:name="threshold-requirements-23"/>
+    <w:bookmarkStart w:id="133" w:name="threshold-requirements-23"/>
     <w:p>
       <w:pPr>
         <w:pStyle w:val="berschrift5"/>
@@ -5911,8 +5836,8 @@
         <w:t xml:space="preserve">Advanced polarimetric filter preserving covariance matrix properties should be applied.</w:t>
       </w:r>
     </w:p>
-    <w:bookmarkEnd w:id="130"/>
-    <w:bookmarkStart w:id="131" w:name="goal-requirements-23"/>
+    <w:bookmarkEnd w:id="133"/>
+    <w:bookmarkStart w:id="134" w:name="goal-requirements-23"/>
     <w:p>
       <w:pPr>
         <w:pStyle w:val="berschrift5"/>
@@ -5932,8 +5857,8 @@
         <w:t xml:space="preserve"> </w:t>
       </w:r>
     </w:p>
-    <w:bookmarkEnd w:id="131"/>
-    <w:bookmarkStart w:id="132" w:name="assessment-23"/>
+    <w:bookmarkEnd w:id="134"/>
+    <w:bookmarkStart w:id="135" w:name="assessment-23"/>
     <w:p>
       <w:pPr>
         <w:pStyle w:val="berschrift5"/>
@@ -5997,9 +5922,9 @@
         </w:pict>
       </w:r>
     </w:p>
-    <w:bookmarkEnd w:id="132"/>
-    <w:bookmarkEnd w:id="133"/>
-    <w:bookmarkStart w:id="137" w:name="sec:prd-geobbox"/>
+    <w:bookmarkEnd w:id="135"/>
+    <w:bookmarkEnd w:id="136"/>
+    <w:bookmarkStart w:id="140" w:name="sec:prd-geobbox"/>
     <w:p>
       <w:pPr>
         <w:pStyle w:val="berschrift4"/>
@@ -6034,7 +5959,7 @@
         <w:t xml:space="preserve">prd-geobbox</w:t>
       </w:r>
     </w:p>
-    <w:bookmarkStart w:id="134" w:name="threshold-requirements-24"/>
+    <w:bookmarkStart w:id="137" w:name="threshold-requirements-24"/>
     <w:p>
       <w:pPr>
         <w:pStyle w:val="berschrift5"/>
@@ -6094,8 +6019,8 @@
         <w:t xml:space="preserve">Four corners of the product file are recommended for scenes crossing the Antemeridian, or the North or the South Pole.</w:t>
       </w:r>
     </w:p>
-    <w:bookmarkEnd w:id="134"/>
-    <w:bookmarkStart w:id="135" w:name="goal-requirements-24"/>
+    <w:bookmarkEnd w:id="137"/>
+    <w:bookmarkStart w:id="138" w:name="goal-requirements-24"/>
     <w:p>
       <w:pPr>
         <w:pStyle w:val="berschrift5"/>
@@ -6115,8 +6040,8 @@
         <w:t xml:space="preserve"> </w:t>
       </w:r>
     </w:p>
-    <w:bookmarkEnd w:id="135"/>
-    <w:bookmarkStart w:id="136" w:name="assessment-24"/>
+    <w:bookmarkEnd w:id="138"/>
+    <w:bookmarkStart w:id="139" w:name="assessment-24"/>
     <w:p>
       <w:pPr>
         <w:pStyle w:val="berschrift5"/>
@@ -6180,9 +6105,9 @@
         </w:pict>
       </w:r>
     </w:p>
-    <w:bookmarkEnd w:id="136"/>
-    <w:bookmarkEnd w:id="137"/>
-    <w:bookmarkStart w:id="141" w:name="sec:prd-geoarea-sar"/>
+    <w:bookmarkEnd w:id="139"/>
+    <w:bookmarkEnd w:id="140"/>
+    <w:bookmarkStart w:id="144" w:name="sec:prd-geoarea-sar"/>
     <w:p>
       <w:pPr>
         <w:pStyle w:val="berschrift4"/>
@@ -6217,7 +6142,7 @@
         <w:t xml:space="preserve">prd-geoarea-sar</w:t>
       </w:r>
     </w:p>
-    <w:bookmarkStart w:id="138" w:name="threshold-requirements-25"/>
+    <w:bookmarkStart w:id="141" w:name="threshold-requirements-25"/>
     <w:p>
       <w:pPr>
         <w:pStyle w:val="berschrift5"/>
@@ -6234,8 +6159,8 @@
         <w:t xml:space="preserve">The geometry of the SAR image footprint expressed in WGS84, in a standardised format (e.g., WKT Polygon).</w:t>
       </w:r>
     </w:p>
-    <w:bookmarkEnd w:id="138"/>
-    <w:bookmarkStart w:id="139" w:name="goal-requirements-25"/>
+    <w:bookmarkEnd w:id="141"/>
+    <w:bookmarkStart w:id="142" w:name="goal-requirements-25"/>
     <w:p>
       <w:pPr>
         <w:pStyle w:val="berschrift5"/>
@@ -6255,8 +6180,8 @@
         <w:t xml:space="preserve"> </w:t>
       </w:r>
     </w:p>
-    <w:bookmarkEnd w:id="139"/>
-    <w:bookmarkStart w:id="140" w:name="assessment-25"/>
+    <w:bookmarkEnd w:id="142"/>
+    <w:bookmarkStart w:id="143" w:name="assessment-25"/>
     <w:p>
       <w:pPr>
         <w:pStyle w:val="berschrift5"/>
@@ -6320,9 +6245,9 @@
         </w:pict>
       </w:r>
     </w:p>
-    <w:bookmarkEnd w:id="140"/>
-    <w:bookmarkEnd w:id="141"/>
-    <w:bookmarkStart w:id="145" w:name="sec:prd-imgsize"/>
+    <w:bookmarkEnd w:id="143"/>
+    <w:bookmarkEnd w:id="144"/>
+    <w:bookmarkStart w:id="148" w:name="sec:prd-imgsize"/>
     <w:p>
       <w:pPr>
         <w:pStyle w:val="berschrift4"/>
@@ -6357,7 +6282,7 @@
         <w:t xml:space="preserve">prd-imgsize</w:t>
       </w:r>
     </w:p>
-    <w:bookmarkStart w:id="142" w:name="threshold-requirements-26"/>
+    <w:bookmarkStart w:id="145" w:name="threshold-requirements-26"/>
     <w:p>
       <w:pPr>
         <w:pStyle w:val="berschrift5"/>
@@ -6422,8 +6347,8 @@
         <w:t xml:space="preserve">Number of no-data border pixels (if applicable)</w:t>
       </w:r>
     </w:p>
-    <w:bookmarkEnd w:id="142"/>
-    <w:bookmarkStart w:id="143" w:name="goal-requirements-26"/>
+    <w:bookmarkEnd w:id="145"/>
+    <w:bookmarkStart w:id="146" w:name="goal-requirements-26"/>
     <w:p>
       <w:pPr>
         <w:pStyle w:val="berschrift5"/>
@@ -6443,8 +6368,8 @@
         <w:t xml:space="preserve"> </w:t>
       </w:r>
     </w:p>
-    <w:bookmarkEnd w:id="143"/>
-    <w:bookmarkStart w:id="144" w:name="assessment-26"/>
+    <w:bookmarkEnd w:id="146"/>
+    <w:bookmarkStart w:id="147" w:name="assessment-26"/>
     <w:p>
       <w:pPr>
         <w:pStyle w:val="berschrift5"/>
@@ -6508,9 +6433,9 @@
         </w:pict>
       </w:r>
     </w:p>
-    <w:bookmarkEnd w:id="144"/>
-    <w:bookmarkEnd w:id="145"/>
-    <w:bookmarkStart w:id="149" w:name="sec:prd-pixcoco"/>
+    <w:bookmarkEnd w:id="147"/>
+    <w:bookmarkEnd w:id="148"/>
+    <w:bookmarkStart w:id="152" w:name="sec:prd-pixcoco"/>
     <w:p>
       <w:pPr>
         <w:pStyle w:val="berschrift4"/>
@@ -6545,7 +6470,7 @@
         <w:t xml:space="preserve">prd-pixcoco</w:t>
       </w:r>
     </w:p>
-    <w:bookmarkStart w:id="146" w:name="threshold-requirements-27"/>
+    <w:bookmarkStart w:id="149" w:name="threshold-requirements-27"/>
     <w:p>
       <w:pPr>
         <w:pStyle w:val="berschrift5"/>
@@ -6568,8 +6493,8 @@
         <w:t xml:space="preserve">Values are [pixel centre, pixel ULC or pixel LLC].</w:t>
       </w:r>
     </w:p>
-    <w:bookmarkEnd w:id="146"/>
-    <w:bookmarkStart w:id="147" w:name="goal-requirements-27"/>
+    <w:bookmarkEnd w:id="149"/>
+    <w:bookmarkStart w:id="150" w:name="goal-requirements-27"/>
     <w:p>
       <w:pPr>
         <w:pStyle w:val="berschrift5"/>
@@ -6589,8 +6514,8 @@
         <w:t xml:space="preserve"> </w:t>
       </w:r>
     </w:p>
-    <w:bookmarkEnd w:id="147"/>
-    <w:bookmarkStart w:id="148" w:name="assessment-27"/>
+    <w:bookmarkEnd w:id="150"/>
+    <w:bookmarkStart w:id="151" w:name="assessment-27"/>
     <w:p>
       <w:pPr>
         <w:pStyle w:val="berschrift5"/>
@@ -6654,9 +6579,9 @@
         </w:pict>
       </w:r>
     </w:p>
-    <w:bookmarkEnd w:id="148"/>
-    <w:bookmarkEnd w:id="149"/>
-    <w:bookmarkStart w:id="153" w:name="sec:prd-crs-sar"/>
+    <w:bookmarkEnd w:id="151"/>
+    <w:bookmarkEnd w:id="152"/>
+    <w:bookmarkStart w:id="156" w:name="sec:prd-crs-sar"/>
     <w:p>
       <w:pPr>
         <w:pStyle w:val="berschrift4"/>
@@ -6691,7 +6616,7 @@
         <w:t xml:space="preserve">prd-crs-sar</w:t>
       </w:r>
     </w:p>
-    <w:bookmarkStart w:id="150" w:name="threshold-requirements-28"/>
+    <w:bookmarkStart w:id="153" w:name="threshold-requirements-28"/>
     <w:p>
       <w:pPr>
         <w:pStyle w:val="berschrift5"/>
@@ -6714,8 +6639,8 @@
         <w:t xml:space="preserve">Indicate EPSG code, if defined for the CRS.</w:t>
       </w:r>
     </w:p>
-    <w:bookmarkEnd w:id="150"/>
-    <w:bookmarkStart w:id="151" w:name="goal-requirements-28"/>
+    <w:bookmarkEnd w:id="153"/>
+    <w:bookmarkStart w:id="154" w:name="goal-requirements-28"/>
     <w:p>
       <w:pPr>
         <w:pStyle w:val="berschrift5"/>
@@ -6735,8 +6660,8 @@
         <w:t xml:space="preserve"> </w:t>
       </w:r>
     </w:p>
-    <w:bookmarkEnd w:id="151"/>
-    <w:bookmarkStart w:id="152" w:name="assessment-28"/>
+    <w:bookmarkEnd w:id="154"/>
+    <w:bookmarkStart w:id="155" w:name="assessment-28"/>
     <w:p>
       <w:pPr>
         <w:pStyle w:val="berschrift5"/>
@@ -6800,9 +6725,9 @@
         </w:pict>
       </w:r>
     </w:p>
-    <w:bookmarkEnd w:id="152"/>
-    <w:bookmarkEnd w:id="153"/>
-    <w:bookmarkStart w:id="157" w:name="sec:prd-reorbit-nrb-pol"/>
+    <w:bookmarkEnd w:id="155"/>
+    <w:bookmarkEnd w:id="156"/>
+    <w:bookmarkStart w:id="160" w:name="sec:prd-reorbit-nrb-pol"/>
     <w:p>
       <w:pPr>
         <w:pStyle w:val="berschrift4"/>
@@ -6880,7 +6805,7 @@
         <w:t xml:space="preserve">) is provided.</w:t>
       </w:r>
     </w:p>
-    <w:bookmarkStart w:id="154" w:name="threshold-requirements-29"/>
+    <w:bookmarkStart w:id="157" w:name="threshold-requirements-29"/>
     <w:p>
       <w:pPr>
         <w:pStyle w:val="berschrift5"/>
@@ -6900,8 +6825,8 @@
         <w:t xml:space="preserve"> </w:t>
       </w:r>
     </w:p>
-    <w:bookmarkEnd w:id="154"/>
-    <w:bookmarkStart w:id="155" w:name="goal-requirements-29"/>
+    <w:bookmarkEnd w:id="157"/>
+    <w:bookmarkStart w:id="158" w:name="goal-requirements-29"/>
     <w:p>
       <w:pPr>
         <w:pStyle w:val="berschrift5"/>
@@ -6932,8 +6857,8 @@
         <w:t xml:space="preserve">Provide scene-centred perpendicular baseline for the for the source data relative to the reference orbit used (for approximate use only).</w:t>
       </w:r>
     </w:p>
-    <w:bookmarkEnd w:id="155"/>
-    <w:bookmarkStart w:id="156" w:name="assessment-29"/>
+    <w:bookmarkEnd w:id="158"/>
+    <w:bookmarkStart w:id="159" w:name="assessment-29"/>
     <w:p>
       <w:pPr>
         <w:pStyle w:val="berschrift5"/>
@@ -6990,10 +6915,10 @@
         <w:t xml:space="preserve">Recommended Requirement Modification:</w:t>
       </w:r>
     </w:p>
-    <w:bookmarkEnd w:id="156"/>
-    <w:bookmarkEnd w:id="157"/>
-    <w:bookmarkEnd w:id="158"/>
-    <w:bookmarkStart w:id="199" w:name="sec:pxl"/>
+    <w:bookmarkEnd w:id="159"/>
+    <w:bookmarkEnd w:id="160"/>
+    <w:bookmarkEnd w:id="161"/>
+    <w:bookmarkStart w:id="202" w:name="sec:pxl"/>
     <w:p>
       <w:pPr>
         <w:pStyle w:val="berschrift3"/>
@@ -7047,7 +6972,7 @@
         <w:t xml:space="preserve">(choose) observations on the basis of their individual suitability for application.</w:t>
       </w:r>
     </w:p>
-    <w:bookmarkStart w:id="162" w:name="sec:pxl-cngform"/>
+    <w:bookmarkStart w:id="165" w:name="sec:pxl-cngform"/>
     <w:p>
       <w:pPr>
         <w:pStyle w:val="berschrift4"/>
@@ -7082,7 +7007,7 @@
         <w:t xml:space="preserve">pxl-cngform</w:t>
       </w:r>
     </w:p>
-    <w:bookmarkStart w:id="159" w:name="threshold-requirements-30"/>
+    <w:bookmarkStart w:id="162" w:name="threshold-requirements-30"/>
     <w:p>
       <w:pPr>
         <w:pStyle w:val="berschrift5"/>
@@ -7102,8 +7027,8 @@
         <w:t xml:space="preserve"> </w:t>
       </w:r>
     </w:p>
-    <w:bookmarkEnd w:id="159"/>
-    <w:bookmarkStart w:id="160" w:name="goal-requirements-30"/>
+    <w:bookmarkEnd w:id="162"/>
+    <w:bookmarkStart w:id="163" w:name="goal-requirements-30"/>
     <w:p>
       <w:pPr>
         <w:pStyle w:val="berschrift5"/>
@@ -7120,8 +7045,8 @@
         <w:t xml:space="preserve">All files are provided using cloud-optimized file formats.</w:t>
       </w:r>
     </w:p>
-    <w:bookmarkEnd w:id="160"/>
-    <w:bookmarkStart w:id="161" w:name="assessment-30"/>
+    <w:bookmarkEnd w:id="163"/>
+    <w:bookmarkStart w:id="164" w:name="assessment-30"/>
     <w:p>
       <w:pPr>
         <w:pStyle w:val="berschrift5"/>
@@ -7185,9 +7110,9 @@
         </w:pict>
       </w:r>
     </w:p>
-    <w:bookmarkEnd w:id="161"/>
-    <w:bookmarkEnd w:id="162"/>
-    <w:bookmarkStart w:id="166" w:name="sec:pxl-memare-sar"/>
+    <w:bookmarkEnd w:id="164"/>
+    <w:bookmarkEnd w:id="165"/>
+    <w:bookmarkStart w:id="169" w:name="sec:pxl-memare-sar"/>
     <w:p>
       <w:pPr>
         <w:pStyle w:val="berschrift4"/>
@@ -7222,7 +7147,7 @@
         <w:t xml:space="preserve">pxl-memare-sar</w:t>
       </w:r>
     </w:p>
-    <w:bookmarkStart w:id="163" w:name="threshold-requirements-31"/>
+    <w:bookmarkStart w:id="166" w:name="threshold-requirements-31"/>
     <w:p>
       <w:pPr>
         <w:pStyle w:val="berschrift5"/>
@@ -7239,8 +7164,8 @@
         <w:t xml:space="preserve">Metadata is provided in a structure that enables a computer algorithm to be used to consistently and automatically identify and extract each component/variable/layer for further use.</w:t>
       </w:r>
     </w:p>
-    <w:bookmarkEnd w:id="163"/>
-    <w:bookmarkStart w:id="164" w:name="goal-requirements-31"/>
+    <w:bookmarkEnd w:id="166"/>
+    <w:bookmarkStart w:id="167" w:name="goal-requirements-31"/>
     <w:p>
       <w:pPr>
         <w:pStyle w:val="berschrift5"/>
@@ -7257,8 +7182,8 @@
         <w:t xml:space="preserve">As threshold, but metadata is formatted in accordance with CEOS-ARD SAR Metadata Specifications, v.1.1, or in a community endorsed standard that facilitates machine-readability, such as ISO 19115-2, Climate and Forecast (CF) convention, the Attribute Convention for Data Discovery (ACDD), etc.</w:t>
       </w:r>
     </w:p>
-    <w:bookmarkEnd w:id="164"/>
-    <w:bookmarkStart w:id="165" w:name="assessment-31"/>
+    <w:bookmarkEnd w:id="167"/>
+    <w:bookmarkStart w:id="168" w:name="assessment-31"/>
     <w:p>
       <w:pPr>
         <w:pStyle w:val="berschrift5"/>
@@ -7322,9 +7247,9 @@
         </w:pict>
       </w:r>
     </w:p>
-    <w:bookmarkEnd w:id="165"/>
-    <w:bookmarkEnd w:id="166"/>
-    <w:bookmarkStart w:id="170" w:name="sec:pxl-damaski"/>
+    <w:bookmarkEnd w:id="168"/>
+    <w:bookmarkEnd w:id="169"/>
+    <w:bookmarkStart w:id="173" w:name="sec:pxl-damaski"/>
     <w:p>
       <w:pPr>
         <w:pStyle w:val="berschrift4"/>
@@ -7359,7 +7284,7 @@
         <w:t xml:space="preserve">pxl-damaski</w:t>
       </w:r>
     </w:p>
-    <w:bookmarkStart w:id="167" w:name="threshold-requirements-32"/>
+    <w:bookmarkStart w:id="170" w:name="threshold-requirements-32"/>
     <w:p>
       <w:pPr>
         <w:pStyle w:val="berschrift5"/>
@@ -7492,8 +7417,8 @@
         <w:t xml:space="preserve">Bit Value Representation</w:t>
       </w:r>
     </w:p>
-    <w:bookmarkEnd w:id="167"/>
-    <w:bookmarkStart w:id="168" w:name="goal-requirements-32"/>
+    <w:bookmarkEnd w:id="170"/>
+    <w:bookmarkStart w:id="171" w:name="goal-requirements-32"/>
     <w:p>
       <w:pPr>
         <w:pStyle w:val="berschrift5"/>
@@ -7582,8 +7507,8 @@
         <w:t xml:space="preserve">DEM gap filling (i.e., interpolated DEM over gaps)</w:t>
       </w:r>
     </w:p>
-    <w:bookmarkEnd w:id="168"/>
-    <w:bookmarkStart w:id="169" w:name="assessment-32"/>
+    <w:bookmarkEnd w:id="171"/>
+    <w:bookmarkStart w:id="172" w:name="assessment-32"/>
     <w:p>
       <w:pPr>
         <w:pStyle w:val="berschrift5"/>
@@ -7647,9 +7572,9 @@
         </w:pict>
       </w:r>
     </w:p>
-    <w:bookmarkEnd w:id="169"/>
-    <w:bookmarkEnd w:id="170"/>
-    <w:bookmarkStart w:id="174" w:name="sec:pxl-piscata"/>
+    <w:bookmarkEnd w:id="172"/>
+    <w:bookmarkEnd w:id="173"/>
+    <w:bookmarkStart w:id="177" w:name="sec:pxl-piscata"/>
     <w:p>
       <w:pPr>
         <w:pStyle w:val="berschrift4"/>
@@ -7696,7 +7621,7 @@
         <w:t xml:space="preserve">Usage: Recommended for scenes that include land areas.</w:t>
       </w:r>
     </w:p>
-    <w:bookmarkStart w:id="171" w:name="threshold-requirements-33"/>
+    <w:bookmarkStart w:id="174" w:name="threshold-requirements-33"/>
     <w:p>
       <w:pPr>
         <w:pStyle w:val="berschrift5"/>
@@ -7716,8 +7641,8 @@
         <w:t xml:space="preserve"> </w:t>
       </w:r>
     </w:p>
-    <w:bookmarkEnd w:id="171"/>
-    <w:bookmarkStart w:id="172" w:name="goal-requirements-33"/>
+    <w:bookmarkEnd w:id="174"/>
+    <w:bookmarkStart w:id="175" w:name="goal-requirements-33"/>
     <w:p>
       <w:pPr>
         <w:pStyle w:val="berschrift5"/>
@@ -7888,8 +7813,8 @@
         <w:t xml:space="preserve">Byte Order</w:t>
       </w:r>
     </w:p>
-    <w:bookmarkEnd w:id="172"/>
-    <w:bookmarkStart w:id="173" w:name="assessment-33"/>
+    <w:bookmarkEnd w:id="175"/>
+    <w:bookmarkStart w:id="176" w:name="assessment-33"/>
     <w:p>
       <w:pPr>
         <w:pStyle w:val="berschrift5"/>
@@ -7953,9 +7878,9 @@
         </w:pict>
       </w:r>
     </w:p>
-    <w:bookmarkEnd w:id="173"/>
-    <w:bookmarkEnd w:id="174"/>
-    <w:bookmarkStart w:id="178" w:name="sec:pxl-ploinca"/>
+    <w:bookmarkEnd w:id="176"/>
+    <w:bookmarkEnd w:id="177"/>
+    <w:bookmarkStart w:id="181" w:name="sec:pxl-ploinca"/>
     <w:p>
       <w:pPr>
         <w:pStyle w:val="berschrift4"/>
@@ -7990,7 +7915,7 @@
         <w:t xml:space="preserve">pxl-ploinca</w:t>
       </w:r>
     </w:p>
-    <w:bookmarkStart w:id="175" w:name="threshold-requirements-34"/>
+    <w:bookmarkStart w:id="178" w:name="threshold-requirements-34"/>
     <w:p>
       <w:pPr>
         <w:pStyle w:val="berschrift5"/>
@@ -8095,8 +8020,8 @@
         <w:t xml:space="preserve">For maritime ORB scenes when no land areas are covered, a geoid model could be used for the calculation of the local incident angle.</w:t>
       </w:r>
     </w:p>
-    <w:bookmarkEnd w:id="175"/>
-    <w:bookmarkStart w:id="176" w:name="goal-requirements-34"/>
+    <w:bookmarkEnd w:id="178"/>
+    <w:bookmarkStart w:id="179" w:name="goal-requirements-34"/>
     <w:p>
       <w:pPr>
         <w:pStyle w:val="berschrift5"/>
@@ -8116,8 +8041,8 @@
         <w:t xml:space="preserve"> </w:t>
       </w:r>
     </w:p>
-    <w:bookmarkEnd w:id="176"/>
-    <w:bookmarkStart w:id="177" w:name="assessment-34"/>
+    <w:bookmarkEnd w:id="179"/>
+    <w:bookmarkStart w:id="180" w:name="assessment-34"/>
     <w:p>
       <w:pPr>
         <w:pStyle w:val="berschrift5"/>
@@ -8181,9 +8106,9 @@
         </w:pict>
       </w:r>
     </w:p>
-    <w:bookmarkEnd w:id="177"/>
-    <w:bookmarkEnd w:id="178"/>
-    <w:bookmarkStart w:id="182" w:name="sec:pxl-pelinca"/>
+    <w:bookmarkEnd w:id="180"/>
+    <w:bookmarkEnd w:id="181"/>
+    <w:bookmarkStart w:id="185" w:name="sec:pxl-pelinca"/>
     <w:p>
       <w:pPr>
         <w:pStyle w:val="berschrift4"/>
@@ -8218,7 +8143,7 @@
         <w:t xml:space="preserve">pxl-pelinca</w:t>
       </w:r>
     </w:p>
-    <w:bookmarkStart w:id="179" w:name="threshold-requirements-35"/>
+    <w:bookmarkStart w:id="182" w:name="threshold-requirements-35"/>
     <w:p>
       <w:pPr>
         <w:pStyle w:val="berschrift5"/>
@@ -8238,8 +8163,8 @@
         <w:t xml:space="preserve"> </w:t>
       </w:r>
     </w:p>
-    <w:bookmarkEnd w:id="179"/>
-    <w:bookmarkStart w:id="180" w:name="goal-requirements-35"/>
+    <w:bookmarkEnd w:id="182"/>
+    <w:bookmarkStart w:id="183" w:name="goal-requirements-35"/>
     <w:p>
       <w:pPr>
         <w:pStyle w:val="berschrift5"/>
@@ -8356,8 +8281,8 @@
         <w:t xml:space="preserve">For maritime ORB scenes when no land areas are covered, the ellipsoidal incident angle is nearly identical to the geoid based local incident angle.</w:t>
       </w:r>
     </w:p>
-    <w:bookmarkEnd w:id="180"/>
-    <w:bookmarkStart w:id="181" w:name="assessment-35"/>
+    <w:bookmarkEnd w:id="183"/>
+    <w:bookmarkStart w:id="184" w:name="assessment-35"/>
     <w:p>
       <w:pPr>
         <w:pStyle w:val="berschrift5"/>
@@ -8421,9 +8346,9 @@
         </w:pict>
       </w:r>
     </w:p>
-    <w:bookmarkEnd w:id="181"/>
-    <w:bookmarkEnd w:id="182"/>
-    <w:bookmarkStart w:id="186" w:name="sec:pxl-pinopow"/>
+    <w:bookmarkEnd w:id="184"/>
+    <w:bookmarkEnd w:id="185"/>
+    <w:bookmarkStart w:id="189" w:name="sec:pxl-pinopow"/>
     <w:p>
       <w:pPr>
         <w:pStyle w:val="berschrift4"/>
@@ -8458,7 +8383,7 @@
         <w:t xml:space="preserve">pxl-pinopow</w:t>
       </w:r>
     </w:p>
-    <w:bookmarkStart w:id="183" w:name="threshold-requirements-36"/>
+    <w:bookmarkStart w:id="186" w:name="threshold-requirements-36"/>
     <w:p>
       <w:pPr>
         <w:pStyle w:val="berschrift5"/>
@@ -8478,8 +8403,8 @@
         <w:t xml:space="preserve"> </w:t>
       </w:r>
     </w:p>
-    <w:bookmarkEnd w:id="183"/>
-    <w:bookmarkStart w:id="184" w:name="goal-requirements-36"/>
+    <w:bookmarkEnd w:id="186"/>
+    <w:bookmarkStart w:id="187" w:name="goal-requirements-36"/>
     <w:p>
       <w:pPr>
         <w:pStyle w:val="berschrift5"/>
@@ -8690,8 +8615,8 @@
         <w:t xml:space="preserve">Byte Order</w:t>
       </w:r>
     </w:p>
-    <w:bookmarkEnd w:id="184"/>
-    <w:bookmarkStart w:id="185" w:name="assessment-36"/>
+    <w:bookmarkEnd w:id="187"/>
+    <w:bookmarkStart w:id="188" w:name="assessment-36"/>
     <w:p>
       <w:pPr>
         <w:pStyle w:val="berschrift5"/>
@@ -8755,9 +8680,9 @@
         </w:pict>
       </w:r>
     </w:p>
-    <w:bookmarkEnd w:id="185"/>
-    <w:bookmarkEnd w:id="186"/>
-    <w:bookmarkStart w:id="190" w:name="sec:pxl-gasiri"/>
+    <w:bookmarkEnd w:id="188"/>
+    <w:bookmarkEnd w:id="189"/>
+    <w:bookmarkStart w:id="193" w:name="sec:pxl-gasiri"/>
     <w:p>
       <w:pPr>
         <w:pStyle w:val="berschrift4"/>
@@ -8792,7 +8717,7 @@
         <w:t xml:space="preserve">pxl-gasiri</w:t>
       </w:r>
     </w:p>
-    <w:bookmarkStart w:id="187" w:name="threshold-requirements-37"/>
+    <w:bookmarkStart w:id="190" w:name="threshold-requirements-37"/>
     <w:p>
       <w:pPr>
         <w:pStyle w:val="berschrift5"/>
@@ -8812,8 +8737,8 @@
         <w:t xml:space="preserve"> </w:t>
       </w:r>
     </w:p>
-    <w:bookmarkEnd w:id="187"/>
-    <w:bookmarkStart w:id="188" w:name="goal-requirements-37"/>
+    <w:bookmarkEnd w:id="190"/>
+    <w:bookmarkStart w:id="191" w:name="goal-requirements-37"/>
     <w:p>
       <w:pPr>
         <w:pStyle w:val="berschrift5"/>
@@ -8963,8 +8888,8 @@
         <w:t xml:space="preserve">Byte Order</w:t>
       </w:r>
     </w:p>
-    <w:bookmarkEnd w:id="188"/>
-    <w:bookmarkStart w:id="189" w:name="assessment-37"/>
+    <w:bookmarkEnd w:id="191"/>
+    <w:bookmarkStart w:id="192" w:name="assessment-37"/>
     <w:p>
       <w:pPr>
         <w:pStyle w:val="berschrift5"/>
@@ -9028,9 +8953,9 @@
         </w:pict>
       </w:r>
     </w:p>
-    <w:bookmarkEnd w:id="189"/>
-    <w:bookmarkEnd w:id="190"/>
-    <w:bookmarkStart w:id="194" w:name="sec:pxl-pacqid"/>
+    <w:bookmarkEnd w:id="192"/>
+    <w:bookmarkEnd w:id="193"/>
+    <w:bookmarkStart w:id="197" w:name="sec:pxl-pacqid"/>
     <w:p>
       <w:pPr>
         <w:pStyle w:val="berschrift4"/>
@@ -9065,7 +8990,7 @@
         <w:t xml:space="preserve">pxl-pacqid</w:t>
       </w:r>
     </w:p>
-    <w:bookmarkStart w:id="191" w:name="threshold-requirements-38"/>
+    <w:bookmarkStart w:id="194" w:name="threshold-requirements-38"/>
     <w:p>
       <w:pPr>
         <w:pStyle w:val="berschrift5"/>
@@ -9124,13 +9049,7 @@
         <w:pStyle w:val="Textkrper"/>
       </w:pPr>
       <w:r>
-        <w:t xml:space="preserve">In case of date, data represent (integer or fractional) day offset to reference observation date (in UTC). Date used as reference (</w:t>
-      </w:r>
-      <w:r>
-        <w:t xml:space="preserve">“Day 0”</w:t>
-      </w:r>
-      <w:r>
-        <w:t xml:space="preserve">) is provided in the metadata.</w:t>
+        <w:t xml:space="preserve">In case of date, data represent (integer or fractional) day offset to reference observation date (in UTC). Date used as reference (“Day 0”) is provided in the metadata.</w:t>
       </w:r>
     </w:p>
     <w:p>
@@ -9209,8 +9128,8 @@
         <w:t xml:space="preserve">Byte Order</w:t>
       </w:r>
     </w:p>
-    <w:bookmarkEnd w:id="191"/>
-    <w:bookmarkStart w:id="192" w:name="goal-requirements-38"/>
+    <w:bookmarkEnd w:id="194"/>
+    <w:bookmarkStart w:id="195" w:name="goal-requirements-38"/>
     <w:p>
       <w:pPr>
         <w:pStyle w:val="berschrift5"/>
@@ -9227,8 +9146,8 @@
         <w:t xml:space="preserve">In case of image composites, the sources for each pixel are uniquely identified.</w:t>
       </w:r>
     </w:p>
-    <w:bookmarkEnd w:id="192"/>
-    <w:bookmarkStart w:id="193" w:name="assessment-38"/>
+    <w:bookmarkEnd w:id="195"/>
+    <w:bookmarkStart w:id="196" w:name="assessment-38"/>
     <w:p>
       <w:pPr>
         <w:pStyle w:val="berschrift5"/>
@@ -9292,9 +9211,9 @@
         </w:pict>
       </w:r>
     </w:p>
-    <w:bookmarkEnd w:id="193"/>
-    <w:bookmarkEnd w:id="194"/>
-    <w:bookmarkStart w:id="198" w:name="sec:pxl-pidem"/>
+    <w:bookmarkEnd w:id="196"/>
+    <w:bookmarkEnd w:id="197"/>
+    <w:bookmarkStart w:id="201" w:name="sec:pxl-pidem"/>
     <w:p>
       <w:pPr>
         <w:pStyle w:val="berschrift4"/>
@@ -9329,7 +9248,7 @@
         <w:t xml:space="preserve">pxl-pidem</w:t>
       </w:r>
     </w:p>
-    <w:bookmarkStart w:id="195" w:name="threshold-requirements-39"/>
+    <w:bookmarkStart w:id="198" w:name="threshold-requirements-39"/>
     <w:p>
       <w:pPr>
         <w:pStyle w:val="berschrift5"/>
@@ -9349,8 +9268,8 @@
         <w:t xml:space="preserve"> </w:t>
       </w:r>
     </w:p>
-    <w:bookmarkEnd w:id="195"/>
-    <w:bookmarkStart w:id="196" w:name="goal-requirements-39"/>
+    <w:bookmarkEnd w:id="198"/>
+    <w:bookmarkStart w:id="199" w:name="goal-requirements-39"/>
     <w:p>
       <w:pPr>
         <w:pStyle w:val="berschrift5"/>
@@ -9443,8 +9362,8 @@
         <w:t xml:space="preserve">Byte Order</w:t>
       </w:r>
     </w:p>
-    <w:bookmarkEnd w:id="196"/>
-    <w:bookmarkStart w:id="197" w:name="assessment-39"/>
+    <w:bookmarkEnd w:id="199"/>
+    <w:bookmarkStart w:id="200" w:name="assessment-39"/>
     <w:p>
       <w:pPr>
         <w:pStyle w:val="berschrift5"/>
@@ -9501,10 +9420,10 @@
         <w:t xml:space="preserve">Recommended Requirement Modification:</w:t>
       </w:r>
     </w:p>
-    <w:bookmarkEnd w:id="197"/>
-    <w:bookmarkEnd w:id="198"/>
-    <w:bookmarkEnd w:id="199"/>
-    <w:bookmarkStart w:id="228" w:name="sec:rcm"/>
+    <w:bookmarkEnd w:id="200"/>
+    <w:bookmarkEnd w:id="201"/>
+    <w:bookmarkEnd w:id="202"/>
+    <w:bookmarkStart w:id="231" w:name="sec:rcm"/>
     <w:p>
       <w:pPr>
         <w:pStyle w:val="berschrift3"/>
@@ -9548,7 +9467,7 @@
         <w:t xml:space="preserve">The requirements below must be met for all pixels/samples/observations in a collection.</w:t>
       </w:r>
     </w:p>
-    <w:bookmarkStart w:id="203" w:name="sec:rcm-cngform"/>
+    <w:bookmarkStart w:id="206" w:name="sec:rcm-cngform"/>
     <w:p>
       <w:pPr>
         <w:pStyle w:val="berschrift4"/>
@@ -9583,7 +9502,7 @@
         <w:t xml:space="preserve">rcm-cngform</w:t>
       </w:r>
     </w:p>
-    <w:bookmarkStart w:id="200" w:name="threshold-requirements-40"/>
+    <w:bookmarkStart w:id="203" w:name="threshold-requirements-40"/>
     <w:p>
       <w:pPr>
         <w:pStyle w:val="berschrift5"/>
@@ -9603,8 +9522,8 @@
         <w:t xml:space="preserve"> </w:t>
       </w:r>
     </w:p>
-    <w:bookmarkEnd w:id="200"/>
-    <w:bookmarkStart w:id="201" w:name="goal-requirements-40"/>
+    <w:bookmarkEnd w:id="203"/>
+    <w:bookmarkStart w:id="204" w:name="goal-requirements-40"/>
     <w:p>
       <w:pPr>
         <w:pStyle w:val="berschrift5"/>
@@ -9621,8 +9540,8 @@
         <w:t xml:space="preserve">All files are provided using cloud-optimized file formats.</w:t>
       </w:r>
     </w:p>
-    <w:bookmarkEnd w:id="201"/>
-    <w:bookmarkStart w:id="202" w:name="assessment-40"/>
+    <w:bookmarkEnd w:id="204"/>
+    <w:bookmarkStart w:id="205" w:name="assessment-40"/>
     <w:p>
       <w:pPr>
         <w:pStyle w:val="berschrift5"/>
@@ -9686,9 +9605,9 @@
         </w:pict>
       </w:r>
     </w:p>
-    <w:bookmarkEnd w:id="202"/>
-    <w:bookmarkEnd w:id="203"/>
-    <w:bookmarkStart w:id="207" w:name="sec:rcm-backsca-pol"/>
+    <w:bookmarkEnd w:id="205"/>
+    <w:bookmarkEnd w:id="206"/>
+    <w:bookmarkStart w:id="210" w:name="sec:rcm-backsca-pol"/>
     <w:p>
       <w:pPr>
         <w:pStyle w:val="berschrift4"/>
@@ -9723,7 +9642,7 @@
         <w:t xml:space="preserve">rcm-backsca-pol</w:t>
       </w:r>
     </w:p>
-    <w:bookmarkStart w:id="204" w:name="threshold-requirements-41"/>
+    <w:bookmarkStart w:id="207" w:name="threshold-requirements-41"/>
     <w:p>
       <w:pPr>
         <w:pStyle w:val="berschrift5"/>
@@ -9953,8 +9872,8 @@
         <w:t xml:space="preserve">Otherwise, specify the multi-channel format order (BIP, BIL, BSQ).</w:t>
       </w:r>
     </w:p>
-    <w:bookmarkEnd w:id="204"/>
-    <w:bookmarkStart w:id="205" w:name="goal-requirements-41"/>
+    <w:bookmarkEnd w:id="207"/>
+    <w:bookmarkStart w:id="208" w:name="goal-requirements-41"/>
     <w:p>
       <w:pPr>
         <w:pStyle w:val="berschrift5"/>
@@ -9974,8 +9893,8 @@
         <w:t xml:space="preserve"> </w:t>
       </w:r>
     </w:p>
-    <w:bookmarkEnd w:id="205"/>
-    <w:bookmarkStart w:id="206" w:name="assessment-41"/>
+    <w:bookmarkEnd w:id="208"/>
+    <w:bookmarkStart w:id="209" w:name="assessment-41"/>
     <w:p>
       <w:pPr>
         <w:pStyle w:val="berschrift5"/>
@@ -10039,9 +9958,9 @@
         </w:pict>
       </w:r>
     </w:p>
-    <w:bookmarkEnd w:id="206"/>
-    <w:bookmarkEnd w:id="207"/>
-    <w:bookmarkStart w:id="211" w:name="sec:rcm-scaconv"/>
+    <w:bookmarkEnd w:id="209"/>
+    <w:bookmarkEnd w:id="210"/>
+    <w:bookmarkStart w:id="214" w:name="sec:rcm-scaconv"/>
     <w:p>
       <w:pPr>
         <w:pStyle w:val="berschrift4"/>
@@ -10076,7 +9995,7 @@
         <w:t xml:space="preserve">rcm-scaconv</w:t>
       </w:r>
     </w:p>
-    <w:bookmarkStart w:id="208" w:name="threshold-requirements-42"/>
+    <w:bookmarkStart w:id="211" w:name="threshold-requirements-42"/>
     <w:p>
       <w:pPr>
         <w:pStyle w:val="berschrift5"/>
@@ -10093,8 +10012,8 @@
         <w:t xml:space="preserve">If applicable, indicate the equation to convert pixel linear amplitude/power to logarithmic decibel scale, including, if applicable, the associated calibration (dB offset) factor, and/or the equation used to convert compressed data (int8/int16/float16) to float32.</w:t>
       </w:r>
     </w:p>
-    <w:bookmarkEnd w:id="208"/>
-    <w:bookmarkStart w:id="209" w:name="goal-requirements-42"/>
+    <w:bookmarkEnd w:id="211"/>
+    <w:bookmarkStart w:id="212" w:name="goal-requirements-42"/>
     <w:p>
       <w:pPr>
         <w:pStyle w:val="berschrift5"/>
@@ -10111,8 +10030,8 @@
         <w:t xml:space="preserve">As threshold, but use of float32.</w:t>
       </w:r>
     </w:p>
-    <w:bookmarkEnd w:id="209"/>
-    <w:bookmarkStart w:id="210" w:name="assessment-42"/>
+    <w:bookmarkEnd w:id="212"/>
+    <w:bookmarkStart w:id="213" w:name="assessment-42"/>
     <w:p>
       <w:pPr>
         <w:pStyle w:val="berschrift5"/>
@@ -10176,9 +10095,9 @@
         </w:pict>
       </w:r>
     </w:p>
-    <w:bookmarkEnd w:id="210"/>
-    <w:bookmarkEnd w:id="211"/>
-    <w:bookmarkStart w:id="215" w:name="sec:rcm-noiser"/>
+    <w:bookmarkEnd w:id="213"/>
+    <w:bookmarkEnd w:id="214"/>
+    <w:bookmarkStart w:id="218" w:name="sec:rcm-noiser"/>
     <w:p>
       <w:pPr>
         <w:pStyle w:val="berschrift4"/>
@@ -10213,7 +10132,7 @@
         <w:t xml:space="preserve">rcm-noiser</w:t>
       </w:r>
     </w:p>
-    <w:bookmarkStart w:id="212" w:name="threshold-requirements-43"/>
+    <w:bookmarkStart w:id="215" w:name="threshold-requirements-43"/>
     <w:p>
       <w:pPr>
         <w:pStyle w:val="berschrift5"/>
@@ -10256,8 +10175,8 @@
         <w:t xml:space="preserve">Thermal noise removal and image border noise removal to remove overall scene noise and scene edge artefacts, respectively.</w:t>
       </w:r>
     </w:p>
-    <w:bookmarkEnd w:id="212"/>
-    <w:bookmarkStart w:id="213" w:name="goal-requirements-43"/>
+    <w:bookmarkEnd w:id="215"/>
+    <w:bookmarkStart w:id="216" w:name="goal-requirements-43"/>
     <w:p>
       <w:pPr>
         <w:pStyle w:val="berschrift5"/>
@@ -10277,8 +10196,8 @@
         <w:t xml:space="preserve"> </w:t>
       </w:r>
     </w:p>
-    <w:bookmarkEnd w:id="213"/>
-    <w:bookmarkStart w:id="214" w:name="assessment-43"/>
+    <w:bookmarkEnd w:id="216"/>
+    <w:bookmarkStart w:id="217" w:name="assessment-43"/>
     <w:p>
       <w:pPr>
         <w:pStyle w:val="berschrift5"/>
@@ -10342,9 +10261,9 @@
         </w:pict>
       </w:r>
     </w:p>
-    <w:bookmarkEnd w:id="214"/>
-    <w:bookmarkEnd w:id="215"/>
-    <w:bookmarkStart w:id="219" w:name="sec:rcm-radtalg"/>
+    <w:bookmarkEnd w:id="217"/>
+    <w:bookmarkEnd w:id="218"/>
+    <w:bookmarkStart w:id="222" w:name="sec:rcm-radtalg"/>
     <w:p>
       <w:pPr>
         <w:pStyle w:val="berschrift4"/>
@@ -10379,7 +10298,7 @@
         <w:t xml:space="preserve">rcm-radtalg</w:t>
       </w:r>
     </w:p>
-    <w:bookmarkStart w:id="216" w:name="threshold-requirements-44"/>
+    <w:bookmarkStart w:id="219" w:name="threshold-requirements-44"/>
     <w:p>
       <w:pPr>
         <w:pStyle w:val="berschrift5"/>
@@ -10488,8 +10407,8 @@
         <w:t xml:space="preserve">Examples of technical documentation include an Algorithm, Theoretical Basis Document, product user guide, etc.</w:t>
       </w:r>
     </w:p>
-    <w:bookmarkEnd w:id="216"/>
-    <w:bookmarkStart w:id="217" w:name="goal-requirements-44"/>
+    <w:bookmarkEnd w:id="219"/>
+    <w:bookmarkStart w:id="220" w:name="goal-requirements-44"/>
     <w:p>
       <w:pPr>
         <w:pStyle w:val="berschrift5"/>
@@ -10509,8 +10428,8 @@
         <w:t xml:space="preserve"> </w:t>
       </w:r>
     </w:p>
-    <w:bookmarkEnd w:id="217"/>
-    <w:bookmarkStart w:id="218" w:name="assessment-44"/>
+    <w:bookmarkEnd w:id="220"/>
+    <w:bookmarkStart w:id="221" w:name="assessment-44"/>
     <w:p>
       <w:pPr>
         <w:pStyle w:val="berschrift5"/>
@@ -10574,9 +10493,9 @@
         </w:pict>
       </w:r>
     </w:p>
-    <w:bookmarkEnd w:id="218"/>
-    <w:bookmarkEnd w:id="219"/>
-    <w:bookmarkStart w:id="223" w:name="sec:rcm-radacc-sar"/>
+    <w:bookmarkEnd w:id="221"/>
+    <w:bookmarkEnd w:id="222"/>
+    <w:bookmarkStart w:id="226" w:name="sec:rcm-radacc-sar"/>
     <w:p>
       <w:pPr>
         <w:pStyle w:val="berschrift4"/>
@@ -10611,7 +10530,7 @@
         <w:t xml:space="preserve">rcm-radacc-sar</w:t>
       </w:r>
     </w:p>
-    <w:bookmarkStart w:id="220" w:name="threshold-requirements-45"/>
+    <w:bookmarkStart w:id="223" w:name="threshold-requirements-45"/>
     <w:p>
       <w:pPr>
         <w:pStyle w:val="berschrift5"/>
@@ -10631,8 +10550,8 @@
         <w:t xml:space="preserve"> </w:t>
       </w:r>
     </w:p>
-    <w:bookmarkEnd w:id="220"/>
-    <w:bookmarkStart w:id="221" w:name="goal-requirements-45"/>
+    <w:bookmarkEnd w:id="223"/>
+    <w:bookmarkStart w:id="224" w:name="goal-requirements-45"/>
     <w:p>
       <w:pPr>
         <w:pStyle w:val="berschrift5"/>
@@ -10698,8 +10617,8 @@
         <w:t xml:space="preserve">SI traceability is achieved.</w:t>
       </w:r>
     </w:p>
-    <w:bookmarkEnd w:id="221"/>
-    <w:bookmarkStart w:id="222" w:name="assessment-45"/>
+    <w:bookmarkEnd w:id="224"/>
+    <w:bookmarkStart w:id="225" w:name="assessment-45"/>
     <w:p>
       <w:pPr>
         <w:pStyle w:val="berschrift5"/>
@@ -10763,9 +10682,9 @@
         </w:pict>
       </w:r>
     </w:p>
-    <w:bookmarkEnd w:id="222"/>
-    <w:bookmarkEnd w:id="223"/>
-    <w:bookmarkStart w:id="227" w:name="sec:rcm-flapha"/>
+    <w:bookmarkEnd w:id="225"/>
+    <w:bookmarkEnd w:id="226"/>
+    <w:bookmarkStart w:id="230" w:name="sec:rcm-flapha"/>
     <w:p>
       <w:pPr>
         <w:pStyle w:val="berschrift4"/>
@@ -10812,7 +10731,7 @@
         <w:t xml:space="preserve">Usage: Alternative to GSLC product for NRB and POL products</w:t>
       </w:r>
     </w:p>
-    <w:bookmarkStart w:id="224" w:name="threshold-requirements-46"/>
+    <w:bookmarkStart w:id="227" w:name="threshold-requirements-46"/>
     <w:p>
       <w:pPr>
         <w:pStyle w:val="berschrift5"/>
@@ -10832,8 +10751,8 @@
         <w:t xml:space="preserve"> </w:t>
       </w:r>
     </w:p>
-    <w:bookmarkEnd w:id="224"/>
-    <w:bookmarkStart w:id="225" w:name="goal-requirements-46"/>
+    <w:bookmarkEnd w:id="227"/>
+    <w:bookmarkStart w:id="228" w:name="goal-requirements-46"/>
     <w:p>
       <w:pPr>
         <w:pStyle w:val="berschrift5"/>
@@ -10947,32 +10866,34 @@
             </m:rPr>
             <m:t>exp</m:t>
           </m:r>
-          <m:d>
-            <m:dPr>
-              <m:begChr m:val="("/>
-              <m:sepChr m:val=""/>
-              <m:endChr m:val=")"/>
-              <m:grow/>
-            </m:dPr>
-            <m:e>
-              <m:r>
-                <m:t>j</m:t>
-              </m:r>
-              <m:r>
-                <m:rPr>
-                  <m:sty m:val="p"/>
-                </m:rPr>
-                <m:t>⋅</m:t>
-              </m:r>
-              <m:r>
-                <m:rPr>
-                  <m:nor/>
-                  <m:sty m:val="p"/>
-                </m:rPr>
-                <m:t>FlattenPhase</m:t>
-              </m:r>
-            </m:e>
-          </m:d>
+          <m:r>
+            <m:rPr>
+              <m:sty m:val="p"/>
+            </m:rPr>
+            <m:t>(</m:t>
+          </m:r>
+          <m:r>
+            <m:t>j</m:t>
+          </m:r>
+          <m:r>
+            <m:rPr>
+              <m:sty m:val="p"/>
+            </m:rPr>
+            <m:t>⋅</m:t>
+          </m:r>
+          <m:r>
+            <m:rPr>
+              <m:nor/>
+              <m:sty m:val="p"/>
+            </m:rPr>
+            <m:t>FlattenPhase</m:t>
+          </m:r>
+          <m:r>
+            <m:rPr>
+              <m:sty m:val="p"/>
+            </m:rPr>
+            <m:t>)</m:t>
+          </m:r>
         </m:oMath>
       </m:oMathPara>
     </w:p>
@@ -11064,8 +10985,8 @@
         <w:t xml:space="preserve">In case of polarimetric data, indicate the reference polarization.</w:t>
       </w:r>
     </w:p>
-    <w:bookmarkEnd w:id="225"/>
-    <w:bookmarkStart w:id="226" w:name="assessment-46"/>
+    <w:bookmarkEnd w:id="228"/>
+    <w:bookmarkStart w:id="229" w:name="assessment-46"/>
     <w:p>
       <w:pPr>
         <w:pStyle w:val="berschrift5"/>
@@ -11122,10 +11043,10 @@
         <w:t xml:space="preserve">Recommended Requirement Modification:</w:t>
       </w:r>
     </w:p>
-    <w:bookmarkEnd w:id="226"/>
-    <w:bookmarkEnd w:id="227"/>
-    <w:bookmarkEnd w:id="228"/>
-    <w:bookmarkStart w:id="249" w:name="sec:gcor"/>
+    <w:bookmarkEnd w:id="229"/>
+    <w:bookmarkEnd w:id="230"/>
+    <w:bookmarkEnd w:id="231"/>
+    <w:bookmarkStart w:id="252" w:name="sec:gcor"/>
     <w:p>
       <w:pPr>
         <w:pStyle w:val="berschrift3"/>
@@ -11157,7 +11078,7 @@
         <w:t xml:space="preserve">This section specifies any geometric correction requirements that must be met in order for the data to be analysis ready.</w:t>
       </w:r>
     </w:p>
-    <w:bookmarkStart w:id="232" w:name="sec:gcor-geocalg"/>
+    <w:bookmarkStart w:id="235" w:name="sec:gcor-geocalg"/>
     <w:p>
       <w:pPr>
         <w:pStyle w:val="berschrift4"/>
@@ -11192,7 +11113,7 @@
         <w:t xml:space="preserve">gcor-geocalg</w:t>
       </w:r>
     </w:p>
-    <w:bookmarkStart w:id="229" w:name="threshold-requirements-47"/>
+    <w:bookmarkStart w:id="232" w:name="threshold-requirements-47"/>
     <w:p>
       <w:pPr>
         <w:pStyle w:val="berschrift5"/>
@@ -11212,8 +11133,8 @@
         <w:t xml:space="preserve"> </w:t>
       </w:r>
     </w:p>
-    <w:bookmarkEnd w:id="229"/>
-    <w:bookmarkStart w:id="230" w:name="goal-requirements-47"/>
+    <w:bookmarkEnd w:id="232"/>
+    <w:bookmarkStart w:id="233" w:name="goal-requirements-47"/>
     <w:p>
       <w:pPr>
         <w:pStyle w:val="berschrift5"/>
@@ -11298,8 +11219,8 @@
         <w:t xml:space="preserve">Examples of technical documentation can include e.g., an Algorithm Theoretical Basis Document (ATBD) or a product user guide.</w:t>
       </w:r>
     </w:p>
-    <w:bookmarkEnd w:id="230"/>
-    <w:bookmarkStart w:id="231" w:name="assessment-47"/>
+    <w:bookmarkEnd w:id="233"/>
+    <w:bookmarkStart w:id="234" w:name="assessment-47"/>
     <w:p>
       <w:pPr>
         <w:pStyle w:val="berschrift5"/>
@@ -11363,9 +11284,9 @@
         </w:pict>
       </w:r>
     </w:p>
-    <w:bookmarkEnd w:id="231"/>
-    <w:bookmarkEnd w:id="232"/>
-    <w:bookmarkStart w:id="236" w:name="sec:gcor-cdem"/>
+    <w:bookmarkEnd w:id="234"/>
+    <w:bookmarkEnd w:id="235"/>
+    <w:bookmarkStart w:id="239" w:name="sec:gcor-cdem"/>
     <w:p>
       <w:pPr>
         <w:pStyle w:val="berschrift4"/>
@@ -11412,7 +11333,7 @@
         <w:t xml:space="preserve">Usage: For products including land areas.</w:t>
       </w:r>
     </w:p>
-    <w:bookmarkStart w:id="233" w:name="threshold-requirements-48"/>
+    <w:bookmarkStart w:id="236" w:name="threshold-requirements-48"/>
     <w:p>
       <w:pPr>
         <w:pStyle w:val="berschrift5"/>
@@ -11457,8 +11378,8 @@
         <w:t xml:space="preserve">Provide reference to Earth Gravitational Model (EGM) used for geometric correction.</w:t>
       </w:r>
     </w:p>
-    <w:bookmarkEnd w:id="233"/>
-    <w:bookmarkStart w:id="234" w:name="goal-requirements-48"/>
+    <w:bookmarkEnd w:id="236"/>
+    <w:bookmarkStart w:id="237" w:name="goal-requirements-48"/>
     <w:p>
       <w:pPr>
         <w:pStyle w:val="berschrift5"/>
@@ -11509,8 +11430,8 @@
         <w:t xml:space="preserve">Method used for resampling the EGM.</w:t>
       </w:r>
     </w:p>
-    <w:bookmarkEnd w:id="234"/>
-    <w:bookmarkStart w:id="235" w:name="assessment-48"/>
+    <w:bookmarkEnd w:id="237"/>
+    <w:bookmarkStart w:id="238" w:name="assessment-48"/>
     <w:p>
       <w:pPr>
         <w:pStyle w:val="berschrift5"/>
@@ -11574,9 +11495,9 @@
         </w:pict>
       </w:r>
     </w:p>
-    <w:bookmarkEnd w:id="235"/>
-    <w:bookmarkEnd w:id="236"/>
-    <w:bookmarkStart w:id="240" w:name="sec:gcor-geomacc-sar"/>
+    <w:bookmarkEnd w:id="238"/>
+    <w:bookmarkEnd w:id="239"/>
+    <w:bookmarkStart w:id="243" w:name="sec:gcor-geomacc-sar"/>
     <w:p>
       <w:pPr>
         <w:pStyle w:val="berschrift4"/>
@@ -11611,7 +11532,7 @@
         <w:t xml:space="preserve">gcor-geomacc-sar</w:t>
       </w:r>
     </w:p>
-    <w:bookmarkStart w:id="237" w:name="threshold-requirements-49"/>
+    <w:bookmarkStart w:id="240" w:name="threshold-requirements-49"/>
     <w:p>
       <w:pPr>
         <w:pStyle w:val="berschrift5"/>
@@ -11641,19 +11562,7 @@
         <w:pStyle w:val="Textkrper"/>
       </w:pPr>
       <w:r>
-        <w:t xml:space="preserve">The end-to-end</w:t>
-      </w:r>
-      <w:r>
-        <w:t xml:space="preserve"> </w:t>
-      </w:r>
-      <w:r>
-        <w:t xml:space="preserve">“ARD”</w:t>
-      </w:r>
-      <w:r>
-        <w:t xml:space="preserve"> </w:t>
-      </w:r>
-      <w:r>
-        <w:t xml:space="preserve">ALE of the final CEOS-ARD product could be measured directly in the final image product in the chosen map projection, i.e., in the map coordinate directions: e.g., Northing and Easting (case B: ARD ALE).</w:t>
+        <w:t xml:space="preserve">The end-to-end “ARD” ALE of the final CEOS-ARD product could be measured directly in the final image product in the chosen map projection, i.e., in the map coordinate directions: e.g., Northing and Easting (case B: ARD ALE).</w:t>
       </w:r>
     </w:p>
     <w:p>
@@ -11704,8 +11613,8 @@
         <w:t xml:space="preserve">The ALE is not typically assessed for every processed image, but through an ALE assessment by the data processing team characterizing all or (usually a subset) of the generated products.</w:t>
       </w:r>
     </w:p>
-    <w:bookmarkEnd w:id="237"/>
-    <w:bookmarkStart w:id="238" w:name="goal-requirements-49"/>
+    <w:bookmarkEnd w:id="240"/>
+    <w:bookmarkStart w:id="241" w:name="goal-requirements-49"/>
     <w:p>
       <w:pPr>
         <w:pStyle w:val="berschrift5"/>
@@ -11730,8 +11639,8 @@
         <w:t xml:space="preserve">Provide documentation of estimates of ALE as DOI or URL.</w:t>
       </w:r>
     </w:p>
-    <w:bookmarkEnd w:id="238"/>
-    <w:bookmarkStart w:id="239" w:name="assessment-49"/>
+    <w:bookmarkEnd w:id="241"/>
+    <w:bookmarkStart w:id="242" w:name="assessment-49"/>
     <w:p>
       <w:pPr>
         <w:pStyle w:val="berschrift5"/>
@@ -11795,9 +11704,9 @@
         </w:pict>
       </w:r>
     </w:p>
-    <w:bookmarkEnd w:id="239"/>
-    <w:bookmarkEnd w:id="240"/>
-    <w:bookmarkStart w:id="244" w:name="sec:gcor-georacc"/>
+    <w:bookmarkEnd w:id="242"/>
+    <w:bookmarkEnd w:id="243"/>
+    <w:bookmarkStart w:id="247" w:name="sec:gcor-georacc"/>
     <w:p>
       <w:pPr>
         <w:pStyle w:val="berschrift4"/>
@@ -11832,7 +11741,7 @@
         <w:t xml:space="preserve">gcor-georacc</w:t>
       </w:r>
     </w:p>
-    <w:bookmarkStart w:id="241" w:name="threshold-requirements-50"/>
+    <w:bookmarkStart w:id="244" w:name="threshold-requirements-50"/>
     <w:p>
       <w:pPr>
         <w:pStyle w:val="berschrift5"/>
@@ -11852,8 +11761,8 @@
         <w:t xml:space="preserve"> </w:t>
       </w:r>
     </w:p>
-    <w:bookmarkEnd w:id="241"/>
-    <w:bookmarkStart w:id="242" w:name="goal-requirements-50"/>
+    <w:bookmarkEnd w:id="244"/>
+    <w:bookmarkStart w:id="245" w:name="goal-requirements-50"/>
     <w:p>
       <w:pPr>
         <w:pStyle w:val="berschrift5"/>
@@ -11906,8 +11815,8 @@
         <w:t xml:space="preserve">Methodology used (name and reference), quality flag, geometric standard deviation values should be provided.</w:t>
       </w:r>
     </w:p>
-    <w:bookmarkEnd w:id="242"/>
-    <w:bookmarkStart w:id="243" w:name="assessment-50"/>
+    <w:bookmarkEnd w:id="245"/>
+    <w:bookmarkStart w:id="246" w:name="assessment-50"/>
     <w:p>
       <w:pPr>
         <w:pStyle w:val="berschrift5"/>
@@ -11971,9 +11880,9 @@
         </w:pict>
       </w:r>
     </w:p>
-    <w:bookmarkEnd w:id="243"/>
-    <w:bookmarkEnd w:id="244"/>
-    <w:bookmarkStart w:id="248" w:name="sec:gcor-gridconv"/>
+    <w:bookmarkEnd w:id="246"/>
+    <w:bookmarkEnd w:id="247"/>
+    <w:bookmarkStart w:id="251" w:name="sec:gcor-gridconv"/>
     <w:p>
       <w:pPr>
         <w:pStyle w:val="berschrift4"/>
@@ -12008,7 +11917,7 @@
         <w:t xml:space="preserve">gcor-gridconv</w:t>
       </w:r>
     </w:p>
-    <w:bookmarkStart w:id="245" w:name="threshold-requirements-51"/>
+    <w:bookmarkStart w:id="248" w:name="threshold-requirements-51"/>
     <w:p>
       <w:pPr>
         <w:pStyle w:val="berschrift5"/>
@@ -12028,19 +11937,7 @@
         <w:t xml:space="preserve"> </w:t>
       </w:r>
       <w:r>
-        <w:t xml:space="preserve">This is typically accomplished via a</w:t>
-      </w:r>
-      <w:r>
-        <w:t xml:space="preserve"> </w:t>
-      </w:r>
-      <w:r>
-        <w:t xml:space="preserve">“snap to grid”</w:t>
-      </w:r>
-      <w:r>
-        <w:t xml:space="preserve"> </w:t>
-      </w:r>
-      <w:r>
-        <w:t xml:space="preserve">in relation to the most proximate grid tile in a global system.</w:t>
+        <w:t xml:space="preserve">This is typically accomplished via a “snap to grid” in relation to the most proximate grid tile in a global system.</w:t>
       </w:r>
     </w:p>
     <w:p>
@@ -12063,8 +11960,8 @@
         <w:t xml:space="preserve">If a product hierarchy of resolutions exists (or is planned), the multiple resolutions should nest within each other (e.g., 12.5m, 25m, 50m, 100m, etc.), and not be disjoint.</w:t>
       </w:r>
     </w:p>
-    <w:bookmarkEnd w:id="245"/>
-    <w:bookmarkStart w:id="246" w:name="goal-requirements-51"/>
+    <w:bookmarkEnd w:id="248"/>
+    <w:bookmarkStart w:id="249" w:name="goal-requirements-51"/>
     <w:p>
       <w:pPr>
         <w:pStyle w:val="berschrift5"/>
@@ -12094,13 +11991,7 @@
         <w:pStyle w:val="Textkrper"/>
       </w:pPr>
       <w:r>
-        <w:t xml:space="preserve">In the case of UTM/UPS coordinates, the upper left corner coordinates should be set to an integer multiple of sample intervals from a 100 km by 100 km grid tile of the Military Grid Reference System’s 100k coordinates (</w:t>
-      </w:r>
-      <w:r>
-        <w:t xml:space="preserve">“snap to grid”</w:t>
-      </w:r>
-      <w:r>
-        <w:t xml:space="preserve">).</w:t>
+        <w:t xml:space="preserve">In the case of UTM/UPS coordinates, the upper left corner coordinates should be set to an integer multiple of sample intervals from a 100 km by 100 km grid tile of the Military Grid Reference System’s 100k coordinates (“snap to grid”).</w:t>
       </w:r>
     </w:p>
     <w:p>
@@ -12111,8 +12002,8 @@
         <w:t xml:space="preserve">For products presented in geographic coordinates (latitude and longitude), the origin should be set to an integer multiple of samples in relation to the closest integer degree.</w:t>
       </w:r>
     </w:p>
-    <w:bookmarkEnd w:id="246"/>
-    <w:bookmarkStart w:id="247" w:name="assessment-51"/>
+    <w:bookmarkEnd w:id="249"/>
+    <w:bookmarkStart w:id="250" w:name="assessment-51"/>
     <w:p>
       <w:pPr>
         <w:pStyle w:val="berschrift5"/>
@@ -12174,11 +12065,11 @@
         <w:br w:type="page"/>
       </w:r>
     </w:p>
-    <w:bookmarkEnd w:id="247"/>
-    <w:bookmarkEnd w:id="248"/>
-    <w:bookmarkEnd w:id="249"/>
     <w:bookmarkEnd w:id="250"/>
-    <w:bookmarkStart w:id="257" w:name="summary-self-assessment-table"/>
+    <w:bookmarkEnd w:id="251"/>
+    <w:bookmarkEnd w:id="252"/>
+    <w:bookmarkEnd w:id="253"/>
+    <w:bookmarkStart w:id="260" w:name="summary-self-assessment-table"/>
     <w:p>
       <w:pPr>
         <w:pStyle w:val="berschrift2"/>
@@ -12187,7 +12078,7 @@
         <w:t xml:space="preserve">Summary Self-Assessment Table</w:t>
       </w:r>
     </w:p>
-    <w:bookmarkStart w:id="251" w:name="general-metadata"/>
+    <w:bookmarkStart w:id="254" w:name="general-metadata"/>
     <w:p>
       <w:pPr>
         <w:pStyle w:val="berschrift3"/>
@@ -12507,8 +12398,8 @@
         </w:tc>
       </w:tr>
     </w:tbl>
-    <w:bookmarkEnd w:id="251"/>
-    <w:bookmarkStart w:id="252" w:name="source-metadata"/>
+    <w:bookmarkEnd w:id="254"/>
+    <w:bookmarkStart w:id="255" w:name="source-metadata"/>
     <w:p>
       <w:pPr>
         <w:pStyle w:val="berschrift3"/>
@@ -13197,8 +13088,8 @@
         </w:tc>
       </w:tr>
     </w:tbl>
-    <w:bookmarkEnd w:id="252"/>
-    <w:bookmarkStart w:id="253" w:name="product-metadata"/>
+    <w:bookmarkEnd w:id="255"/>
+    <w:bookmarkStart w:id="256" w:name="product-metadata"/>
     <w:p>
       <w:pPr>
         <w:pStyle w:val="berschrift3"/>
@@ -13876,8 +13767,8 @@
         </w:tc>
       </w:tr>
     </w:tbl>
-    <w:bookmarkEnd w:id="253"/>
-    <w:bookmarkStart w:id="254" w:name="per-pixel-metadata"/>
+    <w:bookmarkEnd w:id="256"/>
+    <w:bookmarkStart w:id="257" w:name="per-pixel-metadata"/>
     <w:p>
       <w:pPr>
         <w:pStyle w:val="berschrift3"/>
@@ -14436,8 +14327,8 @@
         </w:tc>
       </w:tr>
     </w:tbl>
-    <w:bookmarkEnd w:id="254"/>
-    <w:bookmarkStart w:id="255" w:name="radiometrically-corrected-measurements"/>
+    <w:bookmarkEnd w:id="257"/>
+    <w:bookmarkStart w:id="258" w:name="radiometrically-corrected-measurements"/>
     <w:p>
       <w:pPr>
         <w:pStyle w:val="berschrift3"/>
@@ -14860,8 +14751,8 @@
         </w:tc>
       </w:tr>
     </w:tbl>
-    <w:bookmarkEnd w:id="255"/>
-    <w:bookmarkStart w:id="256" w:name="geometric-corrections"/>
+    <w:bookmarkEnd w:id="258"/>
+    <w:bookmarkStart w:id="259" w:name="geometric-corrections"/>
     <w:p>
       <w:pPr>
         <w:pStyle w:val="berschrift3"/>
@@ -15170,9 +15061,9 @@
         <w:br w:type="page"/>
       </w:r>
     </w:p>
-    <w:bookmarkEnd w:id="256"/>
-    <w:bookmarkEnd w:id="257"/>
-    <w:bookmarkStart w:id="262" w:name="introduction"/>
+    <w:bookmarkEnd w:id="259"/>
+    <w:bookmarkEnd w:id="260"/>
+    <w:bookmarkStart w:id="265" w:name="introduction"/>
     <w:p>
       <w:pPr>
         <w:pStyle w:val="berschrift2"/>
@@ -15201,7 +15092,7 @@
         <w:t xml:space="preserve">This Guidance material does not replace or override the specifications.</w:t>
       </w:r>
     </w:p>
-    <w:bookmarkStart w:id="258" w:name="sec:intro-what-are-ceos-ard-products"/>
+    <w:bookmarkStart w:id="261" w:name="sec:intro-what-are-ceos-ard-products"/>
     <w:p>
       <w:pPr>
         <w:pStyle w:val="berschrift3"/>
@@ -15260,8 +15151,8 @@
         <w:t xml:space="preserve">for other types of satellite products.</w:t>
       </w:r>
     </w:p>
-    <w:bookmarkEnd w:id="258"/>
-    <w:bookmarkStart w:id="260" w:name="sec:intro-when-is-a-product-ceos-ard"/>
+    <w:bookmarkEnd w:id="261"/>
+    <w:bookmarkStart w:id="263" w:name="sec:intro-when-is-a-product-ceos-ard"/>
     <w:p>
       <w:pPr>
         <w:pStyle w:val="berschrift3"/>
@@ -15312,7 +15203,7 @@
       <w:r>
         <w:t xml:space="preserve"> </w:t>
       </w:r>
-      <w:hyperlink r:id="rId259">
+      <w:hyperlink r:id="rId262">
         <w:r>
           <w:rPr>
             <w:rStyle w:val="Hyperlink"/>
@@ -15332,8 +15223,8 @@
         <w:t xml:space="preserve">A product can continue to use CEOS-ARD branding as long as its generation and distribution remain consistent with the peer-reviewed assessment.</w:t>
       </w:r>
     </w:p>
-    <w:bookmarkEnd w:id="260"/>
-    <w:bookmarkStart w:id="261" w:name="sec:intro-difference-threshold-goal"/>
+    <w:bookmarkEnd w:id="263"/>
+    <w:bookmarkStart w:id="264" w:name="sec:intro-difference-threshold-goal"/>
     <w:p>
       <w:pPr>
         <w:pStyle w:val="berschrift3"/>
@@ -15397,16 +15288,7 @@
         <w:t xml:space="preserve"> </w:t>
       </w:r>
       <w:r>
-        <w:t xml:space="preserve">(Desired) requirements (previously referred to as</w:t>
-      </w:r>
-      <w:r>
-        <w:t xml:space="preserve"> </w:t>
-      </w:r>
-      <w:r>
-        <w:t xml:space="preserve">“Target”</w:t>
-      </w:r>
-      <w:r>
-        <w:t xml:space="preserve">) are the ideal; where we would like to be.</w:t>
+        <w:t xml:space="preserve">(Desired) requirements (previously referred to as “Target”) are the ideal; where we would like to be.</w:t>
       </w:r>
       <w:r>
         <w:t xml:space="preserve"> </w:t>
@@ -15536,9 +15418,9 @@
         <w:br w:type="page"/>
       </w:r>
     </w:p>
-    <w:bookmarkEnd w:id="261"/>
-    <w:bookmarkEnd w:id="262"/>
-    <w:bookmarkStart w:id="290" w:name="references"/>
+    <w:bookmarkEnd w:id="264"/>
+    <w:bookmarkEnd w:id="265"/>
+    <w:bookmarkStart w:id="293" w:name="references"/>
     <w:p>
       <w:pPr>
         <w:pStyle w:val="berschrift2"/>
@@ -15547,8 +15429,8 @@
         <w:t xml:space="preserve">References</w:t>
       </w:r>
     </w:p>
-    <w:bookmarkStart w:id="289" w:name="refs"/>
-    <w:bookmarkStart w:id="264" w:name="ref-cameron1996"/>
+    <w:bookmarkStart w:id="292" w:name="refs"/>
+    <w:bookmarkStart w:id="267" w:name="ref-cameron1996"/>
     <w:p>
       <w:pPr>
         <w:pStyle w:val="Literaturverzeichnis"/>
@@ -15581,7 +15463,7 @@
       <w:r>
         <w:t xml:space="preserve"> </w:t>
       </w:r>
-      <w:hyperlink r:id="rId263">
+      <w:hyperlink r:id="rId266">
         <w:r>
           <w:rPr>
             <w:rStyle w:val="Hyperlink"/>
@@ -15593,8 +15475,8 @@
         <w:t xml:space="preserve">.</w:t>
       </w:r>
     </w:p>
-    <w:bookmarkEnd w:id="264"/>
-    <w:bookmarkStart w:id="266" w:name="ref-cloude1996"/>
+    <w:bookmarkEnd w:id="267"/>
+    <w:bookmarkStart w:id="269" w:name="ref-cloude1996"/>
     <w:p>
       <w:pPr>
         <w:pStyle w:val="Literaturverzeichnis"/>
@@ -15627,7 +15509,7 @@
       <w:r>
         <w:t xml:space="preserve"> </w:t>
       </w:r>
-      <w:hyperlink r:id="rId265">
+      <w:hyperlink r:id="rId268">
         <w:r>
           <w:rPr>
             <w:rStyle w:val="Hyperlink"/>
@@ -15639,8 +15521,8 @@
         <w:t xml:space="preserve">.</w:t>
       </w:r>
     </w:p>
-    <w:bookmarkEnd w:id="266"/>
-    <w:bookmarkStart w:id="268" w:name="ref-freeman1998"/>
+    <w:bookmarkEnd w:id="269"/>
+    <w:bookmarkStart w:id="271" w:name="ref-freeman1998"/>
     <w:p>
       <w:pPr>
         <w:pStyle w:val="Literaturverzeichnis"/>
@@ -15673,7 +15555,7 @@
       <w:r>
         <w:t xml:space="preserve"> </w:t>
       </w:r>
-      <w:hyperlink r:id="rId267">
+      <w:hyperlink r:id="rId270">
         <w:r>
           <w:rPr>
             <w:rStyle w:val="Hyperlink"/>
@@ -15685,8 +15567,8 @@
         <w:t xml:space="preserve">.</w:t>
       </w:r>
     </w:p>
-    <w:bookmarkEnd w:id="268"/>
-    <w:bookmarkStart w:id="270" w:name="ref-gens2013"/>
+    <w:bookmarkEnd w:id="271"/>
+    <w:bookmarkStart w:id="273" w:name="ref-gens2013"/>
     <w:p>
       <w:pPr>
         <w:pStyle w:val="Literaturverzeichnis"/>
@@ -15719,7 +15601,7 @@
       <w:r>
         <w:t xml:space="preserve"> </w:t>
       </w:r>
-      <w:hyperlink r:id="rId269">
+      <w:hyperlink r:id="rId272">
         <w:r>
           <w:rPr>
             <w:rStyle w:val="Hyperlink"/>
@@ -15731,8 +15613,8 @@
         <w:t xml:space="preserve">.</w:t>
       </w:r>
     </w:p>
-    <w:bookmarkEnd w:id="270"/>
-    <w:bookmarkStart w:id="271" w:name="ref-iso19115_2_2009"/>
+    <w:bookmarkEnd w:id="273"/>
+    <w:bookmarkStart w:id="274" w:name="ref-iso19115_2_2009"/>
     <w:p>
       <w:pPr>
         <w:pStyle w:val="Literaturverzeichnis"/>
@@ -15744,23 +15626,18 @@
         <w:t xml:space="preserve"> </w:t>
       </w:r>
       <w:r>
-        <w:t xml:space="preserve">“</w:t>
-      </w:r>
-      <w:r>
+        <w:rPr>
+          <w:i/>
+          <w:iCs/>
+        </w:rPr>
         <w:t xml:space="preserve">Geographic information — Metadata — Part 2: Extensions for imagery and gridded data</w:t>
       </w:r>
       <w:r>
-        <w:t xml:space="preserve">.”</w:t>
-      </w:r>
-      <w:r>
-        <w:t xml:space="preserve"> </w:t>
-      </w:r>
-      <w:r>
-        <w:t xml:space="preserve">Standard. Geneva, CH: International Organization for Standardization.</w:t>
-      </w:r>
-    </w:p>
-    <w:bookmarkEnd w:id="271"/>
-    <w:bookmarkStart w:id="272" w:name="ref-krogager1993"/>
+        <w:t xml:space="preserve">. Standard. International Organization for Standardization.</w:t>
+      </w:r>
+    </w:p>
+    <w:bookmarkEnd w:id="274"/>
+    <w:bookmarkStart w:id="275" w:name="ref-krogager1993"/>
     <w:p>
       <w:pPr>
         <w:pStyle w:val="Literaturverzeichnis"/>
@@ -15782,8 +15659,8 @@
         <w:t xml:space="preserve">. Danish Defence Research Establishment.</w:t>
       </w:r>
     </w:p>
-    <w:bookmarkEnd w:id="272"/>
-    <w:bookmarkStart w:id="274" w:name="ref-lee2009"/>
+    <w:bookmarkEnd w:id="275"/>
+    <w:bookmarkStart w:id="277" w:name="ref-lee2009"/>
     <w:p>
       <w:pPr>
         <w:pStyle w:val="Literaturverzeichnis"/>
@@ -15816,7 +15693,7 @@
       <w:r>
         <w:t xml:space="preserve"> </w:t>
       </w:r>
-      <w:hyperlink r:id="rId273">
+      <w:hyperlink r:id="rId276">
         <w:r>
           <w:rPr>
             <w:rStyle w:val="Hyperlink"/>
@@ -15828,8 +15705,8 @@
         <w:t xml:space="preserve">.</w:t>
       </w:r>
     </w:p>
-    <w:bookmarkEnd w:id="274"/>
-    <w:bookmarkStart w:id="276" w:name="ref-raney2012"/>
+    <w:bookmarkEnd w:id="277"/>
+    <w:bookmarkStart w:id="279" w:name="ref-raney2012"/>
     <w:p>
       <w:pPr>
         <w:pStyle w:val="Literaturverzeichnis"/>
@@ -15862,7 +15739,7 @@
       <w:r>
         <w:t xml:space="preserve"> </w:t>
       </w:r>
-      <w:hyperlink r:id="rId275">
+      <w:hyperlink r:id="rId278">
         <w:r>
           <w:rPr>
             <w:rStyle w:val="Hyperlink"/>
@@ -15874,8 +15751,8 @@
         <w:t xml:space="preserve">.</w:t>
       </w:r>
     </w:p>
-    <w:bookmarkEnd w:id="276"/>
-    <w:bookmarkStart w:id="278" w:name="ref-shiroma2022"/>
+    <w:bookmarkEnd w:id="279"/>
+    <w:bookmarkStart w:id="281" w:name="ref-shiroma2022"/>
     <w:p>
       <w:pPr>
         <w:pStyle w:val="Literaturverzeichnis"/>
@@ -15908,7 +15785,7 @@
       <w:r>
         <w:t xml:space="preserve"> </w:t>
       </w:r>
-      <w:hyperlink r:id="rId277">
+      <w:hyperlink r:id="rId280">
         <w:r>
           <w:rPr>
             <w:rStyle w:val="Hyperlink"/>
@@ -15920,8 +15797,8 @@
         <w:t xml:space="preserve">.</w:t>
       </w:r>
     </w:p>
-    <w:bookmarkEnd w:id="278"/>
-    <w:bookmarkStart w:id="280" w:name="ref-small2011"/>
+    <w:bookmarkEnd w:id="281"/>
+    <w:bookmarkStart w:id="283" w:name="ref-small2011"/>
     <w:p>
       <w:pPr>
         <w:pStyle w:val="Literaturverzeichnis"/>
@@ -15954,7 +15831,7 @@
       <w:r>
         <w:t xml:space="preserve"> </w:t>
       </w:r>
-      <w:hyperlink r:id="rId279">
+      <w:hyperlink r:id="rId282">
         <w:r>
           <w:rPr>
             <w:rStyle w:val="Hyperlink"/>
@@ -15966,8 +15843,8 @@
         <w:t xml:space="preserve">.</w:t>
       </w:r>
     </w:p>
-    <w:bookmarkEnd w:id="280"/>
-    <w:bookmarkStart w:id="282" w:name="ref-toutin2013"/>
+    <w:bookmarkEnd w:id="283"/>
+    <w:bookmarkStart w:id="285" w:name="ref-toutin2013"/>
     <w:p>
       <w:pPr>
         <w:pStyle w:val="Literaturverzeichnis"/>
@@ -16000,7 +15877,7 @@
       <w:r>
         <w:t xml:space="preserve"> </w:t>
       </w:r>
-      <w:hyperlink r:id="rId281">
+      <w:hyperlink r:id="rId284">
         <w:r>
           <w:rPr>
             <w:rStyle w:val="Hyperlink"/>
@@ -16012,8 +15889,8 @@
         <w:t xml:space="preserve">.</w:t>
       </w:r>
     </w:p>
-    <w:bookmarkEnd w:id="282"/>
-    <w:bookmarkStart w:id="284" w:name="ref-yamaguchi2011"/>
+    <w:bookmarkEnd w:id="285"/>
+    <w:bookmarkStart w:id="287" w:name="ref-yamaguchi2011"/>
     <w:p>
       <w:pPr>
         <w:pStyle w:val="Literaturverzeichnis"/>
@@ -16046,7 +15923,7 @@
       <w:r>
         <w:t xml:space="preserve"> </w:t>
       </w:r>
-      <w:hyperlink r:id="rId283">
+      <w:hyperlink r:id="rId286">
         <w:r>
           <w:rPr>
             <w:rStyle w:val="Hyperlink"/>
@@ -16058,8 +15935,8 @@
         <w:t xml:space="preserve">.</w:t>
       </w:r>
     </w:p>
-    <w:bookmarkEnd w:id="284"/>
-    <w:bookmarkStart w:id="286" w:name="ref-zebker2017"/>
+    <w:bookmarkEnd w:id="287"/>
+    <w:bookmarkStart w:id="289" w:name="ref-zebker2017"/>
     <w:p>
       <w:pPr>
         <w:pStyle w:val="Literaturverzeichnis"/>
@@ -16092,7 +15969,7 @@
       <w:r>
         <w:t xml:space="preserve"> </w:t>
       </w:r>
-      <w:hyperlink r:id="rId285">
+      <w:hyperlink r:id="rId288">
         <w:r>
           <w:rPr>
             <w:rStyle w:val="Hyperlink"/>
@@ -16104,8 +15981,8 @@
         <w:t xml:space="preserve">.</w:t>
       </w:r>
     </w:p>
-    <w:bookmarkEnd w:id="286"/>
-    <w:bookmarkStart w:id="288" w:name="ref-zebker2010"/>
+    <w:bookmarkEnd w:id="289"/>
+    <w:bookmarkStart w:id="291" w:name="ref-zebker2010"/>
     <w:p>
       <w:pPr>
         <w:pStyle w:val="Literaturverzeichnis"/>
@@ -16138,7 +16015,7 @@
       <w:r>
         <w:t xml:space="preserve"> </w:t>
       </w:r>
-      <w:hyperlink r:id="rId287">
+      <w:hyperlink r:id="rId290">
         <w:r>
           <w:rPr>
             <w:rStyle w:val="Hyperlink"/>
@@ -16150,15 +16027,15 @@
         <w:t xml:space="preserve">.</w:t>
       </w:r>
     </w:p>
-    <w:bookmarkEnd w:id="288"/>
-    <w:bookmarkEnd w:id="289"/>
+    <w:bookmarkEnd w:id="291"/>
+    <w:bookmarkEnd w:id="292"/>
     <w:p>
       <w:r>
         <w:br w:type="page"/>
       </w:r>
     </w:p>
-    <w:bookmarkEnd w:id="290"/>
-    <w:bookmarkStart w:id="326" w:name="annexes"/>
+    <w:bookmarkEnd w:id="293"/>
+    <w:bookmarkStart w:id="329" w:name="annexes"/>
     <w:p>
       <w:pPr>
         <w:pStyle w:val="berschrift2"/>
@@ -16167,7 +16044,7 @@
         <w:t xml:space="preserve">Annexes</w:t>
       </w:r>
     </w:p>
-    <w:bookmarkStart w:id="292" w:name="sec:annex-sar-general-processing-roadmap"/>
+    <w:bookmarkStart w:id="295" w:name="sec:annex-sar-general-processing-roadmap"/>
     <w:p>
       <w:pPr>
         <w:pStyle w:val="berschrift3"/>
@@ -16273,7 +16150,7 @@
           <w:rPr>
             <w:rStyle w:val="Hyperlink"/>
           </w:rPr>
-          <w:t xml:space="preserve">Shiroma, Lavalle, and Buckley 2022</w:t>
+          <w:t xml:space="preserve">Shiroma et al. 2022</w:t>
         </w:r>
       </w:hyperlink>
       <w:r>
@@ -16337,7 +16214,7 @@
           <w:rPr>
             <w:rStyle w:val="Hyperlink"/>
           </w:rPr>
-          <w:t xml:space="preserve">H. A. Zebker et al. 2010</w:t>
+          <w:t xml:space="preserve">Zebker et al. 2010</w:t>
         </w:r>
       </w:hyperlink>
       <w:r>
@@ -16351,7 +16228,7 @@
           <w:rPr>
             <w:rStyle w:val="Hyperlink"/>
           </w:rPr>
-          <w:t xml:space="preserve">H. Zebker 2017</w:t>
+          <w:t xml:space="preserve">Zebker 2017</w:t>
         </w:r>
       </w:hyperlink>
       <w:r>
@@ -16439,7 +16316,7 @@
         <w:t xml:space="preserve">lists possible sequential steps and existing software tools (e.g., Gamma software (GAMMA, 2018)) and scripting tasks that can be used to form the CEOS-ARD SAR processing roadmap.</w:t>
       </w:r>
     </w:p>
-    <w:bookmarkStart w:id="291" w:name="tbl:sar-general-processing-roadmap-tbl1"/>
+    <w:bookmarkStart w:id="294" w:name="tbl:sar-general-processing-roadmap-tbl1"/>
     <w:p>
       <w:pPr>
         <w:pStyle w:val="TableCaption"/>
@@ -16510,16 +16387,7 @@
               <w:jc w:val="left"/>
             </w:pPr>
             <w:r>
-              <w:t xml:space="preserve">Check xml date and delivered format. RADARSAT-2, pre EDOT (July 2015) replace. Post July 2015, check if</w:t>
-            </w:r>
-            <w:r>
-              <w:t xml:space="preserve"> </w:t>
-            </w:r>
-            <w:r>
-              <w:t xml:space="preserve">‘DEF’</w:t>
-            </w:r>
-            <w:r>
-              <w:t xml:space="preserve">, otherwise replace. (Gamma - RSAT2_vec)</w:t>
+              <w:t xml:space="preserve">Check xml date and delivered format. RADARSAT-2, pre EDOT (July 2015) replace. Post July 2015, check if ‘DEF’, otherwise replace. (Gamma - RSAT2_vec)</w:t>
             </w:r>
           </w:p>
         </w:tc>
@@ -16682,9 +16550,9 @@
         </w:tc>
       </w:tr>
     </w:tbl>
-    <w:bookmarkEnd w:id="291"/>
-    <w:bookmarkEnd w:id="292"/>
-    <w:bookmarkStart w:id="304" w:name="sec:annex-sar-topographic-phase-removal"/>
+    <w:bookmarkEnd w:id="294"/>
+    <w:bookmarkEnd w:id="295"/>
+    <w:bookmarkStart w:id="307" w:name="sec:annex-sar-topographic-phase-removal"/>
     <w:p>
       <w:pPr>
         <w:pStyle w:val="berschrift3"/>
@@ -16713,6 +16581,9 @@
       </w:r>
       <m:oMath>
         <m:r>
+          <m:rPr>
+            <m:sty m:val="p"/>
+          </m:rPr>
           <m:t>Δ</m:t>
         </m:r>
         <m:sSub>
@@ -16748,6 +16619,9 @@
       </w:r>
       <m:oMath>
         <m:r>
+          <m:rPr>
+            <m:sty m:val="p"/>
+          </m:rPr>
           <m:t>Δ</m:t>
         </m:r>
         <m:sSub>
@@ -16793,6 +16667,9 @@
       </w:r>
       <m:oMath>
         <m:r>
+          <m:rPr>
+            <m:sty m:val="p"/>
+          </m:rPr>
           <m:t>Δ</m:t>
         </m:r>
         <m:sSub>
@@ -16841,6 +16718,9 @@
       </w:r>
       <m:oMath>
         <m:r>
+          <m:rPr>
+            <m:sty m:val="p"/>
+          </m:rPr>
           <m:t>Δ</m:t>
         </m:r>
         <m:sSub>
@@ -16945,13 +16825,16 @@
       <w:pPr>
         <w:pStyle w:val="Textkrper"/>
       </w:pPr>
-      <w:bookmarkStart w:id="293" w:name="eq:sar-topographic-phase-removal-eq1"/>
+      <w:bookmarkStart w:id="296" w:name="eq:sar-topographic-phase-removal-eq1"/>
       <m:oMathPara>
         <m:oMathParaPr>
           <m:jc m:val="center"/>
         </m:oMathParaPr>
         <m:oMath>
           <m:r>
+            <m:rPr>
+              <m:sty m:val="p"/>
+            </m:rPr>
             <m:t>Δ</m:t>
           </m:r>
           <m:sSub>
@@ -16982,6 +16865,9 @@
             <m:t>=</m:t>
           </m:r>
           <m:r>
+            <m:rPr>
+              <m:sty m:val="p"/>
+            </m:rPr>
             <m:t>Δ</m:t>
           </m:r>
           <m:sSub>
@@ -17025,6 +16911,9 @@
             <m:t>+</m:t>
           </m:r>
           <m:r>
+            <m:rPr>
+              <m:sty m:val="p"/>
+            </m:rPr>
             <m:t>Δ</m:t>
           </m:r>
           <m:sSub>
@@ -17068,6 +16957,9 @@
             <m:t>+</m:t>
           </m:r>
           <m:r>
+            <m:rPr>
+              <m:sty m:val="p"/>
+            </m:rPr>
             <m:t>Δ</m:t>
           </m:r>
           <m:sSub>
@@ -17107,22 +16999,24 @@
           <m:r>
             <m:t>  </m:t>
           </m:r>
-          <m:d>
-            <m:dPr>
-              <m:begChr m:val="("/>
-              <m:sepChr m:val=""/>
-              <m:endChr m:val=")"/>
-              <m:grow/>
-            </m:dPr>
-            <m:e>
-              <m:r>
-                <m:t>1</m:t>
-              </m:r>
-            </m:e>
-          </m:d>
+          <m:r>
+            <m:rPr>
+              <m:sty m:val="p"/>
+            </m:rPr>
+            <m:t>(</m:t>
+          </m:r>
+          <m:r>
+            <m:t>1</m:t>
+          </m:r>
+          <m:r>
+            <m:rPr>
+              <m:sty m:val="p"/>
+            </m:rPr>
+            <m:t>)</m:t>
+          </m:r>
         </m:oMath>
       </m:oMathPara>
-      <w:bookmarkEnd w:id="293"/>
+      <w:bookmarkEnd w:id="296"/>
     </w:p>
     <w:p>
       <w:pPr>
@@ -17136,13 +17030,16 @@
       <w:pPr>
         <w:pStyle w:val="Textkrper"/>
       </w:pPr>
-      <w:bookmarkStart w:id="294" w:name="eq:sar-topographic-phase-removal-eq2"/>
+      <w:bookmarkStart w:id="297" w:name="eq:sar-topographic-phase-removal-eq2"/>
       <m:oMathPara>
         <m:oMathParaPr>
           <m:jc m:val="center"/>
         </m:oMathParaPr>
         <m:oMath>
           <m:r>
+            <m:rPr>
+              <m:sty m:val="p"/>
+            </m:rPr>
             <m:t>Δ</m:t>
           </m:r>
           <m:sSub>
@@ -17270,22 +17167,24 @@
           <m:r>
             <m:t>  </m:t>
           </m:r>
-          <m:d>
-            <m:dPr>
-              <m:begChr m:val="("/>
-              <m:sepChr m:val=""/>
-              <m:endChr m:val=")"/>
-              <m:grow/>
-            </m:dPr>
-            <m:e>
-              <m:r>
-                <m:t>2</m:t>
-              </m:r>
-            </m:e>
-          </m:d>
+          <m:r>
+            <m:rPr>
+              <m:sty m:val="p"/>
+            </m:rPr>
+            <m:t>(</m:t>
+          </m:r>
+          <m:r>
+            <m:t>2</m:t>
+          </m:r>
+          <m:r>
+            <m:rPr>
+              <m:sty m:val="p"/>
+            </m:rPr>
+            <m:t>)</m:t>
+          </m:r>
         </m:oMath>
       </m:oMathPara>
-      <w:bookmarkEnd w:id="294"/>
+      <w:bookmarkEnd w:id="297"/>
     </w:p>
     <w:p>
       <w:pPr>
@@ -17368,7 +17267,7 @@
           <w:rPr>
             <w:rStyle w:val="Hyperlink"/>
           </w:rPr>
-          <w:t xml:space="preserve">H. A. Zebker et al. 2010</w:t>
+          <w:t xml:space="preserve">Zebker et al. 2010</w:t>
         </w:r>
       </w:hyperlink>
       <w:r>
@@ -17399,6 +17298,9 @@
       </w:r>
       <m:oMath>
         <m:r>
+          <m:rPr>
+            <m:sty m:val="p"/>
+          </m:rPr>
           <m:t>Δ</m:t>
         </m:r>
         <m:sSub>
@@ -17451,6 +17353,9 @@
       </w:r>
       <m:oMath>
         <m:r>
+          <m:rPr>
+            <m:sty m:val="p"/>
+          </m:rPr>
           <m:t>Δ</m:t>
         </m:r>
         <m:sSub>
@@ -17537,7 +17442,7 @@
       <w:pPr>
         <w:pStyle w:val="Textkrper"/>
       </w:pPr>
-      <w:bookmarkStart w:id="295" w:name="eq:sar-topographic-phase-removal-eq3"/>
+      <w:bookmarkStart w:id="298" w:name="eq:sar-topographic-phase-removal-eq3"/>
       <m:oMathPara>
         <m:oMathParaPr>
           <m:jc m:val="center"/>
@@ -17619,6 +17524,9 @@
             <m:t>−</m:t>
           </m:r>
           <m:r>
+            <m:rPr>
+              <m:sty m:val="p"/>
+            </m:rPr>
             <m:t>Δ</m:t>
           </m:r>
           <m:sSub>
@@ -17662,22 +17570,24 @@
           <m:r>
             <m:t>  </m:t>
           </m:r>
-          <m:d>
-            <m:dPr>
-              <m:begChr m:val="("/>
-              <m:sepChr m:val=""/>
-              <m:endChr m:val=")"/>
-              <m:grow/>
-            </m:dPr>
-            <m:e>
-              <m:r>
-                <m:t>3</m:t>
-              </m:r>
-            </m:e>
-          </m:d>
+          <m:r>
+            <m:rPr>
+              <m:sty m:val="p"/>
+            </m:rPr>
+            <m:t>(</m:t>
+          </m:r>
+          <m:r>
+            <m:t>3</m:t>
+          </m:r>
+          <m:r>
+            <m:rPr>
+              <m:sty m:val="p"/>
+            </m:rPr>
+            <m:t>)</m:t>
+          </m:r>
         </m:oMath>
       </m:oMathPara>
-      <w:bookmarkEnd w:id="295"/>
+      <w:bookmarkEnd w:id="298"/>
     </w:p>
     <w:p>
       <w:pPr>
@@ -17742,7 +17652,7 @@
           <w:rPr>
             <w:rStyle w:val="Hyperlink"/>
           </w:rPr>
-          <w:t xml:space="preserve">H. A. Zebker et al. 2010</w:t>
+          <w:t xml:space="preserve">Zebker et al. 2010</w:t>
         </w:r>
       </w:hyperlink>
       <w:r>
@@ -17805,30 +17715,32 @@
             </m:rPr>
             <m:t>=</m:t>
           </m:r>
+          <m:r>
+            <m:rPr>
+              <m:sty m:val="p"/>
+            </m:rPr>
+            <m:t>|</m:t>
+          </m:r>
+          <m:r>
+            <m:t>G</m:t>
+          </m:r>
+          <m:r>
+            <m:t>S</m:t>
+          </m:r>
+          <m:r>
+            <m:t>L</m:t>
+          </m:r>
+          <m:r>
+            <m:t>C</m:t>
+          </m:r>
           <m:sSup>
             <m:e>
-              <m:d>
-                <m:dPr>
-                  <m:begChr m:val="|"/>
-                  <m:sepChr m:val=""/>
-                  <m:endChr m:val="|"/>
-                  <m:grow/>
-                </m:dPr>
-                <m:e>
-                  <m:r>
-                    <m:t>G</m:t>
-                  </m:r>
-                  <m:r>
-                    <m:t>S</m:t>
-                  </m:r>
-                  <m:r>
-                    <m:t>L</m:t>
-                  </m:r>
-                  <m:r>
-                    <m:t>C</m:t>
-                  </m:r>
-                </m:e>
-              </m:d>
+              <m:r>
+                <m:rPr>
+                  <m:sty m:val="p"/>
+                </m:rPr>
+                <m:t>|</m:t>
+              </m:r>
             </m:e>
             <m:sup>
               <m:r>
@@ -17886,28 +17798,30 @@
             </m:rPr>
             <m:t>arg</m:t>
           </m:r>
-          <m:d>
-            <m:dPr>
-              <m:begChr m:val="("/>
-              <m:sepChr m:val=""/>
-              <m:endChr m:val=")"/>
-              <m:grow/>
-            </m:dPr>
-            <m:e>
-              <m:r>
-                <m:t>G</m:t>
-              </m:r>
-              <m:r>
-                <m:t>S</m:t>
-              </m:r>
-              <m:r>
-                <m:t>L</m:t>
-              </m:r>
-              <m:r>
-                <m:t>C</m:t>
-              </m:r>
-            </m:e>
-          </m:d>
+          <m:r>
+            <m:rPr>
+              <m:sty m:val="p"/>
+            </m:rPr>
+            <m:t>(</m:t>
+          </m:r>
+          <m:r>
+            <m:t>G</m:t>
+          </m:r>
+          <m:r>
+            <m:t>S</m:t>
+          </m:r>
+          <m:r>
+            <m:t>L</m:t>
+          </m:r>
+          <m:r>
+            <m:t>C</m:t>
+          </m:r>
+          <m:r>
+            <m:rPr>
+              <m:sty m:val="p"/>
+            </m:rPr>
+            <m:t>)</m:t>
+          </m:r>
         </m:oMath>
       </m:oMathPara>
     </w:p>
@@ -17939,7 +17853,7 @@
       <w:pPr>
         <w:pStyle w:val="Textkrper"/>
       </w:pPr>
-      <w:bookmarkStart w:id="296" w:name="eq:sar-topographic-phase-removal-eq4"/>
+      <w:bookmarkStart w:id="299" w:name="eq:sar-topographic-phase-removal-eq4"/>
       <m:oMathPara>
         <m:oMathParaPr>
           <m:jc m:val="center"/>
@@ -18021,6 +17935,9 @@
             <m:t>−</m:t>
           </m:r>
           <m:r>
+            <m:rPr>
+              <m:sty m:val="p"/>
+            </m:rPr>
             <m:t>Δ</m:t>
           </m:r>
           <m:sSub>
@@ -18174,28 +18091,30 @@
           <m:r>
             <m:t>  </m:t>
           </m:r>
-          <m:d>
-            <m:dPr>
-              <m:begChr m:val="("/>
-              <m:sepChr m:val=""/>
-              <m:endChr m:val=")"/>
-              <m:grow/>
-            </m:dPr>
-            <m:e>
-              <m:r>
-                <m:t>4</m:t>
-              </m:r>
-            </m:e>
-          </m:d>
+          <m:r>
+            <m:rPr>
+              <m:sty m:val="p"/>
+            </m:rPr>
+            <m:t>(</m:t>
+          </m:r>
+          <m:r>
+            <m:t>4</m:t>
+          </m:r>
+          <m:r>
+            <m:rPr>
+              <m:sty m:val="p"/>
+            </m:rPr>
+            <m:t>)</m:t>
+          </m:r>
         </m:oMath>
       </m:oMathPara>
-      <w:bookmarkEnd w:id="296"/>
+      <w:bookmarkEnd w:id="299"/>
     </w:p>
     <w:p>
       <w:pPr>
         <w:pStyle w:val="FirstParagraph"/>
       </w:pPr>
-      <w:bookmarkStart w:id="297" w:name="eq:sar-topographic-phase-removal-eq5"/>
+      <w:bookmarkStart w:id="300" w:name="eq:sar-topographic-phase-removal-eq5"/>
       <m:oMathPara>
         <m:oMathParaPr>
           <m:jc m:val="center"/>
@@ -18277,6 +18196,9 @@
             <m:t>−</m:t>
           </m:r>
           <m:r>
+            <m:rPr>
+              <m:sty m:val="p"/>
+            </m:rPr>
             <m:t>Δ</m:t>
           </m:r>
           <m:sSub>
@@ -18430,22 +18352,24 @@
           <m:r>
             <m:t>  </m:t>
           </m:r>
-          <m:d>
-            <m:dPr>
-              <m:begChr m:val="("/>
-              <m:sepChr m:val=""/>
-              <m:endChr m:val=")"/>
-              <m:grow/>
-            </m:dPr>
-            <m:e>
-              <m:r>
-                <m:t>5</m:t>
-              </m:r>
-            </m:e>
-          </m:d>
+          <m:r>
+            <m:rPr>
+              <m:sty m:val="p"/>
+            </m:rPr>
+            <m:t>(</m:t>
+          </m:r>
+          <m:r>
+            <m:t>5</m:t>
+          </m:r>
+          <m:r>
+            <m:rPr>
+              <m:sty m:val="p"/>
+            </m:rPr>
+            <m:t>)</m:t>
+          </m:r>
         </m:oMath>
       </m:oMathPara>
-      <w:bookmarkEnd w:id="297"/>
+      <w:bookmarkEnd w:id="300"/>
     </w:p>
     <w:p>
       <w:pPr>
@@ -18459,13 +18383,16 @@
       <w:pPr>
         <w:pStyle w:val="Textkrper"/>
       </w:pPr>
-      <w:bookmarkStart w:id="298" w:name="eq:sar-topographic-phase-removal-eq6"/>
+      <w:bookmarkStart w:id="301" w:name="eq:sar-topographic-phase-removal-eq6"/>
       <m:oMathPara>
         <m:oMathParaPr>
           <m:jc m:val="center"/>
         </m:oMathParaPr>
         <m:oMath>
           <m:r>
+            <m:rPr>
+              <m:sty m:val="p"/>
+            </m:rPr>
             <m:t>Δ</m:t>
           </m:r>
           <m:sSub>
@@ -18606,22 +18533,24 @@
           <m:r>
             <m:t>  </m:t>
           </m:r>
-          <m:d>
-            <m:dPr>
-              <m:begChr m:val="("/>
-              <m:sepChr m:val=""/>
-              <m:endChr m:val=")"/>
-              <m:grow/>
-            </m:dPr>
-            <m:e>
-              <m:r>
-                <m:t>6</m:t>
-              </m:r>
-            </m:e>
-          </m:d>
+          <m:r>
+            <m:rPr>
+              <m:sty m:val="p"/>
+            </m:rPr>
+            <m:t>(</m:t>
+          </m:r>
+          <m:r>
+            <m:t>6</m:t>
+          </m:r>
+          <m:r>
+            <m:rPr>
+              <m:sty m:val="p"/>
+            </m:rPr>
+            <m:t>)</m:t>
+          </m:r>
         </m:oMath>
       </m:oMathPara>
-      <w:bookmarkEnd w:id="298"/>
+      <w:bookmarkEnd w:id="301"/>
     </w:p>
     <w:p>
       <w:pPr>
@@ -18646,13 +18575,16 @@
       <w:pPr>
         <w:pStyle w:val="Textkrper"/>
       </w:pPr>
-      <w:bookmarkStart w:id="299" w:name="eq:sar-topographic-phase-removal-eq7"/>
+      <w:bookmarkStart w:id="302" w:name="eq:sar-topographic-phase-removal-eq7"/>
       <m:oMathPara>
         <m:oMathParaPr>
           <m:jc m:val="center"/>
         </m:oMathParaPr>
         <m:oMath>
           <m:r>
+            <m:rPr>
+              <m:sty m:val="p"/>
+            </m:rPr>
             <m:t>Δ</m:t>
           </m:r>
           <m:sSub>
@@ -18708,273 +18640,43 @@
             </m:rPr>
             <m:t>=</m:t>
           </m:r>
-          <m:d>
-            <m:dPr>
-              <m:begChr m:val="("/>
-              <m:sepChr m:val=""/>
-              <m:endChr m:val=")"/>
-              <m:grow/>
-            </m:dPr>
+          <m:r>
+            <m:rPr>
+              <m:sty m:val="p"/>
+            </m:rPr>
+            <m:t>(</m:t>
+          </m:r>
+          <m:sSub>
             <m:e>
-              <m:sSub>
-                <m:e>
-                  <m:r>
-                    <m:t>φ</m:t>
-                  </m:r>
-                </m:e>
-                <m:sub>
-                  <m:r>
-                    <m:rPr>
-                      <m:nor/>
-                      <m:sty m:val="p"/>
-                    </m:rPr>
-                    <m:t>SLC</m:t>
-                  </m:r>
-                  <m:r>
-                    <m:rPr>
-                      <m:sty m:val="p"/>
-                    </m:rPr>
-                    <m:t>_</m:t>
-                  </m:r>
-                  <m:r>
-                    <m:t>1</m:t>
-                  </m:r>
-                </m:sub>
-              </m:sSub>
+              <m:r>
+                <m:t>φ</m:t>
+              </m:r>
+            </m:e>
+            <m:sub>
+              <m:r>
+                <m:rPr>
+                  <m:nor/>
+                  <m:sty m:val="p"/>
+                </m:rPr>
+                <m:t>SLC</m:t>
+              </m:r>
               <m:r>
                 <m:rPr>
                   <m:sty m:val="p"/>
                 </m:rPr>
-                <m:t>−</m:t>
-              </m:r>
-              <m:sSub>
-                <m:e>
-                  <m:r>
-                    <m:t>φ</m:t>
-                  </m:r>
-                </m:e>
-                <m:sub>
-                  <m:r>
-                    <m:rPr>
-                      <m:nor/>
-                      <m:sty m:val="p"/>
-                    </m:rPr>
-                    <m:t>DEM</m:t>
-                  </m:r>
-                  <m:r>
-                    <m:rPr>
-                      <m:sty m:val="p"/>
-                    </m:rPr>
-                    <m:t>_</m:t>
-                  </m:r>
-                  <m:r>
-                    <m:rPr>
-                      <m:nor/>
-                      <m:sty m:val="p"/>
-                    </m:rPr>
-                    <m:t>OrbRef</m:t>
-                  </m:r>
-                </m:sub>
-              </m:sSub>
-              <m:r>
-                <m:rPr>
-                  <m:sty m:val="p"/>
-                </m:rPr>
-                <m:t>−</m:t>
-              </m:r>
-              <m:sSub>
-                <m:e>
-                  <m:r>
-                    <m:t>φ</m:t>
-                  </m:r>
-                </m:e>
-                <m:sub>
-                  <m:r>
-                    <m:rPr>
-                      <m:nor/>
-                      <m:sty m:val="p"/>
-                    </m:rPr>
-                    <m:t>DEM</m:t>
-                  </m:r>
-                  <m:r>
-                    <m:rPr>
-                      <m:sty m:val="p"/>
-                    </m:rPr>
-                    <m:t>_</m:t>
-                  </m:r>
-                  <m:r>
-                    <m:rPr>
-                      <m:nor/>
-                      <m:sty m:val="p"/>
-                    </m:rPr>
-                    <m:t>SLC</m:t>
-                  </m:r>
-                  <m:r>
-                    <m:rPr>
-                      <m:sty m:val="p"/>
-                    </m:rPr>
-                    <m:t>_</m:t>
-                  </m:r>
-                  <m:r>
-                    <m:t>1</m:t>
-                  </m:r>
-                </m:sub>
-              </m:sSub>
-            </m:e>
-          </m:d>
+                <m:t>_</m:t>
+              </m:r>
+              <m:r>
+                <m:t>1</m:t>
+              </m:r>
+            </m:sub>
+          </m:sSub>
           <m:r>
             <m:rPr>
               <m:sty m:val="p"/>
             </m:rPr>
             <m:t>−</m:t>
           </m:r>
-          <m:d>
-            <m:dPr>
-              <m:begChr m:val="("/>
-              <m:sepChr m:val=""/>
-              <m:endChr m:val=")"/>
-              <m:grow/>
-            </m:dPr>
-            <m:e>
-              <m:sSub>
-                <m:e>
-                  <m:r>
-                    <m:t>φ</m:t>
-                  </m:r>
-                </m:e>
-                <m:sub>
-                  <m:r>
-                    <m:rPr>
-                      <m:nor/>
-                      <m:sty m:val="p"/>
-                    </m:rPr>
-                    <m:t>SLC</m:t>
-                  </m:r>
-                  <m:r>
-                    <m:rPr>
-                      <m:sty m:val="p"/>
-                    </m:rPr>
-                    <m:t>_</m:t>
-                  </m:r>
-                  <m:r>
-                    <m:t>2</m:t>
-                  </m:r>
-                </m:sub>
-              </m:sSub>
-              <m:r>
-                <m:rPr>
-                  <m:sty m:val="p"/>
-                </m:rPr>
-                <m:t>−</m:t>
-              </m:r>
-              <m:sSub>
-                <m:e>
-                  <m:r>
-                    <m:t>φ</m:t>
-                  </m:r>
-                </m:e>
-                <m:sub>
-                  <m:r>
-                    <m:rPr>
-                      <m:nor/>
-                      <m:sty m:val="p"/>
-                    </m:rPr>
-                    <m:t>DEM</m:t>
-                  </m:r>
-                  <m:r>
-                    <m:rPr>
-                      <m:sty m:val="p"/>
-                    </m:rPr>
-                    <m:t>_</m:t>
-                  </m:r>
-                  <m:r>
-                    <m:rPr>
-                      <m:nor/>
-                      <m:sty m:val="p"/>
-                    </m:rPr>
-                    <m:t>OrbRef</m:t>
-                  </m:r>
-                </m:sub>
-              </m:sSub>
-              <m:r>
-                <m:rPr>
-                  <m:sty m:val="p"/>
-                </m:rPr>
-                <m:t>−</m:t>
-              </m:r>
-              <m:sSub>
-                <m:e>
-                  <m:r>
-                    <m:t>φ</m:t>
-                  </m:r>
-                </m:e>
-                <m:sub>
-                  <m:r>
-                    <m:rPr>
-                      <m:nor/>
-                      <m:sty m:val="p"/>
-                    </m:rPr>
-                    <m:t>DEM</m:t>
-                  </m:r>
-                  <m:r>
-                    <m:rPr>
-                      <m:sty m:val="p"/>
-                    </m:rPr>
-                    <m:t>_</m:t>
-                  </m:r>
-                  <m:r>
-                    <m:rPr>
-                      <m:nor/>
-                      <m:sty m:val="p"/>
-                    </m:rPr>
-                    <m:t>SLC</m:t>
-                  </m:r>
-                  <m:r>
-                    <m:rPr>
-                      <m:sty m:val="p"/>
-                    </m:rPr>
-                    <m:t>_</m:t>
-                  </m:r>
-                  <m:r>
-                    <m:t>2</m:t>
-                  </m:r>
-                </m:sub>
-              </m:sSub>
-            </m:e>
-          </m:d>
-          <m:r>
-            <m:t>  </m:t>
-          </m:r>
-          <m:d>
-            <m:dPr>
-              <m:begChr m:val="("/>
-              <m:sepChr m:val=""/>
-              <m:endChr m:val=")"/>
-              <m:grow/>
-            </m:dPr>
-            <m:e>
-              <m:r>
-                <m:t>7</m:t>
-              </m:r>
-            </m:e>
-          </m:d>
-        </m:oMath>
-      </m:oMathPara>
-      <w:bookmarkEnd w:id="299"/>
-    </w:p>
-    <w:p>
-      <w:pPr>
-        <w:pStyle w:val="FirstParagraph"/>
-      </w:pPr>
-      <w:bookmarkStart w:id="300" w:name="eq:sar-topographic-phase-removal-eq8"/>
-      <m:oMathPara>
-        <m:oMathParaPr>
-          <m:jc m:val="center"/>
-        </m:oMathParaPr>
-        <m:oMath>
-          <m:r>
-            <m:t>Δ</m:t>
-          </m:r>
           <m:sSub>
             <m:e>
               <m:r>
@@ -18987,7 +18689,7 @@
                   <m:nor/>
                   <m:sty m:val="p"/>
                 </m:rPr>
-                <m:t>CARD</m:t>
+                <m:t>DEM</m:t>
               </m:r>
               <m:r>
                 <m:rPr>
@@ -18996,29 +18698,11 @@
                 <m:t>_</m:t>
               </m:r>
               <m:r>
-                <m:t>1</m:t>
-              </m:r>
-              <m:r>
-                <m:rPr>
-                  <m:sty m:val="p"/>
-                </m:rPr>
-                <m:t>−</m:t>
-              </m:r>
-              <m:r>
                 <m:rPr>
                   <m:nor/>
                   <m:sty m:val="p"/>
                 </m:rPr>
-                <m:t>CARD</m:t>
-              </m:r>
-              <m:r>
-                <m:rPr>
-                  <m:sty m:val="p"/>
-                </m:rPr>
-                <m:t>_</m:t>
-              </m:r>
-              <m:r>
-                <m:t>2</m:t>
+                <m:t>OrbRef</m:t>
               </m:r>
             </m:sub>
           </m:sSub>
@@ -19026,128 +18710,124 @@
             <m:rPr>
               <m:sty m:val="p"/>
             </m:rPr>
-            <m:t>=</m:t>
+            <m:t>−</m:t>
           </m:r>
-          <m:d>
-            <m:dPr>
-              <m:begChr m:val="("/>
-              <m:sepChr m:val=""/>
-              <m:endChr m:val=")"/>
-              <m:grow/>
-            </m:dPr>
+          <m:sSub>
             <m:e>
-              <m:sSub>
-                <m:e>
-                  <m:r>
-                    <m:t>φ</m:t>
-                  </m:r>
-                </m:e>
-                <m:sub>
-                  <m:r>
-                    <m:rPr>
-                      <m:nor/>
-                      <m:sty m:val="p"/>
-                    </m:rPr>
-                    <m:t>SLC</m:t>
-                  </m:r>
-                  <m:r>
-                    <m:rPr>
-                      <m:sty m:val="p"/>
-                    </m:rPr>
-                    <m:t>_</m:t>
-                  </m:r>
-                  <m:r>
-                    <m:t>1</m:t>
-                  </m:r>
-                </m:sub>
-              </m:sSub>
+              <m:r>
+                <m:t>φ</m:t>
+              </m:r>
+            </m:e>
+            <m:sub>
+              <m:r>
+                <m:rPr>
+                  <m:nor/>
+                  <m:sty m:val="p"/>
+                </m:rPr>
+                <m:t>DEM</m:t>
+              </m:r>
               <m:r>
                 <m:rPr>
                   <m:sty m:val="p"/>
                 </m:rPr>
-                <m:t>−</m:t>
-              </m:r>
-              <m:sSub>
-                <m:e>
-                  <m:r>
-                    <m:t>φ</m:t>
-                  </m:r>
-                </m:e>
-                <m:sub>
-                  <m:r>
-                    <m:rPr>
-                      <m:nor/>
-                      <m:sty m:val="p"/>
-                    </m:rPr>
-                    <m:t>SLC</m:t>
-                  </m:r>
-                  <m:r>
-                    <m:rPr>
-                      <m:sty m:val="p"/>
-                    </m:rPr>
-                    <m:t>_</m:t>
-                  </m:r>
-                  <m:r>
-                    <m:t>2</m:t>
-                  </m:r>
-                </m:sub>
-              </m:sSub>
-            </m:e>
-          </m:d>
+                <m:t>_</m:t>
+              </m:r>
+              <m:r>
+                <m:rPr>
+                  <m:nor/>
+                  <m:sty m:val="p"/>
+                </m:rPr>
+                <m:t>SLC</m:t>
+              </m:r>
+              <m:r>
+                <m:rPr>
+                  <m:sty m:val="p"/>
+                </m:rPr>
+                <m:t>_</m:t>
+              </m:r>
+              <m:r>
+                <m:t>1</m:t>
+              </m:r>
+            </m:sub>
+          </m:sSub>
+          <m:r>
+            <m:rPr>
+              <m:sty m:val="p"/>
+            </m:rPr>
+            <m:t>)</m:t>
+          </m:r>
           <m:r>
             <m:rPr>
               <m:sty m:val="p"/>
             </m:rPr>
             <m:t>−</m:t>
           </m:r>
-          <m:d>
-            <m:dPr>
-              <m:begChr m:val="("/>
-              <m:sepChr m:val=""/>
-              <m:endChr m:val=")"/>
-              <m:grow/>
-            </m:dPr>
+          <m:r>
+            <m:rPr>
+              <m:sty m:val="p"/>
+            </m:rPr>
+            <m:t>(</m:t>
+          </m:r>
+          <m:sSub>
             <m:e>
-              <m:sSub>
-                <m:e>
-                  <m:r>
-                    <m:t>φ</m:t>
-                  </m:r>
-                </m:e>
-                <m:sub>
-                  <m:r>
-                    <m:rPr>
-                      <m:nor/>
-                      <m:sty m:val="p"/>
-                    </m:rPr>
-                    <m:t>DEM</m:t>
-                  </m:r>
-                  <m:r>
-                    <m:rPr>
-                      <m:sty m:val="p"/>
-                    </m:rPr>
-                    <m:t>_</m:t>
-                  </m:r>
-                  <m:r>
-                    <m:rPr>
-                      <m:nor/>
-                      <m:sty m:val="p"/>
-                    </m:rPr>
-                    <m:t>SLC</m:t>
-                  </m:r>
-                  <m:r>
-                    <m:rPr>
-                      <m:sty m:val="p"/>
-                    </m:rPr>
-                    <m:t>_</m:t>
-                  </m:r>
-                  <m:r>
-                    <m:t>1</m:t>
-                  </m:r>
-                </m:sub>
-              </m:sSub>
+              <m:r>
+                <m:t>φ</m:t>
+              </m:r>
             </m:e>
-          </m:d>
+            <m:sub>
+              <m:r>
+                <m:rPr>
+                  <m:nor/>
+                  <m:sty m:val="p"/>
+                </m:rPr>
+                <m:t>SLC</m:t>
+              </m:r>
+              <m:r>
+                <m:rPr>
+                  <m:sty m:val="p"/>
+                </m:rPr>
+                <m:t>_</m:t>
+              </m:r>
+              <m:r>
+                <m:t>2</m:t>
+              </m:r>
+            </m:sub>
+          </m:sSub>
+          <m:r>
+            <m:rPr>
+              <m:sty m:val="p"/>
+            </m:rPr>
+            <m:t>−</m:t>
+          </m:r>
+          <m:sSub>
+            <m:e>
+              <m:r>
+                <m:t>φ</m:t>
+              </m:r>
+            </m:e>
+            <m:sub>
+              <m:r>
+                <m:rPr>
+                  <m:nor/>
+                  <m:sty m:val="p"/>
+                </m:rPr>
+                <m:t>DEM</m:t>
+              </m:r>
+              <m:r>
+                <m:rPr>
+                  <m:sty m:val="p"/>
+                </m:rPr>
+                <m:t>_</m:t>
+              </m:r>
+              <m:r>
+                <m:rPr>
+                  <m:nor/>
+                  <m:sty m:val="p"/>
+                </m:rPr>
+                <m:t>OrbRef</m:t>
+              </m:r>
+            </m:sub>
+          </m:sSub>
           <m:r>
             <m:rPr>
               <m:sty m:val="p"/>
@@ -19201,34 +18881,39 @@
           <m:r>
             <m:t>  </m:t>
           </m:r>
-          <m:d>
-            <m:dPr>
-              <m:begChr m:val="("/>
-              <m:sepChr m:val=""/>
-              <m:endChr m:val=")"/>
-              <m:grow/>
-            </m:dPr>
-            <m:e>
-              <m:r>
-                <m:t>8</m:t>
-              </m:r>
-            </m:e>
-          </m:d>
+          <m:r>
+            <m:rPr>
+              <m:sty m:val="p"/>
+            </m:rPr>
+            <m:t>(</m:t>
+          </m:r>
+          <m:r>
+            <m:t>7</m:t>
+          </m:r>
+          <m:r>
+            <m:rPr>
+              <m:sty m:val="p"/>
+            </m:rPr>
+            <m:t>)</m:t>
+          </m:r>
         </m:oMath>
       </m:oMathPara>
-      <w:bookmarkEnd w:id="300"/>
+      <w:bookmarkEnd w:id="302"/>
     </w:p>
     <w:p>
       <w:pPr>
         <w:pStyle w:val="FirstParagraph"/>
       </w:pPr>
-      <w:bookmarkStart w:id="301" w:name="eq:sar-topographic-phase-removal-eq9"/>
+      <w:bookmarkStart w:id="303" w:name="eq:sar-topographic-phase-removal-eq8"/>
       <m:oMathPara>
         <m:oMathParaPr>
           <m:jc m:val="center"/>
         </m:oMathParaPr>
         <m:oMath>
           <m:r>
+            <m:rPr>
+              <m:sty m:val="p"/>
+            </m:rPr>
             <m:t>Δ</m:t>
           </m:r>
           <m:sSub>
@@ -19285,6 +18970,274 @@
             <m:t>=</m:t>
           </m:r>
           <m:r>
+            <m:rPr>
+              <m:sty m:val="p"/>
+            </m:rPr>
+            <m:t>(</m:t>
+          </m:r>
+          <m:sSub>
+            <m:e>
+              <m:r>
+                <m:t>φ</m:t>
+              </m:r>
+            </m:e>
+            <m:sub>
+              <m:r>
+                <m:rPr>
+                  <m:nor/>
+                  <m:sty m:val="p"/>
+                </m:rPr>
+                <m:t>SLC</m:t>
+              </m:r>
+              <m:r>
+                <m:rPr>
+                  <m:sty m:val="p"/>
+                </m:rPr>
+                <m:t>_</m:t>
+              </m:r>
+              <m:r>
+                <m:t>1</m:t>
+              </m:r>
+            </m:sub>
+          </m:sSub>
+          <m:r>
+            <m:rPr>
+              <m:sty m:val="p"/>
+            </m:rPr>
+            <m:t>−</m:t>
+          </m:r>
+          <m:sSub>
+            <m:e>
+              <m:r>
+                <m:t>φ</m:t>
+              </m:r>
+            </m:e>
+            <m:sub>
+              <m:r>
+                <m:rPr>
+                  <m:nor/>
+                  <m:sty m:val="p"/>
+                </m:rPr>
+                <m:t>SLC</m:t>
+              </m:r>
+              <m:r>
+                <m:rPr>
+                  <m:sty m:val="p"/>
+                </m:rPr>
+                <m:t>_</m:t>
+              </m:r>
+              <m:r>
+                <m:t>2</m:t>
+              </m:r>
+            </m:sub>
+          </m:sSub>
+          <m:r>
+            <m:rPr>
+              <m:sty m:val="p"/>
+            </m:rPr>
+            <m:t>)</m:t>
+          </m:r>
+          <m:r>
+            <m:rPr>
+              <m:sty m:val="p"/>
+            </m:rPr>
+            <m:t>−</m:t>
+          </m:r>
+          <m:r>
+            <m:rPr>
+              <m:sty m:val="p"/>
+            </m:rPr>
+            <m:t>(</m:t>
+          </m:r>
+          <m:sSub>
+            <m:e>
+              <m:r>
+                <m:t>φ</m:t>
+              </m:r>
+            </m:e>
+            <m:sub>
+              <m:r>
+                <m:rPr>
+                  <m:nor/>
+                  <m:sty m:val="p"/>
+                </m:rPr>
+                <m:t>DEM</m:t>
+              </m:r>
+              <m:r>
+                <m:rPr>
+                  <m:sty m:val="p"/>
+                </m:rPr>
+                <m:t>_</m:t>
+              </m:r>
+              <m:r>
+                <m:rPr>
+                  <m:nor/>
+                  <m:sty m:val="p"/>
+                </m:rPr>
+                <m:t>SLC</m:t>
+              </m:r>
+              <m:r>
+                <m:rPr>
+                  <m:sty m:val="p"/>
+                </m:rPr>
+                <m:t>_</m:t>
+              </m:r>
+              <m:r>
+                <m:t>1</m:t>
+              </m:r>
+            </m:sub>
+          </m:sSub>
+          <m:r>
+            <m:rPr>
+              <m:sty m:val="p"/>
+            </m:rPr>
+            <m:t>)</m:t>
+          </m:r>
+          <m:r>
+            <m:rPr>
+              <m:sty m:val="p"/>
+            </m:rPr>
+            <m:t>−</m:t>
+          </m:r>
+          <m:sSub>
+            <m:e>
+              <m:r>
+                <m:t>φ</m:t>
+              </m:r>
+            </m:e>
+            <m:sub>
+              <m:r>
+                <m:rPr>
+                  <m:nor/>
+                  <m:sty m:val="p"/>
+                </m:rPr>
+                <m:t>DEM</m:t>
+              </m:r>
+              <m:r>
+                <m:rPr>
+                  <m:sty m:val="p"/>
+                </m:rPr>
+                <m:t>_</m:t>
+              </m:r>
+              <m:r>
+                <m:rPr>
+                  <m:nor/>
+                  <m:sty m:val="p"/>
+                </m:rPr>
+                <m:t>SLC</m:t>
+              </m:r>
+              <m:r>
+                <m:rPr>
+                  <m:sty m:val="p"/>
+                </m:rPr>
+                <m:t>_</m:t>
+              </m:r>
+              <m:r>
+                <m:t>2</m:t>
+              </m:r>
+            </m:sub>
+          </m:sSub>
+          <m:r>
+            <m:rPr>
+              <m:sty m:val="p"/>
+            </m:rPr>
+            <m:t>)</m:t>
+          </m:r>
+          <m:r>
+            <m:t>  </m:t>
+          </m:r>
+          <m:r>
+            <m:rPr>
+              <m:sty m:val="p"/>
+            </m:rPr>
+            <m:t>(</m:t>
+          </m:r>
+          <m:r>
+            <m:t>8</m:t>
+          </m:r>
+          <m:r>
+            <m:rPr>
+              <m:sty m:val="p"/>
+            </m:rPr>
+            <m:t>)</m:t>
+          </m:r>
+        </m:oMath>
+      </m:oMathPara>
+      <w:bookmarkEnd w:id="303"/>
+    </w:p>
+    <w:p>
+      <w:pPr>
+        <w:pStyle w:val="FirstParagraph"/>
+      </w:pPr>
+      <w:bookmarkStart w:id="304" w:name="eq:sar-topographic-phase-removal-eq9"/>
+      <m:oMathPara>
+        <m:oMathParaPr>
+          <m:jc m:val="center"/>
+        </m:oMathParaPr>
+        <m:oMath>
+          <m:r>
+            <m:rPr>
+              <m:sty m:val="p"/>
+            </m:rPr>
+            <m:t>Δ</m:t>
+          </m:r>
+          <m:sSub>
+            <m:e>
+              <m:r>
+                <m:t>φ</m:t>
+              </m:r>
+            </m:e>
+            <m:sub>
+              <m:r>
+                <m:rPr>
+                  <m:nor/>
+                  <m:sty m:val="p"/>
+                </m:rPr>
+                <m:t>CARD</m:t>
+              </m:r>
+              <m:r>
+                <m:rPr>
+                  <m:sty m:val="p"/>
+                </m:rPr>
+                <m:t>_</m:t>
+              </m:r>
+              <m:r>
+                <m:t>1</m:t>
+              </m:r>
+              <m:r>
+                <m:rPr>
+                  <m:sty m:val="p"/>
+                </m:rPr>
+                <m:t>−</m:t>
+              </m:r>
+              <m:r>
+                <m:rPr>
+                  <m:nor/>
+                  <m:sty m:val="p"/>
+                </m:rPr>
+                <m:t>CARD</m:t>
+              </m:r>
+              <m:r>
+                <m:rPr>
+                  <m:sty m:val="p"/>
+                </m:rPr>
+                <m:t>_</m:t>
+              </m:r>
+              <m:r>
+                <m:t>2</m:t>
+              </m:r>
+            </m:sub>
+          </m:sSub>
+          <m:r>
+            <m:rPr>
+              <m:sty m:val="p"/>
+            </m:rPr>
+            <m:t>=</m:t>
+          </m:r>
+          <m:r>
+            <m:rPr>
+              <m:sty m:val="p"/>
+            </m:rPr>
             <m:t>Δ</m:t>
           </m:r>
           <m:sSub>
@@ -19341,6 +19294,9 @@
             <m:t>−</m:t>
           </m:r>
           <m:r>
+            <m:rPr>
+              <m:sty m:val="p"/>
+            </m:rPr>
             <m:t>Δ</m:t>
           </m:r>
           <m:sSub>
@@ -19380,22 +19336,24 @@
           <m:r>
             <m:t>  </m:t>
           </m:r>
-          <m:d>
-            <m:dPr>
-              <m:begChr m:val="("/>
-              <m:sepChr m:val=""/>
-              <m:endChr m:val=")"/>
-              <m:grow/>
-            </m:dPr>
-            <m:e>
-              <m:r>
-                <m:t>9</m:t>
-              </m:r>
-            </m:e>
-          </m:d>
+          <m:r>
+            <m:rPr>
+              <m:sty m:val="p"/>
+            </m:rPr>
+            <m:t>(</m:t>
+          </m:r>
+          <m:r>
+            <m:t>9</m:t>
+          </m:r>
+          <m:r>
+            <m:rPr>
+              <m:sty m:val="p"/>
+            </m:rPr>
+            <m:t>)</m:t>
+          </m:r>
         </m:oMath>
       </m:oMathPara>
-      <w:bookmarkEnd w:id="301"/>
+      <w:bookmarkEnd w:id="304"/>
     </w:p>
     <w:p>
       <w:pPr>
@@ -19409,6 +19367,9 @@
       </w:r>
       <m:oMath>
         <m:r>
+          <m:rPr>
+            <m:sty m:val="p"/>
+          </m:rPr>
           <m:t>Δ</m:t>
         </m:r>
         <m:sSub>
@@ -19481,283 +19442,16 @@
       <w:pPr>
         <w:pStyle w:val="Textkrper"/>
       </w:pPr>
-      <w:bookmarkStart w:id="302" w:name="eq:sar-topographic-phase-removal-eq10"/>
+      <w:bookmarkStart w:id="305" w:name="eq:sar-topographic-phase-removal-eq10"/>
       <m:oMathPara>
         <m:oMathParaPr>
           <m:jc m:val="center"/>
         </m:oMathParaPr>
         <m:oMath>
           <m:r>
-            <m:t>Δ</m:t>
-          </m:r>
-          <m:sSub>
-            <m:e>
-              <m:r>
-                <m:t>φ</m:t>
-              </m:r>
-            </m:e>
-            <m:sub>
-              <m:r>
-                <m:rPr>
-                  <m:nor/>
-                  <m:sty m:val="p"/>
-                </m:rPr>
-                <m:t>CARD</m:t>
-              </m:r>
-              <m:r>
-                <m:rPr>
-                  <m:sty m:val="p"/>
-                </m:rPr>
-                <m:t>_</m:t>
-              </m:r>
-              <m:r>
-                <m:t>1</m:t>
-              </m:r>
-              <m:r>
-                <m:rPr>
-                  <m:sty m:val="p"/>
-                </m:rPr>
-                <m:t>−</m:t>
-              </m:r>
-              <m:r>
-                <m:rPr>
-                  <m:nor/>
-                  <m:sty m:val="p"/>
-                </m:rPr>
-                <m:t>CARD</m:t>
-              </m:r>
-              <m:r>
-                <m:rPr>
-                  <m:sty m:val="p"/>
-                </m:rPr>
-                <m:t>_</m:t>
-              </m:r>
-              <m:r>
-                <m:t>2</m:t>
-              </m:r>
-            </m:sub>
-          </m:sSub>
-          <m:r>
             <m:rPr>
               <m:sty m:val="p"/>
             </m:rPr>
-            <m:t>=</m:t>
-          </m:r>
-          <m:d>
-            <m:dPr>
-              <m:begChr m:val="("/>
-              <m:sepChr m:val=""/>
-              <m:endChr m:val=")"/>
-              <m:grow/>
-            </m:dPr>
-            <m:e>
-              <m:r>
-                <m:t>Δ</m:t>
-              </m:r>
-              <m:sSub>
-                <m:e>
-                  <m:r>
-                    <m:t>φ</m:t>
-                  </m:r>
-                </m:e>
-                <m:sub>
-                  <m:r>
-                    <m:rPr>
-                      <m:nor/>
-                      <m:sty m:val="p"/>
-                    </m:rPr>
-                    <m:t>Topo</m:t>
-                  </m:r>
-                  <m:r>
-                    <m:rPr>
-                      <m:sty m:val="p"/>
-                    </m:rPr>
-                    <m:t>_</m:t>
-                  </m:r>
-                  <m:r>
-                    <m:t>1</m:t>
-                  </m:r>
-                  <m:r>
-                    <m:rPr>
-                      <m:sty m:val="p"/>
-                    </m:rPr>
-                    <m:t>−</m:t>
-                  </m:r>
-                  <m:r>
-                    <m:t>2</m:t>
-                  </m:r>
-                </m:sub>
-              </m:sSub>
-              <m:r>
-                <m:rPr>
-                  <m:sty m:val="p"/>
-                </m:rPr>
-                <m:t>+</m:t>
-              </m:r>
-              <m:r>
-                <m:t>Δ</m:t>
-              </m:r>
-              <m:sSub>
-                <m:e>
-                  <m:r>
-                    <m:t>φ</m:t>
-                  </m:r>
-                </m:e>
-                <m:sub>
-                  <m:r>
-                    <m:rPr>
-                      <m:nor/>
-                      <m:sty m:val="p"/>
-                    </m:rPr>
-                    <m:t>Disp</m:t>
-                  </m:r>
-                  <m:r>
-                    <m:rPr>
-                      <m:sty m:val="p"/>
-                    </m:rPr>
-                    <m:t>_</m:t>
-                  </m:r>
-                  <m:r>
-                    <m:t>1</m:t>
-                  </m:r>
-                  <m:r>
-                    <m:rPr>
-                      <m:sty m:val="p"/>
-                    </m:rPr>
-                    <m:t>−</m:t>
-                  </m:r>
-                  <m:r>
-                    <m:t>2</m:t>
-                  </m:r>
-                </m:sub>
-              </m:sSub>
-              <m:r>
-                <m:rPr>
-                  <m:sty m:val="p"/>
-                </m:rPr>
-                <m:t>+</m:t>
-              </m:r>
-              <m:r>
-                <m:t>Δ</m:t>
-              </m:r>
-              <m:sSub>
-                <m:e>
-                  <m:r>
-                    <m:t>φ</m:t>
-                  </m:r>
-                </m:e>
-                <m:sub>
-                  <m:r>
-                    <m:rPr>
-                      <m:nor/>
-                      <m:sty m:val="p"/>
-                    </m:rPr>
-                    <m:t>Noise</m:t>
-                  </m:r>
-                  <m:r>
-                    <m:rPr>
-                      <m:sty m:val="p"/>
-                    </m:rPr>
-                    <m:t>_</m:t>
-                  </m:r>
-                  <m:r>
-                    <m:t>1</m:t>
-                  </m:r>
-                  <m:r>
-                    <m:rPr>
-                      <m:sty m:val="p"/>
-                    </m:rPr>
-                    <m:t>−</m:t>
-                  </m:r>
-                  <m:r>
-                    <m:t>2</m:t>
-                  </m:r>
-                </m:sub>
-              </m:sSub>
-            </m:e>
-          </m:d>
-          <m:r>
-            <m:rPr>
-              <m:sty m:val="p"/>
-            </m:rPr>
-            <m:t>−</m:t>
-          </m:r>
-          <m:r>
-            <m:t>Δ</m:t>
-          </m:r>
-          <m:sSub>
-            <m:e>
-              <m:r>
-                <m:t>φ</m:t>
-              </m:r>
-            </m:e>
-            <m:sub>
-              <m:r>
-                <m:rPr>
-                  <m:nor/>
-                  <m:sty m:val="p"/>
-                </m:rPr>
-                <m:t>Topo</m:t>
-              </m:r>
-              <m:r>
-                <m:rPr>
-                  <m:sty m:val="p"/>
-                </m:rPr>
-                <m:t>_</m:t>
-              </m:r>
-              <m:r>
-                <m:t>1</m:t>
-              </m:r>
-              <m:r>
-                <m:rPr>
-                  <m:sty m:val="p"/>
-                </m:rPr>
-                <m:t>−</m:t>
-              </m:r>
-              <m:r>
-                <m:t>2</m:t>
-              </m:r>
-            </m:sub>
-          </m:sSub>
-          <m:r>
-            <m:t>  </m:t>
-          </m:r>
-          <m:d>
-            <m:dPr>
-              <m:begChr m:val="("/>
-              <m:sepChr m:val=""/>
-              <m:endChr m:val=")"/>
-              <m:grow/>
-            </m:dPr>
-            <m:e>
-              <m:r>
-                <m:t>10</m:t>
-              </m:r>
-            </m:e>
-          </m:d>
-        </m:oMath>
-      </m:oMathPara>
-      <w:bookmarkEnd w:id="302"/>
-    </w:p>
-    <w:p>
-      <w:pPr>
-        <w:pStyle w:val="FirstParagraph"/>
-      </w:pPr>
-      <w:r>
-        <w:t xml:space="preserve">Consequently, the differential phase of two CEOS-ARD products doesn’t contain a topographic phase and is already unwrapped (at least over stable areas). It is only function of the surface displacement and of the noise term. Depending on the reference DEM and the satellite orbital state vector accuracies, some residual topographic phase could be present. Atmospheric (item 2.15) and ionospheric (item 2.16) phase corrections could be performed during the production of CEOS-ARD products, which reduces the differential phase noise in an InSAR analysis.</w:t>
-      </w:r>
-    </w:p>
-    <w:p>
-      <w:pPr>
-        <w:pStyle w:val="Textkrper"/>
-      </w:pPr>
-      <w:bookmarkStart w:id="303" w:name="eq:sar-topographic-phase-removal-eq11"/>
-      <m:oMathPara>
-        <m:oMathParaPr>
-          <m:jc m:val="center"/>
-        </m:oMathParaPr>
-        <m:oMath>
-          <m:r>
             <m:t>Δ</m:t>
           </m:r>
           <m:sSub>
@@ -19814,6 +19508,15 @@
             <m:t>=</m:t>
           </m:r>
           <m:r>
+            <m:rPr>
+              <m:sty m:val="p"/>
+            </m:rPr>
+            <m:t>(</m:t>
+          </m:r>
+          <m:r>
+            <m:rPr>
+              <m:sty m:val="p"/>
+            </m:rPr>
             <m:t>Δ</m:t>
           </m:r>
           <m:sSub>
@@ -19828,7 +19531,7 @@
                   <m:nor/>
                   <m:sty m:val="p"/>
                 </m:rPr>
-                <m:t>Disp</m:t>
+                <m:t>Topo</m:t>
               </m:r>
               <m:r>
                 <m:rPr>
@@ -19857,6 +19560,292 @@
             <m:t>+</m:t>
           </m:r>
           <m:r>
+            <m:rPr>
+              <m:sty m:val="p"/>
+            </m:rPr>
+            <m:t>Δ</m:t>
+          </m:r>
+          <m:sSub>
+            <m:e>
+              <m:r>
+                <m:t>φ</m:t>
+              </m:r>
+            </m:e>
+            <m:sub>
+              <m:r>
+                <m:rPr>
+                  <m:nor/>
+                  <m:sty m:val="p"/>
+                </m:rPr>
+                <m:t>Disp</m:t>
+              </m:r>
+              <m:r>
+                <m:rPr>
+                  <m:sty m:val="p"/>
+                </m:rPr>
+                <m:t>_</m:t>
+              </m:r>
+              <m:r>
+                <m:t>1</m:t>
+              </m:r>
+              <m:r>
+                <m:rPr>
+                  <m:sty m:val="p"/>
+                </m:rPr>
+                <m:t>−</m:t>
+              </m:r>
+              <m:r>
+                <m:t>2</m:t>
+              </m:r>
+            </m:sub>
+          </m:sSub>
+          <m:r>
+            <m:rPr>
+              <m:sty m:val="p"/>
+            </m:rPr>
+            <m:t>+</m:t>
+          </m:r>
+          <m:r>
+            <m:rPr>
+              <m:sty m:val="p"/>
+            </m:rPr>
+            <m:t>Δ</m:t>
+          </m:r>
+          <m:sSub>
+            <m:e>
+              <m:r>
+                <m:t>φ</m:t>
+              </m:r>
+            </m:e>
+            <m:sub>
+              <m:r>
+                <m:rPr>
+                  <m:nor/>
+                  <m:sty m:val="p"/>
+                </m:rPr>
+                <m:t>Noise</m:t>
+              </m:r>
+              <m:r>
+                <m:rPr>
+                  <m:sty m:val="p"/>
+                </m:rPr>
+                <m:t>_</m:t>
+              </m:r>
+              <m:r>
+                <m:t>1</m:t>
+              </m:r>
+              <m:r>
+                <m:rPr>
+                  <m:sty m:val="p"/>
+                </m:rPr>
+                <m:t>−</m:t>
+              </m:r>
+              <m:r>
+                <m:t>2</m:t>
+              </m:r>
+            </m:sub>
+          </m:sSub>
+          <m:r>
+            <m:rPr>
+              <m:sty m:val="p"/>
+            </m:rPr>
+            <m:t>)</m:t>
+          </m:r>
+          <m:r>
+            <m:rPr>
+              <m:sty m:val="p"/>
+            </m:rPr>
+            <m:t>−</m:t>
+          </m:r>
+          <m:r>
+            <m:rPr>
+              <m:sty m:val="p"/>
+            </m:rPr>
+            <m:t>Δ</m:t>
+          </m:r>
+          <m:sSub>
+            <m:e>
+              <m:r>
+                <m:t>φ</m:t>
+              </m:r>
+            </m:e>
+            <m:sub>
+              <m:r>
+                <m:rPr>
+                  <m:nor/>
+                  <m:sty m:val="p"/>
+                </m:rPr>
+                <m:t>Topo</m:t>
+              </m:r>
+              <m:r>
+                <m:rPr>
+                  <m:sty m:val="p"/>
+                </m:rPr>
+                <m:t>_</m:t>
+              </m:r>
+              <m:r>
+                <m:t>1</m:t>
+              </m:r>
+              <m:r>
+                <m:rPr>
+                  <m:sty m:val="p"/>
+                </m:rPr>
+                <m:t>−</m:t>
+              </m:r>
+              <m:r>
+                <m:t>2</m:t>
+              </m:r>
+            </m:sub>
+          </m:sSub>
+          <m:r>
+            <m:t>  </m:t>
+          </m:r>
+          <m:r>
+            <m:rPr>
+              <m:sty m:val="p"/>
+            </m:rPr>
+            <m:t>(</m:t>
+          </m:r>
+          <m:r>
+            <m:t>10</m:t>
+          </m:r>
+          <m:r>
+            <m:rPr>
+              <m:sty m:val="p"/>
+            </m:rPr>
+            <m:t>)</m:t>
+          </m:r>
+        </m:oMath>
+      </m:oMathPara>
+      <w:bookmarkEnd w:id="305"/>
+    </w:p>
+    <w:p>
+      <w:pPr>
+        <w:pStyle w:val="FirstParagraph"/>
+      </w:pPr>
+      <w:r>
+        <w:t xml:space="preserve">Consequently, the differential phase of two CEOS-ARD products doesn’t contain a topographic phase and is already unwrapped (at least over stable areas). It is only function of the surface displacement and of the noise term. Depending on the reference DEM and the satellite orbital state vector accuracies, some residual topographic phase could be present. Atmospheric (item 2.15) and ionospheric (item 2.16) phase corrections could be performed during the production of CEOS-ARD products, which reduces the differential phase noise in an InSAR analysis.</w:t>
+      </w:r>
+    </w:p>
+    <w:p>
+      <w:pPr>
+        <w:pStyle w:val="Textkrper"/>
+      </w:pPr>
+      <w:bookmarkStart w:id="306" w:name="eq:sar-topographic-phase-removal-eq11"/>
+      <m:oMathPara>
+        <m:oMathParaPr>
+          <m:jc m:val="center"/>
+        </m:oMathParaPr>
+        <m:oMath>
+          <m:r>
+            <m:rPr>
+              <m:sty m:val="p"/>
+            </m:rPr>
+            <m:t>Δ</m:t>
+          </m:r>
+          <m:sSub>
+            <m:e>
+              <m:r>
+                <m:t>φ</m:t>
+              </m:r>
+            </m:e>
+            <m:sub>
+              <m:r>
+                <m:rPr>
+                  <m:nor/>
+                  <m:sty m:val="p"/>
+                </m:rPr>
+                <m:t>CARD</m:t>
+              </m:r>
+              <m:r>
+                <m:rPr>
+                  <m:sty m:val="p"/>
+                </m:rPr>
+                <m:t>_</m:t>
+              </m:r>
+              <m:r>
+                <m:t>1</m:t>
+              </m:r>
+              <m:r>
+                <m:rPr>
+                  <m:sty m:val="p"/>
+                </m:rPr>
+                <m:t>−</m:t>
+              </m:r>
+              <m:r>
+                <m:rPr>
+                  <m:nor/>
+                  <m:sty m:val="p"/>
+                </m:rPr>
+                <m:t>CARD</m:t>
+              </m:r>
+              <m:r>
+                <m:rPr>
+                  <m:sty m:val="p"/>
+                </m:rPr>
+                <m:t>_</m:t>
+              </m:r>
+              <m:r>
+                <m:t>2</m:t>
+              </m:r>
+            </m:sub>
+          </m:sSub>
+          <m:r>
+            <m:rPr>
+              <m:sty m:val="p"/>
+            </m:rPr>
+            <m:t>=</m:t>
+          </m:r>
+          <m:r>
+            <m:rPr>
+              <m:sty m:val="p"/>
+            </m:rPr>
+            <m:t>Δ</m:t>
+          </m:r>
+          <m:sSub>
+            <m:e>
+              <m:r>
+                <m:t>φ</m:t>
+              </m:r>
+            </m:e>
+            <m:sub>
+              <m:r>
+                <m:rPr>
+                  <m:nor/>
+                  <m:sty m:val="p"/>
+                </m:rPr>
+                <m:t>Disp</m:t>
+              </m:r>
+              <m:r>
+                <m:rPr>
+                  <m:sty m:val="p"/>
+                </m:rPr>
+                <m:t>_</m:t>
+              </m:r>
+              <m:r>
+                <m:t>1</m:t>
+              </m:r>
+              <m:r>
+                <m:rPr>
+                  <m:sty m:val="p"/>
+                </m:rPr>
+                <m:t>−</m:t>
+              </m:r>
+              <m:r>
+                <m:t>2</m:t>
+              </m:r>
+            </m:sub>
+          </m:sSub>
+          <m:r>
+            <m:rPr>
+              <m:sty m:val="p"/>
+            </m:rPr>
+            <m:t>+</m:t>
+          </m:r>
+          <m:r>
+            <m:rPr>
+              <m:sty m:val="p"/>
+            </m:rPr>
             <m:t>Δ</m:t>
           </m:r>
           <m:sSub>
@@ -19902,25 +19891,27 @@
           <m:r>
             <m:t>  </m:t>
           </m:r>
-          <m:d>
-            <m:dPr>
-              <m:begChr m:val="("/>
-              <m:sepChr m:val=""/>
-              <m:endChr m:val=")"/>
-              <m:grow/>
-            </m:dPr>
-            <m:e>
-              <m:r>
-                <m:t>11</m:t>
-              </m:r>
-            </m:e>
-          </m:d>
+          <m:r>
+            <m:rPr>
+              <m:sty m:val="p"/>
+            </m:rPr>
+            <m:t>(</m:t>
+          </m:r>
+          <m:r>
+            <m:t>11</m:t>
+          </m:r>
+          <m:r>
+            <m:rPr>
+              <m:sty m:val="p"/>
+            </m:rPr>
+            <m:t>)</m:t>
+          </m:r>
         </m:oMath>
       </m:oMathPara>
-      <w:bookmarkEnd w:id="303"/>
-    </w:p>
-    <w:bookmarkEnd w:id="304"/>
-    <w:bookmarkStart w:id="311" w:name="sec:annex-sar-pol-covmat"/>
+      <w:bookmarkEnd w:id="306"/>
+    </w:p>
+    <w:bookmarkEnd w:id="307"/>
+    <w:bookmarkStart w:id="314" w:name="sec:annex-sar-pol-covmat"/>
     <w:p>
       <w:pPr>
         <w:pStyle w:val="berschrift3"/>
@@ -19981,7 +19972,7 @@
       <w:pPr>
         <w:pStyle w:val="Textkrper"/>
       </w:pPr>
-      <w:bookmarkStart w:id="305" w:name="eq:sar-pol-covmat-eq1"/>
+      <w:bookmarkStart w:id="308" w:name="eq:sar-pol-covmat-eq1"/>
       <m:oMathPara>
         <m:oMathParaPr>
           <m:jc m:val="center"/>
@@ -20034,30 +20025,32 @@
                 </m:mPr>
                 <m:mr>
                   <m:e>
+                    <m:r>
+                      <m:rPr>
+                        <m:sty m:val="p"/>
+                      </m:rPr>
+                      <m:t>|</m:t>
+                    </m:r>
+                    <m:r>
+                      <m:rPr>
+                        <m:sty m:val="b"/>
+                      </m:rPr>
+                      <m:t>H</m:t>
+                    </m:r>
+                    <m:r>
+                      <m:rPr>
+                        <m:sty m:val="b"/>
+                      </m:rPr>
+                      <m:t>H</m:t>
+                    </m:r>
                     <m:sSup>
                       <m:e>
-                        <m:d>
-                          <m:dPr>
-                            <m:begChr m:val="|"/>
-                            <m:sepChr m:val=""/>
-                            <m:endChr m:val="|"/>
-                            <m:grow/>
-                          </m:dPr>
-                          <m:e>
-                            <m:r>
-                              <m:rPr>
-                                <m:sty m:val="b"/>
-                              </m:rPr>
-                              <m:t>H</m:t>
-                            </m:r>
-                            <m:r>
-                              <m:rPr>
-                                <m:sty m:val="b"/>
-                              </m:rPr>
-                              <m:t>H</m:t>
-                            </m:r>
-                          </m:e>
-                        </m:d>
+                        <m:r>
+                          <m:rPr>
+                            <m:sty m:val="p"/>
+                          </m:rPr>
+                          <m:t>|</m:t>
+                        </m:r>
                       </m:e>
                       <m:sup>
                         <m:r>
@@ -20232,30 +20225,32 @@
                       </m:rPr>
                       <m:t>⋅</m:t>
                     </m:r>
+                    <m:r>
+                      <m:rPr>
+                        <m:sty m:val="p"/>
+                      </m:rPr>
+                      <m:t>|</m:t>
+                    </m:r>
+                    <m:r>
+                      <m:rPr>
+                        <m:sty m:val="b"/>
+                      </m:rPr>
+                      <m:t>H</m:t>
+                    </m:r>
+                    <m:r>
+                      <m:rPr>
+                        <m:sty m:val="b"/>
+                      </m:rPr>
+                      <m:t>V</m:t>
+                    </m:r>
                     <m:sSup>
                       <m:e>
-                        <m:d>
-                          <m:dPr>
-                            <m:begChr m:val="|"/>
-                            <m:sepChr m:val=""/>
-                            <m:endChr m:val="|"/>
-                            <m:grow/>
-                          </m:dPr>
-                          <m:e>
-                            <m:r>
-                              <m:rPr>
-                                <m:sty m:val="b"/>
-                              </m:rPr>
-                              <m:t>H</m:t>
-                            </m:r>
-                            <m:r>
-                              <m:rPr>
-                                <m:sty m:val="b"/>
-                              </m:rPr>
-                              <m:t>V</m:t>
-                            </m:r>
-                          </m:e>
-                        </m:d>
+                        <m:r>
+                          <m:rPr>
+                            <m:sty m:val="p"/>
+                          </m:rPr>
+                          <m:t>|</m:t>
+                        </m:r>
                       </m:e>
                       <m:sup>
                         <m:r>
@@ -20409,30 +20404,32 @@
                     </m:sSup>
                   </m:e>
                   <m:e>
+                    <m:r>
+                      <m:rPr>
+                        <m:sty m:val="p"/>
+                      </m:rPr>
+                      <m:t>|</m:t>
+                    </m:r>
+                    <m:r>
+                      <m:rPr>
+                        <m:sty m:val="b"/>
+                      </m:rPr>
+                      <m:t>V</m:t>
+                    </m:r>
+                    <m:r>
+                      <m:rPr>
+                        <m:sty m:val="b"/>
+                      </m:rPr>
+                      <m:t>V</m:t>
+                    </m:r>
                     <m:sSup>
                       <m:e>
-                        <m:d>
-                          <m:dPr>
-                            <m:begChr m:val="|"/>
-                            <m:sepChr m:val=""/>
-                            <m:endChr m:val="|"/>
-                            <m:grow/>
-                          </m:dPr>
-                          <m:e>
-                            <m:r>
-                              <m:rPr>
-                                <m:sty m:val="b"/>
-                              </m:rPr>
-                              <m:t>V</m:t>
-                            </m:r>
-                            <m:r>
-                              <m:rPr>
-                                <m:sty m:val="b"/>
-                              </m:rPr>
-                              <m:t>V</m:t>
-                            </m:r>
-                          </m:e>
-                        </m:d>
+                        <m:r>
+                          <m:rPr>
+                            <m:sty m:val="p"/>
+                          </m:rPr>
+                          <m:t>|</m:t>
+                        </m:r>
                       </m:e>
                       <m:sup>
                         <m:r>
@@ -20448,22 +20445,24 @@
           <m:r>
             <m:t>  </m:t>
           </m:r>
-          <m:d>
-            <m:dPr>
-              <m:begChr m:val="("/>
-              <m:sepChr m:val=""/>
-              <m:endChr m:val=")"/>
-              <m:grow/>
-            </m:dPr>
-            <m:e>
-              <m:r>
-                <m:t>12</m:t>
-              </m:r>
-            </m:e>
-          </m:d>
+          <m:r>
+            <m:rPr>
+              <m:sty m:val="p"/>
+            </m:rPr>
+            <m:t>(</m:t>
+          </m:r>
+          <m:r>
+            <m:t>12</m:t>
+          </m:r>
+          <m:r>
+            <m:rPr>
+              <m:sty m:val="p"/>
+            </m:rPr>
+            <m:t>)</m:t>
+          </m:r>
         </m:oMath>
       </m:oMathPara>
-      <w:bookmarkEnd w:id="305"/>
+      <w:bookmarkEnd w:id="308"/>
     </w:p>
     <w:p>
       <w:pPr>
@@ -20489,7 +20488,7 @@
       <w:pPr>
         <w:pStyle w:val="Textkrper"/>
       </w:pPr>
-      <w:bookmarkStart w:id="306" w:name="eq:sar-pol-covmat-eq2"/>
+      <w:bookmarkStart w:id="309" w:name="eq:sar-pol-covmat-eq2"/>
       <m:oMathPara>
         <m:oMathParaPr>
           <m:jc m:val="center"/>
@@ -20546,30 +20545,32 @@
                 </m:mPr>
                 <m:mr>
                   <m:e>
+                    <m:r>
+                      <m:rPr>
+                        <m:sty m:val="p"/>
+                      </m:rPr>
+                      <m:t>|</m:t>
+                    </m:r>
+                    <m:r>
+                      <m:rPr>
+                        <m:sty m:val="b"/>
+                      </m:rPr>
+                      <m:t>H</m:t>
+                    </m:r>
+                    <m:r>
+                      <m:rPr>
+                        <m:sty m:val="b"/>
+                      </m:rPr>
+                      <m:t>H</m:t>
+                    </m:r>
                     <m:sSup>
                       <m:e>
-                        <m:d>
-                          <m:dPr>
-                            <m:begChr m:val="|"/>
-                            <m:sepChr m:val=""/>
-                            <m:endChr m:val="|"/>
-                            <m:grow/>
-                          </m:dPr>
-                          <m:e>
-                            <m:r>
-                              <m:rPr>
-                                <m:sty m:val="b"/>
-                              </m:rPr>
-                              <m:t>H</m:t>
-                            </m:r>
-                            <m:r>
-                              <m:rPr>
-                                <m:sty m:val="b"/>
-                              </m:rPr>
-                              <m:t>H</m:t>
-                            </m:r>
-                          </m:e>
-                        </m:d>
+                        <m:r>
+                          <m:rPr>
+                            <m:sty m:val="p"/>
+                          </m:rPr>
+                          <m:t>|</m:t>
+                        </m:r>
                       </m:e>
                       <m:sup>
                         <m:r>
@@ -20657,30 +20658,32 @@
                     </m:sSup>
                   </m:e>
                   <m:e>
+                    <m:r>
+                      <m:rPr>
+                        <m:sty m:val="p"/>
+                      </m:rPr>
+                      <m:t>|</m:t>
+                    </m:r>
+                    <m:r>
+                      <m:rPr>
+                        <m:sty m:val="b"/>
+                      </m:rPr>
+                      <m:t>H</m:t>
+                    </m:r>
+                    <m:r>
+                      <m:rPr>
+                        <m:sty m:val="b"/>
+                      </m:rPr>
+                      <m:t>V</m:t>
+                    </m:r>
                     <m:sSup>
                       <m:e>
-                        <m:d>
-                          <m:dPr>
-                            <m:begChr m:val="|"/>
-                            <m:sepChr m:val=""/>
-                            <m:endChr m:val="|"/>
-                            <m:grow/>
-                          </m:dPr>
-                          <m:e>
-                            <m:r>
-                              <m:rPr>
-                                <m:sty m:val="b"/>
-                              </m:rPr>
-                              <m:t>H</m:t>
-                            </m:r>
-                            <m:r>
-                              <m:rPr>
-                                <m:sty m:val="b"/>
-                              </m:rPr>
-                              <m:t>V</m:t>
-                            </m:r>
-                          </m:e>
-                        </m:d>
+                        <m:r>
+                          <m:rPr>
+                            <m:sty m:val="p"/>
+                          </m:rPr>
+                          <m:t>|</m:t>
+                        </m:r>
                       </m:e>
                       <m:sup>
                         <m:r>
@@ -20696,28 +20699,30 @@
           <m:r>
             <m:t>  </m:t>
           </m:r>
-          <m:d>
-            <m:dPr>
-              <m:begChr m:val="("/>
-              <m:sepChr m:val=""/>
-              <m:endChr m:val=")"/>
-              <m:grow/>
-            </m:dPr>
-            <m:e>
-              <m:r>
-                <m:t>13</m:t>
-              </m:r>
-            </m:e>
-          </m:d>
+          <m:r>
+            <m:rPr>
+              <m:sty m:val="p"/>
+            </m:rPr>
+            <m:t>(</m:t>
+          </m:r>
+          <m:r>
+            <m:t>13</m:t>
+          </m:r>
+          <m:r>
+            <m:rPr>
+              <m:sty m:val="p"/>
+            </m:rPr>
+            <m:t>)</m:t>
+          </m:r>
         </m:oMath>
       </m:oMathPara>
-      <w:bookmarkEnd w:id="306"/>
+      <w:bookmarkEnd w:id="309"/>
     </w:p>
     <w:p>
       <w:pPr>
         <w:pStyle w:val="FirstParagraph"/>
       </w:pPr>
-      <w:bookmarkStart w:id="307" w:name="eq:sar-pol-covmat-eq3"/>
+      <w:bookmarkStart w:id="310" w:name="eq:sar-pol-covmat-eq3"/>
       <m:oMathPara>
         <m:oMathParaPr>
           <m:jc m:val="center"/>
@@ -20774,30 +20779,32 @@
                 </m:mPr>
                 <m:mr>
                   <m:e>
+                    <m:r>
+                      <m:rPr>
+                        <m:sty m:val="p"/>
+                      </m:rPr>
+                      <m:t>|</m:t>
+                    </m:r>
+                    <m:r>
+                      <m:rPr>
+                        <m:sty m:val="b"/>
+                      </m:rPr>
+                      <m:t>V</m:t>
+                    </m:r>
+                    <m:r>
+                      <m:rPr>
+                        <m:sty m:val="b"/>
+                      </m:rPr>
+                      <m:t>H</m:t>
+                    </m:r>
                     <m:sSup>
                       <m:e>
-                        <m:d>
-                          <m:dPr>
-                            <m:begChr m:val="|"/>
-                            <m:sepChr m:val=""/>
-                            <m:endChr m:val="|"/>
-                            <m:grow/>
-                          </m:dPr>
-                          <m:e>
-                            <m:r>
-                              <m:rPr>
-                                <m:sty m:val="b"/>
-                              </m:rPr>
-                              <m:t>V</m:t>
-                            </m:r>
-                            <m:r>
-                              <m:rPr>
-                                <m:sty m:val="b"/>
-                              </m:rPr>
-                              <m:t>H</m:t>
-                            </m:r>
-                          </m:e>
-                        </m:d>
+                        <m:r>
+                          <m:rPr>
+                            <m:sty m:val="p"/>
+                          </m:rPr>
+                          <m:t>|</m:t>
+                        </m:r>
                       </m:e>
                       <m:sup>
                         <m:r>
@@ -20885,30 +20892,32 @@
                     </m:sSup>
                   </m:e>
                   <m:e>
+                    <m:r>
+                      <m:rPr>
+                        <m:sty m:val="p"/>
+                      </m:rPr>
+                      <m:t>|</m:t>
+                    </m:r>
+                    <m:r>
+                      <m:rPr>
+                        <m:sty m:val="b"/>
+                      </m:rPr>
+                      <m:t>V</m:t>
+                    </m:r>
+                    <m:r>
+                      <m:rPr>
+                        <m:sty m:val="b"/>
+                      </m:rPr>
+                      <m:t>V</m:t>
+                    </m:r>
                     <m:sSup>
                       <m:e>
-                        <m:d>
-                          <m:dPr>
-                            <m:begChr m:val="|"/>
-                            <m:sepChr m:val=""/>
-                            <m:endChr m:val="|"/>
-                            <m:grow/>
-                          </m:dPr>
-                          <m:e>
-                            <m:r>
-                              <m:rPr>
-                                <m:sty m:val="b"/>
-                              </m:rPr>
-                              <m:t>V</m:t>
-                            </m:r>
-                            <m:r>
-                              <m:rPr>
-                                <m:sty m:val="b"/>
-                              </m:rPr>
-                              <m:t>V</m:t>
-                            </m:r>
-                          </m:e>
-                        </m:d>
+                        <m:r>
+                          <m:rPr>
+                            <m:sty m:val="p"/>
+                          </m:rPr>
+                          <m:t>|</m:t>
+                        </m:r>
                       </m:e>
                       <m:sup>
                         <m:r>
@@ -20924,28 +20933,30 @@
           <m:r>
             <m:t>  </m:t>
           </m:r>
-          <m:d>
-            <m:dPr>
-              <m:begChr m:val="("/>
-              <m:sepChr m:val=""/>
-              <m:endChr m:val=")"/>
-              <m:grow/>
-            </m:dPr>
-            <m:e>
-              <m:r>
-                <m:t>14</m:t>
-              </m:r>
-            </m:e>
-          </m:d>
+          <m:r>
+            <m:rPr>
+              <m:sty m:val="p"/>
+            </m:rPr>
+            <m:t>(</m:t>
+          </m:r>
+          <m:r>
+            <m:t>14</m:t>
+          </m:r>
+          <m:r>
+            <m:rPr>
+              <m:sty m:val="p"/>
+            </m:rPr>
+            <m:t>)</m:t>
+          </m:r>
         </m:oMath>
       </m:oMathPara>
-      <w:bookmarkEnd w:id="307"/>
+      <w:bookmarkEnd w:id="310"/>
     </w:p>
     <w:p>
       <w:pPr>
         <w:pStyle w:val="FirstParagraph"/>
       </w:pPr>
-      <w:bookmarkStart w:id="308" w:name="eq:eq:sar-pol-covmat-eq4"/>
+      <w:bookmarkStart w:id="311" w:name="eq:eq:sar-pol-covmat-eq4"/>
       <m:oMathPara>
         <m:oMathParaPr>
           <m:jc m:val="center"/>
@@ -21002,30 +21013,32 @@
                 </m:mPr>
                 <m:mr>
                   <m:e>
+                    <m:r>
+                      <m:rPr>
+                        <m:sty m:val="p"/>
+                      </m:rPr>
+                      <m:t>|</m:t>
+                    </m:r>
+                    <m:r>
+                      <m:rPr>
+                        <m:sty m:val="b"/>
+                      </m:rPr>
+                      <m:t>C</m:t>
+                    </m:r>
+                    <m:r>
+                      <m:rPr>
+                        <m:sty m:val="b"/>
+                      </m:rPr>
+                      <m:t>H</m:t>
+                    </m:r>
                     <m:sSup>
                       <m:e>
-                        <m:d>
-                          <m:dPr>
-                            <m:begChr m:val="|"/>
-                            <m:sepChr m:val=""/>
-                            <m:endChr m:val="|"/>
-                            <m:grow/>
-                          </m:dPr>
-                          <m:e>
-                            <m:r>
-                              <m:rPr>
-                                <m:sty m:val="b"/>
-                              </m:rPr>
-                              <m:t>C</m:t>
-                            </m:r>
-                            <m:r>
-                              <m:rPr>
-                                <m:sty m:val="b"/>
-                              </m:rPr>
-                              <m:t>H</m:t>
-                            </m:r>
-                          </m:e>
-                        </m:d>
+                        <m:r>
+                          <m:rPr>
+                            <m:sty m:val="p"/>
+                          </m:rPr>
+                          <m:t>|</m:t>
+                        </m:r>
                       </m:e>
                       <m:sup>
                         <m:r>
@@ -21113,30 +21126,32 @@
                     </m:sSup>
                   </m:e>
                   <m:e>
+                    <m:r>
+                      <m:rPr>
+                        <m:sty m:val="p"/>
+                      </m:rPr>
+                      <m:t>|</m:t>
+                    </m:r>
+                    <m:r>
+                      <m:rPr>
+                        <m:sty m:val="b"/>
+                      </m:rPr>
+                      <m:t>C</m:t>
+                    </m:r>
+                    <m:r>
+                      <m:rPr>
+                        <m:sty m:val="b"/>
+                      </m:rPr>
+                      <m:t>V</m:t>
+                    </m:r>
                     <m:sSup>
                       <m:e>
-                        <m:d>
-                          <m:dPr>
-                            <m:begChr m:val="|"/>
-                            <m:sepChr m:val=""/>
-                            <m:endChr m:val="|"/>
-                            <m:grow/>
-                          </m:dPr>
-                          <m:e>
-                            <m:r>
-                              <m:rPr>
-                                <m:sty m:val="b"/>
-                              </m:rPr>
-                              <m:t>C</m:t>
-                            </m:r>
-                            <m:r>
-                              <m:rPr>
-                                <m:sty m:val="b"/>
-                              </m:rPr>
-                              <m:t>V</m:t>
-                            </m:r>
-                          </m:e>
-                        </m:d>
+                        <m:r>
+                          <m:rPr>
+                            <m:sty m:val="p"/>
+                          </m:rPr>
+                          <m:t>|</m:t>
+                        </m:r>
                       </m:e>
                       <m:sup>
                         <m:r>
@@ -21152,22 +21167,24 @@
           <m:r>
             <m:t>  </m:t>
           </m:r>
-          <m:d>
-            <m:dPr>
-              <m:begChr m:val="("/>
-              <m:sepChr m:val=""/>
-              <m:endChr m:val=")"/>
-              <m:grow/>
-            </m:dPr>
-            <m:e>
-              <m:r>
-                <m:t>15</m:t>
-              </m:r>
-            </m:e>
-          </m:d>
+          <m:r>
+            <m:rPr>
+              <m:sty m:val="p"/>
+            </m:rPr>
+            <m:t>(</m:t>
+          </m:r>
+          <m:r>
+            <m:t>15</m:t>
+          </m:r>
+          <m:r>
+            <m:rPr>
+              <m:sty m:val="p"/>
+            </m:rPr>
+            <m:t>)</m:t>
+          </m:r>
         </m:oMath>
       </m:oMathPara>
-      <w:bookmarkEnd w:id="308"/>
+      <w:bookmarkEnd w:id="311"/>
     </w:p>
     <w:p>
       <w:pPr>
@@ -21261,19 +21278,7 @@
         </w:r>
       </w:hyperlink>
       <w:r>
-        <w:t xml:space="preserve">. Users will have to take care of this non-standard representation when applying their polarimetric analytic tools.</w:t>
-      </w:r>
-      <w:r>
-        <w:t xml:space="preserve"> </w:t>
-      </w:r>
-      <w:r>
-        <w:t xml:space="preserve">“&lt; &gt;”</w:t>
-      </w:r>
-      <w:r>
-        <w:t xml:space="preserve"> </w:t>
-      </w:r>
-      <w:r>
-        <w:t xml:space="preserve">means that ARD matrix elements are speckle filtered. Eq. </w:t>
+        <w:t xml:space="preserve">. Users will have to take care of this non-standard representation when applying their polarimetric analytic tools. “&lt; &gt;” means that ARD matrix elements are speckle filtered. Eq. </w:t>
       </w:r>
       <w:hyperlink w:anchor="eq:sar-pol-covmat-eq5">
         <w:r>
@@ -21294,7 +21299,7 @@
       <w:pPr>
         <w:pStyle w:val="Textkrper"/>
       </w:pPr>
-      <w:bookmarkStart w:id="309" w:name="eq:sar-pol-covmat-eq5"/>
+      <w:bookmarkStart w:id="312" w:name="eq:sar-pol-covmat-eq5"/>
       <m:oMathPara>
         <m:oMathParaPr>
           <m:jc m:val="center"/>
@@ -21366,36 +21371,38 @@
                 </m:mPr>
                 <m:mr>
                   <m:e>
+                    <m:r>
+                      <m:rPr>
+                        <m:sty m:val="p"/>
+                      </m:rPr>
+                      <m:t>|</m:t>
+                    </m:r>
+                    <m:r>
+                      <m:rPr>
+                        <m:sty m:val="p"/>
+                      </m:rPr>
+                      <m:t>⟨</m:t>
+                    </m:r>
+                    <m:r>
+                      <m:rPr>
+                        <m:sty m:val="b"/>
+                      </m:rPr>
+                      <m:t>H</m:t>
+                    </m:r>
+                    <m:r>
+                      <m:rPr>
+                        <m:sty m:val="b"/>
+                      </m:rPr>
+                      <m:t>H</m:t>
+                    </m:r>
                     <m:sSup>
                       <m:e>
-                        <m:d>
-                          <m:dPr>
-                            <m:begChr m:val="|"/>
-                            <m:sepChr m:val=""/>
-                            <m:endChr m:val="|"/>
-                            <m:grow/>
-                          </m:dPr>
-                          <m:e>
-                            <m:r>
-                              <m:rPr>
-                                <m:sty m:val="p"/>
-                              </m:rPr>
-                              <m:t>⟨</m:t>
-                            </m:r>
-                            <m:r>
-                              <m:rPr>
-                                <m:sty m:val="b"/>
-                              </m:rPr>
-                              <m:t>H</m:t>
-                            </m:r>
-                            <m:r>
-                              <m:rPr>
-                                <m:sty m:val="b"/>
-                              </m:rPr>
-                              <m:t>H</m:t>
-                            </m:r>
-                          </m:e>
-                        </m:d>
+                        <m:r>
+                          <m:rPr>
+                            <m:sty m:val="p"/>
+                          </m:rPr>
+                          <m:t>|</m:t>
+                        </m:r>
                       </m:e>
                       <m:sup>
                         <m:r>
@@ -21575,30 +21582,32 @@
                       </m:rPr>
                       <m:t>⟨</m:t>
                     </m:r>
+                    <m:r>
+                      <m:rPr>
+                        <m:sty m:val="p"/>
+                      </m:rPr>
+                      <m:t>|</m:t>
+                    </m:r>
+                    <m:r>
+                      <m:rPr>
+                        <m:sty m:val="b"/>
+                      </m:rPr>
+                      <m:t>H</m:t>
+                    </m:r>
+                    <m:r>
+                      <m:rPr>
+                        <m:sty m:val="b"/>
+                      </m:rPr>
+                      <m:t>V</m:t>
+                    </m:r>
                     <m:sSup>
                       <m:e>
-                        <m:d>
-                          <m:dPr>
-                            <m:begChr m:val="|"/>
-                            <m:sepChr m:val=""/>
-                            <m:endChr m:val="|"/>
-                            <m:grow/>
-                          </m:dPr>
-                          <m:e>
-                            <m:r>
-                              <m:rPr>
-                                <m:sty m:val="b"/>
-                              </m:rPr>
-                              <m:t>H</m:t>
-                            </m:r>
-                            <m:r>
-                              <m:rPr>
-                                <m:sty m:val="b"/>
-                              </m:rPr>
-                              <m:t>V</m:t>
-                            </m:r>
-                          </m:e>
-                        </m:d>
+                        <m:r>
+                          <m:rPr>
+                            <m:sty m:val="p"/>
+                          </m:rPr>
+                          <m:t>|</m:t>
+                        </m:r>
                       </m:e>
                       <m:sup>
                         <m:r>
@@ -21766,30 +21775,32 @@
                       </m:rPr>
                       <m:t>⟨</m:t>
                     </m:r>
+                    <m:r>
+                      <m:rPr>
+                        <m:sty m:val="p"/>
+                      </m:rPr>
+                      <m:t>|</m:t>
+                    </m:r>
+                    <m:r>
+                      <m:rPr>
+                        <m:sty m:val="b"/>
+                      </m:rPr>
+                      <m:t>V</m:t>
+                    </m:r>
+                    <m:r>
+                      <m:rPr>
+                        <m:sty m:val="b"/>
+                      </m:rPr>
+                      <m:t>V</m:t>
+                    </m:r>
                     <m:sSup>
                       <m:e>
-                        <m:d>
-                          <m:dPr>
-                            <m:begChr m:val="|"/>
-                            <m:sepChr m:val=""/>
-                            <m:endChr m:val="|"/>
-                            <m:grow/>
-                          </m:dPr>
-                          <m:e>
-                            <m:r>
-                              <m:rPr>
-                                <m:sty m:val="b"/>
-                              </m:rPr>
-                              <m:t>V</m:t>
-                            </m:r>
-                            <m:r>
-                              <m:rPr>
-                                <m:sty m:val="b"/>
-                              </m:rPr>
-                              <m:t>V</m:t>
-                            </m:r>
-                          </m:e>
-                        </m:d>
+                        <m:r>
+                          <m:rPr>
+                            <m:sty m:val="p"/>
+                          </m:rPr>
+                          <m:t>|</m:t>
+                        </m:r>
                       </m:e>
                       <m:sup>
                         <m:r>
@@ -21811,22 +21822,24 @@
           <m:r>
             <m:t>  </m:t>
           </m:r>
-          <m:d>
-            <m:dPr>
-              <m:begChr m:val="("/>
-              <m:sepChr m:val=""/>
-              <m:endChr m:val=")"/>
-              <m:grow/>
-            </m:dPr>
-            <m:e>
-              <m:r>
-                <m:t>16</m:t>
-              </m:r>
-            </m:e>
-          </m:d>
+          <m:r>
+            <m:rPr>
+              <m:sty m:val="p"/>
+            </m:rPr>
+            <m:t>(</m:t>
+          </m:r>
+          <m:r>
+            <m:t>16</m:t>
+          </m:r>
+          <m:r>
+            <m:rPr>
+              <m:sty m:val="p"/>
+            </m:rPr>
+            <m:t>)</m:t>
+          </m:r>
         </m:oMath>
       </m:oMathPara>
-      <w:bookmarkEnd w:id="309"/>
+      <w:bookmarkEnd w:id="312"/>
     </w:p>
     <w:p>
       <w:pPr>
@@ -21851,7 +21864,7 @@
       <w:pPr>
         <w:pStyle w:val="Textkrper"/>
       </w:pPr>
-      <w:bookmarkStart w:id="310" w:name="eq:sar-pol-covmat-eq6"/>
+      <w:bookmarkStart w:id="313" w:name="eq:sar-pol-covmat-eq6"/>
       <m:oMathPara>
         <m:oMathParaPr>
           <m:jc m:val="center"/>
@@ -21923,30 +21936,32 @@
                       </m:rPr>
                       <m:t>⟨</m:t>
                     </m:r>
+                    <m:r>
+                      <m:rPr>
+                        <m:sty m:val="p"/>
+                      </m:rPr>
+                      <m:t>|</m:t>
+                    </m:r>
+                    <m:r>
+                      <m:rPr>
+                        <m:sty m:val="b"/>
+                      </m:rPr>
+                      <m:t>R</m:t>
+                    </m:r>
+                    <m:r>
+                      <m:rPr>
+                        <m:sty m:val="b"/>
+                      </m:rPr>
+                      <m:t>R</m:t>
+                    </m:r>
                     <m:sSup>
                       <m:e>
-                        <m:d>
-                          <m:dPr>
-                            <m:begChr m:val="|"/>
-                            <m:sepChr m:val=""/>
-                            <m:endChr m:val="|"/>
-                            <m:grow/>
-                          </m:dPr>
-                          <m:e>
-                            <m:r>
-                              <m:rPr>
-                                <m:sty m:val="b"/>
-                              </m:rPr>
-                              <m:t>R</m:t>
-                            </m:r>
-                            <m:r>
-                              <m:rPr>
-                                <m:sty m:val="b"/>
-                              </m:rPr>
-                              <m:t>R</m:t>
-                            </m:r>
-                          </m:e>
-                        </m:d>
+                        <m:r>
+                          <m:rPr>
+                            <m:sty m:val="p"/>
+                          </m:rPr>
+                          <m:t>|</m:t>
+                        </m:r>
                       </m:e>
                       <m:sup>
                         <m:r>
@@ -22070,30 +22085,32 @@
                       </m:rPr>
                       <m:t>⟨</m:t>
                     </m:r>
+                    <m:r>
+                      <m:rPr>
+                        <m:sty m:val="p"/>
+                      </m:rPr>
+                      <m:t>|</m:t>
+                    </m:r>
+                    <m:r>
+                      <m:rPr>
+                        <m:sty m:val="b"/>
+                      </m:rPr>
+                      <m:t>R</m:t>
+                    </m:r>
+                    <m:r>
+                      <m:rPr>
+                        <m:sty m:val="b"/>
+                      </m:rPr>
+                      <m:t>L</m:t>
+                    </m:r>
                     <m:sSup>
                       <m:e>
-                        <m:d>
-                          <m:dPr>
-                            <m:begChr m:val="|"/>
-                            <m:sepChr m:val=""/>
-                            <m:endChr m:val="|"/>
-                            <m:grow/>
-                          </m:dPr>
-                          <m:e>
-                            <m:r>
-                              <m:rPr>
-                                <m:sty m:val="b"/>
-                              </m:rPr>
-                              <m:t>R</m:t>
-                            </m:r>
-                            <m:r>
-                              <m:rPr>
-                                <m:sty m:val="b"/>
-                              </m:rPr>
-                              <m:t>L</m:t>
-                            </m:r>
-                          </m:e>
-                        </m:d>
+                        <m:r>
+                          <m:rPr>
+                            <m:sty m:val="p"/>
+                          </m:rPr>
+                          <m:t>|</m:t>
+                        </m:r>
                       </m:e>
                       <m:sup>
                         <m:r>
@@ -22115,25 +22132,27 @@
           <m:r>
             <m:t>  </m:t>
           </m:r>
-          <m:d>
-            <m:dPr>
-              <m:begChr m:val="("/>
-              <m:sepChr m:val=""/>
-              <m:endChr m:val=")"/>
-              <m:grow/>
-            </m:dPr>
-            <m:e>
-              <m:r>
-                <m:t>17</m:t>
-              </m:r>
-            </m:e>
-          </m:d>
+          <m:r>
+            <m:rPr>
+              <m:sty m:val="p"/>
+            </m:rPr>
+            <m:t>(</m:t>
+          </m:r>
+          <m:r>
+            <m:t>17</m:t>
+          </m:r>
+          <m:r>
+            <m:rPr>
+              <m:sty m:val="p"/>
+            </m:rPr>
+            <m:t>)</m:t>
+          </m:r>
         </m:oMath>
       </m:oMathPara>
-      <w:bookmarkEnd w:id="310"/>
-    </w:p>
-    <w:bookmarkEnd w:id="311"/>
-    <w:bookmarkStart w:id="316" w:name="sec:annex-sar-pol-prd"/>
+      <w:bookmarkEnd w:id="313"/>
+    </w:p>
+    <w:bookmarkEnd w:id="314"/>
+    <w:bookmarkStart w:id="319" w:name="sec:annex-sar-pol-prd"/>
     <w:p>
       <w:pPr>
         <w:pStyle w:val="berschrift3"/>
@@ -22150,7 +22169,7 @@
         <w:t xml:space="preserve">Different methodologies allow decomposition of coherent dual-polarization data or fully polarimetric data to meaningful components summarizing the scattering processing with the interacting media. Decomposition techniques are divided in two categories: Coherent and incoherent.</w:t>
       </w:r>
     </w:p>
-    <w:bookmarkStart w:id="313" w:name="coherent-decompositions"/>
+    <w:bookmarkStart w:id="316" w:name="coherent-decompositions"/>
     <w:p>
       <w:pPr>
         <w:pStyle w:val="berschrift4"/>
@@ -22188,21 +22207,23 @@
         </w:numPr>
       </w:pPr>
       <m:oMath>
+        <m:r>
+          <m:rPr>
+            <m:sty m:val="p"/>
+          </m:rPr>
+          <m:t>|</m:t>
+        </m:r>
+        <m:r>
+          <m:t>α</m:t>
+        </m:r>
         <m:sSup>
           <m:e>
-            <m:d>
-              <m:dPr>
-                <m:begChr m:val="|"/>
-                <m:sepChr m:val=""/>
-                <m:endChr m:val="|"/>
-                <m:grow/>
-              </m:dPr>
-              <m:e>
-                <m:r>
-                  <m:t>α</m:t>
-                </m:r>
-              </m:e>
-            </m:d>
+            <m:r>
+              <m:rPr>
+                <m:sty m:val="p"/>
+              </m:rPr>
+              <m:t>|</m:t>
+            </m:r>
           </m:e>
           <m:sup>
             <m:r>
@@ -22224,21 +22245,23 @@
         </w:numPr>
       </w:pPr>
       <m:oMath>
+        <m:r>
+          <m:rPr>
+            <m:sty m:val="p"/>
+          </m:rPr>
+          <m:t>|</m:t>
+        </m:r>
+        <m:r>
+          <m:t>β</m:t>
+        </m:r>
         <m:sSup>
           <m:e>
-            <m:d>
-              <m:dPr>
-                <m:begChr m:val="|"/>
-                <m:sepChr m:val=""/>
-                <m:endChr m:val="|"/>
-                <m:grow/>
-              </m:dPr>
-              <m:e>
-                <m:r>
-                  <m:t>β</m:t>
-                </m:r>
-              </m:e>
-            </m:d>
+            <m:r>
+              <m:rPr>
+                <m:sty m:val="p"/>
+              </m:rPr>
+              <m:t>|</m:t>
+            </m:r>
           </m:e>
           <m:sup>
             <m:r>
@@ -22260,21 +22283,23 @@
         </w:numPr>
       </w:pPr>
       <m:oMath>
+        <m:r>
+          <m:rPr>
+            <m:sty m:val="p"/>
+          </m:rPr>
+          <m:t>|</m:t>
+        </m:r>
+        <m:r>
+          <m:t>γ</m:t>
+        </m:r>
         <m:sSup>
           <m:e>
-            <m:d>
-              <m:dPr>
-                <m:begChr m:val="|"/>
-                <m:sepChr m:val=""/>
-                <m:endChr m:val="|"/>
-                <m:grow/>
-              </m:dPr>
-              <m:e>
-                <m:r>
-                  <m:t>γ</m:t>
-                </m:r>
-              </m:e>
-            </m:d>
+            <m:r>
+              <m:rPr>
+                <m:sty m:val="p"/>
+              </m:rPr>
+              <m:t>|</m:t>
+            </m:r>
           </m:e>
           <m:sup>
             <m:r>
@@ -22309,7 +22334,7 @@
           <w:rPr>
             <w:rStyle w:val="Hyperlink"/>
           </w:rPr>
-          <w:t xml:space="preserve">Krogager, Danmarks Tekniske Hojskole (Lingby, and Establishment 1993</w:t>
+          <w:t xml:space="preserve">Krogager et al. 1993</w:t>
         </w:r>
       </w:hyperlink>
       <w:r>
@@ -22325,30 +22350,32 @@
         </w:numPr>
       </w:pPr>
       <m:oMath>
+        <m:r>
+          <m:rPr>
+            <m:sty m:val="p"/>
+          </m:rPr>
+          <m:t>|</m:t>
+        </m:r>
+        <m:sSub>
+          <m:e>
+            <m:r>
+              <m:t>κ</m:t>
+            </m:r>
+          </m:e>
+          <m:sub>
+            <m:r>
+              <m:t>σ</m:t>
+            </m:r>
+          </m:sub>
+        </m:sSub>
         <m:sSup>
           <m:e>
-            <m:d>
-              <m:dPr>
-                <m:begChr m:val="|"/>
-                <m:sepChr m:val=""/>
-                <m:endChr m:val="|"/>
-                <m:grow/>
-              </m:dPr>
-              <m:e>
-                <m:sSub>
-                  <m:e>
-                    <m:r>
-                      <m:t>κ</m:t>
-                    </m:r>
-                  </m:e>
-                  <m:sub>
-                    <m:r>
-                      <m:t>σ</m:t>
-                    </m:r>
-                  </m:sub>
-                </m:sSub>
-              </m:e>
-            </m:d>
+            <m:r>
+              <m:rPr>
+                <m:sty m:val="p"/>
+              </m:rPr>
+              <m:t>|</m:t>
+            </m:r>
           </m:e>
           <m:sup>
             <m:r>
@@ -22373,30 +22400,32 @@
         </w:numPr>
       </w:pPr>
       <m:oMath>
+        <m:r>
+          <m:rPr>
+            <m:sty m:val="p"/>
+          </m:rPr>
+          <m:t>|</m:t>
+        </m:r>
+        <m:sSub>
+          <m:e>
+            <m:r>
+              <m:t>κ</m:t>
+            </m:r>
+          </m:e>
+          <m:sub>
+            <m:r>
+              <m:t>δ</m:t>
+            </m:r>
+          </m:sub>
+        </m:sSub>
         <m:sSup>
           <m:e>
-            <m:d>
-              <m:dPr>
-                <m:begChr m:val="|"/>
-                <m:sepChr m:val=""/>
-                <m:endChr m:val="|"/>
-                <m:grow/>
-              </m:dPr>
-              <m:e>
-                <m:sSub>
-                  <m:e>
-                    <m:r>
-                      <m:t>κ</m:t>
-                    </m:r>
-                  </m:e>
-                  <m:sub>
-                    <m:r>
-                      <m:t>δ</m:t>
-                    </m:r>
-                  </m:sub>
-                </m:sSub>
-              </m:e>
-            </m:d>
+            <m:r>
+              <m:rPr>
+                <m:sty m:val="p"/>
+              </m:rPr>
+              <m:t>|</m:t>
+            </m:r>
           </m:e>
           <m:sup>
             <m:r>
@@ -22421,30 +22450,32 @@
         </w:numPr>
       </w:pPr>
       <m:oMath>
+        <m:r>
+          <m:rPr>
+            <m:sty m:val="p"/>
+          </m:rPr>
+          <m:t>|</m:t>
+        </m:r>
+        <m:sSub>
+          <m:e>
+            <m:r>
+              <m:t>κ</m:t>
+            </m:r>
+          </m:e>
+          <m:sub>
+            <m:r>
+              <m:t>η</m:t>
+            </m:r>
+          </m:sub>
+        </m:sSub>
         <m:sSup>
           <m:e>
-            <m:d>
-              <m:dPr>
-                <m:begChr m:val="|"/>
-                <m:sepChr m:val=""/>
-                <m:endChr m:val="|"/>
-                <m:grow/>
-              </m:dPr>
-              <m:e>
-                <m:sSub>
-                  <m:e>
-                    <m:r>
-                      <m:t>κ</m:t>
-                    </m:r>
-                  </m:e>
-                  <m:sub>
-                    <m:r>
-                      <m:t>η</m:t>
-                    </m:r>
-                  </m:sub>
-                </m:sSub>
-              </m:e>
-            </m:d>
+            <m:r>
+              <m:rPr>
+                <m:sty m:val="p"/>
+              </m:rPr>
+              <m:t>|</m:t>
+            </m:r>
           </m:e>
           <m:sup>
             <m:r>
@@ -22489,6 +22520,9 @@
         <m:sSub>
           <m:e>
             <m:r>
+              <m:rPr>
+                <m:sty m:val="p"/>
+              </m:rPr>
               <m:t>Φ</m:t>
             </m:r>
           </m:e>
@@ -22525,14 +22559,14 @@
           <w:rPr>
             <w:rStyle w:val="Hyperlink"/>
           </w:rPr>
-          <w:t xml:space="preserve">Cameron, Youssef, and Leung 1996</w:t>
+          <w:t xml:space="preserve">Cameron et al. 1996</w:t>
         </w:r>
       </w:hyperlink>
       <w:r>
         <w:t xml:space="preserve">)</w:t>
       </w:r>
     </w:p>
-    <w:bookmarkStart w:id="312" w:name="tbl:sar-pol-prd-tbl1"/>
+    <w:bookmarkStart w:id="315" w:name="tbl:sar-pol-prd-tbl1"/>
     <w:p>
       <w:pPr>
         <w:pStyle w:val="TableCaption"/>
@@ -22816,9 +22850,9 @@
         </w:tc>
       </w:tr>
     </w:tbl>
-    <w:bookmarkEnd w:id="312"/>
-    <w:bookmarkEnd w:id="313"/>
-    <w:bookmarkStart w:id="315" w:name="incoherent-decompositions"/>
+    <w:bookmarkEnd w:id="315"/>
+    <w:bookmarkEnd w:id="316"/>
+    <w:bookmarkStart w:id="318" w:name="incoherent-decompositions"/>
     <w:p>
       <w:pPr>
         <w:pStyle w:val="berschrift4"/>
@@ -22892,7 +22926,7 @@
         <w:t xml:space="preserve">)</w:t>
       </w:r>
     </w:p>
-    <w:bookmarkStart w:id="314" w:name="tbl:sar-pol-prd-tbl2"/>
+    <w:bookmarkStart w:id="317" w:name="tbl:sar-pol-prd-tbl2"/>
     <w:p>
       <w:pPr>
         <w:pStyle w:val="TableCaption"/>
@@ -23160,7 +23194,7 @@
         </w:tc>
       </w:tr>
     </w:tbl>
-    <w:bookmarkEnd w:id="314"/>
+    <w:bookmarkEnd w:id="317"/>
     <w:p>
       <w:pPr>
         <w:pStyle w:val="Compact"/>
@@ -23276,9 +23310,9 @@
         <w:t xml:space="preserve">: orientation angle [Degrees]</w:t>
       </w:r>
     </w:p>
-    <w:bookmarkEnd w:id="315"/>
-    <w:bookmarkEnd w:id="316"/>
-    <w:bookmarkStart w:id="325" w:name="sec:annex-sar-pol-examples"/>
+    <w:bookmarkEnd w:id="318"/>
+    <w:bookmarkEnd w:id="319"/>
+    <w:bookmarkStart w:id="328" w:name="sec:annex-sar-pol-examples"/>
     <w:p>
       <w:pPr>
         <w:pStyle w:val="berschrift3"/>
@@ -23362,7 +23396,7 @@
         <w:t xml:space="preserve">a).</w:t>
       </w:r>
     </w:p>
-    <w:bookmarkStart w:id="320" w:name="fig:sar-pol-examples-fig1"/>
+    <w:bookmarkStart w:id="323" w:name="fig:sar-pol-examples-fig1"/>
     <w:p>
       <w:pPr>
         <w:pStyle w:val="CaptionedFigure"/>
@@ -23372,18 +23406,18 @@
           <wp:inline>
             <wp:extent cx="5724525" cy="5629275"/>
             <wp:effectExtent b="0" l="0" r="0" t="0"/>
-            <wp:docPr descr="Figure 1: Example of polarimetric decomposition generated from ARD covariance format. a) Shaded DEM of the area; b) RADARSAT-2 HH intensity; c) Yamaguchi decomposition colour composite (Red: even bounce, Green: random, Blue: odd bounce); d) Same as c) with terrain flattening option. Generated from Radarsat-2 FQ18W acquired over Murcia, Spain on 18 June 2014 - ©MDA 2014" title="" id="318" name="Picture"/>
+            <wp:docPr descr="Figure 1: Example of polarimetric decomposition generated from ARD covariance format. a) Shaded DEM of the area; b) RADARSAT-2 HH intensity; c) Yamaguchi decomposition colour composite (Red: even bounce, Green: random, Blue: odd bounce); d) Same as c) with terrain flattening option. Generated from Radarsat-2 FQ18W acquired over Murcia, Spain on 18 June 2014 - ©MDA 2014" title="" id="321" name="Picture"/>
             <a:graphic>
               <a:graphicData uri="http://schemas.openxmlformats.org/drawingml/2006/picture">
                 <pic:pic>
                   <pic:nvPicPr>
-                    <pic:cNvPr descr="assets/sar-pol-examples/pol-decomposition.jpeg" id="319" name="Picture"/>
+                    <pic:cNvPr descr="assets/sar-pol-examples/pol-decomposition.jpeg" id="322" name="Picture"/>
                     <pic:cNvPicPr>
                       <a:picLocks noChangeArrowheads="1" noChangeAspect="1"/>
                     </pic:cNvPicPr>
                   </pic:nvPicPr>
                   <pic:blipFill>
-                    <a:blip r:embed="rId317"/>
+                    <a:blip r:embed="rId320"/>
                     <a:stretch>
                       <a:fillRect/>
                     </a:stretch>
@@ -23418,7 +23452,7 @@
         <w:t xml:space="preserve">Figure 1: Example of polarimetric decomposition generated from ARD covariance format. a) Shaded DEM of the area; b) RADARSAT-2 HH intensity; c) Yamaguchi decomposition colour composite (Red: even bounce, Green: random, Blue: odd bounce); d) Same as c) with terrain flattening option. Generated from Radarsat-2 FQ18W acquired over Murcia, Spain on 18 June 2014 - ©MDA 2014</w:t>
       </w:r>
     </w:p>
-    <w:bookmarkEnd w:id="320"/>
+    <w:bookmarkEnd w:id="323"/>
     <w:p>
       <w:pPr>
         <w:pStyle w:val="Textkrper"/>
@@ -23486,7 +23520,7 @@
         <w:t xml:space="preserve">b growth of vegetation modifies the radar signal with interacting media function of the vegetation density and geometry which increase the amount of even bounce (red channel) and random scattering.</w:t>
       </w:r>
     </w:p>
-    <w:bookmarkStart w:id="324" w:name="fig:sar-pol-examples-fig2"/>
+    <w:bookmarkStart w:id="327" w:name="fig:sar-pol-examples-fig2"/>
     <w:p>
       <w:pPr>
         <w:pStyle w:val="CaptionedFigure"/>
@@ -23496,18 +23530,18 @@
           <wp:inline>
             <wp:extent cx="5727700" cy="2887518"/>
             <wp:effectExtent b="0" l="0" r="0" t="0"/>
-            <wp:docPr descr="Figure 2: m-chi decomposition colour composite of simulated compact polarimetry from Radarsat-2 over an agriculture area. RGB representation: Red: even bounce, Green: random, Blue: odd bounce. a) 3 May 2012; and b) 18 June 2012. Generated from Radarsat-2 FQ6W acquired over SMAPVEX12 campaign Manitoba, Canada on 3 May and 20 June 2012 - ©MDA 2012" title="" id="322" name="Picture"/>
+            <wp:docPr descr="Figure 2: m-chi decomposition colour composite of simulated compact polarimetry from Radarsat-2 over an agriculture area. RGB representation: Red: even bounce, Green: random, Blue: odd bounce. a) 3 May 2012; and b) 18 June 2012. Generated from Radarsat-2 FQ6W acquired over SMAPVEX12 campaign Manitoba, Canada on 3 May and 20 June 2012 - ©MDA 2012" title="" id="325" name="Picture"/>
             <a:graphic>
               <a:graphicData uri="http://schemas.openxmlformats.org/drawingml/2006/picture">
                 <pic:pic>
                   <pic:nvPicPr>
-                    <pic:cNvPr descr="assets/sar-pol-examples/m-chi-decomposition.jpeg" id="323" name="Picture"/>
+                    <pic:cNvPr descr="assets/sar-pol-examples/m-chi-decomposition.jpeg" id="326" name="Picture"/>
                     <pic:cNvPicPr>
                       <a:picLocks noChangeArrowheads="1" noChangeAspect="1"/>
                     </pic:cNvPicPr>
                   </pic:nvPicPr>
                   <pic:blipFill>
-                    <a:blip r:embed="rId321"/>
+                    <a:blip r:embed="rId324"/>
                     <a:stretch>
                       <a:fillRect/>
                     </a:stretch>
@@ -23542,16 +23576,16 @@
         <w:t xml:space="preserve">Figure 2: m-chi decomposition colour composite of simulated compact polarimetry from Radarsat-2 over an agriculture area. RGB representation: Red: even bounce, Green: random, Blue: odd bounce. a) 3 May 2012; and b) 18 June 2012. Generated from Radarsat-2 FQ6W acquired over SMAPVEX12 campaign Manitoba, Canada on 3 May and 20 June 2012 - ©MDA 2012</w:t>
       </w:r>
     </w:p>
-    <w:bookmarkEnd w:id="324"/>
-    <w:bookmarkEnd w:id="325"/>
-    <w:bookmarkEnd w:id="326"/>
     <w:bookmarkEnd w:id="327"/>
+    <w:bookmarkEnd w:id="328"/>
+    <w:bookmarkEnd w:id="329"/>
+    <w:bookmarkEnd w:id="330"/>
     <w:sectPr>
-      <w:headerReference r:id="rId11" w:type="even"/>
+      <w:headerReference r:id="rId9" w:type="even"/>
       <w:headerReference r:id="rId10" w:type="default"/>
-      <w:footerReference r:id="rId13" w:type="even"/>
+      <w:footerReference r:id="rId11" w:type="even"/>
       <w:footerReference r:id="rId12" w:type="default"/>
-      <w:headerReference r:id="rId9" w:type="first"/>
+      <w:headerReference r:id="rId13" w:type="first"/>
       <w:footerReference r:id="rId14" w:type="first"/>
       <w:pgSz w:code="9" w:h="16838" w:w="11906"/>
       <w:pgMar w:bottom="1080" w:footer="567" w:gutter="0" w:header="567" w:left="1440" w:right="1440" w:top="1080"/>
@@ -23612,7 +23646,7 @@
       </w:r>
     </w:p>
   </w:footnote>
-  <w:footnote w:id="76">
+  <w:footnote w:id="79">
     <w:p>
       <w:pPr>
         <w:pStyle w:val="Funotentext"/>
@@ -23627,19 +23661,7 @@
         <w:t xml:space="preserve"> </w:t>
       </w:r>
       <w:r>
-        <w:t xml:space="preserve">For data crossing the North or South Pole, it is recommended to produce two distinct products and to use the appropriate</w:t>
-      </w:r>
-      <w:r>
-        <w:t xml:space="preserve"> </w:t>
-      </w:r>
-      <w:r>
-        <w:t xml:space="preserve">“Pass direction”</w:t>
-      </w:r>
-      <w:r>
-        <w:t xml:space="preserve"> </w:t>
-      </w:r>
-      <w:r>
-        <w:t xml:space="preserve">in each.</w:t>
+        <w:t xml:space="preserve">For data crossing the North or South Pole, it is recommended to produce two distinct products and to use the appropriate “Pass direction” in each.</w:t>
       </w:r>
     </w:p>
   </w:footnote>
